--- a/06-学生侧材料/讲义/学生专用版/5-无机化学/氧族与氮族元素-超级充实版（学生专用版）.docx
+++ b/06-学生侧材料/讲义/学生专用版/5-无机化学/氧族与氮族元素-超级充实版（学生专用版）.docx
@@ -2,1650 +2,7 @@
 <file path=word/document.xml><?xml version="1.0" encoding="utf-8"?>
 <w:document xmlns:w="http://schemas.openxmlformats.org/wordprocessingml/2006/main" xmlns:m="http://schemas.openxmlformats.org/officeDocument/2006/math" xmlns:r="http://schemas.openxmlformats.org/officeDocument/2006/relationships" xmlns:o="urn:schemas-microsoft-com:office:office" xmlns:v="urn:schemas-microsoft-com:vml" xmlns:w10="urn:schemas-microsoft-com:office:word" xmlns:a="http://schemas.openxmlformats.org/drawingml/2006/main" xmlns:pic="http://schemas.openxmlformats.org/drawingml/2006/picture" xmlns:wp="http://schemas.openxmlformats.org/drawingml/2006/wordprocessingDrawing">
   <w:body>
-    <w:bookmarkStart w:id="94" w:name="氧族与氮族元素-超级充实版自学完整"/>
-    <w:p>
-      <w:pPr>
-        <w:pStyle w:val="Heading1"/>
-        <w:spacing w:before="280" w:after="120"/>
-        <w:jc w:val="center"/>
-      </w:pPr>
-      <w:r>
-        <w:rPr>
-          <w:rFonts w:hint="eastAsia" w:ascii="Times New Roman" w:hAnsi="Times New Roman" w:eastAsia="SimHei" w:cs="Times New Roman"/>
-        </w:rPr>
-        <w:t>氧族与氮族元素</w:t>
-      </w:r>
-      <w:r>
-        <w:rPr>
-          <w:rFonts w:hint="eastAsia" w:ascii="Times New Roman" w:hAnsi="Times New Roman" w:eastAsia="Times New Roman" w:cs="Times New Roman"/>
-        </w:rPr>
-        <w:t>-</w:t>
-      </w:r>
-      <w:r>
-        <w:rPr>
-          <w:rFonts w:hint="eastAsia" w:ascii="Times New Roman" w:hAnsi="Times New Roman" w:eastAsia="SimHei" w:cs="Times New Roman"/>
-        </w:rPr>
-        <w:t>超级充实版</w:t>
-      </w:r>
-      <w:r>
-        <w:rPr>
-          <w:rFonts w:hint="eastAsia" w:ascii="Times New Roman" w:hAnsi="Times New Roman" w:eastAsia="Times New Roman" w:cs="Times New Roman"/>
-        </w:rPr>
-        <w:t>（</w:t>
-      </w:r>
-      <w:r>
-        <w:rPr>
-          <w:rFonts w:hint="eastAsia" w:ascii="Times New Roman" w:hAnsi="Times New Roman" w:eastAsia="SimHei" w:cs="Times New Roman"/>
-        </w:rPr>
-        <w:t>自学完整</w:t>
-      </w:r>
-      <w:r>
-        <w:rPr>
-          <w:rFonts w:hint="eastAsia" w:ascii="Times New Roman" w:hAnsi="Times New Roman" w:eastAsia="Times New Roman" w:cs="Times New Roman"/>
-        </w:rPr>
-        <w:t>）</w:t>
-      </w:r>
-    </w:p>
-    <w:bookmarkStart w:id="9" w:name="学习目标与考纲锚点"/>
-    <w:p>
-      <w:pPr>
-        <w:pStyle w:val="Heading2"/>
-        <w:spacing w:before="280" w:after="120"/>
-      </w:pPr>
-      <w:r>
-        <w:rPr>
-          <w:rFonts w:hint="eastAsia" w:ascii="Times New Roman" w:hAnsi="Times New Roman" w:eastAsia="SimHei" w:cs="Times New Roman"/>
-        </w:rPr>
-        <w:t xml:space="preserve">学习目标与考纲锚点</w:t>
-      </w:r>
-    </w:p>
-    <w:p>
-      <w:pPr>
-        <w:pStyle w:val="BlockText"/>
-        <w:spacing w:after="80"/>
-        <w:ind w:firstLine="420"/>
-      </w:pPr>
-      <w:r>
-        <w:rPr>
-          <w:rFonts w:hint="eastAsia" w:ascii="Times New Roman" w:hAnsi="Times New Roman" w:eastAsia="FangSong" w:cs="Times New Roman"/>
-        </w:rPr>
-        <w:t>对齐考纲</w:t>
-      </w:r>
-      <w:r>
-        <w:rPr>
-          <w:rFonts w:hint="eastAsia" w:ascii="Times New Roman" w:hAnsi="Times New Roman" w:eastAsia="Times New Roman" w:cs="Times New Roman"/>
-        </w:rPr>
-        <w:t>：§13</w:t>
-      </w:r>
-      <w:r>
-        <w:rPr>
-          <w:rFonts w:ascii="Times New Roman" w:hAnsi="Times New Roman" w:eastAsia="Times New Roman" w:cs="Times New Roman"/>
-        </w:rPr>
-        <w:t xml:space="preserve"> </w:t>
-      </w:r>
-      <w:r>
-        <w:rPr>
-          <w:rFonts w:hint="eastAsia" w:ascii="Times New Roman" w:hAnsi="Times New Roman" w:eastAsia="FangSong" w:cs="Times New Roman"/>
-        </w:rPr>
-        <w:t xml:space="preserve">元素化学</w:t>
-      </w:r>
-      <w:r>
-        <w:rPr>
-          <w:rFonts w:ascii="Times New Roman" w:hAnsi="Times New Roman" w:eastAsia="Times New Roman" w:cs="Times New Roman"/>
-        </w:rPr>
-        <w:t xml:space="preserve"> · §04 </w:t>
-      </w:r>
-      <w:r>
-        <w:rPr>
-          <w:rFonts w:hint="eastAsia" w:ascii="Times New Roman" w:hAnsi="Times New Roman" w:eastAsia="FangSong" w:cs="Times New Roman"/>
-        </w:rPr>
-        <w:t xml:space="preserve">元素周期律和元素周期表</w:t>
-      </w:r>
-    </w:p>
-    <w:tbl>
-      <w:tblPr>
-        <w:tblStyle w:val="Table"/>
-        <w:tblW w:type="pct" w:w="5000"/>
-        <w:tblLayout w:type="fixed"/>
-        <w:tblLook w:firstRow="1" w:lastRow="0" w:firstColumn="0" w:lastColumn="0" w:noHBand="0" w:noVBand="0" w:val="0020"/>
-        <w:jc w:val="center"/>
-        <w:tblBorders>
-          <w:top w:val="single" w:sz="12" w:space="0" w:color="333333"/>
-          <w:bottom w:val="single" w:sz="12" w:space="0" w:color="333333"/>
-          <w:left w:val="none"/>
-          <w:right w:val="none"/>
-          <w:insideH w:val="none"/>
-          <w:insideV w:val="none"/>
-        </w:tblBorders>
-      </w:tblPr>
-      <w:tblGrid>
-        <w:gridCol w:w="2640"/>
-        <w:gridCol w:w="2640"/>
-        <w:gridCol w:w="2640"/>
-      </w:tblGrid>
-      <w:tr>
-        <w:trPr>
-          <w:tblHeader w:val="on"/>
-        </w:trPr>
-        <w:tc>
-          <w:tcPr>
-            <w:tcBorders>
-              <w:bottom w:val="single" w:sz="6" w:space="0" w:color="333333"/>
-            </w:tcBorders>
-          </w:tcPr>
-          <w:p>
-            <w:pPr>
-              <w:pStyle w:val="Compact"/>
-              <w:jc w:val="center"/>
-            </w:pPr>
-            <w:r>
-              <w:rPr>
-                <w:rFonts w:hint="eastAsia" w:ascii="Times New Roman" w:hAnsi="Times New Roman" w:eastAsia="SimHei" w:cs="Times New Roman"/>
-                <w:b/>
-              </w:rPr>
-              <w:t xml:space="preserve">考纲锚点</w:t>
-            </w:r>
-          </w:p>
-        </w:tc>
-        <w:tc>
-          <w:tcPr>
-            <w:tcBorders>
-              <w:bottom w:val="single" w:sz="6" w:space="0" w:color="333333"/>
-            </w:tcBorders>
-          </w:tcPr>
-          <w:p>
-            <w:pPr>
-              <w:pStyle w:val="Compact"/>
-              <w:jc w:val="center"/>
-            </w:pPr>
-            <w:r>
-              <w:rPr>
-                <w:rFonts w:hint="eastAsia" w:ascii="Times New Roman" w:hAnsi="Times New Roman" w:eastAsia="SimHei" w:cs="Times New Roman"/>
-                <w:b/>
-              </w:rPr>
-              <w:t xml:space="preserve">核心认知维度</w:t>
-            </w:r>
-          </w:p>
-        </w:tc>
-        <w:tc>
-          <w:tcPr>
-            <w:tcBorders>
-              <w:bottom w:val="single" w:sz="6" w:space="0" w:color="333333"/>
-            </w:tcBorders>
-          </w:tcPr>
-          <w:p>
-            <w:pPr>
-              <w:pStyle w:val="Compact"/>
-              <w:jc w:val="center"/>
-            </w:pPr>
-            <w:r>
-              <w:rPr>
-                <w:rFonts w:hint="eastAsia" w:ascii="Times New Roman" w:hAnsi="Times New Roman" w:eastAsia="SimHei" w:cs="Times New Roman"/>
-                <w:b/>
-              </w:rPr>
-              <w:t xml:space="preserve">竞赛考核能级要求</w:t>
-            </w:r>
-          </w:p>
-        </w:tc>
-      </w:tr>
-      <w:tr>
-        <w:tc>
-          <w:tcPr/>
-          <w:p>
-            <w:pPr>
-              <w:pStyle w:val="Compact"/>
-              <w:jc w:val="center"/>
-            </w:pPr>
-            <w:r>
-              <w:rPr>
-                <w:rFonts w:ascii="Times New Roman" w:hAnsi="Times New Roman" w:eastAsia="Times New Roman" w:cs="Times New Roman"/>
-              </w:rPr>
-              <w:t xml:space="preserve">§13 </w:t>
-            </w:r>
-            <w:r>
-              <w:rPr>
-                <w:rFonts w:hint="eastAsia" w:ascii="Times New Roman" w:hAnsi="Times New Roman" w:eastAsia="FangSong" w:cs="Times New Roman"/>
-              </w:rPr>
-              <w:t xml:space="preserve">元素化学</w:t>
-            </w:r>
-            <w:r>
-              <w:rPr>
-                <w:rFonts w:ascii="Times New Roman" w:hAnsi="Times New Roman" w:eastAsia="Times New Roman" w:cs="Times New Roman"/>
-              </w:rPr>
-              <w:t xml:space="preserve"> · </w:t>
-            </w:r>
-            <w:r>
-              <w:rPr>
-                <w:rFonts w:hint="eastAsia" w:ascii="Times New Roman" w:hAnsi="Times New Roman" w:eastAsia="FangSong" w:cs="Times New Roman"/>
-              </w:rPr>
-              <w:t xml:space="preserve">氧族单质与微观成键</w:t>
-            </w:r>
-          </w:p>
-        </w:tc>
-        <w:tc>
-          <w:tcPr/>
-          <w:p>
-            <w:pPr>
-              <w:pStyle w:val="Compact"/>
-              <w:jc w:val="center"/>
-            </w:pPr>
-            <w:r>
-              <w:rPr>
-                <w:rFonts w:hint="eastAsia" w:ascii="Times New Roman" w:hAnsi="Times New Roman" w:eastAsia="FangSong" w:cs="Times New Roman"/>
-              </w:rPr>
-              <w:t>分子轨道能级</w:t>
-            </w:r>
-            <w:r>
-              <w:rPr>
-                <w:rFonts w:hint="eastAsia" w:ascii="Times New Roman" w:hAnsi="Times New Roman" w:eastAsia="Times New Roman" w:cs="Times New Roman"/>
-              </w:rPr>
-              <w:t>、</w:t>
-            </w:r>
-            <w:r>
-              <w:rPr>
-                <w:rFonts w:hint="eastAsia" w:ascii="Times New Roman" w:hAnsi="Times New Roman" w:eastAsia="FangSong" w:cs="Times New Roman"/>
-              </w:rPr>
-              <w:t>顺磁性</w:t>
-            </w:r>
-            <w:r>
-              <w:rPr>
-                <w:rFonts w:hint="eastAsia" w:ascii="Times New Roman" w:hAnsi="Times New Roman" w:eastAsia="Times New Roman" w:cs="Times New Roman"/>
-              </w:rPr>
-              <w:t>、</w:t>
-            </w:r>
-            <w:r>
-              <w:rPr>
-                <w:rFonts w:hint="eastAsia" w:ascii="Times New Roman" w:hAnsi="Times New Roman" w:eastAsia="FangSong" w:cs="Times New Roman"/>
-              </w:rPr>
-              <w:t>离域</w:t>
-            </w:r>
-            <w:r>
-              <w:rPr>
-                <w:rFonts w:ascii="Times New Roman" w:hAnsi="Times New Roman" w:eastAsia="Times New Roman" w:cs="Times New Roman"/>
-              </w:rPr>
-              <w:t xml:space="preserve"> </w:t>
-            </w:r>
-            <m:oMath>
-              <m:r>
-                <m:t>π</m:t>
-              </m:r>
-            </m:oMath>
-            <w:r>
-              <w:rPr>
-                <w:rFonts w:ascii="Times New Roman" w:hAnsi="Times New Roman" w:eastAsia="Times New Roman" w:cs="Times New Roman"/>
-              </w:rPr>
-              <w:t xml:space="preserve"> </w:t>
-            </w:r>
-            <w:r>
-              <w:rPr>
-                <w:rFonts w:hint="eastAsia" w:ascii="Times New Roman" w:hAnsi="Times New Roman" w:eastAsia="FangSong" w:cs="Times New Roman"/>
-              </w:rPr>
-              <w:t xml:space="preserve">键与同素异形体</w:t>
-            </w:r>
-          </w:p>
-        </w:tc>
-        <w:tc>
-          <w:tcPr/>
-          <w:p>
-            <w:pPr>
-              <w:pStyle w:val="Compact"/>
-              <w:jc w:val="center"/>
-            </w:pPr>
-            <w:r>
-              <w:rPr>
-                <w:rFonts w:hint="eastAsia" w:ascii="Times New Roman" w:hAnsi="Times New Roman" w:eastAsia="FangSong" w:cs="Times New Roman"/>
-              </w:rPr>
-              <w:t>掌握基态三线态氧与激发态单线态氧电子排布</w:t>
-            </w:r>
-            <w:r>
-              <w:rPr>
-                <w:rFonts w:hint="eastAsia" w:ascii="Times New Roman" w:hAnsi="Times New Roman" w:eastAsia="Times New Roman" w:cs="Times New Roman"/>
-              </w:rPr>
-              <w:t>、</w:t>
-            </w:r>
-            <w:r>
-              <w:rPr>
-                <w:rFonts w:hint="eastAsia" w:ascii="Times New Roman" w:hAnsi="Times New Roman" w:eastAsia="FangSong" w:cs="Times New Roman"/>
-              </w:rPr>
-              <w:t>臭氧</w:t>
-            </w:r>
-            <w:r>
-              <w:rPr>
-                <w:rFonts w:ascii="Times New Roman" w:hAnsi="Times New Roman" w:eastAsia="Times New Roman" w:cs="Times New Roman"/>
-              </w:rPr>
-              <w:t xml:space="preserve"> </w:t>
-            </w:r>
-            <m:oMath>
-              <m:sSubSup>
-                <m:e>
-                  <m:r>
-                    <m:rPr>
-                      <m:sty m:val="p"/>
-                    </m:rPr>
-                    <m:t>Π</m:t>
-                  </m:r>
-                </m:e>
-                <m:sub>
-                  <m:r>
-                    <m:t>3</m:t>
-                  </m:r>
-                </m:sub>
-                <m:sup>
-                  <m:r>
-                    <m:t>4</m:t>
-                  </m:r>
-                </m:sup>
-              </m:sSubSup>
-            </m:oMath>
-            <w:r>
-              <w:rPr>
-                <w:rFonts w:ascii="Times New Roman" w:hAnsi="Times New Roman" w:eastAsia="Times New Roman" w:cs="Times New Roman"/>
-              </w:rPr>
-              <w:t xml:space="preserve"> </w:t>
-            </w:r>
-            <w:r>
-              <w:rPr>
-                <w:rFonts w:hint="eastAsia" w:ascii="Times New Roman" w:hAnsi="Times New Roman" w:eastAsia="FangSong" w:cs="Times New Roman"/>
-              </w:rPr>
-              <w:t>离域键构型</w:t>
-            </w:r>
-            <w:r>
-              <w:rPr>
-                <w:rFonts w:hint="eastAsia" w:ascii="Times New Roman" w:hAnsi="Times New Roman" w:eastAsia="Times New Roman" w:cs="Times New Roman"/>
-              </w:rPr>
-              <w:t>、</w:t>
-            </w:r>
-            <m:oMath>
-              <m:sSub>
-                <m:e>
-                  <m:r>
-                    <m:rPr>
-                      <m:sty m:val="p"/>
-                    </m:rPr>
-                    <m:t>S</m:t>
-                  </m:r>
-                </m:e>
-                <m:sub>
-                  <m:r>
-                    <m:rPr>
-                      <m:sty m:val="p"/>
-                    </m:rPr>
-                    <m:t>8</m:t>
-                  </m:r>
-                </m:sub>
-              </m:sSub>
-            </m:oMath>
-            <w:r>
-              <w:rPr>
-                <w:rFonts w:ascii="Times New Roman" w:hAnsi="Times New Roman" w:eastAsia="Times New Roman" w:cs="Times New Roman"/>
-              </w:rPr>
-              <w:t xml:space="preserve"> </w:t>
-            </w:r>
-            <w:r>
-              <w:rPr>
-                <w:rFonts w:hint="eastAsia" w:ascii="Times New Roman" w:hAnsi="Times New Roman" w:eastAsia="FangSong" w:cs="Times New Roman"/>
-              </w:rPr>
-              <w:t xml:space="preserve">皇冠构型与黏度反常相变机理</w:t>
-            </w:r>
-          </w:p>
-        </w:tc>
-      </w:tr>
-      <w:tr>
-        <w:tc>
-          <w:tcPr/>
-          <w:p>
-            <w:pPr>
-              <w:pStyle w:val="Compact"/>
-              <w:jc w:val="center"/>
-            </w:pPr>
-            <w:r>
-              <w:rPr>
-                <w:rFonts w:ascii="Times New Roman" w:hAnsi="Times New Roman" w:eastAsia="Times New Roman" w:cs="Times New Roman"/>
-              </w:rPr>
-              <w:t xml:space="preserve">§13 </w:t>
-            </w:r>
-            <w:r>
-              <w:rPr>
-                <w:rFonts w:hint="eastAsia" w:ascii="Times New Roman" w:hAnsi="Times New Roman" w:eastAsia="FangSong" w:cs="Times New Roman"/>
-              </w:rPr>
-              <w:t xml:space="preserve">元素化学</w:t>
-            </w:r>
-            <w:r>
-              <w:rPr>
-                <w:rFonts w:ascii="Times New Roman" w:hAnsi="Times New Roman" w:eastAsia="Times New Roman" w:cs="Times New Roman"/>
-              </w:rPr>
-              <w:t xml:space="preserve"> · </w:t>
-            </w:r>
-            <w:r>
-              <w:rPr>
-                <w:rFonts w:hint="eastAsia" w:ascii="Times New Roman" w:hAnsi="Times New Roman" w:eastAsia="FangSong" w:cs="Times New Roman"/>
-              </w:rPr>
-              <w:t xml:space="preserve">硫含氧化合物与过氧酸</w:t>
-            </w:r>
-          </w:p>
-        </w:tc>
-        <w:tc>
-          <w:tcPr/>
-          <w:p>
-            <w:pPr>
-              <w:pStyle w:val="Compact"/>
-              <w:jc w:val="center"/>
-            </w:pPr>
-            <w:r>
-              <w:rPr>
-                <w:rFonts w:hint="eastAsia" w:ascii="Times New Roman" w:hAnsi="Times New Roman" w:eastAsia="FangSong" w:cs="Times New Roman"/>
-              </w:rPr>
-              <w:t>多硫化物</w:t>
-            </w:r>
-            <w:r>
-              <w:rPr>
-                <w:rFonts w:hint="eastAsia" w:ascii="Times New Roman" w:hAnsi="Times New Roman" w:eastAsia="Times New Roman" w:cs="Times New Roman"/>
-              </w:rPr>
-              <w:t>、</w:t>
-            </w:r>
-            <w:r>
-              <w:rPr>
-                <w:rFonts w:hint="eastAsia" w:ascii="Times New Roman" w:hAnsi="Times New Roman" w:eastAsia="FangSong" w:cs="Times New Roman"/>
-              </w:rPr>
-              <w:t>焦亚硫酸根</w:t>
-            </w:r>
-            <w:r>
-              <w:rPr>
-                <w:rFonts w:hint="eastAsia" w:ascii="Times New Roman" w:hAnsi="Times New Roman" w:eastAsia="Times New Roman" w:cs="Times New Roman"/>
-              </w:rPr>
-              <w:t>、</w:t>
-            </w:r>
-            <w:r>
-              <w:rPr>
-                <w:rFonts w:hint="eastAsia" w:ascii="Times New Roman" w:hAnsi="Times New Roman" w:eastAsia="FangSong" w:cs="Times New Roman"/>
-              </w:rPr>
-              <w:t>连二亚硫酸根与过硫酸结构</w:t>
-            </w:r>
-          </w:p>
-        </w:tc>
-        <w:tc>
-          <w:tcPr/>
-          <w:p>
-            <w:pPr>
-              <w:pStyle w:val="Compact"/>
-              <w:jc w:val="center"/>
-            </w:pPr>
-            <w:r>
-              <w:rPr>
-                <w:rFonts w:hint="eastAsia" w:ascii="Times New Roman" w:hAnsi="Times New Roman" w:eastAsia="FangSong" w:cs="Times New Roman"/>
-              </w:rPr>
-              <w:t>熟练书写硫代硫酸盐歧化与配合</w:t>
-            </w:r>
-            <w:r>
-              <w:rPr>
-                <w:rFonts w:hint="eastAsia" w:ascii="Times New Roman" w:hAnsi="Times New Roman" w:eastAsia="Times New Roman" w:cs="Times New Roman"/>
-              </w:rPr>
-              <w:t>、</w:t>
-            </w:r>
-            <w:r>
-              <w:rPr>
-                <w:rFonts w:hint="eastAsia" w:ascii="Times New Roman" w:hAnsi="Times New Roman" w:eastAsia="FangSong" w:cs="Times New Roman"/>
-              </w:rPr>
-              <w:t>焦亚硫酸盐不对称结构</w:t>
-            </w:r>
-            <w:r>
-              <w:rPr>
-                <w:rFonts w:hint="eastAsia" w:ascii="Times New Roman" w:hAnsi="Times New Roman" w:eastAsia="Times New Roman" w:cs="Times New Roman"/>
-              </w:rPr>
-              <w:t>、</w:t>
-            </w:r>
-            <w:r>
-              <w:rPr>
-                <w:rFonts w:hint="eastAsia" w:ascii="Times New Roman" w:hAnsi="Times New Roman" w:eastAsia="FangSong" w:cs="Times New Roman"/>
-              </w:rPr>
-              <w:t>连二亚硫酸盐长</w:t>
-            </w:r>
-            <w:r>
-              <w:rPr>
-                <w:rFonts w:ascii="Times New Roman" w:hAnsi="Times New Roman" w:eastAsia="Times New Roman" w:cs="Times New Roman"/>
-              </w:rPr>
-              <w:t xml:space="preserve"> </w:t>
-            </w:r>
-            <m:oMath>
-              <m:r>
-                <m:rPr>
-                  <m:sty m:val="p"/>
-                </m:rPr>
-                <m:t>S</m:t>
-              </m:r>
-              <m:r>
-                <m:rPr>
-                  <m:sty m:val="p"/>
-                </m:rPr>
-                <m:t>−</m:t>
-              </m:r>
-              <m:r>
-                <m:rPr>
-                  <m:sty m:val="p"/>
-                </m:rPr>
-                <m:t>S</m:t>
-              </m:r>
-            </m:oMath>
-            <w:r>
-              <w:rPr>
-                <w:rFonts w:ascii="Times New Roman" w:hAnsi="Times New Roman" w:eastAsia="Times New Roman" w:cs="Times New Roman"/>
-              </w:rPr>
-              <w:t xml:space="preserve"> </w:t>
-            </w:r>
-            <w:r>
-              <w:rPr>
-                <w:rFonts w:hint="eastAsia" w:ascii="Times New Roman" w:hAnsi="Times New Roman" w:eastAsia="FangSong" w:cs="Times New Roman"/>
-              </w:rPr>
-              <w:t xml:space="preserve">键强还原性及</w:t>
-            </w:r>
-            <w:r>
-              <w:rPr>
-                <w:rFonts w:ascii="Times New Roman" w:hAnsi="Times New Roman" w:eastAsia="Times New Roman" w:cs="Times New Roman"/>
-              </w:rPr>
-              <w:t xml:space="preserve"> Marshall </w:t>
-            </w:r>
-            <w:r>
-              <w:rPr>
-                <w:rFonts w:hint="eastAsia" w:ascii="Times New Roman" w:hAnsi="Times New Roman" w:eastAsia="FangSong" w:cs="Times New Roman"/>
-              </w:rPr>
-              <w:t xml:space="preserve">酸过氧键反应</w:t>
-            </w:r>
-          </w:p>
-        </w:tc>
-      </w:tr>
-      <w:tr>
-        <w:tc>
-          <w:tcPr/>
-          <w:p>
-            <w:pPr>
-              <w:pStyle w:val="Compact"/>
-              <w:jc w:val="center"/>
-            </w:pPr>
-            <w:r>
-              <w:rPr>
-                <w:rFonts w:ascii="Times New Roman" w:hAnsi="Times New Roman" w:eastAsia="Times New Roman" w:cs="Times New Roman"/>
-              </w:rPr>
-              <w:t xml:space="preserve">§13 </w:t>
-            </w:r>
-            <w:r>
-              <w:rPr>
-                <w:rFonts w:hint="eastAsia" w:ascii="Times New Roman" w:hAnsi="Times New Roman" w:eastAsia="FangSong" w:cs="Times New Roman"/>
-              </w:rPr>
-              <w:t xml:space="preserve">元素化学</w:t>
-            </w:r>
-            <w:r>
-              <w:rPr>
-                <w:rFonts w:ascii="Times New Roman" w:hAnsi="Times New Roman" w:eastAsia="Times New Roman" w:cs="Times New Roman"/>
-              </w:rPr>
-              <w:t xml:space="preserve"> · </w:t>
-            </w:r>
-            <w:r>
-              <w:rPr>
-                <w:rFonts w:hint="eastAsia" w:ascii="Times New Roman" w:hAnsi="Times New Roman" w:eastAsia="FangSong" w:cs="Times New Roman"/>
-              </w:rPr>
-              <w:t xml:space="preserve">氮单质三键与多氮氢化物</w:t>
-            </w:r>
-          </w:p>
-        </w:tc>
-        <w:tc>
-          <w:tcPr/>
-          <w:p>
-            <w:pPr>
-              <w:pStyle w:val="Compact"/>
-              <w:jc w:val="center"/>
-            </w:pPr>
-            <m:oMath>
-              <m:sSub>
-                <m:e>
-                  <m:r>
-                    <m:rPr>
-                      <m:sty m:val="p"/>
-                    </m:rPr>
-                    <m:t>N</m:t>
-                  </m:r>
-                </m:e>
-                <m:sub>
-                  <m:r>
-                    <m:rPr>
-                      <m:sty m:val="p"/>
-                    </m:rPr>
-                    <m:t>2</m:t>
-                  </m:r>
-                </m:sub>
-              </m:sSub>
-            </m:oMath>
-            <w:r>
-              <w:rPr>
-                <w:rFonts w:ascii="Times New Roman" w:hAnsi="Times New Roman" w:eastAsia="Times New Roman" w:cs="Times New Roman"/>
-              </w:rPr>
-              <w:t xml:space="preserve"> </w:t>
-            </w:r>
-            <w:r>
-              <w:rPr>
-                <w:rFonts w:hint="eastAsia" w:ascii="Times New Roman" w:hAnsi="Times New Roman" w:eastAsia="FangSong" w:cs="Times New Roman"/>
-              </w:rPr>
-              <w:t>轨道特征</w:t>
-            </w:r>
-            <w:r>
-              <w:rPr>
-                <w:rFonts w:hint="eastAsia" w:ascii="Times New Roman" w:hAnsi="Times New Roman" w:eastAsia="Times New Roman" w:cs="Times New Roman"/>
-              </w:rPr>
-              <w:t>、</w:t>
-            </w:r>
-            <w:r>
-              <w:rPr>
-                <w:rFonts w:hint="eastAsia" w:ascii="Times New Roman" w:hAnsi="Times New Roman" w:eastAsia="FangSong" w:cs="Times New Roman"/>
-              </w:rPr>
-              <w:t>二氮配合物端基活化与肼</w:t>
-            </w:r>
-            <w:r>
-              <w:rPr>
-                <w:rFonts w:hint="eastAsia" w:ascii="Times New Roman" w:hAnsi="Times New Roman" w:eastAsia="Times New Roman" w:cs="Times New Roman"/>
-              </w:rPr>
-              <w:t>、</w:t>
-            </w:r>
-            <w:r>
-              <w:rPr>
-                <w:rFonts w:hint="eastAsia" w:ascii="Times New Roman" w:hAnsi="Times New Roman" w:eastAsia="FangSong" w:cs="Times New Roman"/>
-              </w:rPr>
-              <w:t>叠氮酸</w:t>
-            </w:r>
-          </w:p>
-        </w:tc>
-        <w:tc>
-          <w:tcPr/>
-          <w:p>
-            <w:pPr>
-              <w:pStyle w:val="Compact"/>
-              <w:jc w:val="center"/>
-            </w:pPr>
-            <w:r>
-              <w:rPr>
-                <w:rFonts w:hint="eastAsia" w:ascii="Times New Roman" w:hAnsi="Times New Roman" w:eastAsia="FangSong" w:cs="Times New Roman"/>
-              </w:rPr>
-              <w:t xml:space="preserve">掌握</w:t>
-            </w:r>
-            <w:r>
-              <w:rPr>
-                <w:rFonts w:ascii="Times New Roman" w:hAnsi="Times New Roman" w:eastAsia="Times New Roman" w:cs="Times New Roman"/>
-              </w:rPr>
-              <w:t xml:space="preserve"> </w:t>
-            </w:r>
-            <m:oMath>
-              <m:sSub>
-                <m:e>
-                  <m:r>
-                    <m:rPr>
-                      <m:sty m:val="p"/>
-                    </m:rPr>
-                    <m:t>N</m:t>
-                  </m:r>
-                </m:e>
-                <m:sub>
-                  <m:r>
-                    <m:rPr>
-                      <m:sty m:val="p"/>
-                    </m:rPr>
-                    <m:t>2</m:t>
-                  </m:r>
-                </m:sub>
-              </m:sSub>
-            </m:oMath>
-            <w:r>
-              <w:rPr>
-                <w:rFonts w:ascii="Times New Roman" w:hAnsi="Times New Roman" w:eastAsia="Times New Roman" w:cs="Times New Roman"/>
-              </w:rPr>
-              <w:t xml:space="preserve"> </w:t>
-            </w:r>
-            <w:r>
-              <w:rPr>
-                <w:rFonts w:hint="eastAsia" w:ascii="Times New Roman" w:hAnsi="Times New Roman" w:eastAsia="FangSong" w:cs="Times New Roman"/>
-              </w:rPr>
-              <w:t>高键能与配合物端基</w:t>
-            </w:r>
-            <w:r>
-              <w:rPr>
-                <w:rFonts w:hint="eastAsia" w:ascii="Times New Roman" w:hAnsi="Times New Roman" w:eastAsia="Times New Roman" w:cs="Times New Roman"/>
-              </w:rPr>
-              <w:t>/</w:t>
-            </w:r>
-            <w:r>
-              <w:rPr>
-                <w:rFonts w:hint="eastAsia" w:ascii="Times New Roman" w:hAnsi="Times New Roman" w:eastAsia="FangSong" w:cs="Times New Roman"/>
-              </w:rPr>
-              <w:t>侧基成键机理</w:t>
-            </w:r>
-            <w:r>
-              <w:rPr>
-                <w:rFonts w:hint="eastAsia" w:ascii="Times New Roman" w:hAnsi="Times New Roman" w:eastAsia="Times New Roman" w:cs="Times New Roman"/>
-              </w:rPr>
-              <w:t>、</w:t>
-            </w:r>
-            <w:r>
-              <w:rPr>
-                <w:rFonts w:hint="eastAsia" w:ascii="Times New Roman" w:hAnsi="Times New Roman" w:eastAsia="FangSong" w:cs="Times New Roman"/>
-              </w:rPr>
-              <w:t>液氨溶剂化电子强还原性</w:t>
-            </w:r>
-            <w:r>
-              <w:rPr>
-                <w:rFonts w:hint="eastAsia" w:ascii="Times New Roman" w:hAnsi="Times New Roman" w:eastAsia="Times New Roman" w:cs="Times New Roman"/>
-              </w:rPr>
-              <w:t>、</w:t>
-            </w:r>
-            <w:r>
-              <w:rPr>
-                <w:rFonts w:hint="eastAsia" w:ascii="Times New Roman" w:hAnsi="Times New Roman" w:eastAsia="FangSong" w:cs="Times New Roman"/>
-              </w:rPr>
-              <w:t>联氨交叉构象与叠氮化物线形结构及热分解</w:t>
-            </w:r>
-          </w:p>
-        </w:tc>
-      </w:tr>
-      <w:tr>
-        <w:tc>
-          <w:tcPr/>
-          <w:p>
-            <w:pPr>
-              <w:pStyle w:val="Compact"/>
-              <w:jc w:val="center"/>
-            </w:pPr>
-            <w:r>
-              <w:rPr>
-                <w:rFonts w:ascii="Times New Roman" w:hAnsi="Times New Roman" w:eastAsia="Times New Roman" w:cs="Times New Roman"/>
-              </w:rPr>
-              <w:t xml:space="preserve">§13 </w:t>
-            </w:r>
-            <w:r>
-              <w:rPr>
-                <w:rFonts w:hint="eastAsia" w:ascii="Times New Roman" w:hAnsi="Times New Roman" w:eastAsia="FangSong" w:cs="Times New Roman"/>
-              </w:rPr>
-              <w:t xml:space="preserve">元素化学</w:t>
-            </w:r>
-            <w:r>
-              <w:rPr>
-                <w:rFonts w:ascii="Times New Roman" w:hAnsi="Times New Roman" w:eastAsia="Times New Roman" w:cs="Times New Roman"/>
-              </w:rPr>
-              <w:t xml:space="preserve"> · </w:t>
-            </w:r>
-            <w:r>
-              <w:rPr>
-                <w:rFonts w:hint="eastAsia" w:ascii="Times New Roman" w:hAnsi="Times New Roman" w:eastAsia="FangSong" w:cs="Times New Roman"/>
-              </w:rPr>
-              <w:t xml:space="preserve">氮氧化物与硝酸氧化还原</w:t>
-            </w:r>
-          </w:p>
-        </w:tc>
-        <w:tc>
-          <w:tcPr/>
-          <w:p>
-            <w:pPr>
-              <w:pStyle w:val="Compact"/>
-              <w:jc w:val="center"/>
-            </w:pPr>
-            <w:r>
-              <w:rPr>
-                <w:rFonts w:hint="eastAsia" w:ascii="Times New Roman" w:hAnsi="Times New Roman" w:eastAsia="FangSong" w:cs="Times New Roman"/>
-              </w:rPr>
-              <w:t>二聚热力学平衡</w:t>
-            </w:r>
-            <w:r>
-              <w:rPr>
-                <w:rFonts w:hint="eastAsia" w:ascii="Times New Roman" w:hAnsi="Times New Roman" w:eastAsia="Times New Roman" w:cs="Times New Roman"/>
-              </w:rPr>
-              <w:t>、</w:t>
-            </w:r>
-            <w:r>
-              <w:rPr>
-                <w:rFonts w:hint="eastAsia" w:ascii="Times New Roman" w:hAnsi="Times New Roman" w:eastAsia="FangSong" w:cs="Times New Roman"/>
-              </w:rPr>
-              <w:t>硝酸浓度滑尺与王水氧化热力学</w:t>
-            </w:r>
-          </w:p>
-        </w:tc>
-        <w:tc>
-          <w:tcPr/>
-          <w:p>
-            <w:pPr>
-              <w:pStyle w:val="Compact"/>
-              <w:jc w:val="center"/>
-            </w:pPr>
-            <w:r>
-              <w:rPr>
-                <w:rFonts w:hint="eastAsia" w:ascii="Times New Roman" w:hAnsi="Times New Roman" w:eastAsia="FangSong" w:cs="Times New Roman"/>
-              </w:rPr>
-              <w:t xml:space="preserve">掌握</w:t>
-            </w:r>
-            <w:r>
-              <w:rPr>
-                <w:rFonts w:ascii="Times New Roman" w:hAnsi="Times New Roman" w:eastAsia="Times New Roman" w:cs="Times New Roman"/>
-              </w:rPr>
-              <w:t xml:space="preserve"> </w:t>
-            </w:r>
-            <m:oMath>
-              <m:r>
-                <m:rPr>
-                  <m:sty m:val="p"/>
-                </m:rPr>
-                <m:t>N</m:t>
-              </m:r>
-              <m:sSub>
-                <m:e>
-                  <m:r>
-                    <m:rPr>
-                      <m:sty m:val="p"/>
-                    </m:rPr>
-                    <m:t>O</m:t>
-                  </m:r>
-                </m:e>
-                <m:sub>
-                  <m:r>
-                    <m:rPr>
-                      <m:sty m:val="p"/>
-                    </m:rPr>
-                    <m:t>2</m:t>
-                  </m:r>
-                </m:sub>
-              </m:sSub>
-              <m:r>
-                <m:rPr>
-                  <m:sty m:val="p"/>
-                </m:rPr>
-                <m:t>/</m:t>
-              </m:r>
-              <m:sSub>
-                <m:e>
-                  <m:r>
-                    <m:rPr>
-                      <m:sty m:val="p"/>
-                    </m:rPr>
-                    <m:t>N</m:t>
-                  </m:r>
-                </m:e>
-                <m:sub>
-                  <m:r>
-                    <m:rPr>
-                      <m:sty m:val="p"/>
-                    </m:rPr>
-                    <m:t>2</m:t>
-                  </m:r>
-                </m:sub>
-              </m:sSub>
-              <m:sSub>
-                <m:e>
-                  <m:r>
-                    <m:rPr>
-                      <m:sty m:val="p"/>
-                    </m:rPr>
-                    <m:t>O</m:t>
-                  </m:r>
-                </m:e>
-                <m:sub>
-                  <m:r>
-                    <m:rPr>
-                      <m:sty m:val="p"/>
-                    </m:rPr>
-                    <m:t>4</m:t>
-                  </m:r>
-                </m:sub>
-              </m:sSub>
-            </m:oMath>
-            <w:r>
-              <w:rPr>
-                <w:rFonts w:ascii="Times New Roman" w:hAnsi="Times New Roman" w:eastAsia="Times New Roman" w:cs="Times New Roman"/>
-              </w:rPr>
-              <w:t xml:space="preserve"> </w:t>
-            </w:r>
-            <w:r>
-              <w:rPr>
-                <w:rFonts w:hint="eastAsia" w:ascii="Times New Roman" w:hAnsi="Times New Roman" w:eastAsia="FangSong" w:cs="Times New Roman"/>
-              </w:rPr>
-              <w:t>平衡移动与结构</w:t>
-            </w:r>
-            <w:r>
-              <w:rPr>
-                <w:rFonts w:hint="eastAsia" w:ascii="Times New Roman" w:hAnsi="Times New Roman" w:eastAsia="Times New Roman" w:cs="Times New Roman"/>
-              </w:rPr>
-              <w:t>、</w:t>
-            </w:r>
-            <w:r>
-              <w:rPr>
-                <w:rFonts w:hint="eastAsia" w:ascii="Times New Roman" w:hAnsi="Times New Roman" w:eastAsia="FangSong" w:cs="Times New Roman"/>
-              </w:rPr>
-              <w:t>硝酸浓度对还原产物氧化态的调控规律</w:t>
-            </w:r>
-            <w:r>
-              <w:rPr>
-                <w:rFonts w:hint="eastAsia" w:ascii="Times New Roman" w:hAnsi="Times New Roman" w:eastAsia="Times New Roman" w:cs="Times New Roman"/>
-              </w:rPr>
-              <w:t>、</w:t>
-            </w:r>
-            <w:r>
-              <w:rPr>
-                <w:rFonts w:hint="eastAsia" w:ascii="Times New Roman" w:hAnsi="Times New Roman" w:eastAsia="FangSong" w:cs="Times New Roman"/>
-              </w:rPr>
-              <w:t>亚硝酸两性氧化还原及王水协同氧化配位机理</w:t>
-            </w:r>
-          </w:p>
-        </w:tc>
-      </w:tr>
-      <w:tr>
-        <w:tc>
-          <w:tcPr/>
-          <w:p>
-            <w:pPr>
-              <w:pStyle w:val="Compact"/>
-              <w:jc w:val="center"/>
-            </w:pPr>
-            <w:r>
-              <w:rPr>
-                <w:rFonts w:ascii="Times New Roman" w:hAnsi="Times New Roman" w:eastAsia="Times New Roman" w:cs="Times New Roman"/>
-              </w:rPr>
-              <w:t xml:space="preserve">§13 </w:t>
-            </w:r>
-            <w:r>
-              <w:rPr>
-                <w:rFonts w:hint="eastAsia" w:ascii="Times New Roman" w:hAnsi="Times New Roman" w:eastAsia="FangSong" w:cs="Times New Roman"/>
-              </w:rPr>
-              <w:t xml:space="preserve">元素化学</w:t>
-            </w:r>
-            <w:r>
-              <w:rPr>
-                <w:rFonts w:ascii="Times New Roman" w:hAnsi="Times New Roman" w:eastAsia="Times New Roman" w:cs="Times New Roman"/>
-              </w:rPr>
-              <w:t xml:space="preserve"> · </w:t>
-            </w:r>
-            <w:r>
-              <w:rPr>
-                <w:rFonts w:hint="eastAsia" w:ascii="Times New Roman" w:hAnsi="Times New Roman" w:eastAsia="FangSong" w:cs="Times New Roman"/>
-              </w:rPr>
-              <w:t xml:space="preserve">磷单质与含氧酸多聚规律</w:t>
-            </w:r>
-          </w:p>
-        </w:tc>
-        <w:tc>
-          <w:tcPr/>
-          <w:p>
-            <w:pPr>
-              <w:pStyle w:val="Compact"/>
-              <w:jc w:val="center"/>
-            </w:pPr>
-            <w:r>
-              <w:rPr>
-                <w:rFonts w:hint="eastAsia" w:ascii="Times New Roman" w:hAnsi="Times New Roman" w:eastAsia="FangSong" w:cs="Times New Roman"/>
-              </w:rPr>
-              <w:t>白磷香蕉键应变能</w:t>
-            </w:r>
-            <w:r>
-              <w:rPr>
-                <w:rFonts w:hint="eastAsia" w:ascii="Times New Roman" w:hAnsi="Times New Roman" w:eastAsia="Times New Roman" w:cs="Times New Roman"/>
-              </w:rPr>
-              <w:t>、</w:t>
-            </w:r>
-            <w:r>
-              <w:rPr>
-                <w:rFonts w:hint="eastAsia" w:ascii="Times New Roman" w:hAnsi="Times New Roman" w:eastAsia="FangSong" w:cs="Times New Roman"/>
-              </w:rPr>
-              <w:t>金刚烷构型氧化物与聚磷酸盐</w:t>
-            </w:r>
-          </w:p>
-        </w:tc>
-        <w:tc>
-          <w:tcPr/>
-          <w:p>
-            <w:pPr>
-              <w:pStyle w:val="Compact"/>
-              <w:jc w:val="center"/>
-            </w:pPr>
-            <w:r>
-              <w:rPr>
-                <w:rFonts w:hint="eastAsia" w:ascii="Times New Roman" w:hAnsi="Times New Roman" w:eastAsia="FangSong" w:cs="Times New Roman"/>
-              </w:rPr>
-              <w:t xml:space="preserve">掌握白磷</w:t>
-            </w:r>
-            <w:r>
-              <w:rPr>
-                <w:rFonts w:ascii="Times New Roman" w:hAnsi="Times New Roman" w:eastAsia="Times New Roman" w:cs="Times New Roman"/>
-              </w:rPr>
-              <w:t xml:space="preserve"> </w:t>
-            </w:r>
-            <m:oMath>
-              <m:sSub>
-                <m:e>
-                  <m:r>
-                    <m:rPr>
-                      <m:sty m:val="p"/>
-                    </m:rPr>
-                    <m:t>P</m:t>
-                  </m:r>
-                </m:e>
-                <m:sub>
-                  <m:r>
-                    <m:rPr>
-                      <m:sty m:val="p"/>
-                    </m:rPr>
-                    <m:t>4</m:t>
-                  </m:r>
-                </m:sub>
-              </m:sSub>
-            </m:oMath>
-            <w:r>
-              <w:rPr>
-                <w:rFonts w:ascii="Times New Roman" w:hAnsi="Times New Roman" w:eastAsia="Times New Roman" w:cs="Times New Roman"/>
-              </w:rPr>
-              <w:t xml:space="preserve"> </w:t>
-            </w:r>
-            <w:r>
-              <w:rPr>
-                <w:rFonts w:hint="eastAsia" w:ascii="Times New Roman" w:hAnsi="Times New Roman" w:eastAsia="FangSong" w:cs="Times New Roman"/>
-              </w:rPr>
-              <w:t>键角与应变能</w:t>
-            </w:r>
-            <w:r>
-              <w:rPr>
-                <w:rFonts w:hint="eastAsia" w:ascii="Times New Roman" w:hAnsi="Times New Roman" w:eastAsia="Times New Roman" w:cs="Times New Roman"/>
-              </w:rPr>
-              <w:t>、</w:t>
-            </w:r>
-            <m:oMath>
-              <m:sSub>
-                <m:e>
-                  <m:r>
-                    <m:rPr>
-                      <m:sty m:val="p"/>
-                    </m:rPr>
-                    <m:t>P</m:t>
-                  </m:r>
-                </m:e>
-                <m:sub>
-                  <m:r>
-                    <m:rPr>
-                      <m:sty m:val="p"/>
-                    </m:rPr>
-                    <m:t>4</m:t>
-                  </m:r>
-                </m:sub>
-              </m:sSub>
-              <m:sSub>
-                <m:e>
-                  <m:r>
-                    <m:rPr>
-                      <m:sty m:val="p"/>
-                    </m:rPr>
-                    <m:t>O</m:t>
-                  </m:r>
-                </m:e>
-                <m:sub>
-                  <m:r>
-                    <m:rPr>
-                      <m:sty m:val="p"/>
-                    </m:rPr>
-                    <m:t>6</m:t>
-                  </m:r>
-                </m:sub>
-              </m:sSub>
-            </m:oMath>
-            <w:r>
-              <w:rPr>
-                <w:rFonts w:ascii="Times New Roman" w:hAnsi="Times New Roman" w:eastAsia="Times New Roman" w:cs="Times New Roman"/>
-              </w:rPr>
-              <w:t xml:space="preserve"> </w:t>
-            </w:r>
-            <w:r>
-              <w:rPr>
-                <w:rFonts w:hint="eastAsia" w:ascii="Times New Roman" w:hAnsi="Times New Roman" w:eastAsia="FangSong" w:cs="Times New Roman"/>
-              </w:rPr>
-              <w:t xml:space="preserve">与</w:t>
-            </w:r>
-            <w:r>
-              <w:rPr>
-                <w:rFonts w:ascii="Times New Roman" w:hAnsi="Times New Roman" w:eastAsia="Times New Roman" w:cs="Times New Roman"/>
-              </w:rPr>
-              <w:t xml:space="preserve"> </w:t>
-            </w:r>
-            <m:oMath>
-              <m:sSub>
-                <m:e>
-                  <m:r>
-                    <m:rPr>
-                      <m:sty m:val="p"/>
-                    </m:rPr>
-                    <m:t>P</m:t>
-                  </m:r>
-                </m:e>
-                <m:sub>
-                  <m:r>
-                    <m:rPr>
-                      <m:sty m:val="p"/>
-                    </m:rPr>
-                    <m:t>4</m:t>
-                  </m:r>
-                </m:sub>
-              </m:sSub>
-              <m:sSub>
-                <m:e>
-                  <m:r>
-                    <m:rPr>
-                      <m:sty m:val="p"/>
-                    </m:rPr>
-                    <m:t>O</m:t>
-                  </m:r>
-                </m:e>
-                <m:sub>
-                  <m:r>
-                    <m:rPr>
-                      <m:sty m:val="p"/>
-                    </m:rPr>
-                    <m:t>10</m:t>
-                  </m:r>
-                </m:sub>
-              </m:sSub>
-            </m:oMath>
-            <w:r>
-              <w:rPr>
-                <w:rFonts w:ascii="Times New Roman" w:hAnsi="Times New Roman" w:eastAsia="Times New Roman" w:cs="Times New Roman"/>
-              </w:rPr>
-              <w:t xml:space="preserve"> </w:t>
-            </w:r>
-            <w:r>
-              <w:rPr>
-                <w:rFonts w:hint="eastAsia" w:ascii="Times New Roman" w:hAnsi="Times New Roman" w:eastAsia="FangSong" w:cs="Times New Roman"/>
-              </w:rPr>
-              <w:t>空间骨架</w:t>
-            </w:r>
-            <w:r>
-              <w:rPr>
-                <w:rFonts w:hint="eastAsia" w:ascii="Times New Roman" w:hAnsi="Times New Roman" w:eastAsia="Times New Roman" w:cs="Times New Roman"/>
-              </w:rPr>
-              <w:t>、</w:t>
-            </w:r>
-            <w:r>
-              <w:rPr>
-                <w:rFonts w:hint="eastAsia" w:ascii="Times New Roman" w:hAnsi="Times New Roman" w:eastAsia="FangSong" w:cs="Times New Roman"/>
-              </w:rPr>
-              <w:t>次磷酸</w:t>
-            </w:r>
-            <w:r>
-              <w:rPr>
-                <w:rFonts w:hint="eastAsia" w:ascii="Times New Roman" w:hAnsi="Times New Roman" w:eastAsia="Times New Roman" w:cs="Times New Roman"/>
-              </w:rPr>
-              <w:t>/</w:t>
-            </w:r>
-            <w:r>
-              <w:rPr>
-                <w:rFonts w:hint="eastAsia" w:ascii="Times New Roman" w:hAnsi="Times New Roman" w:eastAsia="FangSong" w:cs="Times New Roman"/>
-              </w:rPr>
-              <w:t>亚磷酸的</w:t>
-            </w:r>
-            <w:r>
-              <w:rPr>
-                <w:rFonts w:ascii="Times New Roman" w:hAnsi="Times New Roman" w:eastAsia="Times New Roman" w:cs="Times New Roman"/>
-              </w:rPr>
-              <w:t xml:space="preserve"> </w:t>
-            </w:r>
-            <m:oMath>
-              <m:r>
-                <m:rPr>
-                  <m:sty m:val="p"/>
-                </m:rPr>
-                <m:t>P</m:t>
-              </m:r>
-              <m:r>
-                <m:rPr>
-                  <m:sty m:val="p"/>
-                </m:rPr>
-                <m:t>−</m:t>
-              </m:r>
-              <m:r>
-                <m:rPr>
-                  <m:sty m:val="p"/>
-                </m:rPr>
-                <m:t>H</m:t>
-              </m:r>
-            </m:oMath>
-            <w:r>
-              <w:rPr>
-                <w:rFonts w:ascii="Times New Roman" w:hAnsi="Times New Roman" w:eastAsia="Times New Roman" w:cs="Times New Roman"/>
-              </w:rPr>
-              <w:t xml:space="preserve"> </w:t>
-            </w:r>
-            <w:r>
-              <w:rPr>
-                <w:rFonts w:hint="eastAsia" w:ascii="Times New Roman" w:hAnsi="Times New Roman" w:eastAsia="FangSong" w:cs="Times New Roman"/>
-              </w:rPr>
-              <w:t>键特征及三聚</w:t>
-            </w:r>
-            <w:r>
-              <w:rPr>
-                <w:rFonts w:hint="eastAsia" w:ascii="Times New Roman" w:hAnsi="Times New Roman" w:eastAsia="Times New Roman" w:cs="Times New Roman"/>
-              </w:rPr>
-              <w:t>/</w:t>
-            </w:r>
-            <w:r>
-              <w:rPr>
-                <w:rFonts w:hint="eastAsia" w:ascii="Times New Roman" w:hAnsi="Times New Roman" w:eastAsia="FangSong" w:cs="Times New Roman"/>
-              </w:rPr>
-              <w:t>环状偏磷酸盐缩聚机理</w:t>
-            </w:r>
-          </w:p>
-        </w:tc>
-      </w:tr>
-      <w:tr>
-        <w:tc>
-          <w:tcPr/>
-          <w:p>
-            <w:pPr>
-              <w:pStyle w:val="Compact"/>
-              <w:jc w:val="center"/>
-            </w:pPr>
-            <w:r>
-              <w:rPr>
-                <w:rFonts w:ascii="Times New Roman" w:hAnsi="Times New Roman" w:eastAsia="Times New Roman" w:cs="Times New Roman"/>
-              </w:rPr>
-              <w:t xml:space="preserve">§04 </w:t>
-            </w:r>
-            <w:r>
-              <w:rPr>
-                <w:rFonts w:hint="eastAsia" w:ascii="Times New Roman" w:hAnsi="Times New Roman" w:eastAsia="FangSong" w:cs="Times New Roman"/>
-              </w:rPr>
-              <w:t xml:space="preserve">元素周期律</w:t>
-            </w:r>
-            <w:r>
-              <w:rPr>
-                <w:rFonts w:ascii="Times New Roman" w:hAnsi="Times New Roman" w:eastAsia="Times New Roman" w:cs="Times New Roman"/>
-              </w:rPr>
-              <w:t xml:space="preserve"> · </w:t>
-            </w:r>
-            <w:r>
-              <w:rPr>
-                <w:rFonts w:hint="eastAsia" w:ascii="Times New Roman" w:hAnsi="Times New Roman" w:eastAsia="FangSong" w:cs="Times New Roman"/>
-              </w:rPr>
-              <w:t xml:space="preserve">重主族惰性电子对效应</w:t>
-            </w:r>
-          </w:p>
-        </w:tc>
-        <w:tc>
-          <w:tcPr/>
-          <w:p>
-            <w:pPr>
-              <w:pStyle w:val="Compact"/>
-              <w:jc w:val="center"/>
-            </w:pPr>
-            <w:r>
-              <w:rPr>
-                <w:rFonts w:hint="eastAsia" w:ascii="Times New Roman" w:hAnsi="Times New Roman" w:eastAsia="FangSong" w:cs="Times New Roman"/>
-              </w:rPr>
-              <w:t>相对论效应</w:t>
-            </w:r>
-            <w:r>
-              <w:rPr>
-                <w:rFonts w:hint="eastAsia" w:ascii="Times New Roman" w:hAnsi="Times New Roman" w:eastAsia="Times New Roman" w:cs="Times New Roman"/>
-              </w:rPr>
-              <w:t>、</w:t>
-            </w:r>
-            <m:oMath>
-              <m:r>
-                <m:t>6</m:t>
-              </m:r>
-              <m:sSup>
-                <m:e>
-                  <m:r>
-                    <m:t>s</m:t>
-                  </m:r>
-                </m:e>
-                <m:sup>
-                  <m:r>
-                    <m:t>2</m:t>
-                  </m:r>
-                </m:sup>
-              </m:sSup>
-            </m:oMath>
-            <w:r>
-              <w:rPr>
-                <w:rFonts w:ascii="Times New Roman" w:hAnsi="Times New Roman" w:eastAsia="Times New Roman" w:cs="Times New Roman"/>
-              </w:rPr>
-              <w:t xml:space="preserve"> </w:t>
-            </w:r>
-            <w:r>
-              <w:rPr>
-                <w:rFonts w:hint="eastAsia" w:ascii="Times New Roman" w:hAnsi="Times New Roman" w:eastAsia="FangSong" w:cs="Times New Roman"/>
-              </w:rPr>
-              <w:t xml:space="preserve">惰性电子对与氧化态稳定性反演</w:t>
-            </w:r>
-          </w:p>
-        </w:tc>
-        <w:tc>
-          <w:tcPr/>
-          <w:p>
-            <w:pPr>
-              <w:pStyle w:val="Compact"/>
-              <w:jc w:val="center"/>
-            </w:pPr>
-            <w:r>
-              <w:rPr>
-                <w:rFonts w:hint="eastAsia" w:ascii="Times New Roman" w:hAnsi="Times New Roman" w:eastAsia="FangSong" w:cs="Times New Roman"/>
-              </w:rPr>
-              <w:t>深刻理解由浅入深主族元素高价向低价的稳定性递变</w:t>
-            </w:r>
-            <w:r>
-              <w:rPr>
-                <w:rFonts w:hint="eastAsia" w:ascii="Times New Roman" w:hAnsi="Times New Roman" w:eastAsia="Times New Roman" w:cs="Times New Roman"/>
-              </w:rPr>
-              <w:t>、</w:t>
-            </w:r>
-            <w:r>
-              <w:rPr>
-                <w:rFonts w:hint="eastAsia" w:ascii="Times New Roman" w:hAnsi="Times New Roman" w:eastAsia="FangSong" w:cs="Times New Roman"/>
-              </w:rPr>
-              <w:t>掌握</w:t>
-            </w:r>
-            <w:r>
-              <w:rPr>
-                <w:rFonts w:ascii="Times New Roman" w:hAnsi="Times New Roman" w:eastAsia="Times New Roman" w:cs="Times New Roman"/>
-              </w:rPr>
-              <w:t xml:space="preserve"> </w:t>
-            </w:r>
-            <m:oMath>
-              <m:r>
-                <m:rPr>
-                  <m:sty m:val="p"/>
-                </m:rPr>
-                <m:t>B</m:t>
-              </m:r>
-              <m:r>
-                <m:rPr>
-                  <m:sty m:val="p"/>
-                </m:rPr>
-                <m:t>i</m:t>
-              </m:r>
-              <m:r>
-                <m:rPr>
-                  <m:sty m:val="p"/>
-                </m:rPr>
-                <m:t>(</m:t>
-              </m:r>
-              <m:r>
-                <m:rPr>
-                  <m:sty m:val="p"/>
-                </m:rPr>
-                <m:t>V</m:t>
-              </m:r>
-              <m:r>
-                <m:rPr>
-                  <m:sty m:val="p"/>
-                </m:rPr>
-                <m:t>)</m:t>
-              </m:r>
-            </m:oMath>
-            <w:r>
-              <w:rPr>
-                <w:rFonts w:ascii="Times New Roman" w:hAnsi="Times New Roman" w:eastAsia="Times New Roman" w:cs="Times New Roman"/>
-              </w:rPr>
-              <w:t xml:space="preserve"> </w:t>
-            </w:r>
-            <w:r>
-              <w:rPr>
-                <w:rFonts w:hint="eastAsia" w:ascii="Times New Roman" w:hAnsi="Times New Roman" w:eastAsia="FangSong" w:cs="Times New Roman"/>
-              </w:rPr>
-              <w:t xml:space="preserve">超强氧化性与雄黄</w:t>
-            </w:r>
-            <w:r>
-              <w:rPr>
-                <w:rFonts w:ascii="Times New Roman" w:hAnsi="Times New Roman" w:eastAsia="Times New Roman" w:cs="Times New Roman"/>
-              </w:rPr>
-              <w:t xml:space="preserve"> </w:t>
-            </w:r>
-            <m:oMath>
-              <m:r>
-                <m:rPr>
-                  <m:sty m:val="p"/>
-                </m:rPr>
-                <m:t>A</m:t>
-              </m:r>
-              <m:sSub>
-                <m:e>
-                  <m:r>
-                    <m:rPr>
-                      <m:sty m:val="p"/>
-                    </m:rPr>
-                    <m:t>s</m:t>
-                  </m:r>
-                </m:e>
-                <m:sub>
-                  <m:r>
-                    <m:rPr>
-                      <m:sty m:val="p"/>
-                    </m:rPr>
-                    <m:t>4</m:t>
-                  </m:r>
-                </m:sub>
-              </m:sSub>
-              <m:sSub>
-                <m:e>
-                  <m:r>
-                    <m:rPr>
-                      <m:sty m:val="p"/>
-                    </m:rPr>
-                    <m:t>S</m:t>
-                  </m:r>
-                </m:e>
-                <m:sub>
-                  <m:r>
-                    <m:rPr>
-                      <m:sty m:val="p"/>
-                    </m:rPr>
-                    <m:t>4</m:t>
-                  </m:r>
-                </m:sub>
-              </m:sSub>
-            </m:oMath>
-            <w:r>
-              <w:rPr>
-                <w:rFonts w:hint="eastAsia" w:ascii="Times New Roman" w:hAnsi="Times New Roman" w:eastAsia="Times New Roman" w:cs="Times New Roman"/>
-              </w:rPr>
-              <w:t>/</w:t>
-            </w:r>
-            <w:r>
-              <w:rPr>
-                <w:rFonts w:hint="eastAsia" w:ascii="Times New Roman" w:hAnsi="Times New Roman" w:eastAsia="FangSong" w:cs="Times New Roman"/>
-              </w:rPr>
-              <w:t>雌黄</w:t>
-            </w:r>
-            <w:r>
-              <w:rPr>
-                <w:rFonts w:ascii="Times New Roman" w:hAnsi="Times New Roman" w:eastAsia="Times New Roman" w:cs="Times New Roman"/>
-              </w:rPr>
-              <w:t xml:space="preserve"> </w:t>
-            </w:r>
-            <m:oMath>
-              <m:r>
-                <m:rPr>
-                  <m:sty m:val="p"/>
-                </m:rPr>
-                <m:t>A</m:t>
-              </m:r>
-              <m:sSub>
-                <m:e>
-                  <m:r>
-                    <m:rPr>
-                      <m:sty m:val="p"/>
-                    </m:rPr>
-                    <m:t>s</m:t>
-                  </m:r>
-                </m:e>
-                <m:sub>
-                  <m:r>
-                    <m:rPr>
-                      <m:sty m:val="p"/>
-                    </m:rPr>
-                    <m:t>2</m:t>
-                  </m:r>
-                </m:sub>
-              </m:sSub>
-              <m:sSub>
-                <m:e>
-                  <m:r>
-                    <m:rPr>
-                      <m:sty m:val="p"/>
-                    </m:rPr>
-                    <m:t>S</m:t>
-                  </m:r>
-                </m:e>
-                <m:sub>
-                  <m:r>
-                    <m:rPr>
-                      <m:sty m:val="p"/>
-                    </m:rPr>
-                    <m:t>3</m:t>
-                  </m:r>
-                </m:sub>
-              </m:sSub>
-            </m:oMath>
-            <w:r>
-              <w:rPr>
-                <w:rFonts w:ascii="Times New Roman" w:hAnsi="Times New Roman" w:eastAsia="Times New Roman" w:cs="Times New Roman"/>
-              </w:rPr>
-              <w:t xml:space="preserve"> </w:t>
-            </w:r>
-            <w:r>
-              <w:rPr>
-                <w:rFonts w:hint="eastAsia" w:ascii="Times New Roman" w:hAnsi="Times New Roman" w:eastAsia="FangSong" w:cs="Times New Roman"/>
-              </w:rPr>
-              <w:t xml:space="preserve">空间原子簇转化</w:t>
-            </w:r>
-          </w:p>
-        </w:tc>
-      </w:tr>
-      <w:tr>
-        <w:tc>
-          <w:tcPr/>
-          <w:p>
-            <w:pPr>
-              <w:pStyle w:val="Compact"/>
-              <w:jc w:val="center"/>
-            </w:pPr>
-            <w:r>
-              <w:rPr>
-                <w:rFonts w:ascii="Times New Roman" w:hAnsi="Times New Roman" w:eastAsia="Times New Roman" w:cs="Times New Roman"/>
-              </w:rPr>
-              <w:t xml:space="preserve">§13 </w:t>
-            </w:r>
-            <w:r>
-              <w:rPr>
-                <w:rFonts w:hint="eastAsia" w:ascii="Times New Roman" w:hAnsi="Times New Roman" w:eastAsia="FangSong" w:cs="Times New Roman"/>
-              </w:rPr>
-              <w:t xml:space="preserve">元素化学</w:t>
-            </w:r>
-            <w:r>
-              <w:rPr>
-                <w:rFonts w:ascii="Times New Roman" w:hAnsi="Times New Roman" w:eastAsia="Times New Roman" w:cs="Times New Roman"/>
-              </w:rPr>
-              <w:t xml:space="preserve"> · </w:t>
-            </w:r>
-            <w:r>
-              <w:rPr>
-                <w:rFonts w:hint="eastAsia" w:ascii="Times New Roman" w:hAnsi="Times New Roman" w:eastAsia="FangSong" w:cs="Times New Roman"/>
-              </w:rPr>
-              <w:t xml:space="preserve">氧化还原电势态图解析</w:t>
-            </w:r>
-          </w:p>
-        </w:tc>
-        <w:tc>
-          <w:tcPr/>
-          <w:p>
-            <w:pPr>
-              <w:pStyle w:val="Compact"/>
-              <w:jc w:val="center"/>
-            </w:pPr>
-            <w:r>
-              <w:rPr>
-                <w:rFonts w:ascii="Times New Roman" w:hAnsi="Times New Roman" w:eastAsia="Times New Roman" w:cs="Times New Roman"/>
-              </w:rPr>
-              <w:t xml:space="preserve">Latimer </w:t>
-            </w:r>
-            <w:r>
-              <w:rPr>
-                <w:rFonts w:hint="eastAsia" w:ascii="Times New Roman" w:hAnsi="Times New Roman" w:eastAsia="FangSong" w:cs="Times New Roman"/>
-              </w:rPr>
-              <w:t xml:space="preserve">图与</w:t>
-            </w:r>
-            <w:r>
-              <w:rPr>
-                <w:rFonts w:ascii="Times New Roman" w:hAnsi="Times New Roman" w:eastAsia="Times New Roman" w:cs="Times New Roman"/>
-              </w:rPr>
-              <w:t xml:space="preserve"> Frost </w:t>
-            </w:r>
-            <w:r>
-              <w:rPr>
-                <w:rFonts w:hint="eastAsia" w:ascii="Times New Roman" w:hAnsi="Times New Roman" w:eastAsia="FangSong" w:cs="Times New Roman"/>
-              </w:rPr>
-              <w:t>图代数推导</w:t>
-            </w:r>
-            <w:r>
-              <w:rPr>
-                <w:rFonts w:hint="eastAsia" w:ascii="Times New Roman" w:hAnsi="Times New Roman" w:eastAsia="Times New Roman" w:cs="Times New Roman"/>
-              </w:rPr>
-              <w:t>、</w:t>
-            </w:r>
-            <w:r>
-              <w:rPr>
-                <w:rFonts w:hint="eastAsia" w:ascii="Times New Roman" w:hAnsi="Times New Roman" w:eastAsia="FangSong" w:cs="Times New Roman"/>
-              </w:rPr>
-              <w:t>歧化与归中判据</w:t>
-            </w:r>
-          </w:p>
-        </w:tc>
-        <w:tc>
-          <w:tcPr/>
-          <w:p>
-            <w:pPr>
-              <w:pStyle w:val="Compact"/>
-              <w:jc w:val="center"/>
-            </w:pPr>
-            <w:r>
-              <w:rPr>
-                <w:rFonts w:hint="eastAsia" w:ascii="Times New Roman" w:hAnsi="Times New Roman" w:eastAsia="FangSong" w:cs="Times New Roman"/>
-              </w:rPr>
-              <w:t xml:space="preserve">熟练从电势图提取标准电极电势</w:t>
-            </w:r>
-            <w:r>
-              <w:rPr>
-                <w:rFonts w:ascii="Times New Roman" w:hAnsi="Times New Roman" w:eastAsia="Times New Roman" w:cs="Times New Roman"/>
-              </w:rPr>
-              <w:t xml:space="preserve"> </w:t>
-            </w:r>
-            <m:oMath>
-              <m:sSup>
-                <m:e>
-                  <m:r>
-                    <m:t>E</m:t>
-                  </m:r>
-                </m:e>
-                <m:sup>
-                  <m:r>
-                    <m:t>θ</m:t>
-                  </m:r>
-                </m:sup>
-              </m:sSup>
-            </m:oMath>
-            <w:r>
-              <w:rPr>
-                <w:rFonts w:hint="eastAsia" w:ascii="Times New Roman" w:hAnsi="Times New Roman" w:eastAsia="Times New Roman" w:cs="Times New Roman"/>
-              </w:rPr>
-              <w:t>，</w:t>
-            </w:r>
-            <w:r>
-              <w:rPr>
-                <w:rFonts w:hint="eastAsia" w:ascii="Times New Roman" w:hAnsi="Times New Roman" w:eastAsia="FangSong" w:cs="Times New Roman"/>
-              </w:rPr>
-              <w:t>运用凹凸性法则严格判定元素中间氧化态在酸性与碱性介质中的热力学歧化趋势</w:t>
-            </w:r>
-          </w:p>
-        </w:tc>
-      </w:tr>
-    </w:tbl>
-    <w:bookmarkEnd w:id="9"/>
-    <w:bookmarkStart w:id="19" w:name="氧族元素单质化学与成键规律"/>
+    <w:bookmarkStart w:id="18" w:name="氧族元素单质化学与成键规律"/>
     <w:p>
       <w:pPr>
         <w:pStyle w:val="Heading2"/>
@@ -2139,18 +496,18 @@
           <wp:inline>
             <wp:extent cx="2667000" cy="2890683"/>
             <wp:effectExtent b="0" l="0" r="0" t="0"/>
-            <wp:docPr descr="" title="" id="11" name="Picture"/>
+            <wp:docPr descr="" title="" id="10" name="Picture"/>
             <a:graphic>
               <a:graphicData uri="http://schemas.openxmlformats.org/drawingml/2006/picture">
                 <pic:pic>
                   <pic:nvPicPr>
-                    <pic:cNvPr descr="2b9b1949214e564faadccbd94af76c110c6edb4f1abd6d3b863635b43173eeda.jpg" id="12" name="Picture"/>
+                    <pic:cNvPr descr="2b9b1949214e564faadccbd94af76c110c6edb4f1abd6d3b863635b43173eeda.jpg" id="11" name="Picture"/>
                     <pic:cNvPicPr>
                       <a:picLocks noChangeArrowheads="1" noChangeAspect="1"/>
                     </pic:cNvPicPr>
                   </pic:nvPicPr>
                   <pic:blipFill>
-                    <a:blip r:embed="rId10"/>
+                    <a:blip r:embed="rId9"/>
                     <a:stretch>
                       <a:fillRect/>
                     </a:stretch>
@@ -3573,18 +1930,18 @@
           <wp:inline>
             <wp:extent cx="2667000" cy="1820078"/>
             <wp:effectExtent b="0" l="0" r="0" t="0"/>
-            <wp:docPr descr="" title="" id="14" name="Picture"/>
+            <wp:docPr descr="" title="" id="13" name="Picture"/>
             <a:graphic>
               <a:graphicData uri="http://schemas.openxmlformats.org/drawingml/2006/picture">
                 <pic:pic>
                   <pic:nvPicPr>
-                    <pic:cNvPr descr="a0ea2ce4f5120cff408a2e84d28babfd3b82d8c23fe23a966f4e6edb2044c97f.png" id="15" name="Picture"/>
+                    <pic:cNvPr descr="a0ea2ce4f5120cff408a2e84d28babfd3b82d8c23fe23a966f4e6edb2044c97f.png" id="14" name="Picture"/>
                     <pic:cNvPicPr>
                       <a:picLocks noChangeArrowheads="1" noChangeAspect="1"/>
                     </pic:cNvPicPr>
                   </pic:nvPicPr>
                   <pic:blipFill>
-                    <a:blip r:embed="rId13"/>
+                    <a:blip r:embed="rId12"/>
                     <a:stretch>
                       <a:fillRect/>
                     </a:stretch>
@@ -5508,18 +3865,18 @@
           <wp:inline>
             <wp:extent cx="2667000" cy="1446535"/>
             <wp:effectExtent b="0" l="0" r="0" t="0"/>
-            <wp:docPr descr="" title="" id="17" name="Picture"/>
+            <wp:docPr descr="" title="" id="16" name="Picture"/>
             <a:graphic>
               <a:graphicData uri="http://schemas.openxmlformats.org/drawingml/2006/picture">
                 <pic:pic>
                   <pic:nvPicPr>
-                    <pic:cNvPr descr="b895ad73e732235c1365e826d473e22b59d36faf0a9ed225652303475de10b12.png" id="18" name="Picture"/>
+                    <pic:cNvPr descr="b895ad73e732235c1365e826d473e22b59d36faf0a9ed225652303475de10b12.png" id="17" name="Picture"/>
                     <pic:cNvPicPr>
                       <a:picLocks noChangeArrowheads="1" noChangeAspect="1"/>
                     </pic:cNvPicPr>
                   </pic:nvPicPr>
                   <pic:blipFill>
-                    <a:blip r:embed="rId16"/>
+                    <a:blip r:embed="rId15"/>
                     <a:stretch>
                       <a:fillRect/>
                     </a:stretch>
@@ -6786,8 +5143,8 @@
         <w:t>。</w:t>
       </w:r>
     </w:p>
-    <w:bookmarkEnd w:id="19"/>
-    <w:bookmarkStart w:id="41" w:name="硫的氧化物含氧酸及其强还原性与过氧衍生物"/>
+    <w:bookmarkEnd w:id="18"/>
+    <w:bookmarkStart w:id="40" w:name="硫的氧化物含氧酸及其强还原性与过氧衍生物"/>
     <w:p>
       <w:pPr>
         <w:pStyle w:val="Heading2"/>
@@ -7678,18 +6035,18 @@
           <wp:inline>
             <wp:extent cx="2667000" cy="1383685"/>
             <wp:effectExtent b="0" l="0" r="0" t="0"/>
-            <wp:docPr descr="" title="" id="21" name="Picture"/>
+            <wp:docPr descr="" title="" id="20" name="Picture"/>
             <a:graphic>
               <a:graphicData uri="http://schemas.openxmlformats.org/drawingml/2006/picture">
                 <pic:pic>
                   <pic:nvPicPr>
-                    <pic:cNvPr descr="9d49189a94be0d6950c9efc6859a96d8432daa62193956ede2c026360d7e5cbe.png" id="22" name="Picture"/>
+                    <pic:cNvPr descr="9d49189a94be0d6950c9efc6859a96d8432daa62193956ede2c026360d7e5cbe.png" id="21" name="Picture"/>
                     <pic:cNvPicPr>
                       <a:picLocks noChangeArrowheads="1" noChangeAspect="1"/>
                     </pic:cNvPicPr>
                   </pic:nvPicPr>
                   <pic:blipFill>
-                    <a:blip r:embed="rId20"/>
+                    <a:blip r:embed="rId19"/>
                     <a:stretch>
                       <a:fillRect/>
                     </a:stretch>
@@ -8179,18 +6536,18 @@
           <wp:inline>
             <wp:extent cx="2667000" cy="1148540"/>
             <wp:effectExtent b="0" l="0" r="0" t="0"/>
-            <wp:docPr descr="" title="" id="24" name="Picture"/>
+            <wp:docPr descr="" title="" id="23" name="Picture"/>
             <a:graphic>
               <a:graphicData uri="http://schemas.openxmlformats.org/drawingml/2006/picture">
                 <pic:pic>
                   <pic:nvPicPr>
-                    <pic:cNvPr descr="2d44173a0ad6c3307022f12199689c349178978c347c4d2b07bfe003630d2a95.png" id="25" name="Picture"/>
+                    <pic:cNvPr descr="2d44173a0ad6c3307022f12199689c349178978c347c4d2b07bfe003630d2a95.png" id="24" name="Picture"/>
                     <pic:cNvPicPr>
                       <a:picLocks noChangeArrowheads="1" noChangeAspect="1"/>
                     </pic:cNvPicPr>
                   </pic:nvPicPr>
                   <pic:blipFill>
-                    <a:blip r:embed="rId23"/>
+                    <a:blip r:embed="rId22"/>
                     <a:stretch>
                       <a:fillRect/>
                     </a:stretch>
@@ -9117,18 +7474,18 @@
           <wp:inline>
             <wp:extent cx="2667000" cy="2540000"/>
             <wp:effectExtent b="0" l="0" r="0" t="0"/>
-            <wp:docPr descr="" title="" id="27" name="Picture"/>
+            <wp:docPr descr="" title="" id="26" name="Picture"/>
             <a:graphic>
               <a:graphicData uri="http://schemas.openxmlformats.org/drawingml/2006/picture">
                 <pic:pic>
                   <pic:nvPicPr>
-                    <pic:cNvPr descr="fddca8725b807f9d8aff14e1fe98bfc672d65300601596bc7fdcef327f787582.jpg" id="28" name="Picture"/>
+                    <pic:cNvPr descr="fddca8725b807f9d8aff14e1fe98bfc672d65300601596bc7fdcef327f787582.jpg" id="27" name="Picture"/>
                     <pic:cNvPicPr>
                       <a:picLocks noChangeArrowheads="1" noChangeAspect="1"/>
                     </pic:cNvPicPr>
                   </pic:nvPicPr>
                   <pic:blipFill>
-                    <a:blip r:embed="rId26"/>
+                    <a:blip r:embed="rId25"/>
                     <a:stretch>
                       <a:fillRect/>
                     </a:stretch>
@@ -9403,18 +7760,18 @@
           <wp:inline>
             <wp:extent cx="2667000" cy="3119377"/>
             <wp:effectExtent b="0" l="0" r="0" t="0"/>
-            <wp:docPr descr="" title="" id="30" name="Picture"/>
+            <wp:docPr descr="" title="" id="29" name="Picture"/>
             <a:graphic>
               <a:graphicData uri="http://schemas.openxmlformats.org/drawingml/2006/picture">
                 <pic:pic>
                   <pic:nvPicPr>
-                    <pic:cNvPr descr="57e50447d4e104f5566a80b27c084b4facfb9929eb3d6159a00201ece50f9bfa.png" id="31" name="Picture"/>
+                    <pic:cNvPr descr="57e50447d4e104f5566a80b27c084b4facfb9929eb3d6159a00201ece50f9bfa.png" id="30" name="Picture"/>
                     <pic:cNvPicPr>
                       <a:picLocks noChangeArrowheads="1" noChangeAspect="1"/>
                     </pic:cNvPicPr>
                   </pic:nvPicPr>
                   <pic:blipFill>
-                    <a:blip r:embed="rId29"/>
+                    <a:blip r:embed="rId28"/>
                     <a:stretch>
                       <a:fillRect/>
                     </a:stretch>
@@ -11164,18 +9521,18 @@
           <wp:inline>
             <wp:extent cx="2667000" cy="2764971"/>
             <wp:effectExtent b="0" l="0" r="0" t="0"/>
-            <wp:docPr descr="" title="" id="33" name="Picture"/>
+            <wp:docPr descr="" title="" id="32" name="Picture"/>
             <a:graphic>
               <a:graphicData uri="http://schemas.openxmlformats.org/drawingml/2006/picture">
                 <pic:pic>
                   <pic:nvPicPr>
-                    <pic:cNvPr descr="8a1dafcc7f9ef659848cb7441aeb51608e704ef1d68a01d539b6d8bb5acd3912.jpg" id="34" name="Picture"/>
+                    <pic:cNvPr descr="8a1dafcc7f9ef659848cb7441aeb51608e704ef1d68a01d539b6d8bb5acd3912.jpg" id="33" name="Picture"/>
                     <pic:cNvPicPr>
                       <a:picLocks noChangeArrowheads="1" noChangeAspect="1"/>
                     </pic:cNvPicPr>
                   </pic:nvPicPr>
                   <pic:blipFill>
-                    <a:blip r:embed="rId32"/>
+                    <a:blip r:embed="rId31"/>
                     <a:stretch>
                       <a:fillRect/>
                     </a:stretch>
@@ -12292,18 +10649,18 @@
           <wp:inline>
             <wp:extent cx="2667000" cy="2387314"/>
             <wp:effectExtent b="0" l="0" r="0" t="0"/>
-            <wp:docPr descr="" title="" id="36" name="Picture"/>
+            <wp:docPr descr="" title="" id="35" name="Picture"/>
             <a:graphic>
               <a:graphicData uri="http://schemas.openxmlformats.org/drawingml/2006/picture">
                 <pic:pic>
                   <pic:nvPicPr>
-                    <pic:cNvPr descr="2502b5a5c72929a9fb8413801c71944882e9db0c951f103e98c3c1ef25896a53.jpg" id="37" name="Picture"/>
+                    <pic:cNvPr descr="2502b5a5c72929a9fb8413801c71944882e9db0c951f103e98c3c1ef25896a53.jpg" id="36" name="Picture"/>
                     <pic:cNvPicPr>
                       <a:picLocks noChangeArrowheads="1" noChangeAspect="1"/>
                     </pic:cNvPicPr>
                   </pic:nvPicPr>
                   <pic:blipFill>
-                    <a:blip r:embed="rId35"/>
+                    <a:blip r:embed="rId34"/>
                     <a:stretch>
                       <a:fillRect/>
                     </a:stretch>
@@ -13142,18 +11499,18 @@
           <wp:inline>
             <wp:extent cx="2667000" cy="1864816"/>
             <wp:effectExtent b="0" l="0" r="0" t="0"/>
-            <wp:docPr descr="" title="" id="39" name="Picture"/>
+            <wp:docPr descr="" title="" id="38" name="Picture"/>
             <a:graphic>
               <a:graphicData uri="http://schemas.openxmlformats.org/drawingml/2006/picture">
                 <pic:pic>
                   <pic:nvPicPr>
-                    <pic:cNvPr descr="8c0f727e8902696bed323254149526e1aaf2f889d85f520601cbe4633202c22f.jpg" id="40" name="Picture"/>
+                    <pic:cNvPr descr="8c0f727e8902696bed323254149526e1aaf2f889d85f520601cbe4633202c22f.jpg" id="39" name="Picture"/>
                     <pic:cNvPicPr>
                       <a:picLocks noChangeArrowheads="1" noChangeAspect="1"/>
                     </pic:cNvPicPr>
                   </pic:nvPicPr>
                   <pic:blipFill>
-                    <a:blip r:embed="rId38"/>
+                    <a:blip r:embed="rId37"/>
                     <a:stretch>
                       <a:fillRect/>
                     </a:stretch>
@@ -13814,8 +12171,8 @@
         <w:t xml:space="preserve">。</w:t>
       </w:r>
     </w:p>
-    <w:bookmarkEnd w:id="41"/>
-    <w:bookmarkStart w:id="54" w:name="氮族元素单质氢化物与活化化学"/>
+    <w:bookmarkEnd w:id="40"/>
+    <w:bookmarkStart w:id="53" w:name="氮族元素单质氢化物与活化化学"/>
     <w:p>
       <w:pPr>
         <w:pStyle w:val="Heading2"/>
@@ -14969,18 +13326,18 @@
           <wp:inline>
             <wp:extent cx="2667000" cy="1908907"/>
             <wp:effectExtent b="0" l="0" r="0" t="0"/>
-            <wp:docPr descr="" title="" id="43" name="Picture"/>
+            <wp:docPr descr="" title="" id="42" name="Picture"/>
             <a:graphic>
               <a:graphicData uri="http://schemas.openxmlformats.org/drawingml/2006/picture">
                 <pic:pic>
                   <pic:nvPicPr>
-                    <pic:cNvPr descr="3bb3fe24f36567720603262a0ac6188d4bcb509be1f9bdd640b0d9b81d0d195b.png" id="44" name="Picture"/>
+                    <pic:cNvPr descr="3bb3fe24f36567720603262a0ac6188d4bcb509be1f9bdd640b0d9b81d0d195b.png" id="43" name="Picture"/>
                     <pic:cNvPicPr>
                       <a:picLocks noChangeArrowheads="1" noChangeAspect="1"/>
                     </pic:cNvPicPr>
                   </pic:nvPicPr>
                   <pic:blipFill>
-                    <a:blip r:embed="rId42"/>
+                    <a:blip r:embed="rId41"/>
                     <a:stretch>
                       <a:fillRect/>
                     </a:stretch>
@@ -16636,18 +14993,18 @@
           <wp:inline>
             <wp:extent cx="2667000" cy="1709133"/>
             <wp:effectExtent b="0" l="0" r="0" t="0"/>
-            <wp:docPr descr="" title="" id="46" name="Picture"/>
+            <wp:docPr descr="" title="" id="45" name="Picture"/>
             <a:graphic>
               <a:graphicData uri="http://schemas.openxmlformats.org/drawingml/2006/picture">
                 <pic:pic>
                   <pic:nvPicPr>
-                    <pic:cNvPr descr="f551cba9609a4bffb1339b8dffd5eeb6a1b5be64d3480bfe6cf71950091ad751.jpg" id="47" name="Picture"/>
+                    <pic:cNvPr descr="f551cba9609a4bffb1339b8dffd5eeb6a1b5be64d3480bfe6cf71950091ad751.jpg" id="46" name="Picture"/>
                     <pic:cNvPicPr>
                       <a:picLocks noChangeArrowheads="1" noChangeAspect="1"/>
                     </pic:cNvPicPr>
                   </pic:nvPicPr>
                   <pic:blipFill>
-                    <a:blip r:embed="rId45"/>
+                    <a:blip r:embed="rId44"/>
                     <a:stretch>
                       <a:fillRect/>
                     </a:stretch>
@@ -17338,18 +15695,18 @@
           <wp:inline>
             <wp:extent cx="2667000" cy="2623844"/>
             <wp:effectExtent b="0" l="0" r="0" t="0"/>
-            <wp:docPr descr="" title="" id="49" name="Picture"/>
+            <wp:docPr descr="" title="" id="48" name="Picture"/>
             <a:graphic>
               <a:graphicData uri="http://schemas.openxmlformats.org/drawingml/2006/picture">
                 <pic:pic>
                   <pic:nvPicPr>
-                    <pic:cNvPr descr="5987658fe5d57e0b3de3b8569706b3cb6d06cdfd321e2289d22d1303c0fa3614.jpg" id="50" name="Picture"/>
+                    <pic:cNvPr descr="5987658fe5d57e0b3de3b8569706b3cb6d06cdfd321e2289d22d1303c0fa3614.jpg" id="49" name="Picture"/>
                     <pic:cNvPicPr>
                       <a:picLocks noChangeArrowheads="1" noChangeAspect="1"/>
                     </pic:cNvPicPr>
                   </pic:nvPicPr>
                   <pic:blipFill>
-                    <a:blip r:embed="rId48"/>
+                    <a:blip r:embed="rId47"/>
                     <a:stretch>
                       <a:fillRect/>
                     </a:stretch>
@@ -18658,18 +17015,18 @@
           <wp:inline>
             <wp:extent cx="2667000" cy="2091764"/>
             <wp:effectExtent b="0" l="0" r="0" t="0"/>
-            <wp:docPr descr="" title="" id="52" name="Picture"/>
+            <wp:docPr descr="" title="" id="51" name="Picture"/>
             <a:graphic>
               <a:graphicData uri="http://schemas.openxmlformats.org/drawingml/2006/picture">
                 <pic:pic>
                   <pic:nvPicPr>
-                    <pic:cNvPr descr="e786f4a2b5528f4891af88ad7b474799a1d33d70c7917fb01ec668d5ab80341a.jpg" id="53" name="Picture"/>
+                    <pic:cNvPr descr="e786f4a2b5528f4891af88ad7b474799a1d33d70c7917fb01ec668d5ab80341a.jpg" id="52" name="Picture"/>
                     <pic:cNvPicPr>
                       <a:picLocks noChangeArrowheads="1" noChangeAspect="1"/>
                     </pic:cNvPicPr>
                   </pic:nvPicPr>
                   <pic:blipFill>
-                    <a:blip r:embed="rId51"/>
+                    <a:blip r:embed="rId50"/>
                     <a:stretch>
                       <a:fillRect/>
                     </a:stretch>
@@ -19791,8 +18148,8 @@
         <w:t>。</w:t>
       </w:r>
     </w:p>
-    <w:bookmarkEnd w:id="54"/>
-    <w:bookmarkStart w:id="64" w:name="氮的氧化物含氧酸与氧化还原滑尺"/>
+    <w:bookmarkEnd w:id="53"/>
+    <w:bookmarkStart w:id="63" w:name="氮的氧化物含氧酸与氧化还原滑尺"/>
     <w:p>
       <w:pPr>
         <w:pStyle w:val="Heading2"/>
@@ -21118,18 +19475,18 @@
           <wp:inline>
             <wp:extent cx="2667000" cy="1930934"/>
             <wp:effectExtent b="0" l="0" r="0" t="0"/>
-            <wp:docPr descr="" title="" id="56" name="Picture"/>
+            <wp:docPr descr="" title="" id="55" name="Picture"/>
             <a:graphic>
               <a:graphicData uri="http://schemas.openxmlformats.org/drawingml/2006/picture">
                 <pic:pic>
                   <pic:nvPicPr>
-                    <pic:cNvPr descr="afbe5d5a92d8c10bc7d8846d2af4ff1ce821e5bd0f006aa91339382e202c4251.jpg" id="57" name="Picture"/>
+                    <pic:cNvPr descr="afbe5d5a92d8c10bc7d8846d2af4ff1ce821e5bd0f006aa91339382e202c4251.jpg" id="56" name="Picture"/>
                     <pic:cNvPicPr>
                       <a:picLocks noChangeArrowheads="1" noChangeAspect="1"/>
                     </pic:cNvPicPr>
                   </pic:nvPicPr>
                   <pic:blipFill>
-                    <a:blip r:embed="rId55"/>
+                    <a:blip r:embed="rId54"/>
                     <a:stretch>
                       <a:fillRect/>
                     </a:stretch>
@@ -22179,18 +20536,18 @@
           <wp:inline>
             <wp:extent cx="2667000" cy="1244600"/>
             <wp:effectExtent b="0" l="0" r="0" t="0"/>
-            <wp:docPr descr="" title="" id="59" name="Picture"/>
+            <wp:docPr descr="" title="" id="58" name="Picture"/>
             <a:graphic>
               <a:graphicData uri="http://schemas.openxmlformats.org/drawingml/2006/picture">
                 <pic:pic>
                   <pic:nvPicPr>
-                    <pic:cNvPr descr="61424a117d69f6db5ec737e3dc0bfe241751cd28aa9a772aee04c5ffbfcdd894.jpg" id="60" name="Picture"/>
+                    <pic:cNvPr descr="61424a117d69f6db5ec737e3dc0bfe241751cd28aa9a772aee04c5ffbfcdd894.jpg" id="59" name="Picture"/>
                     <pic:cNvPicPr>
                       <a:picLocks noChangeArrowheads="1" noChangeAspect="1"/>
                     </pic:cNvPicPr>
                   </pic:nvPicPr>
                   <pic:blipFill>
-                    <a:blip r:embed="rId58"/>
+                    <a:blip r:embed="rId57"/>
                     <a:stretch>
                       <a:fillRect/>
                     </a:stretch>
@@ -23067,18 +21424,18 @@
           <wp:inline>
             <wp:extent cx="2667000" cy="479425"/>
             <wp:effectExtent b="0" l="0" r="0" t="0"/>
-            <wp:docPr descr="" title="" id="62" name="Picture"/>
+            <wp:docPr descr="" title="" id="61" name="Picture"/>
             <a:graphic>
               <a:graphicData uri="http://schemas.openxmlformats.org/drawingml/2006/picture">
                 <pic:pic>
                   <pic:nvPicPr>
-                    <pic:cNvPr descr="d7f0b6f352ab8dce8f96f1eb86fb62b9b1469ecc7e94fcafaf4b2be710da361d.jpg" id="63" name="Picture"/>
+                    <pic:cNvPr descr="d7f0b6f352ab8dce8f96f1eb86fb62b9b1469ecc7e94fcafaf4b2be710da361d.jpg" id="62" name="Picture"/>
                     <pic:cNvPicPr>
                       <a:picLocks noChangeArrowheads="1" noChangeAspect="1"/>
                     </pic:cNvPicPr>
                   </pic:nvPicPr>
                   <pic:blipFill>
-                    <a:blip r:embed="rId61"/>
+                    <a:blip r:embed="rId60"/>
                     <a:stretch>
                       <a:fillRect/>
                     </a:stretch>
@@ -25755,8 +24112,8 @@
         <w:t>。</w:t>
       </w:r>
     </w:p>
-    <w:bookmarkEnd w:id="64"/>
-    <w:bookmarkStart w:id="83" w:name="磷的同素异形体与含氧化合物"/>
+    <w:bookmarkEnd w:id="63"/>
+    <w:bookmarkStart w:id="82" w:name="磷的同素异形体与含氧化合物"/>
     <w:p>
       <w:pPr>
         <w:pStyle w:val="Heading2"/>
@@ -25906,18 +24263,18 @@
           <wp:inline>
             <wp:extent cx="2667000" cy="1547378"/>
             <wp:effectExtent b="0" l="0" r="0" t="0"/>
-            <wp:docPr descr="" title="" id="66" name="Picture"/>
+            <wp:docPr descr="" title="" id="65" name="Picture"/>
             <a:graphic>
               <a:graphicData uri="http://schemas.openxmlformats.org/drawingml/2006/picture">
                 <pic:pic>
                   <pic:nvPicPr>
-                    <pic:cNvPr descr="9a0caf8e6e9b7b2b2dff2d34d82da98c9f752ee449426e8df43c0fbe136afe7a.png" id="67" name="Picture"/>
+                    <pic:cNvPr descr="9a0caf8e6e9b7b2b2dff2d34d82da98c9f752ee449426e8df43c0fbe136afe7a.png" id="66" name="Picture"/>
                     <pic:cNvPicPr>
                       <a:picLocks noChangeArrowheads="1" noChangeAspect="1"/>
                     </pic:cNvPicPr>
                   </pic:nvPicPr>
                   <pic:blipFill>
-                    <a:blip r:embed="rId65"/>
+                    <a:blip r:embed="rId64"/>
                     <a:stretch>
                       <a:fillRect/>
                     </a:stretch>
@@ -26684,18 +25041,18 @@
           <wp:inline>
             <wp:extent cx="2667000" cy="3611262"/>
             <wp:effectExtent b="0" l="0" r="0" t="0"/>
-            <wp:docPr descr="" title="" id="69" name="Picture"/>
+            <wp:docPr descr="" title="" id="68" name="Picture"/>
             <a:graphic>
               <a:graphicData uri="http://schemas.openxmlformats.org/drawingml/2006/picture">
                 <pic:pic>
                   <pic:nvPicPr>
-                    <pic:cNvPr descr="09882c1771031a3ee20c1c5fc7e6fd0468ac109f3718ac509c00a0885848d02a.jpg" id="70" name="Picture"/>
+                    <pic:cNvPr descr="09882c1771031a3ee20c1c5fc7e6fd0468ac109f3718ac509c00a0885848d02a.jpg" id="69" name="Picture"/>
                     <pic:cNvPicPr>
                       <a:picLocks noChangeArrowheads="1" noChangeAspect="1"/>
                     </pic:cNvPicPr>
                   </pic:nvPicPr>
                   <pic:blipFill>
-                    <a:blip r:embed="rId68"/>
+                    <a:blip r:embed="rId67"/>
                     <a:stretch>
                       <a:fillRect/>
                     </a:stretch>
@@ -27236,18 +25593,18 @@
           <wp:inline>
             <wp:extent cx="2667000" cy="2515387"/>
             <wp:effectExtent b="0" l="0" r="0" t="0"/>
-            <wp:docPr descr="" title="" id="72" name="Picture"/>
+            <wp:docPr descr="" title="" id="71" name="Picture"/>
             <a:graphic>
               <a:graphicData uri="http://schemas.openxmlformats.org/drawingml/2006/picture">
                 <pic:pic>
                   <pic:nvPicPr>
-                    <pic:cNvPr descr="5d5251a1c97d1b6b815c44fee2d438270f164dd9bd4bb493cf589e35ea79d8ae.jpg" id="73" name="Picture"/>
+                    <pic:cNvPr descr="5d5251a1c97d1b6b815c44fee2d438270f164dd9bd4bb493cf589e35ea79d8ae.jpg" id="72" name="Picture"/>
                     <pic:cNvPicPr>
                       <a:picLocks noChangeArrowheads="1" noChangeAspect="1"/>
                     </pic:cNvPicPr>
                   </pic:nvPicPr>
                   <pic:blipFill>
-                    <a:blip r:embed="rId71"/>
+                    <a:blip r:embed="rId70"/>
                     <a:stretch>
                       <a:fillRect/>
                     </a:stretch>
@@ -27936,18 +26293,18 @@
           <wp:inline>
             <wp:extent cx="2667000" cy="3227579"/>
             <wp:effectExtent b="0" l="0" r="0" t="0"/>
-            <wp:docPr descr="" title="" id="75" name="Picture"/>
+            <wp:docPr descr="" title="" id="74" name="Picture"/>
             <a:graphic>
               <a:graphicData uri="http://schemas.openxmlformats.org/drawingml/2006/picture">
                 <pic:pic>
                   <pic:nvPicPr>
-                    <pic:cNvPr descr="d9bfb5400650a1ef3ab5390517d3f9006b9bb8276299318ea0db27a0544adbad.jpg" id="76" name="Picture"/>
+                    <pic:cNvPr descr="d9bfb5400650a1ef3ab5390517d3f9006b9bb8276299318ea0db27a0544adbad.jpg" id="75" name="Picture"/>
                     <pic:cNvPicPr>
                       <a:picLocks noChangeArrowheads="1" noChangeAspect="1"/>
                     </pic:cNvPicPr>
                   </pic:nvPicPr>
                   <pic:blipFill>
-                    <a:blip r:embed="rId74"/>
+                    <a:blip r:embed="rId73"/>
                     <a:stretch>
                       <a:fillRect/>
                     </a:stretch>
@@ -30371,18 +28728,18 @@
           <wp:inline>
             <wp:extent cx="2667000" cy="1070409"/>
             <wp:effectExtent b="0" l="0" r="0" t="0"/>
-            <wp:docPr descr="" title="" id="78" name="Picture"/>
+            <wp:docPr descr="" title="" id="77" name="Picture"/>
             <a:graphic>
               <a:graphicData uri="http://schemas.openxmlformats.org/drawingml/2006/picture">
                 <pic:pic>
                   <pic:nvPicPr>
-                    <pic:cNvPr descr="8ea00b309b657b1c9b306c1230d4fe06ec50681dd1eb90553d3a7de5df988795.png" id="79" name="Picture"/>
+                    <pic:cNvPr descr="8ea00b309b657b1c9b306c1230d4fe06ec50681dd1eb90553d3a7de5df988795.png" id="78" name="Picture"/>
                     <pic:cNvPicPr>
                       <a:picLocks noChangeArrowheads="1" noChangeAspect="1"/>
                     </pic:cNvPicPr>
                   </pic:nvPicPr>
                   <pic:blipFill>
-                    <a:blip r:embed="rId77"/>
+                    <a:blip r:embed="rId76"/>
                     <a:stretch>
                       <a:fillRect/>
                     </a:stretch>
@@ -30977,18 +29334,18 @@
           <wp:inline>
             <wp:extent cx="2667000" cy="1593158"/>
             <wp:effectExtent b="0" l="0" r="0" t="0"/>
-            <wp:docPr descr="" title="" id="81" name="Picture"/>
+            <wp:docPr descr="" title="" id="80" name="Picture"/>
             <a:graphic>
               <a:graphicData uri="http://schemas.openxmlformats.org/drawingml/2006/picture">
                 <pic:pic>
                   <pic:nvPicPr>
-                    <pic:cNvPr descr="252f0e61ba00736abb9aa788188a5569f307a4f36b71981a5ca1159b007a224f.jpg" id="82" name="Picture"/>
+                    <pic:cNvPr descr="252f0e61ba00736abb9aa788188a5569f307a4f36b71981a5ca1159b007a224f.jpg" id="81" name="Picture"/>
                     <pic:cNvPicPr>
                       <a:picLocks noChangeArrowheads="1" noChangeAspect="1"/>
                     </pic:cNvPicPr>
                   </pic:nvPicPr>
                   <pic:blipFill>
-                    <a:blip r:embed="rId80"/>
+                    <a:blip r:embed="rId79"/>
                     <a:stretch>
                       <a:fillRect/>
                     </a:stretch>
@@ -31434,8 +29791,8 @@
         <w:t>。</w:t>
       </w:r>
     </w:p>
-    <w:bookmarkEnd w:id="83"/>
-    <w:bookmarkStart w:id="87" w:name="砷锑铋与重主族元素惰性电子对效应"/>
+    <w:bookmarkEnd w:id="82"/>
+    <w:bookmarkStart w:id="86" w:name="砷锑铋与重主族元素惰性电子对效应"/>
     <w:p>
       <w:pPr>
         <w:pStyle w:val="Heading2"/>
@@ -31582,18 +29939,18 @@
           <wp:inline>
             <wp:extent cx="2667000" cy="1716032"/>
             <wp:effectExtent b="0" l="0" r="0" t="0"/>
-            <wp:docPr descr="" title="" id="85" name="Picture"/>
+            <wp:docPr descr="" title="" id="84" name="Picture"/>
             <a:graphic>
               <a:graphicData uri="http://schemas.openxmlformats.org/drawingml/2006/picture">
                 <pic:pic>
                   <pic:nvPicPr>
-                    <pic:cNvPr descr="9f84841f0a2fe885dd171d7a1fa2105dd661e65a61550b7e2227c08ac3a8e745.jpg" id="86" name="Picture"/>
+                    <pic:cNvPr descr="9f84841f0a2fe885dd171d7a1fa2105dd661e65a61550b7e2227c08ac3a8e745.jpg" id="85" name="Picture"/>
                     <pic:cNvPicPr>
                       <a:picLocks noChangeArrowheads="1" noChangeAspect="1"/>
                     </pic:cNvPicPr>
                   </pic:nvPicPr>
                   <pic:blipFill>
-                    <a:blip r:embed="rId84"/>
+                    <a:blip r:embed="rId83"/>
                     <a:stretch>
                       <a:fillRect/>
                     </a:stretch>
@@ -34115,8 +32472,8 @@
         <w:t>。</w:t>
       </w:r>
     </w:p>
-    <w:bookmarkEnd w:id="87"/>
-    <w:bookmarkStart w:id="91" w:name="氧族与氮族氧化还原电势态图与热力学歧化归中判据"/>
+    <w:bookmarkEnd w:id="86"/>
+    <w:bookmarkStart w:id="90" w:name="氧族与氮族氧化还原电势态图与热力学歧化归中判据"/>
     <w:p>
       <w:pPr>
         <w:pStyle w:val="Heading2"/>
@@ -34239,18 +32596,18 @@
           <wp:inline>
             <wp:extent cx="2667000" cy="2158477"/>
             <wp:effectExtent b="0" l="0" r="0" t="0"/>
-            <wp:docPr descr="" title="" id="89" name="Picture"/>
+            <wp:docPr descr="" title="" id="88" name="Picture"/>
             <a:graphic>
               <a:graphicData uri="http://schemas.openxmlformats.org/drawingml/2006/picture">
                 <pic:pic>
                   <pic:nvPicPr>
-                    <pic:cNvPr descr="3ec6f85bbab0ee45a207978a1437f5e6aff9e27d662bf16f38f982170797b526.jpg" id="90" name="Picture"/>
+                    <pic:cNvPr descr="3ec6f85bbab0ee45a207978a1437f5e6aff9e27d662bf16f38f982170797b526.jpg" id="89" name="Picture"/>
                     <pic:cNvPicPr>
                       <a:picLocks noChangeArrowheads="1" noChangeAspect="1"/>
                     </pic:cNvPicPr>
                   </pic:nvPicPr>
                   <pic:blipFill>
-                    <a:blip r:embed="rId88"/>
+                    <a:blip r:embed="rId87"/>
                     <a:stretch>
                       <a:fillRect/>
                     </a:stretch>
@@ -37638,8 +35995,8 @@
         <w:t>。</w:t>
       </w:r>
     </w:p>
-    <w:bookmarkEnd w:id="91"/>
-    <w:bookmarkStart w:id="92" w:name="常见失分陷阱与认知冲突辨析"/>
+    <w:bookmarkEnd w:id="90"/>
+    <w:bookmarkStart w:id="91" w:name="课后习题"/>
     <w:p>
       <w:pPr>
         <w:pStyle w:val="Heading2"/>
@@ -37655,7 +36012,7 @@
         <w:rPr>
           <w:rFonts w:hint="eastAsia" w:ascii="Times New Roman" w:hAnsi="Times New Roman" w:eastAsia="SimHei" w:cs="Times New Roman"/>
         </w:rPr>
-        <w:t xml:space="preserve">常见失分陷阱与认知冲突辨析</w:t>
+        <w:t xml:space="preserve">课后习题</w:t>
       </w:r>
     </w:p>
     <w:p>
@@ -37665,3582 +36022,6 @@
       </w:pPr>
       <w:r>
         <w:rPr>
-          <w:rFonts w:hint="eastAsia" w:ascii="Times New Roman" w:hAnsi="Times New Roman" w:eastAsia="FangSong" w:cs="Times New Roman"/>
-        </w:rPr>
-        <w:t>在全国初赛与决赛中</w:t>
-      </w:r>
-      <w:r>
-        <w:rPr>
-          <w:rFonts w:hint="eastAsia" w:ascii="Times New Roman" w:hAnsi="Times New Roman" w:eastAsia="Times New Roman" w:cs="Times New Roman"/>
-        </w:rPr>
-        <w:t>，</w:t>
-      </w:r>
-      <w:r>
-        <w:rPr>
-          <w:rFonts w:hint="eastAsia" w:ascii="Times New Roman" w:hAnsi="Times New Roman" w:eastAsia="FangSong" w:cs="Times New Roman"/>
-        </w:rPr>
-        <w:t>氧族与氮族元素因多氧化态</w:t>
-      </w:r>
-      <w:r>
-        <w:rPr>
-          <w:rFonts w:hint="eastAsia" w:ascii="Times New Roman" w:hAnsi="Times New Roman" w:eastAsia="Times New Roman" w:cs="Times New Roman"/>
-        </w:rPr>
-        <w:t>、</w:t>
-      </w:r>
-      <w:r>
-        <w:rPr>
-          <w:rFonts w:hint="eastAsia" w:ascii="Times New Roman" w:hAnsi="Times New Roman" w:eastAsia="FangSong" w:cs="Times New Roman"/>
-        </w:rPr>
-        <w:t>多原子聚集</w:t>
-      </w:r>
-      <w:r>
-        <w:rPr>
-          <w:rFonts w:hint="eastAsia" w:ascii="Times New Roman" w:hAnsi="Times New Roman" w:eastAsia="Times New Roman" w:cs="Times New Roman"/>
-        </w:rPr>
-        <w:t>、</w:t>
-      </w:r>
-      <w:r>
-        <w:rPr>
-          <w:rFonts w:hint="eastAsia" w:ascii="Times New Roman" w:hAnsi="Times New Roman" w:eastAsia="FangSong" w:cs="Times New Roman"/>
-        </w:rPr>
-        <w:t>反常键型与复杂的酸碱</w:t>
-      </w:r>
-      <w:r>
-        <w:rPr>
-          <w:rFonts w:hint="eastAsia" w:ascii="Times New Roman" w:hAnsi="Times New Roman" w:eastAsia="Times New Roman" w:cs="Times New Roman"/>
-        </w:rPr>
-        <w:t>/</w:t>
-      </w:r>
-      <w:r>
-        <w:rPr>
-          <w:rFonts w:hint="eastAsia" w:ascii="Times New Roman" w:hAnsi="Times New Roman" w:eastAsia="FangSong" w:cs="Times New Roman"/>
-        </w:rPr>
-        <w:t>氧化还原交织</w:t>
-      </w:r>
-      <w:r>
-        <w:rPr>
-          <w:rFonts w:hint="eastAsia" w:ascii="Times New Roman" w:hAnsi="Times New Roman" w:eastAsia="Times New Roman" w:cs="Times New Roman"/>
-        </w:rPr>
-        <w:t>，</w:t>
-      </w:r>
-      <w:r>
-        <w:rPr>
-          <w:rFonts w:hint="eastAsia" w:ascii="Times New Roman" w:hAnsi="Times New Roman" w:eastAsia="FangSong" w:cs="Times New Roman"/>
-        </w:rPr>
-        <w:t>在各元素板块中失分率长期位居前列</w:t>
-      </w:r>
-      <w:r>
-        <w:rPr>
-          <w:rFonts w:hint="eastAsia" w:ascii="Times New Roman" w:hAnsi="Times New Roman" w:eastAsia="Times New Roman" w:cs="Times New Roman"/>
-        </w:rPr>
-        <w:t>。</w:t>
-      </w:r>
-      <w:r>
-        <w:rPr>
-          <w:rFonts w:hint="eastAsia" w:ascii="Times New Roman" w:hAnsi="Times New Roman" w:eastAsia="FangSong" w:cs="Times New Roman"/>
-        </w:rPr>
-        <w:t>以下按出现频率列出</w:t>
-      </w:r>
-      <w:r>
-        <w:rPr>
-          <w:rFonts w:ascii="Times New Roman" w:hAnsi="Times New Roman" w:eastAsia="Times New Roman" w:cs="Times New Roman"/>
-        </w:rPr>
-        <w:t xml:space="preserve"> 8 </w:t>
-      </w:r>
-      <w:r>
-        <w:rPr>
-          <w:rFonts w:hint="eastAsia" w:ascii="Times New Roman" w:hAnsi="Times New Roman" w:eastAsia="FangSong" w:cs="Times New Roman"/>
-        </w:rPr>
-        <w:t>个易错点</w:t>
-      </w:r>
-      <w:r>
-        <w:rPr>
-          <w:rFonts w:hint="eastAsia" w:ascii="Times New Roman" w:hAnsi="Times New Roman" w:eastAsia="Times New Roman" w:cs="Times New Roman"/>
-        </w:rPr>
-        <w:t>。</w:t>
-      </w:r>
-    </w:p>
-    <w:p>
-      <w:pPr>
-        <w:pStyle w:val="BodyText"/>
-        <w:ind w:firstLine="420"/>
-      </w:pPr>
-      <w:r>
-        <w:rPr>
-          <w:rFonts w:hint="eastAsia" w:ascii="Times New Roman" w:hAnsi="Times New Roman" w:eastAsia="FangSong" w:cs="Times New Roman"/>
-        </w:rPr>
-        <w:t>第一</w:t>
-      </w:r>
-      <w:r>
-        <w:rPr>
-          <w:rFonts w:hint="eastAsia" w:ascii="Times New Roman" w:hAnsi="Times New Roman" w:eastAsia="Times New Roman" w:cs="Times New Roman"/>
-        </w:rPr>
-        <w:t>，</w:t>
-      </w:r>
-      <w:r>
-        <w:rPr>
-          <w:rFonts w:hint="eastAsia" w:ascii="Times New Roman" w:hAnsi="Times New Roman" w:eastAsia="FangSong" w:cs="Times New Roman"/>
-        </w:rPr>
-        <w:t>硫代硫酸钠</w:t>
-      </w:r>
-      <w:r>
-        <w:rPr>
-          <w:rFonts w:hint="eastAsia" w:ascii="Times New Roman" w:hAnsi="Times New Roman" w:eastAsia="Times New Roman" w:cs="Times New Roman"/>
-        </w:rPr>
-        <w:t>（</w:t>
-      </w:r>
-      <m:oMath>
-        <m:oMathPr>
-          <m:ctrlPr>
-            <w:rPr>
-              <w:sz w:val="28"/>
-              <w:szCs w:val="28"/>
-            </w:rPr>
-          </m:ctrlPr>
-        </m:oMathPr>
-        <m:r>
-          <m:rPr>
-            <m:sty m:val="p"/>
-          </m:rPr>
-          <m:t>N</m:t>
-        </m:r>
-        <m:sSub>
-          <m:e>
-            <m:r>
-              <m:rPr>
-                <m:sty m:val="p"/>
-              </m:rPr>
-              <m:t>a</m:t>
-            </m:r>
-          </m:e>
-          <m:sub>
-            <m:r>
-              <m:rPr>
-                <m:sty m:val="p"/>
-              </m:rPr>
-              <m:t>2</m:t>
-            </m:r>
-          </m:sub>
-        </m:sSub>
-        <m:sSub>
-          <m:e>
-            <m:r>
-              <m:rPr>
-                <m:sty m:val="p"/>
-              </m:rPr>
-              <m:t>S</m:t>
-            </m:r>
-          </m:e>
-          <m:sub>
-            <m:r>
-              <m:rPr>
-                <m:sty m:val="p"/>
-              </m:rPr>
-              <m:t>2</m:t>
-            </m:r>
-          </m:sub>
-        </m:sSub>
-        <m:sSub>
-          <m:e>
-            <m:r>
-              <m:rPr>
-                <m:sty m:val="p"/>
-              </m:rPr>
-              <m:t>O</m:t>
-            </m:r>
-          </m:e>
-          <m:sub>
-            <m:r>
-              <m:rPr>
-                <m:sty m:val="p"/>
-              </m:rPr>
-              <m:t>3</m:t>
-            </m:r>
-          </m:sub>
-        </m:sSub>
-      </m:oMath>
-      <w:r>
-        <w:rPr>
-          <w:rFonts w:hint="eastAsia" w:ascii="Times New Roman" w:hAnsi="Times New Roman" w:eastAsia="Times New Roman" w:cs="Times New Roman"/>
-        </w:rPr>
-        <w:t>）</w:t>
-      </w:r>
-      <w:r>
-        <w:rPr>
-          <w:rFonts w:hint="eastAsia" w:ascii="Times New Roman" w:hAnsi="Times New Roman" w:eastAsia="FangSong" w:cs="Times New Roman"/>
-        </w:rPr>
-        <w:t>与不同卤素氧化反应产物的混淆陷阱</w:t>
-      </w:r>
-      <w:r>
-        <w:rPr>
-          <w:rFonts w:hint="eastAsia" w:ascii="Times New Roman" w:hAnsi="Times New Roman" w:eastAsia="Times New Roman" w:cs="Times New Roman"/>
-        </w:rPr>
-        <w:t>。</w:t>
-      </w:r>
-      <w:r>
-        <w:rPr>
-          <w:rFonts w:hint="eastAsia" w:ascii="Times New Roman" w:hAnsi="Times New Roman" w:eastAsia="FangSong" w:cs="Times New Roman"/>
-        </w:rPr>
-        <w:t>常见的错误是机械记忆</w:t>
-      </w:r>
-      <w:r>
-        <w:rPr>
-          <w:rFonts w:hint="eastAsia" w:ascii="Times New Roman" w:hAnsi="Times New Roman" w:eastAsia="Times New Roman" w:cs="Times New Roman"/>
-        </w:rPr>
-        <w:t>“</w:t>
-      </w:r>
-      <w:r>
-        <w:rPr>
-          <w:rFonts w:hint="eastAsia" w:ascii="Times New Roman" w:hAnsi="Times New Roman" w:eastAsia="FangSong" w:cs="Times New Roman"/>
-        </w:rPr>
-        <w:t>硫代硫酸盐被氧化为硫酸盐</w:t>
-      </w:r>
-      <w:r>
-        <w:rPr>
-          <w:rFonts w:hint="eastAsia" w:ascii="Times New Roman" w:hAnsi="Times New Roman" w:eastAsia="Times New Roman" w:cs="Times New Roman"/>
-        </w:rPr>
-        <w:t>”，</w:t>
-      </w:r>
-      <w:r>
-        <w:rPr>
-          <w:rFonts w:hint="eastAsia" w:ascii="Times New Roman" w:hAnsi="Times New Roman" w:eastAsia="FangSong" w:cs="Times New Roman"/>
-        </w:rPr>
-        <w:t>在面对经典容量分析碘量法时错误书写产物为硫酸根</w:t>
-      </w:r>
-      <w:r>
-        <w:rPr>
-          <w:rFonts w:hint="eastAsia" w:ascii="Times New Roman" w:hAnsi="Times New Roman" w:eastAsia="Times New Roman" w:cs="Times New Roman"/>
-        </w:rPr>
-        <w:t>。</w:t>
-      </w:r>
-      <w:r>
-        <w:rPr>
-          <w:rFonts w:hint="eastAsia" w:ascii="Times New Roman" w:hAnsi="Times New Roman" w:eastAsia="FangSong" w:cs="Times New Roman"/>
-        </w:rPr>
-        <w:t>应牢记</w:t>
-      </w:r>
-      <w:r>
-        <w:rPr>
-          <w:rFonts w:hint="eastAsia" w:ascii="Times New Roman" w:hAnsi="Times New Roman" w:eastAsia="Times New Roman" w:cs="Times New Roman"/>
-        </w:rPr>
-        <w:t>：</w:t>
-      </w:r>
-      <w:r>
-        <w:rPr>
-          <w:rFonts w:hint="eastAsia" w:ascii="Times New Roman" w:hAnsi="Times New Roman" w:eastAsia="FangSong" w:cs="Times New Roman"/>
-        </w:rPr>
-        <w:t>面对温和氧化剂碘单质</w:t>
-      </w:r>
-      <w:r>
-        <w:rPr>
-          <w:rFonts w:hint="eastAsia" w:ascii="Times New Roman" w:hAnsi="Times New Roman" w:eastAsia="Times New Roman" w:cs="Times New Roman"/>
-        </w:rPr>
-        <w:t>（</w:t>
-      </w:r>
-      <m:oMath>
-        <m:sSub>
-          <m:e>
-            <m:r>
-              <m:rPr>
-                <m:sty m:val="p"/>
-              </m:rPr>
-              <m:t>I</m:t>
-            </m:r>
-          </m:e>
-          <m:sub>
-            <m:r>
-              <m:rPr>
-                <m:sty m:val="p"/>
-              </m:rPr>
-              <m:t>2</m:t>
-            </m:r>
-          </m:sub>
-        </m:sSub>
-      </m:oMath>
-      <w:r>
-        <w:rPr>
-          <w:rFonts w:hint="eastAsia" w:ascii="Times New Roman" w:hAnsi="Times New Roman" w:eastAsia="Times New Roman" w:cs="Times New Roman"/>
-        </w:rPr>
-        <w:t>），</w:t>
-      </w:r>
-      <w:r>
-        <w:rPr>
-          <w:rFonts w:hint="eastAsia" w:ascii="Times New Roman" w:hAnsi="Times New Roman" w:eastAsia="FangSong" w:cs="Times New Roman"/>
-        </w:rPr>
-        <w:t>反应仅仅发生端基硫的单电子氧化偶联</w:t>
-      </w:r>
-      <w:r>
-        <w:rPr>
-          <w:rFonts w:hint="eastAsia" w:ascii="Times New Roman" w:hAnsi="Times New Roman" w:eastAsia="Times New Roman" w:cs="Times New Roman"/>
-        </w:rPr>
-        <w:t>，</w:t>
-      </w:r>
-      <w:r>
-        <w:rPr>
-          <w:rFonts w:hint="eastAsia" w:ascii="Times New Roman" w:hAnsi="Times New Roman" w:eastAsia="FangSong" w:cs="Times New Roman"/>
-        </w:rPr>
-        <w:t>只生成无色的连四硫酸根</w:t>
-      </w:r>
-      <w:r>
-        <w:rPr>
-          <w:rFonts w:hint="eastAsia" w:ascii="Times New Roman" w:hAnsi="Times New Roman" w:eastAsia="Times New Roman" w:cs="Times New Roman"/>
-        </w:rPr>
-        <w:t>（</w:t>
-      </w:r>
-      <m:oMath>
-        <m:oMathPr>
-          <m:ctrlPr>
-            <w:rPr>
-              <w:sz w:val="28"/>
-              <w:szCs w:val="28"/>
-            </w:rPr>
-          </m:ctrlPr>
-        </m:oMathPr>
-        <m:sSub>
-          <m:e>
-            <m:r>
-              <m:rPr>
-                <m:sty m:val="p"/>
-              </m:rPr>
-              <m:t>S</m:t>
-            </m:r>
-          </m:e>
-          <m:sub>
-            <m:r>
-              <m:rPr>
-                <m:sty m:val="p"/>
-              </m:rPr>
-              <m:t>4</m:t>
-            </m:r>
-          </m:sub>
-        </m:sSub>
-        <m:sSubSup>
-          <m:e>
-            <m:r>
-              <m:rPr>
-                <m:sty m:val="p"/>
-              </m:rPr>
-              <m:t>O</m:t>
-            </m:r>
-          </m:e>
-          <m:sub>
-            <m:r>
-              <m:rPr>
-                <m:sty m:val="p"/>
-              </m:rPr>
-              <m:t>6</m:t>
-            </m:r>
-          </m:sub>
-          <m:sup>
-            <m:r>
-              <m:rPr>
-                <m:sty m:val="p"/>
-              </m:rPr>
-              <m:t>2</m:t>
-            </m:r>
-            <m:r>
-              <m:rPr>
-                <m:sty m:val="p"/>
-              </m:rPr>
-              <m:t>−</m:t>
-            </m:r>
-          </m:sup>
-        </m:sSubSup>
-      </m:oMath>
-      <w:r>
-        <w:rPr>
-          <w:rFonts w:hint="eastAsia" w:ascii="Times New Roman" w:hAnsi="Times New Roman" w:eastAsia="Times New Roman" w:cs="Times New Roman"/>
-        </w:rPr>
-        <w:t>，</w:t>
-      </w:r>
-      <w:r>
-        <w:rPr>
-          <w:rFonts w:hint="eastAsia" w:ascii="Times New Roman" w:hAnsi="Times New Roman" w:eastAsia="FangSong" w:cs="Times New Roman"/>
-        </w:rPr>
-        <w:t>反应比严格为</w:t>
-      </w:r>
-      <w:r>
-        <w:rPr>
-          <w:rFonts w:ascii="Times New Roman" w:hAnsi="Times New Roman" w:eastAsia="Times New Roman" w:cs="Times New Roman"/>
-        </w:rPr>
-        <w:t xml:space="preserve"> </w:t>
-      </w:r>
-      <m:oMath>
-        <m:r>
-          <m:t>2</m:t>
-        </m:r>
-        <m:r>
-          <m:rPr>
-            <m:sty m:val="p"/>
-          </m:rPr>
-          <m:t>:</m:t>
-        </m:r>
-        <m:r>
-          <m:t>1</m:t>
-        </m:r>
-      </m:oMath>
-      <w:r>
-        <w:rPr>
-          <w:rFonts w:hint="eastAsia" w:ascii="Times New Roman" w:hAnsi="Times New Roman" w:eastAsia="Times New Roman" w:cs="Times New Roman"/>
-        </w:rPr>
-        <w:t>）；</w:t>
-      </w:r>
-      <w:r>
-        <w:rPr>
-          <w:rFonts w:hint="eastAsia" w:ascii="Times New Roman" w:hAnsi="Times New Roman" w:eastAsia="FangSong" w:cs="Times New Roman"/>
-        </w:rPr>
-        <w:t>只有面对强氧化剂氯气</w:t>
-      </w:r>
-      <w:r>
-        <w:rPr>
-          <w:rFonts w:hint="eastAsia" w:ascii="Times New Roman" w:hAnsi="Times New Roman" w:eastAsia="Times New Roman" w:cs="Times New Roman"/>
-        </w:rPr>
-        <w:t>（</w:t>
-      </w:r>
-      <m:oMath>
-        <m:r>
-          <m:rPr>
-            <m:sty m:val="p"/>
-          </m:rPr>
-          <m:t>C</m:t>
-        </m:r>
-        <m:sSub>
-          <m:e>
-            <m:r>
-              <m:rPr>
-                <m:sty m:val="p"/>
-              </m:rPr>
-              <m:t>l</m:t>
-            </m:r>
-          </m:e>
-          <m:sub>
-            <m:r>
-              <m:rPr>
-                <m:sty m:val="p"/>
-              </m:rPr>
-              <m:t>2</m:t>
-            </m:r>
-          </m:sub>
-        </m:sSub>
-      </m:oMath>
-      <w:r>
-        <w:rPr>
-          <w:rFonts w:hint="eastAsia" w:ascii="Times New Roman" w:hAnsi="Times New Roman" w:eastAsia="Times New Roman" w:cs="Times New Roman"/>
-        </w:rPr>
-        <w:t>）</w:t>
-      </w:r>
-      <w:r>
-        <w:rPr>
-          <w:rFonts w:hint="eastAsia" w:ascii="Times New Roman" w:hAnsi="Times New Roman" w:eastAsia="FangSong" w:cs="Times New Roman"/>
-        </w:rPr>
-        <w:t>或溴水时</w:t>
-      </w:r>
-      <w:r>
-        <w:rPr>
-          <w:rFonts w:hint="eastAsia" w:ascii="Times New Roman" w:hAnsi="Times New Roman" w:eastAsia="Times New Roman" w:cs="Times New Roman"/>
-        </w:rPr>
-        <w:t>，</w:t>
-      </w:r>
-      <w:r>
-        <w:rPr>
-          <w:rFonts w:hint="eastAsia" w:ascii="Times New Roman" w:hAnsi="Times New Roman" w:eastAsia="FangSong" w:cs="Times New Roman"/>
-        </w:rPr>
-        <w:t>才会发生深层骨架氧化全量生成硫酸根</w:t>
-      </w:r>
-      <w:r>
-        <w:rPr>
-          <w:rFonts w:hint="eastAsia" w:ascii="Times New Roman" w:hAnsi="Times New Roman" w:eastAsia="Times New Roman" w:cs="Times New Roman"/>
-        </w:rPr>
-        <w:t>（</w:t>
-      </w:r>
-      <m:oMath>
-        <m:r>
-          <m:rPr>
-            <m:sty m:val="p"/>
-          </m:rPr>
-          <m:t>S</m:t>
-        </m:r>
-        <m:sSubSup>
-          <m:e>
-            <m:r>
-              <m:rPr>
-                <m:sty m:val="p"/>
-              </m:rPr>
-              <m:t>O</m:t>
-            </m:r>
-          </m:e>
-          <m:sub>
-            <m:r>
-              <m:rPr>
-                <m:sty m:val="p"/>
-              </m:rPr>
-              <m:t>4</m:t>
-            </m:r>
-          </m:sub>
-          <m:sup>
-            <m:r>
-              <m:rPr>
-                <m:sty m:val="p"/>
-              </m:rPr>
-              <m:t>2</m:t>
-            </m:r>
-            <m:r>
-              <m:rPr>
-                <m:sty m:val="p"/>
-              </m:rPr>
-              <m:t>−</m:t>
-            </m:r>
-          </m:sup>
-        </m:sSubSup>
-      </m:oMath>
-      <w:r>
-        <w:rPr>
-          <w:rFonts w:hint="eastAsia" w:ascii="Times New Roman" w:hAnsi="Times New Roman" w:eastAsia="Times New Roman" w:cs="Times New Roman"/>
-        </w:rPr>
-        <w:t>）。</w:t>
-      </w:r>
-      <w:r>
-        <w:rPr>
-          <w:rFonts w:hint="eastAsia" w:ascii="Times New Roman" w:hAnsi="Times New Roman" w:eastAsia="FangSong" w:cs="Times New Roman"/>
-        </w:rPr>
-        <w:t>混淆二者会导致滴定计量比错误</w:t>
-      </w:r>
-      <w:r>
-        <w:rPr>
-          <w:rFonts w:hint="eastAsia" w:ascii="Times New Roman" w:hAnsi="Times New Roman" w:eastAsia="Times New Roman" w:cs="Times New Roman"/>
-        </w:rPr>
-        <w:t>。</w:t>
-      </w:r>
-    </w:p>
-    <w:p>
-      <w:pPr>
-        <w:pStyle w:val="BodyText"/>
-        <w:ind w:firstLine="420"/>
-      </w:pPr>
-      <w:r>
-        <w:rPr>
-          <w:rFonts w:hint="eastAsia" w:ascii="Times New Roman" w:hAnsi="Times New Roman" w:eastAsia="FangSong" w:cs="Times New Roman"/>
-        </w:rPr>
-        <w:t>第二</w:t>
-      </w:r>
-      <w:r>
-        <w:rPr>
-          <w:rFonts w:hint="eastAsia" w:ascii="Times New Roman" w:hAnsi="Times New Roman" w:eastAsia="Times New Roman" w:cs="Times New Roman"/>
-        </w:rPr>
-        <w:t>，</w:t>
-      </w:r>
-      <w:r>
-        <w:rPr>
-          <w:rFonts w:hint="eastAsia" w:ascii="Times New Roman" w:hAnsi="Times New Roman" w:eastAsia="FangSong" w:cs="Times New Roman"/>
-        </w:rPr>
-        <w:t>连二亚硫酸钠与焦亚硫酸钠的化学式及结构倒置陷阱</w:t>
-      </w:r>
-      <w:r>
-        <w:rPr>
-          <w:rFonts w:hint="eastAsia" w:ascii="Times New Roman" w:hAnsi="Times New Roman" w:eastAsia="Times New Roman" w:cs="Times New Roman"/>
-        </w:rPr>
-        <w:t>。</w:t>
-      </w:r>
-      <w:r>
-        <w:rPr>
-          <w:rFonts w:hint="eastAsia" w:ascii="Times New Roman" w:hAnsi="Times New Roman" w:eastAsia="FangSong" w:cs="Times New Roman"/>
-        </w:rPr>
-        <w:t>工业名</w:t>
-      </w:r>
-      <w:r>
-        <w:rPr>
-          <w:rFonts w:hint="eastAsia" w:ascii="Times New Roman" w:hAnsi="Times New Roman" w:eastAsia="Times New Roman" w:cs="Times New Roman"/>
-        </w:rPr>
-        <w:t>“</w:t>
-      </w:r>
-      <w:r>
-        <w:rPr>
-          <w:rFonts w:hint="eastAsia" w:ascii="Times New Roman" w:hAnsi="Times New Roman" w:eastAsia="FangSong" w:cs="Times New Roman"/>
-        </w:rPr>
-        <w:t>保险粉</w:t>
-      </w:r>
-      <w:r>
-        <w:rPr>
-          <w:rFonts w:hint="eastAsia" w:ascii="Times New Roman" w:hAnsi="Times New Roman" w:eastAsia="Times New Roman" w:cs="Times New Roman"/>
-        </w:rPr>
-        <w:t>”</w:t>
-      </w:r>
-      <w:r>
-        <w:rPr>
-          <w:rFonts w:hint="eastAsia" w:ascii="Times New Roman" w:hAnsi="Times New Roman" w:eastAsia="FangSong" w:cs="Times New Roman"/>
-        </w:rPr>
-        <w:t>的强还原剂是连二亚硫酸钠</w:t>
-      </w:r>
-      <w:r>
-        <w:rPr>
-          <w:rFonts w:hint="eastAsia" w:ascii="Times New Roman" w:hAnsi="Times New Roman" w:eastAsia="Times New Roman" w:cs="Times New Roman"/>
-        </w:rPr>
-        <w:t>（</w:t>
-      </w:r>
-      <w:r>
-        <w:rPr>
-          <w:rFonts w:hint="eastAsia" w:ascii="Times New Roman" w:hAnsi="Times New Roman" w:eastAsia="FangSong" w:cs="Times New Roman"/>
-        </w:rPr>
-        <w:t>化学式为</w:t>
-      </w:r>
-      <w:r>
-        <w:rPr>
-          <w:rFonts w:ascii="Times New Roman" w:hAnsi="Times New Roman" w:eastAsia="Times New Roman" w:cs="Times New Roman"/>
-        </w:rPr>
-        <w:t xml:space="preserve"> </w:t>
-      </w:r>
-      <m:oMath>
-        <m:oMathPr>
-          <m:ctrlPr>
-            <w:rPr>
-              <w:sz w:val="28"/>
-              <w:szCs w:val="28"/>
-            </w:rPr>
-          </m:ctrlPr>
-        </m:oMathPr>
-        <m:r>
-          <m:rPr>
-            <m:sty m:val="p"/>
-          </m:rPr>
-          <m:t>N</m:t>
-        </m:r>
-        <m:sSub>
-          <m:e>
-            <m:r>
-              <m:rPr>
-                <m:sty m:val="p"/>
-              </m:rPr>
-              <m:t>a</m:t>
-            </m:r>
-          </m:e>
-          <m:sub>
-            <m:r>
-              <m:rPr>
-                <m:sty m:val="p"/>
-              </m:rPr>
-              <m:t>2</m:t>
-            </m:r>
-          </m:sub>
-        </m:sSub>
-        <m:sSub>
-          <m:e>
-            <m:r>
-              <m:rPr>
-                <m:sty m:val="p"/>
-              </m:rPr>
-              <m:t>S</m:t>
-            </m:r>
-          </m:e>
-          <m:sub>
-            <m:r>
-              <m:rPr>
-                <m:sty m:val="p"/>
-              </m:rPr>
-              <m:t>2</m:t>
-            </m:r>
-          </m:sub>
-        </m:sSub>
-        <m:sSub>
-          <m:e>
-            <m:r>
-              <m:rPr>
-                <m:sty m:val="p"/>
-              </m:rPr>
-              <m:t>O</m:t>
-            </m:r>
-          </m:e>
-          <m:sub>
-            <m:r>
-              <m:rPr>
-                <m:sty m:val="p"/>
-              </m:rPr>
-              <m:t>4</m:t>
-            </m:r>
-          </m:sub>
-        </m:sSub>
-      </m:oMath>
-      <w:r>
-        <w:rPr>
-          <w:rFonts w:hint="eastAsia" w:ascii="Times New Roman" w:hAnsi="Times New Roman" w:eastAsia="Times New Roman" w:cs="Times New Roman"/>
-        </w:rPr>
-        <w:t>，</w:t>
-      </w:r>
-      <w:r>
-        <w:rPr>
-          <w:rFonts w:hint="eastAsia" w:ascii="Times New Roman" w:hAnsi="Times New Roman" w:eastAsia="FangSong" w:cs="Times New Roman"/>
-        </w:rPr>
-        <w:t>具超长脆弱</w:t>
-      </w:r>
-      <w:r>
-        <w:rPr>
-          <w:rFonts w:ascii="Times New Roman" w:hAnsi="Times New Roman" w:eastAsia="Times New Roman" w:cs="Times New Roman"/>
-        </w:rPr>
-        <w:t xml:space="preserve"> </w:t>
-      </w:r>
-      <m:oMath>
-        <m:r>
-          <m:rPr>
-            <m:sty m:val="p"/>
-          </m:rPr>
-          <m:t>S</m:t>
-        </m:r>
-        <m:r>
-          <m:rPr>
-            <m:sty m:val="p"/>
-          </m:rPr>
-          <m:t>−</m:t>
-        </m:r>
-        <m:r>
-          <m:rPr>
-            <m:sty m:val="p"/>
-          </m:rPr>
-          <m:t>S</m:t>
-        </m:r>
-      </m:oMath>
-      <w:r>
-        <w:rPr>
-          <w:rFonts w:ascii="Times New Roman" w:hAnsi="Times New Roman" w:eastAsia="Times New Roman" w:cs="Times New Roman"/>
-        </w:rPr>
-        <w:t xml:space="preserve"> </w:t>
-      </w:r>
-      <w:r>
-        <w:rPr>
-          <w:rFonts w:hint="eastAsia" w:ascii="Times New Roman" w:hAnsi="Times New Roman" w:eastAsia="FangSong" w:cs="Times New Roman"/>
-        </w:rPr>
-        <w:t>键与自由基解离平衡</w:t>
-      </w:r>
-      <w:r>
-        <w:rPr>
-          <w:rFonts w:hint="eastAsia" w:ascii="Times New Roman" w:hAnsi="Times New Roman" w:eastAsia="Times New Roman" w:cs="Times New Roman"/>
-        </w:rPr>
-        <w:t>）；</w:t>
-      </w:r>
-      <w:r>
-        <w:rPr>
-          <w:rFonts w:hint="eastAsia" w:ascii="Times New Roman" w:hAnsi="Times New Roman" w:eastAsia="FangSong" w:cs="Times New Roman"/>
-        </w:rPr>
-        <w:t>而用作食品防腐抗氧化剂的焦亚硫酸钠是二亚硫酸钠</w:t>
-      </w:r>
-      <w:r>
-        <w:rPr>
-          <w:rFonts w:hint="eastAsia" w:ascii="Times New Roman" w:hAnsi="Times New Roman" w:eastAsia="Times New Roman" w:cs="Times New Roman"/>
-        </w:rPr>
-        <w:t>（</w:t>
-      </w:r>
-      <w:r>
-        <w:rPr>
-          <w:rFonts w:hint="eastAsia" w:ascii="Times New Roman" w:hAnsi="Times New Roman" w:eastAsia="FangSong" w:cs="Times New Roman"/>
-        </w:rPr>
-        <w:t>化学式为</w:t>
-      </w:r>
-      <w:r>
-        <w:rPr>
-          <w:rFonts w:ascii="Times New Roman" w:hAnsi="Times New Roman" w:eastAsia="Times New Roman" w:cs="Times New Roman"/>
-        </w:rPr>
-        <w:t xml:space="preserve"> </w:t>
-      </w:r>
-      <m:oMath>
-        <m:oMathPr>
-          <m:ctrlPr>
-            <w:rPr>
-              <w:sz w:val="28"/>
-              <w:szCs w:val="28"/>
-            </w:rPr>
-          </m:ctrlPr>
-        </m:oMathPr>
-        <m:r>
-          <m:rPr>
-            <m:sty m:val="p"/>
-          </m:rPr>
-          <m:t>N</m:t>
-        </m:r>
-        <m:sSub>
-          <m:e>
-            <m:r>
-              <m:rPr>
-                <m:sty m:val="p"/>
-              </m:rPr>
-              <m:t>a</m:t>
-            </m:r>
-          </m:e>
-          <m:sub>
-            <m:r>
-              <m:rPr>
-                <m:sty m:val="p"/>
-              </m:rPr>
-              <m:t>2</m:t>
-            </m:r>
-          </m:sub>
-        </m:sSub>
-        <m:sSub>
-          <m:e>
-            <m:r>
-              <m:rPr>
-                <m:sty m:val="p"/>
-              </m:rPr>
-              <m:t>S</m:t>
-            </m:r>
-          </m:e>
-          <m:sub>
-            <m:r>
-              <m:rPr>
-                <m:sty m:val="p"/>
-              </m:rPr>
-              <m:t>2</m:t>
-            </m:r>
-          </m:sub>
-        </m:sSub>
-        <m:sSub>
-          <m:e>
-            <m:r>
-              <m:rPr>
-                <m:sty m:val="p"/>
-              </m:rPr>
-              <m:t>O</m:t>
-            </m:r>
-          </m:e>
-          <m:sub>
-            <m:r>
-              <m:rPr>
-                <m:sty m:val="p"/>
-              </m:rPr>
-              <m:t>5</m:t>
-            </m:r>
-          </m:sub>
-        </m:sSub>
-      </m:oMath>
-      <w:r>
-        <w:rPr>
-          <w:rFonts w:hint="eastAsia" w:ascii="Times New Roman" w:hAnsi="Times New Roman" w:eastAsia="Times New Roman" w:cs="Times New Roman"/>
-        </w:rPr>
-        <w:t>，</w:t>
-      </w:r>
-      <w:r>
-        <w:rPr>
-          <w:rFonts w:hint="eastAsia" w:ascii="Times New Roman" w:hAnsi="Times New Roman" w:eastAsia="FangSong" w:cs="Times New Roman"/>
-        </w:rPr>
-        <w:t>具有不对称的直接</w:t>
-      </w:r>
-      <w:r>
-        <w:rPr>
-          <w:rFonts w:ascii="Times New Roman" w:hAnsi="Times New Roman" w:eastAsia="Times New Roman" w:cs="Times New Roman"/>
-        </w:rPr>
-        <w:t xml:space="preserve"> </w:t>
-      </w:r>
-      <m:oMath>
-        <m:r>
-          <m:rPr>
-            <m:sty m:val="p"/>
-          </m:rPr>
-          <m:t>S</m:t>
-        </m:r>
-        <m:r>
-          <m:rPr>
-            <m:sty m:val="p"/>
-          </m:rPr>
-          <m:t>−</m:t>
-        </m:r>
-        <m:r>
-          <m:rPr>
-            <m:sty m:val="p"/>
-          </m:rPr>
-          <m:t>S</m:t>
-        </m:r>
-      </m:oMath>
-      <w:r>
-        <w:rPr>
-          <w:rFonts w:ascii="Times New Roman" w:hAnsi="Times New Roman" w:eastAsia="Times New Roman" w:cs="Times New Roman"/>
-        </w:rPr>
-        <w:t xml:space="preserve"> </w:t>
-      </w:r>
-      <w:r>
-        <w:rPr>
-          <w:rFonts w:hint="eastAsia" w:ascii="Times New Roman" w:hAnsi="Times New Roman" w:eastAsia="FangSong" w:cs="Times New Roman"/>
-        </w:rPr>
-        <w:t>键</w:t>
-      </w:r>
-      <w:r>
-        <w:rPr>
-          <w:rFonts w:hint="eastAsia" w:ascii="Times New Roman" w:hAnsi="Times New Roman" w:eastAsia="Times New Roman" w:cs="Times New Roman"/>
-        </w:rPr>
-        <w:t>）。</w:t>
-      </w:r>
-      <w:r>
-        <w:rPr>
-          <w:rFonts w:hint="eastAsia" w:ascii="Times New Roman" w:hAnsi="Times New Roman" w:eastAsia="FangSong" w:cs="Times New Roman"/>
-        </w:rPr>
-        <w:t>二者常因一字之差被混为一谈</w:t>
-      </w:r>
-      <w:r>
-        <w:rPr>
-          <w:rFonts w:hint="eastAsia" w:ascii="Times New Roman" w:hAnsi="Times New Roman" w:eastAsia="Times New Roman" w:cs="Times New Roman"/>
-        </w:rPr>
-        <w:t>，</w:t>
-      </w:r>
-      <w:r>
-        <w:rPr>
-          <w:rFonts w:hint="eastAsia" w:ascii="Times New Roman" w:hAnsi="Times New Roman" w:eastAsia="FangSong" w:cs="Times New Roman"/>
-        </w:rPr>
-        <w:t>造成化合价判定与氧化还原配平失误</w:t>
-      </w:r>
-      <w:r>
-        <w:rPr>
-          <w:rFonts w:hint="eastAsia" w:ascii="Times New Roman" w:hAnsi="Times New Roman" w:eastAsia="Times New Roman" w:cs="Times New Roman"/>
-        </w:rPr>
-        <w:t>。</w:t>
-      </w:r>
-    </w:p>
-    <w:p>
-      <w:pPr>
-        <w:pStyle w:val="BodyText"/>
-        <w:ind w:firstLine="420"/>
-      </w:pPr>
-      <w:r>
-        <w:rPr>
-          <w:rFonts w:hint="eastAsia" w:ascii="Times New Roman" w:hAnsi="Times New Roman" w:eastAsia="FangSong" w:cs="Times New Roman"/>
-        </w:rPr>
-        <w:t>第三</w:t>
-      </w:r>
-      <w:r>
-        <w:rPr>
-          <w:rFonts w:hint="eastAsia" w:ascii="Times New Roman" w:hAnsi="Times New Roman" w:eastAsia="Times New Roman" w:cs="Times New Roman"/>
-        </w:rPr>
-        <w:t>，</w:t>
-      </w:r>
-      <w:r>
-        <w:rPr>
-          <w:rFonts w:hint="eastAsia" w:ascii="Times New Roman" w:hAnsi="Times New Roman" w:eastAsia="FangSong" w:cs="Times New Roman"/>
-        </w:rPr>
-        <w:t>白磷正四面体键角与香蕉键应变能忽视陷阱</w:t>
-      </w:r>
-      <w:r>
-        <w:rPr>
-          <w:rFonts w:hint="eastAsia" w:ascii="Times New Roman" w:hAnsi="Times New Roman" w:eastAsia="Times New Roman" w:cs="Times New Roman"/>
-        </w:rPr>
-        <w:t>。</w:t>
-      </w:r>
-      <w:r>
-        <w:rPr>
-          <w:rFonts w:hint="eastAsia" w:ascii="Times New Roman" w:hAnsi="Times New Roman" w:eastAsia="FangSong" w:cs="Times New Roman"/>
-        </w:rPr>
-        <w:t>在晶体结构与热化学计算中</w:t>
-      </w:r>
-      <w:r>
-        <w:rPr>
-          <w:rFonts w:hint="eastAsia" w:ascii="Times New Roman" w:hAnsi="Times New Roman" w:eastAsia="Times New Roman" w:cs="Times New Roman"/>
-        </w:rPr>
-        <w:t>，</w:t>
-      </w:r>
-      <w:r>
-        <w:rPr>
-          <w:rFonts w:hint="eastAsia" w:ascii="Times New Roman" w:hAnsi="Times New Roman" w:eastAsia="FangSong" w:cs="Times New Roman"/>
-        </w:rPr>
-        <w:t>常见的错误是把</w:t>
-      </w:r>
-      <w:r>
-        <w:rPr>
-          <w:rFonts w:ascii="Times New Roman" w:hAnsi="Times New Roman" w:eastAsia="Times New Roman" w:cs="Times New Roman"/>
-        </w:rPr>
-        <w:t xml:space="preserve"> </w:t>
-      </w:r>
-      <m:oMath>
-        <m:sSub>
-          <m:e>
-            <m:r>
-              <m:rPr>
-                <m:sty m:val="p"/>
-              </m:rPr>
-              <m:t>P</m:t>
-            </m:r>
-          </m:e>
-          <m:sub>
-            <m:r>
-              <m:rPr>
-                <m:sty m:val="p"/>
-              </m:rPr>
-              <m:t>4</m:t>
-            </m:r>
-          </m:sub>
-        </m:sSub>
-      </m:oMath>
-      <w:r>
-        <w:rPr>
-          <w:rFonts w:ascii="Times New Roman" w:hAnsi="Times New Roman" w:eastAsia="Times New Roman" w:cs="Times New Roman"/>
-        </w:rPr>
-        <w:t xml:space="preserve"> </w:t>
-      </w:r>
-      <w:r>
-        <w:rPr>
-          <w:rFonts w:hint="eastAsia" w:ascii="Times New Roman" w:hAnsi="Times New Roman" w:eastAsia="FangSong" w:cs="Times New Roman"/>
-        </w:rPr>
-        <w:t xml:space="preserve">的分子构型类比为甲烷正四面体而将成键角错写为</w:t>
-      </w:r>
-      <w:r>
-        <w:rPr>
-          <w:rFonts w:ascii="Times New Roman" w:hAnsi="Times New Roman" w:eastAsia="Times New Roman" w:cs="Times New Roman"/>
-        </w:rPr>
-        <w:t xml:space="preserve"> </w:t>
-      </w:r>
-      <m:oMath>
-        <m:oMathPr>
-          <m:ctrlPr>
-            <w:rPr>
-              <w:sz w:val="28"/>
-              <w:szCs w:val="28"/>
-            </w:rPr>
-          </m:ctrlPr>
-        </m:oMathPr>
-        <m:r>
-          <m:t>109.5</m:t>
-        </m:r>
-        <m:r>
-          <m:rPr>
-            <m:sty m:val="p"/>
-          </m:rPr>
-          <m:t>°</m:t>
-        </m:r>
-      </m:oMath>
-      <w:r>
-        <w:rPr>
-          <w:rFonts w:hint="eastAsia" w:ascii="Times New Roman" w:hAnsi="Times New Roman" w:eastAsia="Times New Roman" w:cs="Times New Roman"/>
-        </w:rPr>
-        <w:t>。</w:t>
-      </w:r>
-      <w:r>
-        <w:rPr>
-          <w:rFonts w:hint="eastAsia" w:ascii="Times New Roman" w:hAnsi="Times New Roman" w:eastAsia="FangSong" w:cs="Times New Roman"/>
-        </w:rPr>
-        <w:t>必须牢记</w:t>
-      </w:r>
-      <w:r>
-        <w:rPr>
-          <w:rFonts w:hint="eastAsia" w:ascii="Times New Roman" w:hAnsi="Times New Roman" w:eastAsia="Times New Roman" w:cs="Times New Roman"/>
-        </w:rPr>
-        <w:t>：</w:t>
-      </w:r>
-      <w:r>
-        <w:rPr>
-          <w:rFonts w:hint="eastAsia" w:ascii="Times New Roman" w:hAnsi="Times New Roman" w:eastAsia="FangSong" w:cs="Times New Roman"/>
-        </w:rPr>
-        <w:t>白磷中</w:t>
-      </w:r>
-      <w:r>
-        <w:rPr>
-          <w:rFonts w:ascii="Times New Roman" w:hAnsi="Times New Roman" w:eastAsia="Times New Roman" w:cs="Times New Roman"/>
-        </w:rPr>
-        <w:t xml:space="preserve"> 4 </w:t>
-      </w:r>
-      <w:r>
-        <w:rPr>
-          <w:rFonts w:hint="eastAsia" w:ascii="Times New Roman" w:hAnsi="Times New Roman" w:eastAsia="FangSong" w:cs="Times New Roman"/>
-        </w:rPr>
-        <w:t>个磷原子位于四面体顶角</w:t>
-      </w:r>
-      <w:r>
-        <w:rPr>
-          <w:rFonts w:hint="eastAsia" w:ascii="Times New Roman" w:hAnsi="Times New Roman" w:eastAsia="Times New Roman" w:cs="Times New Roman"/>
-        </w:rPr>
-        <w:t>，</w:t>
-      </w:r>
-      <w:r>
-        <w:rPr>
-          <w:rFonts w:hint="eastAsia" w:ascii="Times New Roman" w:hAnsi="Times New Roman" w:eastAsia="FangSong" w:cs="Times New Roman"/>
-        </w:rPr>
-        <w:t>分子中不存在中心原子</w:t>
-      </w:r>
-      <w:r>
-        <w:rPr>
-          <w:rFonts w:hint="eastAsia" w:ascii="Times New Roman" w:hAnsi="Times New Roman" w:eastAsia="Times New Roman" w:cs="Times New Roman"/>
-        </w:rPr>
-        <w:t>，</w:t>
-      </w:r>
-      <w:r>
-        <w:rPr>
-          <w:rFonts w:hint="eastAsia" w:ascii="Times New Roman" w:hAnsi="Times New Roman" w:eastAsia="FangSong" w:cs="Times New Roman"/>
-        </w:rPr>
-        <w:t>磷原子彼此直接相连构成正四面体的边棱</w:t>
-      </w:r>
-      <w:r>
-        <w:rPr>
-          <w:rFonts w:hint="eastAsia" w:ascii="Times New Roman" w:hAnsi="Times New Roman" w:eastAsia="Times New Roman" w:cs="Times New Roman"/>
-        </w:rPr>
-        <w:t>，</w:t>
-      </w:r>
-      <w:r>
-        <w:rPr>
-          <w:rFonts w:hint="eastAsia" w:ascii="Times New Roman" w:hAnsi="Times New Roman" w:eastAsia="FangSong" w:cs="Times New Roman"/>
-        </w:rPr>
-        <w:t>因此几何键角严格受制于等边三角形的</w:t>
-      </w:r>
-      <w:r>
-        <w:rPr>
-          <w:rFonts w:ascii="Times New Roman" w:hAnsi="Times New Roman" w:eastAsia="Times New Roman" w:cs="Times New Roman"/>
-        </w:rPr>
-        <w:t xml:space="preserve"> </w:t>
-      </w:r>
-      <m:oMath>
-        <m:r>
-          <m:t>60</m:t>
-        </m:r>
-        <m:r>
-          <m:rPr>
-            <m:sty m:val="p"/>
-          </m:rPr>
-          <m:t>°</m:t>
-        </m:r>
-      </m:oMath>
-      <w:r>
-        <w:rPr>
-          <w:rFonts w:hint="eastAsia" w:ascii="Times New Roman" w:hAnsi="Times New Roman" w:eastAsia="Times New Roman" w:cs="Times New Roman"/>
-        </w:rPr>
-        <w:t>。</w:t>
-      </w:r>
-      <w:r>
-        <w:rPr>
-          <w:rFonts w:hint="eastAsia" w:ascii="Times New Roman" w:hAnsi="Times New Roman" w:eastAsia="FangSong" w:cs="Times New Roman"/>
-        </w:rPr>
-        <w:t>应指出由此引发的强角张力</w:t>
-      </w:r>
-      <w:r>
-        <w:rPr>
-          <w:rFonts w:hint="eastAsia" w:ascii="Times New Roman" w:hAnsi="Times New Roman" w:eastAsia="Times New Roman" w:cs="Times New Roman"/>
-        </w:rPr>
-        <w:t>“</w:t>
-      </w:r>
-      <w:r>
-        <w:rPr>
-          <w:rFonts w:hint="eastAsia" w:ascii="Times New Roman" w:hAnsi="Times New Roman" w:eastAsia="FangSong" w:cs="Times New Roman"/>
-        </w:rPr>
-        <w:t>香蕉弯曲键</w:t>
-      </w:r>
-      <w:r>
-        <w:rPr>
-          <w:rFonts w:hint="eastAsia" w:ascii="Times New Roman" w:hAnsi="Times New Roman" w:eastAsia="Times New Roman" w:cs="Times New Roman"/>
-        </w:rPr>
-        <w:t>”</w:t>
-      </w:r>
-      <w:r>
-        <w:rPr>
-          <w:rFonts w:hint="eastAsia" w:ascii="Times New Roman" w:hAnsi="Times New Roman" w:eastAsia="FangSong" w:cs="Times New Roman"/>
-        </w:rPr>
-        <w:t>与巨大应变能</w:t>
-      </w:r>
-      <w:r>
-        <w:rPr>
-          <w:rFonts w:hint="eastAsia" w:ascii="Times New Roman" w:hAnsi="Times New Roman" w:eastAsia="Times New Roman" w:cs="Times New Roman"/>
-        </w:rPr>
-        <w:t>，</w:t>
-      </w:r>
-      <w:r>
-        <w:rPr>
-          <w:rFonts w:hint="eastAsia" w:ascii="Times New Roman" w:hAnsi="Times New Roman" w:eastAsia="FangSong" w:cs="Times New Roman"/>
-        </w:rPr>
-        <w:t>这是白磷仅在</w:t>
-      </w:r>
-      <w:r>
-        <w:rPr>
-          <w:rFonts w:ascii="Times New Roman" w:hAnsi="Times New Roman" w:eastAsia="Times New Roman" w:cs="Times New Roman"/>
-        </w:rPr>
-        <w:t xml:space="preserve"> </w:t>
-      </w:r>
-      <m:oMath>
-        <m:r>
-          <m:t>40</m:t>
-        </m:r>
-        <m:r>
-          <m:rPr>
-            <m:sty m:val="p"/>
-          </m:rPr>
-          <m:t>°</m:t>
-        </m:r>
-        <m:r>
-          <m:rPr>
-            <m:sty m:val="p"/>
-          </m:rPr>
-          <m:t>C</m:t>
-        </m:r>
-      </m:oMath>
-      <w:r>
-        <w:rPr>
-          <w:rFonts w:ascii="Times New Roman" w:hAnsi="Times New Roman" w:eastAsia="Times New Roman" w:cs="Times New Roman"/>
-        </w:rPr>
-        <w:t xml:space="preserve"> </w:t>
-      </w:r>
-      <w:r>
-        <w:rPr>
-          <w:rFonts w:hint="eastAsia" w:ascii="Times New Roman" w:hAnsi="Times New Roman" w:eastAsia="FangSong" w:cs="Times New Roman"/>
-        </w:rPr>
-        <w:t>即可自燃的深层物理根源</w:t>
-      </w:r>
-      <w:r>
-        <w:rPr>
-          <w:rFonts w:hint="eastAsia" w:ascii="Times New Roman" w:hAnsi="Times New Roman" w:eastAsia="Times New Roman" w:cs="Times New Roman"/>
-        </w:rPr>
-        <w:t>。</w:t>
-      </w:r>
-    </w:p>
-    <w:p>
-      <w:pPr>
-        <w:pStyle w:val="BodyText"/>
-        <w:ind w:firstLine="420"/>
-      </w:pPr>
-      <w:r>
-        <w:rPr>
-          <w:rFonts w:hint="eastAsia" w:ascii="Times New Roman" w:hAnsi="Times New Roman" w:eastAsia="FangSong" w:cs="Times New Roman"/>
-        </w:rPr>
-        <w:t>第四</w:t>
-      </w:r>
-      <w:r>
-        <w:rPr>
-          <w:rFonts w:hint="eastAsia" w:ascii="Times New Roman" w:hAnsi="Times New Roman" w:eastAsia="Times New Roman" w:cs="Times New Roman"/>
-        </w:rPr>
-        <w:t>，</w:t>
-      </w:r>
-      <w:r>
-        <w:rPr>
-          <w:rFonts w:hint="eastAsia" w:ascii="Times New Roman" w:hAnsi="Times New Roman" w:eastAsia="FangSong" w:cs="Times New Roman"/>
-        </w:rPr>
-        <w:t>次磷酸与亚磷酸酸度元数与</w:t>
-      </w:r>
-      <w:r>
-        <w:rPr>
-          <w:rFonts w:ascii="Times New Roman" w:hAnsi="Times New Roman" w:eastAsia="Times New Roman" w:cs="Times New Roman"/>
-        </w:rPr>
-        <w:t xml:space="preserve"> </w:t>
-      </w:r>
-      <m:oMath>
-        <m:r>
-          <m:rPr>
-            <m:sty m:val="p"/>
-          </m:rPr>
-          <m:t>P</m:t>
-        </m:r>
-        <m:r>
-          <m:rPr>
-            <m:sty m:val="p"/>
-          </m:rPr>
-          <m:t>−</m:t>
-        </m:r>
-        <m:r>
-          <m:rPr>
-            <m:sty m:val="p"/>
-          </m:rPr>
-          <m:t>H</m:t>
-        </m:r>
-      </m:oMath>
-      <w:r>
-        <w:rPr>
-          <w:rFonts w:ascii="Times New Roman" w:hAnsi="Times New Roman" w:eastAsia="Times New Roman" w:cs="Times New Roman"/>
-        </w:rPr>
-        <w:t xml:space="preserve"> </w:t>
-      </w:r>
-      <w:r>
-        <w:rPr>
-          <w:rFonts w:hint="eastAsia" w:ascii="Times New Roman" w:hAnsi="Times New Roman" w:eastAsia="FangSong" w:cs="Times New Roman"/>
-        </w:rPr>
-        <w:t>键的常识盲区陷阱</w:t>
-      </w:r>
-      <w:r>
-        <w:rPr>
-          <w:rFonts w:hint="eastAsia" w:ascii="Times New Roman" w:hAnsi="Times New Roman" w:eastAsia="Times New Roman" w:cs="Times New Roman"/>
-        </w:rPr>
-        <w:t>。</w:t>
-      </w:r>
-      <w:r>
-        <w:rPr>
-          <w:rFonts w:hint="eastAsia" w:ascii="Times New Roman" w:hAnsi="Times New Roman" w:eastAsia="FangSong" w:cs="Times New Roman"/>
-        </w:rPr>
-        <w:t>常见的错误是只看化学式表面数字</w:t>
-      </w:r>
-      <w:r>
-        <w:rPr>
-          <w:rFonts w:hint="eastAsia" w:ascii="Times New Roman" w:hAnsi="Times New Roman" w:eastAsia="Times New Roman" w:cs="Times New Roman"/>
-        </w:rPr>
-        <w:t>，</w:t>
-      </w:r>
-      <w:r>
-        <w:rPr>
-          <w:rFonts w:hint="eastAsia" w:ascii="Times New Roman" w:hAnsi="Times New Roman" w:eastAsia="FangSong" w:cs="Times New Roman"/>
-        </w:rPr>
-        <w:t>误将</w:t>
-      </w:r>
-      <w:r>
-        <w:rPr>
-          <w:rFonts w:ascii="Times New Roman" w:hAnsi="Times New Roman" w:eastAsia="Times New Roman" w:cs="Times New Roman"/>
-        </w:rPr>
-        <w:t xml:space="preserve"> </w:t>
-      </w:r>
-      <m:oMath>
-        <m:sSub>
-          <m:e>
-            <m:r>
-              <m:rPr>
-                <m:sty m:val="p"/>
-              </m:rPr>
-              <m:t>H</m:t>
-            </m:r>
-          </m:e>
-          <m:sub>
-            <m:r>
-              <m:rPr>
-                <m:sty m:val="p"/>
-              </m:rPr>
-              <m:t>3</m:t>
-            </m:r>
-          </m:sub>
-        </m:sSub>
-        <m:r>
-          <m:rPr>
-            <m:sty m:val="p"/>
-          </m:rPr>
-          <m:t>P</m:t>
-        </m:r>
-        <m:sSub>
-          <m:e>
-            <m:r>
-              <m:rPr>
-                <m:sty m:val="p"/>
-              </m:rPr>
-              <m:t>O</m:t>
-            </m:r>
-          </m:e>
-          <m:sub>
-            <m:r>
-              <m:rPr>
-                <m:sty m:val="p"/>
-              </m:rPr>
-              <m:t>2</m:t>
-            </m:r>
-          </m:sub>
-        </m:sSub>
-      </m:oMath>
-      <w:r>
-        <w:rPr>
-          <w:rFonts w:ascii="Times New Roman" w:hAnsi="Times New Roman" w:eastAsia="Times New Roman" w:cs="Times New Roman"/>
-        </w:rPr>
-        <w:t xml:space="preserve"> </w:t>
-      </w:r>
-      <w:r>
-        <w:rPr>
-          <w:rFonts w:hint="eastAsia" w:ascii="Times New Roman" w:hAnsi="Times New Roman" w:eastAsia="FangSong" w:cs="Times New Roman"/>
-        </w:rPr>
-        <w:t>判定为三元酸</w:t>
-      </w:r>
-      <w:r>
-        <w:rPr>
-          <w:rFonts w:hint="eastAsia" w:ascii="Times New Roman" w:hAnsi="Times New Roman" w:eastAsia="Times New Roman" w:cs="Times New Roman"/>
-        </w:rPr>
-        <w:t>，</w:t>
-      </w:r>
-      <w:r>
-        <w:rPr>
-          <w:rFonts w:hint="eastAsia" w:ascii="Times New Roman" w:hAnsi="Times New Roman" w:eastAsia="FangSong" w:cs="Times New Roman"/>
-        </w:rPr>
-        <w:t>将</w:t>
-      </w:r>
-      <w:r>
-        <w:rPr>
-          <w:rFonts w:ascii="Times New Roman" w:hAnsi="Times New Roman" w:eastAsia="Times New Roman" w:cs="Times New Roman"/>
-        </w:rPr>
-        <w:t xml:space="preserve"> </w:t>
-      </w:r>
-      <m:oMath>
-        <m:sSub>
-          <m:e>
-            <m:r>
-              <m:rPr>
-                <m:sty m:val="p"/>
-              </m:rPr>
-              <m:t>H</m:t>
-            </m:r>
-          </m:e>
-          <m:sub>
-            <m:r>
-              <m:rPr>
-                <m:sty m:val="p"/>
-              </m:rPr>
-              <m:t>3</m:t>
-            </m:r>
-          </m:sub>
-        </m:sSub>
-        <m:r>
-          <m:rPr>
-            <m:sty m:val="p"/>
-          </m:rPr>
-          <m:t>P</m:t>
-        </m:r>
-        <m:sSub>
-          <m:e>
-            <m:r>
-              <m:rPr>
-                <m:sty m:val="p"/>
-              </m:rPr>
-              <m:t>O</m:t>
-            </m:r>
-          </m:e>
-          <m:sub>
-            <m:r>
-              <m:rPr>
-                <m:sty m:val="p"/>
-              </m:rPr>
-              <m:t>3</m:t>
-            </m:r>
-          </m:sub>
-        </m:sSub>
-      </m:oMath>
-      <w:r>
-        <w:rPr>
-          <w:rFonts w:ascii="Times New Roman" w:hAnsi="Times New Roman" w:eastAsia="Times New Roman" w:cs="Times New Roman"/>
-        </w:rPr>
-        <w:t xml:space="preserve"> </w:t>
-      </w:r>
-      <w:r>
-        <w:rPr>
-          <w:rFonts w:hint="eastAsia" w:ascii="Times New Roman" w:hAnsi="Times New Roman" w:eastAsia="FangSong" w:cs="Times New Roman"/>
-        </w:rPr>
-        <w:t>判定为三元酸</w:t>
-      </w:r>
-      <w:r>
-        <w:rPr>
-          <w:rFonts w:hint="eastAsia" w:ascii="Times New Roman" w:hAnsi="Times New Roman" w:eastAsia="Times New Roman" w:cs="Times New Roman"/>
-        </w:rPr>
-        <w:t>。</w:t>
-      </w:r>
-      <w:r>
-        <w:rPr>
-          <w:rFonts w:hint="eastAsia" w:ascii="Times New Roman" w:hAnsi="Times New Roman" w:eastAsia="FangSong" w:cs="Times New Roman"/>
-        </w:rPr>
-        <w:t>应牢记</w:t>
-      </w:r>
-      <w:r>
-        <w:rPr>
-          <w:rFonts w:hint="eastAsia" w:ascii="Times New Roman" w:hAnsi="Times New Roman" w:eastAsia="Times New Roman" w:cs="Times New Roman"/>
-        </w:rPr>
-        <w:t>：</w:t>
-      </w:r>
-      <w:r>
-        <w:rPr>
-          <w:rFonts w:hint="eastAsia" w:ascii="Times New Roman" w:hAnsi="Times New Roman" w:eastAsia="FangSong" w:cs="Times New Roman"/>
-        </w:rPr>
-        <w:t>磷含氧酸分子中只有连接在氧上的羟基质子才能在水中电离出氢离子</w:t>
-      </w:r>
-      <w:r>
-        <w:rPr>
-          <w:rFonts w:hint="eastAsia" w:ascii="Times New Roman" w:hAnsi="Times New Roman" w:eastAsia="Times New Roman" w:cs="Times New Roman"/>
-        </w:rPr>
-        <w:t>！</w:t>
-      </w:r>
-      <w:r>
-        <w:rPr>
-          <w:rFonts w:hint="eastAsia" w:ascii="Times New Roman" w:hAnsi="Times New Roman" w:eastAsia="FangSong" w:cs="Times New Roman"/>
-        </w:rPr>
-        <w:t>次磷酸结构为</w:t>
-      </w:r>
-      <w:r>
-        <w:rPr>
-          <w:rFonts w:ascii="Times New Roman" w:hAnsi="Times New Roman" w:eastAsia="Times New Roman" w:cs="Times New Roman"/>
-        </w:rPr>
-        <w:t xml:space="preserve"> </w:t>
-      </w:r>
-      <m:oMath>
-        <m:oMathPr>
-          <m:ctrlPr>
-            <w:rPr>
-              <w:sz w:val="28"/>
-              <w:szCs w:val="28"/>
-            </w:rPr>
-          </m:ctrlPr>
-        </m:oMathPr>
-        <m:sSub>
-          <m:e>
-            <m:r>
-              <m:rPr>
-                <m:sty m:val="p"/>
-              </m:rPr>
-              <m:t>H</m:t>
-            </m:r>
-          </m:e>
-          <m:sub>
-            <m:r>
-              <m:rPr>
-                <m:sty m:val="p"/>
-              </m:rPr>
-              <m:t>2</m:t>
-            </m:r>
-          </m:sub>
-        </m:sSub>
-        <m:r>
-          <m:rPr>
-            <m:sty m:val="p"/>
-          </m:rPr>
-          <m:t>P</m:t>
-        </m:r>
-        <m:r>
-          <m:rPr>
-            <m:sty m:val="p"/>
-          </m:rPr>
-          <m:t>O</m:t>
-        </m:r>
-        <m:r>
-          <m:rPr>
-            <m:sty m:val="p"/>
-          </m:rPr>
-          <m:t>(</m:t>
-        </m:r>
-        <m:r>
-          <m:rPr>
-            <m:sty m:val="p"/>
-          </m:rPr>
-          <m:t>O</m:t>
-        </m:r>
-        <m:r>
-          <m:rPr>
-            <m:sty m:val="p"/>
-          </m:rPr>
-          <m:t>H</m:t>
-        </m:r>
-        <m:r>
-          <m:rPr>
-            <m:sty m:val="p"/>
-          </m:rPr>
-          <m:t>)</m:t>
-        </m:r>
-      </m:oMath>
-      <w:r>
-        <w:rPr>
-          <w:rFonts w:hint="eastAsia" w:ascii="Times New Roman" w:hAnsi="Times New Roman" w:eastAsia="Times New Roman" w:cs="Times New Roman"/>
-        </w:rPr>
-        <w:t>，</w:t>
-      </w:r>
-      <w:r>
-        <w:rPr>
-          <w:rFonts w:hint="eastAsia" w:ascii="Times New Roman" w:hAnsi="Times New Roman" w:eastAsia="FangSong" w:cs="Times New Roman"/>
-        </w:rPr>
-        <w:t>是一元酸</w:t>
-      </w:r>
-      <w:r>
-        <w:rPr>
-          <w:rFonts w:hint="eastAsia" w:ascii="Times New Roman" w:hAnsi="Times New Roman" w:eastAsia="Times New Roman" w:cs="Times New Roman"/>
-        </w:rPr>
-        <w:t>（</w:t>
-      </w:r>
-      <w:r>
-        <w:rPr>
-          <w:rFonts w:hint="eastAsia" w:ascii="Times New Roman" w:hAnsi="Times New Roman" w:eastAsia="FangSong" w:cs="Times New Roman"/>
-        </w:rPr>
-        <w:t>其正盐为</w:t>
-      </w:r>
-      <w:r>
-        <w:rPr>
-          <w:rFonts w:ascii="Times New Roman" w:hAnsi="Times New Roman" w:eastAsia="Times New Roman" w:cs="Times New Roman"/>
-        </w:rPr>
-        <w:t xml:space="preserve"> </w:t>
-      </w:r>
-      <m:oMath>
-        <m:oMathPr>
-          <m:ctrlPr>
-            <w:rPr>
-              <w:sz w:val="28"/>
-              <w:szCs w:val="28"/>
-            </w:rPr>
-          </m:ctrlPr>
-        </m:oMathPr>
-        <m:r>
-          <m:rPr>
-            <m:sty m:val="p"/>
-          </m:rPr>
-          <m:t>N</m:t>
-        </m:r>
-        <m:r>
-          <m:rPr>
-            <m:sty m:val="p"/>
-          </m:rPr>
-          <m:t>a</m:t>
-        </m:r>
-        <m:sSub>
-          <m:e>
-            <m:r>
-              <m:rPr>
-                <m:sty m:val="p"/>
-              </m:rPr>
-              <m:t>H</m:t>
-            </m:r>
-          </m:e>
-          <m:sub>
-            <m:r>
-              <m:rPr>
-                <m:sty m:val="p"/>
-              </m:rPr>
-              <m:t>2</m:t>
-            </m:r>
-          </m:sub>
-        </m:sSub>
-        <m:r>
-          <m:rPr>
-            <m:sty m:val="p"/>
-          </m:rPr>
-          <m:t>P</m:t>
-        </m:r>
-        <m:sSub>
-          <m:e>
-            <m:r>
-              <m:rPr>
-                <m:sty m:val="p"/>
-              </m:rPr>
-              <m:t>O</m:t>
-            </m:r>
-          </m:e>
-          <m:sub>
-            <m:r>
-              <m:rPr>
-                <m:sty m:val="p"/>
-              </m:rPr>
-              <m:t>2</m:t>
-            </m:r>
-          </m:sub>
-        </m:sSub>
-      </m:oMath>
-      <w:r>
-        <w:rPr>
-          <w:rFonts w:hint="eastAsia" w:ascii="Times New Roman" w:hAnsi="Times New Roman" w:eastAsia="Times New Roman" w:cs="Times New Roman"/>
-        </w:rPr>
-        <w:t>，</w:t>
-      </w:r>
-      <w:r>
-        <w:rPr>
-          <w:rFonts w:hint="eastAsia" w:ascii="Times New Roman" w:hAnsi="Times New Roman" w:eastAsia="FangSong" w:cs="Times New Roman"/>
-        </w:rPr>
-        <w:t>水溶液不显强酸性</w:t>
-      </w:r>
-      <w:r>
-        <w:rPr>
-          <w:rFonts w:hint="eastAsia" w:ascii="Times New Roman" w:hAnsi="Times New Roman" w:eastAsia="Times New Roman" w:cs="Times New Roman"/>
-        </w:rPr>
-        <w:t>）；</w:t>
-      </w:r>
-      <w:r>
-        <w:rPr>
-          <w:rFonts w:hint="eastAsia" w:ascii="Times New Roman" w:hAnsi="Times New Roman" w:eastAsia="FangSong" w:cs="Times New Roman"/>
-        </w:rPr>
-        <w:t>亚磷酸结构为</w:t>
-      </w:r>
-      <w:r>
-        <w:rPr>
-          <w:rFonts w:ascii="Times New Roman" w:hAnsi="Times New Roman" w:eastAsia="Times New Roman" w:cs="Times New Roman"/>
-        </w:rPr>
-        <w:t xml:space="preserve"> </w:t>
-      </w:r>
-      <m:oMath>
-        <m:oMathPr>
-          <m:ctrlPr>
-            <w:rPr>
-              <w:sz w:val="28"/>
-              <w:szCs w:val="28"/>
-            </w:rPr>
-          </m:ctrlPr>
-        </m:oMathPr>
-        <m:r>
-          <m:rPr>
-            <m:sty m:val="p"/>
-          </m:rPr>
-          <m:t>H</m:t>
-        </m:r>
-        <m:r>
-          <m:rPr>
-            <m:sty m:val="p"/>
-          </m:rPr>
-          <m:t>P</m:t>
-        </m:r>
-        <m:r>
-          <m:rPr>
-            <m:sty m:val="p"/>
-          </m:rPr>
-          <m:t>O</m:t>
-        </m:r>
-        <m:r>
-          <m:rPr>
-            <m:sty m:val="p"/>
-          </m:rPr>
-          <m:t>(</m:t>
-        </m:r>
-        <m:r>
-          <m:rPr>
-            <m:sty m:val="p"/>
-          </m:rPr>
-          <m:t>O</m:t>
-        </m:r>
-        <m:r>
-          <m:rPr>
-            <m:sty m:val="p"/>
-          </m:rPr>
-          <m:t>H</m:t>
-        </m:r>
-        <m:sSub>
-          <m:e>
-            <m:r>
-              <m:rPr>
-                <m:sty m:val="p"/>
-              </m:rPr>
-              <m:t>)</m:t>
-            </m:r>
-          </m:e>
-          <m:sub>
-            <m:r>
-              <m:rPr>
-                <m:sty m:val="p"/>
-              </m:rPr>
-              <m:t>2</m:t>
-            </m:r>
-          </m:sub>
-        </m:sSub>
-      </m:oMath>
-      <w:r>
-        <w:rPr>
-          <w:rFonts w:hint="eastAsia" w:ascii="Times New Roman" w:hAnsi="Times New Roman" w:eastAsia="Times New Roman" w:cs="Times New Roman"/>
-        </w:rPr>
-        <w:t>，</w:t>
-      </w:r>
-      <w:r>
-        <w:rPr>
-          <w:rFonts w:hint="eastAsia" w:ascii="Times New Roman" w:hAnsi="Times New Roman" w:eastAsia="FangSong" w:cs="Times New Roman"/>
-        </w:rPr>
-        <w:t>是二元酸</w:t>
-      </w:r>
-      <w:r>
-        <w:rPr>
-          <w:rFonts w:hint="eastAsia" w:ascii="Times New Roman" w:hAnsi="Times New Roman" w:eastAsia="Times New Roman" w:cs="Times New Roman"/>
-        </w:rPr>
-        <w:t>（</w:t>
-      </w:r>
-      <w:r>
-        <w:rPr>
-          <w:rFonts w:hint="eastAsia" w:ascii="Times New Roman" w:hAnsi="Times New Roman" w:eastAsia="FangSong" w:cs="Times New Roman"/>
-        </w:rPr>
-        <w:t>正盐为</w:t>
-      </w:r>
-      <w:r>
-        <w:rPr>
-          <w:rFonts w:ascii="Times New Roman" w:hAnsi="Times New Roman" w:eastAsia="Times New Roman" w:cs="Times New Roman"/>
-        </w:rPr>
-        <w:t xml:space="preserve"> </w:t>
-      </w:r>
-      <m:oMath>
-        <m:oMathPr>
-          <m:ctrlPr>
-            <w:rPr>
-              <w:sz w:val="28"/>
-              <w:szCs w:val="28"/>
-            </w:rPr>
-          </m:ctrlPr>
-        </m:oMathPr>
-        <m:r>
-          <m:rPr>
-            <m:sty m:val="p"/>
-          </m:rPr>
-          <m:t>N</m:t>
-        </m:r>
-        <m:sSub>
-          <m:e>
-            <m:r>
-              <m:rPr>
-                <m:sty m:val="p"/>
-              </m:rPr>
-              <m:t>a</m:t>
-            </m:r>
-          </m:e>
-          <m:sub>
-            <m:r>
-              <m:rPr>
-                <m:sty m:val="p"/>
-              </m:rPr>
-              <m:t>2</m:t>
-            </m:r>
-          </m:sub>
-        </m:sSub>
-        <m:r>
-          <m:rPr>
-            <m:sty m:val="p"/>
-          </m:rPr>
-          <m:t>H</m:t>
-        </m:r>
-        <m:r>
-          <m:rPr>
-            <m:sty m:val="p"/>
-          </m:rPr>
-          <m:t>P</m:t>
-        </m:r>
-        <m:sSub>
-          <m:e>
-            <m:r>
-              <m:rPr>
-                <m:sty m:val="p"/>
-              </m:rPr>
-              <m:t>O</m:t>
-            </m:r>
-          </m:e>
-          <m:sub>
-            <m:r>
-              <m:rPr>
-                <m:sty m:val="p"/>
-              </m:rPr>
-              <m:t>3</m:t>
-            </m:r>
-          </m:sub>
-        </m:sSub>
-      </m:oMath>
-      <w:r>
-        <w:rPr>
-          <w:rFonts w:hint="eastAsia" w:ascii="Times New Roman" w:hAnsi="Times New Roman" w:eastAsia="Times New Roman" w:cs="Times New Roman"/>
-        </w:rPr>
-        <w:t>，</w:t>
-      </w:r>
-      <w:r>
-        <w:rPr>
-          <w:rFonts w:hint="eastAsia" w:ascii="Times New Roman" w:hAnsi="Times New Roman" w:eastAsia="FangSong" w:cs="Times New Roman"/>
-        </w:rPr>
-        <w:t>不存在正三钠盐</w:t>
-      </w:r>
-      <w:r>
-        <w:rPr>
-          <w:rFonts w:hint="eastAsia" w:ascii="Times New Roman" w:hAnsi="Times New Roman" w:eastAsia="Times New Roman" w:cs="Times New Roman"/>
-        </w:rPr>
-        <w:t>）。</w:t>
-      </w:r>
-      <w:r>
-        <w:rPr>
-          <w:rFonts w:hint="eastAsia" w:ascii="Times New Roman" w:hAnsi="Times New Roman" w:eastAsia="FangSong" w:cs="Times New Roman"/>
-        </w:rPr>
-        <w:t>同时不能遗漏直接连在磷上的</w:t>
-      </w:r>
-      <w:r>
-        <w:rPr>
-          <w:rFonts w:ascii="Times New Roman" w:hAnsi="Times New Roman" w:eastAsia="Times New Roman" w:cs="Times New Roman"/>
-        </w:rPr>
-        <w:t xml:space="preserve"> </w:t>
-      </w:r>
-      <m:oMath>
-        <m:r>
-          <m:rPr>
-            <m:sty m:val="p"/>
-          </m:rPr>
-          <m:t>P</m:t>
-        </m:r>
-        <m:r>
-          <m:rPr>
-            <m:sty m:val="p"/>
-          </m:rPr>
-          <m:t>−</m:t>
-        </m:r>
-        <m:r>
-          <m:rPr>
-            <m:sty m:val="p"/>
-          </m:rPr>
-          <m:t>H</m:t>
-        </m:r>
-      </m:oMath>
-      <w:r>
-        <w:rPr>
-          <w:rFonts w:ascii="Times New Roman" w:hAnsi="Times New Roman" w:eastAsia="Times New Roman" w:cs="Times New Roman"/>
-        </w:rPr>
-        <w:t xml:space="preserve"> </w:t>
-      </w:r>
-      <w:r>
-        <w:rPr>
-          <w:rFonts w:hint="eastAsia" w:ascii="Times New Roman" w:hAnsi="Times New Roman" w:eastAsia="FangSong" w:cs="Times New Roman"/>
-        </w:rPr>
-        <w:t>键所赋予的强还原性</w:t>
-      </w:r>
-      <w:r>
-        <w:rPr>
-          <w:rFonts w:hint="eastAsia" w:ascii="Times New Roman" w:hAnsi="Times New Roman" w:eastAsia="Times New Roman" w:cs="Times New Roman"/>
-        </w:rPr>
-        <w:t>。</w:t>
-      </w:r>
-    </w:p>
-    <w:p>
-      <w:pPr>
-        <w:pStyle w:val="BodyText"/>
-        <w:ind w:firstLine="420"/>
-      </w:pPr>
-      <w:r>
-        <w:rPr>
-          <w:rFonts w:hint="eastAsia" w:ascii="Times New Roman" w:hAnsi="Times New Roman" w:eastAsia="FangSong" w:cs="Times New Roman"/>
-        </w:rPr>
-        <w:t>第五</w:t>
-      </w:r>
-      <w:r>
-        <w:rPr>
-          <w:rFonts w:hint="eastAsia" w:ascii="Times New Roman" w:hAnsi="Times New Roman" w:eastAsia="Times New Roman" w:cs="Times New Roman"/>
-        </w:rPr>
-        <w:t>，</w:t>
-      </w:r>
-      <w:r>
-        <w:rPr>
-          <w:rFonts w:hint="eastAsia" w:ascii="Times New Roman" w:hAnsi="Times New Roman" w:eastAsia="FangSong" w:cs="Times New Roman"/>
-        </w:rPr>
-        <w:t>硝酸氧化还原产物与金属活泼性滑尺脱节陷阱</w:t>
-      </w:r>
-      <w:r>
-        <w:rPr>
-          <w:rFonts w:hint="eastAsia" w:ascii="Times New Roman" w:hAnsi="Times New Roman" w:eastAsia="Times New Roman" w:cs="Times New Roman"/>
-        </w:rPr>
-        <w:t>。</w:t>
-      </w:r>
-      <w:r>
-        <w:rPr>
-          <w:rFonts w:hint="eastAsia" w:ascii="Times New Roman" w:hAnsi="Times New Roman" w:eastAsia="FangSong" w:cs="Times New Roman"/>
-        </w:rPr>
-        <w:t>在解无机推断题时</w:t>
-      </w:r>
-      <w:r>
-        <w:rPr>
-          <w:rFonts w:hint="eastAsia" w:ascii="Times New Roman" w:hAnsi="Times New Roman" w:eastAsia="Times New Roman" w:cs="Times New Roman"/>
-        </w:rPr>
-        <w:t>，</w:t>
-      </w:r>
-      <w:r>
-        <w:rPr>
-          <w:rFonts w:hint="eastAsia" w:ascii="Times New Roman" w:hAnsi="Times New Roman" w:eastAsia="FangSong" w:cs="Times New Roman"/>
-        </w:rPr>
-        <w:t>常见的错误是误以为硝酸被金属还原只能生成</w:t>
-      </w:r>
-      <w:r>
-        <w:rPr>
-          <w:rFonts w:ascii="Times New Roman" w:hAnsi="Times New Roman" w:eastAsia="Times New Roman" w:cs="Times New Roman"/>
-        </w:rPr>
-        <w:t xml:space="preserve"> </w:t>
-      </w:r>
-      <m:oMath>
-        <m:r>
-          <m:rPr>
-            <m:sty m:val="p"/>
-          </m:rPr>
-          <m:t>N</m:t>
-        </m:r>
-        <m:r>
-          <m:rPr>
-            <m:sty m:val="p"/>
-          </m:rPr>
-          <m:t>O</m:t>
-        </m:r>
-      </m:oMath>
-      <w:r>
-        <w:rPr>
-          <w:rFonts w:ascii="Times New Roman" w:hAnsi="Times New Roman" w:eastAsia="Times New Roman" w:cs="Times New Roman"/>
-        </w:rPr>
-        <w:t xml:space="preserve"> </w:t>
-      </w:r>
-      <w:r>
-        <w:rPr>
-          <w:rFonts w:hint="eastAsia" w:ascii="Times New Roman" w:hAnsi="Times New Roman" w:eastAsia="FangSong" w:cs="Times New Roman"/>
-        </w:rPr>
-        <w:t xml:space="preserve">或</w:t>
-      </w:r>
-      <w:r>
-        <w:rPr>
-          <w:rFonts w:ascii="Times New Roman" w:hAnsi="Times New Roman" w:eastAsia="Times New Roman" w:cs="Times New Roman"/>
-        </w:rPr>
-        <w:t xml:space="preserve"> </w:t>
-      </w:r>
-      <m:oMath>
-        <m:r>
-          <m:rPr>
-            <m:sty m:val="p"/>
-          </m:rPr>
-          <m:t>N</m:t>
-        </m:r>
-        <m:sSub>
-          <m:e>
-            <m:r>
-              <m:rPr>
-                <m:sty m:val="p"/>
-              </m:rPr>
-              <m:t>O</m:t>
-            </m:r>
-          </m:e>
-          <m:sub>
-            <m:r>
-              <m:rPr>
-                <m:sty m:val="p"/>
-              </m:rPr>
-              <m:t>2</m:t>
-            </m:r>
-          </m:sub>
-        </m:sSub>
-      </m:oMath>
-      <w:r>
-        <w:rPr>
-          <w:rFonts w:hint="eastAsia" w:ascii="Times New Roman" w:hAnsi="Times New Roman" w:eastAsia="Times New Roman" w:cs="Times New Roman"/>
-        </w:rPr>
-        <w:t>。</w:t>
-      </w:r>
-      <w:r>
-        <w:rPr>
-          <w:rFonts w:hint="eastAsia" w:ascii="Times New Roman" w:hAnsi="Times New Roman" w:eastAsia="FangSong" w:cs="Times New Roman"/>
-        </w:rPr>
-        <w:t>在面对活泼强还原性金属</w:t>
-      </w:r>
-      <w:r>
-        <w:rPr>
-          <w:rFonts w:hint="eastAsia" w:ascii="Times New Roman" w:hAnsi="Times New Roman" w:eastAsia="Times New Roman" w:cs="Times New Roman"/>
-        </w:rPr>
-        <w:t>（</w:t>
-      </w:r>
-      <w:r>
-        <w:rPr>
-          <w:rFonts w:hint="eastAsia" w:ascii="Times New Roman" w:hAnsi="Times New Roman" w:eastAsia="FangSong" w:cs="Times New Roman"/>
-        </w:rPr>
-        <w:t>如单质锌</w:t>
-      </w:r>
-      <w:r>
-        <w:rPr>
-          <w:rFonts w:hint="eastAsia" w:ascii="Times New Roman" w:hAnsi="Times New Roman" w:eastAsia="Times New Roman" w:cs="Times New Roman"/>
-        </w:rPr>
-        <w:t>、</w:t>
-      </w:r>
-      <w:r>
-        <w:rPr>
-          <w:rFonts w:hint="eastAsia" w:ascii="Times New Roman" w:hAnsi="Times New Roman" w:eastAsia="FangSong" w:cs="Times New Roman"/>
-        </w:rPr>
-        <w:t>镁</w:t>
-      </w:r>
-      <w:r>
-        <w:rPr>
-          <w:rFonts w:hint="eastAsia" w:ascii="Times New Roman" w:hAnsi="Times New Roman" w:eastAsia="Times New Roman" w:cs="Times New Roman"/>
-        </w:rPr>
-        <w:t>）</w:t>
-      </w:r>
-      <w:r>
-        <w:rPr>
-          <w:rFonts w:hint="eastAsia" w:ascii="Times New Roman" w:hAnsi="Times New Roman" w:eastAsia="FangSong" w:cs="Times New Roman"/>
-        </w:rPr>
-        <w:t>且使用冷极稀硝酸</w:t>
-      </w:r>
-      <w:r>
-        <w:rPr>
-          <w:rFonts w:hint="eastAsia" w:ascii="Times New Roman" w:hAnsi="Times New Roman" w:eastAsia="Times New Roman" w:cs="Times New Roman"/>
-        </w:rPr>
-        <w:t>（</w:t>
-      </w:r>
-      <m:oMath>
-        <m:oMathPr>
-          <m:ctrlPr>
-            <w:rPr>
-              <w:sz w:val="28"/>
-              <w:szCs w:val="28"/>
-            </w:rPr>
-          </m:ctrlPr>
-        </m:oMathPr>
-        <m:r>
-          <m:rPr>
-            <m:sty m:val="p"/>
-          </m:rPr>
-          <m:t>&lt;</m:t>
-        </m:r>
-        <m:r>
-          <m:t>2</m:t>
-        </m:r>
-        <m:r>
-          <m:t> </m:t>
-        </m:r>
-        <m:r>
-          <m:rPr>
-            <m:sty m:val="p"/>
-          </m:rPr>
-          <m:t>m</m:t>
-        </m:r>
-        <m:r>
-          <m:rPr>
-            <m:sty m:val="p"/>
-          </m:rPr>
-          <m:t>o</m:t>
-        </m:r>
-        <m:r>
-          <m:rPr>
-            <m:sty m:val="p"/>
-          </m:rPr>
-          <m:t>l</m:t>
-        </m:r>
-        <m:r>
-          <m:rPr>
-            <m:sty m:val="p"/>
-          </m:rPr>
-          <m:t>⋅</m:t>
-        </m:r>
-        <m:sSup>
-          <m:e>
-            <m:r>
-              <m:rPr>
-                <m:sty m:val="p"/>
-              </m:rPr>
-              <m:t>L</m:t>
-            </m:r>
-          </m:e>
-          <m:sup>
-            <m:r>
-              <m:rPr>
-                <m:sty m:val="p"/>
-              </m:rPr>
-              <m:t>−</m:t>
-            </m:r>
-            <m:r>
-              <m:rPr>
-                <m:sty m:val="p"/>
-              </m:rPr>
-              <m:t>1</m:t>
-            </m:r>
-          </m:sup>
-        </m:sSup>
-      </m:oMath>
-      <w:r>
-        <w:rPr>
-          <w:rFonts w:hint="eastAsia" w:ascii="Times New Roman" w:hAnsi="Times New Roman" w:eastAsia="Times New Roman" w:cs="Times New Roman"/>
-        </w:rPr>
-        <w:t>）</w:t>
-      </w:r>
-      <w:r>
-        <w:rPr>
-          <w:rFonts w:hint="eastAsia" w:ascii="Times New Roman" w:hAnsi="Times New Roman" w:eastAsia="FangSong" w:cs="Times New Roman"/>
-        </w:rPr>
-        <w:t>时</w:t>
-      </w:r>
-      <w:r>
-        <w:rPr>
-          <w:rFonts w:hint="eastAsia" w:ascii="Times New Roman" w:hAnsi="Times New Roman" w:eastAsia="Times New Roman" w:cs="Times New Roman"/>
-        </w:rPr>
-        <w:t>，</w:t>
-      </w:r>
-      <w:r>
-        <w:rPr>
-          <w:rFonts w:hint="eastAsia" w:ascii="Times New Roman" w:hAnsi="Times New Roman" w:eastAsia="FangSong" w:cs="Times New Roman"/>
-        </w:rPr>
-        <w:t>体系没有气泡产生</w:t>
-      </w:r>
-      <w:r>
-        <w:rPr>
-          <w:rFonts w:hint="eastAsia" w:ascii="Times New Roman" w:hAnsi="Times New Roman" w:eastAsia="Times New Roman" w:cs="Times New Roman"/>
-        </w:rPr>
-        <w:t>，</w:t>
-      </w:r>
-      <w:r>
-        <w:rPr>
-          <w:rFonts w:hint="eastAsia" w:ascii="Times New Roman" w:hAnsi="Times New Roman" w:eastAsia="FangSong" w:cs="Times New Roman"/>
-        </w:rPr>
-        <w:t>五价氮被深度还原至最低价态</w:t>
-      </w:r>
-      <w:r>
-        <w:rPr>
-          <w:rFonts w:ascii="Times New Roman" w:hAnsi="Times New Roman" w:eastAsia="Times New Roman" w:cs="Times New Roman"/>
-        </w:rPr>
-        <w:t xml:space="preserve"> </w:t>
-      </w:r>
-      <m:oMath>
-        <m:r>
-          <m:rPr>
-            <m:sty m:val="p"/>
-          </m:rPr>
-          <m:t>−</m:t>
-        </m:r>
-        <m:r>
-          <m:t>3</m:t>
-        </m:r>
-      </m:oMath>
-      <w:r>
-        <w:rPr>
-          <w:rFonts w:ascii="Times New Roman" w:hAnsi="Times New Roman" w:eastAsia="Times New Roman" w:cs="Times New Roman"/>
-        </w:rPr>
-        <w:t xml:space="preserve"> </w:t>
-      </w:r>
-      <w:r>
-        <w:rPr>
-          <w:rFonts w:hint="eastAsia" w:ascii="Times New Roman" w:hAnsi="Times New Roman" w:eastAsia="FangSong" w:cs="Times New Roman"/>
-        </w:rPr>
-        <w:t>价生成硝酸铵</w:t>
-      </w:r>
-      <w:r>
-        <w:rPr>
-          <w:rFonts w:hint="eastAsia" w:ascii="Times New Roman" w:hAnsi="Times New Roman" w:eastAsia="Times New Roman" w:cs="Times New Roman"/>
-        </w:rPr>
-        <w:t>（</w:t>
-      </w:r>
-      <m:oMath>
-        <m:oMathPr>
-          <m:ctrlPr>
-            <w:rPr>
-              <w:sz w:val="28"/>
-              <w:szCs w:val="28"/>
-            </w:rPr>
-          </m:ctrlPr>
-        </m:oMathPr>
-        <m:r>
-          <m:rPr>
-            <m:sty m:val="p"/>
-          </m:rPr>
-          <m:t>N</m:t>
-        </m:r>
-        <m:sSub>
-          <m:e>
-            <m:r>
-              <m:rPr>
-                <m:sty m:val="p"/>
-              </m:rPr>
-              <m:t>H</m:t>
-            </m:r>
-          </m:e>
-          <m:sub>
-            <m:r>
-              <m:rPr>
-                <m:sty m:val="p"/>
-              </m:rPr>
-              <m:t>4</m:t>
-            </m:r>
-          </m:sub>
-        </m:sSub>
-        <m:r>
-          <m:rPr>
-            <m:sty m:val="p"/>
-          </m:rPr>
-          <m:t>N</m:t>
-        </m:r>
-        <m:sSub>
-          <m:e>
-            <m:r>
-              <m:rPr>
-                <m:sty m:val="p"/>
-              </m:rPr>
-              <m:t>O</m:t>
-            </m:r>
-          </m:e>
-          <m:sub>
-            <m:r>
-              <m:rPr>
-                <m:sty m:val="p"/>
-              </m:rPr>
-              <m:t>3</m:t>
-            </m:r>
-          </m:sub>
-        </m:sSub>
-      </m:oMath>
-      <w:r>
-        <w:rPr>
-          <w:rFonts w:hint="eastAsia" w:ascii="Times New Roman" w:hAnsi="Times New Roman" w:eastAsia="Times New Roman" w:cs="Times New Roman"/>
-        </w:rPr>
-        <w:t>）。</w:t>
-      </w:r>
-      <w:r>
-        <w:rPr>
-          <w:rFonts w:hint="eastAsia" w:ascii="Times New Roman" w:hAnsi="Times New Roman" w:eastAsia="FangSong" w:cs="Times New Roman"/>
-        </w:rPr>
-        <w:t>若按产生气体盲目推断</w:t>
-      </w:r>
-      <w:r>
-        <w:rPr>
-          <w:rFonts w:hint="eastAsia" w:ascii="Times New Roman" w:hAnsi="Times New Roman" w:eastAsia="Times New Roman" w:cs="Times New Roman"/>
-        </w:rPr>
-        <w:t>，</w:t>
-      </w:r>
-      <w:r>
-        <w:rPr>
-          <w:rFonts w:hint="eastAsia" w:ascii="Times New Roman" w:hAnsi="Times New Roman" w:eastAsia="FangSong" w:cs="Times New Roman"/>
-        </w:rPr>
-        <w:t>会使整题逻辑中断</w:t>
-      </w:r>
-      <w:r>
-        <w:rPr>
-          <w:rFonts w:hint="eastAsia" w:ascii="Times New Roman" w:hAnsi="Times New Roman" w:eastAsia="Times New Roman" w:cs="Times New Roman"/>
-        </w:rPr>
-        <w:t>。</w:t>
-      </w:r>
-    </w:p>
-    <w:p>
-      <w:pPr>
-        <w:pStyle w:val="BodyText"/>
-        <w:ind w:firstLine="420"/>
-      </w:pPr>
-      <w:r>
-        <w:rPr>
-          <w:rFonts w:hint="eastAsia" w:ascii="Times New Roman" w:hAnsi="Times New Roman" w:eastAsia="FangSong" w:cs="Times New Roman"/>
-        </w:rPr>
-        <w:t>第六</w:t>
-      </w:r>
-      <w:r>
-        <w:rPr>
-          <w:rFonts w:hint="eastAsia" w:ascii="Times New Roman" w:hAnsi="Times New Roman" w:eastAsia="Times New Roman" w:cs="Times New Roman"/>
-        </w:rPr>
-        <w:t>，</w:t>
-      </w:r>
-      <w:r>
-        <w:rPr>
-          <w:rFonts w:hint="eastAsia" w:ascii="Times New Roman" w:hAnsi="Times New Roman" w:eastAsia="FangSong" w:cs="Times New Roman"/>
-        </w:rPr>
-        <w:t>叠氮酸与叠氮化物的稳定性两极分化陷阱</w:t>
-      </w:r>
-      <w:r>
-        <w:rPr>
-          <w:rFonts w:hint="eastAsia" w:ascii="Times New Roman" w:hAnsi="Times New Roman" w:eastAsia="Times New Roman" w:cs="Times New Roman"/>
-        </w:rPr>
-        <w:t>。</w:t>
-      </w:r>
-      <w:r>
-        <w:rPr>
-          <w:rFonts w:hint="eastAsia" w:ascii="Times New Roman" w:hAnsi="Times New Roman" w:eastAsia="FangSong" w:cs="Times New Roman"/>
-        </w:rPr>
-        <w:t>把所有叠氮化物都当作极易爆炸的危险品</w:t>
-      </w:r>
-      <w:r>
-        <w:rPr>
-          <w:rFonts w:hint="eastAsia" w:ascii="Times New Roman" w:hAnsi="Times New Roman" w:eastAsia="Times New Roman" w:cs="Times New Roman"/>
-        </w:rPr>
-        <w:t>。</w:t>
-      </w:r>
-      <w:r>
-        <w:rPr>
-          <w:rFonts w:hint="eastAsia" w:ascii="Times New Roman" w:hAnsi="Times New Roman" w:eastAsia="FangSong" w:cs="Times New Roman"/>
-        </w:rPr>
-        <w:t>应严格区分阳离子极化力</w:t>
-      </w:r>
-      <w:r>
-        <w:rPr>
-          <w:rFonts w:hint="eastAsia" w:ascii="Times New Roman" w:hAnsi="Times New Roman" w:eastAsia="Times New Roman" w:cs="Times New Roman"/>
-        </w:rPr>
-        <w:t>：</w:t>
-      </w:r>
-      <w:r>
-        <w:rPr>
-          <w:rFonts w:hint="eastAsia" w:ascii="Times New Roman" w:hAnsi="Times New Roman" w:eastAsia="FangSong" w:cs="Times New Roman"/>
-        </w:rPr>
-        <w:t>重金属叠氮化物</w:t>
-      </w:r>
-      <w:r>
-        <w:rPr>
-          <w:rFonts w:hint="eastAsia" w:ascii="Times New Roman" w:hAnsi="Times New Roman" w:eastAsia="Times New Roman" w:cs="Times New Roman"/>
-        </w:rPr>
-        <w:t>（</w:t>
-      </w:r>
-      <w:r>
-        <w:rPr>
-          <w:rFonts w:hint="eastAsia" w:ascii="Times New Roman" w:hAnsi="Times New Roman" w:eastAsia="FangSong" w:cs="Times New Roman"/>
-        </w:rPr>
-        <w:t>如</w:t>
-      </w:r>
-      <w:r>
-        <w:rPr>
-          <w:rFonts w:ascii="Times New Roman" w:hAnsi="Times New Roman" w:eastAsia="Times New Roman" w:cs="Times New Roman"/>
-        </w:rPr>
-        <w:t xml:space="preserve"> </w:t>
-      </w:r>
-      <m:oMath>
-        <m:oMathPr>
-          <m:ctrlPr>
-            <w:rPr>
-              <w:sz w:val="28"/>
-              <w:szCs w:val="28"/>
-            </w:rPr>
-          </m:ctrlPr>
-        </m:oMathPr>
-        <m:r>
-          <m:rPr>
-            <m:sty m:val="p"/>
-          </m:rPr>
-          <m:t>P</m:t>
-        </m:r>
-        <m:r>
-          <m:rPr>
-            <m:sty m:val="p"/>
-          </m:rPr>
-          <m:t>b</m:t>
-        </m:r>
-        <m:r>
-          <m:rPr>
-            <m:sty m:val="p"/>
-          </m:rPr>
-          <m:t>(</m:t>
-        </m:r>
-        <m:sSub>
-          <m:e>
-            <m:r>
-              <m:rPr>
-                <m:sty m:val="p"/>
-              </m:rPr>
-              <m:t>N</m:t>
-            </m:r>
-          </m:e>
-          <m:sub>
-            <m:r>
-              <m:rPr>
-                <m:sty m:val="p"/>
-              </m:rPr>
-              <m:t>3</m:t>
-            </m:r>
-          </m:sub>
-        </m:sSub>
-        <m:sSub>
-          <m:e>
-            <m:r>
-              <m:rPr>
-                <m:sty m:val="p"/>
-              </m:rPr>
-              <m:t>)</m:t>
-            </m:r>
-          </m:e>
-          <m:sub>
-            <m:r>
-              <m:rPr>
-                <m:sty m:val="p"/>
-              </m:rPr>
-              <m:t>2</m:t>
-            </m:r>
-          </m:sub>
-        </m:sSub>
-        <m:r>
-          <m:rPr>
-            <m:sty m:val="p"/>
-          </m:rPr>
-          <m:t>,</m:t>
-        </m:r>
-        <m:r>
-          <m:rPr>
-            <m:sty m:val="p"/>
-          </m:rPr>
-          <m:t>A</m:t>
-        </m:r>
-        <m:r>
-          <m:rPr>
-            <m:sty m:val="p"/>
-          </m:rPr>
-          <m:t>g</m:t>
-        </m:r>
-        <m:sSub>
-          <m:e>
-            <m:r>
-              <m:rPr>
-                <m:sty m:val="p"/>
-              </m:rPr>
-              <m:t>N</m:t>
-            </m:r>
-          </m:e>
-          <m:sub>
-            <m:r>
-              <m:rPr>
-                <m:sty m:val="p"/>
-              </m:rPr>
-              <m:t>3</m:t>
-            </m:r>
-          </m:sub>
-        </m:sSub>
-      </m:oMath>
-      <w:r>
-        <w:rPr>
-          <w:rFonts w:hint="eastAsia" w:ascii="Times New Roman" w:hAnsi="Times New Roman" w:eastAsia="Times New Roman" w:cs="Times New Roman"/>
-        </w:rPr>
-        <w:t>）</w:t>
-      </w:r>
-      <w:r>
-        <w:rPr>
-          <w:rFonts w:hint="eastAsia" w:ascii="Times New Roman" w:hAnsi="Times New Roman" w:eastAsia="FangSong" w:cs="Times New Roman"/>
-        </w:rPr>
-        <w:t>受强共价极化诱导易爆炸</w:t>
-      </w:r>
-      <w:r>
-        <w:rPr>
-          <w:rFonts w:hint="eastAsia" w:ascii="Times New Roman" w:hAnsi="Times New Roman" w:eastAsia="Times New Roman" w:cs="Times New Roman"/>
-        </w:rPr>
-        <w:t>，</w:t>
-      </w:r>
-      <w:r>
-        <w:rPr>
-          <w:rFonts w:hint="eastAsia" w:ascii="Times New Roman" w:hAnsi="Times New Roman" w:eastAsia="FangSong" w:cs="Times New Roman"/>
-        </w:rPr>
-        <w:t>充当雷管起爆药</w:t>
-      </w:r>
-      <w:r>
-        <w:rPr>
-          <w:rFonts w:hint="eastAsia" w:ascii="Times New Roman" w:hAnsi="Times New Roman" w:eastAsia="Times New Roman" w:cs="Times New Roman"/>
-        </w:rPr>
-        <w:t>；</w:t>
-      </w:r>
-      <w:r>
-        <w:rPr>
-          <w:rFonts w:hint="eastAsia" w:ascii="Times New Roman" w:hAnsi="Times New Roman" w:eastAsia="FangSong" w:cs="Times New Roman"/>
-        </w:rPr>
-        <w:t>而离子型的强电正性碱金属叠氮化物</w:t>
-      </w:r>
-      <w:r>
-        <w:rPr>
-          <w:rFonts w:hint="eastAsia" w:ascii="Times New Roman" w:hAnsi="Times New Roman" w:eastAsia="Times New Roman" w:cs="Times New Roman"/>
-        </w:rPr>
-        <w:t>（</w:t>
-      </w:r>
-      <w:r>
-        <w:rPr>
-          <w:rFonts w:hint="eastAsia" w:ascii="Times New Roman" w:hAnsi="Times New Roman" w:eastAsia="FangSong" w:cs="Times New Roman"/>
-        </w:rPr>
-        <w:t>如</w:t>
-      </w:r>
-      <w:r>
-        <w:rPr>
-          <w:rFonts w:ascii="Times New Roman" w:hAnsi="Times New Roman" w:eastAsia="Times New Roman" w:cs="Times New Roman"/>
-        </w:rPr>
-        <w:t xml:space="preserve"> </w:t>
-      </w:r>
-      <m:oMath>
-        <m:r>
-          <m:rPr>
-            <m:sty m:val="p"/>
-          </m:rPr>
-          <m:t>N</m:t>
-        </m:r>
-        <m:r>
-          <m:rPr>
-            <m:sty m:val="p"/>
-          </m:rPr>
-          <m:t>a</m:t>
-        </m:r>
-        <m:sSub>
-          <m:e>
-            <m:r>
-              <m:rPr>
-                <m:sty m:val="p"/>
-              </m:rPr>
-              <m:t>N</m:t>
-            </m:r>
-          </m:e>
-          <m:sub>
-            <m:r>
-              <m:rPr>
-                <m:sty m:val="p"/>
-              </m:rPr>
-              <m:t>3</m:t>
-            </m:r>
-          </m:sub>
-        </m:sSub>
-      </m:oMath>
-      <w:r>
-        <w:rPr>
-          <w:rFonts w:hint="eastAsia" w:ascii="Times New Roman" w:hAnsi="Times New Roman" w:eastAsia="Times New Roman" w:cs="Times New Roman"/>
-        </w:rPr>
-        <w:t>）</w:t>
-      </w:r>
-      <w:r>
-        <w:rPr>
-          <w:rFonts w:hint="eastAsia" w:ascii="Times New Roman" w:hAnsi="Times New Roman" w:eastAsia="FangSong" w:cs="Times New Roman"/>
-        </w:rPr>
-        <w:t>在受热撞击时进行的是极其安全</w:t>
-      </w:r>
-      <w:r>
-        <w:rPr>
-          <w:rFonts w:hint="eastAsia" w:ascii="Times New Roman" w:hAnsi="Times New Roman" w:eastAsia="Times New Roman" w:cs="Times New Roman"/>
-        </w:rPr>
-        <w:t>、</w:t>
-      </w:r>
-      <w:r>
-        <w:rPr>
-          <w:rFonts w:hint="eastAsia" w:ascii="Times New Roman" w:hAnsi="Times New Roman" w:eastAsia="FangSong" w:cs="Times New Roman"/>
-        </w:rPr>
-        <w:t>受控且快速平稳的非爆炸性分解释放纯净氮气</w:t>
-      </w:r>
-      <w:r>
-        <w:rPr>
-          <w:rFonts w:hint="eastAsia" w:ascii="Times New Roman" w:hAnsi="Times New Roman" w:eastAsia="Times New Roman" w:cs="Times New Roman"/>
-        </w:rPr>
-        <w:t>，</w:t>
-      </w:r>
-      <w:r>
-        <w:rPr>
-          <w:rFonts w:hint="eastAsia" w:ascii="Times New Roman" w:hAnsi="Times New Roman" w:eastAsia="FangSong" w:cs="Times New Roman"/>
-        </w:rPr>
-        <w:t>不可混淆</w:t>
-      </w:r>
-      <w:r>
-        <w:rPr>
-          <w:rFonts w:hint="eastAsia" w:ascii="Times New Roman" w:hAnsi="Times New Roman" w:eastAsia="Times New Roman" w:cs="Times New Roman"/>
-        </w:rPr>
-        <w:t>。</w:t>
-      </w:r>
-    </w:p>
-    <w:p>
-      <w:pPr>
-        <w:pStyle w:val="BodyText"/>
-        <w:ind w:firstLine="420"/>
-      </w:pPr>
-      <w:r>
-        <w:rPr>
-          <w:rFonts w:hint="eastAsia" w:ascii="Times New Roman" w:hAnsi="Times New Roman" w:eastAsia="FangSong" w:cs="Times New Roman"/>
-        </w:rPr>
-        <w:t>第七</w:t>
-      </w:r>
-      <w:r>
-        <w:rPr>
-          <w:rFonts w:hint="eastAsia" w:ascii="Times New Roman" w:hAnsi="Times New Roman" w:eastAsia="Times New Roman" w:cs="Times New Roman"/>
-        </w:rPr>
-        <w:t>，</w:t>
-      </w:r>
-      <w:r>
-        <w:rPr>
-          <w:rFonts w:hint="eastAsia" w:ascii="Times New Roman" w:hAnsi="Times New Roman" w:eastAsia="FangSong" w:cs="Times New Roman"/>
-        </w:rPr>
-        <w:t>铋</w:t>
-      </w:r>
-      <w:r>
-        <w:rPr>
-          <w:rFonts w:hint="eastAsia" w:ascii="Times New Roman" w:hAnsi="Times New Roman" w:eastAsia="Times New Roman" w:cs="Times New Roman"/>
-        </w:rPr>
-        <w:t>（V）</w:t>
-      </w:r>
-      <w:r>
-        <w:rPr>
-          <w:rFonts w:hint="eastAsia" w:ascii="Times New Roman" w:hAnsi="Times New Roman" w:eastAsia="FangSong" w:cs="Times New Roman"/>
-        </w:rPr>
-        <w:t>强氧化性与惰性电子对相对论效应认知盲区陷阱</w:t>
-      </w:r>
-      <w:r>
-        <w:rPr>
-          <w:rFonts w:hint="eastAsia" w:ascii="Times New Roman" w:hAnsi="Times New Roman" w:eastAsia="Times New Roman" w:cs="Times New Roman"/>
-        </w:rPr>
-        <w:t>。</w:t>
-      </w:r>
-      <w:r>
-        <w:rPr>
-          <w:rFonts w:hint="eastAsia" w:ascii="Times New Roman" w:hAnsi="Times New Roman" w:eastAsia="FangSong" w:cs="Times New Roman"/>
-        </w:rPr>
-        <w:t>受氮族上部元素</w:t>
-      </w:r>
-      <w:r>
-        <w:rPr>
-          <w:rFonts w:hint="eastAsia" w:ascii="Times New Roman" w:hAnsi="Times New Roman" w:eastAsia="Times New Roman" w:cs="Times New Roman"/>
-        </w:rPr>
-        <w:t>（</w:t>
-      </w:r>
-      <m:oMath>
-        <m:oMathPr>
-          <m:ctrlPr>
-            <w:rPr>
-              <w:sz w:val="28"/>
-              <w:szCs w:val="28"/>
-            </w:rPr>
-          </m:ctrlPr>
-        </m:oMathPr>
-        <m:r>
-          <m:rPr>
-            <m:sty m:val="p"/>
-          </m:rPr>
-          <m:t>H</m:t>
-        </m:r>
-        <m:r>
-          <m:rPr>
-            <m:sty m:val="p"/>
-          </m:rPr>
-          <m:t>N</m:t>
-        </m:r>
-        <m:sSub>
-          <m:e>
-            <m:r>
-              <m:rPr>
-                <m:sty m:val="p"/>
-              </m:rPr>
-              <m:t>O</m:t>
-            </m:r>
-          </m:e>
-          <m:sub>
-            <m:r>
-              <m:rPr>
-                <m:sty m:val="p"/>
-              </m:rPr>
-              <m:t>3</m:t>
-            </m:r>
-          </m:sub>
-        </m:sSub>
-        <m:r>
-          <m:rPr>
-            <m:sty m:val="p"/>
-          </m:rPr>
-          <m:t>,</m:t>
-        </m:r>
-        <m:sSub>
-          <m:e>
-            <m:r>
-              <m:rPr>
-                <m:sty m:val="p"/>
-              </m:rPr>
-              <m:t>H</m:t>
-            </m:r>
-          </m:e>
-          <m:sub>
-            <m:r>
-              <m:rPr>
-                <m:sty m:val="p"/>
-              </m:rPr>
-              <m:t>3</m:t>
-            </m:r>
-          </m:sub>
-        </m:sSub>
-        <m:r>
-          <m:rPr>
-            <m:sty m:val="p"/>
-          </m:rPr>
-          <m:t>P</m:t>
-        </m:r>
-        <m:sSub>
-          <m:e>
-            <m:r>
-              <m:rPr>
-                <m:sty m:val="p"/>
-              </m:rPr>
-              <m:t>O</m:t>
-            </m:r>
-          </m:e>
-          <m:sub>
-            <m:r>
-              <m:rPr>
-                <m:sty m:val="p"/>
-              </m:rPr>
-              <m:t>4</m:t>
-            </m:r>
-          </m:sub>
-        </m:sSub>
-      </m:oMath>
-      <w:r>
-        <w:rPr>
-          <w:rFonts w:hint="eastAsia" w:ascii="Times New Roman" w:hAnsi="Times New Roman" w:eastAsia="Times New Roman" w:cs="Times New Roman"/>
-        </w:rPr>
-        <w:t>）</w:t>
-      </w:r>
-      <w:r>
-        <w:rPr>
-          <w:rFonts w:hint="eastAsia" w:ascii="Times New Roman" w:hAnsi="Times New Roman" w:eastAsia="FangSong" w:cs="Times New Roman"/>
-        </w:rPr>
-        <w:t>影响</w:t>
-      </w:r>
-      <w:r>
-        <w:rPr>
-          <w:rFonts w:hint="eastAsia" w:ascii="Times New Roman" w:hAnsi="Times New Roman" w:eastAsia="Times New Roman" w:cs="Times New Roman"/>
-        </w:rPr>
-        <w:t>，</w:t>
-      </w:r>
-      <w:r>
-        <w:rPr>
-          <w:rFonts w:hint="eastAsia" w:ascii="Times New Roman" w:hAnsi="Times New Roman" w:eastAsia="FangSong" w:cs="Times New Roman"/>
-        </w:rPr>
-        <w:t>常误以为铋的最高价</w:t>
-      </w:r>
-      <w:r>
-        <w:rPr>
-          <w:rFonts w:ascii="Times New Roman" w:hAnsi="Times New Roman" w:eastAsia="Times New Roman" w:cs="Times New Roman"/>
-        </w:rPr>
-        <w:t xml:space="preserve"> </w:t>
-      </w:r>
-      <m:oMath>
-        <m:r>
-          <m:rPr>
-            <m:sty m:val="p"/>
-          </m:rPr>
-          <m:t>+</m:t>
-        </m:r>
-        <m:r>
-          <m:t>5</m:t>
-        </m:r>
-      </m:oMath>
-      <w:r>
-        <w:rPr>
-          <w:rFonts w:ascii="Times New Roman" w:hAnsi="Times New Roman" w:eastAsia="Times New Roman" w:cs="Times New Roman"/>
-        </w:rPr>
-        <w:t xml:space="preserve"> </w:t>
-      </w:r>
-      <w:r>
-        <w:rPr>
-          <w:rFonts w:hint="eastAsia" w:ascii="Times New Roman" w:hAnsi="Times New Roman" w:eastAsia="FangSong" w:cs="Times New Roman"/>
-        </w:rPr>
-        <w:t>价很容易稳定存在</w:t>
-      </w:r>
-      <w:r>
-        <w:rPr>
-          <w:rFonts w:hint="eastAsia" w:ascii="Times New Roman" w:hAnsi="Times New Roman" w:eastAsia="Times New Roman" w:cs="Times New Roman"/>
-        </w:rPr>
-        <w:t>。</w:t>
-      </w:r>
-      <w:r>
-        <w:rPr>
-          <w:rFonts w:hint="eastAsia" w:ascii="Times New Roman" w:hAnsi="Times New Roman" w:eastAsia="FangSong" w:cs="Times New Roman"/>
-        </w:rPr>
-        <w:t>由于相对论效应导致</w:t>
-      </w:r>
-      <w:r>
-        <w:rPr>
-          <w:rFonts w:ascii="Times New Roman" w:hAnsi="Times New Roman" w:eastAsia="Times New Roman" w:cs="Times New Roman"/>
-        </w:rPr>
-        <w:t xml:space="preserve"> </w:t>
-      </w:r>
-      <m:oMath>
-        <m:r>
-          <m:t>6</m:t>
-        </m:r>
-        <m:sSup>
-          <m:e>
-            <m:r>
-              <m:t>s</m:t>
-            </m:r>
-          </m:e>
-          <m:sup>
-            <m:r>
-              <m:t>2</m:t>
-            </m:r>
-          </m:sup>
-        </m:sSup>
-      </m:oMath>
-      <w:r>
-        <w:rPr>
-          <w:rFonts w:ascii="Times New Roman" w:hAnsi="Times New Roman" w:eastAsia="Times New Roman" w:cs="Times New Roman"/>
-        </w:rPr>
-        <w:t xml:space="preserve"> </w:t>
-      </w:r>
-      <w:r>
-        <w:rPr>
-          <w:rFonts w:hint="eastAsia" w:ascii="Times New Roman" w:hAnsi="Times New Roman" w:eastAsia="FangSong" w:cs="Times New Roman"/>
-        </w:rPr>
-        <w:t>电子极难失去</w:t>
-      </w:r>
-      <w:r>
-        <w:rPr>
-          <w:rFonts w:hint="eastAsia" w:ascii="Times New Roman" w:hAnsi="Times New Roman" w:eastAsia="Times New Roman" w:cs="Times New Roman"/>
-        </w:rPr>
-        <w:t>，</w:t>
-      </w:r>
-      <m:oMath>
-        <m:oMathPr>
-          <m:ctrlPr>
-            <w:rPr>
-              <w:sz w:val="28"/>
-              <w:szCs w:val="28"/>
-            </w:rPr>
-          </m:ctrlPr>
-        </m:oMathPr>
-        <m:r>
-          <m:rPr>
-            <m:sty m:val="p"/>
-          </m:rPr>
-          <m:t>B</m:t>
-        </m:r>
-        <m:r>
-          <m:rPr>
-            <m:sty m:val="p"/>
-          </m:rPr>
-          <m:t>i</m:t>
-        </m:r>
-        <m:r>
-          <m:rPr>
-            <m:sty m:val="p"/>
-          </m:rPr>
-          <m:t>(</m:t>
-        </m:r>
-        <m:r>
-          <m:rPr>
-            <m:sty m:val="p"/>
-          </m:rPr>
-          <m:t>I</m:t>
-        </m:r>
-        <m:r>
-          <m:rPr>
-            <m:sty m:val="p"/>
-          </m:rPr>
-          <m:t>I</m:t>
-        </m:r>
-        <m:r>
-          <m:rPr>
-            <m:sty m:val="p"/>
-          </m:rPr>
-          <m:t>I</m:t>
-        </m:r>
-        <m:r>
-          <m:rPr>
-            <m:sty m:val="p"/>
-          </m:rPr>
-          <m:t>)</m:t>
-        </m:r>
-      </m:oMath>
-      <w:r>
-        <w:rPr>
-          <w:rFonts w:ascii="Times New Roman" w:hAnsi="Times New Roman" w:eastAsia="Times New Roman" w:cs="Times New Roman"/>
-        </w:rPr>
-        <w:t xml:space="preserve"> </w:t>
-      </w:r>
-      <w:r>
-        <w:rPr>
-          <w:rFonts w:hint="eastAsia" w:ascii="Times New Roman" w:hAnsi="Times New Roman" w:eastAsia="FangSong" w:cs="Times New Roman"/>
-        </w:rPr>
-        <w:t>具有显著的热力学稳定性</w:t>
-      </w:r>
-      <w:r>
-        <w:rPr>
-          <w:rFonts w:hint="eastAsia" w:ascii="Times New Roman" w:hAnsi="Times New Roman" w:eastAsia="Times New Roman" w:cs="Times New Roman"/>
-        </w:rPr>
-        <w:t>，</w:t>
-      </w:r>
-      <w:r>
-        <w:rPr>
-          <w:rFonts w:hint="eastAsia" w:ascii="Times New Roman" w:hAnsi="Times New Roman" w:eastAsia="FangSong" w:cs="Times New Roman"/>
-        </w:rPr>
-        <w:t>导致五价铋化合物</w:t>
-      </w:r>
-      <w:r>
-        <w:rPr>
-          <w:rFonts w:hint="eastAsia" w:ascii="Times New Roman" w:hAnsi="Times New Roman" w:eastAsia="Times New Roman" w:cs="Times New Roman"/>
-        </w:rPr>
-        <w:t>（</w:t>
-      </w:r>
-      <w:r>
-        <w:rPr>
-          <w:rFonts w:hint="eastAsia" w:ascii="Times New Roman" w:hAnsi="Times New Roman" w:eastAsia="FangSong" w:cs="Times New Roman"/>
-        </w:rPr>
-        <w:t>如铋酸钠</w:t>
-      </w:r>
-      <w:r>
-        <w:rPr>
-          <w:rFonts w:ascii="Times New Roman" w:hAnsi="Times New Roman" w:eastAsia="Times New Roman" w:cs="Times New Roman"/>
-        </w:rPr>
-        <w:t xml:space="preserve"> </w:t>
-      </w:r>
-      <m:oMath>
-        <m:oMathPr>
-          <m:ctrlPr>
-            <w:rPr>
-              <w:sz w:val="28"/>
-              <w:szCs w:val="28"/>
-            </w:rPr>
-          </m:ctrlPr>
-        </m:oMathPr>
-        <m:r>
-          <m:rPr>
-            <m:sty m:val="p"/>
-          </m:rPr>
-          <m:t>N</m:t>
-        </m:r>
-        <m:r>
-          <m:rPr>
-            <m:sty m:val="p"/>
-          </m:rPr>
-          <m:t>a</m:t>
-        </m:r>
-        <m:r>
-          <m:rPr>
-            <m:sty m:val="p"/>
-          </m:rPr>
-          <m:t>B</m:t>
-        </m:r>
-        <m:r>
-          <m:rPr>
-            <m:sty m:val="p"/>
-          </m:rPr>
-          <m:t>i</m:t>
-        </m:r>
-        <m:sSub>
-          <m:e>
-            <m:r>
-              <m:rPr>
-                <m:sty m:val="p"/>
-              </m:rPr>
-              <m:t>O</m:t>
-            </m:r>
-          </m:e>
-          <m:sub>
-            <m:r>
-              <m:rPr>
-                <m:sty m:val="p"/>
-              </m:rPr>
-              <m:t>3</m:t>
-            </m:r>
-          </m:sub>
-        </m:sSub>
-      </m:oMath>
-      <w:r>
-        <w:rPr>
-          <w:rFonts w:hint="eastAsia" w:ascii="Times New Roman" w:hAnsi="Times New Roman" w:eastAsia="Times New Roman" w:cs="Times New Roman"/>
-        </w:rPr>
-        <w:t>）</w:t>
-      </w:r>
-      <w:r>
-        <w:rPr>
-          <w:rFonts w:hint="eastAsia" w:ascii="Times New Roman" w:hAnsi="Times New Roman" w:eastAsia="FangSong" w:cs="Times New Roman"/>
-        </w:rPr>
-        <w:t>具有超强氧化性</w:t>
-      </w:r>
-      <w:r>
-        <w:rPr>
-          <w:rFonts w:hint="eastAsia" w:ascii="Times New Roman" w:hAnsi="Times New Roman" w:eastAsia="Times New Roman" w:cs="Times New Roman"/>
-        </w:rPr>
-        <w:t>（</w:t>
-      </w:r>
-      <m:oMath>
-        <m:oMathPr>
-          <m:ctrlPr>
-            <w:rPr>
-              <w:sz w:val="28"/>
-              <w:szCs w:val="28"/>
-            </w:rPr>
-          </m:ctrlPr>
-        </m:oMathPr>
-        <m:sSup>
-          <m:e>
-            <m:r>
-              <m:t>E</m:t>
-            </m:r>
-          </m:e>
-          <m:sup>
-            <m:r>
-              <m:t>θ</m:t>
-            </m:r>
-          </m:sup>
-        </m:sSup>
-        <m:r>
-          <m:rPr>
-            <m:sty m:val="p"/>
-          </m:rPr>
-          <m:t>≈</m:t>
-        </m:r>
-        <m:r>
-          <m:rPr>
-            <m:sty m:val="p"/>
-          </m:rPr>
-          <m:t>+</m:t>
-        </m:r>
-        <m:r>
-          <m:t>2.0</m:t>
-        </m:r>
-        <m:r>
-          <m:t> </m:t>
-        </m:r>
-        <m:r>
-          <m:rPr>
-            <m:sty m:val="p"/>
-          </m:rPr>
-          <m:t>V</m:t>
-        </m:r>
-      </m:oMath>
-      <w:r>
-        <w:rPr>
-          <w:rFonts w:hint="eastAsia" w:ascii="Times New Roman" w:hAnsi="Times New Roman" w:eastAsia="Times New Roman" w:cs="Times New Roman"/>
-        </w:rPr>
-        <w:t>），</w:t>
-      </w:r>
-      <w:r>
-        <w:rPr>
-          <w:rFonts w:hint="eastAsia" w:ascii="Times New Roman" w:hAnsi="Times New Roman" w:eastAsia="FangSong" w:cs="Times New Roman"/>
-        </w:rPr>
-        <w:t>在酸性介质中能把无色的</w:t>
-      </w:r>
-      <w:r>
-        <w:rPr>
-          <w:rFonts w:ascii="Times New Roman" w:hAnsi="Times New Roman" w:eastAsia="Times New Roman" w:cs="Times New Roman"/>
-        </w:rPr>
-        <w:t xml:space="preserve"> </w:t>
-      </w:r>
-      <m:oMath>
-        <m:r>
-          <m:rPr>
-            <m:sty m:val="p"/>
-          </m:rPr>
-          <m:t>M</m:t>
-        </m:r>
-        <m:sSup>
-          <m:e>
-            <m:r>
-              <m:rPr>
-                <m:sty m:val="p"/>
-              </m:rPr>
-              <m:t>n</m:t>
-            </m:r>
-          </m:e>
-          <m:sup>
-            <m:r>
-              <m:rPr>
-                <m:sty m:val="p"/>
-              </m:rPr>
-              <m:t>2</m:t>
-            </m:r>
-            <m:r>
-              <m:rPr>
-                <m:sty m:val="p"/>
-              </m:rPr>
-              <m:t>+</m:t>
-            </m:r>
-          </m:sup>
-        </m:sSup>
-      </m:oMath>
-      <w:r>
-        <w:rPr>
-          <w:rFonts w:ascii="Times New Roman" w:hAnsi="Times New Roman" w:eastAsia="Times New Roman" w:cs="Times New Roman"/>
-        </w:rPr>
-        <w:t xml:space="preserve"> </w:t>
-      </w:r>
-      <w:r>
-        <w:rPr>
-          <w:rFonts w:hint="eastAsia" w:ascii="Times New Roman" w:hAnsi="Times New Roman" w:eastAsia="FangSong" w:cs="Times New Roman"/>
-        </w:rPr>
-        <w:t xml:space="preserve">氧化为紫红色的</w:t>
-      </w:r>
-      <w:r>
-        <w:rPr>
-          <w:rFonts w:ascii="Times New Roman" w:hAnsi="Times New Roman" w:eastAsia="Times New Roman" w:cs="Times New Roman"/>
-        </w:rPr>
-        <w:t xml:space="preserve"> </w:t>
-      </w:r>
-      <m:oMath>
-        <m:r>
-          <m:rPr>
-            <m:sty m:val="p"/>
-          </m:rPr>
-          <m:t>M</m:t>
-        </m:r>
-        <m:r>
-          <m:rPr>
-            <m:sty m:val="p"/>
-          </m:rPr>
-          <m:t>n</m:t>
-        </m:r>
-        <m:sSubSup>
-          <m:e>
-            <m:r>
-              <m:rPr>
-                <m:sty m:val="p"/>
-              </m:rPr>
-              <m:t>O</m:t>
-            </m:r>
-          </m:e>
-          <m:sub>
-            <m:r>
-              <m:rPr>
-                <m:sty m:val="p"/>
-              </m:rPr>
-              <m:t>4</m:t>
-            </m:r>
-          </m:sub>
-          <m:sup>
-            <m:r>
-              <m:rPr>
-                <m:sty m:val="p"/>
-              </m:rPr>
-              <m:t>−</m:t>
-            </m:r>
-          </m:sup>
-        </m:sSubSup>
-      </m:oMath>
-      <w:r>
-        <w:rPr>
-          <w:rFonts w:hint="eastAsia" w:ascii="Times New Roman" w:hAnsi="Times New Roman" w:eastAsia="Times New Roman" w:cs="Times New Roman"/>
-        </w:rPr>
-        <w:t>。</w:t>
-      </w:r>
-      <w:r>
-        <w:rPr>
-          <w:rFonts w:hint="eastAsia" w:ascii="Times New Roman" w:hAnsi="Times New Roman" w:eastAsia="FangSong" w:cs="Times New Roman"/>
-        </w:rPr>
-        <w:t>这是鉴别铋或锰的关键</w:t>
-      </w:r>
-      <w:r>
-        <w:rPr>
-          <w:rFonts w:hint="eastAsia" w:ascii="Times New Roman" w:hAnsi="Times New Roman" w:eastAsia="Times New Roman" w:cs="Times New Roman"/>
-        </w:rPr>
-        <w:t>。</w:t>
-      </w:r>
-    </w:p>
-    <w:p>
-      <w:pPr>
-        <w:pStyle w:val="BodyText"/>
-        <w:ind w:firstLine="420"/>
-      </w:pPr>
-      <w:r>
-        <w:rPr>
-          <w:rFonts w:hint="eastAsia" w:ascii="Times New Roman" w:hAnsi="Times New Roman" w:eastAsia="FangSong" w:cs="Times New Roman"/>
-        </w:rPr>
-        <w:t>第八</w:t>
-      </w:r>
-      <w:r>
-        <w:rPr>
-          <w:rFonts w:hint="eastAsia" w:ascii="Times New Roman" w:hAnsi="Times New Roman" w:eastAsia="Times New Roman" w:cs="Times New Roman"/>
-        </w:rPr>
-        <w:t>，</w:t>
-      </w:r>
-      <w:r>
-        <w:rPr>
-          <w:rFonts w:hint="eastAsia" w:ascii="Times New Roman" w:hAnsi="Times New Roman" w:eastAsia="FangSong" w:cs="Times New Roman"/>
-        </w:rPr>
-        <w:t>王水溶解贵金属黄金微观机理的单向归因陷阱</w:t>
-      </w:r>
-      <w:r>
-        <w:rPr>
-          <w:rFonts w:hint="eastAsia" w:ascii="Times New Roman" w:hAnsi="Times New Roman" w:eastAsia="Times New Roman" w:cs="Times New Roman"/>
-        </w:rPr>
-        <w:t>。</w:t>
-      </w:r>
-      <w:r>
-        <w:rPr>
-          <w:rFonts w:hint="eastAsia" w:ascii="Times New Roman" w:hAnsi="Times New Roman" w:eastAsia="FangSong" w:cs="Times New Roman"/>
-        </w:rPr>
-        <w:t>把王水溶解黄金简单地归结为</w:t>
-      </w:r>
-      <w:r>
-        <w:rPr>
-          <w:rFonts w:hint="eastAsia" w:ascii="Times New Roman" w:hAnsi="Times New Roman" w:eastAsia="Times New Roman" w:cs="Times New Roman"/>
-        </w:rPr>
-        <w:t>“</w:t>
-      </w:r>
-      <w:r>
-        <w:rPr>
-          <w:rFonts w:hint="eastAsia" w:ascii="Times New Roman" w:hAnsi="Times New Roman" w:eastAsia="FangSong" w:cs="Times New Roman"/>
-        </w:rPr>
-        <w:t>浓硝酸氧化性加浓盐酸还原性</w:t>
-      </w:r>
-      <w:r>
-        <w:rPr>
-          <w:rFonts w:hint="eastAsia" w:ascii="Times New Roman" w:hAnsi="Times New Roman" w:eastAsia="Times New Roman" w:cs="Times New Roman"/>
-        </w:rPr>
-        <w:t>”</w:t>
-      </w:r>
-      <w:r>
-        <w:rPr>
-          <w:rFonts w:hint="eastAsia" w:ascii="Times New Roman" w:hAnsi="Times New Roman" w:eastAsia="FangSong" w:cs="Times New Roman"/>
-        </w:rPr>
-        <w:t>或</w:t>
-      </w:r>
-      <w:r>
-        <w:rPr>
-          <w:rFonts w:hint="eastAsia" w:ascii="Times New Roman" w:hAnsi="Times New Roman" w:eastAsia="Times New Roman" w:cs="Times New Roman"/>
-        </w:rPr>
-        <w:t>“</w:t>
-      </w:r>
-      <w:r>
-        <w:rPr>
-          <w:rFonts w:hint="eastAsia" w:ascii="Times New Roman" w:hAnsi="Times New Roman" w:eastAsia="FangSong" w:cs="Times New Roman"/>
-        </w:rPr>
-        <w:t>产生氯气把金氧化</w:t>
-      </w:r>
-      <w:r>
-        <w:rPr>
-          <w:rFonts w:hint="eastAsia" w:ascii="Times New Roman" w:hAnsi="Times New Roman" w:eastAsia="Times New Roman" w:cs="Times New Roman"/>
-        </w:rPr>
-        <w:t>”。</w:t>
-      </w:r>
-      <w:r>
-        <w:rPr>
-          <w:rFonts w:hint="eastAsia" w:ascii="Times New Roman" w:hAnsi="Times New Roman" w:eastAsia="FangSong" w:cs="Times New Roman"/>
-        </w:rPr>
-        <w:t>纯浓硝酸的氧化电势低于黄金的</w:t>
-      </w:r>
-      <w:r>
-        <w:rPr>
-          <w:rFonts w:ascii="Times New Roman" w:hAnsi="Times New Roman" w:eastAsia="Times New Roman" w:cs="Times New Roman"/>
-        </w:rPr>
-        <w:t xml:space="preserve"> </w:t>
-      </w:r>
-      <m:oMath>
-        <m:r>
-          <m:rPr>
-            <m:sty m:val="p"/>
-          </m:rPr>
-          <m:t>+</m:t>
-        </m:r>
-        <m:r>
-          <m:t>1.5</m:t>
-        </m:r>
-        <m:r>
-          <m:t> </m:t>
-        </m:r>
-        <m:r>
-          <m:rPr>
-            <m:sty m:val="p"/>
-          </m:rPr>
-          <m:t>V</m:t>
-        </m:r>
-      </m:oMath>
-      <w:r>
-        <w:rPr>
-          <w:rFonts w:ascii="Times New Roman" w:hAnsi="Times New Roman" w:eastAsia="Times New Roman" w:cs="Times New Roman"/>
-        </w:rPr>
-        <w:t xml:space="preserve"> </w:t>
-      </w:r>
-      <w:r>
-        <w:rPr>
-          <w:rFonts w:hint="eastAsia" w:ascii="Times New Roman" w:hAnsi="Times New Roman" w:eastAsia="FangSong" w:cs="Times New Roman"/>
-        </w:rPr>
-        <w:t>电极电势</w:t>
-      </w:r>
-      <w:r>
-        <w:rPr>
-          <w:rFonts w:hint="eastAsia" w:ascii="Times New Roman" w:hAnsi="Times New Roman" w:eastAsia="Times New Roman" w:cs="Times New Roman"/>
-        </w:rPr>
-        <w:t>。</w:t>
-      </w:r>
-      <w:r>
-        <w:rPr>
-          <w:rFonts w:hint="eastAsia" w:ascii="Times New Roman" w:hAnsi="Times New Roman" w:eastAsia="FangSong" w:cs="Times New Roman"/>
-        </w:rPr>
-        <w:t>核心机理是氧化与配位的协同作用</w:t>
-      </w:r>
-      <w:r>
-        <w:rPr>
-          <w:rFonts w:hint="eastAsia" w:ascii="Times New Roman" w:hAnsi="Times New Roman" w:eastAsia="Times New Roman" w:cs="Times New Roman"/>
-        </w:rPr>
-        <w:t>：</w:t>
-      </w:r>
-      <w:r>
-        <w:rPr>
-          <w:rFonts w:hint="eastAsia" w:ascii="Times New Roman" w:hAnsi="Times New Roman" w:eastAsia="FangSong" w:cs="Times New Roman"/>
-        </w:rPr>
-        <w:t>浓盐酸提供高达</w:t>
-      </w:r>
-      <w:r>
-        <w:rPr>
-          <w:rFonts w:ascii="Times New Roman" w:hAnsi="Times New Roman" w:eastAsia="Times New Roman" w:cs="Times New Roman"/>
-        </w:rPr>
-        <w:t xml:space="preserve"> </w:t>
-      </w:r>
-      <m:oMath>
-        <m:oMathPr>
-          <m:ctrlPr>
-            <w:rPr>
-              <w:sz w:val="28"/>
-              <w:szCs w:val="28"/>
-            </w:rPr>
-          </m:ctrlPr>
-        </m:oMathPr>
-        <m:r>
-          <m:t>9</m:t>
-        </m:r>
-        <m:r>
-          <m:t> </m:t>
-        </m:r>
-        <m:r>
-          <m:rPr>
-            <m:sty m:val="p"/>
-          </m:rPr>
-          <m:t>m</m:t>
-        </m:r>
-        <m:r>
-          <m:rPr>
-            <m:sty m:val="p"/>
-          </m:rPr>
-          <m:t>o</m:t>
-        </m:r>
-        <m:r>
-          <m:rPr>
-            <m:sty m:val="p"/>
-          </m:rPr>
-          <m:t>l</m:t>
-        </m:r>
-        <m:r>
-          <m:rPr>
-            <m:sty m:val="p"/>
-          </m:rPr>
-          <m:t>⋅</m:t>
-        </m:r>
-        <m:sSup>
-          <m:e>
-            <m:r>
-              <m:rPr>
-                <m:sty m:val="p"/>
-              </m:rPr>
-              <m:t>L</m:t>
-            </m:r>
-          </m:e>
-          <m:sup>
-            <m:r>
-              <m:rPr>
-                <m:sty m:val="p"/>
-              </m:rPr>
-              <m:t>−</m:t>
-            </m:r>
-            <m:r>
-              <m:rPr>
-                <m:sty m:val="p"/>
-              </m:rPr>
-              <m:t>1</m:t>
-            </m:r>
-          </m:sup>
-        </m:sSup>
-      </m:oMath>
-      <w:r>
-        <w:rPr>
-          <w:rFonts w:ascii="Times New Roman" w:hAnsi="Times New Roman" w:eastAsia="Times New Roman" w:cs="Times New Roman"/>
-        </w:rPr>
-        <w:t xml:space="preserve"> </w:t>
-      </w:r>
-      <w:r>
-        <w:rPr>
-          <w:rFonts w:hint="eastAsia" w:ascii="Times New Roman" w:hAnsi="Times New Roman" w:eastAsia="FangSong" w:cs="Times New Roman"/>
-        </w:rPr>
-        <w:t xml:space="preserve">的极高浓度氯离子与氧化生成的微量三价金发生极其稳定的络合反应生成配阴离子</w:t>
-      </w:r>
-      <w:r>
-        <w:rPr>
-          <w:rFonts w:ascii="Times New Roman" w:hAnsi="Times New Roman" w:eastAsia="Times New Roman" w:cs="Times New Roman"/>
-        </w:rPr>
-        <w:t xml:space="preserve"> </w:t>
-      </w:r>
-      <m:oMath>
-        <m:oMathPr>
-          <m:ctrlPr>
-            <w:rPr>
-              <w:sz w:val="28"/>
-              <w:szCs w:val="28"/>
-            </w:rPr>
-          </m:ctrlPr>
-        </m:oMathPr>
-        <m:r>
-          <m:rPr>
-            <m:sty m:val="p"/>
-          </m:rPr>
-          <m:t>[</m:t>
-        </m:r>
-        <m:r>
-          <m:rPr>
-            <m:sty m:val="p"/>
-          </m:rPr>
-          <m:t>A</m:t>
-        </m:r>
-        <m:r>
-          <m:rPr>
-            <m:sty m:val="p"/>
-          </m:rPr>
-          <m:t>u</m:t>
-        </m:r>
-        <m:r>
-          <m:rPr>
-            <m:sty m:val="p"/>
-          </m:rPr>
-          <m:t>C</m:t>
-        </m:r>
-        <m:sSub>
-          <m:e>
-            <m:r>
-              <m:rPr>
-                <m:sty m:val="p"/>
-              </m:rPr>
-              <m:t>l</m:t>
-            </m:r>
-          </m:e>
-          <m:sub>
-            <m:r>
-              <m:rPr>
-                <m:sty m:val="p"/>
-              </m:rPr>
-              <m:t>4</m:t>
-            </m:r>
-          </m:sub>
-        </m:sSub>
-        <m:sSup>
-          <m:e>
-            <m:r>
-              <m:rPr>
-                <m:sty m:val="p"/>
-              </m:rPr>
-              <m:t>]</m:t>
-            </m:r>
-          </m:e>
-          <m:sup>
-            <m:r>
-              <m:rPr>
-                <m:sty m:val="p"/>
-              </m:rPr>
-              <m:t>−</m:t>
-            </m:r>
-          </m:sup>
-        </m:sSup>
-      </m:oMath>
-      <w:r>
-        <w:rPr>
-          <w:rFonts w:hint="eastAsia" w:ascii="Times New Roman" w:hAnsi="Times New Roman" w:eastAsia="Times New Roman" w:cs="Times New Roman"/>
-        </w:rPr>
-        <w:t>，</w:t>
-      </w:r>
-      <w:r>
-        <w:rPr>
-          <w:rFonts w:hint="eastAsia" w:ascii="Times New Roman" w:hAnsi="Times New Roman" w:eastAsia="FangSong" w:cs="Times New Roman"/>
-        </w:rPr>
-        <w:t>将电对实际还原电势大幅拉低至</w:t>
-      </w:r>
-      <w:r>
-        <w:rPr>
-          <w:rFonts w:ascii="Times New Roman" w:hAnsi="Times New Roman" w:eastAsia="Times New Roman" w:cs="Times New Roman"/>
-        </w:rPr>
-        <w:t xml:space="preserve"> </w:t>
-      </w:r>
-      <m:oMath>
-        <m:r>
-          <m:rPr>
-            <m:sty m:val="p"/>
-          </m:rPr>
-          <m:t>+</m:t>
-        </m:r>
-        <m:r>
-          <m:t>1.0</m:t>
-        </m:r>
-        <m:r>
-          <m:t> </m:t>
-        </m:r>
-        <m:r>
-          <m:rPr>
-            <m:sty m:val="p"/>
-          </m:rPr>
-          <m:t>V</m:t>
-        </m:r>
-      </m:oMath>
-      <w:r>
-        <w:rPr>
-          <w:rFonts w:ascii="Times New Roman" w:hAnsi="Times New Roman" w:eastAsia="Times New Roman" w:cs="Times New Roman"/>
-        </w:rPr>
-        <w:t xml:space="preserve"> </w:t>
-      </w:r>
-      <w:r>
-        <w:rPr>
-          <w:rFonts w:hint="eastAsia" w:ascii="Times New Roman" w:hAnsi="Times New Roman" w:eastAsia="FangSong" w:cs="Times New Roman"/>
-        </w:rPr>
-        <w:t>从而被硝酸氧化电位覆盖</w:t>
-      </w:r>
-      <w:r>
-        <w:rPr>
-          <w:rFonts w:hint="eastAsia" w:ascii="Times New Roman" w:hAnsi="Times New Roman" w:eastAsia="Times New Roman" w:cs="Times New Roman"/>
-        </w:rPr>
-        <w:t>。</w:t>
-      </w:r>
-      <w:r>
-        <w:rPr>
-          <w:rFonts w:hint="eastAsia" w:ascii="Times New Roman" w:hAnsi="Times New Roman" w:eastAsia="FangSong" w:cs="Times New Roman"/>
-        </w:rPr>
-        <w:t>遗漏配位协同机理会明显失分</w:t>
-      </w:r>
-      <w:r>
-        <w:rPr>
-          <w:rFonts w:hint="eastAsia" w:ascii="Times New Roman" w:hAnsi="Times New Roman" w:eastAsia="Times New Roman" w:cs="Times New Roman"/>
-        </w:rPr>
-        <w:t>。</w:t>
-      </w:r>
-    </w:p>
-    <w:bookmarkEnd w:id="92"/>
-    <w:bookmarkStart w:id="93" w:name="竞赛思考强化题与微观机理精解"/>
-    <w:p>
-      <w:pPr>
-        <w:pStyle w:val="Heading2"/>
-        <w:spacing w:before="280" w:after="120"/>
-      </w:pPr>
-      <w:r>
-        <w:rPr>
-          <w:rFonts w:ascii="Times New Roman" w:hAnsi="Times New Roman" w:eastAsia="Times New Roman" w:cs="Times New Roman"/>
-        </w:rPr>
-        <w:t xml:space="preserve">§9 </w:t>
-      </w:r>
-      <w:r>
-        <w:rPr>
-          <w:rFonts w:hint="eastAsia" w:ascii="Times New Roman" w:hAnsi="Times New Roman" w:eastAsia="SimHei" w:cs="Times New Roman"/>
-        </w:rPr>
-        <w:t xml:space="preserve">竞赛思考强化题与微观机理精解</w:t>
-      </w:r>
-    </w:p>
-    <w:p>
-      <w:pPr>
-        <w:pStyle w:val="FirstParagraph"/>
-        <w:ind w:firstLine="420"/>
-      </w:pPr>
-      <w:r>
-        <w:rPr>
           <w:rFonts w:ascii="Times New Roman" w:hAnsi="Times New Roman" w:eastAsia="Times New Roman" w:cs="Times New Roman"/>
           <w:b/>
           <w:bCs/>
@@ -41255,39 +36036,9 @@
       </w:r>
       <w:r>
         <w:rPr>
-          <w:rFonts w:hint="eastAsia" w:ascii="Times New Roman" w:hAnsi="Times New Roman" w:eastAsia="Times New Roman" w:cs="Times New Roman"/>
-        </w:rPr>
-        <w:t>[</w:t>
-      </w:r>
-      <w:r>
-        <w:rPr>
-          <w:rFonts w:hint="eastAsia" w:ascii="Times New Roman" w:hAnsi="Times New Roman" w:eastAsia="FangSong" w:cs="Times New Roman"/>
-        </w:rPr>
-        <w:t>上中</w:t>
-      </w:r>
-      <w:r>
-        <w:rPr>
-          <w:rFonts w:hint="eastAsia" w:ascii="Times New Roman" w:hAnsi="Times New Roman" w:eastAsia="Times New Roman" w:cs="Times New Roman"/>
-        </w:rPr>
-        <w:t>·</w:t>
-      </w:r>
-      <w:r>
-        <w:rPr>
-          <w:rFonts w:hint="eastAsia" w:ascii="Times New Roman" w:hAnsi="Times New Roman" w:eastAsia="FangSong" w:cs="Times New Roman"/>
-        </w:rPr>
-        <w:t>氧族习题</w:t>
-      </w:r>
-      <w:r>
-        <w:rPr>
-          <w:rFonts w:hint="eastAsia" w:ascii="Times New Roman" w:hAnsi="Times New Roman" w:eastAsia="Times New Roman" w:cs="Times New Roman"/>
-        </w:rPr>
-        <w:t>1]</w:t>
-      </w:r>
-      <w:r>
-        <w:rPr>
-          <w:rFonts w:ascii="Times New Roman" w:hAnsi="Times New Roman" w:eastAsia="Times New Roman" w:cs="Times New Roman"/>
-        </w:rPr>
-        <w:t xml:space="preserve"> 2000 </w:t>
+          <w:rFonts w:ascii="Times New Roman" w:hAnsi="Times New Roman" w:eastAsia="Times New Roman" w:cs="Times New Roman"/>
+        </w:rPr>
+        <w:t xml:space="preserve">2000 </w:t>
       </w:r>
       <w:r>
         <w:rPr>
@@ -41764,30 +36515,6 @@
       </w:r>
       <w:r>
         <w:rPr>
-          <w:rFonts w:hint="eastAsia" w:ascii="Times New Roman" w:hAnsi="Times New Roman" w:eastAsia="Times New Roman" w:cs="Times New Roman"/>
-        </w:rPr>
-        <w:t>[</w:t>
-      </w:r>
-      <w:r>
-        <w:rPr>
-          <w:rFonts w:hint="eastAsia" w:ascii="Times New Roman" w:hAnsi="Times New Roman" w:eastAsia="FangSong" w:cs="Times New Roman"/>
-        </w:rPr>
-        <w:t>无机例习</w:t>
-      </w:r>
-      <w:r>
-        <w:rPr>
-          <w:rFonts w:hint="eastAsia" w:ascii="Times New Roman" w:hAnsi="Times New Roman" w:eastAsia="Times New Roman" w:cs="Times New Roman"/>
-        </w:rPr>
-        <w:t>16.60]</w:t>
-      </w:r>
-      <w:r>
-        <w:rPr>
-          <w:rFonts w:ascii="Times New Roman" w:hAnsi="Times New Roman" w:eastAsia="Times New Roman" w:cs="Times New Roman"/>
-        </w:rPr>
-        <w:t xml:space="preserve"> </w:t>
-      </w:r>
-      <w:r>
-        <w:rPr>
           <w:rFonts w:hint="eastAsia" w:ascii="Times New Roman" w:hAnsi="Times New Roman" w:eastAsia="FangSong" w:cs="Times New Roman"/>
         </w:rPr>
         <w:t xml:space="preserve">溶于水的</w:t>
@@ -41925,30 +36652,6 @@
       </w:r>
       <w:r>
         <w:rPr>
-          <w:rFonts w:hint="eastAsia" w:ascii="Times New Roman" w:hAnsi="Times New Roman" w:eastAsia="Times New Roman" w:cs="Times New Roman"/>
-        </w:rPr>
-        <w:t>[</w:t>
-      </w:r>
-      <w:r>
-        <w:rPr>
-          <w:rFonts w:hint="eastAsia" w:ascii="Times New Roman" w:hAnsi="Times New Roman" w:eastAsia="FangSong" w:cs="Times New Roman"/>
-        </w:rPr>
-        <w:t>无机例习</w:t>
-      </w:r>
-      <w:r>
-        <w:rPr>
-          <w:rFonts w:hint="eastAsia" w:ascii="Times New Roman" w:hAnsi="Times New Roman" w:eastAsia="Times New Roman" w:cs="Times New Roman"/>
-        </w:rPr>
-        <w:t>16.59]</w:t>
-      </w:r>
-      <w:r>
-        <w:rPr>
-          <w:rFonts w:ascii="Times New Roman" w:hAnsi="Times New Roman" w:eastAsia="Times New Roman" w:cs="Times New Roman"/>
-        </w:rPr>
-        <w:t xml:space="preserve"> </w:t>
-      </w:r>
-      <w:r>
-        <w:rPr>
           <w:rFonts w:hint="eastAsia" w:ascii="Times New Roman" w:hAnsi="Times New Roman" w:eastAsia="FangSong" w:cs="Times New Roman"/>
         </w:rPr>
         <w:t xml:space="preserve">已知</w:t>
@@ -42468,30 +37171,6 @@
       </w:r>
       <w:r>
         <w:rPr>
-          <w:rFonts w:hint="eastAsia" w:ascii="Times New Roman" w:hAnsi="Times New Roman" w:eastAsia="Times New Roman" w:cs="Times New Roman"/>
-        </w:rPr>
-        <w:t>[</w:t>
-      </w:r>
-      <w:r>
-        <w:rPr>
-          <w:rFonts w:hint="eastAsia" w:ascii="Times New Roman" w:hAnsi="Times New Roman" w:eastAsia="FangSong" w:cs="Times New Roman"/>
-        </w:rPr>
-        <w:t>无机例习</w:t>
-      </w:r>
-      <w:r>
-        <w:rPr>
-          <w:rFonts w:hint="eastAsia" w:ascii="Times New Roman" w:hAnsi="Times New Roman" w:eastAsia="Times New Roman" w:cs="Times New Roman"/>
-        </w:rPr>
-        <w:t>16.61]</w:t>
-      </w:r>
-      <w:r>
-        <w:rPr>
-          <w:rFonts w:ascii="Times New Roman" w:hAnsi="Times New Roman" w:eastAsia="Times New Roman" w:cs="Times New Roman"/>
-        </w:rPr>
-        <w:t xml:space="preserve"> </w:t>
-      </w:r>
-      <w:r>
-        <w:rPr>
           <w:rFonts w:hint="eastAsia" w:ascii="Times New Roman" w:hAnsi="Times New Roman" w:eastAsia="FangSong" w:cs="Times New Roman"/>
         </w:rPr>
         <w:t xml:space="preserve">为什么</w:t>
@@ -42585,30 +37264,6 @@
       </w:r>
       <w:r>
         <w:rPr>
-          <w:rFonts w:hint="eastAsia" w:ascii="Times New Roman" w:hAnsi="Times New Roman" w:eastAsia="Times New Roman" w:cs="Times New Roman"/>
-        </w:rPr>
-        <w:t>[</w:t>
-      </w:r>
-      <w:r>
-        <w:rPr>
-          <w:rFonts w:hint="eastAsia" w:ascii="Times New Roman" w:hAnsi="Times New Roman" w:eastAsia="FangSong" w:cs="Times New Roman"/>
-        </w:rPr>
-        <w:t>无机例习</w:t>
-      </w:r>
-      <w:r>
-        <w:rPr>
-          <w:rFonts w:hint="eastAsia" w:ascii="Times New Roman" w:hAnsi="Times New Roman" w:eastAsia="Times New Roman" w:cs="Times New Roman"/>
-        </w:rPr>
-        <w:t>16.65]</w:t>
-      </w:r>
-      <w:r>
-        <w:rPr>
-          <w:rFonts w:ascii="Times New Roman" w:hAnsi="Times New Roman" w:eastAsia="Times New Roman" w:cs="Times New Roman"/>
-        </w:rPr>
-        <w:t xml:space="preserve"> </w:t>
-      </w:r>
-      <w:r>
-        <w:rPr>
           <w:rFonts w:hint="eastAsia" w:ascii="Times New Roman" w:hAnsi="Times New Roman" w:eastAsia="FangSong" w:cs="Times New Roman"/>
         </w:rPr>
         <w:t xml:space="preserve">为什么不宜采用高温浓缩的办法制备</w:t>
@@ -42716,30 +37371,6 @@
       </w:r>
       <w:r>
         <w:rPr>
-          <w:rFonts w:hint="eastAsia" w:ascii="Times New Roman" w:hAnsi="Times New Roman" w:eastAsia="Times New Roman" w:cs="Times New Roman"/>
-        </w:rPr>
-        <w:t>[</w:t>
-      </w:r>
-      <w:r>
-        <w:rPr>
-          <w:rFonts w:hint="eastAsia" w:ascii="Times New Roman" w:hAnsi="Times New Roman" w:eastAsia="FangSong" w:cs="Times New Roman"/>
-        </w:rPr>
-        <w:t>无机例习</w:t>
-      </w:r>
-      <w:r>
-        <w:rPr>
-          <w:rFonts w:hint="eastAsia" w:ascii="Times New Roman" w:hAnsi="Times New Roman" w:eastAsia="Times New Roman" w:cs="Times New Roman"/>
-        </w:rPr>
-        <w:t>16.64]</w:t>
-      </w:r>
-      <w:r>
-        <w:rPr>
-          <w:rFonts w:ascii="Times New Roman" w:hAnsi="Times New Roman" w:eastAsia="Times New Roman" w:cs="Times New Roman"/>
-        </w:rPr>
-        <w:t xml:space="preserve"> </w:t>
-      </w:r>
-      <w:r>
-        <w:rPr>
           <w:rFonts w:hint="eastAsia" w:ascii="Times New Roman" w:hAnsi="Times New Roman" w:eastAsia="FangSong" w:cs="Times New Roman"/>
         </w:rPr>
         <w:t xml:space="preserve">试用价层电子对互斥理论判断</w:t>
@@ -42979,30 +37610,6 @@
       </w:r>
       <w:r>
         <w:rPr>
-          <w:rFonts w:hint="eastAsia" w:ascii="Times New Roman" w:hAnsi="Times New Roman" w:eastAsia="Times New Roman" w:cs="Times New Roman"/>
-        </w:rPr>
-        <w:t>[</w:t>
-      </w:r>
-      <w:r>
-        <w:rPr>
-          <w:rFonts w:hint="eastAsia" w:ascii="Times New Roman" w:hAnsi="Times New Roman" w:eastAsia="FangSong" w:cs="Times New Roman"/>
-        </w:rPr>
-        <w:t>无机例习</w:t>
-      </w:r>
-      <w:r>
-        <w:rPr>
-          <w:rFonts w:hint="eastAsia" w:ascii="Times New Roman" w:hAnsi="Times New Roman" w:eastAsia="Times New Roman" w:cs="Times New Roman"/>
-        </w:rPr>
-        <w:t>16.62]</w:t>
-      </w:r>
-      <w:r>
-        <w:rPr>
-          <w:rFonts w:ascii="Times New Roman" w:hAnsi="Times New Roman" w:eastAsia="Times New Roman" w:cs="Times New Roman"/>
-        </w:rPr>
-        <w:t xml:space="preserve"> </w:t>
-      </w:r>
-      <w:r>
-        <w:rPr>
           <w:rFonts w:hint="eastAsia" w:ascii="Times New Roman" w:hAnsi="Times New Roman" w:eastAsia="FangSong" w:cs="Times New Roman"/>
         </w:rPr>
         <w:t xml:space="preserve">给出</w:t>
@@ -43228,30 +37835,6 @@
       </w:r>
       <w:r>
         <w:rPr>
-          <w:rFonts w:hint="eastAsia" w:ascii="Times New Roman" w:hAnsi="Times New Roman" w:eastAsia="Times New Roman" w:cs="Times New Roman"/>
-        </w:rPr>
-        <w:t>[</w:t>
-      </w:r>
-      <w:r>
-        <w:rPr>
-          <w:rFonts w:hint="eastAsia" w:ascii="Times New Roman" w:hAnsi="Times New Roman" w:eastAsia="FangSong" w:cs="Times New Roman"/>
-        </w:rPr>
-        <w:t>无机例习</w:t>
-      </w:r>
-      <w:r>
-        <w:rPr>
-          <w:rFonts w:hint="eastAsia" w:ascii="Times New Roman" w:hAnsi="Times New Roman" w:eastAsia="Times New Roman" w:cs="Times New Roman"/>
-        </w:rPr>
-        <w:t>16.63]</w:t>
-      </w:r>
-      <w:r>
-        <w:rPr>
-          <w:rFonts w:ascii="Times New Roman" w:hAnsi="Times New Roman" w:eastAsia="Times New Roman" w:cs="Times New Roman"/>
-        </w:rPr>
-        <w:t xml:space="preserve"> </w:t>
-      </w:r>
-      <w:r>
-        <w:rPr>
           <w:rFonts w:hint="eastAsia" w:ascii="Times New Roman" w:hAnsi="Times New Roman" w:eastAsia="FangSong" w:cs="Times New Roman"/>
         </w:rPr>
         <w:t xml:space="preserve">为什么</w:t>
@@ -43413,30 +37996,6 @@
       </w:r>
       <w:r>
         <w:rPr>
-          <w:rFonts w:hint="eastAsia" w:ascii="Times New Roman" w:hAnsi="Times New Roman" w:eastAsia="Times New Roman" w:cs="Times New Roman"/>
-        </w:rPr>
-        <w:t>[</w:t>
-      </w:r>
-      <w:r>
-        <w:rPr>
-          <w:rFonts w:hint="eastAsia" w:ascii="Times New Roman" w:hAnsi="Times New Roman" w:eastAsia="FangSong" w:cs="Times New Roman"/>
-        </w:rPr>
-        <w:t>无机例习</w:t>
-      </w:r>
-      <w:r>
-        <w:rPr>
-          <w:rFonts w:hint="eastAsia" w:ascii="Times New Roman" w:hAnsi="Times New Roman" w:eastAsia="Times New Roman" w:cs="Times New Roman"/>
-        </w:rPr>
-        <w:t>16.58]</w:t>
-      </w:r>
-      <w:r>
-        <w:rPr>
-          <w:rFonts w:ascii="Times New Roman" w:hAnsi="Times New Roman" w:eastAsia="Times New Roman" w:cs="Times New Roman"/>
-        </w:rPr>
-        <w:t xml:space="preserve"> </w:t>
-      </w:r>
-      <w:r>
-        <w:rPr>
           <w:rFonts w:hint="eastAsia" w:ascii="Times New Roman" w:hAnsi="Times New Roman" w:eastAsia="FangSong" w:cs="Times New Roman"/>
         </w:rPr>
         <w:t>解释下列实验现象</w:t>
@@ -44726,30 +39285,6 @@
       </w:r>
       <w:r>
         <w:rPr>
-          <w:rFonts w:hint="eastAsia" w:ascii="Times New Roman" w:hAnsi="Times New Roman" w:eastAsia="Times New Roman" w:cs="Times New Roman"/>
-        </w:rPr>
-        <w:t>[</w:t>
-      </w:r>
-      <w:r>
-        <w:rPr>
-          <w:rFonts w:hint="eastAsia" w:ascii="Times New Roman" w:hAnsi="Times New Roman" w:eastAsia="FangSong" w:cs="Times New Roman"/>
-        </w:rPr>
-        <w:t>无机例习</w:t>
-      </w:r>
-      <w:r>
-        <w:rPr>
-          <w:rFonts w:hint="eastAsia" w:ascii="Times New Roman" w:hAnsi="Times New Roman" w:eastAsia="Times New Roman" w:cs="Times New Roman"/>
-        </w:rPr>
-        <w:t>16.51]</w:t>
-      </w:r>
-      <w:r>
-        <w:rPr>
-          <w:rFonts w:ascii="Times New Roman" w:hAnsi="Times New Roman" w:eastAsia="Times New Roman" w:cs="Times New Roman"/>
-        </w:rPr>
-        <w:t xml:space="preserve"> </w:t>
-      </w:r>
-      <w:r>
-        <w:rPr>
           <w:rFonts w:hint="eastAsia" w:ascii="Times New Roman" w:hAnsi="Times New Roman" w:eastAsia="FangSong" w:cs="Times New Roman"/>
         </w:rPr>
         <w:t xml:space="preserve">按如下要求制备</w:t>
@@ -44931,30 +39466,6 @@
       </w:r>
       <w:r>
         <w:rPr>
-          <w:rFonts w:hint="eastAsia" w:ascii="Times New Roman" w:hAnsi="Times New Roman" w:eastAsia="Times New Roman" w:cs="Times New Roman"/>
-        </w:rPr>
-        <w:t>[</w:t>
-      </w:r>
-      <w:r>
-        <w:rPr>
-          <w:rFonts w:hint="eastAsia" w:ascii="Times New Roman" w:hAnsi="Times New Roman" w:eastAsia="FangSong" w:cs="Times New Roman"/>
-        </w:rPr>
-        <w:t>无机例习</w:t>
-      </w:r>
-      <w:r>
-        <w:rPr>
-          <w:rFonts w:hint="eastAsia" w:ascii="Times New Roman" w:hAnsi="Times New Roman" w:eastAsia="Times New Roman" w:cs="Times New Roman"/>
-        </w:rPr>
-        <w:t>16.67]</w:t>
-      </w:r>
-      <w:r>
-        <w:rPr>
-          <w:rFonts w:ascii="Times New Roman" w:hAnsi="Times New Roman" w:eastAsia="Times New Roman" w:cs="Times New Roman"/>
-        </w:rPr>
-        <w:t xml:space="preserve"> </w:t>
-      </w:r>
-      <w:r>
-        <w:rPr>
           <w:rFonts w:hint="eastAsia" w:ascii="Times New Roman" w:hAnsi="Times New Roman" w:eastAsia="FangSong" w:cs="Times New Roman"/>
         </w:rPr>
         <w:t>一种盐</w:t>
@@ -45272,30 +39783,6 @@
       </w:r>
       <w:r>
         <w:rPr>
-          <w:rFonts w:hint="eastAsia" w:ascii="Times New Roman" w:hAnsi="Times New Roman" w:eastAsia="Times New Roman" w:cs="Times New Roman"/>
-        </w:rPr>
-        <w:t>[</w:t>
-      </w:r>
-      <w:r>
-        <w:rPr>
-          <w:rFonts w:hint="eastAsia" w:ascii="Times New Roman" w:hAnsi="Times New Roman" w:eastAsia="FangSong" w:cs="Times New Roman"/>
-        </w:rPr>
-        <w:t>无机例习</w:t>
-      </w:r>
-      <w:r>
-        <w:rPr>
-          <w:rFonts w:hint="eastAsia" w:ascii="Times New Roman" w:hAnsi="Times New Roman" w:eastAsia="Times New Roman" w:cs="Times New Roman"/>
-        </w:rPr>
-        <w:t>16.69]</w:t>
-      </w:r>
-      <w:r>
-        <w:rPr>
-          <w:rFonts w:ascii="Times New Roman" w:hAnsi="Times New Roman" w:eastAsia="Times New Roman" w:cs="Times New Roman"/>
-        </w:rPr>
-        <w:t xml:space="preserve"> </w:t>
-      </w:r>
-      <w:r>
-        <w:rPr>
           <w:rFonts w:hint="eastAsia" w:ascii="Times New Roman" w:hAnsi="Times New Roman" w:eastAsia="FangSong" w:cs="Times New Roman"/>
         </w:rPr>
         <w:t>将无色钠盐溶于水得无色溶液</w:t>
@@ -45747,30 +40234,6 @@
       </w:r>
       <w:r>
         <w:rPr>
-          <w:rFonts w:hint="eastAsia" w:ascii="Times New Roman" w:hAnsi="Times New Roman" w:eastAsia="Times New Roman" w:cs="Times New Roman"/>
-        </w:rPr>
-        <w:t>[</w:t>
-      </w:r>
-      <w:r>
-        <w:rPr>
-          <w:rFonts w:hint="eastAsia" w:ascii="Times New Roman" w:hAnsi="Times New Roman" w:eastAsia="FangSong" w:cs="Times New Roman"/>
-        </w:rPr>
-        <w:t>无机例习</w:t>
-      </w:r>
-      <w:r>
-        <w:rPr>
-          <w:rFonts w:hint="eastAsia" w:ascii="Times New Roman" w:hAnsi="Times New Roman" w:eastAsia="Times New Roman" w:cs="Times New Roman"/>
-        </w:rPr>
-        <w:t>16.71]</w:t>
-      </w:r>
-      <w:r>
-        <w:rPr>
-          <w:rFonts w:ascii="Times New Roman" w:hAnsi="Times New Roman" w:eastAsia="Times New Roman" w:cs="Times New Roman"/>
-        </w:rPr>
-        <w:t xml:space="preserve"> </w:t>
-      </w:r>
-      <w:r>
-        <w:rPr>
           <w:rFonts w:hint="eastAsia" w:ascii="Times New Roman" w:hAnsi="Times New Roman" w:eastAsia="FangSong" w:cs="Times New Roman"/>
         </w:rPr>
         <w:t>将无水钠盐固体</w:t>
@@ -45889,7 +40352,10 @@
           </m:e>
           <m:sup>
             <m:r>
-              <m:t>θ</m:t>
+              <m:rPr>
+                <m:sty m:val="p"/>
+              </m:rPr>
+              <m:t>∘</m:t>
             </m:r>
           </m:sup>
         </m:sSup>
@@ -46293,30 +40759,6 @@
       </w:r>
       <w:r>
         <w:rPr>
-          <w:rFonts w:hint="eastAsia" w:ascii="Times New Roman" w:hAnsi="Times New Roman" w:eastAsia="Times New Roman" w:cs="Times New Roman"/>
-        </w:rPr>
-        <w:t>[</w:t>
-      </w:r>
-      <w:r>
-        <w:rPr>
-          <w:rFonts w:hint="eastAsia" w:ascii="Times New Roman" w:hAnsi="Times New Roman" w:eastAsia="FangSong" w:cs="Times New Roman"/>
-        </w:rPr>
-        <w:t>无机例习</w:t>
-      </w:r>
-      <w:r>
-        <w:rPr>
-          <w:rFonts w:hint="eastAsia" w:ascii="Times New Roman" w:hAnsi="Times New Roman" w:eastAsia="Times New Roman" w:cs="Times New Roman"/>
-        </w:rPr>
-        <w:t>15.67]</w:t>
-      </w:r>
-      <w:r>
-        <w:rPr>
-          <w:rFonts w:ascii="Times New Roman" w:hAnsi="Times New Roman" w:eastAsia="Times New Roman" w:cs="Times New Roman"/>
-        </w:rPr>
-        <w:t xml:space="preserve"> </w:t>
-      </w:r>
-      <w:r>
-        <w:rPr>
           <w:rFonts w:hint="eastAsia" w:ascii="Times New Roman" w:hAnsi="Times New Roman" w:eastAsia="FangSong" w:cs="Times New Roman"/>
         </w:rPr>
         <w:t xml:space="preserve">为什么</w:t>
@@ -46442,30 +40884,6 @@
       </w:r>
       <w:r>
         <w:rPr>
-          <w:rFonts w:hint="eastAsia" w:ascii="Times New Roman" w:hAnsi="Times New Roman" w:eastAsia="Times New Roman" w:cs="Times New Roman"/>
-        </w:rPr>
-        <w:t>[</w:t>
-      </w:r>
-      <w:r>
-        <w:rPr>
-          <w:rFonts w:hint="eastAsia" w:ascii="Times New Roman" w:hAnsi="Times New Roman" w:eastAsia="FangSong" w:cs="Times New Roman"/>
-        </w:rPr>
-        <w:t>无机例习</w:t>
-      </w:r>
-      <w:r>
-        <w:rPr>
-          <w:rFonts w:hint="eastAsia" w:ascii="Times New Roman" w:hAnsi="Times New Roman" w:eastAsia="Times New Roman" w:cs="Times New Roman"/>
-        </w:rPr>
-        <w:t>15.68]</w:t>
-      </w:r>
-      <w:r>
-        <w:rPr>
-          <w:rFonts w:ascii="Times New Roman" w:hAnsi="Times New Roman" w:eastAsia="Times New Roman" w:cs="Times New Roman"/>
-        </w:rPr>
-        <w:t xml:space="preserve"> </w:t>
-      </w:r>
-      <w:r>
-        <w:rPr>
           <w:rFonts w:hint="eastAsia" w:ascii="Times New Roman" w:hAnsi="Times New Roman" w:eastAsia="FangSong" w:cs="Times New Roman"/>
         </w:rPr>
         <w:t xml:space="preserve">如何配制</w:t>
@@ -46647,30 +41065,6 @@
       </w:r>
       <w:r>
         <w:rPr>
-          <w:rFonts w:hint="eastAsia" w:ascii="Times New Roman" w:hAnsi="Times New Roman" w:eastAsia="Times New Roman" w:cs="Times New Roman"/>
-        </w:rPr>
-        <w:t>[</w:t>
-      </w:r>
-      <w:r>
-        <w:rPr>
-          <w:rFonts w:hint="eastAsia" w:ascii="Times New Roman" w:hAnsi="Times New Roman" w:eastAsia="FangSong" w:cs="Times New Roman"/>
-        </w:rPr>
-        <w:t>无机例习</w:t>
-      </w:r>
-      <w:r>
-        <w:rPr>
-          <w:rFonts w:hint="eastAsia" w:ascii="Times New Roman" w:hAnsi="Times New Roman" w:eastAsia="Times New Roman" w:cs="Times New Roman"/>
-        </w:rPr>
-        <w:t>15.70]</w:t>
-      </w:r>
-      <w:r>
-        <w:rPr>
-          <w:rFonts w:ascii="Times New Roman" w:hAnsi="Times New Roman" w:eastAsia="Times New Roman" w:cs="Times New Roman"/>
-        </w:rPr>
-        <w:t xml:space="preserve"> </w:t>
-      </w:r>
-      <w:r>
-        <w:rPr>
           <w:rFonts w:hint="eastAsia" w:ascii="Times New Roman" w:hAnsi="Times New Roman" w:eastAsia="FangSong" w:cs="Times New Roman"/>
         </w:rPr>
         <w:t xml:space="preserve">比较磷的含氧酸</w:t>
@@ -46938,42 +41332,6 @@
         </w:rPr>
         <w:t xml:space="preserve"> </w:t>
       </w:r>
-      <w:r>
-        <w:rPr>
-          <w:rFonts w:hint="eastAsia" w:ascii="Times New Roman" w:hAnsi="Times New Roman" w:eastAsia="Times New Roman" w:cs="Times New Roman"/>
-        </w:rPr>
-        <w:t>[</w:t>
-      </w:r>
-      <w:r>
-        <w:rPr>
-          <w:rFonts w:hint="eastAsia" w:ascii="Times New Roman" w:hAnsi="Times New Roman" w:eastAsia="FangSong" w:cs="Times New Roman"/>
-        </w:rPr>
-        <w:t>上中</w:t>
-      </w:r>
-      <w:r>
-        <w:rPr>
-          <w:rFonts w:hint="eastAsia" w:ascii="Times New Roman" w:hAnsi="Times New Roman" w:eastAsia="Times New Roman" w:cs="Times New Roman"/>
-        </w:rPr>
-        <w:t>·</w:t>
-      </w:r>
-      <w:r>
-        <w:rPr>
-          <w:rFonts w:hint="eastAsia" w:ascii="Times New Roman" w:hAnsi="Times New Roman" w:eastAsia="FangSong" w:cs="Times New Roman"/>
-        </w:rPr>
-        <w:t>氮族习题</w:t>
-      </w:r>
-      <w:r>
-        <w:rPr>
-          <w:rFonts w:hint="eastAsia" w:ascii="Times New Roman" w:hAnsi="Times New Roman" w:eastAsia="Times New Roman" w:cs="Times New Roman"/>
-        </w:rPr>
-        <w:t>1]</w:t>
-      </w:r>
-      <w:r>
-        <w:rPr>
-          <w:rFonts w:ascii="Times New Roman" w:hAnsi="Times New Roman" w:eastAsia="Times New Roman" w:cs="Times New Roman"/>
-        </w:rPr>
-        <w:t xml:space="preserve"> </w:t>
-      </w:r>
       <m:oMath>
         <m:sSub>
           <m:e>
@@ -47514,7 +41872,10 @@
           </m:e>
           <m:sup>
             <m:r>
-              <m:t>θ</m:t>
+              <m:rPr>
+                <m:sty m:val="p"/>
+              </m:rPr>
+              <m:t>∘</m:t>
             </m:r>
           </m:sup>
         </m:sSup>
@@ -47922,30 +42283,6 @@
           <w:bCs/>
         </w:rPr>
         <w:t xml:space="preserve">18.</w:t>
-      </w:r>
-      <w:r>
-        <w:rPr>
-          <w:rFonts w:ascii="Times New Roman" w:hAnsi="Times New Roman" w:eastAsia="Times New Roman" w:cs="Times New Roman"/>
-        </w:rPr>
-        <w:t xml:space="preserve"> </w:t>
-      </w:r>
-      <w:r>
-        <w:rPr>
-          <w:rFonts w:hint="eastAsia" w:ascii="Times New Roman" w:hAnsi="Times New Roman" w:eastAsia="Times New Roman" w:cs="Times New Roman"/>
-        </w:rPr>
-        <w:t>[</w:t>
-      </w:r>
-      <w:r>
-        <w:rPr>
-          <w:rFonts w:hint="eastAsia" w:ascii="Times New Roman" w:hAnsi="Times New Roman" w:eastAsia="FangSong" w:cs="Times New Roman"/>
-        </w:rPr>
-        <w:t>无机例习</w:t>
-      </w:r>
-      <w:r>
-        <w:rPr>
-          <w:rFonts w:hint="eastAsia" w:ascii="Times New Roman" w:hAnsi="Times New Roman" w:eastAsia="Times New Roman" w:cs="Times New Roman"/>
-        </w:rPr>
-        <w:t>15.63]</w:t>
       </w:r>
       <w:r>
         <w:rPr>
@@ -48752,30 +43089,6 @@
       </w:r>
       <w:r>
         <w:rPr>
-          <w:rFonts w:hint="eastAsia" w:ascii="Times New Roman" w:hAnsi="Times New Roman" w:eastAsia="Times New Roman" w:cs="Times New Roman"/>
-        </w:rPr>
-        <w:t>[</w:t>
-      </w:r>
-      <w:r>
-        <w:rPr>
-          <w:rFonts w:hint="eastAsia" w:ascii="Times New Roman" w:hAnsi="Times New Roman" w:eastAsia="FangSong" w:cs="Times New Roman"/>
-        </w:rPr>
-        <w:t>无机例习</w:t>
-      </w:r>
-      <w:r>
-        <w:rPr>
-          <w:rFonts w:hint="eastAsia" w:ascii="Times New Roman" w:hAnsi="Times New Roman" w:eastAsia="Times New Roman" w:cs="Times New Roman"/>
-        </w:rPr>
-        <w:t>15.64]</w:t>
-      </w:r>
-      <w:r>
-        <w:rPr>
-          <w:rFonts w:ascii="Times New Roman" w:hAnsi="Times New Roman" w:eastAsia="Times New Roman" w:cs="Times New Roman"/>
-        </w:rPr>
-        <w:t xml:space="preserve"> </w:t>
-      </w:r>
-      <w:r>
-        <w:rPr>
           <w:rFonts w:hint="eastAsia" w:ascii="Times New Roman" w:hAnsi="Times New Roman" w:eastAsia="FangSong" w:cs="Times New Roman"/>
         </w:rPr>
         <w:t>在酸性溶液中</w:t>
@@ -49089,30 +43402,6 @@
       </w:r>
       <w:r>
         <w:rPr>
-          <w:rFonts w:hint="eastAsia" w:ascii="Times New Roman" w:hAnsi="Times New Roman" w:eastAsia="Times New Roman" w:cs="Times New Roman"/>
-        </w:rPr>
-        <w:t>[</w:t>
-      </w:r>
-      <w:r>
-        <w:rPr>
-          <w:rFonts w:hint="eastAsia" w:ascii="Times New Roman" w:hAnsi="Times New Roman" w:eastAsia="FangSong" w:cs="Times New Roman"/>
-        </w:rPr>
-        <w:t>无机例习</w:t>
-      </w:r>
-      <w:r>
-        <w:rPr>
-          <w:rFonts w:hint="eastAsia" w:ascii="Times New Roman" w:hAnsi="Times New Roman" w:eastAsia="Times New Roman" w:cs="Times New Roman"/>
-        </w:rPr>
-        <w:t>15.66]</w:t>
-      </w:r>
-      <w:r>
-        <w:rPr>
-          <w:rFonts w:ascii="Times New Roman" w:hAnsi="Times New Roman" w:eastAsia="Times New Roman" w:cs="Times New Roman"/>
-        </w:rPr>
-        <w:t xml:space="preserve"> </w:t>
-      </w:r>
-      <w:r>
-        <w:rPr>
           <w:rFonts w:hint="eastAsia" w:ascii="Times New Roman" w:hAnsi="Times New Roman" w:eastAsia="FangSong" w:cs="Times New Roman"/>
         </w:rPr>
         <w:t>给出下列硝酸盐受热分解的反应方程式</w:t>
@@ -49516,30 +43805,6 @@
       </w:r>
       <w:r>
         <w:rPr>
-          <w:rFonts w:hint="eastAsia" w:ascii="Times New Roman" w:hAnsi="Times New Roman" w:eastAsia="Times New Roman" w:cs="Times New Roman"/>
-        </w:rPr>
-        <w:t>[</w:t>
-      </w:r>
-      <w:r>
-        <w:rPr>
-          <w:rFonts w:hint="eastAsia" w:ascii="Times New Roman" w:hAnsi="Times New Roman" w:eastAsia="FangSong" w:cs="Times New Roman"/>
-        </w:rPr>
-        <w:t>无机例习</w:t>
-      </w:r>
-      <w:r>
-        <w:rPr>
-          <w:rFonts w:hint="eastAsia" w:ascii="Times New Roman" w:hAnsi="Times New Roman" w:eastAsia="Times New Roman" w:cs="Times New Roman"/>
-        </w:rPr>
-        <w:t>15.65]</w:t>
-      </w:r>
-      <w:r>
-        <w:rPr>
-          <w:rFonts w:ascii="Times New Roman" w:hAnsi="Times New Roman" w:eastAsia="Times New Roman" w:cs="Times New Roman"/>
-        </w:rPr>
-        <w:t xml:space="preserve"> </w:t>
-      </w:r>
-      <w:r>
-        <w:rPr>
           <w:rFonts w:hint="eastAsia" w:ascii="Times New Roman" w:hAnsi="Times New Roman" w:eastAsia="FangSong" w:cs="Times New Roman"/>
         </w:rPr>
         <w:t>解释下列实验现象并写出反应方程式</w:t>
@@ -50267,30 +44532,6 @@
       </w:r>
       <w:r>
         <w:rPr>
-          <w:rFonts w:hint="eastAsia" w:ascii="Times New Roman" w:hAnsi="Times New Roman" w:eastAsia="Times New Roman" w:cs="Times New Roman"/>
-        </w:rPr>
-        <w:t>[</w:t>
-      </w:r>
-      <w:r>
-        <w:rPr>
-          <w:rFonts w:hint="eastAsia" w:ascii="Times New Roman" w:hAnsi="Times New Roman" w:eastAsia="FangSong" w:cs="Times New Roman"/>
-        </w:rPr>
-        <w:t>无机例习</w:t>
-      </w:r>
-      <w:r>
-        <w:rPr>
-          <w:rFonts w:hint="eastAsia" w:ascii="Times New Roman" w:hAnsi="Times New Roman" w:eastAsia="Times New Roman" w:cs="Times New Roman"/>
-        </w:rPr>
-        <w:t>15.69]</w:t>
-      </w:r>
-      <w:r>
-        <w:rPr>
-          <w:rFonts w:ascii="Times New Roman" w:hAnsi="Times New Roman" w:eastAsia="Times New Roman" w:cs="Times New Roman"/>
-        </w:rPr>
-        <w:t xml:space="preserve"> </w:t>
-      </w:r>
-      <w:r>
-        <w:rPr>
           <w:rFonts w:hint="eastAsia" w:ascii="Times New Roman" w:hAnsi="Times New Roman" w:eastAsia="FangSong" w:cs="Times New Roman"/>
         </w:rPr>
         <w:t xml:space="preserve">有人提出由</w:t>
@@ -50531,30 +44772,6 @@
       </w:r>
       <w:r>
         <w:rPr>
-          <w:rFonts w:hint="eastAsia" w:ascii="Times New Roman" w:hAnsi="Times New Roman" w:eastAsia="Times New Roman" w:cs="Times New Roman"/>
-        </w:rPr>
-        <w:t>[</w:t>
-      </w:r>
-      <w:r>
-        <w:rPr>
-          <w:rFonts w:hint="eastAsia" w:ascii="Times New Roman" w:hAnsi="Times New Roman" w:eastAsia="FangSong" w:cs="Times New Roman"/>
-        </w:rPr>
-        <w:t>无机例习</w:t>
-      </w:r>
-      <w:r>
-        <w:rPr>
-          <w:rFonts w:hint="eastAsia" w:ascii="Times New Roman" w:hAnsi="Times New Roman" w:eastAsia="Times New Roman" w:cs="Times New Roman"/>
-        </w:rPr>
-        <w:t>15.71]</w:t>
-      </w:r>
-      <w:r>
-        <w:rPr>
-          <w:rFonts w:ascii="Times New Roman" w:hAnsi="Times New Roman" w:eastAsia="Times New Roman" w:cs="Times New Roman"/>
-        </w:rPr>
-        <w:t xml:space="preserve"> </w:t>
-      </w:r>
-      <w:r>
-        <w:rPr>
           <w:rFonts w:hint="eastAsia" w:ascii="Times New Roman" w:hAnsi="Times New Roman" w:eastAsia="FangSong" w:cs="Times New Roman"/>
         </w:rPr>
         <w:t xml:space="preserve">为什么与过渡金属的配位能力</w:t>
@@ -50852,30 +45069,6 @@
       </w:r>
       <w:r>
         <w:rPr>
-          <w:rFonts w:hint="eastAsia" w:ascii="Times New Roman" w:hAnsi="Times New Roman" w:eastAsia="Times New Roman" w:cs="Times New Roman"/>
-        </w:rPr>
-        <w:t>[</w:t>
-      </w:r>
-      <w:r>
-        <w:rPr>
-          <w:rFonts w:hint="eastAsia" w:ascii="Times New Roman" w:hAnsi="Times New Roman" w:eastAsia="FangSong" w:cs="Times New Roman"/>
-        </w:rPr>
-        <w:t>无机例习</w:t>
-      </w:r>
-      <w:r>
-        <w:rPr>
-          <w:rFonts w:hint="eastAsia" w:ascii="Times New Roman" w:hAnsi="Times New Roman" w:eastAsia="Times New Roman" w:cs="Times New Roman"/>
-        </w:rPr>
-        <w:t>15.75]</w:t>
-      </w:r>
-      <w:r>
-        <w:rPr>
-          <w:rFonts w:ascii="Times New Roman" w:hAnsi="Times New Roman" w:eastAsia="Times New Roman" w:cs="Times New Roman"/>
-        </w:rPr>
-        <w:t xml:space="preserve"> </w:t>
-      </w:r>
-      <w:r>
-        <w:rPr>
           <w:rFonts w:hint="eastAsia" w:ascii="Times New Roman" w:hAnsi="Times New Roman" w:eastAsia="FangSong" w:cs="Times New Roman"/>
         </w:rPr>
         <w:t>化合物</w:t>
@@ -51283,30 +45476,6 @@
       </w:r>
       <w:r>
         <w:rPr>
-          <w:rFonts w:hint="eastAsia" w:ascii="Times New Roman" w:hAnsi="Times New Roman" w:eastAsia="Times New Roman" w:cs="Times New Roman"/>
-        </w:rPr>
-        <w:t>[</w:t>
-      </w:r>
-      <w:r>
-        <w:rPr>
-          <w:rFonts w:hint="eastAsia" w:ascii="Times New Roman" w:hAnsi="Times New Roman" w:eastAsia="FangSong" w:cs="Times New Roman"/>
-        </w:rPr>
-        <w:t>无机例习</w:t>
-      </w:r>
-      <w:r>
-        <w:rPr>
-          <w:rFonts w:hint="eastAsia" w:ascii="Times New Roman" w:hAnsi="Times New Roman" w:eastAsia="Times New Roman" w:cs="Times New Roman"/>
-        </w:rPr>
-        <w:t>15.77]</w:t>
-      </w:r>
-      <w:r>
-        <w:rPr>
-          <w:rFonts w:ascii="Times New Roman" w:hAnsi="Times New Roman" w:eastAsia="Times New Roman" w:cs="Times New Roman"/>
-        </w:rPr>
-        <w:t xml:space="preserve"> </w:t>
-      </w:r>
-      <w:r>
-        <w:rPr>
           <w:rFonts w:hint="eastAsia" w:ascii="Times New Roman" w:hAnsi="Times New Roman" w:eastAsia="FangSong" w:cs="Times New Roman"/>
         </w:rPr>
         <w:t>化合物</w:t>
@@ -51895,10 +46064,9 @@
         <w:pStyle w:val="BodyText"/>
       </w:pPr>
     </w:p>
-    <w:bookmarkEnd w:id="93"/>
-    <w:bookmarkEnd w:id="94"/>
+    <w:bookmarkEnd w:id="91"/>
     <w:sectPr>
-      <w:footerReference w:type="default" r:id="rId9"/>
+      <w:footerReference w:type="default" r:id="rId10"/>
       <w:footnotePr>
         <w:numRestart w:val="eachSect"/>
       </w:footnotePr>

--- a/06-学生侧材料/讲义/学生专用版/5-无机化学/氧族与氮族元素-超级充实版（学生专用版）.docx
+++ b/06-学生侧材料/讲义/学生专用版/5-无机化学/氧族与氮族元素-超级充实版（学生专用版）.docx
@@ -2,7 +2,7 @@
 <file path=word/document.xml><?xml version="1.0" encoding="utf-8"?>
 <w:document xmlns:w="http://schemas.openxmlformats.org/wordprocessingml/2006/main" xmlns:m="http://schemas.openxmlformats.org/officeDocument/2006/math" xmlns:r="http://schemas.openxmlformats.org/officeDocument/2006/relationships" xmlns:o="urn:schemas-microsoft-com:office:office" xmlns:v="urn:schemas-microsoft-com:vml" xmlns:w10="urn:schemas-microsoft-com:office:word" xmlns:a="http://schemas.openxmlformats.org/drawingml/2006/main" xmlns:pic="http://schemas.openxmlformats.org/drawingml/2006/picture" xmlns:wp="http://schemas.openxmlformats.org/drawingml/2006/wordprocessingDrawing">
   <w:body>
-    <w:bookmarkStart w:id="18" w:name="氧族元素单质化学与成键规律"/>
+    <w:bookmarkStart w:id="24" w:name="氧族元素单质化学与成键规律"/>
     <w:p>
       <w:pPr>
         <w:pStyle w:val="Heading2"/>
@@ -19,6 +19,25 @@
           <w:rFonts w:hint="eastAsia" w:ascii="Times New Roman" w:hAnsi="Times New Roman" w:eastAsia="SimHei" w:cs="Times New Roman"/>
         </w:rPr>
         <w:t xml:space="preserve">氧族元素单质化学与成键规律</w:t>
+      </w:r>
+    </w:p>
+    <w:bookmarkStart w:id="9" w:name="氧族元素通性与纵向递变规律"/>
+    <w:p>
+      <w:pPr>
+        <w:pStyle w:val="Heading3"/>
+        <w:spacing w:before="280" w:after="120"/>
+      </w:pPr>
+      <w:r>
+        <w:rPr>
+          <w:rFonts w:ascii="Times New Roman" w:hAnsi="Times New Roman" w:eastAsia="Times New Roman" w:cs="Times New Roman"/>
+        </w:rPr>
+        <w:t xml:space="preserve">1.1 </w:t>
+      </w:r>
+      <w:r>
+        <w:rPr>
+          <w:rFonts w:hint="eastAsia" w:ascii="Times New Roman" w:hAnsi="Times New Roman" w:eastAsia="SimHei" w:cs="Times New Roman"/>
+        </w:rPr>
+        <w:t xml:space="preserve">氧族元素通性与纵向递变规律</w:t>
       </w:r>
     </w:p>
     <w:p>
@@ -482,9 +501,41 @@
         <w:t>。</w:t>
       </w:r>
     </w:p>
+    <w:bookmarkEnd w:id="9"/>
+    <w:bookmarkStart w:id="13" w:name="氧分子三线态基态与单线态激发态"/>
     <w:p>
       <w:pPr>
-        <w:pStyle w:val="BodyText"/>
+        <w:pStyle w:val="Heading3"/>
+        <w:spacing w:before="280" w:after="120"/>
+      </w:pPr>
+      <w:r>
+        <w:rPr>
+          <w:rFonts w:ascii="Times New Roman" w:hAnsi="Times New Roman" w:eastAsia="Times New Roman" w:cs="Times New Roman"/>
+        </w:rPr>
+        <w:t xml:space="preserve">1.2 </w:t>
+      </w:r>
+      <w:r>
+        <w:rPr>
+          <w:rFonts w:hint="eastAsia" w:ascii="Times New Roman" w:hAnsi="Times New Roman" w:eastAsia="SimHei" w:cs="Times New Roman"/>
+        </w:rPr>
+        <w:t>氧分子</w:t>
+      </w:r>
+      <w:r>
+        <w:rPr>
+          <w:rFonts w:hint="eastAsia" w:ascii="Times New Roman" w:hAnsi="Times New Roman" w:eastAsia="Times New Roman" w:cs="Times New Roman"/>
+        </w:rPr>
+        <w:t>：</w:t>
+      </w:r>
+      <w:r>
+        <w:rPr>
+          <w:rFonts w:hint="eastAsia" w:ascii="Times New Roman" w:hAnsi="Times New Roman" w:eastAsia="SimHei" w:cs="Times New Roman"/>
+        </w:rPr>
+        <w:t>三线态基态与单线态激发态</w:t>
+      </w:r>
+    </w:p>
+    <w:p>
+      <w:pPr>
+        <w:pStyle w:val="FirstParagraph"/>
         <w:spacing w:before="160" w:after="80"/>
         <w:jc w:val="center"/>
       </w:pPr>
@@ -496,18 +547,18 @@
           <wp:inline>
             <wp:extent cx="2667000" cy="2890683"/>
             <wp:effectExtent b="0" l="0" r="0" t="0"/>
-            <wp:docPr descr="" title="" id="10" name="Picture"/>
+            <wp:docPr descr="" title="" id="11" name="Picture"/>
             <a:graphic>
               <a:graphicData uri="http://schemas.openxmlformats.org/drawingml/2006/picture">
                 <pic:pic>
                   <pic:nvPicPr>
-                    <pic:cNvPr descr="2b9b1949214e564faadccbd94af76c110c6edb4f1abd6d3b863635b43173eeda.jpg" id="11" name="Picture"/>
+                    <pic:cNvPr descr="2b9b1949214e564faadccbd94af76c110c6edb4f1abd6d3b863635b43173eeda.jpg" id="12" name="Picture"/>
                     <pic:cNvPicPr>
                       <a:picLocks noChangeArrowheads="1" noChangeAspect="1"/>
                     </pic:cNvPicPr>
                   </pic:nvPicPr>
                   <pic:blipFill>
-                    <a:blip r:embed="rId9"/>
+                    <a:blip r:embed="rId10"/>
                     <a:stretch>
                       <a:fillRect/>
                     </a:stretch>
@@ -1079,6 +1130,12 @@
         </w:rPr>
         <w:t>。</w:t>
       </w:r>
+    </w:p>
+    <w:p>
+      <w:pPr>
+        <w:pStyle w:val="BodyText"/>
+        <w:ind w:firstLine="420"/>
+      </w:pPr>
       <w:r>
         <w:rPr>
           <w:rFonts w:hint="eastAsia" w:ascii="Times New Roman" w:hAnsi="Times New Roman" w:eastAsia="FangSong" w:cs="Times New Roman"/>
@@ -1916,9 +1973,29 @@
         <w:t>。</w:t>
       </w:r>
     </w:p>
+    <w:bookmarkEnd w:id="13"/>
+    <w:bookmarkStart w:id="17" w:name="臭氧的角型构型与三中心四电子键"/>
     <w:p>
       <w:pPr>
-        <w:pStyle w:val="BodyText"/>
+        <w:pStyle w:val="Heading3"/>
+        <w:spacing w:before="280" w:after="120"/>
+      </w:pPr>
+      <w:r>
+        <w:rPr>
+          <w:rFonts w:ascii="Times New Roman" w:hAnsi="Times New Roman" w:eastAsia="Times New Roman" w:cs="Times New Roman"/>
+        </w:rPr>
+        <w:t xml:space="preserve">1.3 </w:t>
+      </w:r>
+      <w:r>
+        <w:rPr>
+          <w:rFonts w:hint="eastAsia" w:ascii="Times New Roman" w:hAnsi="Times New Roman" w:eastAsia="SimHei" w:cs="Times New Roman"/>
+        </w:rPr>
+        <w:t xml:space="preserve">臭氧的角型构型与三中心四电子键</w:t>
+      </w:r>
+    </w:p>
+    <w:p>
+      <w:pPr>
+        <w:pStyle w:val="FirstParagraph"/>
         <w:spacing w:before="160" w:after="80"/>
         <w:jc w:val="center"/>
       </w:pPr>
@@ -1930,18 +2007,18 @@
           <wp:inline>
             <wp:extent cx="2667000" cy="1820078"/>
             <wp:effectExtent b="0" l="0" r="0" t="0"/>
-            <wp:docPr descr="" title="" id="13" name="Picture"/>
+            <wp:docPr descr="" title="" id="15" name="Picture"/>
             <a:graphic>
               <a:graphicData uri="http://schemas.openxmlformats.org/drawingml/2006/picture">
                 <pic:pic>
                   <pic:nvPicPr>
-                    <pic:cNvPr descr="a0ea2ce4f5120cff408a2e84d28babfd3b82d8c23fe23a966f4e6edb2044c97f.png" id="14" name="Picture"/>
+                    <pic:cNvPr descr="a0ea2ce4f5120cff408a2e84d28babfd3b82d8c23fe23a966f4e6edb2044c97f.png" id="16" name="Picture"/>
                     <pic:cNvPicPr>
                       <a:picLocks noChangeArrowheads="1" noChangeAspect="1"/>
                     </pic:cNvPicPr>
                   </pic:nvPicPr>
                   <pic:blipFill>
-                    <a:blip r:embed="rId12"/>
+                    <a:blip r:embed="rId14"/>
                     <a:stretch>
                       <a:fillRect/>
                     </a:stretch>
@@ -2848,9 +2925,29 @@
         <w:t>。</w:t>
       </w:r>
     </w:p>
+    <w:bookmarkEnd w:id="17"/>
+    <w:bookmarkStart w:id="18" w:name="过氧化氢的构象与歧化反应"/>
     <w:p>
       <w:pPr>
-        <w:pStyle w:val="BodyText"/>
+        <w:pStyle w:val="Heading3"/>
+        <w:spacing w:before="280" w:after="120"/>
+      </w:pPr>
+      <w:r>
+        <w:rPr>
+          <w:rFonts w:ascii="Times New Roman" w:hAnsi="Times New Roman" w:eastAsia="Times New Roman" w:cs="Times New Roman"/>
+        </w:rPr>
+        <w:t xml:space="preserve">1.4 </w:t>
+      </w:r>
+      <w:r>
+        <w:rPr>
+          <w:rFonts w:hint="eastAsia" w:ascii="Times New Roman" w:hAnsi="Times New Roman" w:eastAsia="SimHei" w:cs="Times New Roman"/>
+        </w:rPr>
+        <w:t xml:space="preserve">过氧化氢的构象与歧化反应</w:t>
+      </w:r>
+    </w:p>
+    <w:p>
+      <w:pPr>
+        <w:pStyle w:val="FirstParagraph"/>
         <w:ind w:firstLine="420"/>
       </w:pPr>
       <w:r>
@@ -3851,9 +3948,54 @@
         <w:t>。</w:t>
       </w:r>
     </w:p>
+    <w:bookmarkEnd w:id="18"/>
+    <w:bookmarkStart w:id="22" w:name="硫的同素异形体与-s₈-皇冠环"/>
     <w:p>
       <w:pPr>
-        <w:pStyle w:val="BodyText"/>
+        <w:pStyle w:val="Heading3"/>
+        <w:spacing w:before="280" w:after="120"/>
+      </w:pPr>
+      <w:r>
+        <w:rPr>
+          <w:rFonts w:ascii="Times New Roman" w:hAnsi="Times New Roman" w:eastAsia="Times New Roman" w:cs="Times New Roman"/>
+        </w:rPr>
+        <w:t xml:space="preserve">1.5 </w:t>
+      </w:r>
+      <w:r>
+        <w:rPr>
+          <w:rFonts w:hint="eastAsia" w:ascii="Times New Roman" w:hAnsi="Times New Roman" w:eastAsia="SimHei" w:cs="Times New Roman"/>
+        </w:rPr>
+        <w:t xml:space="preserve">硫的同素异形体与</w:t>
+      </w:r>
+      <w:r>
+        <w:rPr>
+          <w:rFonts w:ascii="Times New Roman" w:hAnsi="Times New Roman" w:eastAsia="Times New Roman" w:cs="Times New Roman"/>
+        </w:rPr>
+        <w:t xml:space="preserve"> S</w:t>
+      </w:r>
+      <w:r>
+        <w:rPr>
+          <w:rFonts w:ascii="Times New Roman" w:hAnsi="Times New Roman" w:eastAsia="Times New Roman" w:cs="Times New Roman"/>
+          <w:vertAlign w:val="subscript"/>
+        </w:rPr>
+        <w:t>8</w:t>
+      </w:r>
+      <w:r>
+        <w:rPr>
+          <w:rFonts w:ascii="Times New Roman" w:hAnsi="Times New Roman" w:eastAsia="Times New Roman" w:cs="Times New Roman"/>
+        </w:rPr>
+        <w:t xml:space="preserve"> </w:t>
+      </w:r>
+      <w:r>
+        <w:rPr>
+          <w:rFonts w:hint="eastAsia" w:ascii="Times New Roman" w:hAnsi="Times New Roman" w:eastAsia="SimHei" w:cs="Times New Roman"/>
+        </w:rPr>
+        <w:t xml:space="preserve">皇冠环</w:t>
+      </w:r>
+    </w:p>
+    <w:p>
+      <w:pPr>
+        <w:pStyle w:val="FirstParagraph"/>
         <w:spacing w:before="160" w:after="80"/>
         <w:jc w:val="center"/>
       </w:pPr>
@@ -3865,18 +4007,18 @@
           <wp:inline>
             <wp:extent cx="2667000" cy="1446535"/>
             <wp:effectExtent b="0" l="0" r="0" t="0"/>
-            <wp:docPr descr="" title="" id="16" name="Picture"/>
+            <wp:docPr descr="" title="" id="20" name="Picture"/>
             <a:graphic>
               <a:graphicData uri="http://schemas.openxmlformats.org/drawingml/2006/picture">
                 <pic:pic>
                   <pic:nvPicPr>
-                    <pic:cNvPr descr="b895ad73e732235c1365e826d473e22b59d36faf0a9ed225652303475de10b12.png" id="17" name="Picture"/>
+                    <pic:cNvPr descr="b895ad73e732235c1365e826d473e22b59d36faf0a9ed225652303475de10b12.png" id="21" name="Picture"/>
                     <pic:cNvPicPr>
                       <a:picLocks noChangeArrowheads="1" noChangeAspect="1"/>
                     </pic:cNvPicPr>
                   </pic:nvPicPr>
                   <pic:blipFill>
-                    <a:blip r:embed="rId15"/>
+                    <a:blip r:embed="rId19"/>
                     <a:stretch>
                       <a:fillRect/>
                     </a:stretch>
@@ -4439,9 +4581,29 @@
         <w:t>。</w:t>
       </w:r>
     </w:p>
+    <w:bookmarkEnd w:id="22"/>
+    <w:bookmarkStart w:id="23" w:name="液态硫的黏度反常与开环聚合"/>
     <w:p>
       <w:pPr>
-        <w:pStyle w:val="BodyText"/>
+        <w:pStyle w:val="Heading3"/>
+        <w:spacing w:before="280" w:after="120"/>
+      </w:pPr>
+      <w:r>
+        <w:rPr>
+          <w:rFonts w:ascii="Times New Roman" w:hAnsi="Times New Roman" w:eastAsia="Times New Roman" w:cs="Times New Roman"/>
+        </w:rPr>
+        <w:t xml:space="preserve">1.6 </w:t>
+      </w:r>
+      <w:r>
+        <w:rPr>
+          <w:rFonts w:hint="eastAsia" w:ascii="Times New Roman" w:hAnsi="Times New Roman" w:eastAsia="SimHei" w:cs="Times New Roman"/>
+        </w:rPr>
+        <w:t xml:space="preserve">液态硫的黏度反常与开环聚合</w:t>
+      </w:r>
+    </w:p>
+    <w:p>
+      <w:pPr>
+        <w:pStyle w:val="FirstParagraph"/>
         <w:ind w:firstLine="420"/>
       </w:pPr>
       <w:r>
@@ -5143,8 +5305,9 @@
         <w:t>。</w:t>
       </w:r>
     </w:p>
-    <w:bookmarkEnd w:id="18"/>
-    <w:bookmarkStart w:id="40" w:name="硫的氧化物含氧酸及其强还原性与过氧衍生物"/>
+    <w:bookmarkEnd w:id="23"/>
+    <w:bookmarkEnd w:id="24"/>
+    <w:bookmarkStart w:id="53" w:name="硫的氧化物含氧酸及其强还原性与过氧衍生物"/>
     <w:p>
       <w:pPr>
         <w:pStyle w:val="Heading2"/>
@@ -5173,6 +5336,63 @@
           <w:rFonts w:hint="eastAsia" w:ascii="Times New Roman" w:hAnsi="Times New Roman" w:eastAsia="SimHei" w:cs="Times New Roman"/>
         </w:rPr>
         <w:t>含氧酸及其强还原性与过氧衍生物</w:t>
+      </w:r>
+    </w:p>
+    <w:bookmarkStart w:id="28" w:name="硫的氧化态谱与-so₂so₃-构型"/>
+    <w:p>
+      <w:pPr>
+        <w:pStyle w:val="Heading3"/>
+        <w:spacing w:before="280" w:after="120"/>
+      </w:pPr>
+      <w:r>
+        <w:rPr>
+          <w:rFonts w:ascii="Times New Roman" w:hAnsi="Times New Roman" w:eastAsia="Times New Roman" w:cs="Times New Roman"/>
+        </w:rPr>
+        <w:t xml:space="preserve">2.1 </w:t>
+      </w:r>
+      <w:r>
+        <w:rPr>
+          <w:rFonts w:hint="eastAsia" w:ascii="Times New Roman" w:hAnsi="Times New Roman" w:eastAsia="SimHei" w:cs="Times New Roman"/>
+        </w:rPr>
+        <w:t xml:space="preserve">硫的氧化态谱与</w:t>
+      </w:r>
+      <w:r>
+        <w:rPr>
+          <w:rFonts w:ascii="Times New Roman" w:hAnsi="Times New Roman" w:eastAsia="Times New Roman" w:cs="Times New Roman"/>
+        </w:rPr>
+        <w:t xml:space="preserve"> SO</w:t>
+      </w:r>
+      <w:r>
+        <w:rPr>
+          <w:rFonts w:ascii="Times New Roman" w:hAnsi="Times New Roman" w:eastAsia="Times New Roman" w:cs="Times New Roman"/>
+          <w:vertAlign w:val="subscript"/>
+        </w:rPr>
+        <w:t>2</w:t>
+      </w:r>
+      <w:r>
+        <w:rPr>
+          <w:rFonts w:ascii="Times New Roman" w:hAnsi="Times New Roman" w:eastAsia="Times New Roman" w:cs="Times New Roman"/>
+        </w:rPr>
+        <w:t>、SO</w:t>
+      </w:r>
+      <w:r>
+        <w:rPr>
+          <w:rFonts w:ascii="Times New Roman" w:hAnsi="Times New Roman" w:eastAsia="Times New Roman" w:cs="Times New Roman"/>
+          <w:vertAlign w:val="subscript"/>
+        </w:rPr>
+        <w:t>3</w:t>
+      </w:r>
+      <w:r>
+        <w:rPr>
+          <w:rFonts w:ascii="Times New Roman" w:hAnsi="Times New Roman" w:eastAsia="Times New Roman" w:cs="Times New Roman"/>
+        </w:rPr>
+        <w:t xml:space="preserve"> </w:t>
+      </w:r>
+      <w:r>
+        <w:rPr>
+          <w:rFonts w:hint="eastAsia" w:ascii="Times New Roman" w:hAnsi="Times New Roman" w:eastAsia="SimHei" w:cs="Times New Roman"/>
+        </w:rPr>
+        <w:t xml:space="preserve">构型</w:t>
       </w:r>
     </w:p>
     <w:p>
@@ -6035,18 +6255,18 @@
           <wp:inline>
             <wp:extent cx="2667000" cy="1383685"/>
             <wp:effectExtent b="0" l="0" r="0" t="0"/>
-            <wp:docPr descr="" title="" id="20" name="Picture"/>
+            <wp:docPr descr="" title="" id="26" name="Picture"/>
             <a:graphic>
               <a:graphicData uri="http://schemas.openxmlformats.org/drawingml/2006/picture">
                 <pic:pic>
                   <pic:nvPicPr>
-                    <pic:cNvPr descr="9d49189a94be0d6950c9efc6859a96d8432daa62193956ede2c026360d7e5cbe.png" id="21" name="Picture"/>
+                    <pic:cNvPr descr="9d49189a94be0d6950c9efc6859a96d8432daa62193956ede2c026360d7e5cbe.png" id="27" name="Picture"/>
                     <pic:cNvPicPr>
                       <a:picLocks noChangeArrowheads="1" noChangeAspect="1"/>
                     </pic:cNvPicPr>
                   </pic:nvPicPr>
                   <pic:blipFill>
-                    <a:blip r:embed="rId19"/>
+                    <a:blip r:embed="rId25"/>
                     <a:stretch>
                       <a:fillRect/>
                     </a:stretch>
@@ -6109,9 +6329,41 @@
         <w:t>二氧化硫与三氧化硫构型与杂化</w:t>
       </w:r>
     </w:p>
+    <w:bookmarkEnd w:id="28"/>
+    <w:bookmarkStart w:id="29" w:name="硫酸与焦硫酸接触法工艺"/>
     <w:p>
       <w:pPr>
-        <w:pStyle w:val="BodyText"/>
+        <w:pStyle w:val="Heading3"/>
+        <w:spacing w:before="280" w:after="120"/>
+      </w:pPr>
+      <w:r>
+        <w:rPr>
+          <w:rFonts w:ascii="Times New Roman" w:hAnsi="Times New Roman" w:eastAsia="Times New Roman" w:cs="Times New Roman"/>
+        </w:rPr>
+        <w:t xml:space="preserve">2.2 </w:t>
+      </w:r>
+      <w:r>
+        <w:rPr>
+          <w:rFonts w:hint="eastAsia" w:ascii="Times New Roman" w:hAnsi="Times New Roman" w:eastAsia="SimHei" w:cs="Times New Roman"/>
+        </w:rPr>
+        <w:t>硫酸与焦硫酸</w:t>
+      </w:r>
+      <w:r>
+        <w:rPr>
+          <w:rFonts w:hint="eastAsia" w:ascii="Times New Roman" w:hAnsi="Times New Roman" w:eastAsia="Times New Roman" w:cs="Times New Roman"/>
+        </w:rPr>
+        <w:t>：</w:t>
+      </w:r>
+      <w:r>
+        <w:rPr>
+          <w:rFonts w:hint="eastAsia" w:ascii="Times New Roman" w:hAnsi="Times New Roman" w:eastAsia="SimHei" w:cs="Times New Roman"/>
+        </w:rPr>
+        <w:t>接触法工艺</w:t>
+      </w:r>
+    </w:p>
+    <w:p>
+      <w:pPr>
+        <w:pStyle w:val="FirstParagraph"/>
         <w:ind w:firstLine="420"/>
       </w:pPr>
       <w:r>
@@ -6522,9 +6774,41 @@
         <w:t>。</w:t>
       </w:r>
     </w:p>
+    <w:bookmarkEnd w:id="29"/>
+    <w:bookmarkStart w:id="36" w:name="过氧硫酸家族过二硫酸与卡罗酸"/>
     <w:p>
       <w:pPr>
-        <w:pStyle w:val="BodyText"/>
+        <w:pStyle w:val="Heading3"/>
+        <w:spacing w:before="280" w:after="120"/>
+      </w:pPr>
+      <w:r>
+        <w:rPr>
+          <w:rFonts w:ascii="Times New Roman" w:hAnsi="Times New Roman" w:eastAsia="Times New Roman" w:cs="Times New Roman"/>
+        </w:rPr>
+        <w:t xml:space="preserve">2.3 </w:t>
+      </w:r>
+      <w:r>
+        <w:rPr>
+          <w:rFonts w:hint="eastAsia" w:ascii="Times New Roman" w:hAnsi="Times New Roman" w:eastAsia="SimHei" w:cs="Times New Roman"/>
+        </w:rPr>
+        <w:t>过氧硫酸家族</w:t>
+      </w:r>
+      <w:r>
+        <w:rPr>
+          <w:rFonts w:hint="eastAsia" w:ascii="Times New Roman" w:hAnsi="Times New Roman" w:eastAsia="Times New Roman" w:cs="Times New Roman"/>
+        </w:rPr>
+        <w:t>：</w:t>
+      </w:r>
+      <w:r>
+        <w:rPr>
+          <w:rFonts w:hint="eastAsia" w:ascii="Times New Roman" w:hAnsi="Times New Roman" w:eastAsia="SimHei" w:cs="Times New Roman"/>
+        </w:rPr>
+        <w:t>过二硫酸与卡罗酸</w:t>
+      </w:r>
+    </w:p>
+    <w:p>
+      <w:pPr>
+        <w:pStyle w:val="FirstParagraph"/>
         <w:spacing w:before="160" w:after="80"/>
         <w:jc w:val="center"/>
       </w:pPr>
@@ -6536,18 +6820,18 @@
           <wp:inline>
             <wp:extent cx="2667000" cy="1148540"/>
             <wp:effectExtent b="0" l="0" r="0" t="0"/>
-            <wp:docPr descr="" title="" id="23" name="Picture"/>
+            <wp:docPr descr="" title="" id="31" name="Picture"/>
             <a:graphic>
               <a:graphicData uri="http://schemas.openxmlformats.org/drawingml/2006/picture">
                 <pic:pic>
                   <pic:nvPicPr>
-                    <pic:cNvPr descr="2d44173a0ad6c3307022f12199689c349178978c347c4d2b07bfe003630d2a95.png" id="24" name="Picture"/>
+                    <pic:cNvPr descr="2d44173a0ad6c3307022f12199689c349178978c347c4d2b07bfe003630d2a95.png" id="32" name="Picture"/>
                     <pic:cNvPicPr>
                       <a:picLocks noChangeArrowheads="1" noChangeAspect="1"/>
                     </pic:cNvPicPr>
                   </pic:nvPicPr>
                   <pic:blipFill>
-                    <a:blip r:embed="rId22"/>
+                    <a:blip r:embed="rId30"/>
                     <a:stretch>
                       <a:fillRect/>
                     </a:stretch>
@@ -7474,18 +7758,18 @@
           <wp:inline>
             <wp:extent cx="2667000" cy="2540000"/>
             <wp:effectExtent b="0" l="0" r="0" t="0"/>
-            <wp:docPr descr="" title="" id="26" name="Picture"/>
+            <wp:docPr descr="" title="" id="34" name="Picture"/>
             <a:graphic>
               <a:graphicData uri="http://schemas.openxmlformats.org/drawingml/2006/picture">
                 <pic:pic>
                   <pic:nvPicPr>
-                    <pic:cNvPr descr="fddca8725b807f9d8aff14e1fe98bfc672d65300601596bc7fdcef327f787582.jpg" id="27" name="Picture"/>
+                    <pic:cNvPr descr="fddca8725b807f9d8aff14e1fe98bfc672d65300601596bc7fdcef327f787582.jpg" id="35" name="Picture"/>
                     <pic:cNvPicPr>
                       <a:picLocks noChangeArrowheads="1" noChangeAspect="1"/>
                     </pic:cNvPicPr>
                   </pic:nvPicPr>
                   <pic:blipFill>
-                    <a:blip r:embed="rId25"/>
+                    <a:blip r:embed="rId33"/>
                     <a:stretch>
                       <a:fillRect/>
                     </a:stretch>
@@ -7746,9 +8030,41 @@
         <w:t>。</w:t>
       </w:r>
     </w:p>
+    <w:bookmarkEnd w:id="36"/>
+    <w:bookmarkStart w:id="40" w:name="硫代硫酸盐结构与碘量法基石"/>
     <w:p>
       <w:pPr>
-        <w:pStyle w:val="BodyText"/>
+        <w:pStyle w:val="Heading3"/>
+        <w:spacing w:before="280" w:after="120"/>
+      </w:pPr>
+      <w:r>
+        <w:rPr>
+          <w:rFonts w:ascii="Times New Roman" w:hAnsi="Times New Roman" w:eastAsia="Times New Roman" w:cs="Times New Roman"/>
+        </w:rPr>
+        <w:t xml:space="preserve">2.4 </w:t>
+      </w:r>
+      <w:r>
+        <w:rPr>
+          <w:rFonts w:hint="eastAsia" w:ascii="Times New Roman" w:hAnsi="Times New Roman" w:eastAsia="SimHei" w:cs="Times New Roman"/>
+        </w:rPr>
+        <w:t>硫代硫酸盐</w:t>
+      </w:r>
+      <w:r>
+        <w:rPr>
+          <w:rFonts w:hint="eastAsia" w:ascii="Times New Roman" w:hAnsi="Times New Roman" w:eastAsia="Times New Roman" w:cs="Times New Roman"/>
+        </w:rPr>
+        <w:t>：</w:t>
+      </w:r>
+      <w:r>
+        <w:rPr>
+          <w:rFonts w:hint="eastAsia" w:ascii="Times New Roman" w:hAnsi="Times New Roman" w:eastAsia="SimHei" w:cs="Times New Roman"/>
+        </w:rPr>
+        <w:t>结构与碘量法基石</w:t>
+      </w:r>
+    </w:p>
+    <w:p>
+      <w:pPr>
+        <w:pStyle w:val="FirstParagraph"/>
         <w:spacing w:before="160" w:after="80"/>
         <w:jc w:val="center"/>
       </w:pPr>
@@ -7760,18 +8076,18 @@
           <wp:inline>
             <wp:extent cx="2667000" cy="3119377"/>
             <wp:effectExtent b="0" l="0" r="0" t="0"/>
-            <wp:docPr descr="" title="" id="29" name="Picture"/>
+            <wp:docPr descr="" title="" id="38" name="Picture"/>
             <a:graphic>
               <a:graphicData uri="http://schemas.openxmlformats.org/drawingml/2006/picture">
                 <pic:pic>
                   <pic:nvPicPr>
-                    <pic:cNvPr descr="57e50447d4e104f5566a80b27c084b4facfb9929eb3d6159a00201ece50f9bfa.png" id="30" name="Picture"/>
+                    <pic:cNvPr descr="57e50447d4e104f5566a80b27c084b4facfb9929eb3d6159a00201ece50f9bfa.png" id="39" name="Picture"/>
                     <pic:cNvPicPr>
                       <a:picLocks noChangeArrowheads="1" noChangeAspect="1"/>
                     </pic:cNvPicPr>
                   </pic:nvPicPr>
                   <pic:blipFill>
-                    <a:blip r:embed="rId28"/>
+                    <a:blip r:embed="rId37"/>
                     <a:stretch>
                       <a:fillRect/>
                     </a:stretch>
@@ -9507,9 +9823,53 @@
         <w:t>。</w:t>
       </w:r>
     </w:p>
+    <w:bookmarkEnd w:id="40"/>
+    <w:bookmarkStart w:id="44" w:name="连二亚硫酸钠保险粉的顺式重叠构型"/>
     <w:p>
       <w:pPr>
-        <w:pStyle w:val="BodyText"/>
+        <w:pStyle w:val="Heading3"/>
+        <w:spacing w:before="280" w:after="120"/>
+      </w:pPr>
+      <w:r>
+        <w:rPr>
+          <w:rFonts w:ascii="Times New Roman" w:hAnsi="Times New Roman" w:eastAsia="Times New Roman" w:cs="Times New Roman"/>
+        </w:rPr>
+        <w:t xml:space="preserve">2.5 </w:t>
+      </w:r>
+      <w:r>
+        <w:rPr>
+          <w:rFonts w:hint="eastAsia" w:ascii="Times New Roman" w:hAnsi="Times New Roman" w:eastAsia="SimHei" w:cs="Times New Roman"/>
+        </w:rPr>
+        <w:t>连二亚硫酸钠</w:t>
+      </w:r>
+      <w:r>
+        <w:rPr>
+          <w:rFonts w:hint="eastAsia" w:ascii="Times New Roman" w:hAnsi="Times New Roman" w:eastAsia="Times New Roman" w:cs="Times New Roman"/>
+        </w:rPr>
+        <w:t>（</w:t>
+      </w:r>
+      <w:r>
+        <w:rPr>
+          <w:rFonts w:hint="eastAsia" w:ascii="Times New Roman" w:hAnsi="Times New Roman" w:eastAsia="SimHei" w:cs="Times New Roman"/>
+        </w:rPr>
+        <w:t>保险粉</w:t>
+      </w:r>
+      <w:r>
+        <w:rPr>
+          <w:rFonts w:hint="eastAsia" w:ascii="Times New Roman" w:hAnsi="Times New Roman" w:eastAsia="Times New Roman" w:cs="Times New Roman"/>
+        </w:rPr>
+        <w:t>）</w:t>
+      </w:r>
+      <w:r>
+        <w:rPr>
+          <w:rFonts w:hint="eastAsia" w:ascii="Times New Roman" w:hAnsi="Times New Roman" w:eastAsia="SimHei" w:cs="Times New Roman"/>
+        </w:rPr>
+        <w:t>的顺式重叠构型</w:t>
+      </w:r>
+    </w:p>
+    <w:p>
+      <w:pPr>
+        <w:pStyle w:val="FirstParagraph"/>
         <w:spacing w:before="160" w:after="80"/>
         <w:jc w:val="center"/>
       </w:pPr>
@@ -9521,18 +9881,18 @@
           <wp:inline>
             <wp:extent cx="2667000" cy="2764971"/>
             <wp:effectExtent b="0" l="0" r="0" t="0"/>
-            <wp:docPr descr="" title="" id="32" name="Picture"/>
+            <wp:docPr descr="" title="" id="42" name="Picture"/>
             <a:graphic>
               <a:graphicData uri="http://schemas.openxmlformats.org/drawingml/2006/picture">
                 <pic:pic>
                   <pic:nvPicPr>
-                    <pic:cNvPr descr="8a1dafcc7f9ef659848cb7441aeb51608e704ef1d68a01d539b6d8bb5acd3912.jpg" id="33" name="Picture"/>
+                    <pic:cNvPr descr="8a1dafcc7f9ef659848cb7441aeb51608e704ef1d68a01d539b6d8bb5acd3912.jpg" id="43" name="Picture"/>
                     <pic:cNvPicPr>
                       <a:picLocks noChangeArrowheads="1" noChangeAspect="1"/>
                     </pic:cNvPicPr>
                   </pic:nvPicPr>
                   <pic:blipFill>
-                    <a:blip r:embed="rId31"/>
+                    <a:blip r:embed="rId41"/>
                     <a:stretch>
                       <a:fillRect/>
                     </a:stretch>
@@ -10182,8 +10542,14 @@
         <w:rPr>
           <w:rFonts w:hint="eastAsia" w:ascii="Times New Roman" w:hAnsi="Times New Roman" w:eastAsia="Times New Roman" w:cs="Times New Roman"/>
         </w:rPr>
-        <w:t>！）。</w:t>
-      </w:r>
+        <w:t xml:space="preserve">！）。</w:t>
+      </w:r>
+    </w:p>
+    <w:p>
+      <w:pPr>
+        <w:pStyle w:val="BodyText"/>
+        <w:ind w:firstLine="420"/>
+      </w:pPr>
       <w:r>
         <w:rPr>
           <w:rFonts w:hint="eastAsia" w:ascii="Times New Roman" w:hAnsi="Times New Roman" w:eastAsia="FangSong" w:cs="Times New Roman"/>
@@ -10635,9 +11001,41 @@
         <w:t>。</w:t>
       </w:r>
     </w:p>
+    <w:bookmarkEnd w:id="44"/>
+    <w:bookmarkStart w:id="48" w:name="焦亚硫酸根的非对称-ss-直连结构"/>
     <w:p>
       <w:pPr>
-        <w:pStyle w:val="BodyText"/>
+        <w:pStyle w:val="Heading3"/>
+        <w:spacing w:before="280" w:after="120"/>
+      </w:pPr>
+      <w:r>
+        <w:rPr>
+          <w:rFonts w:ascii="Times New Roman" w:hAnsi="Times New Roman" w:eastAsia="Times New Roman" w:cs="Times New Roman"/>
+        </w:rPr>
+        <w:t xml:space="preserve">2.6 </w:t>
+      </w:r>
+      <w:r>
+        <w:rPr>
+          <w:rFonts w:hint="eastAsia" w:ascii="Times New Roman" w:hAnsi="Times New Roman" w:eastAsia="SimHei" w:cs="Times New Roman"/>
+        </w:rPr>
+        <w:t xml:space="preserve">焦亚硫酸根的非对称</w:t>
+      </w:r>
+      <w:r>
+        <w:rPr>
+          <w:rFonts w:ascii="Times New Roman" w:hAnsi="Times New Roman" w:eastAsia="Times New Roman" w:cs="Times New Roman"/>
+        </w:rPr>
+        <w:t xml:space="preserve"> S—S </w:t>
+      </w:r>
+      <w:r>
+        <w:rPr>
+          <w:rFonts w:hint="eastAsia" w:ascii="Times New Roman" w:hAnsi="Times New Roman" w:eastAsia="SimHei" w:cs="Times New Roman"/>
+        </w:rPr>
+        <w:t xml:space="preserve">直连结构</w:t>
+      </w:r>
+    </w:p>
+    <w:p>
+      <w:pPr>
+        <w:pStyle w:val="FirstParagraph"/>
         <w:spacing w:before="160" w:after="80"/>
         <w:jc w:val="center"/>
       </w:pPr>
@@ -10649,18 +11047,18 @@
           <wp:inline>
             <wp:extent cx="2667000" cy="2387314"/>
             <wp:effectExtent b="0" l="0" r="0" t="0"/>
-            <wp:docPr descr="" title="" id="35" name="Picture"/>
+            <wp:docPr descr="" title="" id="46" name="Picture"/>
             <a:graphic>
               <a:graphicData uri="http://schemas.openxmlformats.org/drawingml/2006/picture">
                 <pic:pic>
                   <pic:nvPicPr>
-                    <pic:cNvPr descr="2502b5a5c72929a9fb8413801c71944882e9db0c951f103e98c3c1ef25896a53.jpg" id="36" name="Picture"/>
+                    <pic:cNvPr descr="2502b5a5c72929a9fb8413801c71944882e9db0c951f103e98c3c1ef25896a53.jpg" id="47" name="Picture"/>
                     <pic:cNvPicPr>
                       <a:picLocks noChangeArrowheads="1" noChangeAspect="1"/>
                     </pic:cNvPicPr>
                   </pic:nvPicPr>
                   <pic:blipFill>
-                    <a:blip r:embed="rId34"/>
+                    <a:blip r:embed="rId45"/>
                     <a:stretch>
                       <a:fillRect/>
                     </a:stretch>
@@ -11485,9 +11883,42 @@
         <w:t>。</w:t>
       </w:r>
     </w:p>
+    <w:bookmarkEnd w:id="48"/>
+    <w:bookmarkStart w:id="52" w:name="四氮化四硫与导电聚合物-snₓ"/>
     <w:p>
       <w:pPr>
-        <w:pStyle w:val="BodyText"/>
+        <w:pStyle w:val="Heading3"/>
+        <w:spacing w:before="280" w:after="120"/>
+      </w:pPr>
+      <w:r>
+        <w:rPr>
+          <w:rFonts w:ascii="Times New Roman" w:hAnsi="Times New Roman" w:eastAsia="Times New Roman" w:cs="Times New Roman"/>
+        </w:rPr>
+        <w:t xml:space="preserve">2.7 </w:t>
+      </w:r>
+      <w:r>
+        <w:rPr>
+          <w:rFonts w:hint="eastAsia" w:ascii="Times New Roman" w:hAnsi="Times New Roman" w:eastAsia="SimHei" w:cs="Times New Roman"/>
+        </w:rPr>
+        <w:t xml:space="preserve">四氮化四硫与导电聚合物</w:t>
+      </w:r>
+      <w:r>
+        <w:rPr>
+          <w:rFonts w:ascii="Times New Roman" w:hAnsi="Times New Roman" w:eastAsia="Times New Roman" w:cs="Times New Roman"/>
+        </w:rPr>
+        <w:t xml:space="preserve"> (SN)</w:t>
+      </w:r>
+      <w:r>
+        <w:rPr>
+          <w:rFonts w:ascii="Times New Roman" w:hAnsi="Times New Roman" w:eastAsia="Times New Roman" w:cs="Times New Roman"/>
+          <w:vertAlign w:val="subscript"/>
+        </w:rPr>
+        <w:t>x</w:t>
+      </w:r>
+    </w:p>
+    <w:p>
+      <w:pPr>
+        <w:pStyle w:val="FirstParagraph"/>
         <w:spacing w:before="160" w:after="80"/>
         <w:jc w:val="center"/>
       </w:pPr>
@@ -11499,18 +11930,18 @@
           <wp:inline>
             <wp:extent cx="2667000" cy="1864816"/>
             <wp:effectExtent b="0" l="0" r="0" t="0"/>
-            <wp:docPr descr="" title="" id="38" name="Picture"/>
+            <wp:docPr descr="" title="" id="50" name="Picture"/>
             <a:graphic>
               <a:graphicData uri="http://schemas.openxmlformats.org/drawingml/2006/picture">
                 <pic:pic>
                   <pic:nvPicPr>
-                    <pic:cNvPr descr="8c0f727e8902696bed323254149526e1aaf2f889d85f520601cbe4633202c22f.jpg" id="39" name="Picture"/>
+                    <pic:cNvPr descr="8c0f727e8902696bed323254149526e1aaf2f889d85f520601cbe4633202c22f.jpg" id="51" name="Picture"/>
                     <pic:cNvPicPr>
                       <a:picLocks noChangeArrowheads="1" noChangeAspect="1"/>
                     </pic:cNvPicPr>
                   </pic:nvPicPr>
                   <pic:blipFill>
-                    <a:blip r:embed="rId37"/>
+                    <a:blip r:embed="rId49"/>
                     <a:stretch>
                       <a:fillRect/>
                     </a:stretch>
@@ -12171,8 +12602,9 @@
         <w:t xml:space="preserve">。</w:t>
       </w:r>
     </w:p>
-    <w:bookmarkEnd w:id="40"/>
-    <w:bookmarkStart w:id="53" w:name="氮族元素单质氢化物与活化化学"/>
+    <w:bookmarkEnd w:id="52"/>
+    <w:bookmarkEnd w:id="53"/>
+    <w:bookmarkStart w:id="72" w:name="氮族元素单质氢化物与活化化学"/>
     <w:p>
       <w:pPr>
         <w:pStyle w:val="Heading2"/>
@@ -12201,6 +12633,25 @@
           <w:rFonts w:hint="eastAsia" w:ascii="Times New Roman" w:hAnsi="Times New Roman" w:eastAsia="SimHei" w:cs="Times New Roman"/>
         </w:rPr>
         <w:t>氢化物与活化化学</w:t>
+      </w:r>
+    </w:p>
+    <w:bookmarkStart w:id="54" w:name="氮族通性与氮气分子三键"/>
+    <w:p>
+      <w:pPr>
+        <w:pStyle w:val="Heading3"/>
+        <w:spacing w:before="280" w:after="120"/>
+      </w:pPr>
+      <w:r>
+        <w:rPr>
+          <w:rFonts w:ascii="Times New Roman" w:hAnsi="Times New Roman" w:eastAsia="Times New Roman" w:cs="Times New Roman"/>
+        </w:rPr>
+        <w:t xml:space="preserve">3.1 </w:t>
+      </w:r>
+      <w:r>
+        <w:rPr>
+          <w:rFonts w:hint="eastAsia" w:ascii="Times New Roman" w:hAnsi="Times New Roman" w:eastAsia="SimHei" w:cs="Times New Roman"/>
+        </w:rPr>
+        <w:t xml:space="preserve">氮族通性与氮气分子三键</w:t>
       </w:r>
     </w:p>
     <w:p>
@@ -13312,9 +13763,29 @@
         <w:t>。</w:t>
       </w:r>
     </w:p>
+    <w:bookmarkEnd w:id="54"/>
+    <w:bookmarkStart w:id="58" w:name="氨的三角锥构型与伞形翻转"/>
     <w:p>
       <w:pPr>
-        <w:pStyle w:val="BodyText"/>
+        <w:pStyle w:val="Heading3"/>
+        <w:spacing w:before="280" w:after="120"/>
+      </w:pPr>
+      <w:r>
+        <w:rPr>
+          <w:rFonts w:ascii="Times New Roman" w:hAnsi="Times New Roman" w:eastAsia="Times New Roman" w:cs="Times New Roman"/>
+        </w:rPr>
+        <w:t xml:space="preserve">3.2 </w:t>
+      </w:r>
+      <w:r>
+        <w:rPr>
+          <w:rFonts w:hint="eastAsia" w:ascii="Times New Roman" w:hAnsi="Times New Roman" w:eastAsia="SimHei" w:cs="Times New Roman"/>
+        </w:rPr>
+        <w:t xml:space="preserve">氨的三角锥构型与伞形翻转</w:t>
+      </w:r>
+    </w:p>
+    <w:p>
+      <w:pPr>
+        <w:pStyle w:val="FirstParagraph"/>
         <w:spacing w:before="160" w:after="80"/>
         <w:jc w:val="center"/>
       </w:pPr>
@@ -13326,18 +13797,18 @@
           <wp:inline>
             <wp:extent cx="2667000" cy="1908907"/>
             <wp:effectExtent b="0" l="0" r="0" t="0"/>
-            <wp:docPr descr="" title="" id="42" name="Picture"/>
+            <wp:docPr descr="" title="" id="56" name="Picture"/>
             <a:graphic>
               <a:graphicData uri="http://schemas.openxmlformats.org/drawingml/2006/picture">
                 <pic:pic>
                   <pic:nvPicPr>
-                    <pic:cNvPr descr="3bb3fe24f36567720603262a0ac6188d4bcb509be1f9bdd640b0d9b81d0d195b.png" id="43" name="Picture"/>
+                    <pic:cNvPr descr="3bb3fe24f36567720603262a0ac6188d4bcb509be1f9bdd640b0d9b81d0d195b.png" id="57" name="Picture"/>
                     <pic:cNvPicPr>
                       <a:picLocks noChangeArrowheads="1" noChangeAspect="1"/>
                     </pic:cNvPicPr>
                   </pic:nvPicPr>
                   <pic:blipFill>
-                    <a:blip r:embed="rId41"/>
+                    <a:blip r:embed="rId55"/>
                     <a:stretch>
                       <a:fillRect/>
                     </a:stretch>
@@ -14100,9 +14571,41 @@
         <w:t>。</w:t>
       </w:r>
     </w:p>
+    <w:bookmarkEnd w:id="58"/>
+    <w:bookmarkStart w:id="59" w:name="液氨溶剂化电子与-birch-还原"/>
     <w:p>
       <w:pPr>
-        <w:pStyle w:val="BodyText"/>
+        <w:pStyle w:val="Heading3"/>
+        <w:spacing w:before="280" w:after="120"/>
+      </w:pPr>
+      <w:r>
+        <w:rPr>
+          <w:rFonts w:ascii="Times New Roman" w:hAnsi="Times New Roman" w:eastAsia="Times New Roman" w:cs="Times New Roman"/>
+        </w:rPr>
+        <w:t xml:space="preserve">3.3 </w:t>
+      </w:r>
+      <w:r>
+        <w:rPr>
+          <w:rFonts w:hint="eastAsia" w:ascii="Times New Roman" w:hAnsi="Times New Roman" w:eastAsia="SimHei" w:cs="Times New Roman"/>
+        </w:rPr>
+        <w:t xml:space="preserve">液氨溶剂化电子与</w:t>
+      </w:r>
+      <w:r>
+        <w:rPr>
+          <w:rFonts w:ascii="Times New Roman" w:hAnsi="Times New Roman" w:eastAsia="Times New Roman" w:cs="Times New Roman"/>
+        </w:rPr>
+        <w:t xml:space="preserve"> Birch </w:t>
+      </w:r>
+      <w:r>
+        <w:rPr>
+          <w:rFonts w:hint="eastAsia" w:ascii="Times New Roman" w:hAnsi="Times New Roman" w:eastAsia="SimHei" w:cs="Times New Roman"/>
+        </w:rPr>
+        <w:t xml:space="preserve">还原</w:t>
+      </w:r>
+    </w:p>
+    <w:p>
+      <w:pPr>
+        <w:pStyle w:val="FirstParagraph"/>
         <w:ind w:firstLine="420"/>
       </w:pPr>
       <w:r>
@@ -14698,8 +15201,14 @@
         <w:rPr>
           <w:rFonts w:hint="eastAsia" w:ascii="Times New Roman" w:hAnsi="Times New Roman" w:eastAsia="Times New Roman" w:cs="Times New Roman"/>
         </w:rPr>
-        <w:t>）。</w:t>
-      </w:r>
+        <w:t xml:space="preserve">）。</w:t>
+      </w:r>
+    </w:p>
+    <w:p>
+      <w:pPr>
+        <w:pStyle w:val="BodyText"/>
+        <w:ind w:firstLine="420"/>
+      </w:pPr>
       <w:r>
         <w:rPr>
           <w:rFonts w:hint="eastAsia" w:ascii="Times New Roman" w:hAnsi="Times New Roman" w:eastAsia="FangSong" w:cs="Times New Roman"/>
@@ -14979,9 +15488,29 @@
         <w:t>。</w:t>
       </w:r>
     </w:p>
+    <w:bookmarkEnd w:id="59"/>
+    <w:bookmarkStart w:id="63" w:name="联氨的偏斜构象与推进剂应用"/>
     <w:p>
       <w:pPr>
-        <w:pStyle w:val="BodyText"/>
+        <w:pStyle w:val="Heading3"/>
+        <w:spacing w:before="280" w:after="120"/>
+      </w:pPr>
+      <w:r>
+        <w:rPr>
+          <w:rFonts w:ascii="Times New Roman" w:hAnsi="Times New Roman" w:eastAsia="Times New Roman" w:cs="Times New Roman"/>
+        </w:rPr>
+        <w:t xml:space="preserve">3.4 </w:t>
+      </w:r>
+      <w:r>
+        <w:rPr>
+          <w:rFonts w:hint="eastAsia" w:ascii="Times New Roman" w:hAnsi="Times New Roman" w:eastAsia="SimHei" w:cs="Times New Roman"/>
+        </w:rPr>
+        <w:t xml:space="preserve">联氨的偏斜构象与推进剂应用</w:t>
+      </w:r>
+    </w:p>
+    <w:p>
+      <w:pPr>
+        <w:pStyle w:val="FirstParagraph"/>
         <w:spacing w:before="160" w:after="80"/>
         <w:jc w:val="center"/>
       </w:pPr>
@@ -14993,18 +15522,18 @@
           <wp:inline>
             <wp:extent cx="2667000" cy="1709133"/>
             <wp:effectExtent b="0" l="0" r="0" t="0"/>
-            <wp:docPr descr="" title="" id="45" name="Picture"/>
+            <wp:docPr descr="" title="" id="61" name="Picture"/>
             <a:graphic>
               <a:graphicData uri="http://schemas.openxmlformats.org/drawingml/2006/picture">
                 <pic:pic>
                   <pic:nvPicPr>
-                    <pic:cNvPr descr="f551cba9609a4bffb1339b8dffd5eeb6a1b5be64d3480bfe6cf71950091ad751.jpg" id="46" name="Picture"/>
+                    <pic:cNvPr descr="f551cba9609a4bffb1339b8dffd5eeb6a1b5be64d3480bfe6cf71950091ad751.jpg" id="62" name="Picture"/>
                     <pic:cNvPicPr>
                       <a:picLocks noChangeArrowheads="1" noChangeAspect="1"/>
                     </pic:cNvPicPr>
                   </pic:nvPicPr>
                   <pic:blipFill>
-                    <a:blip r:embed="rId44"/>
+                    <a:blip r:embed="rId60"/>
                     <a:stretch>
                       <a:fillRect/>
                     </a:stretch>
@@ -15681,9 +16210,29 @@
         <w:t>。</w:t>
       </w:r>
     </w:p>
+    <w:bookmarkEnd w:id="63"/>
+    <w:bookmarkStart w:id="67" w:name="叠氮酸与叠氮根的等电子体系"/>
     <w:p>
       <w:pPr>
-        <w:pStyle w:val="BodyText"/>
+        <w:pStyle w:val="Heading3"/>
+        <w:spacing w:before="280" w:after="120"/>
+      </w:pPr>
+      <w:r>
+        <w:rPr>
+          <w:rFonts w:ascii="Times New Roman" w:hAnsi="Times New Roman" w:eastAsia="Times New Roman" w:cs="Times New Roman"/>
+        </w:rPr>
+        <w:t xml:space="preserve">3.5 </w:t>
+      </w:r>
+      <w:r>
+        <w:rPr>
+          <w:rFonts w:hint="eastAsia" w:ascii="Times New Roman" w:hAnsi="Times New Roman" w:eastAsia="SimHei" w:cs="Times New Roman"/>
+        </w:rPr>
+        <w:t xml:space="preserve">叠氮酸与叠氮根的等电子体系</w:t>
+      </w:r>
+    </w:p>
+    <w:p>
+      <w:pPr>
+        <w:pStyle w:val="FirstParagraph"/>
         <w:spacing w:before="160" w:after="80"/>
         <w:jc w:val="center"/>
       </w:pPr>
@@ -15695,18 +16244,18 @@
           <wp:inline>
             <wp:extent cx="2667000" cy="2623844"/>
             <wp:effectExtent b="0" l="0" r="0" t="0"/>
-            <wp:docPr descr="" title="" id="48" name="Picture"/>
+            <wp:docPr descr="" title="" id="65" name="Picture"/>
             <a:graphic>
               <a:graphicData uri="http://schemas.openxmlformats.org/drawingml/2006/picture">
                 <pic:pic>
                   <pic:nvPicPr>
-                    <pic:cNvPr descr="5987658fe5d57e0b3de3b8569706b3cb6d06cdfd321e2289d22d1303c0fa3614.jpg" id="49" name="Picture"/>
+                    <pic:cNvPr descr="5987658fe5d57e0b3de3b8569706b3cb6d06cdfd321e2289d22d1303c0fa3614.jpg" id="66" name="Picture"/>
                     <pic:cNvPicPr>
                       <a:picLocks noChangeArrowheads="1" noChangeAspect="1"/>
                     </pic:cNvPicPr>
                   </pic:nvPicPr>
                   <pic:blipFill>
-                    <a:blip r:embed="rId47"/>
+                    <a:blip r:embed="rId64"/>
                     <a:stretch>
                       <a:fillRect/>
                     </a:stretch>
@@ -16499,10 +17048,16 @@
       </m:oMath>
       <w:r>
         <w:rPr>
-          <w:rFonts w:hint="eastAsia" w:ascii="Times New Roman" w:hAnsi="Times New Roman" w:eastAsia="Times New Roman" w:cs="Times New Roman"/>
-        </w:rPr>
-        <w:t>。</w:t>
-      </w:r>
+          <w:rFonts w:ascii="Times New Roman" w:hAnsi="Times New Roman" w:eastAsia="Times New Roman" w:cs="Times New Roman"/>
+        </w:rPr>
+        <w:t xml:space="preserve">。</w:t>
+      </w:r>
+    </w:p>
+    <w:p>
+      <w:pPr>
+        <w:pStyle w:val="BodyText"/>
+        <w:ind w:firstLine="420"/>
+      </w:pPr>
       <w:r>
         <w:rPr>
           <w:rFonts w:hint="eastAsia" w:ascii="Times New Roman" w:hAnsi="Times New Roman" w:eastAsia="FangSong" w:cs="Times New Roman"/>
@@ -17001,9 +17556,41 @@
         <w:t>。</w:t>
       </w:r>
     </w:p>
+    <w:bookmarkEnd w:id="67"/>
+    <w:bookmarkStart w:id="71" w:name="氮气的配位活化与-dcd-反馈机理"/>
     <w:p>
       <w:pPr>
-        <w:pStyle w:val="BodyText"/>
+        <w:pStyle w:val="Heading3"/>
+        <w:spacing w:before="280" w:after="120"/>
+      </w:pPr>
+      <w:r>
+        <w:rPr>
+          <w:rFonts w:ascii="Times New Roman" w:hAnsi="Times New Roman" w:eastAsia="Times New Roman" w:cs="Times New Roman"/>
+        </w:rPr>
+        <w:t xml:space="preserve">3.6 </w:t>
+      </w:r>
+      <w:r>
+        <w:rPr>
+          <w:rFonts w:hint="eastAsia" w:ascii="Times New Roman" w:hAnsi="Times New Roman" w:eastAsia="SimHei" w:cs="Times New Roman"/>
+        </w:rPr>
+        <w:t xml:space="preserve">氮气的配位活化与</w:t>
+      </w:r>
+      <w:r>
+        <w:rPr>
+          <w:rFonts w:ascii="Times New Roman" w:hAnsi="Times New Roman" w:eastAsia="Times New Roman" w:cs="Times New Roman"/>
+        </w:rPr>
+        <w:t xml:space="preserve"> DCD </w:t>
+      </w:r>
+      <w:r>
+        <w:rPr>
+          <w:rFonts w:hint="eastAsia" w:ascii="Times New Roman" w:hAnsi="Times New Roman" w:eastAsia="SimHei" w:cs="Times New Roman"/>
+        </w:rPr>
+        <w:t xml:space="preserve">反馈机理</w:t>
+      </w:r>
+    </w:p>
+    <w:p>
+      <w:pPr>
+        <w:pStyle w:val="FirstParagraph"/>
         <w:spacing w:before="160" w:after="80"/>
         <w:jc w:val="center"/>
       </w:pPr>
@@ -17015,18 +17602,18 @@
           <wp:inline>
             <wp:extent cx="2667000" cy="2091764"/>
             <wp:effectExtent b="0" l="0" r="0" t="0"/>
-            <wp:docPr descr="" title="" id="51" name="Picture"/>
+            <wp:docPr descr="" title="" id="69" name="Picture"/>
             <a:graphic>
               <a:graphicData uri="http://schemas.openxmlformats.org/drawingml/2006/picture">
                 <pic:pic>
                   <pic:nvPicPr>
-                    <pic:cNvPr descr="e786f4a2b5528f4891af88ad7b474799a1d33d70c7917fb01ec668d5ab80341a.jpg" id="52" name="Picture"/>
+                    <pic:cNvPr descr="e786f4a2b5528f4891af88ad7b474799a1d33d70c7917fb01ec668d5ab80341a.jpg" id="70" name="Picture"/>
                     <pic:cNvPicPr>
                       <a:picLocks noChangeArrowheads="1" noChangeAspect="1"/>
                     </pic:cNvPicPr>
                   </pic:nvPicPr>
                   <pic:blipFill>
-                    <a:blip r:embed="rId50"/>
+                    <a:blip r:embed="rId68"/>
                     <a:stretch>
                       <a:fillRect/>
                     </a:stretch>
@@ -17833,13 +18420,19 @@
         <w:rPr>
           <w:rFonts w:hint="eastAsia" w:ascii="Times New Roman" w:hAnsi="Times New Roman" w:eastAsia="Times New Roman" w:cs="Times New Roman"/>
         </w:rPr>
-        <w:t>feedback）。</w:t>
-      </w:r>
-      <w:r>
-        <w:rPr>
-          <w:rFonts w:hint="eastAsia" w:ascii="Times New Roman" w:hAnsi="Times New Roman" w:eastAsia="FangSong" w:cs="Times New Roman"/>
-        </w:rPr>
-        <w:t>向反键轨道强行泵入电子的结果是使</w:t>
+        <w:t xml:space="preserve">feedback）。</w:t>
+      </w:r>
+    </w:p>
+    <w:p>
+      <w:pPr>
+        <w:pStyle w:val="BodyText"/>
+        <w:ind w:firstLine="420"/>
+      </w:pPr>
+      <w:r>
+        <w:rPr>
+          <w:rFonts w:hint="eastAsia" w:ascii="Times New Roman" w:hAnsi="Times New Roman" w:eastAsia="FangSong" w:cs="Times New Roman"/>
+        </w:rPr>
+        <w:t xml:space="preserve">向反键轨道强行泵入电子的结果是使</w:t>
       </w:r>
       <w:r>
         <w:rPr>
@@ -18148,8 +18741,9 @@
         <w:t>。</w:t>
       </w:r>
     </w:p>
-    <w:bookmarkEnd w:id="53"/>
-    <w:bookmarkStart w:id="63" w:name="氮的氧化物含氧酸与氧化还原滑尺"/>
+    <w:bookmarkEnd w:id="71"/>
+    <w:bookmarkEnd w:id="72"/>
+    <w:bookmarkStart w:id="86" w:name="氮的氧化物含氧酸与氧化还原滑尺"/>
     <w:p>
       <w:pPr>
         <w:pStyle w:val="Heading2"/>
@@ -18178,6 +18772,37 @@
           <w:rFonts w:hint="eastAsia" w:ascii="Times New Roman" w:hAnsi="Times New Roman" w:eastAsia="SimHei" w:cs="Times New Roman"/>
         </w:rPr>
         <w:t>含氧酸与氧化还原滑尺</w:t>
+      </w:r>
+    </w:p>
+    <w:bookmarkStart w:id="76" w:name="氮氧化物家族与-13-氧化态"/>
+    <w:p>
+      <w:pPr>
+        <w:pStyle w:val="Heading3"/>
+        <w:spacing w:before="280" w:after="120"/>
+      </w:pPr>
+      <w:r>
+        <w:rPr>
+          <w:rFonts w:ascii="Times New Roman" w:hAnsi="Times New Roman" w:eastAsia="Times New Roman" w:cs="Times New Roman"/>
+        </w:rPr>
+        <w:t xml:space="preserve">4.1 </w:t>
+      </w:r>
+      <w:r>
+        <w:rPr>
+          <w:rFonts w:hint="eastAsia" w:ascii="Times New Roman" w:hAnsi="Times New Roman" w:eastAsia="SimHei" w:cs="Times New Roman"/>
+        </w:rPr>
+        <w:t xml:space="preserve">氮氧化物家族与</w:t>
+      </w:r>
+      <w:r>
+        <w:rPr>
+          <w:rFonts w:ascii="Times New Roman" w:hAnsi="Times New Roman" w:eastAsia="Times New Roman" w:cs="Times New Roman"/>
+        </w:rPr>
+        <w:t xml:space="preserve"> +1~+3 </w:t>
+      </w:r>
+      <w:r>
+        <w:rPr>
+          <w:rFonts w:hint="eastAsia" w:ascii="Times New Roman" w:hAnsi="Times New Roman" w:eastAsia="SimHei" w:cs="Times New Roman"/>
+        </w:rPr>
+        <w:t xml:space="preserve">氧化态</w:t>
       </w:r>
     </w:p>
     <w:p>
@@ -18732,14 +19357,14 @@
         <w:rPr>
           <w:rFonts w:ascii="Times New Roman" w:hAnsi="Times New Roman" w:eastAsia="Times New Roman" w:cs="Times New Roman"/>
         </w:rPr>
-        <w:t xml:space="preserve"> </w:t>
-      </w:r>
-      <w:r>
-        <w:rPr>
-          <w:rFonts w:hint="eastAsia" w:ascii="Times New Roman" w:hAnsi="Times New Roman" w:eastAsia="Times New Roman" w:cs="Times New Roman"/>
-        </w:rPr>
-        <w:t>2.5。</w:t>
-      </w:r>
+        <w:t xml:space="preserve"> 2.5。</w:t>
+      </w:r>
+    </w:p>
+    <w:p>
+      <w:pPr>
+        <w:pStyle w:val="BodyText"/>
+        <w:ind w:firstLine="420"/>
+      </w:pPr>
       <w:r>
         <w:rPr>
           <w:rFonts w:hint="eastAsia" w:ascii="Times New Roman" w:hAnsi="Times New Roman" w:eastAsia="FangSong" w:cs="Times New Roman"/>
@@ -19475,18 +20100,18 @@
           <wp:inline>
             <wp:extent cx="2667000" cy="1930934"/>
             <wp:effectExtent b="0" l="0" r="0" t="0"/>
-            <wp:docPr descr="" title="" id="55" name="Picture"/>
+            <wp:docPr descr="" title="" id="74" name="Picture"/>
             <a:graphic>
               <a:graphicData uri="http://schemas.openxmlformats.org/drawingml/2006/picture">
                 <pic:pic>
                   <pic:nvPicPr>
-                    <pic:cNvPr descr="afbe5d5a92d8c10bc7d8846d2af4ff1ce821e5bd0f006aa91339382e202c4251.jpg" id="56" name="Picture"/>
+                    <pic:cNvPr descr="afbe5d5a92d8c10bc7d8846d2af4ff1ce821e5bd0f006aa91339382e202c4251.jpg" id="75" name="Picture"/>
                     <pic:cNvPicPr>
                       <a:picLocks noChangeArrowheads="1" noChangeAspect="1"/>
                     </pic:cNvPicPr>
                   </pic:nvPicPr>
                   <pic:blipFill>
-                    <a:blip r:embed="rId54"/>
+                    <a:blip r:embed="rId73"/>
                     <a:stretch>
                       <a:fillRect/>
                     </a:stretch>
@@ -19549,9 +20174,92 @@
         <w:t>四氧化二氮平面二聚体分子结构</w:t>
       </w:r>
     </w:p>
+    <w:bookmarkEnd w:id="76"/>
+    <w:bookmarkStart w:id="83" w:name="氧化态no₂-与-n₂o₄-的二聚平衡"/>
     <w:p>
       <w:pPr>
-        <w:pStyle w:val="BodyText"/>
+        <w:pStyle w:val="Heading3"/>
+        <w:spacing w:before="280" w:after="120"/>
+      </w:pPr>
+      <w:r>
+        <w:rPr>
+          <w:rFonts w:ascii="Times New Roman" w:hAnsi="Times New Roman" w:eastAsia="Times New Roman" w:cs="Times New Roman"/>
+        </w:rPr>
+        <w:t xml:space="preserve">4.2 +4 </w:t>
+      </w:r>
+      <w:r>
+        <w:rPr>
+          <w:rFonts w:hint="eastAsia" w:ascii="Times New Roman" w:hAnsi="Times New Roman" w:eastAsia="SimHei" w:cs="Times New Roman"/>
+        </w:rPr>
+        <w:t>氧化态</w:t>
+      </w:r>
+      <w:r>
+        <w:rPr>
+          <w:rFonts w:hint="eastAsia" w:ascii="Times New Roman" w:hAnsi="Times New Roman" w:eastAsia="Times New Roman" w:cs="Times New Roman"/>
+        </w:rPr>
+        <w:t>：NO</w:t>
+      </w:r>
+      <w:r>
+        <w:rPr>
+          <w:rFonts w:hint="eastAsia" w:ascii="Times New Roman" w:hAnsi="Times New Roman" w:eastAsia="Times New Roman" w:cs="Times New Roman"/>
+          <w:vertAlign w:val="subscript"/>
+        </w:rPr>
+        <w:t>2</w:t>
+      </w:r>
+      <w:r>
+        <w:rPr>
+          <w:rFonts w:ascii="Times New Roman" w:hAnsi="Times New Roman" w:eastAsia="Times New Roman" w:cs="Times New Roman"/>
+        </w:rPr>
+        <w:t xml:space="preserve"> </w:t>
+      </w:r>
+      <w:r>
+        <w:rPr>
+          <w:rFonts w:hint="eastAsia" w:ascii="Times New Roman" w:hAnsi="Times New Roman" w:eastAsia="SimHei" w:cs="Times New Roman"/>
+        </w:rPr>
+        <w:t xml:space="preserve">与</w:t>
+      </w:r>
+      <w:r>
+        <w:rPr>
+          <w:rFonts w:ascii="Times New Roman" w:hAnsi="Times New Roman" w:eastAsia="Times New Roman" w:cs="Times New Roman"/>
+        </w:rPr>
+        <w:t xml:space="preserve"> N</w:t>
+      </w:r>
+      <w:r>
+        <w:rPr>
+          <w:rFonts w:ascii="Times New Roman" w:hAnsi="Times New Roman" w:eastAsia="Times New Roman" w:cs="Times New Roman"/>
+          <w:vertAlign w:val="subscript"/>
+        </w:rPr>
+        <w:t>2</w:t>
+      </w:r>
+      <w:r>
+        <w:rPr>
+          <w:rFonts w:ascii="Times New Roman" w:hAnsi="Times New Roman" w:eastAsia="Times New Roman" w:cs="Times New Roman"/>
+        </w:rPr>
+        <w:t>O</w:t>
+      </w:r>
+      <w:r>
+        <w:rPr>
+          <w:rFonts w:ascii="Times New Roman" w:hAnsi="Times New Roman" w:eastAsia="Times New Roman" w:cs="Times New Roman"/>
+          <w:vertAlign w:val="subscript"/>
+        </w:rPr>
+        <w:t>4</w:t>
+      </w:r>
+      <w:r>
+        <w:rPr>
+          <w:rFonts w:ascii="Times New Roman" w:hAnsi="Times New Roman" w:eastAsia="Times New Roman" w:cs="Times New Roman"/>
+        </w:rPr>
+        <w:t xml:space="preserve"> </w:t>
+      </w:r>
+      <w:r>
+        <w:rPr>
+          <w:rFonts w:hint="eastAsia" w:ascii="Times New Roman" w:hAnsi="Times New Roman" w:eastAsia="SimHei" w:cs="Times New Roman"/>
+        </w:rPr>
+        <w:t xml:space="preserve">的二聚平衡</w:t>
+      </w:r>
+    </w:p>
+    <w:p>
+      <w:pPr>
+        <w:pStyle w:val="FirstParagraph"/>
         <w:ind w:firstLine="420"/>
       </w:pPr>
       <w:r>
@@ -20536,18 +21244,18 @@
           <wp:inline>
             <wp:extent cx="2667000" cy="1244600"/>
             <wp:effectExtent b="0" l="0" r="0" t="0"/>
-            <wp:docPr descr="" title="" id="58" name="Picture"/>
+            <wp:docPr descr="" title="" id="78" name="Picture"/>
             <a:graphic>
               <a:graphicData uri="http://schemas.openxmlformats.org/drawingml/2006/picture">
                 <pic:pic>
                   <pic:nvPicPr>
-                    <pic:cNvPr descr="61424a117d69f6db5ec737e3dc0bfe241751cd28aa9a772aee04c5ffbfcdd894.jpg" id="59" name="Picture"/>
+                    <pic:cNvPr descr="61424a117d69f6db5ec737e3dc0bfe241751cd28aa9a772aee04c5ffbfcdd894.jpg" id="79" name="Picture"/>
                     <pic:cNvPicPr>
                       <a:picLocks noChangeArrowheads="1" noChangeAspect="1"/>
                     </pic:cNvPicPr>
                   </pic:nvPicPr>
                   <pic:blipFill>
-                    <a:blip r:embed="rId57"/>
+                    <a:blip r:embed="rId77"/>
                     <a:stretch>
                       <a:fillRect/>
                     </a:stretch>
@@ -21424,18 +22132,18 @@
           <wp:inline>
             <wp:extent cx="2667000" cy="479425"/>
             <wp:effectExtent b="0" l="0" r="0" t="0"/>
-            <wp:docPr descr="" title="" id="61" name="Picture"/>
+            <wp:docPr descr="" title="" id="81" name="Picture"/>
             <a:graphic>
               <a:graphicData uri="http://schemas.openxmlformats.org/drawingml/2006/picture">
                 <pic:pic>
                   <pic:nvPicPr>
-                    <pic:cNvPr descr="d7f0b6f352ab8dce8f96f1eb86fb62b9b1469ecc7e94fcafaf4b2be710da361d.jpg" id="62" name="Picture"/>
+                    <pic:cNvPr descr="d7f0b6f352ab8dce8f96f1eb86fb62b9b1469ecc7e94fcafaf4b2be710da361d.jpg" id="82" name="Picture"/>
                     <pic:cNvPicPr>
                       <a:picLocks noChangeArrowheads="1" noChangeAspect="1"/>
                     </pic:cNvPicPr>
                   </pic:nvPicPr>
                   <pic:blipFill>
-                    <a:blip r:embed="rId60"/>
+                    <a:blip r:embed="rId80"/>
                     <a:stretch>
                       <a:fillRect/>
                     </a:stretch>
@@ -21498,9 +22206,29 @@
         <w:t>硝酸氧化还原产物与浓度滑尺关系</w:t>
       </w:r>
     </w:p>
+    <w:bookmarkEnd w:id="83"/>
+    <w:bookmarkStart w:id="84" w:name="硝酸的强氧化性与浓度滑尺"/>
     <w:p>
       <w:pPr>
-        <w:pStyle w:val="BodyText"/>
+        <w:pStyle w:val="Heading3"/>
+        <w:spacing w:before="280" w:after="120"/>
+      </w:pPr>
+      <w:r>
+        <w:rPr>
+          <w:rFonts w:ascii="Times New Roman" w:hAnsi="Times New Roman" w:eastAsia="Times New Roman" w:cs="Times New Roman"/>
+        </w:rPr>
+        <w:t xml:space="preserve">4.3 </w:t>
+      </w:r>
+      <w:r>
+        <w:rPr>
+          <w:rFonts w:hint="eastAsia" w:ascii="Times New Roman" w:hAnsi="Times New Roman" w:eastAsia="SimHei" w:cs="Times New Roman"/>
+        </w:rPr>
+        <w:t xml:space="preserve">硝酸的强氧化性与浓度滑尺</w:t>
+      </w:r>
+    </w:p>
+    <w:p>
+      <w:pPr>
+        <w:pStyle w:val="FirstParagraph"/>
         <w:ind w:firstLine="420"/>
       </w:pPr>
       <w:r>
@@ -22244,12 +22972,12 @@
         </w:rPr>
         <w:t xml:space="preserve">；</w:t>
       </w:r>
-      <w:r>
-        <w:rPr>
-          <w:rFonts w:ascii="Times New Roman" w:hAnsi="Times New Roman" w:eastAsia="Times New Roman" w:cs="Times New Roman"/>
-        </w:rPr>
-        <w:t xml:space="preserve"> </w:t>
-      </w:r>
+    </w:p>
+    <w:p>
+      <w:pPr>
+        <w:pStyle w:val="BodyText"/>
+        <w:ind w:firstLine="420"/>
+      </w:pPr>
       <w:r>
         <w:rPr>
           <w:rFonts w:hint="eastAsia" w:ascii="Times New Roman" w:hAnsi="Times New Roman" w:eastAsia="FangSong" w:cs="Times New Roman"/>
@@ -23274,9 +24002,29 @@
         <w:t xml:space="preserve">。</w:t>
       </w:r>
     </w:p>
+    <w:bookmarkEnd w:id="84"/>
+    <w:bookmarkStart w:id="85" w:name="王水的协同溶解机理"/>
     <w:p>
       <w:pPr>
-        <w:pStyle w:val="BodyText"/>
+        <w:pStyle w:val="Heading3"/>
+        <w:spacing w:before="280" w:after="120"/>
+      </w:pPr>
+      <w:r>
+        <w:rPr>
+          <w:rFonts w:ascii="Times New Roman" w:hAnsi="Times New Roman" w:eastAsia="Times New Roman" w:cs="Times New Roman"/>
+        </w:rPr>
+        <w:t xml:space="preserve">4.4 </w:t>
+      </w:r>
+      <w:r>
+        <w:rPr>
+          <w:rFonts w:hint="eastAsia" w:ascii="Times New Roman" w:hAnsi="Times New Roman" w:eastAsia="SimHei" w:cs="Times New Roman"/>
+        </w:rPr>
+        <w:t xml:space="preserve">王水的协同溶解机理</w:t>
+      </w:r>
+    </w:p>
+    <w:p>
+      <w:pPr>
+        <w:pStyle w:val="FirstParagraph"/>
         <w:ind w:firstLine="420"/>
       </w:pPr>
       <w:r>
@@ -24112,8 +24860,9 @@
         <w:t>。</w:t>
       </w:r>
     </w:p>
-    <w:bookmarkEnd w:id="63"/>
-    <w:bookmarkStart w:id="82" w:name="磷的同素异形体与含氧化合物"/>
+    <w:bookmarkEnd w:id="85"/>
+    <w:bookmarkEnd w:id="86"/>
+    <w:bookmarkStart w:id="111" w:name="磷的同素异形体与含氧化合物"/>
     <w:p>
       <w:pPr>
         <w:pStyle w:val="Heading2"/>
@@ -24130,6 +24879,25 @@
           <w:rFonts w:hint="eastAsia" w:ascii="Times New Roman" w:hAnsi="Times New Roman" w:eastAsia="SimHei" w:cs="Times New Roman"/>
         </w:rPr>
         <w:t xml:space="preserve">磷的同素异形体与含氧化合物</w:t>
+      </w:r>
+    </w:p>
+    <w:bookmarkStart w:id="87" w:name="磷的成键特征与同素异形体总览"/>
+    <w:p>
+      <w:pPr>
+        <w:pStyle w:val="Heading3"/>
+        <w:spacing w:before="280" w:after="120"/>
+      </w:pPr>
+      <w:r>
+        <w:rPr>
+          <w:rFonts w:ascii="Times New Roman" w:hAnsi="Times New Roman" w:eastAsia="Times New Roman" w:cs="Times New Roman"/>
+        </w:rPr>
+        <w:t xml:space="preserve">5.1 </w:t>
+      </w:r>
+      <w:r>
+        <w:rPr>
+          <w:rFonts w:hint="eastAsia" w:ascii="Times New Roman" w:hAnsi="Times New Roman" w:eastAsia="SimHei" w:cs="Times New Roman"/>
+        </w:rPr>
+        <w:t xml:space="preserve">磷的成键特征与同素异形体总览</w:t>
       </w:r>
     </w:p>
     <w:p>
@@ -24249,9 +25017,54 @@
         <w:t>。</w:t>
       </w:r>
     </w:p>
+    <w:bookmarkEnd w:id="87"/>
+    <w:bookmarkStart w:id="91" w:name="白磷的-p₄-四面体与香蕉键"/>
     <w:p>
       <w:pPr>
-        <w:pStyle w:val="BodyText"/>
+        <w:pStyle w:val="Heading3"/>
+        <w:spacing w:before="280" w:after="120"/>
+      </w:pPr>
+      <w:r>
+        <w:rPr>
+          <w:rFonts w:ascii="Times New Roman" w:hAnsi="Times New Roman" w:eastAsia="Times New Roman" w:cs="Times New Roman"/>
+        </w:rPr>
+        <w:t xml:space="preserve">5.2 </w:t>
+      </w:r>
+      <w:r>
+        <w:rPr>
+          <w:rFonts w:hint="eastAsia" w:ascii="Times New Roman" w:hAnsi="Times New Roman" w:eastAsia="SimHei" w:cs="Times New Roman"/>
+        </w:rPr>
+        <w:t xml:space="preserve">白磷的</w:t>
+      </w:r>
+      <w:r>
+        <w:rPr>
+          <w:rFonts w:ascii="Times New Roman" w:hAnsi="Times New Roman" w:eastAsia="Times New Roman" w:cs="Times New Roman"/>
+        </w:rPr>
+        <w:t xml:space="preserve"> P</w:t>
+      </w:r>
+      <w:r>
+        <w:rPr>
+          <w:rFonts w:ascii="Times New Roman" w:hAnsi="Times New Roman" w:eastAsia="Times New Roman" w:cs="Times New Roman"/>
+          <w:vertAlign w:val="subscript"/>
+        </w:rPr>
+        <w:t>4</w:t>
+      </w:r>
+      <w:r>
+        <w:rPr>
+          <w:rFonts w:ascii="Times New Roman" w:hAnsi="Times New Roman" w:eastAsia="Times New Roman" w:cs="Times New Roman"/>
+        </w:rPr>
+        <w:t xml:space="preserve"> </w:t>
+      </w:r>
+      <w:r>
+        <w:rPr>
+          <w:rFonts w:hint="eastAsia" w:ascii="Times New Roman" w:hAnsi="Times New Roman" w:eastAsia="SimHei" w:cs="Times New Roman"/>
+        </w:rPr>
+        <w:t xml:space="preserve">四面体与香蕉键</w:t>
+      </w:r>
+    </w:p>
+    <w:p>
+      <w:pPr>
+        <w:pStyle w:val="FirstParagraph"/>
         <w:spacing w:before="160" w:after="80"/>
         <w:jc w:val="center"/>
       </w:pPr>
@@ -24263,18 +25076,18 @@
           <wp:inline>
             <wp:extent cx="2667000" cy="1547378"/>
             <wp:effectExtent b="0" l="0" r="0" t="0"/>
-            <wp:docPr descr="" title="" id="65" name="Picture"/>
+            <wp:docPr descr="" title="" id="89" name="Picture"/>
             <a:graphic>
               <a:graphicData uri="http://schemas.openxmlformats.org/drawingml/2006/picture">
                 <pic:pic>
                   <pic:nvPicPr>
-                    <pic:cNvPr descr="9a0caf8e6e9b7b2b2dff2d34d82da98c9f752ee449426e8df43c0fbe136afe7a.png" id="66" name="Picture"/>
+                    <pic:cNvPr descr="9a0caf8e6e9b7b2b2dff2d34d82da98c9f752ee449426e8df43c0fbe136afe7a.png" id="90" name="Picture"/>
                     <pic:cNvPicPr>
                       <a:picLocks noChangeArrowheads="1" noChangeAspect="1"/>
                     </pic:cNvPicPr>
                   </pic:nvPicPr>
                   <pic:blipFill>
-                    <a:blip r:embed="rId64"/>
+                    <a:blip r:embed="rId88"/>
                     <a:stretch>
                       <a:fillRect/>
                     </a:stretch>
@@ -24328,7 +25141,7 @@
         <w:rPr>
           <w:rFonts w:hint="eastAsia" w:ascii="Times New Roman" w:hAnsi="Times New Roman" w:eastAsia="Times New Roman" w:cs="Times New Roman"/>
         </w:rPr>
-        <w:t>2-19：</w:t>
+        <w:t>2-18：</w:t>
       </w:r>
       <w:r>
         <w:rPr>
@@ -25027,9 +25840,29 @@
         <w:t>。</w:t>
       </w:r>
     </w:p>
+    <w:bookmarkEnd w:id="91"/>
+    <w:bookmarkStart w:id="98" w:name="黑磷的褶皱层状结构与热力学稳定性"/>
     <w:p>
       <w:pPr>
-        <w:pStyle w:val="BodyText"/>
+        <w:pStyle w:val="Heading3"/>
+        <w:spacing w:before="280" w:after="120"/>
+      </w:pPr>
+      <w:r>
+        <w:rPr>
+          <w:rFonts w:ascii="Times New Roman" w:hAnsi="Times New Roman" w:eastAsia="Times New Roman" w:cs="Times New Roman"/>
+        </w:rPr>
+        <w:t xml:space="preserve">5.3 </w:t>
+      </w:r>
+      <w:r>
+        <w:rPr>
+          <w:rFonts w:hint="eastAsia" w:ascii="Times New Roman" w:hAnsi="Times New Roman" w:eastAsia="SimHei" w:cs="Times New Roman"/>
+        </w:rPr>
+        <w:t xml:space="preserve">黑磷的褶皱层状结构与热力学稳定性</w:t>
+      </w:r>
+    </w:p>
+    <w:p>
+      <w:pPr>
+        <w:pStyle w:val="FirstParagraph"/>
         <w:spacing w:before="160" w:after="80"/>
         <w:jc w:val="center"/>
       </w:pPr>
@@ -25041,18 +25874,18 @@
           <wp:inline>
             <wp:extent cx="2667000" cy="3611262"/>
             <wp:effectExtent b="0" l="0" r="0" t="0"/>
-            <wp:docPr descr="" title="" id="68" name="Picture"/>
+            <wp:docPr descr="" title="" id="93" name="Picture"/>
             <a:graphic>
               <a:graphicData uri="http://schemas.openxmlformats.org/drawingml/2006/picture">
                 <pic:pic>
                   <pic:nvPicPr>
-                    <pic:cNvPr descr="09882c1771031a3ee20c1c5fc7e6fd0468ac109f3718ac509c00a0885848d02a.jpg" id="69" name="Picture"/>
+                    <pic:cNvPr descr="09882c1771031a3ee20c1c5fc7e6fd0468ac109f3718ac509c00a0885848d02a.jpg" id="94" name="Picture"/>
                     <pic:cNvPicPr>
                       <a:picLocks noChangeArrowheads="1" noChangeAspect="1"/>
                     </pic:cNvPicPr>
                   </pic:nvPicPr>
                   <pic:blipFill>
-                    <a:blip r:embed="rId67"/>
+                    <a:blip r:embed="rId92"/>
                     <a:stretch>
                       <a:fillRect/>
                     </a:stretch>
@@ -25106,7 +25939,7 @@
         <w:rPr>
           <w:rFonts w:hint="eastAsia" w:ascii="Times New Roman" w:hAnsi="Times New Roman" w:eastAsia="Times New Roman" w:cs="Times New Roman"/>
         </w:rPr>
-        <w:t>2-20：</w:t>
+        <w:t>2-19：</w:t>
       </w:r>
       <w:r>
         <w:rPr>
@@ -25593,18 +26426,18 @@
           <wp:inline>
             <wp:extent cx="2667000" cy="2515387"/>
             <wp:effectExtent b="0" l="0" r="0" t="0"/>
-            <wp:docPr descr="" title="" id="71" name="Picture"/>
+            <wp:docPr descr="" title="" id="96" name="Picture"/>
             <a:graphic>
               <a:graphicData uri="http://schemas.openxmlformats.org/drawingml/2006/picture">
                 <pic:pic>
                   <pic:nvPicPr>
-                    <pic:cNvPr descr="5d5251a1c97d1b6b815c44fee2d438270f164dd9bd4bb493cf589e35ea79d8ae.jpg" id="72" name="Picture"/>
+                    <pic:cNvPr descr="5d5251a1c97d1b6b815c44fee2d438270f164dd9bd4bb493cf589e35ea79d8ae.jpg" id="97" name="Picture"/>
                     <pic:cNvPicPr>
                       <a:picLocks noChangeArrowheads="1" noChangeAspect="1"/>
                     </pic:cNvPicPr>
                   </pic:nvPicPr>
                   <pic:blipFill>
-                    <a:blip r:embed="rId70"/>
+                    <a:blip r:embed="rId95"/>
                     <a:stretch>
                       <a:fillRect/>
                     </a:stretch>
@@ -25630,46 +26463,137 @@
           </wp:inline>
         </w:drawing>
       </w:r>
-      <w:r>
-        <w:rPr>
-          <w:rFonts w:ascii="Times New Roman" w:hAnsi="Times New Roman" w:eastAsia="Times New Roman" w:cs="Times New Roman"/>
-        </w:rPr>
-        <w:t xml:space="preserve"> </w:t>
-      </w:r>
-      <w:r>
-        <w:rPr>
-          <w:rFonts w:ascii="Times New Roman" w:hAnsi="Times New Roman" w:eastAsia="Times New Roman" w:cs="Times New Roman"/>
-        </w:rPr>
-        <w:t xml:space="preserve">&gt; </w:t>
-      </w:r>
-      <w:r>
-        <w:rPr>
-          <w:rFonts w:hint="eastAsia" w:ascii="Times New Roman" w:hAnsi="Times New Roman" w:eastAsia="FangSong" w:cs="Times New Roman"/>
-        </w:rPr>
-        <w:t xml:space="preserve">图</w:t>
-      </w:r>
-      <w:r>
-        <w:rPr>
-          <w:rFonts w:ascii="Times New Roman" w:hAnsi="Times New Roman" w:eastAsia="Times New Roman" w:cs="Times New Roman"/>
-        </w:rPr>
-        <w:t xml:space="preserve"> </w:t>
-      </w:r>
-      <w:r>
-        <w:rPr>
-          <w:rFonts w:hint="eastAsia" w:ascii="Times New Roman" w:hAnsi="Times New Roman" w:eastAsia="Times New Roman" w:cs="Times New Roman"/>
-        </w:rPr>
-        <w:t>2-21：</w:t>
-      </w:r>
-      <w:r>
-        <w:rPr>
-          <w:rFonts w:hint="eastAsia" w:ascii="Times New Roman" w:hAnsi="Times New Roman" w:eastAsia="FangSong" w:cs="Times New Roman"/>
-        </w:rPr>
-        <w:t>三氧化四磷金刚烷类似笼状结构</w:t>
+    </w:p>
+    <w:bookmarkEnd w:id="98"/>
+    <w:bookmarkStart w:id="102" w:name="磷的氧化物p₄o₆-与-p₄o₁₀"/>
+    <w:p>
+      <w:pPr>
+        <w:pStyle w:val="Heading3"/>
+        <w:spacing w:before="280" w:after="120"/>
+      </w:pPr>
+      <w:r>
+        <w:rPr>
+          <w:rFonts w:ascii="Times New Roman" w:hAnsi="Times New Roman" w:eastAsia="Times New Roman" w:cs="Times New Roman"/>
+        </w:rPr>
+        <w:t xml:space="preserve">5.4 </w:t>
+      </w:r>
+      <w:r>
+        <w:rPr>
+          <w:rFonts w:hint="eastAsia" w:ascii="Times New Roman" w:hAnsi="Times New Roman" w:eastAsia="SimHei" w:cs="Times New Roman"/>
+        </w:rPr>
+        <w:t>磷的氧化物</w:t>
+      </w:r>
+      <w:r>
+        <w:rPr>
+          <w:rFonts w:hint="eastAsia" w:ascii="Times New Roman" w:hAnsi="Times New Roman" w:eastAsia="Times New Roman" w:cs="Times New Roman"/>
+        </w:rPr>
+        <w:t>：P</w:t>
+      </w:r>
+      <w:r>
+        <w:rPr>
+          <w:rFonts w:hint="eastAsia" w:ascii="Times New Roman" w:hAnsi="Times New Roman" w:eastAsia="Times New Roman" w:cs="Times New Roman"/>
+          <w:vertAlign w:val="subscript"/>
+        </w:rPr>
+        <w:t>4</w:t>
+      </w:r>
+      <w:r>
+        <w:rPr>
+          <w:rFonts w:hint="eastAsia" w:ascii="Times New Roman" w:hAnsi="Times New Roman" w:eastAsia="Times New Roman" w:cs="Times New Roman"/>
+        </w:rPr>
+        <w:t>O</w:t>
+      </w:r>
+      <w:r>
+        <w:rPr>
+          <w:rFonts w:hint="eastAsia" w:ascii="Times New Roman" w:hAnsi="Times New Roman" w:eastAsia="Times New Roman" w:cs="Times New Roman"/>
+          <w:vertAlign w:val="subscript"/>
+        </w:rPr>
+        <w:t>6</w:t>
+      </w:r>
+      <w:r>
+        <w:rPr>
+          <w:rFonts w:ascii="Times New Roman" w:hAnsi="Times New Roman" w:eastAsia="Times New Roman" w:cs="Times New Roman"/>
+        </w:rPr>
+        <w:t xml:space="preserve"> </w:t>
+      </w:r>
+      <w:r>
+        <w:rPr>
+          <w:rFonts w:hint="eastAsia" w:ascii="Times New Roman" w:hAnsi="Times New Roman" w:eastAsia="SimHei" w:cs="Times New Roman"/>
+        </w:rPr>
+        <w:t xml:space="preserve">与</w:t>
+      </w:r>
+      <w:r>
+        <w:rPr>
+          <w:rFonts w:ascii="Times New Roman" w:hAnsi="Times New Roman" w:eastAsia="Times New Roman" w:cs="Times New Roman"/>
+        </w:rPr>
+        <w:t xml:space="preserve"> P</w:t>
+      </w:r>
+      <w:r>
+        <w:rPr>
+          <w:rFonts w:ascii="Times New Roman" w:hAnsi="Times New Roman" w:eastAsia="Times New Roman" w:cs="Times New Roman"/>
+          <w:vertAlign w:val="subscript"/>
+        </w:rPr>
+        <w:t>4</w:t>
+      </w:r>
+      <w:r>
+        <w:rPr>
+          <w:rFonts w:ascii="Times New Roman" w:hAnsi="Times New Roman" w:eastAsia="Times New Roman" w:cs="Times New Roman"/>
+        </w:rPr>
+        <w:t>O</w:t>
+      </w:r>
+      <w:r>
+        <w:rPr>
+          <w:rFonts w:ascii="Times New Roman" w:hAnsi="Times New Roman" w:eastAsia="Times New Roman" w:cs="Times New Roman"/>
+          <w:vertAlign w:val="subscript"/>
+        </w:rPr>
+        <w:t>10</w:t>
       </w:r>
     </w:p>
     <w:p>
       <w:pPr>
-        <w:pStyle w:val="BodyText"/>
+        <w:pStyle w:val="BlockText"/>
+        <w:spacing w:before="40" w:after="160"/>
+        <w:jc w:val="center"/>
+      </w:pPr>
+      <w:r>
+        <w:rPr>
+          <w:rFonts w:hint="eastAsia" w:ascii="Times New Roman" w:hAnsi="Times New Roman" w:eastAsia="FangSong" w:cs="Times New Roman"/>
+          <w:b w:val="0"/>
+          <w:i w:val="0"/>
+          <w:sz w:val="21"/>
+        </w:rPr>
+        <w:t xml:space="preserve">图</w:t>
+      </w:r>
+      <w:r>
+        <w:rPr>
+          <w:rFonts w:ascii="Times New Roman" w:hAnsi="Times New Roman" w:eastAsia="FangSong" w:cs="Times New Roman"/>
+          <w:b w:val="0"/>
+          <w:i w:val="0"/>
+          <w:sz w:val="21"/>
+        </w:rPr>
+        <w:t xml:space="preserve"> </w:t>
+      </w:r>
+      <w:r>
+        <w:rPr>
+          <w:rFonts w:hint="eastAsia" w:ascii="Times New Roman" w:hAnsi="Times New Roman" w:eastAsia="FangSong" w:cs="Times New Roman"/>
+          <w:b w:val="0"/>
+          <w:i w:val="0"/>
+          <w:sz w:val="21"/>
+        </w:rPr>
+        <w:t>2-20：</w:t>
+      </w:r>
+      <w:r>
+        <w:rPr>
+          <w:rFonts w:hint="eastAsia" w:ascii="Times New Roman" w:hAnsi="Times New Roman" w:eastAsia="FangSong" w:cs="Times New Roman"/>
+          <w:b w:val="0"/>
+          <w:i w:val="0"/>
+          <w:sz w:val="21"/>
+        </w:rPr>
+        <w:t>三氧化四磷金刚烷类似笼状结构</w:t>
+      </w:r>
+    </w:p>
+    <w:p>
+      <w:pPr>
+        <w:pStyle w:val="FirstParagraph"/>
         <w:ind w:firstLine="420"/>
       </w:pPr>
       <w:r>
@@ -26293,18 +27217,18 @@
           <wp:inline>
             <wp:extent cx="2667000" cy="3227579"/>
             <wp:effectExtent b="0" l="0" r="0" t="0"/>
-            <wp:docPr descr="" title="" id="74" name="Picture"/>
+            <wp:docPr descr="" title="" id="100" name="Picture"/>
             <a:graphic>
               <a:graphicData uri="http://schemas.openxmlformats.org/drawingml/2006/picture">
                 <pic:pic>
                   <pic:nvPicPr>
-                    <pic:cNvPr descr="d9bfb5400650a1ef3ab5390517d3f9006b9bb8276299318ea0db27a0544adbad.jpg" id="75" name="Picture"/>
+                    <pic:cNvPr descr="d9bfb5400650a1ef3ab5390517d3f9006b9bb8276299318ea0db27a0544adbad.jpg" id="101" name="Picture"/>
                     <pic:cNvPicPr>
                       <a:picLocks noChangeArrowheads="1" noChangeAspect="1"/>
                     </pic:cNvPicPr>
                   </pic:nvPicPr>
                   <pic:blipFill>
-                    <a:blip r:embed="rId73"/>
+                    <a:blip r:embed="rId99"/>
                     <a:stretch>
                       <a:fillRect/>
                     </a:stretch>
@@ -26358,7 +27282,7 @@
         <w:rPr>
           <w:rFonts w:hint="eastAsia" w:ascii="Times New Roman" w:hAnsi="Times New Roman" w:eastAsia="Times New Roman" w:cs="Times New Roman"/>
         </w:rPr>
-        <w:t>2-22：</w:t>
+        <w:t>2-21：</w:t>
       </w:r>
       <w:r>
         <w:rPr>
@@ -26791,9 +27715,29 @@
         <w:t>）。</w:t>
       </w:r>
     </w:p>
+    <w:bookmarkEnd w:id="102"/>
+    <w:bookmarkStart w:id="106" w:name="磷含氧酸的离解规律与骨架"/>
     <w:p>
       <w:pPr>
-        <w:pStyle w:val="BodyText"/>
+        <w:pStyle w:val="Heading3"/>
+        <w:spacing w:before="280" w:after="120"/>
+      </w:pPr>
+      <w:r>
+        <w:rPr>
+          <w:rFonts w:ascii="Times New Roman" w:hAnsi="Times New Roman" w:eastAsia="Times New Roman" w:cs="Times New Roman"/>
+        </w:rPr>
+        <w:t xml:space="preserve">5.5 </w:t>
+      </w:r>
+      <w:r>
+        <w:rPr>
+          <w:rFonts w:hint="eastAsia" w:ascii="Times New Roman" w:hAnsi="Times New Roman" w:eastAsia="SimHei" w:cs="Times New Roman"/>
+        </w:rPr>
+        <w:t xml:space="preserve">磷含氧酸的离解规律与骨架</w:t>
+      </w:r>
+    </w:p>
+    <w:p>
+      <w:pPr>
+        <w:pStyle w:val="FirstParagraph"/>
         <w:ind w:firstLine="420"/>
       </w:pPr>
       <w:r>
@@ -27701,12 +28645,12 @@
         </w:rPr>
         <w:t>。</w:t>
       </w:r>
-      <w:r>
-        <w:rPr>
-          <w:rFonts w:ascii="Times New Roman" w:hAnsi="Times New Roman" w:eastAsia="Times New Roman" w:cs="Times New Roman"/>
-        </w:rPr>
-        <w:t xml:space="preserve"> </w:t>
-      </w:r>
+    </w:p>
+    <w:p>
+      <w:pPr>
+        <w:pStyle w:val="BodyText"/>
+        <w:ind w:firstLine="420"/>
+      </w:pPr>
       <w:r>
         <w:rPr>
           <w:rFonts w:hint="eastAsia" w:ascii="Times New Roman" w:hAnsi="Times New Roman" w:eastAsia="FangSong" w:cs="Times New Roman"/>
@@ -28728,18 +29672,18 @@
           <wp:inline>
             <wp:extent cx="2667000" cy="1070409"/>
             <wp:effectExtent b="0" l="0" r="0" t="0"/>
-            <wp:docPr descr="" title="" id="77" name="Picture"/>
+            <wp:docPr descr="" title="" id="104" name="Picture"/>
             <a:graphic>
               <a:graphicData uri="http://schemas.openxmlformats.org/drawingml/2006/picture">
                 <pic:pic>
                   <pic:nvPicPr>
-                    <pic:cNvPr descr="8ea00b309b657b1c9b306c1230d4fe06ec50681dd1eb90553d3a7de5df988795.png" id="78" name="Picture"/>
+                    <pic:cNvPr descr="8ea00b309b657b1c9b306c1230d4fe06ec50681dd1eb90553d3a7de5df988795.png" id="105" name="Picture"/>
                     <pic:cNvPicPr>
                       <a:picLocks noChangeArrowheads="1" noChangeAspect="1"/>
                     </pic:cNvPicPr>
                   </pic:nvPicPr>
                   <pic:blipFill>
-                    <a:blip r:embed="rId76"/>
+                    <a:blip r:embed="rId103"/>
                     <a:stretch>
                       <a:fillRect/>
                     </a:stretch>
@@ -28765,46 +29709,73 @@
           </wp:inline>
         </w:drawing>
       </w:r>
-      <w:r>
-        <w:rPr>
-          <w:rFonts w:ascii="Times New Roman" w:hAnsi="Times New Roman" w:eastAsia="Times New Roman" w:cs="Times New Roman"/>
-        </w:rPr>
-        <w:t xml:space="preserve"> </w:t>
-      </w:r>
-      <w:r>
-        <w:rPr>
-          <w:rFonts w:ascii="Times New Roman" w:hAnsi="Times New Roman" w:eastAsia="Times New Roman" w:cs="Times New Roman"/>
-        </w:rPr>
-        <w:t xml:space="preserve">&gt; </w:t>
-      </w:r>
-      <w:r>
-        <w:rPr>
-          <w:rFonts w:hint="eastAsia" w:ascii="Times New Roman" w:hAnsi="Times New Roman" w:eastAsia="FangSong" w:cs="Times New Roman"/>
-        </w:rPr>
-        <w:t xml:space="preserve">图</w:t>
-      </w:r>
-      <w:r>
-        <w:rPr>
-          <w:rFonts w:ascii="Times New Roman" w:hAnsi="Times New Roman" w:eastAsia="Times New Roman" w:cs="Times New Roman"/>
-        </w:rPr>
-        <w:t xml:space="preserve"> </w:t>
-      </w:r>
-      <w:r>
-        <w:rPr>
-          <w:rFonts w:hint="eastAsia" w:ascii="Times New Roman" w:hAnsi="Times New Roman" w:eastAsia="Times New Roman" w:cs="Times New Roman"/>
-        </w:rPr>
-        <w:t>2-23：</w:t>
-      </w:r>
-      <w:r>
-        <w:rPr>
-          <w:rFonts w:hint="eastAsia" w:ascii="Times New Roman" w:hAnsi="Times New Roman" w:eastAsia="FangSong" w:cs="Times New Roman"/>
-        </w:rPr>
-        <w:t>三聚磷酸根共顶多面体多聚阴离子</w:t>
+    </w:p>
+    <w:bookmarkEnd w:id="106"/>
+    <w:bookmarkStart w:id="110" w:name="缩聚磷酸盐与偏磷酸盐"/>
+    <w:p>
+      <w:pPr>
+        <w:pStyle w:val="Heading3"/>
+        <w:spacing w:before="280" w:after="120"/>
+      </w:pPr>
+      <w:r>
+        <w:rPr>
+          <w:rFonts w:ascii="Times New Roman" w:hAnsi="Times New Roman" w:eastAsia="Times New Roman" w:cs="Times New Roman"/>
+        </w:rPr>
+        <w:t xml:space="preserve">5.6 </w:t>
+      </w:r>
+      <w:r>
+        <w:rPr>
+          <w:rFonts w:hint="eastAsia" w:ascii="Times New Roman" w:hAnsi="Times New Roman" w:eastAsia="SimHei" w:cs="Times New Roman"/>
+        </w:rPr>
+        <w:t xml:space="preserve">缩聚磷酸盐与偏磷酸盐</w:t>
       </w:r>
     </w:p>
     <w:p>
       <w:pPr>
-        <w:pStyle w:val="BodyText"/>
+        <w:pStyle w:val="BlockText"/>
+        <w:spacing w:before="40" w:after="160"/>
+        <w:jc w:val="center"/>
+      </w:pPr>
+      <w:r>
+        <w:rPr>
+          <w:rFonts w:hint="eastAsia" w:ascii="Times New Roman" w:hAnsi="Times New Roman" w:eastAsia="FangSong" w:cs="Times New Roman"/>
+          <w:b w:val="0"/>
+          <w:i w:val="0"/>
+          <w:sz w:val="21"/>
+        </w:rPr>
+        <w:t xml:space="preserve">图</w:t>
+      </w:r>
+      <w:r>
+        <w:rPr>
+          <w:rFonts w:ascii="Times New Roman" w:hAnsi="Times New Roman" w:eastAsia="FangSong" w:cs="Times New Roman"/>
+          <w:b w:val="0"/>
+          <w:i w:val="0"/>
+          <w:sz w:val="21"/>
+        </w:rPr>
+        <w:t xml:space="preserve"> </w:t>
+      </w:r>
+      <w:r>
+        <w:rPr>
+          <w:rFonts w:hint="eastAsia" w:ascii="Times New Roman" w:hAnsi="Times New Roman" w:eastAsia="FangSong" w:cs="Times New Roman"/>
+          <w:b w:val="0"/>
+          <w:i w:val="0"/>
+          <w:sz w:val="21"/>
+        </w:rPr>
+        <w:t>2-22：</w:t>
+      </w:r>
+      <w:r>
+        <w:rPr>
+          <w:rFonts w:hint="eastAsia" w:ascii="Times New Roman" w:hAnsi="Times New Roman" w:eastAsia="FangSong" w:cs="Times New Roman"/>
+          <w:b w:val="0"/>
+          <w:i w:val="0"/>
+          <w:sz w:val="21"/>
+        </w:rPr>
+        <w:t>三聚磷酸根共顶多面体多聚阴离子</w:t>
+      </w:r>
+    </w:p>
+    <w:p>
+      <w:pPr>
+        <w:pStyle w:val="FirstParagraph"/>
         <w:ind w:firstLine="420"/>
       </w:pPr>
       <w:r>
@@ -29334,18 +30305,18 @@
           <wp:inline>
             <wp:extent cx="2667000" cy="1593158"/>
             <wp:effectExtent b="0" l="0" r="0" t="0"/>
-            <wp:docPr descr="" title="" id="80" name="Picture"/>
+            <wp:docPr descr="" title="" id="108" name="Picture"/>
             <a:graphic>
               <a:graphicData uri="http://schemas.openxmlformats.org/drawingml/2006/picture">
                 <pic:pic>
                   <pic:nvPicPr>
-                    <pic:cNvPr descr="252f0e61ba00736abb9aa788188a5569f307a4f36b71981a5ca1159b007a224f.jpg" id="81" name="Picture"/>
+                    <pic:cNvPr descr="252f0e61ba00736abb9aa788188a5569f307a4f36b71981a5ca1159b007a224f.jpg" id="109" name="Picture"/>
                     <pic:cNvPicPr>
                       <a:picLocks noChangeArrowheads="1" noChangeAspect="1"/>
                     </pic:cNvPicPr>
                   </pic:nvPicPr>
                   <pic:blipFill>
-                    <a:blip r:embed="rId79"/>
+                    <a:blip r:embed="rId107"/>
                     <a:stretch>
                       <a:fillRect/>
                     </a:stretch>
@@ -29399,7 +30370,7 @@
         <w:rPr>
           <w:rFonts w:hint="eastAsia" w:ascii="Times New Roman" w:hAnsi="Times New Roman" w:eastAsia="Times New Roman" w:cs="Times New Roman"/>
         </w:rPr>
-        <w:t>2-24：</w:t>
+        <w:t>2-23：</w:t>
       </w:r>
       <w:r>
         <w:rPr>
@@ -29791,8 +30762,9 @@
         <w:t>。</w:t>
       </w:r>
     </w:p>
-    <w:bookmarkEnd w:id="82"/>
-    <w:bookmarkStart w:id="86" w:name="砷锑铋与重主族元素惰性电子对效应"/>
+    <w:bookmarkEnd w:id="110"/>
+    <w:bookmarkEnd w:id="111"/>
+    <w:bookmarkStart w:id="118" w:name="砷锑铋与重主族元素惰性电子对效应"/>
     <w:p>
       <w:pPr>
         <w:pStyle w:val="Heading2"/>
@@ -29833,6 +30805,25 @@
           <w:rFonts w:hint="eastAsia" w:ascii="Times New Roman" w:hAnsi="Times New Roman" w:eastAsia="SimHei" w:cs="Times New Roman"/>
         </w:rPr>
         <w:t>铋与重主族元素惰性电子对效应</w:t>
+      </w:r>
+    </w:p>
+    <w:bookmarkStart w:id="115" w:name="砷锑铋的通性与同素异形体"/>
+    <w:p>
+      <w:pPr>
+        <w:pStyle w:val="Heading3"/>
+        <w:spacing w:before="280" w:after="120"/>
+      </w:pPr>
+      <w:r>
+        <w:rPr>
+          <w:rFonts w:ascii="Times New Roman" w:hAnsi="Times New Roman" w:eastAsia="Times New Roman" w:cs="Times New Roman"/>
+        </w:rPr>
+        <w:t xml:space="preserve">6.1 </w:t>
+      </w:r>
+      <w:r>
+        <w:rPr>
+          <w:rFonts w:hint="eastAsia" w:ascii="Times New Roman" w:hAnsi="Times New Roman" w:eastAsia="SimHei" w:cs="Times New Roman"/>
+        </w:rPr>
+        <w:t xml:space="preserve">砷锑铋的通性与同素异形体</w:t>
       </w:r>
     </w:p>
     <w:p>
@@ -29939,18 +30930,18 @@
           <wp:inline>
             <wp:extent cx="2667000" cy="1716032"/>
             <wp:effectExtent b="0" l="0" r="0" t="0"/>
-            <wp:docPr descr="" title="" id="84" name="Picture"/>
+            <wp:docPr descr="" title="" id="113" name="Picture"/>
             <a:graphic>
               <a:graphicData uri="http://schemas.openxmlformats.org/drawingml/2006/picture">
                 <pic:pic>
                   <pic:nvPicPr>
-                    <pic:cNvPr descr="9f84841f0a2fe885dd171d7a1fa2105dd661e65a61550b7e2227c08ac3a8e745.jpg" id="85" name="Picture"/>
+                    <pic:cNvPr descr="9f84841f0a2fe885dd171d7a1fa2105dd661e65a61550b7e2227c08ac3a8e745.jpg" id="114" name="Picture"/>
                     <pic:cNvPicPr>
                       <a:picLocks noChangeArrowheads="1" noChangeAspect="1"/>
                     </pic:cNvPicPr>
                   </pic:nvPicPr>
                   <pic:blipFill>
-                    <a:blip r:embed="rId83"/>
+                    <a:blip r:embed="rId112"/>
                     <a:stretch>
                       <a:fillRect/>
                     </a:stretch>
@@ -30004,7 +30995,7 @@
         <w:rPr>
           <w:rFonts w:hint="eastAsia" w:ascii="Times New Roman" w:hAnsi="Times New Roman" w:eastAsia="Times New Roman" w:cs="Times New Roman"/>
         </w:rPr>
-        <w:t>2-25：</w:t>
+        <w:t>2-24：</w:t>
       </w:r>
       <w:r>
         <w:rPr>
@@ -30233,9 +31224,29 @@
         <w:t>。</w:t>
       </w:r>
     </w:p>
+    <w:bookmarkEnd w:id="115"/>
+    <w:bookmarkStart w:id="116" w:name="惰性电子对效应的相对论机制"/>
     <w:p>
       <w:pPr>
-        <w:pStyle w:val="BodyText"/>
+        <w:pStyle w:val="Heading3"/>
+        <w:spacing w:before="280" w:after="120"/>
+      </w:pPr>
+      <w:r>
+        <w:rPr>
+          <w:rFonts w:ascii="Times New Roman" w:hAnsi="Times New Roman" w:eastAsia="Times New Roman" w:cs="Times New Roman"/>
+        </w:rPr>
+        <w:t xml:space="preserve">6.2 </w:t>
+      </w:r>
+      <w:r>
+        <w:rPr>
+          <w:rFonts w:hint="eastAsia" w:ascii="Times New Roman" w:hAnsi="Times New Roman" w:eastAsia="SimHei" w:cs="Times New Roman"/>
+        </w:rPr>
+        <w:t xml:space="preserve">惰性电子对效应的相对论机制</w:t>
+      </w:r>
+    </w:p>
+    <w:p>
+      <w:pPr>
+        <w:pStyle w:val="FirstParagraph"/>
         <w:ind w:firstLine="420"/>
       </w:pPr>
       <w:r>
@@ -31778,21 +32789,9 @@
       </m:oMath>
       <w:r>
         <w:rPr>
-          <w:rFonts w:hint="eastAsia" w:ascii="Times New Roman" w:hAnsi="Times New Roman" w:eastAsia="Times New Roman" w:cs="Times New Roman"/>
-        </w:rPr>
-        <w:t>。</w:t>
-      </w:r>
-      <w:r>
-        <w:rPr>
-          <w:rFonts w:hint="eastAsia" w:ascii="Times New Roman" w:hAnsi="Times New Roman" w:eastAsia="FangSong" w:cs="Times New Roman"/>
-        </w:rPr>
-        <w:t>这构成了经典元素无机定性与定量分析中判定锰元素无可替代的铁证</w:t>
-      </w:r>
-      <w:r>
-        <w:rPr>
-          <w:rFonts w:hint="eastAsia" w:ascii="Times New Roman" w:hAnsi="Times New Roman" w:eastAsia="Times New Roman" w:cs="Times New Roman"/>
-        </w:rPr>
-        <w:t>。</w:t>
+          <w:rFonts w:ascii="Times New Roman" w:hAnsi="Times New Roman" w:eastAsia="Times New Roman" w:cs="Times New Roman"/>
+        </w:rPr>
+        <w:t xml:space="preserve">。</w:t>
       </w:r>
     </w:p>
     <w:p>
@@ -31804,6 +32803,56 @@
         <w:rPr>
           <w:rFonts w:hint="eastAsia" w:ascii="Times New Roman" w:hAnsi="Times New Roman" w:eastAsia="FangSong" w:cs="Times New Roman"/>
         </w:rPr>
+        <w:t>这构成了经典元素无机定性与定量分析中判定锰元素无可替代的铁证</w:t>
+      </w:r>
+      <w:r>
+        <w:rPr>
+          <w:rFonts w:hint="eastAsia" w:ascii="Times New Roman" w:hAnsi="Times New Roman" w:eastAsia="Times New Roman" w:cs="Times New Roman"/>
+        </w:rPr>
+        <w:t>。</w:t>
+      </w:r>
+    </w:p>
+    <w:bookmarkEnd w:id="116"/>
+    <w:bookmarkStart w:id="117" w:name="雄黄与雌黄砷的天然硫化物"/>
+    <w:p>
+      <w:pPr>
+        <w:pStyle w:val="Heading3"/>
+        <w:spacing w:before="280" w:after="120"/>
+      </w:pPr>
+      <w:r>
+        <w:rPr>
+          <w:rFonts w:ascii="Times New Roman" w:hAnsi="Times New Roman" w:eastAsia="Times New Roman" w:cs="Times New Roman"/>
+        </w:rPr>
+        <w:t xml:space="preserve">6.3 </w:t>
+      </w:r>
+      <w:r>
+        <w:rPr>
+          <w:rFonts w:hint="eastAsia" w:ascii="Times New Roman" w:hAnsi="Times New Roman" w:eastAsia="SimHei" w:cs="Times New Roman"/>
+        </w:rPr>
+        <w:t>雄黄与雌黄</w:t>
+      </w:r>
+      <w:r>
+        <w:rPr>
+          <w:rFonts w:hint="eastAsia" w:ascii="Times New Roman" w:hAnsi="Times New Roman" w:eastAsia="Times New Roman" w:cs="Times New Roman"/>
+        </w:rPr>
+        <w:t>：</w:t>
+      </w:r>
+      <w:r>
+        <w:rPr>
+          <w:rFonts w:hint="eastAsia" w:ascii="Times New Roman" w:hAnsi="Times New Roman" w:eastAsia="SimHei" w:cs="Times New Roman"/>
+        </w:rPr>
+        <w:t>砷的天然硫化物</w:t>
+      </w:r>
+    </w:p>
+    <w:p>
+      <w:pPr>
+        <w:pStyle w:val="FirstParagraph"/>
+        <w:ind w:firstLine="420"/>
+      </w:pPr>
+      <w:r>
+        <w:rPr>
+          <w:rFonts w:hint="eastAsia" w:ascii="Times New Roman" w:hAnsi="Times New Roman" w:eastAsia="FangSong" w:cs="Times New Roman"/>
+        </w:rPr>
         <w:t>在砷的天然硫化物中</w:t>
       </w:r>
       <w:r>
@@ -32472,8 +33521,9 @@
         <w:t>。</w:t>
       </w:r>
     </w:p>
-    <w:bookmarkEnd w:id="86"/>
-    <w:bookmarkStart w:id="90" w:name="氧族与氮族氧化还原电势态图与热力学歧化归中判据"/>
+    <w:bookmarkEnd w:id="117"/>
+    <w:bookmarkEnd w:id="118"/>
+    <w:bookmarkStart w:id="126" w:name="氧族与氮族氧化还原电势态图与热力学歧化归中判据"/>
     <w:p>
       <w:pPr>
         <w:pStyle w:val="Heading2"/>
@@ -32490,6 +33540,25 @@
           <w:rFonts w:hint="eastAsia" w:ascii="Times New Roman" w:hAnsi="Times New Roman" w:eastAsia="SimHei" w:cs="Times New Roman"/>
         </w:rPr>
         <w:t xml:space="preserve">氧族与氮族氧化还原电势态图与热力学歧化归中判据</w:t>
+      </w:r>
+    </w:p>
+    <w:bookmarkStart w:id="122" w:name="latimer-图的读法与相邻物种计算"/>
+    <w:p>
+      <w:pPr>
+        <w:pStyle w:val="Heading3"/>
+        <w:spacing w:before="280" w:after="120"/>
+      </w:pPr>
+      <w:r>
+        <w:rPr>
+          <w:rFonts w:ascii="Times New Roman" w:hAnsi="Times New Roman" w:eastAsia="Times New Roman" w:cs="Times New Roman"/>
+        </w:rPr>
+        <w:t xml:space="preserve">7.1 Latimer </w:t>
+      </w:r>
+      <w:r>
+        <w:rPr>
+          <w:rFonts w:hint="eastAsia" w:ascii="Times New Roman" w:hAnsi="Times New Roman" w:eastAsia="SimHei" w:cs="Times New Roman"/>
+        </w:rPr>
+        <w:t xml:space="preserve">图的读法与相邻物种计算</w:t>
       </w:r>
     </w:p>
     <w:p>
@@ -32596,18 +33665,18 @@
           <wp:inline>
             <wp:extent cx="2667000" cy="2158477"/>
             <wp:effectExtent b="0" l="0" r="0" t="0"/>
-            <wp:docPr descr="" title="" id="88" name="Picture"/>
+            <wp:docPr descr="" title="" id="120" name="Picture"/>
             <a:graphic>
               <a:graphicData uri="http://schemas.openxmlformats.org/drawingml/2006/picture">
                 <pic:pic>
                   <pic:nvPicPr>
-                    <pic:cNvPr descr="3ec6f85bbab0ee45a207978a1437f5e6aff9e27d662bf16f38f982170797b526.jpg" id="89" name="Picture"/>
+                    <pic:cNvPr descr="3ec6f85bbab0ee45a207978a1437f5e6aff9e27d662bf16f38f982170797b526.jpg" id="121" name="Picture"/>
                     <pic:cNvPicPr>
                       <a:picLocks noChangeArrowheads="1" noChangeAspect="1"/>
                     </pic:cNvPicPr>
                   </pic:nvPicPr>
                   <pic:blipFill>
-                    <a:blip r:embed="rId87"/>
+                    <a:blip r:embed="rId119"/>
                     <a:stretch>
                       <a:fillRect/>
                     </a:stretch>
@@ -32661,7 +33730,7 @@
         <w:rPr>
           <w:rFonts w:hint="eastAsia" w:ascii="Times New Roman" w:hAnsi="Times New Roman" w:eastAsia="Times New Roman" w:cs="Times New Roman"/>
         </w:rPr>
-        <w:t>2-18：</w:t>
+        <w:t>2-25：</w:t>
       </w:r>
       <w:r>
         <w:rPr>
@@ -33003,9 +34072,29 @@
         <w:t xml:space="preserve">。</w:t>
       </w:r>
     </w:p>
+    <w:bookmarkEnd w:id="122"/>
+    <w:bookmarkStart w:id="123" w:name="歧化与归中的热力学判据"/>
     <w:p>
       <w:pPr>
-        <w:pStyle w:val="BodyText"/>
+        <w:pStyle w:val="Heading3"/>
+        <w:spacing w:before="280" w:after="120"/>
+      </w:pPr>
+      <w:r>
+        <w:rPr>
+          <w:rFonts w:ascii="Times New Roman" w:hAnsi="Times New Roman" w:eastAsia="Times New Roman" w:cs="Times New Roman"/>
+        </w:rPr>
+        <w:t xml:space="preserve">7.2 </w:t>
+      </w:r>
+      <w:r>
+        <w:rPr>
+          <w:rFonts w:hint="eastAsia" w:ascii="Times New Roman" w:hAnsi="Times New Roman" w:eastAsia="SimHei" w:cs="Times New Roman"/>
+        </w:rPr>
+        <w:t xml:space="preserve">歧化与归中的热力学判据</w:t>
+      </w:r>
+    </w:p>
+    <w:p>
+      <w:pPr>
+        <w:pStyle w:val="FirstParagraph"/>
         <w:ind w:firstLine="420"/>
       </w:pPr>
       <w:r>
@@ -33525,12 +34614,12 @@
         </w:rPr>
         <w:t xml:space="preserve">。</w:t>
       </w:r>
-      <w:r>
-        <w:rPr>
-          <w:rFonts w:ascii="Times New Roman" w:hAnsi="Times New Roman" w:eastAsia="Times New Roman" w:cs="Times New Roman"/>
-        </w:rPr>
-        <w:t xml:space="preserve"> </w:t>
-      </w:r>
+    </w:p>
+    <w:p>
+      <w:pPr>
+        <w:pStyle w:val="BodyText"/>
+        <w:ind w:firstLine="420"/>
+      </w:pPr>
       <w:r>
         <w:rPr>
           <w:rFonts w:hint="eastAsia" w:ascii="Times New Roman" w:hAnsi="Times New Roman" w:eastAsia="FangSong" w:cs="Times New Roman"/>
@@ -33996,9 +35085,29 @@
         <w:t>。</w:t>
       </w:r>
     </w:p>
+    <w:bookmarkEnd w:id="123"/>
+    <w:bookmarkStart w:id="124" w:name="frost-图的凹凸性判据"/>
     <w:p>
       <w:pPr>
-        <w:pStyle w:val="BodyText"/>
+        <w:pStyle w:val="Heading3"/>
+        <w:spacing w:before="280" w:after="120"/>
+      </w:pPr>
+      <w:r>
+        <w:rPr>
+          <w:rFonts w:ascii="Times New Roman" w:hAnsi="Times New Roman" w:eastAsia="Times New Roman" w:cs="Times New Roman"/>
+        </w:rPr>
+        <w:t xml:space="preserve">7.3 Frost </w:t>
+      </w:r>
+      <w:r>
+        <w:rPr>
+          <w:rFonts w:hint="eastAsia" w:ascii="Times New Roman" w:hAnsi="Times New Roman" w:eastAsia="SimHei" w:cs="Times New Roman"/>
+        </w:rPr>
+        <w:t xml:space="preserve">图的凹凸性判据</w:t>
+      </w:r>
+    </w:p>
+    <w:p>
+      <w:pPr>
+        <w:pStyle w:val="FirstParagraph"/>
         <w:ind w:firstLine="420"/>
       </w:pPr>
       <w:r>
@@ -34859,9 +35968,29 @@
         <w:t>。</w:t>
       </w:r>
     </w:p>
+    <w:bookmarkEnd w:id="124"/>
+    <w:bookmarkStart w:id="125" w:name="ph-对电势态图的重塑"/>
     <w:p>
       <w:pPr>
-        <w:pStyle w:val="BodyText"/>
+        <w:pStyle w:val="Heading3"/>
+        <w:spacing w:before="280" w:after="120"/>
+      </w:pPr>
+      <w:r>
+        <w:rPr>
+          <w:rFonts w:ascii="Times New Roman" w:hAnsi="Times New Roman" w:eastAsia="Times New Roman" w:cs="Times New Roman"/>
+        </w:rPr>
+        <w:t xml:space="preserve">7.4 pH </w:t>
+      </w:r>
+      <w:r>
+        <w:rPr>
+          <w:rFonts w:hint="eastAsia" w:ascii="Times New Roman" w:hAnsi="Times New Roman" w:eastAsia="SimHei" w:cs="Times New Roman"/>
+        </w:rPr>
+        <w:t xml:space="preserve">对电势态图的重塑</w:t>
+      </w:r>
+    </w:p>
+    <w:p>
+      <w:pPr>
+        <w:pStyle w:val="FirstParagraph"/>
         <w:ind w:firstLine="420"/>
       </w:pPr>
       <w:r>
@@ -35566,8 +36695,14 @@
         <w:rPr>
           <w:rFonts w:hint="eastAsia" w:ascii="Times New Roman" w:hAnsi="Times New Roman" w:eastAsia="Times New Roman" w:cs="Times New Roman"/>
         </w:rPr>
-        <w:t>）。</w:t>
-      </w:r>
+        <w:t xml:space="preserve">）。</w:t>
+      </w:r>
+    </w:p>
+    <w:p>
+      <w:pPr>
+        <w:pStyle w:val="BodyText"/>
+        <w:ind w:firstLine="420"/>
+      </w:pPr>
       <w:r>
         <w:rPr>
           <w:rFonts w:hint="eastAsia" w:ascii="Times New Roman" w:hAnsi="Times New Roman" w:eastAsia="FangSong" w:cs="Times New Roman"/>
@@ -35995,8 +37130,9 @@
         <w:t>。</w:t>
       </w:r>
     </w:p>
-    <w:bookmarkEnd w:id="90"/>
-    <w:bookmarkStart w:id="91" w:name="课后习题"/>
+    <w:bookmarkEnd w:id="125"/>
+    <w:bookmarkEnd w:id="126"/>
+    <w:bookmarkStart w:id="127" w:name="课后习题"/>
     <w:p>
       <w:pPr>
         <w:pStyle w:val="Heading2"/>
@@ -46064,9 +47200,9 @@
         <w:pStyle w:val="BodyText"/>
       </w:pPr>
     </w:p>
-    <w:bookmarkEnd w:id="91"/>
+    <w:bookmarkEnd w:id="127"/>
     <w:sectPr>
-      <w:footerReference w:type="default" r:id="rId10"/>
+      <w:footerReference w:type="default" r:id="rId9"/>
       <w:footnotePr>
         <w:numRestart w:val="eachSect"/>
       </w:footnotePr>

--- a/06-学生侧材料/讲义/学生专用版/5-无机化学/氧族与氮族元素-超级充实版（学生专用版）.docx
+++ b/06-学生侧材料/讲义/学生专用版/5-无机化学/氧族与氮族元素-超级充实版（学生专用版）.docx
@@ -1926,7 +1926,7 @@
         <w:rPr>
           <w:rFonts w:hint="eastAsia" w:ascii="Times New Roman" w:hAnsi="Times New Roman" w:eastAsia="FangSong" w:cs="Times New Roman"/>
         </w:rPr>
-        <w:t>而且从量子统计力学上赋予了氧分子在室温下极其特殊的动力学惰性</w:t>
+        <w:t>而且从量子统计力学上赋予了氧分子在室温下特殊的动力学惰性</w:t>
       </w:r>
       <w:r>
         <w:rPr>
@@ -2480,7 +2480,7 @@
         <w:rPr>
           <w:rFonts w:hint="eastAsia" w:ascii="Times New Roman" w:hAnsi="Times New Roman" w:eastAsia="FangSong" w:cs="Times New Roman"/>
         </w:rPr>
-        <w:t>展现出极其惊人的氧化活性与双烯亲电环加成能力</w:t>
+        <w:t>展现出极强的氧化活性与双烯亲电环加成能力</w:t>
       </w:r>
       <w:r>
         <w:rPr>
@@ -4533,14 +4533,14 @@
         </w:rPr>
         <w:drawing>
           <wp:inline>
-            <wp:extent cx="2667000" cy="1446535"/>
+            <wp:extent cx="2667000" cy="2330943"/>
             <wp:effectExtent b="0" l="0" r="0" t="0"/>
             <wp:docPr descr="" title="" id="20" name="Picture"/>
             <a:graphic>
               <a:graphicData uri="http://schemas.openxmlformats.org/drawingml/2006/picture">
                 <pic:pic>
                   <pic:nvPicPr>
-                    <pic:cNvPr descr="b895ad73e732235c1365e826d473e22b59d36faf0a9ed225652303475de10b12.png" id="21" name="Picture"/>
+                    <pic:cNvPr descr="f809535511da24847edc0f977b41011a6825540e7a853833d337f74e513123be.jpg" id="21" name="Picture"/>
                     <pic:cNvPicPr>
                       <a:picLocks noChangeArrowheads="1" noChangeAspect="1"/>
                     </pic:cNvPicPr>
@@ -4554,7 +4554,7 @@
                   <pic:spPr bwMode="auto">
                     <a:xfrm>
                       <a:off x="0" y="0"/>
-                      <a:ext cx="2667000" cy="1446535"/>
+                      <a:ext cx="2667000" cy="2330943"/>
                     </a:xfrm>
                     <a:prstGeom prst="rect">
                       <a:avLst/>
@@ -4606,7 +4606,32 @@
         <w:rPr>
           <w:rFonts w:hint="eastAsia" w:ascii="Times New Roman" w:hAnsi="Times New Roman" w:eastAsia="FangSong" w:cs="Times New Roman"/>
         </w:rPr>
-        <w:t>八硫分子皇冠状环状空间立体构型</w:t>
+        <w:t>正交硫</w:t>
+      </w:r>
+      <w:r>
+        <w:rPr>
+          <w:rFonts w:ascii="Times New Roman" w:hAnsi="Times New Roman" w:eastAsia="Times New Roman" w:cs="Times New Roman"/>
+        </w:rPr>
+        <w:t xml:space="preserve"> S</w:t>
+      </w:r>
+      <w:r>
+        <w:rPr>
+          <w:rFonts w:ascii="Times New Roman" w:hAnsi="Times New Roman" w:eastAsia="Times New Roman" w:cs="Times New Roman"/>
+          <w:vertAlign w:val="subscript"/>
+        </w:rPr>
+        <w:t>8</w:t>
+      </w:r>
+      <w:r>
+        <w:rPr>
+          <w:rFonts w:ascii="Times New Roman" w:hAnsi="Times New Roman" w:eastAsia="Times New Roman" w:cs="Times New Roman"/>
+        </w:rPr>
+        <w:t xml:space="preserve"> </w:t>
+      </w:r>
+      <w:r>
+        <w:rPr>
+          <w:rFonts w:hint="eastAsia" w:ascii="Times New Roman" w:hAnsi="Times New Roman" w:eastAsia="FangSong" w:cs="Times New Roman"/>
+        </w:rPr>
+        <w:t xml:space="preserve">沿八重反轴的投影图</w:t>
       </w:r>
     </w:p>
     <w:p>
@@ -5139,7 +5164,7 @@
         <w:rPr>
           <w:rFonts w:hint="eastAsia" w:ascii="Times New Roman" w:hAnsi="Times New Roman" w:eastAsia="FangSong" w:cs="Times New Roman"/>
         </w:rPr>
-        <w:t>液态硫的物理性质展现出令人惊叹的非单调黏度反常现象</w:t>
+        <w:t>液态硫的物理性质展现出非单调的黏度反常现象</w:t>
       </w:r>
       <w:r>
         <w:rPr>
@@ -5718,7 +5743,7 @@
         <w:rPr>
           <w:rFonts w:hint="eastAsia" w:ascii="Times New Roman" w:hAnsi="Times New Roman" w:eastAsia="FangSong" w:cs="Times New Roman"/>
         </w:rPr>
-        <w:t>链段之间的剧烈内摩擦引发了黏度灾难性暴涨</w:t>
+        <w:t>链段之间的剧烈内摩擦引发了黏度急剧上升</w:t>
       </w:r>
       <w:r>
         <w:rPr>
@@ -6550,7 +6575,7 @@
     </w:tbl>
     <w:bookmarkEnd w:id="23"/>
     <w:bookmarkEnd w:id="24"/>
-    <w:bookmarkStart w:id="53" w:name="硫的氧化物含氧酸及其强还原性与过氧衍生物"/>
+    <w:bookmarkStart w:id="38" w:name="硫的氧化物含氧酸及其强还原性与过氧衍生物"/>
     <w:p>
       <w:pPr>
         <w:pStyle w:val="Heading2"/>
@@ -6754,7 +6779,7 @@
         <w:rPr>
           <w:rFonts w:hint="eastAsia" w:ascii="Times New Roman" w:hAnsi="Times New Roman" w:eastAsia="FangSong" w:cs="Times New Roman"/>
         </w:rPr>
-        <w:t>形成了极其庞大且在分析化学与合成工业中处于基石地位的含氧酸家族</w:t>
+        <w:t>形成了庞大且在分析化学与合成工业中处于基石地位的含氧酸家族</w:t>
       </w:r>
       <w:r>
         <w:rPr>
@@ -10164,7 +10189,7 @@
         <w:rPr>
           <w:rFonts w:hint="eastAsia" w:ascii="Times New Roman" w:hAnsi="Times New Roman" w:eastAsia="FangSong" w:cs="Times New Roman"/>
         </w:rPr>
-        <w:t>由于三氧化硫与水直接化合放热极其剧烈且易形成难以冷凝的酸雾</w:t>
+        <w:t>由于三氧化硫与水直接化合放热剧烈且易形成难以冷凝的酸雾</w:t>
       </w:r>
       <w:r>
         <w:rPr>
@@ -10459,7 +10484,7 @@
       </w:r>
     </w:p>
     <w:bookmarkEnd w:id="29"/>
-    <w:bookmarkStart w:id="36" w:name="过氧硫酸家族过二硫酸与卡罗酸"/>
+    <w:bookmarkStart w:id="33" w:name="过氧硫酸家族过二硫酸与卡罗酸"/>
     <w:p>
       <w:pPr>
         <w:pStyle w:val="Heading3"/>
@@ -11049,7 +11074,7 @@
         <w:rPr>
           <w:rFonts w:hint="eastAsia" w:ascii="Times New Roman" w:hAnsi="Times New Roman" w:eastAsia="FangSong" w:cs="Times New Roman"/>
         </w:rPr>
-        <w:t>在水溶液中表现为极其强大的热力学氧化剂</w:t>
+        <w:t>在水溶液中表现为强大的热力学氧化剂</w:t>
       </w:r>
       <w:r>
         <w:rPr>
@@ -11431,94 +11456,6 @@
     <w:p>
       <w:pPr>
         <w:pStyle w:val="BodyText"/>
-        <w:spacing w:before="160" w:after="80"/>
-        <w:jc w:val="center"/>
-      </w:pPr>
-      <w:r>
-        <w:rPr>
-          <w:rFonts w:ascii="Times New Roman" w:hAnsi="Times New Roman" w:eastAsia="Times New Roman" w:cs="Times New Roman"/>
-        </w:rPr>
-        <w:drawing>
-          <wp:inline>
-            <wp:extent cx="2667000" cy="2540000"/>
-            <wp:effectExtent b="0" l="0" r="0" t="0"/>
-            <wp:docPr descr="" title="" id="34" name="Picture"/>
-            <a:graphic>
-              <a:graphicData uri="http://schemas.openxmlformats.org/drawingml/2006/picture">
-                <pic:pic>
-                  <pic:nvPicPr>
-                    <pic:cNvPr descr="fddca8725b807f9d8aff14e1fe98bfc672d65300601596bc7fdcef327f787582.jpg" id="35" name="Picture"/>
-                    <pic:cNvPicPr>
-                      <a:picLocks noChangeArrowheads="1" noChangeAspect="1"/>
-                    </pic:cNvPicPr>
-                  </pic:nvPicPr>
-                  <pic:blipFill>
-                    <a:blip r:embed="rId33"/>
-                    <a:stretch>
-                      <a:fillRect/>
-                    </a:stretch>
-                  </pic:blipFill>
-                  <pic:spPr bwMode="auto">
-                    <a:xfrm>
-                      <a:off x="0" y="0"/>
-                      <a:ext cx="2667000" cy="2540000"/>
-                    </a:xfrm>
-                    <a:prstGeom prst="rect">
-                      <a:avLst/>
-                    </a:prstGeom>
-                    <a:noFill/>
-                    <a:ln w="9525">
-                      <a:noFill/>
-                      <a:headEnd/>
-                      <a:tailEnd/>
-                    </a:ln>
-                  </pic:spPr>
-                </pic:pic>
-              </a:graphicData>
-            </a:graphic>
-          </wp:inline>
-        </w:drawing>
-      </w:r>
-      <w:r>
-        <w:rPr>
-          <w:rFonts w:ascii="Times New Roman" w:hAnsi="Times New Roman" w:eastAsia="Times New Roman" w:cs="Times New Roman"/>
-        </w:rPr>
-        <w:t xml:space="preserve"> </w:t>
-      </w:r>
-      <w:r>
-        <w:rPr>
-          <w:rFonts w:ascii="Times New Roman" w:hAnsi="Times New Roman" w:eastAsia="Times New Roman" w:cs="Times New Roman"/>
-        </w:rPr>
-        <w:t xml:space="preserve">&gt; </w:t>
-      </w:r>
-      <w:r>
-        <w:rPr>
-          <w:rFonts w:hint="eastAsia" w:ascii="Times New Roman" w:hAnsi="Times New Roman" w:eastAsia="FangSong" w:cs="Times New Roman"/>
-        </w:rPr>
-        <w:t xml:space="preserve">图</w:t>
-      </w:r>
-      <w:r>
-        <w:rPr>
-          <w:rFonts w:ascii="Times New Roman" w:hAnsi="Times New Roman" w:eastAsia="Times New Roman" w:cs="Times New Roman"/>
-        </w:rPr>
-        <w:t xml:space="preserve"> </w:t>
-      </w:r>
-      <w:r>
-        <w:rPr>
-          <w:rFonts w:hint="eastAsia" w:ascii="Times New Roman" w:hAnsi="Times New Roman" w:eastAsia="Times New Roman" w:cs="Times New Roman"/>
-        </w:rPr>
-        <w:t>2-6：</w:t>
-      </w:r>
-      <w:r>
-        <w:rPr>
-          <w:rFonts w:hint="eastAsia" w:ascii="Times New Roman" w:hAnsi="Times New Roman" w:eastAsia="FangSong" w:cs="Times New Roman"/>
-        </w:rPr>
-        <w:t>过氧一硫酸卡罗酸分子几何结构</w:t>
-      </w:r>
-    </w:p>
-    <w:p>
-      <w:pPr>
-        <w:pStyle w:val="BodyText"/>
         <w:ind w:firstLine="420"/>
       </w:pPr>
       <w:r>
@@ -11714,8 +11651,8 @@
         <w:t>。</w:t>
       </w:r>
     </w:p>
-    <w:bookmarkEnd w:id="36"/>
-    <w:bookmarkStart w:id="40" w:name="硫代硫酸盐结构与碘量法基石"/>
+    <w:bookmarkEnd w:id="33"/>
+    <w:bookmarkStart w:id="34" w:name="硫代硫酸盐结构与碘量法基石"/>
     <w:p>
       <w:pPr>
         <w:pStyle w:val="Heading3"/>
@@ -11749,94 +11686,6 @@
     <w:p>
       <w:pPr>
         <w:pStyle w:val="FirstParagraph"/>
-        <w:spacing w:before="160" w:after="80"/>
-        <w:jc w:val="center"/>
-      </w:pPr>
-      <w:r>
-        <w:rPr>
-          <w:rFonts w:ascii="Times New Roman" w:hAnsi="Times New Roman" w:eastAsia="Times New Roman" w:cs="Times New Roman"/>
-        </w:rPr>
-        <w:drawing>
-          <wp:inline>
-            <wp:extent cx="2667000" cy="3119377"/>
-            <wp:effectExtent b="0" l="0" r="0" t="0"/>
-            <wp:docPr descr="" title="" id="38" name="Picture"/>
-            <a:graphic>
-              <a:graphicData uri="http://schemas.openxmlformats.org/drawingml/2006/picture">
-                <pic:pic>
-                  <pic:nvPicPr>
-                    <pic:cNvPr descr="57e50447d4e104f5566a80b27c084b4facfb9929eb3d6159a00201ece50f9bfa.png" id="39" name="Picture"/>
-                    <pic:cNvPicPr>
-                      <a:picLocks noChangeArrowheads="1" noChangeAspect="1"/>
-                    </pic:cNvPicPr>
-                  </pic:nvPicPr>
-                  <pic:blipFill>
-                    <a:blip r:embed="rId37"/>
-                    <a:stretch>
-                      <a:fillRect/>
-                    </a:stretch>
-                  </pic:blipFill>
-                  <pic:spPr bwMode="auto">
-                    <a:xfrm>
-                      <a:off x="0" y="0"/>
-                      <a:ext cx="2667000" cy="3119377"/>
-                    </a:xfrm>
-                    <a:prstGeom prst="rect">
-                      <a:avLst/>
-                    </a:prstGeom>
-                    <a:noFill/>
-                    <a:ln w="9525">
-                      <a:noFill/>
-                      <a:headEnd/>
-                      <a:tailEnd/>
-                    </a:ln>
-                  </pic:spPr>
-                </pic:pic>
-              </a:graphicData>
-            </a:graphic>
-          </wp:inline>
-        </w:drawing>
-      </w:r>
-      <w:r>
-        <w:rPr>
-          <w:rFonts w:ascii="Times New Roman" w:hAnsi="Times New Roman" w:eastAsia="Times New Roman" w:cs="Times New Roman"/>
-        </w:rPr>
-        <w:t xml:space="preserve"> </w:t>
-      </w:r>
-      <w:r>
-        <w:rPr>
-          <w:rFonts w:ascii="Times New Roman" w:hAnsi="Times New Roman" w:eastAsia="Times New Roman" w:cs="Times New Roman"/>
-        </w:rPr>
-        <w:t xml:space="preserve">&gt; </w:t>
-      </w:r>
-      <w:r>
-        <w:rPr>
-          <w:rFonts w:hint="eastAsia" w:ascii="Times New Roman" w:hAnsi="Times New Roman" w:eastAsia="FangSong" w:cs="Times New Roman"/>
-        </w:rPr>
-        <w:t xml:space="preserve">图</w:t>
-      </w:r>
-      <w:r>
-        <w:rPr>
-          <w:rFonts w:ascii="Times New Roman" w:hAnsi="Times New Roman" w:eastAsia="Times New Roman" w:cs="Times New Roman"/>
-        </w:rPr>
-        <w:t xml:space="preserve"> </w:t>
-      </w:r>
-      <w:r>
-        <w:rPr>
-          <w:rFonts w:hint="eastAsia" w:ascii="Times New Roman" w:hAnsi="Times New Roman" w:eastAsia="Times New Roman" w:cs="Times New Roman"/>
-        </w:rPr>
-        <w:t>2-7：</w:t>
-      </w:r>
-      <w:r>
-        <w:rPr>
-          <w:rFonts w:hint="eastAsia" w:ascii="Times New Roman" w:hAnsi="Times New Roman" w:eastAsia="FangSong" w:cs="Times New Roman"/>
-        </w:rPr>
-        <w:t>硫代硫酸根四面体双硫环境构型</w:t>
-      </w:r>
-    </w:p>
-    <w:p>
-      <w:pPr>
-        <w:pStyle w:val="BodyText"/>
         <w:ind w:firstLine="420"/>
       </w:pPr>
       <w:r>
@@ -12543,7 +12392,7 @@
         <w:rPr>
           <w:rFonts w:hint="eastAsia" w:ascii="Times New Roman" w:hAnsi="Times New Roman" w:eastAsia="FangSong" w:cs="Times New Roman"/>
         </w:rPr>
-        <w:t>硫代硫酸盐在与不同卤素氧化剂反应时表现出极其鲜明的</w:t>
+        <w:t>硫代硫酸盐在与不同卤素氧化剂反应时表现出鲜明的</w:t>
       </w:r>
       <w:r>
         <w:rPr>
@@ -13043,7 +12892,7 @@
         <w:rPr>
           <w:rFonts w:hint="eastAsia" w:ascii="Times New Roman" w:hAnsi="Times New Roman" w:eastAsia="FangSong" w:cs="Times New Roman"/>
         </w:rPr>
-        <w:t>而是发生极其剧烈的深层氧化</w:t>
+        <w:t>而是发生剧烈的深层氧化</w:t>
       </w:r>
       <w:r>
         <w:rPr>
@@ -14322,8 +14171,8 @@
         </w:tc>
       </w:tr>
     </w:tbl>
-    <w:bookmarkEnd w:id="40"/>
-    <w:bookmarkStart w:id="44" w:name="连二亚硫酸钠保险粉的顺式重叠构型"/>
+    <w:bookmarkEnd w:id="34"/>
+    <w:bookmarkStart w:id="35" w:name="连二亚硫酸钠保险粉的顺式重叠构型"/>
     <w:p>
       <w:pPr>
         <w:pStyle w:val="Heading3"/>
@@ -14369,94 +14218,6 @@
     <w:p>
       <w:pPr>
         <w:pStyle w:val="FirstParagraph"/>
-        <w:spacing w:before="160" w:after="80"/>
-        <w:jc w:val="center"/>
-      </w:pPr>
-      <w:r>
-        <w:rPr>
-          <w:rFonts w:ascii="Times New Roman" w:hAnsi="Times New Roman" w:eastAsia="Times New Roman" w:cs="Times New Roman"/>
-        </w:rPr>
-        <w:drawing>
-          <wp:inline>
-            <wp:extent cx="2667000" cy="2764971"/>
-            <wp:effectExtent b="0" l="0" r="0" t="0"/>
-            <wp:docPr descr="" title="" id="42" name="Picture"/>
-            <a:graphic>
-              <a:graphicData uri="http://schemas.openxmlformats.org/drawingml/2006/picture">
-                <pic:pic>
-                  <pic:nvPicPr>
-                    <pic:cNvPr descr="8a1dafcc7f9ef659848cb7441aeb51608e704ef1d68a01d539b6d8bb5acd3912.jpg" id="43" name="Picture"/>
-                    <pic:cNvPicPr>
-                      <a:picLocks noChangeArrowheads="1" noChangeAspect="1"/>
-                    </pic:cNvPicPr>
-                  </pic:nvPicPr>
-                  <pic:blipFill>
-                    <a:blip r:embed="rId41"/>
-                    <a:stretch>
-                      <a:fillRect/>
-                    </a:stretch>
-                  </pic:blipFill>
-                  <pic:spPr bwMode="auto">
-                    <a:xfrm>
-                      <a:off x="0" y="0"/>
-                      <a:ext cx="2667000" cy="2764971"/>
-                    </a:xfrm>
-                    <a:prstGeom prst="rect">
-                      <a:avLst/>
-                    </a:prstGeom>
-                    <a:noFill/>
-                    <a:ln w="9525">
-                      <a:noFill/>
-                      <a:headEnd/>
-                      <a:tailEnd/>
-                    </a:ln>
-                  </pic:spPr>
-                </pic:pic>
-              </a:graphicData>
-            </a:graphic>
-          </wp:inline>
-        </w:drawing>
-      </w:r>
-      <w:r>
-        <w:rPr>
-          <w:rFonts w:ascii="Times New Roman" w:hAnsi="Times New Roman" w:eastAsia="Times New Roman" w:cs="Times New Roman"/>
-        </w:rPr>
-        <w:t xml:space="preserve"> </w:t>
-      </w:r>
-      <w:r>
-        <w:rPr>
-          <w:rFonts w:ascii="Times New Roman" w:hAnsi="Times New Roman" w:eastAsia="Times New Roman" w:cs="Times New Roman"/>
-        </w:rPr>
-        <w:t xml:space="preserve">&gt; </w:t>
-      </w:r>
-      <w:r>
-        <w:rPr>
-          <w:rFonts w:hint="eastAsia" w:ascii="Times New Roman" w:hAnsi="Times New Roman" w:eastAsia="FangSong" w:cs="Times New Roman"/>
-        </w:rPr>
-        <w:t xml:space="preserve">图</w:t>
-      </w:r>
-      <w:r>
-        <w:rPr>
-          <w:rFonts w:ascii="Times New Roman" w:hAnsi="Times New Roman" w:eastAsia="Times New Roman" w:cs="Times New Roman"/>
-        </w:rPr>
-        <w:t xml:space="preserve"> </w:t>
-      </w:r>
-      <w:r>
-        <w:rPr>
-          <w:rFonts w:hint="eastAsia" w:ascii="Times New Roman" w:hAnsi="Times New Roman" w:eastAsia="Times New Roman" w:cs="Times New Roman"/>
-        </w:rPr>
-        <w:t>2-8：</w:t>
-      </w:r>
-      <w:r>
-        <w:rPr>
-          <w:rFonts w:hint="eastAsia" w:ascii="Times New Roman" w:hAnsi="Times New Roman" w:eastAsia="FangSong" w:cs="Times New Roman"/>
-        </w:rPr>
-        <w:t>连二亚硫酸根重叠型长硫硫键构型</w:t>
-      </w:r>
-    </w:p>
-    <w:p>
-      <w:pPr>
-        <w:pStyle w:val="BodyText"/>
         <w:ind w:firstLine="420"/>
       </w:pPr>
       <w:r>
@@ -14575,7 +14336,7 @@
         <w:rPr>
           <w:rFonts w:hint="eastAsia" w:ascii="Times New Roman" w:hAnsi="Times New Roman" w:eastAsia="FangSong" w:cs="Times New Roman"/>
         </w:rPr>
-        <w:t>以其在无机物中极为突出的强还原能力著称</w:t>
+        <w:t>以其在无机物中突出的强还原能力著称</w:t>
       </w:r>
       <w:r>
         <w:rPr>
@@ -14665,7 +14426,7 @@
         <w:rPr>
           <w:rFonts w:hint="eastAsia" w:ascii="Times New Roman" w:hAnsi="Times New Roman" w:eastAsia="FangSong" w:cs="Times New Roman"/>
         </w:rPr>
-        <w:t>具有极其反常的分子立体构型</w:t>
+        <w:t>具有反常的分子立体构型</w:t>
       </w:r>
       <w:r>
         <w:rPr>
@@ -15115,7 +14876,7 @@
         <w:rPr>
           <w:rFonts w:hint="eastAsia" w:ascii="Times New Roman" w:hAnsi="Times New Roman" w:eastAsia="FangSong" w:cs="Times New Roman"/>
         </w:rPr>
-        <w:t>键级微弱且极度脆弱</w:t>
+        <w:t>键级微弱且脆弱</w:t>
       </w:r>
       <w:r>
         <w:rPr>
@@ -15500,8 +15261,8 @@
         <w:t>。</w:t>
       </w:r>
     </w:p>
-    <w:bookmarkEnd w:id="44"/>
-    <w:bookmarkStart w:id="48" w:name="焦亚硫酸根的非对称-ss-直连结构"/>
+    <w:bookmarkEnd w:id="35"/>
+    <w:bookmarkStart w:id="36" w:name="焦亚硫酸根的非对称-ss-直连结构"/>
     <w:p>
       <w:pPr>
         <w:pStyle w:val="Heading3"/>
@@ -15535,94 +15296,6 @@
     <w:p>
       <w:pPr>
         <w:pStyle w:val="FirstParagraph"/>
-        <w:spacing w:before="160" w:after="80"/>
-        <w:jc w:val="center"/>
-      </w:pPr>
-      <w:r>
-        <w:rPr>
-          <w:rFonts w:ascii="Times New Roman" w:hAnsi="Times New Roman" w:eastAsia="Times New Roman" w:cs="Times New Roman"/>
-        </w:rPr>
-        <w:drawing>
-          <wp:inline>
-            <wp:extent cx="2667000" cy="2387314"/>
-            <wp:effectExtent b="0" l="0" r="0" t="0"/>
-            <wp:docPr descr="" title="" id="46" name="Picture"/>
-            <a:graphic>
-              <a:graphicData uri="http://schemas.openxmlformats.org/drawingml/2006/picture">
-                <pic:pic>
-                  <pic:nvPicPr>
-                    <pic:cNvPr descr="2502b5a5c72929a9fb8413801c71944882e9db0c951f103e98c3c1ef25896a53.jpg" id="47" name="Picture"/>
-                    <pic:cNvPicPr>
-                      <a:picLocks noChangeArrowheads="1" noChangeAspect="1"/>
-                    </pic:cNvPicPr>
-                  </pic:nvPicPr>
-                  <pic:blipFill>
-                    <a:blip r:embed="rId45"/>
-                    <a:stretch>
-                      <a:fillRect/>
-                    </a:stretch>
-                  </pic:blipFill>
-                  <pic:spPr bwMode="auto">
-                    <a:xfrm>
-                      <a:off x="0" y="0"/>
-                      <a:ext cx="2667000" cy="2387314"/>
-                    </a:xfrm>
-                    <a:prstGeom prst="rect">
-                      <a:avLst/>
-                    </a:prstGeom>
-                    <a:noFill/>
-                    <a:ln w="9525">
-                      <a:noFill/>
-                      <a:headEnd/>
-                      <a:tailEnd/>
-                    </a:ln>
-                  </pic:spPr>
-                </pic:pic>
-              </a:graphicData>
-            </a:graphic>
-          </wp:inline>
-        </w:drawing>
-      </w:r>
-      <w:r>
-        <w:rPr>
-          <w:rFonts w:ascii="Times New Roman" w:hAnsi="Times New Roman" w:eastAsia="Times New Roman" w:cs="Times New Roman"/>
-        </w:rPr>
-        <w:t xml:space="preserve"> </w:t>
-      </w:r>
-      <w:r>
-        <w:rPr>
-          <w:rFonts w:ascii="Times New Roman" w:hAnsi="Times New Roman" w:eastAsia="Times New Roman" w:cs="Times New Roman"/>
-        </w:rPr>
-        <w:t xml:space="preserve">&gt; </w:t>
-      </w:r>
-      <w:r>
-        <w:rPr>
-          <w:rFonts w:hint="eastAsia" w:ascii="Times New Roman" w:hAnsi="Times New Roman" w:eastAsia="FangSong" w:cs="Times New Roman"/>
-        </w:rPr>
-        <w:t xml:space="preserve">图</w:t>
-      </w:r>
-      <w:r>
-        <w:rPr>
-          <w:rFonts w:ascii="Times New Roman" w:hAnsi="Times New Roman" w:eastAsia="Times New Roman" w:cs="Times New Roman"/>
-        </w:rPr>
-        <w:t xml:space="preserve"> </w:t>
-      </w:r>
-      <w:r>
-        <w:rPr>
-          <w:rFonts w:hint="eastAsia" w:ascii="Times New Roman" w:hAnsi="Times New Roman" w:eastAsia="Times New Roman" w:cs="Times New Roman"/>
-        </w:rPr>
-        <w:t>2-9：</w:t>
-      </w:r>
-      <w:r>
-        <w:rPr>
-          <w:rFonts w:hint="eastAsia" w:ascii="Times New Roman" w:hAnsi="Times New Roman" w:eastAsia="FangSong" w:cs="Times New Roman"/>
-        </w:rPr>
-        <w:t>焦亚硫酸根不对称硫硫直连结构</w:t>
-      </w:r>
-    </w:p>
-    <w:p>
-      <w:pPr>
-        <w:pStyle w:val="BodyText"/>
         <w:ind w:firstLine="420"/>
       </w:pPr>
       <w:r>
@@ -15823,7 +15496,7 @@
         <w:rPr>
           <w:rFonts w:hint="eastAsia" w:ascii="Times New Roman" w:hAnsi="Times New Roman" w:eastAsia="FangSong" w:cs="Times New Roman"/>
         </w:rPr>
-        <w:t>极其耐人寻味的是</w:t>
+        <w:t>值得注意的是</w:t>
       </w:r>
       <w:r>
         <w:rPr>
@@ -16382,8 +16055,8 @@
         <w:t>。</w:t>
       </w:r>
     </w:p>
-    <w:bookmarkEnd w:id="48"/>
-    <w:bookmarkStart w:id="52" w:name="四氮化四硫与导电聚合物-snₓ"/>
+    <w:bookmarkEnd w:id="36"/>
+    <w:bookmarkStart w:id="37" w:name="四氮化四硫与导电聚合物-snₓ"/>
     <w:p>
       <w:pPr>
         <w:pStyle w:val="Heading3"/>
@@ -16418,94 +16091,6 @@
     <w:p>
       <w:pPr>
         <w:pStyle w:val="FirstParagraph"/>
-        <w:spacing w:before="160" w:after="80"/>
-        <w:jc w:val="center"/>
-      </w:pPr>
-      <w:r>
-        <w:rPr>
-          <w:rFonts w:ascii="Times New Roman" w:hAnsi="Times New Roman" w:eastAsia="Times New Roman" w:cs="Times New Roman"/>
-        </w:rPr>
-        <w:drawing>
-          <wp:inline>
-            <wp:extent cx="2667000" cy="1864816"/>
-            <wp:effectExtent b="0" l="0" r="0" t="0"/>
-            <wp:docPr descr="" title="" id="50" name="Picture"/>
-            <a:graphic>
-              <a:graphicData uri="http://schemas.openxmlformats.org/drawingml/2006/picture">
-                <pic:pic>
-                  <pic:nvPicPr>
-                    <pic:cNvPr descr="8c0f727e8902696bed323254149526e1aaf2f889d85f520601cbe4633202c22f.jpg" id="51" name="Picture"/>
-                    <pic:cNvPicPr>
-                      <a:picLocks noChangeArrowheads="1" noChangeAspect="1"/>
-                    </pic:cNvPicPr>
-                  </pic:nvPicPr>
-                  <pic:blipFill>
-                    <a:blip r:embed="rId49"/>
-                    <a:stretch>
-                      <a:fillRect/>
-                    </a:stretch>
-                  </pic:blipFill>
-                  <pic:spPr bwMode="auto">
-                    <a:xfrm>
-                      <a:off x="0" y="0"/>
-                      <a:ext cx="2667000" cy="1864816"/>
-                    </a:xfrm>
-                    <a:prstGeom prst="rect">
-                      <a:avLst/>
-                    </a:prstGeom>
-                    <a:noFill/>
-                    <a:ln w="9525">
-                      <a:noFill/>
-                      <a:headEnd/>
-                      <a:tailEnd/>
-                    </a:ln>
-                  </pic:spPr>
-                </pic:pic>
-              </a:graphicData>
-            </a:graphic>
-          </wp:inline>
-        </w:drawing>
-      </w:r>
-      <w:r>
-        <w:rPr>
-          <w:rFonts w:ascii="Times New Roman" w:hAnsi="Times New Roman" w:eastAsia="Times New Roman" w:cs="Times New Roman"/>
-        </w:rPr>
-        <w:t xml:space="preserve"> </w:t>
-      </w:r>
-      <w:r>
-        <w:rPr>
-          <w:rFonts w:ascii="Times New Roman" w:hAnsi="Times New Roman" w:eastAsia="Times New Roman" w:cs="Times New Roman"/>
-        </w:rPr>
-        <w:t xml:space="preserve">&gt; </w:t>
-      </w:r>
-      <w:r>
-        <w:rPr>
-          <w:rFonts w:hint="eastAsia" w:ascii="Times New Roman" w:hAnsi="Times New Roman" w:eastAsia="FangSong" w:cs="Times New Roman"/>
-        </w:rPr>
-        <w:t xml:space="preserve">图</w:t>
-      </w:r>
-      <w:r>
-        <w:rPr>
-          <w:rFonts w:ascii="Times New Roman" w:hAnsi="Times New Roman" w:eastAsia="Times New Roman" w:cs="Times New Roman"/>
-        </w:rPr>
-        <w:t xml:space="preserve"> </w:t>
-      </w:r>
-      <w:r>
-        <w:rPr>
-          <w:rFonts w:hint="eastAsia" w:ascii="Times New Roman" w:hAnsi="Times New Roman" w:eastAsia="Times New Roman" w:cs="Times New Roman"/>
-        </w:rPr>
-        <w:t>2-10：</w:t>
-      </w:r>
-      <w:r>
-        <w:rPr>
-          <w:rFonts w:hint="eastAsia" w:ascii="Times New Roman" w:hAnsi="Times New Roman" w:eastAsia="FangSong" w:cs="Times New Roman"/>
-        </w:rPr>
-        <w:t>四氮化四硫摇篮状无机笼状结构</w:t>
-      </w:r>
-    </w:p>
-    <w:p>
-      <w:pPr>
-        <w:pStyle w:val="BodyText"/>
         <w:ind w:firstLine="420"/>
       </w:pPr>
       <w:r>
@@ -17039,7 +16624,7 @@
         <w:rPr>
           <w:rFonts w:hint="eastAsia" w:ascii="Times New Roman" w:hAnsi="Times New Roman" w:eastAsia="FangSong" w:cs="Times New Roman"/>
         </w:rPr>
-        <w:t>生成呈现迷人青铜色金属光泽</w:t>
+        <w:t>生成呈现青铜色金属光泽</w:t>
       </w:r>
       <w:r>
         <w:rPr>
@@ -17101,9 +16686,9 @@
         <w:t xml:space="preserve">。</w:t>
       </w:r>
     </w:p>
-    <w:bookmarkEnd w:id="52"/>
-    <w:bookmarkEnd w:id="53"/>
-    <w:bookmarkStart w:id="72" w:name="氮族元素单质氢化物与活化化学"/>
+    <w:bookmarkEnd w:id="37"/>
+    <w:bookmarkEnd w:id="38"/>
+    <w:bookmarkStart w:id="54" w:name="氮族元素单质氢化物与活化化学"/>
     <w:p>
       <w:pPr>
         <w:pStyle w:val="Heading2"/>
@@ -17134,7 +16719,7 @@
         <w:t>氢化物与活化化学</w:t>
       </w:r>
     </w:p>
-    <w:bookmarkStart w:id="54" w:name="氮族通性与氮气分子三键"/>
+    <w:bookmarkStart w:id="39" w:name="氮族通性与氮气分子三键"/>
     <w:p>
       <w:pPr>
         <w:pStyle w:val="Heading3"/>
@@ -18436,7 +18021,7 @@
         <w:rPr>
           <w:rFonts w:hint="eastAsia" w:ascii="Times New Roman" w:hAnsi="Times New Roman" w:eastAsia="FangSong" w:cs="Times New Roman"/>
         </w:rPr>
-        <w:t>其实测键离解能高达惊人的</w:t>
+        <w:t>其实测键离解能高达</w:t>
       </w:r>
       <w:r>
         <w:rPr>
@@ -18765,7 +18350,7 @@
         <w:rPr>
           <w:rFonts w:hint="eastAsia" w:ascii="Times New Roman" w:hAnsi="Times New Roman" w:eastAsia="FangSong" w:cs="Times New Roman"/>
         </w:rPr>
-        <w:t>赋予了氮气在常温下卓越的化学惰性</w:t>
+        <w:t>赋予了氮气在常温下显著的化学惰性</w:t>
       </w:r>
       <w:r>
         <w:rPr>
@@ -18774,8 +18359,8 @@
         <w:t>。</w:t>
       </w:r>
     </w:p>
-    <w:bookmarkEnd w:id="54"/>
-    <w:bookmarkStart w:id="58" w:name="氨的三角锥构型与伞形翻转"/>
+    <w:bookmarkEnd w:id="39"/>
+    <w:bookmarkStart w:id="43" w:name="氨的三角锥构型与伞形翻转"/>
     <w:p>
       <w:pPr>
         <w:pStyle w:val="Heading3"/>
@@ -18808,18 +18393,18 @@
           <wp:inline>
             <wp:extent cx="2667000" cy="1908907"/>
             <wp:effectExtent b="0" l="0" r="0" t="0"/>
-            <wp:docPr descr="" title="" id="56" name="Picture"/>
+            <wp:docPr descr="" title="" id="41" name="Picture"/>
             <a:graphic>
               <a:graphicData uri="http://schemas.openxmlformats.org/drawingml/2006/picture">
                 <pic:pic>
                   <pic:nvPicPr>
-                    <pic:cNvPr descr="3bb3fe24f36567720603262a0ac6188d4bcb509be1f9bdd640b0d9b81d0d195b.png" id="57" name="Picture"/>
+                    <pic:cNvPr descr="3bb3fe24f36567720603262a0ac6188d4bcb509be1f9bdd640b0d9b81d0d195b.png" id="42" name="Picture"/>
                     <pic:cNvPicPr>
                       <a:picLocks noChangeArrowheads="1" noChangeAspect="1"/>
                     </pic:cNvPicPr>
                   </pic:nvPicPr>
                   <pic:blipFill>
-                    <a:blip r:embed="rId55"/>
+                    <a:blip r:embed="rId40"/>
                     <a:stretch>
                       <a:fillRect/>
                     </a:stretch>
@@ -18873,7 +18458,7 @@
         <w:rPr>
           <w:rFonts w:hint="eastAsia" w:ascii="Times New Roman" w:hAnsi="Times New Roman" w:eastAsia="Times New Roman" w:cs="Times New Roman"/>
         </w:rPr>
-        <w:t>2-11：</w:t>
+        <w:t>2-6：</w:t>
       </w:r>
       <w:r>
         <w:rPr>
@@ -19276,7 +18861,7 @@
         <w:rPr>
           <w:rFonts w:hint="eastAsia" w:ascii="Times New Roman" w:hAnsi="Times New Roman" w:eastAsia="FangSong" w:cs="Times New Roman"/>
         </w:rPr>
-        <w:t>极其特殊的是</w:t>
+        <w:t>特殊的是</w:t>
       </w:r>
       <w:r>
         <w:rPr>
@@ -19582,8 +19167,8 @@
         <w:t>。</w:t>
       </w:r>
     </w:p>
-    <w:bookmarkEnd w:id="58"/>
-    <w:bookmarkStart w:id="59" w:name="液氨溶剂化电子与-birch-还原"/>
+    <w:bookmarkEnd w:id="43"/>
+    <w:bookmarkStart w:id="44" w:name="液氨溶剂化电子与-birch-还原"/>
     <w:p>
       <w:pPr>
         <w:pStyle w:val="Heading3"/>
@@ -19818,7 +19403,7 @@
         <w:rPr>
           <w:rFonts w:hint="eastAsia" w:ascii="Times New Roman" w:hAnsi="Times New Roman" w:eastAsia="FangSong" w:cs="Times New Roman"/>
         </w:rPr>
-        <w:t>是卓越的极性无机溶剂</w:t>
+        <w:t>是优良的极性无机溶剂</w:t>
       </w:r>
       <w:r>
         <w:rPr>
@@ -19866,7 +19451,7 @@
         <w:rPr>
           <w:rFonts w:hint="eastAsia" w:ascii="Times New Roman" w:hAnsi="Times New Roman" w:eastAsia="FangSong" w:cs="Times New Roman"/>
         </w:rPr>
-        <w:t>产生极其奇妙的物理化学现象</w:t>
+        <w:t>产生显著的物理化学现象</w:t>
       </w:r>
       <w:r>
         <w:rPr>
@@ -19978,7 +19563,7 @@
         <w:rPr>
           <w:rFonts w:hint="eastAsia" w:ascii="Times New Roman" w:hAnsi="Times New Roman" w:eastAsia="FangSong" w:cs="Times New Roman"/>
         </w:rPr>
-        <w:t>溶液均呈现完全一致且极其深邃迷人的青蓝色</w:t>
+        <w:t>溶液均呈现完全一致且深青蓝色</w:t>
       </w:r>
       <w:r>
         <w:rPr>
@@ -20300,7 +19885,7 @@
         <w:rPr>
           <w:rFonts w:hint="eastAsia" w:ascii="Times New Roman" w:hAnsi="Times New Roman" w:eastAsia="FangSong" w:cs="Times New Roman"/>
         </w:rPr>
-        <w:t>游离的溶剂化电子具有极其强悍的单电子还原电位</w:t>
+        <w:t>游离的溶剂化电子具有强的单电子还原电位</w:t>
       </w:r>
       <w:r>
         <w:rPr>
@@ -20499,8 +20084,8 @@
         <w:t>。</w:t>
       </w:r>
     </w:p>
-    <w:bookmarkEnd w:id="59"/>
-    <w:bookmarkStart w:id="63" w:name="联氨的偏斜构象与推进剂应用"/>
+    <w:bookmarkEnd w:id="44"/>
+    <w:bookmarkStart w:id="45" w:name="联氨的偏斜构象与推进剂应用"/>
     <w:p>
       <w:pPr>
         <w:pStyle w:val="Heading3"/>
@@ -20517,6 +20102,640 @@
           <w:rFonts w:hint="eastAsia" w:ascii="Times New Roman" w:hAnsi="Times New Roman" w:eastAsia="SimHei" w:cs="Times New Roman"/>
         </w:rPr>
         <w:t xml:space="preserve">联氨的偏斜构象与推进剂应用</w:t>
+      </w:r>
+    </w:p>
+    <w:p>
+      <w:pPr>
+        <w:pStyle w:val="FirstParagraph"/>
+        <w:ind w:firstLine="420"/>
+      </w:pPr>
+      <w:r>
+        <w:rPr>
+          <w:rFonts w:hint="eastAsia" w:ascii="Times New Roman" w:hAnsi="Times New Roman" w:eastAsia="FangSong" w:cs="Times New Roman"/>
+        </w:rPr>
+        <w:t>联氨</w:t>
+      </w:r>
+      <w:r>
+        <w:rPr>
+          <w:rFonts w:hint="eastAsia" w:ascii="Times New Roman" w:hAnsi="Times New Roman" w:eastAsia="Times New Roman" w:cs="Times New Roman"/>
+        </w:rPr>
+        <w:t>（</w:t>
+      </w:r>
+      <w:r>
+        <w:rPr>
+          <w:rFonts w:hint="eastAsia" w:ascii="Times New Roman" w:hAnsi="Times New Roman" w:eastAsia="FangSong" w:cs="Times New Roman"/>
+        </w:rPr>
+        <w:t>肼</w:t>
+      </w:r>
+      <w:r>
+        <w:rPr>
+          <w:rFonts w:hint="eastAsia" w:ascii="Times New Roman" w:hAnsi="Times New Roman" w:eastAsia="Times New Roman" w:cs="Times New Roman"/>
+        </w:rPr>
+        <w:t>，</w:t>
+      </w:r>
+      <m:oMath>
+        <m:sSub>
+          <m:e>
+            <m:r>
+              <m:rPr>
+                <m:sty m:val="p"/>
+              </m:rPr>
+              <m:t>N</m:t>
+            </m:r>
+          </m:e>
+          <m:sub>
+            <m:r>
+              <m:rPr>
+                <m:sty m:val="p"/>
+              </m:rPr>
+              <m:t>2</m:t>
+            </m:r>
+          </m:sub>
+        </m:sSub>
+        <m:sSub>
+          <m:e>
+            <m:r>
+              <m:rPr>
+                <m:sty m:val="p"/>
+              </m:rPr>
+              <m:t>H</m:t>
+            </m:r>
+          </m:e>
+          <m:sub>
+            <m:r>
+              <m:rPr>
+                <m:sty m:val="p"/>
+              </m:rPr>
+              <m:t>4</m:t>
+            </m:r>
+          </m:sub>
+        </m:sSub>
+      </m:oMath>
+      <w:r>
+        <w:rPr>
+          <w:rFonts w:hint="eastAsia" w:ascii="Times New Roman" w:hAnsi="Times New Roman" w:eastAsia="Times New Roman" w:cs="Times New Roman"/>
+        </w:rPr>
+        <w:t>）</w:t>
+      </w:r>
+      <w:r>
+        <w:rPr>
+          <w:rFonts w:hint="eastAsia" w:ascii="Times New Roman" w:hAnsi="Times New Roman" w:eastAsia="FangSong" w:cs="Times New Roman"/>
+        </w:rPr>
+        <w:t>由两个氨基片段通过</w:t>
+      </w:r>
+      <w:r>
+        <w:rPr>
+          <w:rFonts w:ascii="Times New Roman" w:hAnsi="Times New Roman" w:eastAsia="Times New Roman" w:cs="Times New Roman"/>
+        </w:rPr>
+        <w:t xml:space="preserve"> </w:t>
+      </w:r>
+      <m:oMath>
+        <m:r>
+          <m:rPr>
+            <m:sty m:val="p"/>
+          </m:rPr>
+          <m:t>N</m:t>
+        </m:r>
+        <m:r>
+          <m:rPr>
+            <m:sty m:val="p"/>
+          </m:rPr>
+          <m:t>−</m:t>
+        </m:r>
+        <m:r>
+          <m:rPr>
+            <m:sty m:val="p"/>
+          </m:rPr>
+          <m:t>N</m:t>
+        </m:r>
+      </m:oMath>
+      <w:r>
+        <w:rPr>
+          <w:rFonts w:ascii="Times New Roman" w:hAnsi="Times New Roman" w:eastAsia="Times New Roman" w:cs="Times New Roman"/>
+        </w:rPr>
+        <w:t xml:space="preserve"> </w:t>
+      </w:r>
+      <w:r>
+        <w:rPr>
+          <w:rFonts w:hint="eastAsia" w:ascii="Times New Roman" w:hAnsi="Times New Roman" w:eastAsia="FangSong" w:cs="Times New Roman"/>
+        </w:rPr>
+        <w:t>单键共价相连而成</w:t>
+      </w:r>
+      <w:r>
+        <w:rPr>
+          <w:rFonts w:hint="eastAsia" w:ascii="Times New Roman" w:hAnsi="Times New Roman" w:eastAsia="Times New Roman" w:cs="Times New Roman"/>
+        </w:rPr>
+        <w:t>，</w:t>
+      </w:r>
+      <w:r>
+        <w:rPr>
+          <w:rFonts w:hint="eastAsia" w:ascii="Times New Roman" w:hAnsi="Times New Roman" w:eastAsia="FangSong" w:cs="Times New Roman"/>
+        </w:rPr>
+        <w:t>氮原子的氧化态为</w:t>
+      </w:r>
+      <w:r>
+        <w:rPr>
+          <w:rFonts w:ascii="Times New Roman" w:hAnsi="Times New Roman" w:eastAsia="Times New Roman" w:cs="Times New Roman"/>
+        </w:rPr>
+        <w:t xml:space="preserve"> </w:t>
+      </w:r>
+      <m:oMath>
+        <m:r>
+          <m:rPr>
+            <m:sty m:val="p"/>
+          </m:rPr>
+          <m:t>−</m:t>
+        </m:r>
+        <m:r>
+          <m:t>2</m:t>
+        </m:r>
+      </m:oMath>
+      <w:r>
+        <w:rPr>
+          <w:rFonts w:hint="eastAsia" w:ascii="Times New Roman" w:hAnsi="Times New Roman" w:eastAsia="Times New Roman" w:cs="Times New Roman"/>
+        </w:rPr>
+        <w:t>。</w:t>
+      </w:r>
+      <w:r>
+        <w:rPr>
+          <w:rFonts w:hint="eastAsia" w:ascii="Times New Roman" w:hAnsi="Times New Roman" w:eastAsia="FangSong" w:cs="Times New Roman"/>
+        </w:rPr>
+        <w:t>由于每个氮原子上各带有一对孤电子对</w:t>
+      </w:r>
+      <w:r>
+        <w:rPr>
+          <w:rFonts w:hint="eastAsia" w:ascii="Times New Roman" w:hAnsi="Times New Roman" w:eastAsia="Times New Roman" w:cs="Times New Roman"/>
+        </w:rPr>
+        <w:t>，</w:t>
+      </w:r>
+      <w:r>
+        <w:rPr>
+          <w:rFonts w:hint="eastAsia" w:ascii="Times New Roman" w:hAnsi="Times New Roman" w:eastAsia="FangSong" w:cs="Times New Roman"/>
+        </w:rPr>
+        <w:t>强烈的静电斥力迫使两个氨基绕</w:t>
+      </w:r>
+      <w:r>
+        <w:rPr>
+          <w:rFonts w:ascii="Times New Roman" w:hAnsi="Times New Roman" w:eastAsia="Times New Roman" w:cs="Times New Roman"/>
+        </w:rPr>
+        <w:t xml:space="preserve"> </w:t>
+      </w:r>
+      <m:oMath>
+        <m:r>
+          <m:rPr>
+            <m:sty m:val="p"/>
+          </m:rPr>
+          <m:t>N</m:t>
+        </m:r>
+        <m:r>
+          <m:rPr>
+            <m:sty m:val="p"/>
+          </m:rPr>
+          <m:t>−</m:t>
+        </m:r>
+        <m:r>
+          <m:rPr>
+            <m:sty m:val="p"/>
+          </m:rPr>
+          <m:t>N</m:t>
+        </m:r>
+      </m:oMath>
+      <w:r>
+        <w:rPr>
+          <w:rFonts w:ascii="Times New Roman" w:hAnsi="Times New Roman" w:eastAsia="Times New Roman" w:cs="Times New Roman"/>
+        </w:rPr>
+        <w:t xml:space="preserve"> </w:t>
+      </w:r>
+      <w:r>
+        <w:rPr>
+          <w:rFonts w:hint="eastAsia" w:ascii="Times New Roman" w:hAnsi="Times New Roman" w:eastAsia="FangSong" w:cs="Times New Roman"/>
+        </w:rPr>
+        <w:t>单键发生空间扭曲旋转</w:t>
+      </w:r>
+      <w:r>
+        <w:rPr>
+          <w:rFonts w:hint="eastAsia" w:ascii="Times New Roman" w:hAnsi="Times New Roman" w:eastAsia="Times New Roman" w:cs="Times New Roman"/>
+        </w:rPr>
+        <w:t>，</w:t>
+      </w:r>
+      <w:r>
+        <w:rPr>
+          <w:rFonts w:hint="eastAsia" w:ascii="Times New Roman" w:hAnsi="Times New Roman" w:eastAsia="FangSong" w:cs="Times New Roman"/>
+        </w:rPr>
+        <w:t>形成两对孤电子对彼此呈约</w:t>
+      </w:r>
+      <w:r>
+        <w:rPr>
+          <w:rFonts w:ascii="Times New Roman" w:hAnsi="Times New Roman" w:eastAsia="Times New Roman" w:cs="Times New Roman"/>
+        </w:rPr>
+        <w:t xml:space="preserve"> </w:t>
+      </w:r>
+      <m:oMath>
+        <m:r>
+          <m:t>90</m:t>
+        </m:r>
+        <m:r>
+          <m:rPr>
+            <m:sty m:val="p"/>
+          </m:rPr>
+          <m:t>°</m:t>
+        </m:r>
+      </m:oMath>
+      <w:r>
+        <w:rPr>
+          <w:rFonts w:ascii="Times New Roman" w:hAnsi="Times New Roman" w:eastAsia="Times New Roman" w:cs="Times New Roman"/>
+        </w:rPr>
+        <w:t xml:space="preserve"> </w:t>
+      </w:r>
+      <w:r>
+        <w:rPr>
+          <w:rFonts w:hint="eastAsia" w:ascii="Times New Roman" w:hAnsi="Times New Roman" w:eastAsia="FangSong" w:cs="Times New Roman"/>
+        </w:rPr>
+        <w:t>交叉偏转的偏斜交叉</w:t>
+      </w:r>
+      <w:r>
+        <w:rPr>
+          <w:rFonts w:hint="eastAsia" w:ascii="Times New Roman" w:hAnsi="Times New Roman" w:eastAsia="Times New Roman" w:cs="Times New Roman"/>
+        </w:rPr>
+        <w:t>（gauche）</w:t>
+      </w:r>
+      <w:r>
+        <w:rPr>
+          <w:rFonts w:hint="eastAsia" w:ascii="Times New Roman" w:hAnsi="Times New Roman" w:eastAsia="FangSong" w:cs="Times New Roman"/>
+        </w:rPr>
+        <w:t>构象</w:t>
+      </w:r>
+      <w:r>
+        <w:rPr>
+          <w:rFonts w:hint="eastAsia" w:ascii="Times New Roman" w:hAnsi="Times New Roman" w:eastAsia="Times New Roman" w:cs="Times New Roman"/>
+        </w:rPr>
+        <w:t>。</w:t>
+      </w:r>
+      <w:r>
+        <w:rPr>
+          <w:rFonts w:hint="eastAsia" w:ascii="Times New Roman" w:hAnsi="Times New Roman" w:eastAsia="FangSong" w:cs="Times New Roman"/>
+        </w:rPr>
+        <w:t>联氨分子具有极强的偶极矩</w:t>
+      </w:r>
+      <w:r>
+        <w:rPr>
+          <w:rFonts w:hint="eastAsia" w:ascii="Times New Roman" w:hAnsi="Times New Roman" w:eastAsia="Times New Roman" w:cs="Times New Roman"/>
+        </w:rPr>
+        <w:t>（</w:t>
+      </w:r>
+      <m:oMath>
+        <m:r>
+          <m:t>1.85</m:t>
+        </m:r>
+        <m:r>
+          <m:t> </m:t>
+        </m:r>
+        <m:r>
+          <m:rPr>
+            <m:sty m:val="p"/>
+          </m:rPr>
+          <m:t>D</m:t>
+        </m:r>
+      </m:oMath>
+      <w:r>
+        <w:rPr>
+          <w:rFonts w:hint="eastAsia" w:ascii="Times New Roman" w:hAnsi="Times New Roman" w:eastAsia="Times New Roman" w:cs="Times New Roman"/>
+        </w:rPr>
+        <w:t>），</w:t>
+      </w:r>
+      <w:r>
+        <w:rPr>
+          <w:rFonts w:hint="eastAsia" w:ascii="Times New Roman" w:hAnsi="Times New Roman" w:eastAsia="FangSong" w:cs="Times New Roman"/>
+        </w:rPr>
+        <w:t>是一种弱二元碱</w:t>
+      </w:r>
+      <w:r>
+        <w:rPr>
+          <w:rFonts w:hint="eastAsia" w:ascii="Times New Roman" w:hAnsi="Times New Roman" w:eastAsia="Times New Roman" w:cs="Times New Roman"/>
+        </w:rPr>
+        <w:t>（</w:t>
+      </w:r>
+      <m:oMath>
+        <m:oMathPr>
+          <m:ctrlPr>
+            <w:rPr>
+              <w:sz w:val="28"/>
+              <w:szCs w:val="28"/>
+            </w:rPr>
+          </m:ctrlPr>
+        </m:oMathPr>
+        <m:r>
+          <m:rPr>
+            <m:sty m:val="p"/>
+          </m:rPr>
+          <m:t>p</m:t>
+        </m:r>
+        <m:sSub>
+          <m:e>
+            <m:r>
+              <m:t>K</m:t>
+            </m:r>
+          </m:e>
+          <m:sub>
+            <m:r>
+              <m:rPr>
+                <m:sty m:val="p"/>
+              </m:rPr>
+              <m:t>b</m:t>
+            </m:r>
+            <m:r>
+              <m:rPr>
+                <m:sty m:val="p"/>
+              </m:rPr>
+              <m:t>1</m:t>
+            </m:r>
+          </m:sub>
+        </m:sSub>
+        <m:r>
+          <m:rPr>
+            <m:sty m:val="p"/>
+          </m:rPr>
+          <m:t>=</m:t>
+        </m:r>
+        <m:r>
+          <m:t>6.07</m:t>
+        </m:r>
+      </m:oMath>
+      <w:r>
+        <w:rPr>
+          <w:rFonts w:hint="eastAsia" w:ascii="Times New Roman" w:hAnsi="Times New Roman" w:eastAsia="Times New Roman" w:cs="Times New Roman"/>
+        </w:rPr>
+        <w:t>）。</w:t>
+      </w:r>
+      <w:r>
+        <w:rPr>
+          <w:rFonts w:hint="eastAsia" w:ascii="Times New Roman" w:hAnsi="Times New Roman" w:eastAsia="FangSong" w:cs="Times New Roman"/>
+        </w:rPr>
+        <w:t>联氨是极强的无机还原剂</w:t>
+      </w:r>
+      <w:r>
+        <w:rPr>
+          <w:rFonts w:hint="eastAsia" w:ascii="Times New Roman" w:hAnsi="Times New Roman" w:eastAsia="Times New Roman" w:cs="Times New Roman"/>
+        </w:rPr>
+        <w:t>，</w:t>
+      </w:r>
+      <w:r>
+        <w:rPr>
+          <w:rFonts w:hint="eastAsia" w:ascii="Times New Roman" w:hAnsi="Times New Roman" w:eastAsia="FangSong" w:cs="Times New Roman"/>
+        </w:rPr>
+        <w:t>在碱性介质中能被高锰酸钾</w:t>
+      </w:r>
+      <w:r>
+        <w:rPr>
+          <w:rFonts w:hint="eastAsia" w:ascii="Times New Roman" w:hAnsi="Times New Roman" w:eastAsia="Times New Roman" w:cs="Times New Roman"/>
+        </w:rPr>
+        <w:t>、</w:t>
+      </w:r>
+      <w:r>
+        <w:rPr>
+          <w:rFonts w:hint="eastAsia" w:ascii="Times New Roman" w:hAnsi="Times New Roman" w:eastAsia="FangSong" w:cs="Times New Roman"/>
+        </w:rPr>
+        <w:t>次卤酸盐乃至空气中的氧气平缓或剧烈氧化</w:t>
+      </w:r>
+      <w:r>
+        <w:rPr>
+          <w:rFonts w:hint="eastAsia" w:ascii="Times New Roman" w:hAnsi="Times New Roman" w:eastAsia="Times New Roman" w:cs="Times New Roman"/>
+        </w:rPr>
+        <w:t>，</w:t>
+      </w:r>
+      <w:r>
+        <w:rPr>
+          <w:rFonts w:hint="eastAsia" w:ascii="Times New Roman" w:hAnsi="Times New Roman" w:eastAsia="FangSong" w:cs="Times New Roman"/>
+        </w:rPr>
+        <w:t>定量释放出稳定的氮气</w:t>
+      </w:r>
+      <w:r>
+        <w:rPr>
+          <w:rFonts w:hint="eastAsia" w:ascii="Times New Roman" w:hAnsi="Times New Roman" w:eastAsia="Times New Roman" w:cs="Times New Roman"/>
+        </w:rPr>
+        <w:t>：</w:t>
+      </w:r>
+      <m:oMath>
+        <m:oMathPr>
+          <m:ctrlPr>
+            <w:rPr>
+              <w:sz w:val="28"/>
+              <w:szCs w:val="28"/>
+            </w:rPr>
+          </m:ctrlPr>
+        </m:oMathPr>
+        <m:sSub>
+          <m:e>
+            <m:r>
+              <m:rPr>
+                <m:sty m:val="p"/>
+              </m:rPr>
+              <m:t>N</m:t>
+            </m:r>
+          </m:e>
+          <m:sub>
+            <m:r>
+              <m:rPr>
+                <m:sty m:val="p"/>
+              </m:rPr>
+              <m:t>2</m:t>
+            </m:r>
+          </m:sub>
+        </m:sSub>
+        <m:sSub>
+          <m:e>
+            <m:r>
+              <m:rPr>
+                <m:sty m:val="p"/>
+              </m:rPr>
+              <m:t>H</m:t>
+            </m:r>
+          </m:e>
+          <m:sub>
+            <m:r>
+              <m:rPr>
+                <m:sty m:val="p"/>
+              </m:rPr>
+              <m:t>4</m:t>
+            </m:r>
+          </m:sub>
+        </m:sSub>
+        <m:r>
+          <m:rPr>
+            <m:sty m:val="p"/>
+          </m:rPr>
+          <m:t>+</m:t>
+        </m:r>
+        <m:sSub>
+          <m:e>
+            <m:r>
+              <m:rPr>
+                <m:sty m:val="p"/>
+              </m:rPr>
+              <m:t>O</m:t>
+            </m:r>
+          </m:e>
+          <m:sub>
+            <m:r>
+              <m:rPr>
+                <m:sty m:val="p"/>
+              </m:rPr>
+              <m:t>2</m:t>
+            </m:r>
+          </m:sub>
+        </m:sSub>
+        <m:r>
+          <m:rPr>
+            <m:sty m:val="p"/>
+          </m:rPr>
+          <m:t>→</m:t>
+        </m:r>
+        <m:sSub>
+          <m:e>
+            <m:r>
+              <m:rPr>
+                <m:sty m:val="p"/>
+              </m:rPr>
+              <m:t>N</m:t>
+            </m:r>
+          </m:e>
+          <m:sub>
+            <m:r>
+              <m:rPr>
+                <m:sty m:val="p"/>
+              </m:rPr>
+              <m:t>2</m:t>
+            </m:r>
+          </m:sub>
+        </m:sSub>
+        <m:r>
+          <m:rPr>
+            <m:sty m:val="p"/>
+          </m:rPr>
+          <m:t>+</m:t>
+        </m:r>
+        <m:r>
+          <m:rPr>
+            <m:sty m:val="p"/>
+          </m:rPr>
+          <m:t>2</m:t>
+        </m:r>
+        <m:sSub>
+          <m:e>
+            <m:r>
+              <m:rPr>
+                <m:sty m:val="p"/>
+              </m:rPr>
+              <m:t>H</m:t>
+            </m:r>
+          </m:e>
+          <m:sub>
+            <m:r>
+              <m:rPr>
+                <m:sty m:val="p"/>
+              </m:rPr>
+              <m:t>2</m:t>
+            </m:r>
+          </m:sub>
+        </m:sSub>
+        <m:r>
+          <m:rPr>
+            <m:sty m:val="p"/>
+          </m:rPr>
+          <m:t>O</m:t>
+        </m:r>
+      </m:oMath>
+      <w:r>
+        <w:rPr>
+          <w:rFonts w:hint="eastAsia" w:ascii="Times New Roman" w:hAnsi="Times New Roman" w:eastAsia="Times New Roman" w:cs="Times New Roman"/>
+        </w:rPr>
+        <w:t>。</w:t>
+      </w:r>
+      <w:r>
+        <w:rPr>
+          <w:rFonts w:hint="eastAsia" w:ascii="Times New Roman" w:hAnsi="Times New Roman" w:eastAsia="FangSong" w:cs="Times New Roman"/>
+        </w:rPr>
+        <w:t>由于其燃烧热值极高</w:t>
+      </w:r>
+      <w:r>
+        <w:rPr>
+          <w:rFonts w:hint="eastAsia" w:ascii="Times New Roman" w:hAnsi="Times New Roman" w:eastAsia="Times New Roman" w:cs="Times New Roman"/>
+        </w:rPr>
+        <w:t>、</w:t>
+      </w:r>
+      <w:r>
+        <w:rPr>
+          <w:rFonts w:hint="eastAsia" w:ascii="Times New Roman" w:hAnsi="Times New Roman" w:eastAsia="FangSong" w:cs="Times New Roman"/>
+        </w:rPr>
+        <w:t>燃烧产物全部为轻质清洁气体分子且无残渣</w:t>
+      </w:r>
+      <w:r>
+        <w:rPr>
+          <w:rFonts w:hint="eastAsia" w:ascii="Times New Roman" w:hAnsi="Times New Roman" w:eastAsia="Times New Roman" w:cs="Times New Roman"/>
+        </w:rPr>
+        <w:t>，</w:t>
+      </w:r>
+      <w:r>
+        <w:rPr>
+          <w:rFonts w:hint="eastAsia" w:ascii="Times New Roman" w:hAnsi="Times New Roman" w:eastAsia="FangSong" w:cs="Times New Roman"/>
+        </w:rPr>
+        <w:t>联氨及其甲基化衍生物</w:t>
+      </w:r>
+      <w:r>
+        <w:rPr>
+          <w:rFonts w:hint="eastAsia" w:ascii="Times New Roman" w:hAnsi="Times New Roman" w:eastAsia="Times New Roman" w:cs="Times New Roman"/>
+        </w:rPr>
+        <w:t>（</w:t>
+      </w:r>
+      <w:r>
+        <w:rPr>
+          <w:rFonts w:hint="eastAsia" w:ascii="Times New Roman" w:hAnsi="Times New Roman" w:eastAsia="FangSong" w:cs="Times New Roman"/>
+        </w:rPr>
+        <w:t>如偏二甲肼</w:t>
+      </w:r>
+      <w:r>
+        <w:rPr>
+          <w:rFonts w:ascii="Times New Roman" w:hAnsi="Times New Roman" w:eastAsia="Times New Roman" w:cs="Times New Roman"/>
+        </w:rPr>
+        <w:t xml:space="preserve"> </w:t>
+      </w:r>
+      <w:r>
+        <w:rPr>
+          <w:rFonts w:hint="eastAsia" w:ascii="Times New Roman" w:hAnsi="Times New Roman" w:eastAsia="Times New Roman" w:cs="Times New Roman"/>
+        </w:rPr>
+        <w:t>UDMH）</w:t>
+      </w:r>
+      <w:r>
+        <w:rPr>
+          <w:rFonts w:hint="eastAsia" w:ascii="Times New Roman" w:hAnsi="Times New Roman" w:eastAsia="FangSong" w:cs="Times New Roman"/>
+        </w:rPr>
+        <w:t>长期被选作航天运载火箭与卫星姿态控制发动机的推力推进剂</w:t>
+      </w:r>
+      <w:r>
+        <w:rPr>
+          <w:rFonts w:hint="eastAsia" w:ascii="Times New Roman" w:hAnsi="Times New Roman" w:eastAsia="Times New Roman" w:cs="Times New Roman"/>
+        </w:rPr>
+        <w:t>。</w:t>
+      </w:r>
+    </w:p>
+    <w:bookmarkEnd w:id="45"/>
+    <w:bookmarkStart w:id="49" w:name="叠氮酸与叠氮根的等电子体系"/>
+    <w:p>
+      <w:pPr>
+        <w:pStyle w:val="Heading3"/>
+        <w:spacing w:before="280" w:after="120"/>
+      </w:pPr>
+      <w:r>
+        <w:rPr>
+          <w:rFonts w:ascii="Times New Roman" w:hAnsi="Times New Roman" w:eastAsia="Times New Roman" w:cs="Times New Roman"/>
+        </w:rPr>
+        <w:t xml:space="preserve">3.5 </w:t>
+      </w:r>
+      <w:r>
+        <w:rPr>
+          <w:rFonts w:hint="eastAsia" w:ascii="Times New Roman" w:hAnsi="Times New Roman" w:eastAsia="SimHei" w:cs="Times New Roman"/>
+        </w:rPr>
+        <w:t xml:space="preserve">叠氮酸与叠氮根的等电子体系</w:t>
       </w:r>
     </w:p>
     <w:p>
@@ -20531,20 +20750,20 @@
         </w:rPr>
         <w:drawing>
           <wp:inline>
-            <wp:extent cx="2667000" cy="1709133"/>
+            <wp:extent cx="2667000" cy="681733"/>
             <wp:effectExtent b="0" l="0" r="0" t="0"/>
-            <wp:docPr descr="" title="" id="61" name="Picture"/>
+            <wp:docPr descr="" title="" id="47" name="Picture"/>
             <a:graphic>
               <a:graphicData uri="http://schemas.openxmlformats.org/drawingml/2006/picture">
                 <pic:pic>
                   <pic:nvPicPr>
-                    <pic:cNvPr descr="f551cba9609a4bffb1339b8dffd5eeb6a1b5be64d3480bfe6cf71950091ad751.jpg" id="62" name="Picture"/>
+                    <pic:cNvPr descr="035e4d3535fce652fd009673440d986c17c17ac7ea115d1d849ba0d438f67e0f.jpg" id="48" name="Picture"/>
                     <pic:cNvPicPr>
                       <a:picLocks noChangeArrowheads="1" noChangeAspect="1"/>
                     </pic:cNvPicPr>
                   </pic:nvPicPr>
                   <pic:blipFill>
-                    <a:blip r:embed="rId60"/>
+                    <a:blip r:embed="rId46"/>
                     <a:stretch>
                       <a:fillRect/>
                     </a:stretch>
@@ -20552,7 +20771,7 @@
                   <pic:spPr bwMode="auto">
                     <a:xfrm>
                       <a:off x="0" y="0"/>
-                      <a:ext cx="2667000" cy="1709133"/>
+                      <a:ext cx="2667000" cy="681733"/>
                     </a:xfrm>
                     <a:prstGeom prst="rect">
                       <a:avLst/>
@@ -20598,13 +20817,38 @@
         <w:rPr>
           <w:rFonts w:hint="eastAsia" w:ascii="Times New Roman" w:hAnsi="Times New Roman" w:eastAsia="Times New Roman" w:cs="Times New Roman"/>
         </w:rPr>
-        <w:t>2-12：</w:t>
-      </w:r>
-      <w:r>
-        <w:rPr>
-          <w:rFonts w:hint="eastAsia" w:ascii="Times New Roman" w:hAnsi="Times New Roman" w:eastAsia="FangSong" w:cs="Times New Roman"/>
-        </w:rPr>
-        <w:t>联氨分子交叉偏转空间构象</w:t>
+        <w:t>2-7：</w:t>
+      </w:r>
+      <w:r>
+        <w:rPr>
+          <w:rFonts w:hint="eastAsia" w:ascii="Times New Roman" w:hAnsi="Times New Roman" w:eastAsia="FangSong" w:cs="Times New Roman"/>
+        </w:rPr>
+        <w:t>叠氮酸</w:t>
+      </w:r>
+      <w:r>
+        <w:rPr>
+          <w:rFonts w:hint="eastAsia" w:ascii="Times New Roman" w:hAnsi="Times New Roman" w:eastAsia="Times New Roman" w:cs="Times New Roman"/>
+        </w:rPr>
+        <w:t>（HN</w:t>
+      </w:r>
+      <w:r>
+        <w:rPr>
+          <w:rFonts w:hint="eastAsia" w:ascii="Times New Roman" w:hAnsi="Times New Roman" w:eastAsia="Times New Roman" w:cs="Times New Roman"/>
+          <w:vertAlign w:val="subscript"/>
+        </w:rPr>
+        <w:t>3</w:t>
+      </w:r>
+      <w:r>
+        <w:rPr>
+          <w:rFonts w:hint="eastAsia" w:ascii="Times New Roman" w:hAnsi="Times New Roman" w:eastAsia="Times New Roman" w:cs="Times New Roman"/>
+        </w:rPr>
+        <w:t>）</w:t>
+      </w:r>
+      <w:r>
+        <w:rPr>
+          <w:rFonts w:hint="eastAsia" w:ascii="Times New Roman" w:hAnsi="Times New Roman" w:eastAsia="FangSong" w:cs="Times New Roman"/>
+        </w:rPr>
+        <w:t>的共振结构</w:t>
       </w:r>
     </w:p>
     <w:p>
@@ -20616,7 +20860,7 @@
         <w:rPr>
           <w:rFonts w:hint="eastAsia" w:ascii="Times New Roman" w:hAnsi="Times New Roman" w:eastAsia="FangSong" w:cs="Times New Roman"/>
         </w:rPr>
-        <w:t>联氨</w:t>
+        <w:t>叠氮酸</w:t>
       </w:r>
       <w:r>
         <w:rPr>
@@ -20624,19 +20868,13 @@
         </w:rPr>
         <w:t>（</w:t>
       </w:r>
-      <w:r>
-        <w:rPr>
-          <w:rFonts w:hint="eastAsia" w:ascii="Times New Roman" w:hAnsi="Times New Roman" w:eastAsia="FangSong" w:cs="Times New Roman"/>
-        </w:rPr>
-        <w:t>肼</w:t>
-      </w:r>
-      <w:r>
-        <w:rPr>
-          <w:rFonts w:hint="eastAsia" w:ascii="Times New Roman" w:hAnsi="Times New Roman" w:eastAsia="Times New Roman" w:cs="Times New Roman"/>
-        </w:rPr>
-        <w:t>，</w:t>
-      </w:r>
       <m:oMath>
+        <m:r>
+          <m:rPr>
+            <m:sty m:val="p"/>
+          </m:rPr>
+          <m:t>H</m:t>
+        </m:r>
         <m:sSub>
           <m:e>
             <m:r>
@@ -20651,25 +20889,7 @@
               <m:rPr>
                 <m:sty m:val="p"/>
               </m:rPr>
-              <m:t>2</m:t>
-            </m:r>
-          </m:sub>
-        </m:sSub>
-        <m:sSub>
-          <m:e>
-            <m:r>
-              <m:rPr>
-                <m:sty m:val="p"/>
-              </m:rPr>
-              <m:t>H</m:t>
-            </m:r>
-          </m:e>
-          <m:sub>
-            <m:r>
-              <m:rPr>
-                <m:sty m:val="p"/>
-              </m:rPr>
-              <m:t>4</m:t>
+              <m:t>3</m:t>
             </m:r>
           </m:sub>
         </m:sSub>
@@ -20684,15 +20904,291 @@
         <w:rPr>
           <w:rFonts w:hint="eastAsia" w:ascii="Times New Roman" w:hAnsi="Times New Roman" w:eastAsia="FangSong" w:cs="Times New Roman"/>
         </w:rPr>
-        <w:t>由两个氨基片段通过</w:t>
-      </w:r>
-      <w:r>
-        <w:rPr>
-          <w:rFonts w:ascii="Times New Roman" w:hAnsi="Times New Roman" w:eastAsia="Times New Roman" w:cs="Times New Roman"/>
-        </w:rPr>
-        <w:t xml:space="preserve"> </w:t>
+        <w:t>及其共轭碱叠氮根阴离子</w:t>
+      </w:r>
+      <w:r>
+        <w:rPr>
+          <w:rFonts w:hint="eastAsia" w:ascii="Times New Roman" w:hAnsi="Times New Roman" w:eastAsia="Times New Roman" w:cs="Times New Roman"/>
+        </w:rPr>
+        <w:t>（</w:t>
       </w:r>
       <m:oMath>
+        <m:sSubSup>
+          <m:e>
+            <m:r>
+              <m:rPr>
+                <m:sty m:val="p"/>
+              </m:rPr>
+              <m:t>N</m:t>
+            </m:r>
+          </m:e>
+          <m:sub>
+            <m:r>
+              <m:rPr>
+                <m:sty m:val="p"/>
+              </m:rPr>
+              <m:t>3</m:t>
+            </m:r>
+          </m:sub>
+          <m:sup>
+            <m:r>
+              <m:rPr>
+                <m:sty m:val="p"/>
+              </m:rPr>
+              <m:t>−</m:t>
+            </m:r>
+          </m:sup>
+        </m:sSubSup>
+      </m:oMath>
+      <w:r>
+        <w:rPr>
+          <w:rFonts w:hint="eastAsia" w:ascii="Times New Roman" w:hAnsi="Times New Roman" w:eastAsia="Times New Roman" w:cs="Times New Roman"/>
+        </w:rPr>
+        <w:t>）</w:t>
+      </w:r>
+      <w:r>
+        <w:rPr>
+          <w:rFonts w:hint="eastAsia" w:ascii="Times New Roman" w:hAnsi="Times New Roman" w:eastAsia="FangSong" w:cs="Times New Roman"/>
+        </w:rPr>
+        <w:t>是含氮多原子体系的代表</w:t>
+      </w:r>
+      <w:r>
+        <w:rPr>
+          <w:rFonts w:hint="eastAsia" w:ascii="Times New Roman" w:hAnsi="Times New Roman" w:eastAsia="Times New Roman" w:cs="Times New Roman"/>
+        </w:rPr>
+        <w:t>。</w:t>
+      </w:r>
+      <w:r>
+        <w:rPr>
+          <w:rFonts w:hint="eastAsia" w:ascii="Times New Roman" w:hAnsi="Times New Roman" w:eastAsia="FangSong" w:cs="Times New Roman"/>
+        </w:rPr>
+        <w:t>叠氮根阴离子含有</w:t>
+      </w:r>
+      <w:r>
+        <w:rPr>
+          <w:rFonts w:ascii="Times New Roman" w:hAnsi="Times New Roman" w:eastAsia="Times New Roman" w:cs="Times New Roman"/>
+        </w:rPr>
+        <w:t xml:space="preserve"> 16 </w:t>
+      </w:r>
+      <w:r>
+        <w:rPr>
+          <w:rFonts w:hint="eastAsia" w:ascii="Times New Roman" w:hAnsi="Times New Roman" w:eastAsia="FangSong" w:cs="Times New Roman"/>
+        </w:rPr>
+        <w:t>个价电子</w:t>
+      </w:r>
+      <w:r>
+        <w:rPr>
+          <w:rFonts w:hint="eastAsia" w:ascii="Times New Roman" w:hAnsi="Times New Roman" w:eastAsia="Times New Roman" w:cs="Times New Roman"/>
+        </w:rPr>
+        <w:t>，</w:t>
+      </w:r>
+      <w:r>
+        <w:rPr>
+          <w:rFonts w:hint="eastAsia" w:ascii="Times New Roman" w:hAnsi="Times New Roman" w:eastAsia="FangSong" w:cs="Times New Roman"/>
+        </w:rPr>
+        <w:t>与二氧化碳</w:t>
+      </w:r>
+      <w:r>
+        <w:rPr>
+          <w:rFonts w:hint="eastAsia" w:ascii="Times New Roman" w:hAnsi="Times New Roman" w:eastAsia="Times New Roman" w:cs="Times New Roman"/>
+        </w:rPr>
+        <w:t>（</w:t>
+      </w:r>
+      <m:oMath>
+        <m:r>
+          <m:rPr>
+            <m:sty m:val="p"/>
+          </m:rPr>
+          <m:t>C</m:t>
+        </m:r>
+        <m:sSub>
+          <m:e>
+            <m:r>
+              <m:rPr>
+                <m:sty m:val="p"/>
+              </m:rPr>
+              <m:t>O</m:t>
+            </m:r>
+          </m:e>
+          <m:sub>
+            <m:r>
+              <m:rPr>
+                <m:sty m:val="p"/>
+              </m:rPr>
+              <m:t>2</m:t>
+            </m:r>
+          </m:sub>
+        </m:sSub>
+      </m:oMath>
+      <w:r>
+        <w:rPr>
+          <w:rFonts w:hint="eastAsia" w:ascii="Times New Roman" w:hAnsi="Times New Roman" w:eastAsia="Times New Roman" w:cs="Times New Roman"/>
+        </w:rPr>
+        <w:t>）</w:t>
+      </w:r>
+      <w:r>
+        <w:rPr>
+          <w:rFonts w:hint="eastAsia" w:ascii="Times New Roman" w:hAnsi="Times New Roman" w:eastAsia="FangSong" w:cs="Times New Roman"/>
+        </w:rPr>
+        <w:t>和氧化亚氮</w:t>
+      </w:r>
+      <w:r>
+        <w:rPr>
+          <w:rFonts w:hint="eastAsia" w:ascii="Times New Roman" w:hAnsi="Times New Roman" w:eastAsia="Times New Roman" w:cs="Times New Roman"/>
+        </w:rPr>
+        <w:t>（</w:t>
+      </w:r>
+      <m:oMath>
+        <m:sSub>
+          <m:e>
+            <m:r>
+              <m:rPr>
+                <m:sty m:val="p"/>
+              </m:rPr>
+              <m:t>N</m:t>
+            </m:r>
+          </m:e>
+          <m:sub>
+            <m:r>
+              <m:rPr>
+                <m:sty m:val="p"/>
+              </m:rPr>
+              <m:t>2</m:t>
+            </m:r>
+          </m:sub>
+        </m:sSub>
+        <m:r>
+          <m:rPr>
+            <m:sty m:val="p"/>
+          </m:rPr>
+          <m:t>O</m:t>
+        </m:r>
+      </m:oMath>
+      <w:r>
+        <w:rPr>
+          <w:rFonts w:hint="eastAsia" w:ascii="Times New Roman" w:hAnsi="Times New Roman" w:eastAsia="Times New Roman" w:cs="Times New Roman"/>
+        </w:rPr>
+        <w:t>）</w:t>
+      </w:r>
+      <w:r>
+        <w:rPr>
+          <w:rFonts w:hint="eastAsia" w:ascii="Times New Roman" w:hAnsi="Times New Roman" w:eastAsia="FangSong" w:cs="Times New Roman"/>
+        </w:rPr>
+        <w:t>互为等电子体</w:t>
+      </w:r>
+      <w:r>
+        <w:rPr>
+          <w:rFonts w:hint="eastAsia" w:ascii="Times New Roman" w:hAnsi="Times New Roman" w:eastAsia="Times New Roman" w:cs="Times New Roman"/>
+        </w:rPr>
+        <w:t>。</w:t>
+      </w:r>
+      <w:r>
+        <w:rPr>
+          <w:rFonts w:hint="eastAsia" w:ascii="Times New Roman" w:hAnsi="Times New Roman" w:eastAsia="FangSong" w:cs="Times New Roman"/>
+        </w:rPr>
+        <w:t>其中心氮原子采取等性</w:t>
+      </w:r>
+      <w:r>
+        <w:rPr>
+          <w:rFonts w:ascii="Times New Roman" w:hAnsi="Times New Roman" w:eastAsia="Times New Roman" w:cs="Times New Roman"/>
+        </w:rPr>
+        <w:t xml:space="preserve"> </w:t>
+      </w:r>
+      <m:oMath>
+        <m:r>
+          <m:rPr>
+            <m:sty m:val="p"/>
+          </m:rPr>
+          <m:t>s</m:t>
+        </m:r>
+        <m:r>
+          <m:rPr>
+            <m:sty m:val="p"/>
+          </m:rPr>
+          <m:t>p</m:t>
+        </m:r>
+      </m:oMath>
+      <w:r>
+        <w:rPr>
+          <w:rFonts w:ascii="Times New Roman" w:hAnsi="Times New Roman" w:eastAsia="Times New Roman" w:cs="Times New Roman"/>
+        </w:rPr>
+        <w:t xml:space="preserve"> </w:t>
+      </w:r>
+      <w:r>
+        <w:rPr>
+          <w:rFonts w:hint="eastAsia" w:ascii="Times New Roman" w:hAnsi="Times New Roman" w:eastAsia="FangSong" w:cs="Times New Roman"/>
+        </w:rPr>
+        <w:t>杂化</w:t>
+      </w:r>
+      <w:r>
+        <w:rPr>
+          <w:rFonts w:hint="eastAsia" w:ascii="Times New Roman" w:hAnsi="Times New Roman" w:eastAsia="Times New Roman" w:cs="Times New Roman"/>
+        </w:rPr>
+        <w:t>，</w:t>
+      </w:r>
+      <w:r>
+        <w:rPr>
+          <w:rFonts w:hint="eastAsia" w:ascii="Times New Roman" w:hAnsi="Times New Roman" w:eastAsia="FangSong" w:cs="Times New Roman"/>
+        </w:rPr>
+        <w:t>空间几何构型严格为直线型</w:t>
+      </w:r>
+      <w:r>
+        <w:rPr>
+          <w:rFonts w:hint="eastAsia" w:ascii="Times New Roman" w:hAnsi="Times New Roman" w:eastAsia="Times New Roman" w:cs="Times New Roman"/>
+        </w:rPr>
+        <w:t>（</w:t>
+      </w:r>
+      <m:oMath>
+        <m:sSub>
+          <m:e>
+            <m:r>
+              <m:t>D</m:t>
+            </m:r>
+          </m:e>
+          <m:sub>
+            <m:r>
+              <m:rPr>
+                <m:sty m:val="p"/>
+              </m:rPr>
+              <m:t>∞</m:t>
+            </m:r>
+            <m:r>
+              <m:t>h</m:t>
+            </m:r>
+          </m:sub>
+        </m:sSub>
+      </m:oMath>
+      <w:r>
+        <w:rPr>
+          <w:rFonts w:ascii="Times New Roman" w:hAnsi="Times New Roman" w:eastAsia="Times New Roman" w:cs="Times New Roman"/>
+        </w:rPr>
+        <w:t xml:space="preserve"> </w:t>
+      </w:r>
+      <w:r>
+        <w:rPr>
+          <w:rFonts w:hint="eastAsia" w:ascii="Times New Roman" w:hAnsi="Times New Roman" w:eastAsia="FangSong" w:cs="Times New Roman"/>
+        </w:rPr>
+        <w:t>点群</w:t>
+      </w:r>
+      <w:r>
+        <w:rPr>
+          <w:rFonts w:hint="eastAsia" w:ascii="Times New Roman" w:hAnsi="Times New Roman" w:eastAsia="Times New Roman" w:cs="Times New Roman"/>
+        </w:rPr>
+        <w:t>），</w:t>
+      </w:r>
+      <w:r>
+        <w:rPr>
+          <w:rFonts w:hint="eastAsia" w:ascii="Times New Roman" w:hAnsi="Times New Roman" w:eastAsia="FangSong" w:cs="Times New Roman"/>
+        </w:rPr>
+        <w:t>两端的两个</w:t>
+      </w:r>
+      <w:r>
+        <w:rPr>
+          <w:rFonts w:ascii="Times New Roman" w:hAnsi="Times New Roman" w:eastAsia="Times New Roman" w:cs="Times New Roman"/>
+        </w:rPr>
+        <w:t xml:space="preserve"> </w:t>
+      </w:r>
+      <m:oMath>
         <m:r>
           <m:rPr>
             <m:sty m:val="p"/>
@@ -20722,7 +21218,45 @@
         <w:rPr>
           <w:rFonts w:hint="eastAsia" w:ascii="Times New Roman" w:hAnsi="Times New Roman" w:eastAsia="FangSong" w:cs="Times New Roman"/>
         </w:rPr>
-        <w:t>单键共价相连而成</w:t>
+        <w:t>键长严格均等</w:t>
+      </w:r>
+      <w:r>
+        <w:rPr>
+          <w:rFonts w:hint="eastAsia" w:ascii="Times New Roman" w:hAnsi="Times New Roman" w:eastAsia="Times New Roman" w:cs="Times New Roman"/>
+        </w:rPr>
+        <w:t>（</w:t>
+      </w:r>
+      <m:oMath>
+        <m:r>
+          <m:t>116</m:t>
+        </m:r>
+        <m:r>
+          <m:t> </m:t>
+        </m:r>
+        <m:r>
+          <m:rPr>
+            <m:sty m:val="p"/>
+          </m:rPr>
+          <m:t>p</m:t>
+        </m:r>
+        <m:r>
+          <m:rPr>
+            <m:sty m:val="p"/>
+          </m:rPr>
+          <m:t>m</m:t>
+        </m:r>
+      </m:oMath>
+      <w:r>
+        <w:rPr>
+          <w:rFonts w:hint="eastAsia" w:ascii="Times New Roman" w:hAnsi="Times New Roman" w:eastAsia="Times New Roman" w:cs="Times New Roman"/>
+        </w:rPr>
+        <w:t>）。</w:t>
+      </w:r>
+      <w:r>
+        <w:rPr>
+          <w:rFonts w:hint="eastAsia" w:ascii="Times New Roman" w:hAnsi="Times New Roman" w:eastAsia="FangSong" w:cs="Times New Roman"/>
+        </w:rPr>
+        <w:t>在垂直于分子轴线的两个相互正交的方向上</w:t>
       </w:r>
       <w:r>
         <w:rPr>
@@ -20734,7 +21268,7 @@
         <w:rPr>
           <w:rFonts w:hint="eastAsia" w:ascii="Times New Roman" w:hAnsi="Times New Roman" w:eastAsia="FangSong" w:cs="Times New Roman"/>
         </w:rPr>
-        <w:t>氮原子的氧化态为</w:t>
+        <w:t>三个氮原子的平行</w:t>
       </w:r>
       <w:r>
         <w:rPr>
@@ -20744,26 +21278,20 @@
       </w:r>
       <m:oMath>
         <m:r>
-          <m:rPr>
-            <m:sty m:val="p"/>
-          </m:rPr>
-          <m:t>−</m:t>
-        </m:r>
-        <m:r>
-          <m:t>2</m:t>
+          <m:t>p</m:t>
         </m:r>
       </m:oMath>
       <w:r>
         <w:rPr>
-          <w:rFonts w:hint="eastAsia" w:ascii="Times New Roman" w:hAnsi="Times New Roman" w:eastAsia="Times New Roman" w:cs="Times New Roman"/>
-        </w:rPr>
-        <w:t>。</w:t>
-      </w:r>
-      <w:r>
-        <w:rPr>
-          <w:rFonts w:hint="eastAsia" w:ascii="Times New Roman" w:hAnsi="Times New Roman" w:eastAsia="FangSong" w:cs="Times New Roman"/>
-        </w:rPr>
-        <w:t>由于每个氮原子上各带有一对孤电子对</w:t>
+          <w:rFonts w:ascii="Times New Roman" w:hAnsi="Times New Roman" w:eastAsia="Times New Roman" w:cs="Times New Roman"/>
+        </w:rPr>
+        <w:t xml:space="preserve"> </w:t>
+      </w:r>
+      <w:r>
+        <w:rPr>
+          <w:rFonts w:hint="eastAsia" w:ascii="Times New Roman" w:hAnsi="Times New Roman" w:eastAsia="FangSong" w:cs="Times New Roman"/>
+        </w:rPr>
+        <w:t>轨道分别发生三中心三轨道重叠</w:t>
       </w:r>
       <w:r>
         <w:rPr>
@@ -20775,7 +21303,7 @@
         <w:rPr>
           <w:rFonts w:hint="eastAsia" w:ascii="Times New Roman" w:hAnsi="Times New Roman" w:eastAsia="FangSong" w:cs="Times New Roman"/>
         </w:rPr>
-        <w:t>强烈的静电斥力迫使两个氨基绕</w:t>
+        <w:t>形成两套正交的三中心四电子离域</w:t>
       </w:r>
       <w:r>
         <w:rPr>
@@ -20785,22 +21313,7 @@
       </w:r>
       <m:oMath>
         <m:r>
-          <m:rPr>
-            <m:sty m:val="p"/>
-          </m:rPr>
-          <m:t>N</m:t>
-        </m:r>
-        <m:r>
-          <m:rPr>
-            <m:sty m:val="p"/>
-          </m:rPr>
-          <m:t>−</m:t>
-        </m:r>
-        <m:r>
-          <m:rPr>
-            <m:sty m:val="p"/>
-          </m:rPr>
-          <m:t>N</m:t>
+          <m:t>π</m:t>
         </m:r>
       </m:oMath>
       <w:r>
@@ -20813,95 +21326,38 @@
         <w:rPr>
           <w:rFonts w:hint="eastAsia" w:ascii="Times New Roman" w:hAnsi="Times New Roman" w:eastAsia="FangSong" w:cs="Times New Roman"/>
         </w:rPr>
-        <w:t>单键发生空间扭曲旋转</w:t>
-      </w:r>
-      <w:r>
-        <w:rPr>
-          <w:rFonts w:hint="eastAsia" w:ascii="Times New Roman" w:hAnsi="Times New Roman" w:eastAsia="Times New Roman" w:cs="Times New Roman"/>
-        </w:rPr>
-        <w:t>，</w:t>
-      </w:r>
-      <w:r>
-        <w:rPr>
-          <w:rFonts w:hint="eastAsia" w:ascii="Times New Roman" w:hAnsi="Times New Roman" w:eastAsia="FangSong" w:cs="Times New Roman"/>
-        </w:rPr>
-        <w:t>形成两对孤电子对彼此呈约</w:t>
-      </w:r>
-      <w:r>
-        <w:rPr>
-          <w:rFonts w:ascii="Times New Roman" w:hAnsi="Times New Roman" w:eastAsia="Times New Roman" w:cs="Times New Roman"/>
-        </w:rPr>
-        <w:t xml:space="preserve"> </w:t>
+        <w:t>键</w:t>
+      </w:r>
+      <w:r>
+        <w:rPr>
+          <w:rFonts w:hint="eastAsia" w:ascii="Times New Roman" w:hAnsi="Times New Roman" w:eastAsia="Times New Roman" w:cs="Times New Roman"/>
+        </w:rPr>
+        <w:t>（</w:t>
       </w:r>
       <m:oMath>
-        <m:r>
-          <m:t>90</m:t>
-        </m:r>
-        <m:r>
-          <m:rPr>
-            <m:sty m:val="p"/>
-          </m:rPr>
-          <m:t>°</m:t>
-        </m:r>
+        <m:sSubSup>
+          <m:e>
+            <m:r>
+              <m:rPr>
+                <m:sty m:val="p"/>
+              </m:rPr>
+              <m:t>Π</m:t>
+            </m:r>
+          </m:e>
+          <m:sub>
+            <m:r>
+              <m:t>3</m:t>
+            </m:r>
+          </m:sub>
+          <m:sup>
+            <m:r>
+              <m:t>4</m:t>
+            </m:r>
+          </m:sup>
+        </m:sSubSup>
       </m:oMath>
       <w:r>
         <w:rPr>
-          <w:rFonts w:ascii="Times New Roman" w:hAnsi="Times New Roman" w:eastAsia="Times New Roman" w:cs="Times New Roman"/>
-        </w:rPr>
-        <w:t xml:space="preserve"> </w:t>
-      </w:r>
-      <w:r>
-        <w:rPr>
-          <w:rFonts w:hint="eastAsia" w:ascii="Times New Roman" w:hAnsi="Times New Roman" w:eastAsia="FangSong" w:cs="Times New Roman"/>
-        </w:rPr>
-        <w:t>交叉偏转的偏斜交叉</w:t>
-      </w:r>
-      <w:r>
-        <w:rPr>
-          <w:rFonts w:hint="eastAsia" w:ascii="Times New Roman" w:hAnsi="Times New Roman" w:eastAsia="Times New Roman" w:cs="Times New Roman"/>
-        </w:rPr>
-        <w:t>（gauche）</w:t>
-      </w:r>
-      <w:r>
-        <w:rPr>
-          <w:rFonts w:hint="eastAsia" w:ascii="Times New Roman" w:hAnsi="Times New Roman" w:eastAsia="FangSong" w:cs="Times New Roman"/>
-        </w:rPr>
-        <w:t>构象</w:t>
-      </w:r>
-      <w:r>
-        <w:rPr>
-          <w:rFonts w:hint="eastAsia" w:ascii="Times New Roman" w:hAnsi="Times New Roman" w:eastAsia="Times New Roman" w:cs="Times New Roman"/>
-        </w:rPr>
-        <w:t>。</w:t>
-      </w:r>
-      <w:r>
-        <w:rPr>
-          <w:rFonts w:hint="eastAsia" w:ascii="Times New Roman" w:hAnsi="Times New Roman" w:eastAsia="FangSong" w:cs="Times New Roman"/>
-        </w:rPr>
-        <w:t>联氨分子具有极强的偶极矩</w:t>
-      </w:r>
-      <w:r>
-        <w:rPr>
-          <w:rFonts w:hint="eastAsia" w:ascii="Times New Roman" w:hAnsi="Times New Roman" w:eastAsia="Times New Roman" w:cs="Times New Roman"/>
-        </w:rPr>
-        <w:t>（</w:t>
-      </w:r>
-      <m:oMath>
-        <m:r>
-          <m:t>1.85</m:t>
-        </m:r>
-        <m:r>
-          <m:t> </m:t>
-        </m:r>
-        <m:r>
-          <m:rPr>
-            <m:sty m:val="p"/>
-          </m:rPr>
-          <m:t>D</m:t>
-        </m:r>
-      </m:oMath>
-      <w:r>
-        <w:rPr>
           <w:rFonts w:hint="eastAsia" w:ascii="Times New Roman" w:hAnsi="Times New Roman" w:eastAsia="Times New Roman" w:cs="Times New Roman"/>
         </w:rPr>
         <w:t>），</w:t>
@@ -20910,13 +21366,13 @@
         <w:rPr>
           <w:rFonts w:hint="eastAsia" w:ascii="Times New Roman" w:hAnsi="Times New Roman" w:eastAsia="FangSong" w:cs="Times New Roman"/>
         </w:rPr>
-        <w:t>是一种弱二元碱</w:t>
-      </w:r>
-      <w:r>
-        <w:rPr>
-          <w:rFonts w:hint="eastAsia" w:ascii="Times New Roman" w:hAnsi="Times New Roman" w:eastAsia="Times New Roman" w:cs="Times New Roman"/>
-        </w:rPr>
-        <w:t>（</w:t>
+        <w:t>其共振极限结构可表示为</w:t>
+      </w:r>
+      <w:r>
+        <w:rPr>
+          <w:rFonts w:ascii="Times New Roman" w:hAnsi="Times New Roman" w:eastAsia="Times New Roman" w:cs="Times New Roman"/>
+        </w:rPr>
+        <w:t xml:space="preserve"> </w:t>
       </w:r>
       <m:oMath>
         <m:oMathPr>
@@ -20931,50 +21387,216 @@
           <m:rPr>
             <m:sty m:val="p"/>
           </m:rPr>
-          <m:t>p</m:t>
-        </m:r>
-        <m:sSub>
-          <m:e>
-            <m:r>
-              <m:t>K</m:t>
-            </m:r>
-          </m:e>
-          <m:sub>
-            <m:r>
-              <m:rPr>
-                <m:sty m:val="p"/>
-              </m:rPr>
-              <m:t>b</m:t>
-            </m:r>
-            <m:r>
-              <m:rPr>
-                <m:sty m:val="p"/>
-              </m:rPr>
-              <m:t>1</m:t>
-            </m:r>
-          </m:sub>
-        </m:sSub>
+          <m:t>[</m:t>
+        </m:r>
+        <m:r>
+          <m:rPr>
+            <m:sty m:val="p"/>
+          </m:rPr>
+          <m:t>:</m:t>
+        </m:r>
+        <m:acc>
+          <m:accPr>
+            <m:chr m:val="‾"/>
+          </m:accPr>
+          <m:e>
+            <m:r>
+              <m:rPr>
+                <m:sty m:val="p"/>
+              </m:rPr>
+              <m:t>N</m:t>
+            </m:r>
+          </m:e>
+        </m:acc>
         <m:r>
           <m:rPr>
             <m:sty m:val="p"/>
           </m:rPr>
           <m:t>=</m:t>
         </m:r>
-        <m:r>
-          <m:t>6.07</m:t>
+        <m:sSup>
+          <m:e>
+            <m:r>
+              <m:rPr>
+                <m:sty m:val="p"/>
+              </m:rPr>
+              <m:t>N</m:t>
+            </m:r>
+          </m:e>
+          <m:sup>
+            <m:r>
+              <m:rPr>
+                <m:sty m:val="p"/>
+              </m:rPr>
+              <m:t>(</m:t>
+            </m:r>
+            <m:r>
+              <m:rPr>
+                <m:sty m:val="p"/>
+              </m:rPr>
+              <m:t>+</m:t>
+            </m:r>
+            <m:r>
+              <m:rPr>
+                <m:sty m:val="p"/>
+              </m:rPr>
+              <m:t>)</m:t>
+            </m:r>
+          </m:sup>
+        </m:sSup>
+        <m:r>
+          <m:rPr>
+            <m:sty m:val="p"/>
+          </m:rPr>
+          <m:t>=</m:t>
+        </m:r>
+        <m:acc>
+          <m:accPr>
+            <m:chr m:val="‾"/>
+          </m:accPr>
+          <m:e>
+            <m:r>
+              <m:rPr>
+                <m:sty m:val="p"/>
+              </m:rPr>
+              <m:t>N</m:t>
+            </m:r>
+          </m:e>
+        </m:acc>
+        <m:r>
+          <m:rPr>
+            <m:sty m:val="p"/>
+          </m:rPr>
+          <m:t>:</m:t>
+        </m:r>
+        <m:r>
+          <m:rPr>
+            <m:sty m:val="p"/>
+          </m:rPr>
+          <m:t>↔</m:t>
+        </m:r>
+        <m:r>
+          <m:rPr>
+            <m:sty m:val="p"/>
+          </m:rPr>
+          <m:t>:</m:t>
+        </m:r>
+        <m:r>
+          <m:rPr>
+            <m:sty m:val="p"/>
+          </m:rPr>
+          <m:t>N</m:t>
+        </m:r>
+        <m:r>
+          <m:rPr>
+            <m:sty m:val="p"/>
+          </m:rPr>
+          <m:t>≡</m:t>
+        </m:r>
+        <m:r>
+          <m:rPr>
+            <m:sty m:val="p"/>
+          </m:rPr>
+          <m:t>​</m:t>
+        </m:r>
+        <m:sSup>
+          <m:e>
+            <m:r>
+              <m:rPr>
+                <m:sty m:val="p"/>
+              </m:rPr>
+              <m:t>N</m:t>
+            </m:r>
+          </m:e>
+          <m:sup>
+            <m:r>
+              <m:rPr>
+                <m:sty m:val="p"/>
+              </m:rPr>
+              <m:t>(</m:t>
+            </m:r>
+            <m:r>
+              <m:rPr>
+                <m:sty m:val="p"/>
+              </m:rPr>
+              <m:t>+</m:t>
+            </m:r>
+            <m:r>
+              <m:rPr>
+                <m:sty m:val="p"/>
+              </m:rPr>
+              <m:t>)</m:t>
+            </m:r>
+          </m:sup>
+        </m:sSup>
+        <m:r>
+          <m:rPr>
+            <m:sty m:val="p"/>
+          </m:rPr>
+          <m:t>−</m:t>
+        </m:r>
+        <m:acc>
+          <m:accPr>
+            <m:chr m:val="̈"/>
+          </m:accPr>
+          <m:e>
+            <m:r>
+              <m:rPr>
+                <m:sty m:val="p"/>
+              </m:rPr>
+              <m:t>N</m:t>
+            </m:r>
+          </m:e>
+        </m:acc>
+        <m:sSup>
+          <m:e>
+            <m:r>
+              <m:rPr>
+                <m:sty m:val="p"/>
+              </m:rPr>
+              <m:t>:</m:t>
+            </m:r>
+          </m:e>
+          <m:sup>
+            <m:r>
+              <m:rPr>
+                <m:sty m:val="p"/>
+              </m:rPr>
+              <m:t>2</m:t>
+            </m:r>
+            <m:r>
+              <m:rPr>
+                <m:sty m:val="p"/>
+              </m:rPr>
+              <m:t>−</m:t>
+            </m:r>
+          </m:sup>
+        </m:sSup>
+        <m:r>
+          <m:rPr>
+            <m:sty m:val="p"/>
+          </m:rPr>
+          <m:t>]</m:t>
         </m:r>
       </m:oMath>
       <w:r>
         <w:rPr>
-          <w:rFonts w:hint="eastAsia" w:ascii="Times New Roman" w:hAnsi="Times New Roman" w:eastAsia="Times New Roman" w:cs="Times New Roman"/>
-        </w:rPr>
-        <w:t>）。</w:t>
-      </w:r>
-      <w:r>
-        <w:rPr>
-          <w:rFonts w:hint="eastAsia" w:ascii="Times New Roman" w:hAnsi="Times New Roman" w:eastAsia="FangSong" w:cs="Times New Roman"/>
-        </w:rPr>
-        <w:t>联氨是极强的无机还原剂</w:t>
+          <w:rFonts w:ascii="Times New Roman" w:hAnsi="Times New Roman" w:eastAsia="Times New Roman" w:cs="Times New Roman"/>
+        </w:rPr>
+        <w:t xml:space="preserve">。</w:t>
+      </w:r>
+    </w:p>
+    <w:p>
+      <w:pPr>
+        <w:pStyle w:val="BodyText"/>
+        <w:spacing w:after="80"/>
+        <w:ind w:firstLine="420"/>
+      </w:pPr>
+      <w:r>
+        <w:rPr>
+          <w:rFonts w:hint="eastAsia" w:ascii="Times New Roman" w:hAnsi="Times New Roman" w:eastAsia="FangSong" w:cs="Times New Roman"/>
+        </w:rPr>
+        <w:t>叠氮根阴离子受热具有强烈的放热分解倾向</w:t>
       </w:r>
       <w:r>
         <w:rPr>
@@ -20986,37 +21608,37 @@
         <w:rPr>
           <w:rFonts w:hint="eastAsia" w:ascii="Times New Roman" w:hAnsi="Times New Roman" w:eastAsia="FangSong" w:cs="Times New Roman"/>
         </w:rPr>
-        <w:t>在碱性介质中能被高锰酸钾</w:t>
-      </w:r>
-      <w:r>
-        <w:rPr>
-          <w:rFonts w:hint="eastAsia" w:ascii="Times New Roman" w:hAnsi="Times New Roman" w:eastAsia="Times New Roman" w:cs="Times New Roman"/>
-        </w:rPr>
-        <w:t>、</w:t>
-      </w:r>
-      <w:r>
-        <w:rPr>
-          <w:rFonts w:hint="eastAsia" w:ascii="Times New Roman" w:hAnsi="Times New Roman" w:eastAsia="FangSong" w:cs="Times New Roman"/>
-        </w:rPr>
-        <w:t>次卤酸盐乃至空气中的氧气平缓或剧烈氧化</w:t>
-      </w:r>
-      <w:r>
-        <w:rPr>
-          <w:rFonts w:hint="eastAsia" w:ascii="Times New Roman" w:hAnsi="Times New Roman" w:eastAsia="Times New Roman" w:cs="Times New Roman"/>
-        </w:rPr>
-        <w:t>，</w:t>
-      </w:r>
-      <w:r>
-        <w:rPr>
-          <w:rFonts w:hint="eastAsia" w:ascii="Times New Roman" w:hAnsi="Times New Roman" w:eastAsia="FangSong" w:cs="Times New Roman"/>
-        </w:rPr>
-        <w:t>定量释放出极为稳定的氮气</w:t>
+        <w:t>但不同金属阳离子的极化作用对其稳定性影响差别很大</w:t>
       </w:r>
       <w:r>
         <w:rPr>
           <w:rFonts w:hint="eastAsia" w:ascii="Times New Roman" w:hAnsi="Times New Roman" w:eastAsia="Times New Roman" w:cs="Times New Roman"/>
         </w:rPr>
         <w:t>：</w:t>
+      </w:r>
+      <w:r>
+        <w:rPr>
+          <w:rFonts w:hint="eastAsia" w:ascii="Times New Roman" w:hAnsi="Times New Roman" w:eastAsia="FangSong" w:cs="Times New Roman"/>
+        </w:rPr>
+        <w:t>含有强极化性重金属阳离子的叠氮化物</w:t>
+      </w:r>
+      <w:r>
+        <w:rPr>
+          <w:rFonts w:hint="eastAsia" w:ascii="Times New Roman" w:hAnsi="Times New Roman" w:eastAsia="Times New Roman" w:cs="Times New Roman"/>
+        </w:rPr>
+        <w:t>（</w:t>
+      </w:r>
+      <w:r>
+        <w:rPr>
+          <w:rFonts w:hint="eastAsia" w:ascii="Times New Roman" w:hAnsi="Times New Roman" w:eastAsia="FangSong" w:cs="Times New Roman"/>
+        </w:rPr>
+        <w:t>如叠氮化铅</w:t>
+      </w:r>
+      <w:r>
+        <w:rPr>
+          <w:rFonts w:ascii="Times New Roman" w:hAnsi="Times New Roman" w:eastAsia="Times New Roman" w:cs="Times New Roman"/>
+        </w:rPr>
+        <w:t xml:space="preserve"> </w:t>
       </w:r>
       <m:oMath>
         <m:oMathPr>
@@ -21027,6 +21649,24 @@
             </w:rPr>
           </m:ctrlPr>
         </m:oMathPr>
+        <m:r>
+          <m:rPr>
+            <m:sty m:val="p"/>
+          </m:rPr>
+          <m:t>P</m:t>
+        </m:r>
+        <m:r>
+          <m:rPr>
+            <m:sty m:val="p"/>
+          </m:rPr>
+          <m:t>b</m:t>
+        </m:r>
+        <m:r>
+          <m:rPr>
+            <m:sty m:val="p"/>
+          </m:rPr>
+          <m:t>(</m:t>
+        </m:r>
         <m:sSub>
           <m:e>
             <m:r>
@@ -21041,7 +21681,7 @@
               <m:rPr>
                 <m:sty m:val="p"/>
               </m:rPr>
-              <m:t>2</m:t>
+              <m:t>3</m:t>
             </m:r>
           </m:sub>
         </m:sSub>
@@ -21051,7 +21691,7 @@
               <m:rPr>
                 <m:sty m:val="p"/>
               </m:rPr>
-              <m:t>H</m:t>
+              <m:t>)</m:t>
             </m:r>
           </m:e>
           <m:sub>
@@ -21059,339 +21699,43 @@
               <m:rPr>
                 <m:sty m:val="p"/>
               </m:rPr>
-              <m:t>4</m:t>
-            </m:r>
-          </m:sub>
-        </m:sSub>
-        <m:r>
-          <m:rPr>
-            <m:sty m:val="p"/>
-          </m:rPr>
-          <m:t>+</m:t>
-        </m:r>
-        <m:sSub>
-          <m:e>
-            <m:r>
-              <m:rPr>
-                <m:sty m:val="p"/>
-              </m:rPr>
-              <m:t>O</m:t>
-            </m:r>
-          </m:e>
-          <m:sub>
-            <m:r>
-              <m:rPr>
-                <m:sty m:val="p"/>
-              </m:rPr>
               <m:t>2</m:t>
-            </m:r>
-          </m:sub>
-        </m:sSub>
-        <m:r>
-          <m:rPr>
-            <m:sty m:val="p"/>
-          </m:rPr>
-          <m:t>→</m:t>
-        </m:r>
-        <m:sSub>
-          <m:e>
-            <m:r>
-              <m:rPr>
-                <m:sty m:val="p"/>
-              </m:rPr>
-              <m:t>N</m:t>
-            </m:r>
-          </m:e>
-          <m:sub>
-            <m:r>
-              <m:rPr>
-                <m:sty m:val="p"/>
-              </m:rPr>
-              <m:t>2</m:t>
-            </m:r>
-          </m:sub>
-        </m:sSub>
-        <m:r>
-          <m:rPr>
-            <m:sty m:val="p"/>
-          </m:rPr>
-          <m:t>+</m:t>
-        </m:r>
-        <m:r>
-          <m:rPr>
-            <m:sty m:val="p"/>
-          </m:rPr>
-          <m:t>2</m:t>
-        </m:r>
-        <m:sSub>
-          <m:e>
-            <m:r>
-              <m:rPr>
-                <m:sty m:val="p"/>
-              </m:rPr>
-              <m:t>H</m:t>
-            </m:r>
-          </m:e>
-          <m:sub>
-            <m:r>
-              <m:rPr>
-                <m:sty m:val="p"/>
-              </m:rPr>
-              <m:t>2</m:t>
-            </m:r>
-          </m:sub>
-        </m:sSub>
-        <m:r>
-          <m:rPr>
-            <m:sty m:val="p"/>
-          </m:rPr>
-          <m:t>O</m:t>
-        </m:r>
-      </m:oMath>
-      <w:r>
-        <w:rPr>
-          <w:rFonts w:hint="eastAsia" w:ascii="Times New Roman" w:hAnsi="Times New Roman" w:eastAsia="Times New Roman" w:cs="Times New Roman"/>
-        </w:rPr>
-        <w:t>。</w:t>
-      </w:r>
-      <w:r>
-        <w:rPr>
-          <w:rFonts w:hint="eastAsia" w:ascii="Times New Roman" w:hAnsi="Times New Roman" w:eastAsia="FangSong" w:cs="Times New Roman"/>
-        </w:rPr>
-        <w:t>由于其燃烧热值极高</w:t>
-      </w:r>
-      <w:r>
-        <w:rPr>
-          <w:rFonts w:hint="eastAsia" w:ascii="Times New Roman" w:hAnsi="Times New Roman" w:eastAsia="Times New Roman" w:cs="Times New Roman"/>
-        </w:rPr>
-        <w:t>、</w:t>
-      </w:r>
-      <w:r>
-        <w:rPr>
-          <w:rFonts w:hint="eastAsia" w:ascii="Times New Roman" w:hAnsi="Times New Roman" w:eastAsia="FangSong" w:cs="Times New Roman"/>
-        </w:rPr>
-        <w:t>燃烧产物全部为轻质清洁气体分子且无残渣</w:t>
-      </w:r>
-      <w:r>
-        <w:rPr>
-          <w:rFonts w:hint="eastAsia" w:ascii="Times New Roman" w:hAnsi="Times New Roman" w:eastAsia="Times New Roman" w:cs="Times New Roman"/>
-        </w:rPr>
-        <w:t>，</w:t>
-      </w:r>
-      <w:r>
-        <w:rPr>
-          <w:rFonts w:hint="eastAsia" w:ascii="Times New Roman" w:hAnsi="Times New Roman" w:eastAsia="FangSong" w:cs="Times New Roman"/>
-        </w:rPr>
-        <w:t>联氨及其甲基化衍生物</w:t>
-      </w:r>
-      <w:r>
-        <w:rPr>
-          <w:rFonts w:hint="eastAsia" w:ascii="Times New Roman" w:hAnsi="Times New Roman" w:eastAsia="Times New Roman" w:cs="Times New Roman"/>
-        </w:rPr>
-        <w:t>（</w:t>
-      </w:r>
-      <w:r>
-        <w:rPr>
-          <w:rFonts w:hint="eastAsia" w:ascii="Times New Roman" w:hAnsi="Times New Roman" w:eastAsia="FangSong" w:cs="Times New Roman"/>
-        </w:rPr>
-        <w:t>如偏二甲肼</w:t>
-      </w:r>
-      <w:r>
-        <w:rPr>
-          <w:rFonts w:ascii="Times New Roman" w:hAnsi="Times New Roman" w:eastAsia="Times New Roman" w:cs="Times New Roman"/>
-        </w:rPr>
-        <w:t xml:space="preserve"> </w:t>
-      </w:r>
-      <w:r>
-        <w:rPr>
-          <w:rFonts w:hint="eastAsia" w:ascii="Times New Roman" w:hAnsi="Times New Roman" w:eastAsia="Times New Roman" w:cs="Times New Roman"/>
-        </w:rPr>
-        <w:t>UDMH）</w:t>
-      </w:r>
-      <w:r>
-        <w:rPr>
-          <w:rFonts w:hint="eastAsia" w:ascii="Times New Roman" w:hAnsi="Times New Roman" w:eastAsia="FangSong" w:cs="Times New Roman"/>
-        </w:rPr>
-        <w:t>长期被选作航天运载火箭与卫星姿态控制发动机的推力推进剂</w:t>
-      </w:r>
-      <w:r>
-        <w:rPr>
-          <w:rFonts w:hint="eastAsia" w:ascii="Times New Roman" w:hAnsi="Times New Roman" w:eastAsia="Times New Roman" w:cs="Times New Roman"/>
-        </w:rPr>
-        <w:t>。</w:t>
-      </w:r>
-    </w:p>
-    <w:bookmarkEnd w:id="63"/>
-    <w:bookmarkStart w:id="67" w:name="叠氮酸与叠氮根的等电子体系"/>
-    <w:p>
-      <w:pPr>
-        <w:pStyle w:val="Heading3"/>
-        <w:spacing w:before="280" w:after="120"/>
-      </w:pPr>
-      <w:r>
-        <w:rPr>
-          <w:rFonts w:ascii="Times New Roman" w:hAnsi="Times New Roman" w:eastAsia="Times New Roman" w:cs="Times New Roman"/>
-        </w:rPr>
-        <w:t xml:space="preserve">3.5 </w:t>
-      </w:r>
-      <w:r>
-        <w:rPr>
-          <w:rFonts w:hint="eastAsia" w:ascii="Times New Roman" w:hAnsi="Times New Roman" w:eastAsia="SimHei" w:cs="Times New Roman"/>
-        </w:rPr>
-        <w:t xml:space="preserve">叠氮酸与叠氮根的等电子体系</w:t>
-      </w:r>
-    </w:p>
-    <w:p>
-      <w:pPr>
-        <w:pStyle w:val="FirstParagraph"/>
-        <w:spacing w:before="160" w:after="80"/>
-        <w:jc w:val="center"/>
-      </w:pPr>
-      <w:r>
-        <w:rPr>
-          <w:rFonts w:ascii="Times New Roman" w:hAnsi="Times New Roman" w:eastAsia="Times New Roman" w:cs="Times New Roman"/>
-        </w:rPr>
-        <w:drawing>
-          <wp:inline>
-            <wp:extent cx="2667000" cy="2623844"/>
-            <wp:effectExtent b="0" l="0" r="0" t="0"/>
-            <wp:docPr descr="" title="" id="65" name="Picture"/>
-            <a:graphic>
-              <a:graphicData uri="http://schemas.openxmlformats.org/drawingml/2006/picture">
-                <pic:pic>
-                  <pic:nvPicPr>
-                    <pic:cNvPr descr="5987658fe5d57e0b3de3b8569706b3cb6d06cdfd321e2289d22d1303c0fa3614.jpg" id="66" name="Picture"/>
-                    <pic:cNvPicPr>
-                      <a:picLocks noChangeArrowheads="1" noChangeAspect="1"/>
-                    </pic:cNvPicPr>
-                  </pic:nvPicPr>
-                  <pic:blipFill>
-                    <a:blip r:embed="rId64"/>
-                    <a:stretch>
-                      <a:fillRect/>
-                    </a:stretch>
-                  </pic:blipFill>
-                  <pic:spPr bwMode="auto">
-                    <a:xfrm>
-                      <a:off x="0" y="0"/>
-                      <a:ext cx="2667000" cy="2623844"/>
-                    </a:xfrm>
-                    <a:prstGeom prst="rect">
-                      <a:avLst/>
-                    </a:prstGeom>
-                    <a:noFill/>
-                    <a:ln w="9525">
-                      <a:noFill/>
-                      <a:headEnd/>
-                      <a:tailEnd/>
-                    </a:ln>
-                  </pic:spPr>
-                </pic:pic>
-              </a:graphicData>
-            </a:graphic>
-          </wp:inline>
-        </w:drawing>
-      </w:r>
-      <w:r>
-        <w:rPr>
-          <w:rFonts w:ascii="Times New Roman" w:hAnsi="Times New Roman" w:eastAsia="Times New Roman" w:cs="Times New Roman"/>
-        </w:rPr>
-        <w:t xml:space="preserve"> </w:t>
-      </w:r>
-      <w:r>
-        <w:rPr>
-          <w:rFonts w:ascii="Times New Roman" w:hAnsi="Times New Roman" w:eastAsia="Times New Roman" w:cs="Times New Roman"/>
-        </w:rPr>
-        <w:t xml:space="preserve">&gt; </w:t>
-      </w:r>
-      <w:r>
-        <w:rPr>
-          <w:rFonts w:hint="eastAsia" w:ascii="Times New Roman" w:hAnsi="Times New Roman" w:eastAsia="FangSong" w:cs="Times New Roman"/>
-        </w:rPr>
-        <w:t xml:space="preserve">图</w:t>
-      </w:r>
-      <w:r>
-        <w:rPr>
-          <w:rFonts w:ascii="Times New Roman" w:hAnsi="Times New Roman" w:eastAsia="Times New Roman" w:cs="Times New Roman"/>
-        </w:rPr>
-        <w:t xml:space="preserve"> </w:t>
-      </w:r>
-      <w:r>
-        <w:rPr>
-          <w:rFonts w:hint="eastAsia" w:ascii="Times New Roman" w:hAnsi="Times New Roman" w:eastAsia="Times New Roman" w:cs="Times New Roman"/>
-        </w:rPr>
-        <w:t>2-13：</w:t>
-      </w:r>
-      <w:r>
-        <w:rPr>
-          <w:rFonts w:hint="eastAsia" w:ascii="Times New Roman" w:hAnsi="Times New Roman" w:eastAsia="FangSong" w:cs="Times New Roman"/>
-        </w:rPr>
-        <w:t>叠氮根离子线形离域派键结构</w:t>
-      </w:r>
-    </w:p>
-    <w:p>
-      <w:pPr>
-        <w:pStyle w:val="BodyText"/>
-        <w:ind w:firstLine="420"/>
-      </w:pPr>
-      <w:r>
-        <w:rPr>
-          <w:rFonts w:hint="eastAsia" w:ascii="Times New Roman" w:hAnsi="Times New Roman" w:eastAsia="FangSong" w:cs="Times New Roman"/>
-        </w:rPr>
-        <w:t>叠氮酸</w:t>
-      </w:r>
-      <w:r>
-        <w:rPr>
-          <w:rFonts w:hint="eastAsia" w:ascii="Times New Roman" w:hAnsi="Times New Roman" w:eastAsia="Times New Roman" w:cs="Times New Roman"/>
-        </w:rPr>
-        <w:t>（</w:t>
-      </w:r>
-      <m:oMath>
-        <m:r>
-          <m:rPr>
-            <m:sty m:val="p"/>
-          </m:rPr>
-          <m:t>H</m:t>
-        </m:r>
-        <m:sSub>
-          <m:e>
-            <m:r>
-              <m:rPr>
-                <m:sty m:val="p"/>
-              </m:rPr>
-              <m:t>N</m:t>
-            </m:r>
-          </m:e>
-          <m:sub>
-            <m:r>
-              <m:rPr>
-                <m:sty m:val="p"/>
-              </m:rPr>
-              <m:t>3</m:t>
             </m:r>
           </m:sub>
         </m:sSub>
       </m:oMath>
       <w:r>
         <w:rPr>
-          <w:rFonts w:hint="eastAsia" w:ascii="Times New Roman" w:hAnsi="Times New Roman" w:eastAsia="Times New Roman" w:cs="Times New Roman"/>
-        </w:rPr>
-        <w:t>）</w:t>
-      </w:r>
-      <w:r>
-        <w:rPr>
-          <w:rFonts w:hint="eastAsia" w:ascii="Times New Roman" w:hAnsi="Times New Roman" w:eastAsia="FangSong" w:cs="Times New Roman"/>
-        </w:rPr>
-        <w:t>及其共轭碱叠氮根阴离子</w:t>
-      </w:r>
-      <w:r>
-        <w:rPr>
-          <w:rFonts w:hint="eastAsia" w:ascii="Times New Roman" w:hAnsi="Times New Roman" w:eastAsia="Times New Roman" w:cs="Times New Roman"/>
-        </w:rPr>
-        <w:t>（</w:t>
+          <w:rFonts w:ascii="Times New Roman" w:hAnsi="Times New Roman" w:eastAsia="Times New Roman" w:cs="Times New Roman"/>
+        </w:rPr>
+        <w:t xml:space="preserve"> </w:t>
+      </w:r>
+      <w:r>
+        <w:rPr>
+          <w:rFonts w:hint="eastAsia" w:ascii="Times New Roman" w:hAnsi="Times New Roman" w:eastAsia="FangSong" w:cs="Times New Roman"/>
+        </w:rPr>
+        <w:t xml:space="preserve">与叠氮化银</w:t>
+      </w:r>
+      <w:r>
+        <w:rPr>
+          <w:rFonts w:ascii="Times New Roman" w:hAnsi="Times New Roman" w:eastAsia="Times New Roman" w:cs="Times New Roman"/>
+        </w:rPr>
+        <w:t xml:space="preserve"> </w:t>
       </w:r>
       <m:oMath>
-        <m:sSubSup>
+        <m:r>
+          <m:rPr>
+            <m:sty m:val="p"/>
+          </m:rPr>
+          <m:t>A</m:t>
+        </m:r>
+        <m:r>
+          <m:rPr>
+            <m:sty m:val="p"/>
+          </m:rPr>
+          <m:t>g</m:t>
+        </m:r>
+        <m:sSub>
           <m:e>
             <m:r>
               <m:rPr>
@@ -21406,94 +21750,6 @@
                 <m:sty m:val="p"/>
               </m:rPr>
               <m:t>3</m:t>
-            </m:r>
-          </m:sub>
-          <m:sup>
-            <m:r>
-              <m:rPr>
-                <m:sty m:val="p"/>
-              </m:rPr>
-              <m:t>−</m:t>
-            </m:r>
-          </m:sup>
-        </m:sSubSup>
-      </m:oMath>
-      <w:r>
-        <w:rPr>
-          <w:rFonts w:hint="eastAsia" w:ascii="Times New Roman" w:hAnsi="Times New Roman" w:eastAsia="Times New Roman" w:cs="Times New Roman"/>
-        </w:rPr>
-        <w:t>）</w:t>
-      </w:r>
-      <w:r>
-        <w:rPr>
-          <w:rFonts w:hint="eastAsia" w:ascii="Times New Roman" w:hAnsi="Times New Roman" w:eastAsia="FangSong" w:cs="Times New Roman"/>
-        </w:rPr>
-        <w:t>是含氮多原子体系的代表</w:t>
-      </w:r>
-      <w:r>
-        <w:rPr>
-          <w:rFonts w:hint="eastAsia" w:ascii="Times New Roman" w:hAnsi="Times New Roman" w:eastAsia="Times New Roman" w:cs="Times New Roman"/>
-        </w:rPr>
-        <w:t>。</w:t>
-      </w:r>
-      <w:r>
-        <w:rPr>
-          <w:rFonts w:hint="eastAsia" w:ascii="Times New Roman" w:hAnsi="Times New Roman" w:eastAsia="FangSong" w:cs="Times New Roman"/>
-        </w:rPr>
-        <w:t>叠氮根阴离子含有</w:t>
-      </w:r>
-      <w:r>
-        <w:rPr>
-          <w:rFonts w:ascii="Times New Roman" w:hAnsi="Times New Roman" w:eastAsia="Times New Roman" w:cs="Times New Roman"/>
-        </w:rPr>
-        <w:t xml:space="preserve"> 16 </w:t>
-      </w:r>
-      <w:r>
-        <w:rPr>
-          <w:rFonts w:hint="eastAsia" w:ascii="Times New Roman" w:hAnsi="Times New Roman" w:eastAsia="FangSong" w:cs="Times New Roman"/>
-        </w:rPr>
-        <w:t>个价电子</w:t>
-      </w:r>
-      <w:r>
-        <w:rPr>
-          <w:rFonts w:hint="eastAsia" w:ascii="Times New Roman" w:hAnsi="Times New Roman" w:eastAsia="Times New Roman" w:cs="Times New Roman"/>
-        </w:rPr>
-        <w:t>，</w:t>
-      </w:r>
-      <w:r>
-        <w:rPr>
-          <w:rFonts w:hint="eastAsia" w:ascii="Times New Roman" w:hAnsi="Times New Roman" w:eastAsia="FangSong" w:cs="Times New Roman"/>
-        </w:rPr>
-        <w:t>与二氧化碳</w:t>
-      </w:r>
-      <w:r>
-        <w:rPr>
-          <w:rFonts w:hint="eastAsia" w:ascii="Times New Roman" w:hAnsi="Times New Roman" w:eastAsia="Times New Roman" w:cs="Times New Roman"/>
-        </w:rPr>
-        <w:t>（</w:t>
-      </w:r>
-      <m:oMath>
-        <m:r>
-          <m:rPr>
-            <m:sty m:val="p"/>
-          </m:rPr>
-          <m:t>C</m:t>
-        </m:r>
-        <m:sSub>
-          <m:e>
-            <m:r>
-              <m:rPr>
-                <m:sty m:val="p"/>
-              </m:rPr>
-              <m:t>O</m:t>
-            </m:r>
-          </m:e>
-          <m:sub>
-            <m:r>
-              <m:rPr>
-                <m:sty m:val="p"/>
-              </m:rPr>
-              <m:t>2</m:t>
             </m:r>
           </m:sub>
         </m:sSub>
@@ -21502,13 +21758,85 @@
         <w:rPr>
           <w:rFonts w:hint="eastAsia" w:ascii="Times New Roman" w:hAnsi="Times New Roman" w:eastAsia="Times New Roman" w:cs="Times New Roman"/>
         </w:rPr>
-        <w:t>）</w:t>
-      </w:r>
-      <w:r>
-        <w:rPr>
-          <w:rFonts w:hint="eastAsia" w:ascii="Times New Roman" w:hAnsi="Times New Roman" w:eastAsia="FangSong" w:cs="Times New Roman"/>
-        </w:rPr>
-        <w:t>和氧化亚氮</w:t>
+        <w:t>），</w:t>
+      </w:r>
+      <w:r>
+        <w:rPr>
+          <w:rFonts w:hint="eastAsia" w:ascii="Times New Roman" w:hAnsi="Times New Roman" w:eastAsia="FangSong" w:cs="Times New Roman"/>
+        </w:rPr>
+        <w:t>由于阳离子的强极化使共价成分急剧上升</w:t>
+      </w:r>
+      <w:r>
+        <w:rPr>
+          <w:rFonts w:hint="eastAsia" w:ascii="Times New Roman" w:hAnsi="Times New Roman" w:eastAsia="Times New Roman" w:cs="Times New Roman"/>
+        </w:rPr>
+        <w:t>、</w:t>
+      </w:r>
+      <w:r>
+        <w:rPr>
+          <w:rFonts w:hint="eastAsia" w:ascii="Times New Roman" w:hAnsi="Times New Roman" w:eastAsia="FangSong" w:cs="Times New Roman"/>
+        </w:rPr>
+        <w:t>共振键受到严重畸变</w:t>
+      </w:r>
+      <w:r>
+        <w:rPr>
+          <w:rFonts w:hint="eastAsia" w:ascii="Times New Roman" w:hAnsi="Times New Roman" w:eastAsia="Times New Roman" w:cs="Times New Roman"/>
+        </w:rPr>
+        <w:t>，</w:t>
+      </w:r>
+      <w:r>
+        <w:rPr>
+          <w:rFonts w:hint="eastAsia" w:ascii="Times New Roman" w:hAnsi="Times New Roman" w:eastAsia="FangSong" w:cs="Times New Roman"/>
+        </w:rPr>
+        <w:t>受微弱机械摩擦</w:t>
+      </w:r>
+      <w:r>
+        <w:rPr>
+          <w:rFonts w:hint="eastAsia" w:ascii="Times New Roman" w:hAnsi="Times New Roman" w:eastAsia="Times New Roman" w:cs="Times New Roman"/>
+        </w:rPr>
+        <w:t>、</w:t>
+      </w:r>
+      <w:r>
+        <w:rPr>
+          <w:rFonts w:hint="eastAsia" w:ascii="Times New Roman" w:hAnsi="Times New Roman" w:eastAsia="FangSong" w:cs="Times New Roman"/>
+        </w:rPr>
+        <w:t>针刺撞击或受热瞬间即发生猛烈的爆炸性引爆分解释放氮气</w:t>
+      </w:r>
+      <w:r>
+        <w:rPr>
+          <w:rFonts w:hint="eastAsia" w:ascii="Times New Roman" w:hAnsi="Times New Roman" w:eastAsia="Times New Roman" w:cs="Times New Roman"/>
+        </w:rPr>
+        <w:t>，</w:t>
+      </w:r>
+      <w:r>
+        <w:rPr>
+          <w:rFonts w:hint="eastAsia" w:ascii="Times New Roman" w:hAnsi="Times New Roman" w:eastAsia="FangSong" w:cs="Times New Roman"/>
+        </w:rPr>
+        <w:t>被广泛用作军用雷管与爆破器材的主起爆药</w:t>
+      </w:r>
+      <w:r>
+        <w:rPr>
+          <w:rFonts w:hint="eastAsia" w:ascii="Times New Roman" w:hAnsi="Times New Roman" w:eastAsia="Times New Roman" w:cs="Times New Roman"/>
+        </w:rPr>
+        <w:t>；</w:t>
+      </w:r>
+      <w:r>
+        <w:rPr>
+          <w:rFonts w:hint="eastAsia" w:ascii="Times New Roman" w:hAnsi="Times New Roman" w:eastAsia="FangSong" w:cs="Times New Roman"/>
+        </w:rPr>
+        <w:t>而对于电正性强</w:t>
+      </w:r>
+      <w:r>
+        <w:rPr>
+          <w:rFonts w:hint="eastAsia" w:ascii="Times New Roman" w:hAnsi="Times New Roman" w:eastAsia="Times New Roman" w:cs="Times New Roman"/>
+        </w:rPr>
+        <w:t>、</w:t>
+      </w:r>
+      <w:r>
+        <w:rPr>
+          <w:rFonts w:hint="eastAsia" w:ascii="Times New Roman" w:hAnsi="Times New Roman" w:eastAsia="FangSong" w:cs="Times New Roman"/>
+        </w:rPr>
+        <w:t>极化力极弱的碱金属叠氮化物</w:t>
       </w:r>
       <w:r>
         <w:rPr>
@@ -21516,7 +21844,31 @@
         </w:rPr>
         <w:t>（</w:t>
       </w:r>
+      <w:r>
+        <w:rPr>
+          <w:rFonts w:hint="eastAsia" w:ascii="Times New Roman" w:hAnsi="Times New Roman" w:eastAsia="FangSong" w:cs="Times New Roman"/>
+        </w:rPr>
+        <w:t>如叠氮化钠</w:t>
+      </w:r>
+      <w:r>
+        <w:rPr>
+          <w:rFonts w:ascii="Times New Roman" w:hAnsi="Times New Roman" w:eastAsia="Times New Roman" w:cs="Times New Roman"/>
+        </w:rPr>
+        <w:t xml:space="preserve"> </w:t>
+      </w:r>
       <m:oMath>
+        <m:r>
+          <m:rPr>
+            <m:sty m:val="p"/>
+          </m:rPr>
+          <m:t>N</m:t>
+        </m:r>
+        <m:r>
+          <m:rPr>
+            <m:sty m:val="p"/>
+          </m:rPr>
+          <m:t>a</m:t>
+        </m:r>
         <m:sSub>
           <m:e>
             <m:r>
@@ -21531,125 +21883,13 @@
               <m:rPr>
                 <m:sty m:val="p"/>
               </m:rPr>
-              <m:t>2</m:t>
-            </m:r>
-          </m:sub>
-        </m:sSub>
-        <m:r>
-          <m:rPr>
-            <m:sty m:val="p"/>
-          </m:rPr>
-          <m:t>O</m:t>
-        </m:r>
-      </m:oMath>
-      <w:r>
-        <w:rPr>
-          <w:rFonts w:hint="eastAsia" w:ascii="Times New Roman" w:hAnsi="Times New Roman" w:eastAsia="Times New Roman" w:cs="Times New Roman"/>
-        </w:rPr>
-        <w:t>）</w:t>
-      </w:r>
-      <w:r>
-        <w:rPr>
-          <w:rFonts w:hint="eastAsia" w:ascii="Times New Roman" w:hAnsi="Times New Roman" w:eastAsia="FangSong" w:cs="Times New Roman"/>
-        </w:rPr>
-        <w:t>互为等电子体</w:t>
-      </w:r>
-      <w:r>
-        <w:rPr>
-          <w:rFonts w:hint="eastAsia" w:ascii="Times New Roman" w:hAnsi="Times New Roman" w:eastAsia="Times New Roman" w:cs="Times New Roman"/>
-        </w:rPr>
-        <w:t>。</w:t>
-      </w:r>
-      <w:r>
-        <w:rPr>
-          <w:rFonts w:hint="eastAsia" w:ascii="Times New Roman" w:hAnsi="Times New Roman" w:eastAsia="FangSong" w:cs="Times New Roman"/>
-        </w:rPr>
-        <w:t>其中心氮原子采取等性</w:t>
-      </w:r>
-      <w:r>
-        <w:rPr>
-          <w:rFonts w:ascii="Times New Roman" w:hAnsi="Times New Roman" w:eastAsia="Times New Roman" w:cs="Times New Roman"/>
-        </w:rPr>
-        <w:t xml:space="preserve"> </w:t>
-      </w:r>
-      <m:oMath>
-        <m:r>
-          <m:rPr>
-            <m:sty m:val="p"/>
-          </m:rPr>
-          <m:t>s</m:t>
-        </m:r>
-        <m:r>
-          <m:rPr>
-            <m:sty m:val="p"/>
-          </m:rPr>
-          <m:t>p</m:t>
-        </m:r>
-      </m:oMath>
-      <w:r>
-        <w:rPr>
-          <w:rFonts w:ascii="Times New Roman" w:hAnsi="Times New Roman" w:eastAsia="Times New Roman" w:cs="Times New Roman"/>
-        </w:rPr>
-        <w:t xml:space="preserve"> </w:t>
-      </w:r>
-      <w:r>
-        <w:rPr>
-          <w:rFonts w:hint="eastAsia" w:ascii="Times New Roman" w:hAnsi="Times New Roman" w:eastAsia="FangSong" w:cs="Times New Roman"/>
-        </w:rPr>
-        <w:t>杂化</w:t>
-      </w:r>
-      <w:r>
-        <w:rPr>
-          <w:rFonts w:hint="eastAsia" w:ascii="Times New Roman" w:hAnsi="Times New Roman" w:eastAsia="Times New Roman" w:cs="Times New Roman"/>
-        </w:rPr>
-        <w:t>，</w:t>
-      </w:r>
-      <w:r>
-        <w:rPr>
-          <w:rFonts w:hint="eastAsia" w:ascii="Times New Roman" w:hAnsi="Times New Roman" w:eastAsia="FangSong" w:cs="Times New Roman"/>
-        </w:rPr>
-        <w:t>空间几何构型严格为直线型</w:t>
-      </w:r>
-      <w:r>
-        <w:rPr>
-          <w:rFonts w:hint="eastAsia" w:ascii="Times New Roman" w:hAnsi="Times New Roman" w:eastAsia="Times New Roman" w:cs="Times New Roman"/>
-        </w:rPr>
-        <w:t>（</w:t>
-      </w:r>
-      <m:oMath>
-        <m:sSub>
-          <m:e>
-            <m:r>
-              <m:t>D</m:t>
-            </m:r>
-          </m:e>
-          <m:sub>
-            <m:r>
-              <m:rPr>
-                <m:sty m:val="p"/>
-              </m:rPr>
-              <m:t>∞</m:t>
-            </m:r>
-            <m:r>
-              <m:t>h</m:t>
+              <m:t>3</m:t>
             </m:r>
           </m:sub>
         </m:sSub>
       </m:oMath>
       <w:r>
         <w:rPr>
-          <w:rFonts w:ascii="Times New Roman" w:hAnsi="Times New Roman" w:eastAsia="Times New Roman" w:cs="Times New Roman"/>
-        </w:rPr>
-        <w:t xml:space="preserve"> </w:t>
-      </w:r>
-      <w:r>
-        <w:rPr>
-          <w:rFonts w:hint="eastAsia" w:ascii="Times New Roman" w:hAnsi="Times New Roman" w:eastAsia="FangSong" w:cs="Times New Roman"/>
-        </w:rPr>
-        <w:t>点群</w:t>
-      </w:r>
-      <w:r>
-        <w:rPr>
           <w:rFonts w:hint="eastAsia" w:ascii="Times New Roman" w:hAnsi="Times New Roman" w:eastAsia="Times New Roman" w:cs="Times New Roman"/>
         </w:rPr>
         <w:t>），</w:t>
@@ -21658,7 +21898,19 @@
         <w:rPr>
           <w:rFonts w:hint="eastAsia" w:ascii="Times New Roman" w:hAnsi="Times New Roman" w:eastAsia="FangSong" w:cs="Times New Roman"/>
         </w:rPr>
-        <w:t>两端的两个</w:t>
+        <w:t>离子晶格稳定</w:t>
+      </w:r>
+      <w:r>
+        <w:rPr>
+          <w:rFonts w:hint="eastAsia" w:ascii="Times New Roman" w:hAnsi="Times New Roman" w:eastAsia="Times New Roman" w:cs="Times New Roman"/>
+        </w:rPr>
+        <w:t>，</w:t>
+      </w:r>
+      <w:r>
+        <w:rPr>
+          <w:rFonts w:hint="eastAsia" w:ascii="Times New Roman" w:hAnsi="Times New Roman" w:eastAsia="FangSong" w:cs="Times New Roman"/>
+        </w:rPr>
+        <w:t>受到电火花点火或加热至</w:t>
       </w:r>
       <w:r>
         <w:rPr>
@@ -21668,22 +21920,19 @@
       </w:r>
       <m:oMath>
         <m:r>
-          <m:rPr>
-            <m:sty m:val="p"/>
-          </m:rPr>
-          <m:t>N</m:t>
-        </m:r>
-        <m:r>
-          <m:rPr>
-            <m:sty m:val="p"/>
-          </m:rPr>
-          <m:t>−</m:t>
-        </m:r>
-        <m:r>
-          <m:rPr>
-            <m:sty m:val="p"/>
-          </m:rPr>
-          <m:t>N</m:t>
+          <m:t>300</m:t>
+        </m:r>
+        <m:r>
+          <m:rPr>
+            <m:sty m:val="p"/>
+          </m:rPr>
+          <m:t>°</m:t>
+        </m:r>
+        <m:r>
+          <m:rPr>
+            <m:sty m:val="p"/>
+          </m:rPr>
+          <m:t>C</m:t>
         </m:r>
       </m:oMath>
       <w:r>
@@ -21696,734 +21945,7 @@
         <w:rPr>
           <w:rFonts w:hint="eastAsia" w:ascii="Times New Roman" w:hAnsi="Times New Roman" w:eastAsia="FangSong" w:cs="Times New Roman"/>
         </w:rPr>
-        <w:t>键长严格均等</w:t>
-      </w:r>
-      <w:r>
-        <w:rPr>
-          <w:rFonts w:hint="eastAsia" w:ascii="Times New Roman" w:hAnsi="Times New Roman" w:eastAsia="Times New Roman" w:cs="Times New Roman"/>
-        </w:rPr>
-        <w:t>（</w:t>
-      </w:r>
-      <m:oMath>
-        <m:r>
-          <m:t>116</m:t>
-        </m:r>
-        <m:r>
-          <m:t> </m:t>
-        </m:r>
-        <m:r>
-          <m:rPr>
-            <m:sty m:val="p"/>
-          </m:rPr>
-          <m:t>p</m:t>
-        </m:r>
-        <m:r>
-          <m:rPr>
-            <m:sty m:val="p"/>
-          </m:rPr>
-          <m:t>m</m:t>
-        </m:r>
-      </m:oMath>
-      <w:r>
-        <w:rPr>
-          <w:rFonts w:hint="eastAsia" w:ascii="Times New Roman" w:hAnsi="Times New Roman" w:eastAsia="Times New Roman" w:cs="Times New Roman"/>
-        </w:rPr>
-        <w:t>）。</w:t>
-      </w:r>
-      <w:r>
-        <w:rPr>
-          <w:rFonts w:hint="eastAsia" w:ascii="Times New Roman" w:hAnsi="Times New Roman" w:eastAsia="FangSong" w:cs="Times New Roman"/>
-        </w:rPr>
-        <w:t>在垂直于分子轴线的两个相互正交的方向上</w:t>
-      </w:r>
-      <w:r>
-        <w:rPr>
-          <w:rFonts w:hint="eastAsia" w:ascii="Times New Roman" w:hAnsi="Times New Roman" w:eastAsia="Times New Roman" w:cs="Times New Roman"/>
-        </w:rPr>
-        <w:t>，</w:t>
-      </w:r>
-      <w:r>
-        <w:rPr>
-          <w:rFonts w:hint="eastAsia" w:ascii="Times New Roman" w:hAnsi="Times New Roman" w:eastAsia="FangSong" w:cs="Times New Roman"/>
-        </w:rPr>
-        <w:t>三个氮原子的平行</w:t>
-      </w:r>
-      <w:r>
-        <w:rPr>
-          <w:rFonts w:ascii="Times New Roman" w:hAnsi="Times New Roman" w:eastAsia="Times New Roman" w:cs="Times New Roman"/>
-        </w:rPr>
-        <w:t xml:space="preserve"> </w:t>
-      </w:r>
-      <m:oMath>
-        <m:r>
-          <m:t>p</m:t>
-        </m:r>
-      </m:oMath>
-      <w:r>
-        <w:rPr>
-          <w:rFonts w:ascii="Times New Roman" w:hAnsi="Times New Roman" w:eastAsia="Times New Roman" w:cs="Times New Roman"/>
-        </w:rPr>
-        <w:t xml:space="preserve"> </w:t>
-      </w:r>
-      <w:r>
-        <w:rPr>
-          <w:rFonts w:hint="eastAsia" w:ascii="Times New Roman" w:hAnsi="Times New Roman" w:eastAsia="FangSong" w:cs="Times New Roman"/>
-        </w:rPr>
-        <w:t>轨道分别发生三中心三轨道重叠</w:t>
-      </w:r>
-      <w:r>
-        <w:rPr>
-          <w:rFonts w:hint="eastAsia" w:ascii="Times New Roman" w:hAnsi="Times New Roman" w:eastAsia="Times New Roman" w:cs="Times New Roman"/>
-        </w:rPr>
-        <w:t>，</w:t>
-      </w:r>
-      <w:r>
-        <w:rPr>
-          <w:rFonts w:hint="eastAsia" w:ascii="Times New Roman" w:hAnsi="Times New Roman" w:eastAsia="FangSong" w:cs="Times New Roman"/>
-        </w:rPr>
-        <w:t>形成两套正交的三中心四电子离域</w:t>
-      </w:r>
-      <w:r>
-        <w:rPr>
-          <w:rFonts w:ascii="Times New Roman" w:hAnsi="Times New Roman" w:eastAsia="Times New Roman" w:cs="Times New Roman"/>
-        </w:rPr>
-        <w:t xml:space="preserve"> </w:t>
-      </w:r>
-      <m:oMath>
-        <m:r>
-          <m:t>π</m:t>
-        </m:r>
-      </m:oMath>
-      <w:r>
-        <w:rPr>
-          <w:rFonts w:ascii="Times New Roman" w:hAnsi="Times New Roman" w:eastAsia="Times New Roman" w:cs="Times New Roman"/>
-        </w:rPr>
-        <w:t xml:space="preserve"> </w:t>
-      </w:r>
-      <w:r>
-        <w:rPr>
-          <w:rFonts w:hint="eastAsia" w:ascii="Times New Roman" w:hAnsi="Times New Roman" w:eastAsia="FangSong" w:cs="Times New Roman"/>
-        </w:rPr>
-        <w:t>键</w:t>
-      </w:r>
-      <w:r>
-        <w:rPr>
-          <w:rFonts w:hint="eastAsia" w:ascii="Times New Roman" w:hAnsi="Times New Roman" w:eastAsia="Times New Roman" w:cs="Times New Roman"/>
-        </w:rPr>
-        <w:t>（</w:t>
-      </w:r>
-      <m:oMath>
-        <m:sSubSup>
-          <m:e>
-            <m:r>
-              <m:rPr>
-                <m:sty m:val="p"/>
-              </m:rPr>
-              <m:t>Π</m:t>
-            </m:r>
-          </m:e>
-          <m:sub>
-            <m:r>
-              <m:t>3</m:t>
-            </m:r>
-          </m:sub>
-          <m:sup>
-            <m:r>
-              <m:t>4</m:t>
-            </m:r>
-          </m:sup>
-        </m:sSubSup>
-      </m:oMath>
-      <w:r>
-        <w:rPr>
-          <w:rFonts w:hint="eastAsia" w:ascii="Times New Roman" w:hAnsi="Times New Roman" w:eastAsia="Times New Roman" w:cs="Times New Roman"/>
-        </w:rPr>
-        <w:t>），</w:t>
-      </w:r>
-      <w:r>
-        <w:rPr>
-          <w:rFonts w:hint="eastAsia" w:ascii="Times New Roman" w:hAnsi="Times New Roman" w:eastAsia="FangSong" w:cs="Times New Roman"/>
-        </w:rPr>
-        <w:t>其共振极限结构可表示为</w:t>
-      </w:r>
-      <w:r>
-        <w:rPr>
-          <w:rFonts w:ascii="Times New Roman" w:hAnsi="Times New Roman" w:eastAsia="Times New Roman" w:cs="Times New Roman"/>
-        </w:rPr>
-        <w:t xml:space="preserve"> </w:t>
-      </w:r>
-      <m:oMath>
-        <m:oMathPr>
-          <m:ctrlPr>
-            <w:rPr>
-              <w:sz w:val="28"/>
-              <w:szCs w:val="28"/>
-            </w:rPr>
-          </m:ctrlPr>
-        </m:oMathPr>
-        <m:r>
-          <m:rPr>
-            <m:sty m:val="p"/>
-          </m:rPr>
-          <m:t>[</m:t>
-        </m:r>
-        <m:r>
-          <m:rPr>
-            <m:sty m:val="p"/>
-          </m:rPr>
-          <m:t>:</m:t>
-        </m:r>
-        <m:acc>
-          <m:accPr>
-            <m:chr m:val="‾"/>
-          </m:accPr>
-          <m:e>
-            <m:r>
-              <m:rPr>
-                <m:sty m:val="p"/>
-              </m:rPr>
-              <m:t>N</m:t>
-            </m:r>
-          </m:e>
-        </m:acc>
-        <m:r>
-          <m:rPr>
-            <m:sty m:val="p"/>
-          </m:rPr>
-          <m:t>=</m:t>
-        </m:r>
-        <m:sSup>
-          <m:e>
-            <m:r>
-              <m:rPr>
-                <m:sty m:val="p"/>
-              </m:rPr>
-              <m:t>N</m:t>
-            </m:r>
-          </m:e>
-          <m:sup>
-            <m:r>
-              <m:rPr>
-                <m:sty m:val="p"/>
-              </m:rPr>
-              <m:t>(</m:t>
-            </m:r>
-            <m:r>
-              <m:rPr>
-                <m:sty m:val="p"/>
-              </m:rPr>
-              <m:t>+</m:t>
-            </m:r>
-            <m:r>
-              <m:rPr>
-                <m:sty m:val="p"/>
-              </m:rPr>
-              <m:t>)</m:t>
-            </m:r>
-          </m:sup>
-        </m:sSup>
-        <m:r>
-          <m:rPr>
-            <m:sty m:val="p"/>
-          </m:rPr>
-          <m:t>=</m:t>
-        </m:r>
-        <m:acc>
-          <m:accPr>
-            <m:chr m:val="‾"/>
-          </m:accPr>
-          <m:e>
-            <m:r>
-              <m:rPr>
-                <m:sty m:val="p"/>
-              </m:rPr>
-              <m:t>N</m:t>
-            </m:r>
-          </m:e>
-        </m:acc>
-        <m:r>
-          <m:rPr>
-            <m:sty m:val="p"/>
-          </m:rPr>
-          <m:t>:</m:t>
-        </m:r>
-        <m:r>
-          <m:rPr>
-            <m:sty m:val="p"/>
-          </m:rPr>
-          <m:t>↔</m:t>
-        </m:r>
-        <m:r>
-          <m:rPr>
-            <m:sty m:val="p"/>
-          </m:rPr>
-          <m:t>:</m:t>
-        </m:r>
-        <m:r>
-          <m:rPr>
-            <m:sty m:val="p"/>
-          </m:rPr>
-          <m:t>N</m:t>
-        </m:r>
-        <m:r>
-          <m:rPr>
-            <m:sty m:val="p"/>
-          </m:rPr>
-          <m:t>≡</m:t>
-        </m:r>
-        <m:r>
-          <m:rPr>
-            <m:sty m:val="p"/>
-          </m:rPr>
-          <m:t>​</m:t>
-        </m:r>
-        <m:sSup>
-          <m:e>
-            <m:r>
-              <m:rPr>
-                <m:sty m:val="p"/>
-              </m:rPr>
-              <m:t>N</m:t>
-            </m:r>
-          </m:e>
-          <m:sup>
-            <m:r>
-              <m:rPr>
-                <m:sty m:val="p"/>
-              </m:rPr>
-              <m:t>(</m:t>
-            </m:r>
-            <m:r>
-              <m:rPr>
-                <m:sty m:val="p"/>
-              </m:rPr>
-              <m:t>+</m:t>
-            </m:r>
-            <m:r>
-              <m:rPr>
-                <m:sty m:val="p"/>
-              </m:rPr>
-              <m:t>)</m:t>
-            </m:r>
-          </m:sup>
-        </m:sSup>
-        <m:r>
-          <m:rPr>
-            <m:sty m:val="p"/>
-          </m:rPr>
-          <m:t>−</m:t>
-        </m:r>
-        <m:acc>
-          <m:accPr>
-            <m:chr m:val="̈"/>
-          </m:accPr>
-          <m:e>
-            <m:r>
-              <m:rPr>
-                <m:sty m:val="p"/>
-              </m:rPr>
-              <m:t>N</m:t>
-            </m:r>
-          </m:e>
-        </m:acc>
-        <m:sSup>
-          <m:e>
-            <m:r>
-              <m:rPr>
-                <m:sty m:val="p"/>
-              </m:rPr>
-              <m:t>:</m:t>
-            </m:r>
-          </m:e>
-          <m:sup>
-            <m:r>
-              <m:rPr>
-                <m:sty m:val="p"/>
-              </m:rPr>
-              <m:t>2</m:t>
-            </m:r>
-            <m:r>
-              <m:rPr>
-                <m:sty m:val="p"/>
-              </m:rPr>
-              <m:t>−</m:t>
-            </m:r>
-          </m:sup>
-        </m:sSup>
-        <m:r>
-          <m:rPr>
-            <m:sty m:val="p"/>
-          </m:rPr>
-          <m:t>]</m:t>
-        </m:r>
-      </m:oMath>
-      <w:r>
-        <w:rPr>
-          <w:rFonts w:ascii="Times New Roman" w:hAnsi="Times New Roman" w:eastAsia="Times New Roman" w:cs="Times New Roman"/>
-        </w:rPr>
-        <w:t xml:space="preserve">。</w:t>
-      </w:r>
-    </w:p>
-    <w:p>
-      <w:pPr>
-        <w:pStyle w:val="BodyText"/>
-        <w:spacing w:after="80"/>
-        <w:ind w:firstLine="420"/>
-      </w:pPr>
-      <w:r>
-        <w:rPr>
-          <w:rFonts w:hint="eastAsia" w:ascii="Times New Roman" w:hAnsi="Times New Roman" w:eastAsia="FangSong" w:cs="Times New Roman"/>
-        </w:rPr>
-        <w:t>叠氮根阴离子受热具有强烈的放热分解倾向</w:t>
-      </w:r>
-      <w:r>
-        <w:rPr>
-          <w:rFonts w:hint="eastAsia" w:ascii="Times New Roman" w:hAnsi="Times New Roman" w:eastAsia="Times New Roman" w:cs="Times New Roman"/>
-        </w:rPr>
-        <w:t>，</w:t>
-      </w:r>
-      <w:r>
-        <w:rPr>
-          <w:rFonts w:hint="eastAsia" w:ascii="Times New Roman" w:hAnsi="Times New Roman" w:eastAsia="FangSong" w:cs="Times New Roman"/>
-        </w:rPr>
-        <w:t>但不同金属阳离子的极化作用对其稳定性影响天差地别</w:t>
-      </w:r>
-      <w:r>
-        <w:rPr>
-          <w:rFonts w:hint="eastAsia" w:ascii="Times New Roman" w:hAnsi="Times New Roman" w:eastAsia="Times New Roman" w:cs="Times New Roman"/>
-        </w:rPr>
-        <w:t>：</w:t>
-      </w:r>
-      <w:r>
-        <w:rPr>
-          <w:rFonts w:hint="eastAsia" w:ascii="Times New Roman" w:hAnsi="Times New Roman" w:eastAsia="FangSong" w:cs="Times New Roman"/>
-        </w:rPr>
-        <w:t>含有强极化性重金属阳离子的叠氮化物</w:t>
-      </w:r>
-      <w:r>
-        <w:rPr>
-          <w:rFonts w:hint="eastAsia" w:ascii="Times New Roman" w:hAnsi="Times New Roman" w:eastAsia="Times New Roman" w:cs="Times New Roman"/>
-        </w:rPr>
-        <w:t>（</w:t>
-      </w:r>
-      <w:r>
-        <w:rPr>
-          <w:rFonts w:hint="eastAsia" w:ascii="Times New Roman" w:hAnsi="Times New Roman" w:eastAsia="FangSong" w:cs="Times New Roman"/>
-        </w:rPr>
-        <w:t>如叠氮化铅</w:t>
-      </w:r>
-      <w:r>
-        <w:rPr>
-          <w:rFonts w:ascii="Times New Roman" w:hAnsi="Times New Roman" w:eastAsia="Times New Roman" w:cs="Times New Roman"/>
-        </w:rPr>
-        <w:t xml:space="preserve"> </w:t>
-      </w:r>
-      <m:oMath>
-        <m:oMathPr>
-          <m:ctrlPr>
-            <w:rPr>
-              <w:sz w:val="28"/>
-              <w:szCs w:val="28"/>
-            </w:rPr>
-          </m:ctrlPr>
-        </m:oMathPr>
-        <m:r>
-          <m:rPr>
-            <m:sty m:val="p"/>
-          </m:rPr>
-          <m:t>P</m:t>
-        </m:r>
-        <m:r>
-          <m:rPr>
-            <m:sty m:val="p"/>
-          </m:rPr>
-          <m:t>b</m:t>
-        </m:r>
-        <m:r>
-          <m:rPr>
-            <m:sty m:val="p"/>
-          </m:rPr>
-          <m:t>(</m:t>
-        </m:r>
-        <m:sSub>
-          <m:e>
-            <m:r>
-              <m:rPr>
-                <m:sty m:val="p"/>
-              </m:rPr>
-              <m:t>N</m:t>
-            </m:r>
-          </m:e>
-          <m:sub>
-            <m:r>
-              <m:rPr>
-                <m:sty m:val="p"/>
-              </m:rPr>
-              <m:t>3</m:t>
-            </m:r>
-          </m:sub>
-        </m:sSub>
-        <m:sSub>
-          <m:e>
-            <m:r>
-              <m:rPr>
-                <m:sty m:val="p"/>
-              </m:rPr>
-              <m:t>)</m:t>
-            </m:r>
-          </m:e>
-          <m:sub>
-            <m:r>
-              <m:rPr>
-                <m:sty m:val="p"/>
-              </m:rPr>
-              <m:t>2</m:t>
-            </m:r>
-          </m:sub>
-        </m:sSub>
-      </m:oMath>
-      <w:r>
-        <w:rPr>
-          <w:rFonts w:ascii="Times New Roman" w:hAnsi="Times New Roman" w:eastAsia="Times New Roman" w:cs="Times New Roman"/>
-        </w:rPr>
-        <w:t xml:space="preserve"> </w:t>
-      </w:r>
-      <w:r>
-        <w:rPr>
-          <w:rFonts w:hint="eastAsia" w:ascii="Times New Roman" w:hAnsi="Times New Roman" w:eastAsia="FangSong" w:cs="Times New Roman"/>
-        </w:rPr>
-        <w:t xml:space="preserve">与叠氮化银</w:t>
-      </w:r>
-      <w:r>
-        <w:rPr>
-          <w:rFonts w:ascii="Times New Roman" w:hAnsi="Times New Roman" w:eastAsia="Times New Roman" w:cs="Times New Roman"/>
-        </w:rPr>
-        <w:t xml:space="preserve"> </w:t>
-      </w:r>
-      <m:oMath>
-        <m:r>
-          <m:rPr>
-            <m:sty m:val="p"/>
-          </m:rPr>
-          <m:t>A</m:t>
-        </m:r>
-        <m:r>
-          <m:rPr>
-            <m:sty m:val="p"/>
-          </m:rPr>
-          <m:t>g</m:t>
-        </m:r>
-        <m:sSub>
-          <m:e>
-            <m:r>
-              <m:rPr>
-                <m:sty m:val="p"/>
-              </m:rPr>
-              <m:t>N</m:t>
-            </m:r>
-          </m:e>
-          <m:sub>
-            <m:r>
-              <m:rPr>
-                <m:sty m:val="p"/>
-              </m:rPr>
-              <m:t>3</m:t>
-            </m:r>
-          </m:sub>
-        </m:sSub>
-      </m:oMath>
-      <w:r>
-        <w:rPr>
-          <w:rFonts w:hint="eastAsia" w:ascii="Times New Roman" w:hAnsi="Times New Roman" w:eastAsia="Times New Roman" w:cs="Times New Roman"/>
-        </w:rPr>
-        <w:t>），</w:t>
-      </w:r>
-      <w:r>
-        <w:rPr>
-          <w:rFonts w:hint="eastAsia" w:ascii="Times New Roman" w:hAnsi="Times New Roman" w:eastAsia="FangSong" w:cs="Times New Roman"/>
-        </w:rPr>
-        <w:t>由于阳离子的强极化使共价成分急剧上升</w:t>
-      </w:r>
-      <w:r>
-        <w:rPr>
-          <w:rFonts w:hint="eastAsia" w:ascii="Times New Roman" w:hAnsi="Times New Roman" w:eastAsia="Times New Roman" w:cs="Times New Roman"/>
-        </w:rPr>
-        <w:t>、</w:t>
-      </w:r>
-      <w:r>
-        <w:rPr>
-          <w:rFonts w:hint="eastAsia" w:ascii="Times New Roman" w:hAnsi="Times New Roman" w:eastAsia="FangSong" w:cs="Times New Roman"/>
-        </w:rPr>
-        <w:t>共振键受到严重畸变</w:t>
-      </w:r>
-      <w:r>
-        <w:rPr>
-          <w:rFonts w:hint="eastAsia" w:ascii="Times New Roman" w:hAnsi="Times New Roman" w:eastAsia="Times New Roman" w:cs="Times New Roman"/>
-        </w:rPr>
-        <w:t>，</w:t>
-      </w:r>
-      <w:r>
-        <w:rPr>
-          <w:rFonts w:hint="eastAsia" w:ascii="Times New Roman" w:hAnsi="Times New Roman" w:eastAsia="FangSong" w:cs="Times New Roman"/>
-        </w:rPr>
-        <w:t>受微弱机械摩擦</w:t>
-      </w:r>
-      <w:r>
-        <w:rPr>
-          <w:rFonts w:hint="eastAsia" w:ascii="Times New Roman" w:hAnsi="Times New Roman" w:eastAsia="Times New Roman" w:cs="Times New Roman"/>
-        </w:rPr>
-        <w:t>、</w:t>
-      </w:r>
-      <w:r>
-        <w:rPr>
-          <w:rFonts w:hint="eastAsia" w:ascii="Times New Roman" w:hAnsi="Times New Roman" w:eastAsia="FangSong" w:cs="Times New Roman"/>
-        </w:rPr>
-        <w:t>针刺撞击或受热瞬间即发生猛烈的爆炸性引爆分解释放氮气</w:t>
-      </w:r>
-      <w:r>
-        <w:rPr>
-          <w:rFonts w:hint="eastAsia" w:ascii="Times New Roman" w:hAnsi="Times New Roman" w:eastAsia="Times New Roman" w:cs="Times New Roman"/>
-        </w:rPr>
-        <w:t>，</w:t>
-      </w:r>
-      <w:r>
-        <w:rPr>
-          <w:rFonts w:hint="eastAsia" w:ascii="Times New Roman" w:hAnsi="Times New Roman" w:eastAsia="FangSong" w:cs="Times New Roman"/>
-        </w:rPr>
-        <w:t>被广泛用作军用雷管与爆破器材的主起爆药</w:t>
-      </w:r>
-      <w:r>
-        <w:rPr>
-          <w:rFonts w:hint="eastAsia" w:ascii="Times New Roman" w:hAnsi="Times New Roman" w:eastAsia="Times New Roman" w:cs="Times New Roman"/>
-        </w:rPr>
-        <w:t>；</w:t>
-      </w:r>
-      <w:r>
-        <w:rPr>
-          <w:rFonts w:hint="eastAsia" w:ascii="Times New Roman" w:hAnsi="Times New Roman" w:eastAsia="FangSong" w:cs="Times New Roman"/>
-        </w:rPr>
-        <w:t>而对于电正性强</w:t>
-      </w:r>
-      <w:r>
-        <w:rPr>
-          <w:rFonts w:hint="eastAsia" w:ascii="Times New Roman" w:hAnsi="Times New Roman" w:eastAsia="Times New Roman" w:cs="Times New Roman"/>
-        </w:rPr>
-        <w:t>、</w:t>
-      </w:r>
-      <w:r>
-        <w:rPr>
-          <w:rFonts w:hint="eastAsia" w:ascii="Times New Roman" w:hAnsi="Times New Roman" w:eastAsia="FangSong" w:cs="Times New Roman"/>
-        </w:rPr>
-        <w:t>极化力极弱的碱金属叠氮化物</w:t>
-      </w:r>
-      <w:r>
-        <w:rPr>
-          <w:rFonts w:hint="eastAsia" w:ascii="Times New Roman" w:hAnsi="Times New Roman" w:eastAsia="Times New Roman" w:cs="Times New Roman"/>
-        </w:rPr>
-        <w:t>（</w:t>
-      </w:r>
-      <w:r>
-        <w:rPr>
-          <w:rFonts w:hint="eastAsia" w:ascii="Times New Roman" w:hAnsi="Times New Roman" w:eastAsia="FangSong" w:cs="Times New Roman"/>
-        </w:rPr>
-        <w:t>如叠氮化钠</w:t>
-      </w:r>
-      <w:r>
-        <w:rPr>
-          <w:rFonts w:ascii="Times New Roman" w:hAnsi="Times New Roman" w:eastAsia="Times New Roman" w:cs="Times New Roman"/>
-        </w:rPr>
-        <w:t xml:space="preserve"> </w:t>
-      </w:r>
-      <m:oMath>
-        <m:r>
-          <m:rPr>
-            <m:sty m:val="p"/>
-          </m:rPr>
-          <m:t>N</m:t>
-        </m:r>
-        <m:r>
-          <m:rPr>
-            <m:sty m:val="p"/>
-          </m:rPr>
-          <m:t>a</m:t>
-        </m:r>
-        <m:sSub>
-          <m:e>
-            <m:r>
-              <m:rPr>
-                <m:sty m:val="p"/>
-              </m:rPr>
-              <m:t>N</m:t>
-            </m:r>
-          </m:e>
-          <m:sub>
-            <m:r>
-              <m:rPr>
-                <m:sty m:val="p"/>
-              </m:rPr>
-              <m:t>3</m:t>
-            </m:r>
-          </m:sub>
-        </m:sSub>
-      </m:oMath>
-      <w:r>
-        <w:rPr>
-          <w:rFonts w:hint="eastAsia" w:ascii="Times New Roman" w:hAnsi="Times New Roman" w:eastAsia="Times New Roman" w:cs="Times New Roman"/>
-        </w:rPr>
-        <w:t>），</w:t>
-      </w:r>
-      <w:r>
-        <w:rPr>
-          <w:rFonts w:hint="eastAsia" w:ascii="Times New Roman" w:hAnsi="Times New Roman" w:eastAsia="FangSong" w:cs="Times New Roman"/>
-        </w:rPr>
-        <w:t>离子晶格极其稳定</w:t>
-      </w:r>
-      <w:r>
-        <w:rPr>
-          <w:rFonts w:hint="eastAsia" w:ascii="Times New Roman" w:hAnsi="Times New Roman" w:eastAsia="Times New Roman" w:cs="Times New Roman"/>
-        </w:rPr>
-        <w:t>，</w:t>
-      </w:r>
-      <w:r>
-        <w:rPr>
-          <w:rFonts w:hint="eastAsia" w:ascii="Times New Roman" w:hAnsi="Times New Roman" w:eastAsia="FangSong" w:cs="Times New Roman"/>
-        </w:rPr>
-        <w:t>受到电火花点火或加热至</w:t>
-      </w:r>
-      <w:r>
-        <w:rPr>
-          <w:rFonts w:ascii="Times New Roman" w:hAnsi="Times New Roman" w:eastAsia="Times New Roman" w:cs="Times New Roman"/>
-        </w:rPr>
-        <w:t xml:space="preserve"> </w:t>
-      </w:r>
-      <m:oMath>
-        <m:r>
-          <m:t>300</m:t>
-        </m:r>
-        <m:r>
-          <m:rPr>
-            <m:sty m:val="p"/>
-          </m:rPr>
-          <m:t>°</m:t>
-        </m:r>
-        <m:r>
-          <m:rPr>
-            <m:sty m:val="p"/>
-          </m:rPr>
-          <m:t>C</m:t>
-        </m:r>
-      </m:oMath>
-      <w:r>
-        <w:rPr>
-          <w:rFonts w:ascii="Times New Roman" w:hAnsi="Times New Roman" w:eastAsia="Times New Roman" w:cs="Times New Roman"/>
-        </w:rPr>
-        <w:t xml:space="preserve"> </w:t>
-      </w:r>
-      <w:r>
-        <w:rPr>
-          <w:rFonts w:hint="eastAsia" w:ascii="Times New Roman" w:hAnsi="Times New Roman" w:eastAsia="FangSong" w:cs="Times New Roman"/>
-        </w:rPr>
-        <w:t>时发生极其平稳且定量的非爆炸性热分解</w:t>
+        <w:t>时发生平稳且定量的非爆炸性热分解</w:t>
       </w:r>
       <w:r>
         <w:rPr>
@@ -23295,8 +22817,8 @@
         </w:tc>
       </w:tr>
     </w:tbl>
-    <w:bookmarkEnd w:id="67"/>
-    <w:bookmarkStart w:id="71" w:name="氮气的配位活化与-dcd-反馈机理"/>
+    <w:bookmarkEnd w:id="49"/>
+    <w:bookmarkStart w:id="53" w:name="氮气的配位活化与-dcd-反馈机理"/>
     <w:p>
       <w:pPr>
         <w:pStyle w:val="Heading3"/>
@@ -23341,18 +22863,18 @@
           <wp:inline>
             <wp:extent cx="2667000" cy="2091764"/>
             <wp:effectExtent b="0" l="0" r="0" t="0"/>
-            <wp:docPr descr="" title="" id="69" name="Picture"/>
+            <wp:docPr descr="" title="" id="51" name="Picture"/>
             <a:graphic>
               <a:graphicData uri="http://schemas.openxmlformats.org/drawingml/2006/picture">
                 <pic:pic>
                   <pic:nvPicPr>
-                    <pic:cNvPr descr="e786f4a2b5528f4891af88ad7b474799a1d33d70c7917fb01ec668d5ab80341a.jpg" id="70" name="Picture"/>
+                    <pic:cNvPr descr="e786f4a2b5528f4891af88ad7b474799a1d33d70c7917fb01ec668d5ab80341a.jpg" id="52" name="Picture"/>
                     <pic:cNvPicPr>
                       <a:picLocks noChangeArrowheads="1" noChangeAspect="1"/>
                     </pic:cNvPicPr>
                   </pic:nvPicPr>
                   <pic:blipFill>
-                    <a:blip r:embed="rId68"/>
+                    <a:blip r:embed="rId50"/>
                     <a:stretch>
                       <a:fillRect/>
                     </a:stretch>
@@ -23406,13 +22928,50 @@
         <w:rPr>
           <w:rFonts w:hint="eastAsia" w:ascii="Times New Roman" w:hAnsi="Times New Roman" w:eastAsia="Times New Roman" w:cs="Times New Roman"/>
         </w:rPr>
-        <w:t>2-14：</w:t>
-      </w:r>
-      <w:r>
-        <w:rPr>
-          <w:rFonts w:hint="eastAsia" w:ascii="Times New Roman" w:hAnsi="Times New Roman" w:eastAsia="FangSong" w:cs="Times New Roman"/>
-        </w:rPr>
-        <w:t>钌二氮配合物端基配位活化结构</w:t>
+        <w:t>2-8：</w:t>
+      </w:r>
+      <w:r>
+        <w:rPr>
+          <w:rFonts w:hint="eastAsia" w:ascii="Times New Roman" w:hAnsi="Times New Roman" w:eastAsia="FangSong" w:cs="Times New Roman"/>
+        </w:rPr>
+        <w:t>钼二氮配合物中</w:t>
+      </w:r>
+      <w:r>
+        <w:rPr>
+          <w:rFonts w:ascii="Times New Roman" w:hAnsi="Times New Roman" w:eastAsia="Times New Roman" w:cs="Times New Roman"/>
+        </w:rPr>
+        <w:t xml:space="preserve"> N</w:t>
+      </w:r>
+      <w:r>
+        <w:rPr>
+          <w:rFonts w:ascii="Times New Roman" w:hAnsi="Times New Roman" w:eastAsia="Times New Roman" w:cs="Times New Roman"/>
+          <w:vertAlign w:val="subscript"/>
+        </w:rPr>
+        <w:t>2</w:t>
+      </w:r>
+      <w:r>
+        <w:rPr>
+          <w:rFonts w:ascii="Times New Roman" w:hAnsi="Times New Roman" w:eastAsia="Times New Roman" w:cs="Times New Roman"/>
+        </w:rPr>
+        <w:t xml:space="preserve"> </w:t>
+      </w:r>
+      <w:r>
+        <w:rPr>
+          <w:rFonts w:hint="eastAsia" w:ascii="Times New Roman" w:hAnsi="Times New Roman" w:eastAsia="FangSong" w:cs="Times New Roman"/>
+        </w:rPr>
+        <w:t>的端基</w:t>
+      </w:r>
+      <w:r>
+        <w:rPr>
+          <w:rFonts w:hint="eastAsia" w:ascii="Times New Roman" w:hAnsi="Times New Roman" w:eastAsia="Times New Roman" w:cs="Times New Roman"/>
+        </w:rPr>
+        <w:t>（end-on）</w:t>
+      </w:r>
+      <w:r>
+        <w:rPr>
+          <w:rFonts w:hint="eastAsia" w:ascii="Times New Roman" w:hAnsi="Times New Roman" w:eastAsia="FangSong" w:cs="Times New Roman"/>
+        </w:rPr>
+        <w:t>配位方式</w:t>
       </w:r>
     </w:p>
     <w:p>
@@ -23957,7 +23516,7 @@
         <w:rPr>
           <w:rFonts w:hint="eastAsia" w:ascii="Times New Roman" w:hAnsi="Times New Roman" w:eastAsia="FangSong" w:cs="Times New Roman"/>
         </w:rPr>
-        <w:t>极其关键的是</w:t>
+        <w:t>关键的是</w:t>
       </w:r>
       <w:r>
         <w:rPr>
@@ -24471,7 +24030,7 @@
         <w:rPr>
           <w:rFonts w:hint="eastAsia" w:ascii="Times New Roman" w:hAnsi="Times New Roman" w:eastAsia="FangSong" w:cs="Times New Roman"/>
         </w:rPr>
-        <w:t>为仿生催化人工温和固氮指明了光辉方向</w:t>
+        <w:t>为仿生催化人工温和固氮指明了方向</w:t>
       </w:r>
       <w:r>
         <w:rPr>
@@ -24480,9 +24039,9 @@
         <w:t>。</w:t>
       </w:r>
     </w:p>
-    <w:bookmarkEnd w:id="71"/>
-    <w:bookmarkEnd w:id="72"/>
-    <w:bookmarkStart w:id="86" w:name="氮的氧化物含氧酸与氧化还原滑尺"/>
+    <w:bookmarkEnd w:id="53"/>
+    <w:bookmarkEnd w:id="54"/>
+    <w:bookmarkStart w:id="65" w:name="氮的氧化物含氧酸与氧化还原滑尺"/>
     <w:p>
       <w:pPr>
         <w:pStyle w:val="Heading2"/>
@@ -24513,7 +24072,7 @@
         <w:t>含氧酸与氧化还原滑尺</w:t>
       </w:r>
     </w:p>
-    <w:bookmarkStart w:id="76" w:name="氮氧化物家族与-13-氧化态"/>
+    <w:bookmarkStart w:id="58" w:name="氮氧化物家族与-13-氧化态"/>
     <w:p>
       <w:pPr>
         <w:pStyle w:val="Heading3"/>
@@ -24623,7 +24182,7 @@
         <w:rPr>
           <w:rFonts w:hint="eastAsia" w:ascii="Times New Roman" w:hAnsi="Times New Roman" w:eastAsia="FangSong" w:cs="Times New Roman"/>
         </w:rPr>
-        <w:t>的全部正整数氧化态形成极为庞大的氧化物家族</w:t>
+        <w:t>的全部正整数氧化态形成庞大的氧化物家族</w:t>
       </w:r>
       <w:r>
         <w:rPr>
@@ -25839,18 +25398,18 @@
           <wp:inline>
             <wp:extent cx="2667000" cy="1930934"/>
             <wp:effectExtent b="0" l="0" r="0" t="0"/>
-            <wp:docPr descr="" title="" id="74" name="Picture"/>
+            <wp:docPr descr="" title="" id="56" name="Picture"/>
             <a:graphic>
               <a:graphicData uri="http://schemas.openxmlformats.org/drawingml/2006/picture">
                 <pic:pic>
                   <pic:nvPicPr>
-                    <pic:cNvPr descr="afbe5d5a92d8c10bc7d8846d2af4ff1ce821e5bd0f006aa91339382e202c4251.jpg" id="75" name="Picture"/>
+                    <pic:cNvPr descr="afbe5d5a92d8c10bc7d8846d2af4ff1ce821e5bd0f006aa91339382e202c4251.jpg" id="57" name="Picture"/>
                     <pic:cNvPicPr>
                       <a:picLocks noChangeArrowheads="1" noChangeAspect="1"/>
                     </pic:cNvPicPr>
                   </pic:nvPicPr>
                   <pic:blipFill>
-                    <a:blip r:embed="rId73"/>
+                    <a:blip r:embed="rId55"/>
                     <a:stretch>
                       <a:fillRect/>
                     </a:stretch>
@@ -25904,7 +25463,7 @@
         <w:rPr>
           <w:rFonts w:hint="eastAsia" w:ascii="Times New Roman" w:hAnsi="Times New Roman" w:eastAsia="Times New Roman" w:cs="Times New Roman"/>
         </w:rPr>
-        <w:t>2-15：</w:t>
+        <w:t>2-9：</w:t>
       </w:r>
       <w:r>
         <w:rPr>
@@ -27008,8 +26567,8 @@
         </w:tc>
       </w:tr>
     </w:tbl>
-    <w:bookmarkEnd w:id="76"/>
-    <w:bookmarkStart w:id="83" w:name="氧化态no₂-与-n₂o₄-的二聚平衡"/>
+    <w:bookmarkEnd w:id="58"/>
+    <w:bookmarkStart w:id="62" w:name="氧化态no₂-与-n₂o₄-的二聚平衡"/>
     <w:p>
       <w:pPr>
         <w:pStyle w:val="Heading3"/>
@@ -27967,7 +27526,7 @@
         <w:rPr>
           <w:rFonts w:hint="eastAsia" w:ascii="Times New Roman" w:hAnsi="Times New Roman" w:eastAsia="FangSong" w:cs="Times New Roman"/>
         </w:rPr>
-        <w:t>键键能极其微弱</w:t>
+        <w:t>键键能微弱</w:t>
       </w:r>
       <w:r>
         <w:rPr>
@@ -28078,18 +27637,18 @@
           <wp:inline>
             <wp:extent cx="2667000" cy="1244600"/>
             <wp:effectExtent b="0" l="0" r="0" t="0"/>
-            <wp:docPr descr="" title="" id="78" name="Picture"/>
+            <wp:docPr descr="" title="" id="60" name="Picture"/>
             <a:graphic>
               <a:graphicData uri="http://schemas.openxmlformats.org/drawingml/2006/picture">
                 <pic:pic>
                   <pic:nvPicPr>
-                    <pic:cNvPr descr="61424a117d69f6db5ec737e3dc0bfe241751cd28aa9a772aee04c5ffbfcdd894.jpg" id="79" name="Picture"/>
+                    <pic:cNvPr descr="61424a117d69f6db5ec737e3dc0bfe241751cd28aa9a772aee04c5ffbfcdd894.jpg" id="61" name="Picture"/>
                     <pic:cNvPicPr>
                       <a:picLocks noChangeArrowheads="1" noChangeAspect="1"/>
                     </pic:cNvPicPr>
                   </pic:nvPicPr>
                   <pic:blipFill>
-                    <a:blip r:embed="rId77"/>
+                    <a:blip r:embed="rId59"/>
                     <a:stretch>
                       <a:fillRect/>
                     </a:stretch>
@@ -28143,7 +27702,7 @@
         <w:rPr>
           <w:rFonts w:hint="eastAsia" w:ascii="Times New Roman" w:hAnsi="Times New Roman" w:eastAsia="Times New Roman" w:cs="Times New Roman"/>
         </w:rPr>
-        <w:t>2-16：</w:t>
+        <w:t>2-10：</w:t>
       </w:r>
       <w:r>
         <w:rPr>
@@ -28952,96 +28511,8 @@
         <w:t>。</w:t>
       </w:r>
     </w:p>
-    <w:p>
-      <w:pPr>
-        <w:pStyle w:val="BodyText"/>
-        <w:spacing w:before="160" w:after="80"/>
-        <w:jc w:val="center"/>
-      </w:pPr>
-      <w:r>
-        <w:rPr>
-          <w:rFonts w:ascii="Times New Roman" w:hAnsi="Times New Roman" w:eastAsia="Times New Roman" w:cs="Times New Roman"/>
-        </w:rPr>
-        <w:drawing>
-          <wp:inline>
-            <wp:extent cx="2667000" cy="479425"/>
-            <wp:effectExtent b="0" l="0" r="0" t="0"/>
-            <wp:docPr descr="" title="" id="81" name="Picture"/>
-            <a:graphic>
-              <a:graphicData uri="http://schemas.openxmlformats.org/drawingml/2006/picture">
-                <pic:pic>
-                  <pic:nvPicPr>
-                    <pic:cNvPr descr="d7f0b6f352ab8dce8f96f1eb86fb62b9b1469ecc7e94fcafaf4b2be710da361d.jpg" id="82" name="Picture"/>
-                    <pic:cNvPicPr>
-                      <a:picLocks noChangeArrowheads="1" noChangeAspect="1"/>
-                    </pic:cNvPicPr>
-                  </pic:nvPicPr>
-                  <pic:blipFill>
-                    <a:blip r:embed="rId80"/>
-                    <a:stretch>
-                      <a:fillRect/>
-                    </a:stretch>
-                  </pic:blipFill>
-                  <pic:spPr bwMode="auto">
-                    <a:xfrm>
-                      <a:off x="0" y="0"/>
-                      <a:ext cx="2667000" cy="479425"/>
-                    </a:xfrm>
-                    <a:prstGeom prst="rect">
-                      <a:avLst/>
-                    </a:prstGeom>
-                    <a:noFill/>
-                    <a:ln w="9525">
-                      <a:noFill/>
-                      <a:headEnd/>
-                      <a:tailEnd/>
-                    </a:ln>
-                  </pic:spPr>
-                </pic:pic>
-              </a:graphicData>
-            </a:graphic>
-          </wp:inline>
-        </w:drawing>
-      </w:r>
-      <w:r>
-        <w:rPr>
-          <w:rFonts w:ascii="Times New Roman" w:hAnsi="Times New Roman" w:eastAsia="Times New Roman" w:cs="Times New Roman"/>
-        </w:rPr>
-        <w:t xml:space="preserve"> </w:t>
-      </w:r>
-      <w:r>
-        <w:rPr>
-          <w:rFonts w:ascii="Times New Roman" w:hAnsi="Times New Roman" w:eastAsia="Times New Roman" w:cs="Times New Roman"/>
-        </w:rPr>
-        <w:t xml:space="preserve">&gt; </w:t>
-      </w:r>
-      <w:r>
-        <w:rPr>
-          <w:rFonts w:hint="eastAsia" w:ascii="Times New Roman" w:hAnsi="Times New Roman" w:eastAsia="FangSong" w:cs="Times New Roman"/>
-        </w:rPr>
-        <w:t xml:space="preserve">图</w:t>
-      </w:r>
-      <w:r>
-        <w:rPr>
-          <w:rFonts w:ascii="Times New Roman" w:hAnsi="Times New Roman" w:eastAsia="Times New Roman" w:cs="Times New Roman"/>
-        </w:rPr>
-        <w:t xml:space="preserve"> </w:t>
-      </w:r>
-      <w:r>
-        <w:rPr>
-          <w:rFonts w:hint="eastAsia" w:ascii="Times New Roman" w:hAnsi="Times New Roman" w:eastAsia="Times New Roman" w:cs="Times New Roman"/>
-        </w:rPr>
-        <w:t>2-17：</w:t>
-      </w:r>
-      <w:r>
-        <w:rPr>
-          <w:rFonts w:hint="eastAsia" w:ascii="Times New Roman" w:hAnsi="Times New Roman" w:eastAsia="FangSong" w:cs="Times New Roman"/>
-        </w:rPr>
-        <w:t>硝酸氧化还原产物与浓度滑尺关系</w:t>
-      </w:r>
-    </w:p>
-    <w:bookmarkEnd w:id="83"/>
-    <w:bookmarkStart w:id="84" w:name="硝酸的强氧化性与浓度滑尺"/>
+    <w:bookmarkEnd w:id="62"/>
+    <w:bookmarkStart w:id="63" w:name="硝酸的强氧化性与浓度滑尺"/>
     <w:p>
       <w:pPr>
         <w:pStyle w:val="Heading3"/>
@@ -29278,7 +28749,7 @@
         <w:rPr>
           <w:rFonts w:hint="eastAsia" w:ascii="Times New Roman" w:hAnsi="Times New Roman" w:eastAsia="FangSong" w:cs="Times New Roman"/>
         </w:rPr>
-        <w:t>硝酸的氧化行为遵循极其精妙的动力学与热力学</w:t>
+        <w:t>硝酸的氧化行为遵循精妙的动力学与热力学</w:t>
       </w:r>
       <w:r>
         <w:rPr>
@@ -29566,7 +29037,7 @@
         <w:rPr>
           <w:rFonts w:hint="eastAsia" w:ascii="Times New Roman" w:hAnsi="Times New Roman" w:eastAsia="FangSong" w:cs="Times New Roman"/>
         </w:rPr>
-        <w:t>反应极其剧烈地释放红棕色二氧化氮气体</w:t>
+        <w:t>反应剧烈地释放红棕色二氧化氮气体</w:t>
       </w:r>
       <w:r>
         <w:rPr>
@@ -30367,7 +29838,7 @@
         <w:rPr>
           <w:rFonts w:hint="eastAsia" w:ascii="Times New Roman" w:hAnsi="Times New Roman" w:eastAsia="FangSong" w:cs="Times New Roman"/>
         </w:rPr>
-        <w:t>氧化还原的电子转移极为充分</w:t>
+        <w:t>氧化还原的电子转移充分</w:t>
       </w:r>
       <w:r>
         <w:rPr>
@@ -31562,8 +31033,8 @@
         </w:tc>
       </w:tr>
     </w:tbl>
-    <w:bookmarkEnd w:id="84"/>
-    <w:bookmarkStart w:id="85" w:name="王水的协同溶解机理"/>
+    <w:bookmarkEnd w:id="63"/>
+    <w:bookmarkStart w:id="64" w:name="王水的协同溶解机理"/>
     <w:p>
       <w:pPr>
         <w:pStyle w:val="Heading3"/>
@@ -32033,7 +31504,7 @@
         <w:rPr>
           <w:rFonts w:hint="eastAsia" w:ascii="Times New Roman" w:hAnsi="Times New Roman" w:eastAsia="FangSong" w:cs="Times New Roman"/>
         </w:rPr>
-        <w:t>瞬间与金离子发生极度稳定的螯合配位反应</w:t>
+        <w:t>瞬间与金离子发生稳定的螯合配位反应</w:t>
       </w:r>
       <w:r>
         <w:rPr>
@@ -32045,7 +31516,7 @@
         <w:rPr>
           <w:rFonts w:hint="eastAsia" w:ascii="Times New Roman" w:hAnsi="Times New Roman" w:eastAsia="FangSong" w:cs="Times New Roman"/>
         </w:rPr>
-        <w:t>生成极度稳定的四氯合金配阴离子</w:t>
+        <w:t>生成稳定的四氯合金配阴离子</w:t>
       </w:r>
       <w:r>
         <w:rPr>
@@ -32420,9 +31891,9 @@
         <w:t>。</w:t>
       </w:r>
     </w:p>
-    <w:bookmarkEnd w:id="85"/>
-    <w:bookmarkEnd w:id="86"/>
-    <w:bookmarkStart w:id="111" w:name="磷的同素异形体与含氧化合物"/>
+    <w:bookmarkEnd w:id="64"/>
+    <w:bookmarkEnd w:id="65"/>
+    <w:bookmarkStart w:id="84" w:name="磷的同素异形体与含氧化合物"/>
     <w:p>
       <w:pPr>
         <w:pStyle w:val="Heading2"/>
@@ -32441,7 +31912,7 @@
         <w:t xml:space="preserve">磷的同素异形体与含氧化合物</w:t>
       </w:r>
     </w:p>
-    <w:bookmarkStart w:id="87" w:name="磷的成键特征与同素异形体总览"/>
+    <w:bookmarkStart w:id="66" w:name="磷的成键特征与同素异形体总览"/>
     <w:p>
       <w:pPr>
         <w:pStyle w:val="Heading3"/>
@@ -32577,8 +32048,8 @@
         <w:t>。</w:t>
       </w:r>
     </w:p>
-    <w:bookmarkEnd w:id="87"/>
-    <w:bookmarkStart w:id="91" w:name="白磷的-p₄-四面体与香蕉键"/>
+    <w:bookmarkEnd w:id="66"/>
+    <w:bookmarkStart w:id="70" w:name="白磷的-p₄-四面体与香蕉键"/>
     <w:p>
       <w:pPr>
         <w:pStyle w:val="Heading3"/>
@@ -32636,18 +32107,18 @@
           <wp:inline>
             <wp:extent cx="2667000" cy="1547378"/>
             <wp:effectExtent b="0" l="0" r="0" t="0"/>
-            <wp:docPr descr="" title="" id="89" name="Picture"/>
+            <wp:docPr descr="" title="" id="68" name="Picture"/>
             <a:graphic>
               <a:graphicData uri="http://schemas.openxmlformats.org/drawingml/2006/picture">
                 <pic:pic>
                   <pic:nvPicPr>
-                    <pic:cNvPr descr="9a0caf8e6e9b7b2b2dff2d34d82da98c9f752ee449426e8df43c0fbe136afe7a.png" id="90" name="Picture"/>
+                    <pic:cNvPr descr="9a0caf8e6e9b7b2b2dff2d34d82da98c9f752ee449426e8df43c0fbe136afe7a.png" id="69" name="Picture"/>
                     <pic:cNvPicPr>
                       <a:picLocks noChangeArrowheads="1" noChangeAspect="1"/>
                     </pic:cNvPicPr>
                   </pic:nvPicPr>
                   <pic:blipFill>
-                    <a:blip r:embed="rId88"/>
+                    <a:blip r:embed="rId67"/>
                     <a:stretch>
                       <a:fillRect/>
                     </a:stretch>
@@ -32701,7 +32172,7 @@
         <w:rPr>
           <w:rFonts w:hint="eastAsia" w:ascii="Times New Roman" w:hAnsi="Times New Roman" w:eastAsia="Times New Roman" w:cs="Times New Roman"/>
         </w:rPr>
-        <w:t>2-18：</w:t>
+        <w:t>2-11：</w:t>
       </w:r>
       <w:r>
         <w:rPr>
@@ -32902,7 +32373,7 @@
         <w:rPr>
           <w:rFonts w:hint="eastAsia" w:ascii="Times New Roman" w:hAnsi="Times New Roman" w:eastAsia="FangSong" w:cs="Times New Roman"/>
         </w:rPr>
-        <w:t>极其关键的是</w:t>
+        <w:t>关键的是</w:t>
       </w:r>
       <w:r>
         <w:rPr>
@@ -33260,7 +32731,7 @@
         <w:rPr>
           <w:rFonts w:hint="eastAsia" w:ascii="Times New Roman" w:hAnsi="Times New Roman" w:eastAsia="FangSong" w:cs="Times New Roman"/>
         </w:rPr>
-        <w:t>这导致白磷的共价单键极其脆弱易断</w:t>
+        <w:t>这导致白磷的共价单键脆弱易断</w:t>
       </w:r>
       <w:r>
         <w:rPr>
@@ -33355,7 +32826,7 @@
         <w:rPr>
           <w:rFonts w:hint="eastAsia" w:ascii="Times New Roman" w:hAnsi="Times New Roman" w:eastAsia="FangSong" w:cs="Times New Roman"/>
         </w:rPr>
-        <w:t>时便发生极其剧烈的自燃火灾释放滚滚白烟</w:t>
+        <w:t>时便发生剧烈自燃并释放大量白烟</w:t>
       </w:r>
       <w:r>
         <w:rPr>
@@ -33400,8 +32871,8 @@
         <w:t>。</w:t>
       </w:r>
     </w:p>
-    <w:bookmarkEnd w:id="91"/>
-    <w:bookmarkStart w:id="95" w:name="黑磷的褶皱层状结构与热力学稳定性"/>
+    <w:bookmarkEnd w:id="70"/>
+    <w:bookmarkStart w:id="74" w:name="黑磷的褶皱层状结构与热力学稳定性"/>
     <w:p>
       <w:pPr>
         <w:pStyle w:val="Heading3"/>
@@ -33434,18 +32905,18 @@
           <wp:inline>
             <wp:extent cx="2667000" cy="3611262"/>
             <wp:effectExtent b="0" l="0" r="0" t="0"/>
-            <wp:docPr descr="" title="" id="93" name="Picture"/>
+            <wp:docPr descr="" title="" id="72" name="Picture"/>
             <a:graphic>
               <a:graphicData uri="http://schemas.openxmlformats.org/drawingml/2006/picture">
                 <pic:pic>
                   <pic:nvPicPr>
-                    <pic:cNvPr descr="09882c1771031a3ee20c1c5fc7e6fd0468ac109f3718ac509c00a0885848d02a.jpg" id="94" name="Picture"/>
+                    <pic:cNvPr descr="09882c1771031a3ee20c1c5fc7e6fd0468ac109f3718ac509c00a0885848d02a.jpg" id="73" name="Picture"/>
                     <pic:cNvPicPr>
                       <a:picLocks noChangeArrowheads="1" noChangeAspect="1"/>
                     </pic:cNvPicPr>
                   </pic:nvPicPr>
                   <pic:blipFill>
-                    <a:blip r:embed="rId92"/>
+                    <a:blip r:embed="rId71"/>
                     <a:stretch>
                       <a:fillRect/>
                     </a:stretch>
@@ -33499,7 +32970,7 @@
         <w:rPr>
           <w:rFonts w:hint="eastAsia" w:ascii="Times New Roman" w:hAnsi="Times New Roman" w:eastAsia="Times New Roman" w:cs="Times New Roman"/>
         </w:rPr>
-        <w:t>2-19：</w:t>
+        <w:t>2-12：</w:t>
       </w:r>
       <w:r>
         <w:rPr>
@@ -34535,8 +34006,8 @@
         </w:tc>
       </w:tr>
     </w:tbl>
-    <w:bookmarkEnd w:id="95"/>
-    <w:bookmarkStart w:id="102" w:name="磷的氧化物p₄o₆-与-p₄o₁₀"/>
+    <w:bookmarkEnd w:id="74"/>
+    <w:bookmarkStart w:id="78" w:name="磷的氧化物p₄o₆-与-p₄o₁₀"/>
     <w:p>
       <w:pPr>
         <w:pStyle w:val="Heading3"/>
@@ -34622,94 +34093,6 @@
     <w:p>
       <w:pPr>
         <w:pStyle w:val="FirstParagraph"/>
-        <w:spacing w:before="160" w:after="80"/>
-        <w:jc w:val="center"/>
-      </w:pPr>
-      <w:r>
-        <w:rPr>
-          <w:rFonts w:ascii="Times New Roman" w:hAnsi="Times New Roman" w:eastAsia="Times New Roman" w:cs="Times New Roman"/>
-        </w:rPr>
-        <w:drawing>
-          <wp:inline>
-            <wp:extent cx="2667000" cy="2515387"/>
-            <wp:effectExtent b="0" l="0" r="0" t="0"/>
-            <wp:docPr descr="" title="" id="97" name="Picture"/>
-            <a:graphic>
-              <a:graphicData uri="http://schemas.openxmlformats.org/drawingml/2006/picture">
-                <pic:pic>
-                  <pic:nvPicPr>
-                    <pic:cNvPr descr="5d5251a1c97d1b6b815c44fee2d438270f164dd9bd4bb493cf589e35ea79d8ae.jpg" id="98" name="Picture"/>
-                    <pic:cNvPicPr>
-                      <a:picLocks noChangeArrowheads="1" noChangeAspect="1"/>
-                    </pic:cNvPicPr>
-                  </pic:nvPicPr>
-                  <pic:blipFill>
-                    <a:blip r:embed="rId96"/>
-                    <a:stretch>
-                      <a:fillRect/>
-                    </a:stretch>
-                  </pic:blipFill>
-                  <pic:spPr bwMode="auto">
-                    <a:xfrm>
-                      <a:off x="0" y="0"/>
-                      <a:ext cx="2667000" cy="2515387"/>
-                    </a:xfrm>
-                    <a:prstGeom prst="rect">
-                      <a:avLst/>
-                    </a:prstGeom>
-                    <a:noFill/>
-                    <a:ln w="9525">
-                      <a:noFill/>
-                      <a:headEnd/>
-                      <a:tailEnd/>
-                    </a:ln>
-                  </pic:spPr>
-                </pic:pic>
-              </a:graphicData>
-            </a:graphic>
-          </wp:inline>
-        </w:drawing>
-      </w:r>
-      <w:r>
-        <w:rPr>
-          <w:rFonts w:ascii="Times New Roman" w:hAnsi="Times New Roman" w:eastAsia="Times New Roman" w:cs="Times New Roman"/>
-        </w:rPr>
-        <w:t xml:space="preserve"> </w:t>
-      </w:r>
-      <w:r>
-        <w:rPr>
-          <w:rFonts w:ascii="Times New Roman" w:hAnsi="Times New Roman" w:eastAsia="Times New Roman" w:cs="Times New Roman"/>
-        </w:rPr>
-        <w:t xml:space="preserve">&gt; </w:t>
-      </w:r>
-      <w:r>
-        <w:rPr>
-          <w:rFonts w:hint="eastAsia" w:ascii="Times New Roman" w:hAnsi="Times New Roman" w:eastAsia="FangSong" w:cs="Times New Roman"/>
-        </w:rPr>
-        <w:t xml:space="preserve">图</w:t>
-      </w:r>
-      <w:r>
-        <w:rPr>
-          <w:rFonts w:ascii="Times New Roman" w:hAnsi="Times New Roman" w:eastAsia="Times New Roman" w:cs="Times New Roman"/>
-        </w:rPr>
-        <w:t xml:space="preserve"> </w:t>
-      </w:r>
-      <w:r>
-        <w:rPr>
-          <w:rFonts w:hint="eastAsia" w:ascii="Times New Roman" w:hAnsi="Times New Roman" w:eastAsia="Times New Roman" w:cs="Times New Roman"/>
-        </w:rPr>
-        <w:t>2-20：</w:t>
-      </w:r>
-      <w:r>
-        <w:rPr>
-          <w:rFonts w:hint="eastAsia" w:ascii="Times New Roman" w:hAnsi="Times New Roman" w:eastAsia="FangSong" w:cs="Times New Roman"/>
-        </w:rPr>
-        <w:t>三氧化四磷金刚烷类似笼状结构</w:t>
-      </w:r>
-    </w:p>
-    <w:p>
-      <w:pPr>
-        <w:pStyle w:val="BodyText"/>
         <w:ind w:firstLine="420"/>
       </w:pPr>
       <w:r>
@@ -34838,7 +34221,7 @@
         <w:rPr>
           <w:rFonts w:hint="eastAsia" w:ascii="Times New Roman" w:hAnsi="Times New Roman" w:eastAsia="FangSong" w:cs="Times New Roman"/>
         </w:rPr>
-        <w:t>可极其优美地想象为在</w:t>
+        <w:t>可想象为在</w:t>
       </w:r>
       <w:r>
         <w:rPr>
@@ -34950,7 +34333,7 @@
         <w:rPr>
           <w:rFonts w:hint="eastAsia" w:ascii="Times New Roman" w:hAnsi="Times New Roman" w:eastAsia="FangSong" w:cs="Times New Roman"/>
         </w:rPr>
-        <w:t>从而将原先极度拥挤的</w:t>
+        <w:t>从而将原先拥挤的</w:t>
       </w:r>
       <w:r>
         <w:rPr>
@@ -35333,18 +34716,18 @@
           <wp:inline>
             <wp:extent cx="2667000" cy="3227579"/>
             <wp:effectExtent b="0" l="0" r="0" t="0"/>
-            <wp:docPr descr="" title="" id="100" name="Picture"/>
+            <wp:docPr descr="" title="" id="76" name="Picture"/>
             <a:graphic>
               <a:graphicData uri="http://schemas.openxmlformats.org/drawingml/2006/picture">
                 <pic:pic>
                   <pic:nvPicPr>
-                    <pic:cNvPr descr="d9bfb5400650a1ef3ab5390517d3f9006b9bb8276299318ea0db27a0544adbad.jpg" id="101" name="Picture"/>
+                    <pic:cNvPr descr="d9bfb5400650a1ef3ab5390517d3f9006b9bb8276299318ea0db27a0544adbad.jpg" id="77" name="Picture"/>
                     <pic:cNvPicPr>
                       <a:picLocks noChangeArrowheads="1" noChangeAspect="1"/>
                     </pic:cNvPicPr>
                   </pic:nvPicPr>
                   <pic:blipFill>
-                    <a:blip r:embed="rId99"/>
+                    <a:blip r:embed="rId75"/>
                     <a:stretch>
                       <a:fillRect/>
                     </a:stretch>
@@ -35398,7 +34781,7 @@
         <w:rPr>
           <w:rFonts w:hint="eastAsia" w:ascii="Times New Roman" w:hAnsi="Times New Roman" w:eastAsia="Times New Roman" w:cs="Times New Roman"/>
         </w:rPr>
-        <w:t>2-21：</w:t>
+        <w:t>2-13：</w:t>
       </w:r>
       <w:r>
         <w:rPr>
@@ -35762,7 +35145,7 @@
         <w:rPr>
           <w:rFonts w:hint="eastAsia" w:ascii="Times New Roman" w:hAnsi="Times New Roman" w:eastAsia="FangSong" w:cs="Times New Roman"/>
         </w:rPr>
-        <w:t>吸水放热极其剧烈</w:t>
+        <w:t>吸水放热剧烈</w:t>
       </w:r>
       <w:r>
         <w:rPr>
@@ -35786,7 +35169,7 @@
         <w:rPr>
           <w:rFonts w:hint="eastAsia" w:ascii="Times New Roman" w:hAnsi="Times New Roman" w:eastAsia="FangSong" w:cs="Times New Roman"/>
         </w:rPr>
-        <w:t>更是合成化学中强力剥离化合物内部结合水的终极脱水剂</w:t>
+        <w:t>更是合成化学中强力剥离化合物内部结合水的脱水剂</w:t>
       </w:r>
       <w:r>
         <w:rPr>
@@ -35831,8 +35214,8 @@
         <w:t>）。</w:t>
       </w:r>
     </w:p>
-    <w:bookmarkEnd w:id="102"/>
-    <w:bookmarkStart w:id="103" w:name="磷含氧酸的离解规律与骨架"/>
+    <w:bookmarkEnd w:id="78"/>
+    <w:bookmarkStart w:id="79" w:name="磷含氧酸的离解规律与骨架"/>
     <w:p>
       <w:pPr>
         <w:pStyle w:val="Heading3"/>
@@ -36174,7 +35557,7 @@
         <w:rPr>
           <w:rFonts w:hint="eastAsia" w:ascii="Times New Roman" w:hAnsi="Times New Roman" w:eastAsia="FangSong" w:cs="Times New Roman"/>
         </w:rPr>
-        <w:t>极度关键的是</w:t>
+        <w:t>关键的是</w:t>
       </w:r>
       <w:r>
         <w:rPr>
@@ -36513,7 +35896,7 @@
         <w:rPr>
           <w:rFonts w:hint="eastAsia" w:ascii="Times New Roman" w:hAnsi="Times New Roman" w:eastAsia="FangSong" w:cs="Times New Roman"/>
         </w:rPr>
-        <w:t>次磷酸具有极其强悍的还原性</w:t>
+        <w:t>次磷酸具有强的还原性</w:t>
       </w:r>
       <w:r>
         <w:rPr>
@@ -38545,8 +37928,8 @@
         </w:tc>
       </w:tr>
     </w:tbl>
-    <w:bookmarkEnd w:id="103"/>
-    <w:bookmarkStart w:id="110" w:name="缩聚磷酸盐与偏磷酸盐"/>
+    <w:bookmarkEnd w:id="79"/>
+    <w:bookmarkStart w:id="83" w:name="缩聚磷酸盐与偏磷酸盐"/>
     <w:p>
       <w:pPr>
         <w:pStyle w:val="Heading3"/>
@@ -38579,18 +37962,18 @@
           <wp:inline>
             <wp:extent cx="2667000" cy="1070409"/>
             <wp:effectExtent b="0" l="0" r="0" t="0"/>
-            <wp:docPr descr="" title="" id="105" name="Picture"/>
+            <wp:docPr descr="" title="" id="81" name="Picture"/>
             <a:graphic>
               <a:graphicData uri="http://schemas.openxmlformats.org/drawingml/2006/picture">
                 <pic:pic>
                   <pic:nvPicPr>
-                    <pic:cNvPr descr="8ea00b309b657b1c9b306c1230d4fe06ec50681dd1eb90553d3a7de5df988795.png" id="106" name="Picture"/>
+                    <pic:cNvPr descr="8ea00b309b657b1c9b306c1230d4fe06ec50681dd1eb90553d3a7de5df988795.png" id="82" name="Picture"/>
                     <pic:cNvPicPr>
                       <a:picLocks noChangeArrowheads="1" noChangeAspect="1"/>
                     </pic:cNvPicPr>
                   </pic:nvPicPr>
                   <pic:blipFill>
-                    <a:blip r:embed="rId104"/>
+                    <a:blip r:embed="rId80"/>
                     <a:stretch>
                       <a:fillRect/>
                     </a:stretch>
@@ -38644,7 +38027,7 @@
         <w:rPr>
           <w:rFonts w:hint="eastAsia" w:ascii="Times New Roman" w:hAnsi="Times New Roman" w:eastAsia="Times New Roman" w:cs="Times New Roman"/>
         </w:rPr>
-        <w:t>2-22：</w:t>
+        <w:t>2-14：</w:t>
       </w:r>
       <w:r>
         <w:rPr>
@@ -39174,94 +38557,6 @@
     <w:p>
       <w:pPr>
         <w:pStyle w:val="BodyText"/>
-        <w:spacing w:before="160" w:after="80"/>
-        <w:jc w:val="center"/>
-      </w:pPr>
-      <w:r>
-        <w:rPr>
-          <w:rFonts w:ascii="Times New Roman" w:hAnsi="Times New Roman" w:eastAsia="Times New Roman" w:cs="Times New Roman"/>
-        </w:rPr>
-        <w:drawing>
-          <wp:inline>
-            <wp:extent cx="2667000" cy="1593158"/>
-            <wp:effectExtent b="0" l="0" r="0" t="0"/>
-            <wp:docPr descr="" title="" id="108" name="Picture"/>
-            <a:graphic>
-              <a:graphicData uri="http://schemas.openxmlformats.org/drawingml/2006/picture">
-                <pic:pic>
-                  <pic:nvPicPr>
-                    <pic:cNvPr descr="252f0e61ba00736abb9aa788188a5569f307a4f36b71981a5ca1159b007a224f.jpg" id="109" name="Picture"/>
-                    <pic:cNvPicPr>
-                      <a:picLocks noChangeArrowheads="1" noChangeAspect="1"/>
-                    </pic:cNvPicPr>
-                  </pic:nvPicPr>
-                  <pic:blipFill>
-                    <a:blip r:embed="rId107"/>
-                    <a:stretch>
-                      <a:fillRect/>
-                    </a:stretch>
-                  </pic:blipFill>
-                  <pic:spPr bwMode="auto">
-                    <a:xfrm>
-                      <a:off x="0" y="0"/>
-                      <a:ext cx="2667000" cy="1593158"/>
-                    </a:xfrm>
-                    <a:prstGeom prst="rect">
-                      <a:avLst/>
-                    </a:prstGeom>
-                    <a:noFill/>
-                    <a:ln w="9525">
-                      <a:noFill/>
-                      <a:headEnd/>
-                      <a:tailEnd/>
-                    </a:ln>
-                  </pic:spPr>
-                </pic:pic>
-              </a:graphicData>
-            </a:graphic>
-          </wp:inline>
-        </w:drawing>
-      </w:r>
-      <w:r>
-        <w:rPr>
-          <w:rFonts w:ascii="Times New Roman" w:hAnsi="Times New Roman" w:eastAsia="Times New Roman" w:cs="Times New Roman"/>
-        </w:rPr>
-        <w:t xml:space="preserve"> </w:t>
-      </w:r>
-      <w:r>
-        <w:rPr>
-          <w:rFonts w:ascii="Times New Roman" w:hAnsi="Times New Roman" w:eastAsia="Times New Roman" w:cs="Times New Roman"/>
-        </w:rPr>
-        <w:t xml:space="preserve">&gt; </w:t>
-      </w:r>
-      <w:r>
-        <w:rPr>
-          <w:rFonts w:hint="eastAsia" w:ascii="Times New Roman" w:hAnsi="Times New Roman" w:eastAsia="FangSong" w:cs="Times New Roman"/>
-        </w:rPr>
-        <w:t xml:space="preserve">图</w:t>
-      </w:r>
-      <w:r>
-        <w:rPr>
-          <w:rFonts w:ascii="Times New Roman" w:hAnsi="Times New Roman" w:eastAsia="Times New Roman" w:cs="Times New Roman"/>
-        </w:rPr>
-        <w:t xml:space="preserve"> </w:t>
-      </w:r>
-      <w:r>
-        <w:rPr>
-          <w:rFonts w:hint="eastAsia" w:ascii="Times New Roman" w:hAnsi="Times New Roman" w:eastAsia="Times New Roman" w:cs="Times New Roman"/>
-        </w:rPr>
-        <w:t>2-23：</w:t>
-      </w:r>
-      <w:r>
-        <w:rPr>
-          <w:rFonts w:hint="eastAsia" w:ascii="Times New Roman" w:hAnsi="Times New Roman" w:eastAsia="FangSong" w:cs="Times New Roman"/>
-        </w:rPr>
-        <w:t>三偏磷酸根环状六元磷氧环结构</w:t>
-      </w:r>
-    </w:p>
-    <w:p>
-      <w:pPr>
-        <w:pStyle w:val="BodyText"/>
         <w:ind w:firstLine="420"/>
       </w:pPr>
       <w:r>
@@ -39527,7 +38822,7 @@
         <w:rPr>
           <w:rFonts w:hint="eastAsia" w:ascii="Times New Roman" w:hAnsi="Times New Roman" w:eastAsia="FangSong" w:cs="Times New Roman"/>
         </w:rPr>
-        <w:t>形成极其对称的交替六元磷氧环</w:t>
+        <w:t>形成对称的交替六元磷氧环</w:t>
       </w:r>
       <w:r>
         <w:rPr>
@@ -39642,9 +38937,9 @@
         <w:t>。</w:t>
       </w:r>
     </w:p>
-    <w:bookmarkEnd w:id="110"/>
-    <w:bookmarkEnd w:id="111"/>
-    <w:bookmarkStart w:id="118" w:name="砷锑铋与重主族元素惰性电子对效应"/>
+    <w:bookmarkEnd w:id="83"/>
+    <w:bookmarkEnd w:id="84"/>
+    <w:bookmarkStart w:id="88" w:name="砷锑铋与重主族元素惰性电子对效应"/>
     <w:p>
       <w:pPr>
         <w:pStyle w:val="Heading2"/>
@@ -39687,7 +38982,7 @@
         <w:t>铋与重主族元素惰性电子对效应</w:t>
       </w:r>
     </w:p>
-    <w:bookmarkStart w:id="115" w:name="砷锑铋的通性与同素异形体"/>
+    <w:bookmarkStart w:id="85" w:name="砷锑铋的通性与同素异形体"/>
     <w:p>
       <w:pPr>
         <w:pStyle w:val="Heading3"/>
@@ -39799,89 +39094,569 @@
     <w:p>
       <w:pPr>
         <w:pStyle w:val="BodyText"/>
-        <w:spacing w:before="160" w:after="80"/>
-        <w:jc w:val="center"/>
+        <w:ind w:firstLine="420"/>
       </w:pPr>
       <w:r>
         <w:rPr>
-          <w:rFonts w:ascii="Times New Roman" w:hAnsi="Times New Roman" w:eastAsia="Times New Roman" w:cs="Times New Roman"/>
-        </w:rPr>
-        <w:drawing>
-          <wp:inline>
-            <wp:extent cx="2667000" cy="1716032"/>
-            <wp:effectExtent b="0" l="0" r="0" t="0"/>
-            <wp:docPr descr="" title="" id="113" name="Picture"/>
-            <a:graphic>
-              <a:graphicData uri="http://schemas.openxmlformats.org/drawingml/2006/picture">
-                <pic:pic>
-                  <pic:nvPicPr>
-                    <pic:cNvPr descr="9f84841f0a2fe885dd171d7a1fa2105dd661e65a61550b7e2227c08ac3a8e745.jpg" id="114" name="Picture"/>
-                    <pic:cNvPicPr>
-                      <a:picLocks noChangeArrowheads="1" noChangeAspect="1"/>
-                    </pic:cNvPicPr>
-                  </pic:nvPicPr>
-                  <pic:blipFill>
-                    <a:blip r:embed="rId112"/>
-                    <a:stretch>
-                      <a:fillRect/>
-                    </a:stretch>
-                  </pic:blipFill>
-                  <pic:spPr bwMode="auto">
-                    <a:xfrm>
-                      <a:off x="0" y="0"/>
-                      <a:ext cx="2667000" cy="1716032"/>
-                    </a:xfrm>
-                    <a:prstGeom prst="rect">
-                      <a:avLst/>
-                    </a:prstGeom>
-                    <a:noFill/>
-                    <a:ln w="9525">
-                      <a:noFill/>
-                      <a:headEnd/>
-                      <a:tailEnd/>
-                    </a:ln>
-                  </pic:spPr>
-                </pic:pic>
-              </a:graphicData>
-            </a:graphic>
-          </wp:inline>
-        </w:drawing>
-      </w:r>
-      <w:r>
-        <w:rPr>
-          <w:rFonts w:ascii="Times New Roman" w:hAnsi="Times New Roman" w:eastAsia="Times New Roman" w:cs="Times New Roman"/>
-        </w:rPr>
-        <w:t xml:space="preserve"> </w:t>
-      </w:r>
-      <w:r>
-        <w:rPr>
-          <w:rFonts w:ascii="Times New Roman" w:hAnsi="Times New Roman" w:eastAsia="Times New Roman" w:cs="Times New Roman"/>
-        </w:rPr>
-        <w:t xml:space="preserve">&gt; </w:t>
-      </w:r>
-      <w:r>
-        <w:rPr>
-          <w:rFonts w:hint="eastAsia" w:ascii="Times New Roman" w:hAnsi="Times New Roman" w:eastAsia="FangSong" w:cs="Times New Roman"/>
-        </w:rPr>
-        <w:t xml:space="preserve">图</w:t>
-      </w:r>
-      <w:r>
-        <w:rPr>
-          <w:rFonts w:ascii="Times New Roman" w:hAnsi="Times New Roman" w:eastAsia="Times New Roman" w:cs="Times New Roman"/>
-        </w:rPr>
-        <w:t xml:space="preserve"> </w:t>
-      </w:r>
-      <w:r>
-        <w:rPr>
-          <w:rFonts w:hint="eastAsia" w:ascii="Times New Roman" w:hAnsi="Times New Roman" w:eastAsia="Times New Roman" w:cs="Times New Roman"/>
-        </w:rPr>
-        <w:t>2-24：</w:t>
-      </w:r>
-      <w:r>
-        <w:rPr>
-          <w:rFonts w:hint="eastAsia" w:ascii="Times New Roman" w:hAnsi="Times New Roman" w:eastAsia="FangSong" w:cs="Times New Roman"/>
-        </w:rPr>
-        <w:t>砷的同素异形体黄砷与金属灰砷</w:t>
+          <w:rFonts w:hint="eastAsia" w:ascii="Times New Roman" w:hAnsi="Times New Roman" w:eastAsia="FangSong" w:cs="Times New Roman"/>
+        </w:rPr>
+        <w:t>砷元素展现出非金属与金属同素异形体并存的鲜明过渡态</w:t>
+      </w:r>
+      <w:r>
+        <w:rPr>
+          <w:rFonts w:hint="eastAsia" w:ascii="Times New Roman" w:hAnsi="Times New Roman" w:eastAsia="Times New Roman" w:cs="Times New Roman"/>
+        </w:rPr>
+        <w:t>：</w:t>
+      </w:r>
+      <w:r>
+        <w:rPr>
+          <w:rFonts w:hint="eastAsia" w:ascii="Times New Roman" w:hAnsi="Times New Roman" w:eastAsia="FangSong" w:cs="Times New Roman"/>
+        </w:rPr>
+        <w:t>黄砷类似于白磷</w:t>
+      </w:r>
+      <w:r>
+        <w:rPr>
+          <w:rFonts w:hint="eastAsia" w:ascii="Times New Roman" w:hAnsi="Times New Roman" w:eastAsia="Times New Roman" w:cs="Times New Roman"/>
+        </w:rPr>
+        <w:t>，</w:t>
+      </w:r>
+      <w:r>
+        <w:rPr>
+          <w:rFonts w:hint="eastAsia" w:ascii="Times New Roman" w:hAnsi="Times New Roman" w:eastAsia="FangSong" w:cs="Times New Roman"/>
+        </w:rPr>
+        <w:t>由分立且具有高环张力的正四面体</w:t>
+      </w:r>
+      <w:r>
+        <w:rPr>
+          <w:rFonts w:ascii="Times New Roman" w:hAnsi="Times New Roman" w:eastAsia="Times New Roman" w:cs="Times New Roman"/>
+        </w:rPr>
+        <w:t xml:space="preserve"> </w:t>
+      </w:r>
+      <m:oMath>
+        <m:r>
+          <m:rPr>
+            <m:sty m:val="p"/>
+          </m:rPr>
+          <m:t>A</m:t>
+        </m:r>
+        <m:sSub>
+          <m:e>
+            <m:r>
+              <m:rPr>
+                <m:sty m:val="p"/>
+              </m:rPr>
+              <m:t>s</m:t>
+            </m:r>
+          </m:e>
+          <m:sub>
+            <m:r>
+              <m:rPr>
+                <m:sty m:val="p"/>
+              </m:rPr>
+              <m:t>4</m:t>
+            </m:r>
+          </m:sub>
+        </m:sSub>
+      </m:oMath>
+      <w:r>
+        <w:rPr>
+          <w:rFonts w:ascii="Times New Roman" w:hAnsi="Times New Roman" w:eastAsia="Times New Roman" w:cs="Times New Roman"/>
+        </w:rPr>
+        <w:t xml:space="preserve"> </w:t>
+      </w:r>
+      <w:r>
+        <w:rPr>
+          <w:rFonts w:hint="eastAsia" w:ascii="Times New Roman" w:hAnsi="Times New Roman" w:eastAsia="FangSong" w:cs="Times New Roman"/>
+        </w:rPr>
+        <w:t>分子构成</w:t>
+      </w:r>
+      <w:r>
+        <w:rPr>
+          <w:rFonts w:hint="eastAsia" w:ascii="Times New Roman" w:hAnsi="Times New Roman" w:eastAsia="Times New Roman" w:cs="Times New Roman"/>
+        </w:rPr>
+        <w:t>，</w:t>
+      </w:r>
+      <w:r>
+        <w:rPr>
+          <w:rFonts w:hint="eastAsia" w:ascii="Times New Roman" w:hAnsi="Times New Roman" w:eastAsia="FangSong" w:cs="Times New Roman"/>
+        </w:rPr>
+        <w:t>质软且具挥发性</w:t>
+      </w:r>
+      <w:r>
+        <w:rPr>
+          <w:rFonts w:hint="eastAsia" w:ascii="Times New Roman" w:hAnsi="Times New Roman" w:eastAsia="Times New Roman" w:cs="Times New Roman"/>
+        </w:rPr>
+        <w:t>；</w:t>
+      </w:r>
+      <w:r>
+        <w:rPr>
+          <w:rFonts w:hint="eastAsia" w:ascii="Times New Roman" w:hAnsi="Times New Roman" w:eastAsia="FangSong" w:cs="Times New Roman"/>
+        </w:rPr>
+        <w:t>而在室温热力学稳定状态下</w:t>
+      </w:r>
+      <w:r>
+        <w:rPr>
+          <w:rFonts w:hint="eastAsia" w:ascii="Times New Roman" w:hAnsi="Times New Roman" w:eastAsia="Times New Roman" w:cs="Times New Roman"/>
+        </w:rPr>
+        <w:t>，</w:t>
+      </w:r>
+      <w:r>
+        <w:rPr>
+          <w:rFonts w:hint="eastAsia" w:ascii="Times New Roman" w:hAnsi="Times New Roman" w:eastAsia="FangSong" w:cs="Times New Roman"/>
+        </w:rPr>
+        <w:t>黄砷在微光照射下迅速转变为具有金属光泽</w:t>
+      </w:r>
+      <w:r>
+        <w:rPr>
+          <w:rFonts w:hint="eastAsia" w:ascii="Times New Roman" w:hAnsi="Times New Roman" w:eastAsia="Times New Roman" w:cs="Times New Roman"/>
+        </w:rPr>
+        <w:t>、</w:t>
+      </w:r>
+      <w:r>
+        <w:rPr>
+          <w:rFonts w:hint="eastAsia" w:ascii="Times New Roman" w:hAnsi="Times New Roman" w:eastAsia="FangSong" w:cs="Times New Roman"/>
+        </w:rPr>
+        <w:t>质脆且能导电的金属灰砷</w:t>
+      </w:r>
+      <w:r>
+        <w:rPr>
+          <w:rFonts w:hint="eastAsia" w:ascii="Times New Roman" w:hAnsi="Times New Roman" w:eastAsia="Times New Roman" w:cs="Times New Roman"/>
+        </w:rPr>
+        <w:t>（</w:t>
+      </w:r>
+      <w:r>
+        <w:rPr>
+          <w:rFonts w:hint="eastAsia" w:ascii="Times New Roman" w:hAnsi="Times New Roman" w:eastAsia="FangSong" w:cs="Times New Roman"/>
+        </w:rPr>
+        <w:t>灰色菱方晶体</w:t>
+      </w:r>
+      <w:r>
+        <w:rPr>
+          <w:rFonts w:hint="eastAsia" w:ascii="Times New Roman" w:hAnsi="Times New Roman" w:eastAsia="Times New Roman" w:cs="Times New Roman"/>
+        </w:rPr>
+        <w:t>）。</w:t>
+      </w:r>
+      <w:r>
+        <w:rPr>
+          <w:rFonts w:hint="eastAsia" w:ascii="Times New Roman" w:hAnsi="Times New Roman" w:eastAsia="FangSong" w:cs="Times New Roman"/>
+        </w:rPr>
+        <w:t>金属灰砷采取与黑磷相似但更平滑的褶皱双层结构</w:t>
+      </w:r>
+      <w:r>
+        <w:rPr>
+          <w:rFonts w:hint="eastAsia" w:ascii="Times New Roman" w:hAnsi="Times New Roman" w:eastAsia="Times New Roman" w:cs="Times New Roman"/>
+        </w:rPr>
+        <w:t>，</w:t>
+      </w:r>
+      <w:r>
+        <w:rPr>
+          <w:rFonts w:hint="eastAsia" w:ascii="Times New Roman" w:hAnsi="Times New Roman" w:eastAsia="FangSong" w:cs="Times New Roman"/>
+        </w:rPr>
+        <w:t>每个砷原子与层内三个相邻原子形成共价键</w:t>
+      </w:r>
+      <w:r>
+        <w:rPr>
+          <w:rFonts w:hint="eastAsia" w:ascii="Times New Roman" w:hAnsi="Times New Roman" w:eastAsia="Times New Roman" w:cs="Times New Roman"/>
+        </w:rPr>
+        <w:t>（</w:t>
+      </w:r>
+      <w:r>
+        <w:rPr>
+          <w:rFonts w:hint="eastAsia" w:ascii="Times New Roman" w:hAnsi="Times New Roman" w:eastAsia="FangSong" w:cs="Times New Roman"/>
+        </w:rPr>
+        <w:t>键长</w:t>
+      </w:r>
+      <w:r>
+        <w:rPr>
+          <w:rFonts w:ascii="Times New Roman" w:hAnsi="Times New Roman" w:eastAsia="Times New Roman" w:cs="Times New Roman"/>
+        </w:rPr>
+        <w:t xml:space="preserve"> </w:t>
+      </w:r>
+      <m:oMath>
+        <m:r>
+          <m:t>251</m:t>
+        </m:r>
+        <m:r>
+          <m:t> </m:t>
+        </m:r>
+        <m:r>
+          <m:rPr>
+            <m:sty m:val="p"/>
+          </m:rPr>
+          <m:t>p</m:t>
+        </m:r>
+        <m:r>
+          <m:rPr>
+            <m:sty m:val="p"/>
+          </m:rPr>
+          <m:t>m</m:t>
+        </m:r>
+      </m:oMath>
+      <w:r>
+        <w:rPr>
+          <w:rFonts w:hint="eastAsia" w:ascii="Times New Roman" w:hAnsi="Times New Roman" w:eastAsia="Times New Roman" w:cs="Times New Roman"/>
+        </w:rPr>
+        <w:t>），</w:t>
+      </w:r>
+      <w:r>
+        <w:rPr>
+          <w:rFonts w:hint="eastAsia" w:ascii="Times New Roman" w:hAnsi="Times New Roman" w:eastAsia="FangSong" w:cs="Times New Roman"/>
+        </w:rPr>
+        <w:t>并与相邻层上的三个砷原子发生微弱的金属化跨层轨道接触</w:t>
+      </w:r>
+      <w:r>
+        <w:rPr>
+          <w:rFonts w:hint="eastAsia" w:ascii="Times New Roman" w:hAnsi="Times New Roman" w:eastAsia="Times New Roman" w:cs="Times New Roman"/>
+        </w:rPr>
+        <w:t>。</w:t>
+      </w:r>
+    </w:p>
+    <w:bookmarkEnd w:id="85"/>
+    <w:bookmarkStart w:id="86" w:name="惰性电子对效应的相对论机制"/>
+    <w:p>
+      <w:pPr>
+        <w:pStyle w:val="Heading3"/>
+        <w:spacing w:before="280" w:after="120"/>
+      </w:pPr>
+      <w:r>
+        <w:rPr>
+          <w:rFonts w:ascii="Times New Roman" w:hAnsi="Times New Roman" w:eastAsia="Times New Roman" w:cs="Times New Roman"/>
+        </w:rPr>
+        <w:t xml:space="preserve">6.2 </w:t>
+      </w:r>
+      <w:r>
+        <w:rPr>
+          <w:rFonts w:hint="eastAsia" w:ascii="Times New Roman" w:hAnsi="Times New Roman" w:eastAsia="SimHei" w:cs="Times New Roman"/>
+        </w:rPr>
+        <w:t xml:space="preserve">惰性电子对效应的相对论机制</w:t>
+      </w:r>
+    </w:p>
+    <w:p>
+      <w:pPr>
+        <w:pStyle w:val="FirstParagraph"/>
+        <w:ind w:firstLine="420"/>
+      </w:pPr>
+      <w:r>
+        <w:rPr>
+          <w:rFonts w:hint="eastAsia" w:ascii="Times New Roman" w:hAnsi="Times New Roman" w:eastAsia="FangSong" w:cs="Times New Roman"/>
+        </w:rPr>
+        <w:t>惰性电子对效应的量子物理机制源于相对论性轨道收缩</w:t>
+      </w:r>
+      <w:r>
+        <w:rPr>
+          <w:rFonts w:hint="eastAsia" w:ascii="Times New Roman" w:hAnsi="Times New Roman" w:eastAsia="Times New Roman" w:cs="Times New Roman"/>
+        </w:rPr>
+        <w:t>。</w:t>
+      </w:r>
+      <w:r>
+        <w:rPr>
+          <w:rFonts w:hint="eastAsia" w:ascii="Times New Roman" w:hAnsi="Times New Roman" w:eastAsia="FangSong" w:cs="Times New Roman"/>
+        </w:rPr>
+        <w:t>在第六周期重元素铋</w:t>
+      </w:r>
+      <w:r>
+        <w:rPr>
+          <w:rFonts w:hint="eastAsia" w:ascii="Times New Roman" w:hAnsi="Times New Roman" w:eastAsia="Times New Roman" w:cs="Times New Roman"/>
+        </w:rPr>
+        <w:t>（</w:t>
+      </w:r>
+      <w:r>
+        <w:rPr>
+          <w:rFonts w:hint="eastAsia" w:ascii="Times New Roman" w:hAnsi="Times New Roman" w:eastAsia="FangSong" w:cs="Times New Roman"/>
+        </w:rPr>
+        <w:t>核电荷数</w:t>
+      </w:r>
+      <w:r>
+        <w:rPr>
+          <w:rFonts w:ascii="Times New Roman" w:hAnsi="Times New Roman" w:eastAsia="Times New Roman" w:cs="Times New Roman"/>
+        </w:rPr>
+        <w:t xml:space="preserve"> </w:t>
+      </w:r>
+      <m:oMath>
+        <m:r>
+          <m:t>Z</m:t>
+        </m:r>
+        <m:r>
+          <m:rPr>
+            <m:sty m:val="p"/>
+          </m:rPr>
+          <m:t>=</m:t>
+        </m:r>
+        <m:r>
+          <m:t>83</m:t>
+        </m:r>
+      </m:oMath>
+      <w:r>
+        <w:rPr>
+          <w:rFonts w:hint="eastAsia" w:ascii="Times New Roman" w:hAnsi="Times New Roman" w:eastAsia="Times New Roman" w:cs="Times New Roman"/>
+        </w:rPr>
+        <w:t>）</w:t>
+      </w:r>
+      <w:r>
+        <w:rPr>
+          <w:rFonts w:hint="eastAsia" w:ascii="Times New Roman" w:hAnsi="Times New Roman" w:eastAsia="FangSong" w:cs="Times New Roman"/>
+        </w:rPr>
+        <w:t>中</w:t>
+      </w:r>
+      <w:r>
+        <w:rPr>
+          <w:rFonts w:hint="eastAsia" w:ascii="Times New Roman" w:hAnsi="Times New Roman" w:eastAsia="Times New Roman" w:cs="Times New Roman"/>
+        </w:rPr>
+        <w:t>，</w:t>
+      </w:r>
+      <w:r>
+        <w:rPr>
+          <w:rFonts w:hint="eastAsia" w:ascii="Times New Roman" w:hAnsi="Times New Roman" w:eastAsia="FangSong" w:cs="Times New Roman"/>
+        </w:rPr>
+        <w:t>由于核电荷数极大</w:t>
+      </w:r>
+      <w:r>
+        <w:rPr>
+          <w:rFonts w:hint="eastAsia" w:ascii="Times New Roman" w:hAnsi="Times New Roman" w:eastAsia="Times New Roman" w:cs="Times New Roman"/>
+        </w:rPr>
+        <w:t>，</w:t>
+      </w:r>
+      <w:r>
+        <w:rPr>
+          <w:rFonts w:hint="eastAsia" w:ascii="Times New Roman" w:hAnsi="Times New Roman" w:eastAsia="FangSong" w:cs="Times New Roman"/>
+        </w:rPr>
+        <w:t>靠近原子核的内层</w:t>
+      </w:r>
+      <w:r>
+        <w:rPr>
+          <w:rFonts w:ascii="Times New Roman" w:hAnsi="Times New Roman" w:eastAsia="Times New Roman" w:cs="Times New Roman"/>
+        </w:rPr>
+        <w:t xml:space="preserve"> </w:t>
+      </w:r>
+      <m:oMath>
+        <m:r>
+          <m:t>1</m:t>
+        </m:r>
+        <m:r>
+          <m:t>s</m:t>
+        </m:r>
+      </m:oMath>
+      <w:r>
+        <w:rPr>
+          <w:rFonts w:ascii="Times New Roman" w:hAnsi="Times New Roman" w:eastAsia="Times New Roman" w:cs="Times New Roman"/>
+        </w:rPr>
+        <w:t xml:space="preserve"> </w:t>
+      </w:r>
+      <w:r>
+        <w:rPr>
+          <w:rFonts w:hint="eastAsia" w:ascii="Times New Roman" w:hAnsi="Times New Roman" w:eastAsia="FangSong" w:cs="Times New Roman"/>
+        </w:rPr>
+        <w:t>电子运动速度接近光速的相当比例</w:t>
+      </w:r>
+      <w:r>
+        <w:rPr>
+          <w:rFonts w:hint="eastAsia" w:ascii="Times New Roman" w:hAnsi="Times New Roman" w:eastAsia="Times New Roman" w:cs="Times New Roman"/>
+        </w:rPr>
+        <w:t>，</w:t>
+      </w:r>
+      <w:r>
+        <w:rPr>
+          <w:rFonts w:hint="eastAsia" w:ascii="Times New Roman" w:hAnsi="Times New Roman" w:eastAsia="FangSong" w:cs="Times New Roman"/>
+        </w:rPr>
+        <w:t>引发相对论性质量增加</w:t>
+      </w:r>
+      <w:r>
+        <w:rPr>
+          <w:rFonts w:hint="eastAsia" w:ascii="Times New Roman" w:hAnsi="Times New Roman" w:eastAsia="Times New Roman" w:cs="Times New Roman"/>
+        </w:rPr>
+        <w:t>，</w:t>
+      </w:r>
+      <w:r>
+        <w:rPr>
+          <w:rFonts w:hint="eastAsia" w:ascii="Times New Roman" w:hAnsi="Times New Roman" w:eastAsia="FangSong" w:cs="Times New Roman"/>
+        </w:rPr>
+        <w:t>导致内层轨道波函数向核剧烈收缩</w:t>
+      </w:r>
+      <w:r>
+        <w:rPr>
+          <w:rFonts w:hint="eastAsia" w:ascii="Times New Roman" w:hAnsi="Times New Roman" w:eastAsia="Times New Roman" w:cs="Times New Roman"/>
+        </w:rPr>
+        <w:t>。</w:t>
+      </w:r>
+      <w:r>
+        <w:rPr>
+          <w:rFonts w:hint="eastAsia" w:ascii="Times New Roman" w:hAnsi="Times New Roman" w:eastAsia="FangSong" w:cs="Times New Roman"/>
+        </w:rPr>
+        <w:t>内层轨道的收缩显著增强了对内层空间电荷的屏蔽</w:t>
+      </w:r>
+      <w:r>
+        <w:rPr>
+          <w:rFonts w:hint="eastAsia" w:ascii="Times New Roman" w:hAnsi="Times New Roman" w:eastAsia="Times New Roman" w:cs="Times New Roman"/>
+        </w:rPr>
+        <w:t>，</w:t>
+      </w:r>
+      <w:r>
+        <w:rPr>
+          <w:rFonts w:hint="eastAsia" w:ascii="Times New Roman" w:hAnsi="Times New Roman" w:eastAsia="FangSong" w:cs="Times New Roman"/>
+        </w:rPr>
+        <w:t>迫使具有球对称且无角动量节点的最高价层</w:t>
+      </w:r>
+      <w:r>
+        <w:rPr>
+          <w:rFonts w:ascii="Times New Roman" w:hAnsi="Times New Roman" w:eastAsia="Times New Roman" w:cs="Times New Roman"/>
+        </w:rPr>
+        <w:t xml:space="preserve"> </w:t>
+      </w:r>
+      <m:oMath>
+        <m:r>
+          <m:t>6</m:t>
+        </m:r>
+        <m:r>
+          <m:t>s</m:t>
+        </m:r>
+      </m:oMath>
+      <w:r>
+        <w:rPr>
+          <w:rFonts w:ascii="Times New Roman" w:hAnsi="Times New Roman" w:eastAsia="Times New Roman" w:cs="Times New Roman"/>
+        </w:rPr>
+        <w:t xml:space="preserve"> </w:t>
+      </w:r>
+      <w:r>
+        <w:rPr>
+          <w:rFonts w:hint="eastAsia" w:ascii="Times New Roman" w:hAnsi="Times New Roman" w:eastAsia="FangSong" w:cs="Times New Roman"/>
+        </w:rPr>
+        <w:t>轨道随之发生剧烈的相对论性向内收缩与深幅能级下沉</w:t>
+      </w:r>
+      <w:r>
+        <w:rPr>
+          <w:rFonts w:hint="eastAsia" w:ascii="Times New Roman" w:hAnsi="Times New Roman" w:eastAsia="Times New Roman" w:cs="Times New Roman"/>
+        </w:rPr>
+        <w:t>。</w:t>
+      </w:r>
+      <w:r>
+        <w:rPr>
+          <w:rFonts w:hint="eastAsia" w:ascii="Times New Roman" w:hAnsi="Times New Roman" w:eastAsia="FangSong" w:cs="Times New Roman"/>
+        </w:rPr>
+        <w:t>这导致铋原子的</w:t>
+      </w:r>
+      <w:r>
+        <w:rPr>
+          <w:rFonts w:ascii="Times New Roman" w:hAnsi="Times New Roman" w:eastAsia="Times New Roman" w:cs="Times New Roman"/>
+        </w:rPr>
+        <w:t xml:space="preserve"> </w:t>
+      </w:r>
+      <m:oMath>
+        <m:r>
+          <m:t>6</m:t>
+        </m:r>
+        <m:sSup>
+          <m:e>
+            <m:r>
+              <m:t>s</m:t>
+            </m:r>
+          </m:e>
+          <m:sup>
+            <m:r>
+              <m:t>2</m:t>
+            </m:r>
+          </m:sup>
+        </m:sSup>
+      </m:oMath>
+      <w:r>
+        <w:rPr>
+          <w:rFonts w:ascii="Times New Roman" w:hAnsi="Times New Roman" w:eastAsia="Times New Roman" w:cs="Times New Roman"/>
+        </w:rPr>
+        <w:t xml:space="preserve"> </w:t>
+      </w:r>
+      <w:r>
+        <w:rPr>
+          <w:rFonts w:hint="eastAsia" w:ascii="Times New Roman" w:hAnsi="Times New Roman" w:eastAsia="FangSong" w:cs="Times New Roman"/>
+        </w:rPr>
+        <w:t>电子对被紧密地束缚在原子核深处</w:t>
+      </w:r>
+      <w:r>
+        <w:rPr>
+          <w:rFonts w:hint="eastAsia" w:ascii="Times New Roman" w:hAnsi="Times New Roman" w:eastAsia="Times New Roman" w:cs="Times New Roman"/>
+        </w:rPr>
+        <w:t>，</w:t>
+      </w:r>
+      <w:r>
+        <w:rPr>
+          <w:rFonts w:hint="eastAsia" w:ascii="Times New Roman" w:hAnsi="Times New Roman" w:eastAsia="FangSong" w:cs="Times New Roman"/>
+        </w:rPr>
+        <w:t>有效电离能急剧攀升</w:t>
+      </w:r>
+      <w:r>
+        <w:rPr>
+          <w:rFonts w:hint="eastAsia" w:ascii="Times New Roman" w:hAnsi="Times New Roman" w:eastAsia="Times New Roman" w:cs="Times New Roman"/>
+        </w:rPr>
+        <w:t>；</w:t>
+      </w:r>
+      <w:r>
+        <w:rPr>
+          <w:rFonts w:hint="eastAsia" w:ascii="Times New Roman" w:hAnsi="Times New Roman" w:eastAsia="FangSong" w:cs="Times New Roman"/>
+        </w:rPr>
+        <w:t>与此同时</w:t>
+      </w:r>
+      <w:r>
+        <w:rPr>
+          <w:rFonts w:hint="eastAsia" w:ascii="Times New Roman" w:hAnsi="Times New Roman" w:eastAsia="Times New Roman" w:cs="Times New Roman"/>
+        </w:rPr>
+        <w:t>，</w:t>
+      </w:r>
+      <w:r>
+        <w:rPr>
+          <w:rFonts w:hint="eastAsia" w:ascii="Times New Roman" w:hAnsi="Times New Roman" w:eastAsia="FangSong" w:cs="Times New Roman"/>
+        </w:rPr>
+        <w:t>铋原子巨大的原子半径使得铋与其他配体成键时所释放的共价键能或晶格能明显弱化</w:t>
+      </w:r>
+      <w:r>
+        <w:rPr>
+          <w:rFonts w:hint="eastAsia" w:ascii="Times New Roman" w:hAnsi="Times New Roman" w:eastAsia="Times New Roman" w:cs="Times New Roman"/>
+        </w:rPr>
+        <w:t>，</w:t>
+      </w:r>
+      <w:r>
+        <w:rPr>
+          <w:rFonts w:hint="eastAsia" w:ascii="Times New Roman" w:hAnsi="Times New Roman" w:eastAsia="FangSong" w:cs="Times New Roman"/>
+        </w:rPr>
+        <w:t>根本无法补偿激发或电离该对</w:t>
+      </w:r>
+      <w:r>
+        <w:rPr>
+          <w:rFonts w:ascii="Times New Roman" w:hAnsi="Times New Roman" w:eastAsia="Times New Roman" w:cs="Times New Roman"/>
+        </w:rPr>
+        <w:t xml:space="preserve"> </w:t>
+      </w:r>
+      <m:oMath>
+        <m:r>
+          <m:t>6</m:t>
+        </m:r>
+        <m:sSup>
+          <m:e>
+            <m:r>
+              <m:t>s</m:t>
+            </m:r>
+          </m:e>
+          <m:sup>
+            <m:r>
+              <m:t>2</m:t>
+            </m:r>
+          </m:sup>
+        </m:sSup>
+      </m:oMath>
+      <w:r>
+        <w:rPr>
+          <w:rFonts w:ascii="Times New Roman" w:hAnsi="Times New Roman" w:eastAsia="Times New Roman" w:cs="Times New Roman"/>
+        </w:rPr>
+        <w:t xml:space="preserve"> </w:t>
+      </w:r>
+      <w:r>
+        <w:rPr>
+          <w:rFonts w:hint="eastAsia" w:ascii="Times New Roman" w:hAnsi="Times New Roman" w:eastAsia="FangSong" w:cs="Times New Roman"/>
+        </w:rPr>
+        <w:t>惰性电子所需的巨大能量代价</w:t>
+      </w:r>
+      <w:r>
+        <w:rPr>
+          <w:rFonts w:hint="eastAsia" w:ascii="Times New Roman" w:hAnsi="Times New Roman" w:eastAsia="Times New Roman" w:cs="Times New Roman"/>
+        </w:rPr>
+        <w:t>。</w:t>
       </w:r>
     </w:p>
     <w:p>
@@ -39893,7 +39668,77 @@
         <w:rPr>
           <w:rFonts w:hint="eastAsia" w:ascii="Times New Roman" w:hAnsi="Times New Roman" w:eastAsia="FangSong" w:cs="Times New Roman"/>
         </w:rPr>
-        <w:t>砷元素展现出非金属与金属同素异形体并存的鲜明过渡态</w:t>
+        <w:t>因此</w:t>
+      </w:r>
+      <w:r>
+        <w:rPr>
+          <w:rFonts w:hint="eastAsia" w:ascii="Times New Roman" w:hAnsi="Times New Roman" w:eastAsia="Times New Roman" w:cs="Times New Roman"/>
+        </w:rPr>
+        <w:t>，</w:t>
+      </w:r>
+      <w:r>
+        <w:rPr>
+          <w:rFonts w:hint="eastAsia" w:ascii="Times New Roman" w:hAnsi="Times New Roman" w:eastAsia="FangSong" w:cs="Times New Roman"/>
+        </w:rPr>
+        <w:t>氮族各元素最高族氧化态</w:t>
+      </w:r>
+      <w:r>
+        <w:rPr>
+          <w:rFonts w:hint="eastAsia" w:ascii="Times New Roman" w:hAnsi="Times New Roman" w:eastAsia="Times New Roman" w:cs="Times New Roman"/>
+        </w:rPr>
+        <w:t>（</w:t>
+      </w:r>
+      <m:oMath>
+        <m:r>
+          <m:rPr>
+            <m:sty m:val="p"/>
+          </m:rPr>
+          <m:t>+</m:t>
+        </m:r>
+        <m:r>
+          <m:t>5</m:t>
+        </m:r>
+      </m:oMath>
+      <w:r>
+        <w:rPr>
+          <w:rFonts w:hint="eastAsia" w:ascii="Times New Roman" w:hAnsi="Times New Roman" w:eastAsia="Times New Roman" w:cs="Times New Roman"/>
+        </w:rPr>
+        <w:t>）</w:t>
+      </w:r>
+      <w:r>
+        <w:rPr>
+          <w:rFonts w:hint="eastAsia" w:ascii="Times New Roman" w:hAnsi="Times New Roman" w:eastAsia="FangSong" w:cs="Times New Roman"/>
+        </w:rPr>
+        <w:t>与特征低氧化态</w:t>
+      </w:r>
+      <w:r>
+        <w:rPr>
+          <w:rFonts w:hint="eastAsia" w:ascii="Times New Roman" w:hAnsi="Times New Roman" w:eastAsia="Times New Roman" w:cs="Times New Roman"/>
+        </w:rPr>
+        <w:t>（</w:t>
+      </w:r>
+      <m:oMath>
+        <m:r>
+          <m:rPr>
+            <m:sty m:val="p"/>
+          </m:rPr>
+          <m:t>+</m:t>
+        </m:r>
+        <m:r>
+          <m:t>3</m:t>
+        </m:r>
+      </m:oMath>
+      <w:r>
+        <w:rPr>
+          <w:rFonts w:hint="eastAsia" w:ascii="Times New Roman" w:hAnsi="Times New Roman" w:eastAsia="Times New Roman" w:cs="Times New Roman"/>
+        </w:rPr>
+        <w:t>）</w:t>
+      </w:r>
+      <w:r>
+        <w:rPr>
+          <w:rFonts w:hint="eastAsia" w:ascii="Times New Roman" w:hAnsi="Times New Roman" w:eastAsia="FangSong" w:cs="Times New Roman"/>
+        </w:rPr>
+        <w:t>的热力学相对稳定性沿周期向下呈现明显的反转</w:t>
       </w:r>
       <w:r>
         <w:rPr>
@@ -39903,9 +39748,15 @@
       </w:r>
       <w:r>
         <w:rPr>
-          <w:rFonts w:hint="eastAsia" w:ascii="Times New Roman" w:hAnsi="Times New Roman" w:eastAsia="FangSong" w:cs="Times New Roman"/>
-        </w:rPr>
-        <w:t>黄砷类似于白磷</w:t>
+          <w:rFonts w:ascii="Times New Roman" w:hAnsi="Times New Roman" w:eastAsia="Times New Roman" w:cs="Times New Roman"/>
+        </w:rPr>
+        <w:t xml:space="preserve"> </w:t>
+      </w:r>
+      <w:r>
+        <w:rPr>
+          <w:rFonts w:hint="eastAsia" w:ascii="Times New Roman" w:hAnsi="Times New Roman" w:eastAsia="FangSong" w:cs="Times New Roman"/>
+        </w:rPr>
+        <w:t>在氮和磷中</w:t>
       </w:r>
       <w:r>
         <w:rPr>
@@ -39913,43 +39764,16 @@
         </w:rPr>
         <w:t>，</w:t>
       </w:r>
-      <w:r>
-        <w:rPr>
-          <w:rFonts w:hint="eastAsia" w:ascii="Times New Roman" w:hAnsi="Times New Roman" w:eastAsia="FangSong" w:cs="Times New Roman"/>
-        </w:rPr>
-        <w:t>由分立且具有高环张力的正四面体</w:t>
-      </w:r>
-      <w:r>
-        <w:rPr>
-          <w:rFonts w:ascii="Times New Roman" w:hAnsi="Times New Roman" w:eastAsia="Times New Roman" w:cs="Times New Roman"/>
-        </w:rPr>
-        <w:t xml:space="preserve"> </w:t>
-      </w:r>
       <m:oMath>
         <m:r>
           <m:rPr>
             <m:sty m:val="p"/>
           </m:rPr>
-          <m:t>A</m:t>
-        </m:r>
-        <m:sSub>
-          <m:e>
-            <m:r>
-              <m:rPr>
-                <m:sty m:val="p"/>
-              </m:rPr>
-              <m:t>s</m:t>
-            </m:r>
-          </m:e>
-          <m:sub>
-            <m:r>
-              <m:rPr>
-                <m:sty m:val="p"/>
-              </m:rPr>
-              <m:t>4</m:t>
-            </m:r>
-          </m:sub>
-        </m:sSub>
+          <m:t>+</m:t>
+        </m:r>
+        <m:r>
+          <m:t>5</m:t>
+        </m:r>
       </m:oMath>
       <w:r>
         <w:rPr>
@@ -39961,624 +39785,7 @@
         <w:rPr>
           <w:rFonts w:hint="eastAsia" w:ascii="Times New Roman" w:hAnsi="Times New Roman" w:eastAsia="FangSong" w:cs="Times New Roman"/>
         </w:rPr>
-        <w:t>分子构成</w:t>
-      </w:r>
-      <w:r>
-        <w:rPr>
-          <w:rFonts w:hint="eastAsia" w:ascii="Times New Roman" w:hAnsi="Times New Roman" w:eastAsia="Times New Roman" w:cs="Times New Roman"/>
-        </w:rPr>
-        <w:t>，</w:t>
-      </w:r>
-      <w:r>
-        <w:rPr>
-          <w:rFonts w:hint="eastAsia" w:ascii="Times New Roman" w:hAnsi="Times New Roman" w:eastAsia="FangSong" w:cs="Times New Roman"/>
-        </w:rPr>
-        <w:t>质软且具挥发性</w:t>
-      </w:r>
-      <w:r>
-        <w:rPr>
-          <w:rFonts w:hint="eastAsia" w:ascii="Times New Roman" w:hAnsi="Times New Roman" w:eastAsia="Times New Roman" w:cs="Times New Roman"/>
-        </w:rPr>
-        <w:t>；</w:t>
-      </w:r>
-      <w:r>
-        <w:rPr>
-          <w:rFonts w:hint="eastAsia" w:ascii="Times New Roman" w:hAnsi="Times New Roman" w:eastAsia="FangSong" w:cs="Times New Roman"/>
-        </w:rPr>
-        <w:t>而在室温热力学稳定状态下</w:t>
-      </w:r>
-      <w:r>
-        <w:rPr>
-          <w:rFonts w:hint="eastAsia" w:ascii="Times New Roman" w:hAnsi="Times New Roman" w:eastAsia="Times New Roman" w:cs="Times New Roman"/>
-        </w:rPr>
-        <w:t>，</w:t>
-      </w:r>
-      <w:r>
-        <w:rPr>
-          <w:rFonts w:hint="eastAsia" w:ascii="Times New Roman" w:hAnsi="Times New Roman" w:eastAsia="FangSong" w:cs="Times New Roman"/>
-        </w:rPr>
-        <w:t>黄砷在微光照射下迅速转变为具有金属光泽</w:t>
-      </w:r>
-      <w:r>
-        <w:rPr>
-          <w:rFonts w:hint="eastAsia" w:ascii="Times New Roman" w:hAnsi="Times New Roman" w:eastAsia="Times New Roman" w:cs="Times New Roman"/>
-        </w:rPr>
-        <w:t>、</w:t>
-      </w:r>
-      <w:r>
-        <w:rPr>
-          <w:rFonts w:hint="eastAsia" w:ascii="Times New Roman" w:hAnsi="Times New Roman" w:eastAsia="FangSong" w:cs="Times New Roman"/>
-        </w:rPr>
-        <w:t>质脆且能导电的金属灰砷</w:t>
-      </w:r>
-      <w:r>
-        <w:rPr>
-          <w:rFonts w:hint="eastAsia" w:ascii="Times New Roman" w:hAnsi="Times New Roman" w:eastAsia="Times New Roman" w:cs="Times New Roman"/>
-        </w:rPr>
-        <w:t>（</w:t>
-      </w:r>
-      <w:r>
-        <w:rPr>
-          <w:rFonts w:hint="eastAsia" w:ascii="Times New Roman" w:hAnsi="Times New Roman" w:eastAsia="FangSong" w:cs="Times New Roman"/>
-        </w:rPr>
-        <w:t>灰色菱方晶体</w:t>
-      </w:r>
-      <w:r>
-        <w:rPr>
-          <w:rFonts w:hint="eastAsia" w:ascii="Times New Roman" w:hAnsi="Times New Roman" w:eastAsia="Times New Roman" w:cs="Times New Roman"/>
-        </w:rPr>
-        <w:t>）。</w:t>
-      </w:r>
-      <w:r>
-        <w:rPr>
-          <w:rFonts w:hint="eastAsia" w:ascii="Times New Roman" w:hAnsi="Times New Roman" w:eastAsia="FangSong" w:cs="Times New Roman"/>
-        </w:rPr>
-        <w:t>金属灰砷采取与黑磷相似但更平滑的褶皱双层结构</w:t>
-      </w:r>
-      <w:r>
-        <w:rPr>
-          <w:rFonts w:hint="eastAsia" w:ascii="Times New Roman" w:hAnsi="Times New Roman" w:eastAsia="Times New Roman" w:cs="Times New Roman"/>
-        </w:rPr>
-        <w:t>，</w:t>
-      </w:r>
-      <w:r>
-        <w:rPr>
-          <w:rFonts w:hint="eastAsia" w:ascii="Times New Roman" w:hAnsi="Times New Roman" w:eastAsia="FangSong" w:cs="Times New Roman"/>
-        </w:rPr>
-        <w:t>每个砷原子与层内三个相邻原子形成共价键</w:t>
-      </w:r>
-      <w:r>
-        <w:rPr>
-          <w:rFonts w:hint="eastAsia" w:ascii="Times New Roman" w:hAnsi="Times New Roman" w:eastAsia="Times New Roman" w:cs="Times New Roman"/>
-        </w:rPr>
-        <w:t>（</w:t>
-      </w:r>
-      <w:r>
-        <w:rPr>
-          <w:rFonts w:hint="eastAsia" w:ascii="Times New Roman" w:hAnsi="Times New Roman" w:eastAsia="FangSong" w:cs="Times New Roman"/>
-        </w:rPr>
-        <w:t>键长</w:t>
-      </w:r>
-      <w:r>
-        <w:rPr>
-          <w:rFonts w:ascii="Times New Roman" w:hAnsi="Times New Roman" w:eastAsia="Times New Roman" w:cs="Times New Roman"/>
-        </w:rPr>
-        <w:t xml:space="preserve"> </w:t>
-      </w:r>
-      <m:oMath>
-        <m:r>
-          <m:t>251</m:t>
-        </m:r>
-        <m:r>
-          <m:t> </m:t>
-        </m:r>
-        <m:r>
-          <m:rPr>
-            <m:sty m:val="p"/>
-          </m:rPr>
-          <m:t>p</m:t>
-        </m:r>
-        <m:r>
-          <m:rPr>
-            <m:sty m:val="p"/>
-          </m:rPr>
-          <m:t>m</m:t>
-        </m:r>
-      </m:oMath>
-      <w:r>
-        <w:rPr>
-          <w:rFonts w:hint="eastAsia" w:ascii="Times New Roman" w:hAnsi="Times New Roman" w:eastAsia="Times New Roman" w:cs="Times New Roman"/>
-        </w:rPr>
-        <w:t>），</w:t>
-      </w:r>
-      <w:r>
-        <w:rPr>
-          <w:rFonts w:hint="eastAsia" w:ascii="Times New Roman" w:hAnsi="Times New Roman" w:eastAsia="FangSong" w:cs="Times New Roman"/>
-        </w:rPr>
-        <w:t>并与相邻层上的三个砷原子发生微弱的金属化跨层轨道接触</w:t>
-      </w:r>
-      <w:r>
-        <w:rPr>
-          <w:rFonts w:hint="eastAsia" w:ascii="Times New Roman" w:hAnsi="Times New Roman" w:eastAsia="Times New Roman" w:cs="Times New Roman"/>
-        </w:rPr>
-        <w:t>。</w:t>
-      </w:r>
-    </w:p>
-    <w:bookmarkEnd w:id="115"/>
-    <w:bookmarkStart w:id="116" w:name="惰性电子对效应的相对论机制"/>
-    <w:p>
-      <w:pPr>
-        <w:pStyle w:val="Heading3"/>
-        <w:spacing w:before="280" w:after="120"/>
-      </w:pPr>
-      <w:r>
-        <w:rPr>
-          <w:rFonts w:ascii="Times New Roman" w:hAnsi="Times New Roman" w:eastAsia="Times New Roman" w:cs="Times New Roman"/>
-        </w:rPr>
-        <w:t xml:space="preserve">6.2 </w:t>
-      </w:r>
-      <w:r>
-        <w:rPr>
-          <w:rFonts w:hint="eastAsia" w:ascii="Times New Roman" w:hAnsi="Times New Roman" w:eastAsia="SimHei" w:cs="Times New Roman"/>
-        </w:rPr>
-        <w:t xml:space="preserve">惰性电子对效应的相对论机制</w:t>
-      </w:r>
-    </w:p>
-    <w:p>
-      <w:pPr>
-        <w:pStyle w:val="FirstParagraph"/>
-        <w:ind w:firstLine="420"/>
-      </w:pPr>
-      <w:r>
-        <w:rPr>
-          <w:rFonts w:hint="eastAsia" w:ascii="Times New Roman" w:hAnsi="Times New Roman" w:eastAsia="FangSong" w:cs="Times New Roman"/>
-        </w:rPr>
-        <w:t>惰性电子对效应的量子物理机制源于相对论性轨道收缩</w:t>
-      </w:r>
-      <w:r>
-        <w:rPr>
-          <w:rFonts w:hint="eastAsia" w:ascii="Times New Roman" w:hAnsi="Times New Roman" w:eastAsia="Times New Roman" w:cs="Times New Roman"/>
-        </w:rPr>
-        <w:t>。</w:t>
-      </w:r>
-      <w:r>
-        <w:rPr>
-          <w:rFonts w:hint="eastAsia" w:ascii="Times New Roman" w:hAnsi="Times New Roman" w:eastAsia="FangSong" w:cs="Times New Roman"/>
-        </w:rPr>
-        <w:t>在第六周期重元素铋</w:t>
-      </w:r>
-      <w:r>
-        <w:rPr>
-          <w:rFonts w:hint="eastAsia" w:ascii="Times New Roman" w:hAnsi="Times New Roman" w:eastAsia="Times New Roman" w:cs="Times New Roman"/>
-        </w:rPr>
-        <w:t>（</w:t>
-      </w:r>
-      <w:r>
-        <w:rPr>
-          <w:rFonts w:hint="eastAsia" w:ascii="Times New Roman" w:hAnsi="Times New Roman" w:eastAsia="FangSong" w:cs="Times New Roman"/>
-        </w:rPr>
-        <w:t>核电荷数</w:t>
-      </w:r>
-      <w:r>
-        <w:rPr>
-          <w:rFonts w:ascii="Times New Roman" w:hAnsi="Times New Roman" w:eastAsia="Times New Roman" w:cs="Times New Roman"/>
-        </w:rPr>
-        <w:t xml:space="preserve"> </w:t>
-      </w:r>
-      <m:oMath>
-        <m:r>
-          <m:t>Z</m:t>
-        </m:r>
-        <m:r>
-          <m:rPr>
-            <m:sty m:val="p"/>
-          </m:rPr>
-          <m:t>=</m:t>
-        </m:r>
-        <m:r>
-          <m:t>83</m:t>
-        </m:r>
-      </m:oMath>
-      <w:r>
-        <w:rPr>
-          <w:rFonts w:hint="eastAsia" w:ascii="Times New Roman" w:hAnsi="Times New Roman" w:eastAsia="Times New Roman" w:cs="Times New Roman"/>
-        </w:rPr>
-        <w:t>）</w:t>
-      </w:r>
-      <w:r>
-        <w:rPr>
-          <w:rFonts w:hint="eastAsia" w:ascii="Times New Roman" w:hAnsi="Times New Roman" w:eastAsia="FangSong" w:cs="Times New Roman"/>
-        </w:rPr>
-        <w:t>中</w:t>
-      </w:r>
-      <w:r>
-        <w:rPr>
-          <w:rFonts w:hint="eastAsia" w:ascii="Times New Roman" w:hAnsi="Times New Roman" w:eastAsia="Times New Roman" w:cs="Times New Roman"/>
-        </w:rPr>
-        <w:t>，</w:t>
-      </w:r>
-      <w:r>
-        <w:rPr>
-          <w:rFonts w:hint="eastAsia" w:ascii="Times New Roman" w:hAnsi="Times New Roman" w:eastAsia="FangSong" w:cs="Times New Roman"/>
-        </w:rPr>
-        <w:t>由于核电荷数极大</w:t>
-      </w:r>
-      <w:r>
-        <w:rPr>
-          <w:rFonts w:hint="eastAsia" w:ascii="Times New Roman" w:hAnsi="Times New Roman" w:eastAsia="Times New Roman" w:cs="Times New Roman"/>
-        </w:rPr>
-        <w:t>，</w:t>
-      </w:r>
-      <w:r>
-        <w:rPr>
-          <w:rFonts w:hint="eastAsia" w:ascii="Times New Roman" w:hAnsi="Times New Roman" w:eastAsia="FangSong" w:cs="Times New Roman"/>
-        </w:rPr>
-        <w:t>靠近原子核的内层</w:t>
-      </w:r>
-      <w:r>
-        <w:rPr>
-          <w:rFonts w:ascii="Times New Roman" w:hAnsi="Times New Roman" w:eastAsia="Times New Roman" w:cs="Times New Roman"/>
-        </w:rPr>
-        <w:t xml:space="preserve"> </w:t>
-      </w:r>
-      <m:oMath>
-        <m:r>
-          <m:t>1</m:t>
-        </m:r>
-        <m:r>
-          <m:t>s</m:t>
-        </m:r>
-      </m:oMath>
-      <w:r>
-        <w:rPr>
-          <w:rFonts w:ascii="Times New Roman" w:hAnsi="Times New Roman" w:eastAsia="Times New Roman" w:cs="Times New Roman"/>
-        </w:rPr>
-        <w:t xml:space="preserve"> </w:t>
-      </w:r>
-      <w:r>
-        <w:rPr>
-          <w:rFonts w:hint="eastAsia" w:ascii="Times New Roman" w:hAnsi="Times New Roman" w:eastAsia="FangSong" w:cs="Times New Roman"/>
-        </w:rPr>
-        <w:t>电子运动速度接近光速的相当比例</w:t>
-      </w:r>
-      <w:r>
-        <w:rPr>
-          <w:rFonts w:hint="eastAsia" w:ascii="Times New Roman" w:hAnsi="Times New Roman" w:eastAsia="Times New Roman" w:cs="Times New Roman"/>
-        </w:rPr>
-        <w:t>，</w:t>
-      </w:r>
-      <w:r>
-        <w:rPr>
-          <w:rFonts w:hint="eastAsia" w:ascii="Times New Roman" w:hAnsi="Times New Roman" w:eastAsia="FangSong" w:cs="Times New Roman"/>
-        </w:rPr>
-        <w:t>引发相对论性质量增加</w:t>
-      </w:r>
-      <w:r>
-        <w:rPr>
-          <w:rFonts w:hint="eastAsia" w:ascii="Times New Roman" w:hAnsi="Times New Roman" w:eastAsia="Times New Roman" w:cs="Times New Roman"/>
-        </w:rPr>
-        <w:t>，</w:t>
-      </w:r>
-      <w:r>
-        <w:rPr>
-          <w:rFonts w:hint="eastAsia" w:ascii="Times New Roman" w:hAnsi="Times New Roman" w:eastAsia="FangSong" w:cs="Times New Roman"/>
-        </w:rPr>
-        <w:t>导致内层轨道波函数向核剧烈收缩</w:t>
-      </w:r>
-      <w:r>
-        <w:rPr>
-          <w:rFonts w:hint="eastAsia" w:ascii="Times New Roman" w:hAnsi="Times New Roman" w:eastAsia="Times New Roman" w:cs="Times New Roman"/>
-        </w:rPr>
-        <w:t>。</w:t>
-      </w:r>
-      <w:r>
-        <w:rPr>
-          <w:rFonts w:hint="eastAsia" w:ascii="Times New Roman" w:hAnsi="Times New Roman" w:eastAsia="FangSong" w:cs="Times New Roman"/>
-        </w:rPr>
-        <w:t>内层轨道的收缩显著增强了对内层空间电荷的屏蔽</w:t>
-      </w:r>
-      <w:r>
-        <w:rPr>
-          <w:rFonts w:hint="eastAsia" w:ascii="Times New Roman" w:hAnsi="Times New Roman" w:eastAsia="Times New Roman" w:cs="Times New Roman"/>
-        </w:rPr>
-        <w:t>，</w:t>
-      </w:r>
-      <w:r>
-        <w:rPr>
-          <w:rFonts w:hint="eastAsia" w:ascii="Times New Roman" w:hAnsi="Times New Roman" w:eastAsia="FangSong" w:cs="Times New Roman"/>
-        </w:rPr>
-        <w:t>迫使具有球对称且无角动量节点的最高价层</w:t>
-      </w:r>
-      <w:r>
-        <w:rPr>
-          <w:rFonts w:ascii="Times New Roman" w:hAnsi="Times New Roman" w:eastAsia="Times New Roman" w:cs="Times New Roman"/>
-        </w:rPr>
-        <w:t xml:space="preserve"> </w:t>
-      </w:r>
-      <m:oMath>
-        <m:r>
-          <m:t>6</m:t>
-        </m:r>
-        <m:r>
-          <m:t>s</m:t>
-        </m:r>
-      </m:oMath>
-      <w:r>
-        <w:rPr>
-          <w:rFonts w:ascii="Times New Roman" w:hAnsi="Times New Roman" w:eastAsia="Times New Roman" w:cs="Times New Roman"/>
-        </w:rPr>
-        <w:t xml:space="preserve"> </w:t>
-      </w:r>
-      <w:r>
-        <w:rPr>
-          <w:rFonts w:hint="eastAsia" w:ascii="Times New Roman" w:hAnsi="Times New Roman" w:eastAsia="FangSong" w:cs="Times New Roman"/>
-        </w:rPr>
-        <w:t>轨道随之发生剧烈的相对论性向内收缩与深幅能级下沉</w:t>
-      </w:r>
-      <w:r>
-        <w:rPr>
-          <w:rFonts w:hint="eastAsia" w:ascii="Times New Roman" w:hAnsi="Times New Roman" w:eastAsia="Times New Roman" w:cs="Times New Roman"/>
-        </w:rPr>
-        <w:t>。</w:t>
-      </w:r>
-      <w:r>
-        <w:rPr>
-          <w:rFonts w:hint="eastAsia" w:ascii="Times New Roman" w:hAnsi="Times New Roman" w:eastAsia="FangSong" w:cs="Times New Roman"/>
-        </w:rPr>
-        <w:t>这导致铋原子的</w:t>
-      </w:r>
-      <w:r>
-        <w:rPr>
-          <w:rFonts w:ascii="Times New Roman" w:hAnsi="Times New Roman" w:eastAsia="Times New Roman" w:cs="Times New Roman"/>
-        </w:rPr>
-        <w:t xml:space="preserve"> </w:t>
-      </w:r>
-      <m:oMath>
-        <m:r>
-          <m:t>6</m:t>
-        </m:r>
-        <m:sSup>
-          <m:e>
-            <m:r>
-              <m:t>s</m:t>
-            </m:r>
-          </m:e>
-          <m:sup>
-            <m:r>
-              <m:t>2</m:t>
-            </m:r>
-          </m:sup>
-        </m:sSup>
-      </m:oMath>
-      <w:r>
-        <w:rPr>
-          <w:rFonts w:ascii="Times New Roman" w:hAnsi="Times New Roman" w:eastAsia="Times New Roman" w:cs="Times New Roman"/>
-        </w:rPr>
-        <w:t xml:space="preserve"> </w:t>
-      </w:r>
-      <w:r>
-        <w:rPr>
-          <w:rFonts w:hint="eastAsia" w:ascii="Times New Roman" w:hAnsi="Times New Roman" w:eastAsia="FangSong" w:cs="Times New Roman"/>
-        </w:rPr>
-        <w:t>电子对被极度紧密地束缚在原子核深处</w:t>
-      </w:r>
-      <w:r>
-        <w:rPr>
-          <w:rFonts w:hint="eastAsia" w:ascii="Times New Roman" w:hAnsi="Times New Roman" w:eastAsia="Times New Roman" w:cs="Times New Roman"/>
-        </w:rPr>
-        <w:t>，</w:t>
-      </w:r>
-      <w:r>
-        <w:rPr>
-          <w:rFonts w:hint="eastAsia" w:ascii="Times New Roman" w:hAnsi="Times New Roman" w:eastAsia="FangSong" w:cs="Times New Roman"/>
-        </w:rPr>
-        <w:t>有效电离能急剧攀升</w:t>
-      </w:r>
-      <w:r>
-        <w:rPr>
-          <w:rFonts w:hint="eastAsia" w:ascii="Times New Roman" w:hAnsi="Times New Roman" w:eastAsia="Times New Roman" w:cs="Times New Roman"/>
-        </w:rPr>
-        <w:t>；</w:t>
-      </w:r>
-      <w:r>
-        <w:rPr>
-          <w:rFonts w:hint="eastAsia" w:ascii="Times New Roman" w:hAnsi="Times New Roman" w:eastAsia="FangSong" w:cs="Times New Roman"/>
-        </w:rPr>
-        <w:t>与此同时</w:t>
-      </w:r>
-      <w:r>
-        <w:rPr>
-          <w:rFonts w:hint="eastAsia" w:ascii="Times New Roman" w:hAnsi="Times New Roman" w:eastAsia="Times New Roman" w:cs="Times New Roman"/>
-        </w:rPr>
-        <w:t>，</w:t>
-      </w:r>
-      <w:r>
-        <w:rPr>
-          <w:rFonts w:hint="eastAsia" w:ascii="Times New Roman" w:hAnsi="Times New Roman" w:eastAsia="FangSong" w:cs="Times New Roman"/>
-        </w:rPr>
-        <w:t>铋原子巨大的原子半径使得铋与其他配体成键时所释放的共价键能或晶格能明显弱化</w:t>
-      </w:r>
-      <w:r>
-        <w:rPr>
-          <w:rFonts w:hint="eastAsia" w:ascii="Times New Roman" w:hAnsi="Times New Roman" w:eastAsia="Times New Roman" w:cs="Times New Roman"/>
-        </w:rPr>
-        <w:t>，</w:t>
-      </w:r>
-      <w:r>
-        <w:rPr>
-          <w:rFonts w:hint="eastAsia" w:ascii="Times New Roman" w:hAnsi="Times New Roman" w:eastAsia="FangSong" w:cs="Times New Roman"/>
-        </w:rPr>
-        <w:t>根本无法补偿激发或电离该对</w:t>
-      </w:r>
-      <w:r>
-        <w:rPr>
-          <w:rFonts w:ascii="Times New Roman" w:hAnsi="Times New Roman" w:eastAsia="Times New Roman" w:cs="Times New Roman"/>
-        </w:rPr>
-        <w:t xml:space="preserve"> </w:t>
-      </w:r>
-      <m:oMath>
-        <m:r>
-          <m:t>6</m:t>
-        </m:r>
-        <m:sSup>
-          <m:e>
-            <m:r>
-              <m:t>s</m:t>
-            </m:r>
-          </m:e>
-          <m:sup>
-            <m:r>
-              <m:t>2</m:t>
-            </m:r>
-          </m:sup>
-        </m:sSup>
-      </m:oMath>
-      <w:r>
-        <w:rPr>
-          <w:rFonts w:ascii="Times New Roman" w:hAnsi="Times New Roman" w:eastAsia="Times New Roman" w:cs="Times New Roman"/>
-        </w:rPr>
-        <w:t xml:space="preserve"> </w:t>
-      </w:r>
-      <w:r>
-        <w:rPr>
-          <w:rFonts w:hint="eastAsia" w:ascii="Times New Roman" w:hAnsi="Times New Roman" w:eastAsia="FangSong" w:cs="Times New Roman"/>
-        </w:rPr>
-        <w:t>惰性电子所需的巨大能量代价</w:t>
-      </w:r>
-      <w:r>
-        <w:rPr>
-          <w:rFonts w:hint="eastAsia" w:ascii="Times New Roman" w:hAnsi="Times New Roman" w:eastAsia="Times New Roman" w:cs="Times New Roman"/>
-        </w:rPr>
-        <w:t>。</w:t>
-      </w:r>
-    </w:p>
-    <w:p>
-      <w:pPr>
-        <w:pStyle w:val="BodyText"/>
-        <w:ind w:firstLine="420"/>
-      </w:pPr>
-      <w:r>
-        <w:rPr>
-          <w:rFonts w:hint="eastAsia" w:ascii="Times New Roman" w:hAnsi="Times New Roman" w:eastAsia="FangSong" w:cs="Times New Roman"/>
-        </w:rPr>
-        <w:t>因此</w:t>
-      </w:r>
-      <w:r>
-        <w:rPr>
-          <w:rFonts w:hint="eastAsia" w:ascii="Times New Roman" w:hAnsi="Times New Roman" w:eastAsia="Times New Roman" w:cs="Times New Roman"/>
-        </w:rPr>
-        <w:t>，</w:t>
-      </w:r>
-      <w:r>
-        <w:rPr>
-          <w:rFonts w:hint="eastAsia" w:ascii="Times New Roman" w:hAnsi="Times New Roman" w:eastAsia="FangSong" w:cs="Times New Roman"/>
-        </w:rPr>
-        <w:t>氮族各元素最高族氧化态</w:t>
-      </w:r>
-      <w:r>
-        <w:rPr>
-          <w:rFonts w:hint="eastAsia" w:ascii="Times New Roman" w:hAnsi="Times New Roman" w:eastAsia="Times New Roman" w:cs="Times New Roman"/>
-        </w:rPr>
-        <w:t>（</w:t>
-      </w:r>
-      <m:oMath>
-        <m:r>
-          <m:rPr>
-            <m:sty m:val="p"/>
-          </m:rPr>
-          <m:t>+</m:t>
-        </m:r>
-        <m:r>
-          <m:t>5</m:t>
-        </m:r>
-      </m:oMath>
-      <w:r>
-        <w:rPr>
-          <w:rFonts w:hint="eastAsia" w:ascii="Times New Roman" w:hAnsi="Times New Roman" w:eastAsia="Times New Roman" w:cs="Times New Roman"/>
-        </w:rPr>
-        <w:t>）</w:t>
-      </w:r>
-      <w:r>
-        <w:rPr>
-          <w:rFonts w:hint="eastAsia" w:ascii="Times New Roman" w:hAnsi="Times New Roman" w:eastAsia="FangSong" w:cs="Times New Roman"/>
-        </w:rPr>
-        <w:t>与特征低氧化态</w:t>
-      </w:r>
-      <w:r>
-        <w:rPr>
-          <w:rFonts w:hint="eastAsia" w:ascii="Times New Roman" w:hAnsi="Times New Roman" w:eastAsia="Times New Roman" w:cs="Times New Roman"/>
-        </w:rPr>
-        <w:t>（</w:t>
-      </w:r>
-      <m:oMath>
-        <m:r>
-          <m:rPr>
-            <m:sty m:val="p"/>
-          </m:rPr>
-          <m:t>+</m:t>
-        </m:r>
-        <m:r>
-          <m:t>3</m:t>
-        </m:r>
-      </m:oMath>
-      <w:r>
-        <w:rPr>
-          <w:rFonts w:hint="eastAsia" w:ascii="Times New Roman" w:hAnsi="Times New Roman" w:eastAsia="Times New Roman" w:cs="Times New Roman"/>
-        </w:rPr>
-        <w:t>）</w:t>
-      </w:r>
-      <w:r>
-        <w:rPr>
-          <w:rFonts w:hint="eastAsia" w:ascii="Times New Roman" w:hAnsi="Times New Roman" w:eastAsia="FangSong" w:cs="Times New Roman"/>
-        </w:rPr>
-        <w:t>的热力学相对稳定性沿周期向下呈现戏剧性的反转</w:t>
-      </w:r>
-      <w:r>
-        <w:rPr>
-          <w:rFonts w:hint="eastAsia" w:ascii="Times New Roman" w:hAnsi="Times New Roman" w:eastAsia="Times New Roman" w:cs="Times New Roman"/>
-        </w:rPr>
-        <w:t>：</w:t>
-      </w:r>
-      <w:r>
-        <w:rPr>
-          <w:rFonts w:ascii="Times New Roman" w:hAnsi="Times New Roman" w:eastAsia="Times New Roman" w:cs="Times New Roman"/>
-        </w:rPr>
-        <w:t xml:space="preserve"> </w:t>
-      </w:r>
-      <w:r>
-        <w:rPr>
-          <w:rFonts w:hint="eastAsia" w:ascii="Times New Roman" w:hAnsi="Times New Roman" w:eastAsia="FangSong" w:cs="Times New Roman"/>
-        </w:rPr>
-        <w:t>在氮和磷中</w:t>
-      </w:r>
-      <w:r>
-        <w:rPr>
-          <w:rFonts w:hint="eastAsia" w:ascii="Times New Roman" w:hAnsi="Times New Roman" w:eastAsia="Times New Roman" w:cs="Times New Roman"/>
-        </w:rPr>
-        <w:t>，</w:t>
-      </w:r>
-      <m:oMath>
-        <m:r>
-          <m:rPr>
-            <m:sty m:val="p"/>
-          </m:rPr>
-          <m:t>+</m:t>
-        </m:r>
-        <m:r>
-          <m:t>5</m:t>
-        </m:r>
-      </m:oMath>
-      <w:r>
-        <w:rPr>
-          <w:rFonts w:ascii="Times New Roman" w:hAnsi="Times New Roman" w:eastAsia="Times New Roman" w:cs="Times New Roman"/>
-        </w:rPr>
-        <w:t xml:space="preserve"> </w:t>
-      </w:r>
-      <w:r>
-        <w:rPr>
-          <w:rFonts w:hint="eastAsia" w:ascii="Times New Roman" w:hAnsi="Times New Roman" w:eastAsia="FangSong" w:cs="Times New Roman"/>
-        </w:rPr>
-        <w:t>氧化态极为稳定</w:t>
+        <w:t>氧化态稳定</w:t>
       </w:r>
       <w:r>
         <w:rPr>
@@ -41089,7 +40296,7 @@
         <w:rPr>
           <w:rFonts w:hint="eastAsia" w:ascii="Times New Roman" w:hAnsi="Times New Roman" w:eastAsia="FangSong" w:cs="Times New Roman"/>
         </w:rPr>
-        <w:t>不仅极度罕见且结构亚稳</w:t>
+        <w:t>不仅罕见且结构亚稳</w:t>
       </w:r>
       <w:r>
         <w:rPr>
@@ -41125,7 +40332,7 @@
         <w:rPr>
           <w:rFonts w:hint="eastAsia" w:ascii="Times New Roman" w:hAnsi="Times New Roman" w:eastAsia="FangSong" w:cs="Times New Roman"/>
         </w:rPr>
-        <w:t>铋酸钠的标准还原电极电位高达惊人的</w:t>
+        <w:t>铋酸钠的标准还原电极电位高达</w:t>
       </w:r>
       <w:r>
         <w:rPr>
@@ -41291,7 +40498,7 @@
         <w:rPr>
           <w:rFonts w:hint="eastAsia" w:ascii="Times New Roman" w:hAnsi="Times New Roman" w:eastAsia="FangSong" w:cs="Times New Roman"/>
         </w:rPr>
-        <w:t>能在常温下瞬间将水溶液中极其稳定的无色二价锰离子</w:t>
+        <w:t>能在常温下瞬间将水溶液中稳定的无色二价锰离子</w:t>
       </w:r>
       <w:r>
         <w:rPr>
@@ -42575,8 +41782,8 @@
         </w:tc>
       </w:tr>
     </w:tbl>
-    <w:bookmarkEnd w:id="116"/>
-    <w:bookmarkStart w:id="117" w:name="雄黄与雌黄砷的天然硫化物"/>
+    <w:bookmarkEnd w:id="86"/>
+    <w:bookmarkStart w:id="87" w:name="雄黄与雌黄砷的天然硫化物"/>
     <w:p>
       <w:pPr>
         <w:pStyle w:val="Heading3"/>
@@ -42745,7 +41952,7 @@
         <w:rPr>
           <w:rFonts w:hint="eastAsia" w:ascii="Times New Roman" w:hAnsi="Times New Roman" w:eastAsia="FangSong" w:cs="Times New Roman"/>
         </w:rPr>
-        <w:t>具有极其精巧的</w:t>
+        <w:t>具有精巧的</w:t>
       </w:r>
       <w:r>
         <w:rPr>
@@ -42970,7 +42177,7 @@
         <w:rPr>
           <w:rFonts w:hint="eastAsia" w:ascii="Times New Roman" w:hAnsi="Times New Roman" w:eastAsia="FangSong" w:cs="Times New Roman"/>
         </w:rPr>
-        <w:t>雄黄的这一微观结构在光化学上极度敏感</w:t>
+        <w:t>雄黄的这一微观结构在光化学上敏感</w:t>
       </w:r>
       <w:r>
         <w:rPr>
@@ -43747,9 +42954,9 @@
         </w:tc>
       </w:tr>
     </w:tbl>
-    <w:bookmarkEnd w:id="117"/>
-    <w:bookmarkEnd w:id="118"/>
-    <w:bookmarkStart w:id="135" w:name="氧族与氮族氧化还原电势态图与热力学歧化归中判据"/>
+    <w:bookmarkEnd w:id="87"/>
+    <w:bookmarkEnd w:id="88"/>
+    <w:bookmarkStart w:id="105" w:name="氧族与氮族氧化还原电势态图与热力学歧化归中判据"/>
     <w:p>
       <w:pPr>
         <w:pStyle w:val="Heading2"/>
@@ -43768,7 +42975,7 @@
         <w:t xml:space="preserve">氧族与氮族氧化还原电势态图与热力学歧化归中判据</w:t>
       </w:r>
     </w:p>
-    <w:bookmarkStart w:id="122" w:name="latimer-图的读法与相邻物种计算"/>
+    <w:bookmarkStart w:id="92" w:name="latimer-图的读法与相邻物种计算"/>
     <w:p>
       <w:pPr>
         <w:pStyle w:val="Heading3"/>
@@ -43891,18 +43098,18 @@
           <wp:inline>
             <wp:extent cx="2667000" cy="553528"/>
             <wp:effectExtent b="0" l="0" r="0" t="0"/>
-            <wp:docPr descr="" title="" id="120" name="Picture"/>
+            <wp:docPr descr="" title="" id="90" name="Picture"/>
             <a:graphic>
               <a:graphicData uri="http://schemas.openxmlformats.org/drawingml/2006/picture">
                 <pic:pic>
                   <pic:nvPicPr>
-                    <pic:cNvPr descr="ab939e770450f9c9c95d8bc32332a24f73333d8ca517c90e4c4eb43574f4440e.jpg" id="121" name="Picture"/>
+                    <pic:cNvPr descr="ab939e770450f9c9c95d8bc32332a24f73333d8ca517c90e4c4eb43574f4440e.jpg" id="91" name="Picture"/>
                     <pic:cNvPicPr>
                       <a:picLocks noChangeArrowheads="1" noChangeAspect="1"/>
                     </pic:cNvPicPr>
                   </pic:nvPicPr>
                   <pic:blipFill>
-                    <a:blip r:embed="rId119"/>
+                    <a:blip r:embed="rId89"/>
                     <a:stretch>
                       <a:fillRect/>
                     </a:stretch>
@@ -43956,7 +43163,7 @@
         <w:rPr>
           <w:rFonts w:hint="eastAsia" w:ascii="Times New Roman" w:hAnsi="Times New Roman" w:eastAsia="Times New Roman" w:cs="Times New Roman"/>
         </w:rPr>
-        <w:t>2-25：O</w:t>
+        <w:t>2-15：O</w:t>
       </w:r>
       <w:r>
         <w:rPr>
@@ -44374,8 +43581,8 @@
         <w:t xml:space="preserve">。</w:t>
       </w:r>
     </w:p>
-    <w:bookmarkEnd w:id="122"/>
-    <w:bookmarkStart w:id="126" w:name="歧化与归中的热力学判据"/>
+    <w:bookmarkEnd w:id="92"/>
+    <w:bookmarkStart w:id="96" w:name="歧化与归中的热力学判据"/>
     <w:p>
       <w:pPr>
         <w:pStyle w:val="Heading3"/>
@@ -44451,7 +43658,7 @@
         <w:rPr>
           <w:rFonts w:hint="eastAsia" w:ascii="Times New Roman" w:hAnsi="Times New Roman" w:eastAsia="FangSong" w:cs="Times New Roman"/>
         </w:rPr>
-        <w:t>存在极其简明的</w:t>
+        <w:t>存在简明的</w:t>
       </w:r>
       <w:r>
         <w:rPr>
@@ -44475,7 +43682,7 @@
         <w:rPr>
           <w:rFonts w:hint="eastAsia" w:ascii="Times New Roman" w:hAnsi="Times New Roman" w:eastAsia="FangSong" w:cs="Times New Roman"/>
         </w:rPr>
-        <w:t>黄金判据</w:t>
+        <w:t>判据</w:t>
       </w:r>
       <w:r>
         <w:rPr>
@@ -45812,18 +45019,18 @@
           <wp:inline>
             <wp:extent cx="2667000" cy="2643467"/>
             <wp:effectExtent b="0" l="0" r="0" t="0"/>
-            <wp:docPr descr="" title="" id="124" name="Picture"/>
+            <wp:docPr descr="" title="" id="94" name="Picture"/>
             <a:graphic>
               <a:graphicData uri="http://schemas.openxmlformats.org/drawingml/2006/picture">
                 <pic:pic>
                   <pic:nvPicPr>
-                    <pic:cNvPr descr="597b48a7005023b9eea90b0e046735377e89bc99816636d84ba0ca2eb4d11499.jpg" id="125" name="Picture"/>
+                    <pic:cNvPr descr="597b48a7005023b9eea90b0e046735377e89bc99816636d84ba0ca2eb4d11499.jpg" id="95" name="Picture"/>
                     <pic:cNvPicPr>
                       <a:picLocks noChangeArrowheads="1" noChangeAspect="1"/>
                     </pic:cNvPicPr>
                   </pic:nvPicPr>
                   <pic:blipFill>
-                    <a:blip r:embed="rId123"/>
+                    <a:blip r:embed="rId93"/>
                     <a:stretch>
                       <a:fillRect/>
                     </a:stretch>
@@ -45877,7 +45084,7 @@
         <w:rPr>
           <w:rFonts w:hint="eastAsia" w:ascii="Times New Roman" w:hAnsi="Times New Roman" w:eastAsia="Times New Roman" w:cs="Times New Roman"/>
         </w:rPr>
-        <w:t xml:space="preserve">2-26：Frost</w:t>
+        <w:t xml:space="preserve">2-16：Frost</w:t>
       </w:r>
       <w:r>
         <w:rPr>
@@ -45916,8 +45123,8 @@
         <w:t>示意图</w:t>
       </w:r>
     </w:p>
-    <w:bookmarkEnd w:id="126"/>
-    <w:bookmarkStart w:id="130" w:name="frost-图的凹凸性判据"/>
+    <w:bookmarkEnd w:id="96"/>
+    <w:bookmarkStart w:id="100" w:name="frost-图的凹凸性判据"/>
     <w:p>
       <w:pPr>
         <w:pStyle w:val="Heading3"/>
@@ -46207,18 +45414,18 @@
           <wp:inline>
             <wp:extent cx="2667000" cy="2158477"/>
             <wp:effectExtent b="0" l="0" r="0" t="0"/>
-            <wp:docPr descr="" title="" id="128" name="Picture"/>
+            <wp:docPr descr="" title="" id="98" name="Picture"/>
             <a:graphic>
               <a:graphicData uri="http://schemas.openxmlformats.org/drawingml/2006/picture">
                 <pic:pic>
                   <pic:nvPicPr>
-                    <pic:cNvPr descr="3ec6f85bbab0ee45a207978a1437f5e6aff9e27d662bf16f38f982170797b526.jpg" id="129" name="Picture"/>
+                    <pic:cNvPr descr="3ec6f85bbab0ee45a207978a1437f5e6aff9e27d662bf16f38f982170797b526.jpg" id="99" name="Picture"/>
                     <pic:cNvPicPr>
                       <a:picLocks noChangeArrowheads="1" noChangeAspect="1"/>
                     </pic:cNvPicPr>
                   </pic:nvPicPr>
                   <pic:blipFill>
-                    <a:blip r:embed="rId127"/>
+                    <a:blip r:embed="rId97"/>
                     <a:stretch>
                       <a:fillRect/>
                     </a:stretch>
@@ -46272,7 +45479,7 @@
         <w:rPr>
           <w:rFonts w:hint="eastAsia" w:ascii="Times New Roman" w:hAnsi="Times New Roman" w:eastAsia="Times New Roman" w:cs="Times New Roman"/>
         </w:rPr>
-        <w:t>2-27：</w:t>
+        <w:t>2-17：</w:t>
       </w:r>
       <w:r>
         <w:rPr>
@@ -46707,7 +45914,7 @@
         <w:rPr>
           <w:rFonts w:hint="eastAsia" w:ascii="Times New Roman" w:hAnsi="Times New Roman" w:eastAsia="FangSong" w:cs="Times New Roman"/>
         </w:rPr>
-        <w:t>完美解释了亚硝酸遇酸极易歧化为硝酸和</w:t>
+        <w:t>解释了亚硝酸遇酸极易歧化为硝酸和</w:t>
       </w:r>
       <w:r>
         <w:rPr>
@@ -46781,7 +45988,7 @@
         <w:rPr>
           <w:rFonts w:hint="eastAsia" w:ascii="Times New Roman" w:hAnsi="Times New Roman" w:eastAsia="FangSong" w:cs="Times New Roman"/>
         </w:rPr>
-        <w:t>凹槽热力学极其稳定</w:t>
+        <w:t>凹槽热力学稳定</w:t>
       </w:r>
       <w:r>
         <w:rPr>
@@ -46927,7 +46134,7 @@
         <w:rPr>
           <w:rFonts w:hint="eastAsia" w:ascii="Times New Roman" w:hAnsi="Times New Roman" w:eastAsia="FangSong" w:cs="Times New Roman"/>
         </w:rPr>
-        <w:t>成为全体系能量最低的终极热力学热阱</w:t>
+        <w:t>成为全体系能量最低的热力学阱</w:t>
       </w:r>
       <w:r>
         <w:rPr>
@@ -47399,8 +46606,8 @@
         </w:tc>
       </w:tr>
     </w:tbl>
-    <w:bookmarkEnd w:id="130"/>
-    <w:bookmarkStart w:id="134" w:name="ph-对电势态图的重塑"/>
+    <w:bookmarkEnd w:id="100"/>
+    <w:bookmarkStart w:id="104" w:name="ph-对电势态图的重塑"/>
     <w:p>
       <w:pPr>
         <w:pStyle w:val="Heading3"/>
@@ -48143,18 +47350,18 @@
           <wp:inline>
             <wp:extent cx="2667000" cy="3088857"/>
             <wp:effectExtent b="0" l="0" r="0" t="0"/>
-            <wp:docPr descr="" title="" id="132" name="Picture"/>
+            <wp:docPr descr="" title="" id="102" name="Picture"/>
             <a:graphic>
               <a:graphicData uri="http://schemas.openxmlformats.org/drawingml/2006/picture">
                 <pic:pic>
                   <pic:nvPicPr>
-                    <pic:cNvPr descr="814ade2e8973a071c138acf44350f5362281228e93dbe053a23aeac9c37ce2df.jpg" id="133" name="Picture"/>
+                    <pic:cNvPr descr="814ade2e8973a071c138acf44350f5362281228e93dbe053a23aeac9c37ce2df.jpg" id="103" name="Picture"/>
                     <pic:cNvPicPr>
                       <a:picLocks noChangeArrowheads="1" noChangeAspect="1"/>
                     </pic:cNvPicPr>
                   </pic:nvPicPr>
                   <pic:blipFill>
-                    <a:blip r:embed="rId131"/>
+                    <a:blip r:embed="rId101"/>
                     <a:stretch>
                       <a:fillRect/>
                     </a:stretch>
@@ -48208,7 +47415,7 @@
         <w:rPr>
           <w:rFonts w:hint="eastAsia" w:ascii="Times New Roman" w:hAnsi="Times New Roman" w:eastAsia="Times New Roman" w:cs="Times New Roman"/>
         </w:rPr>
-        <w:t>2-28：</w:t>
+        <w:t>2-18：</w:t>
       </w:r>
       <w:r>
         <w:rPr>
@@ -48364,7 +47571,7 @@
         <w:rPr>
           <w:rFonts w:hint="eastAsia" w:ascii="Times New Roman" w:hAnsi="Times New Roman" w:eastAsia="FangSong" w:cs="Times New Roman"/>
         </w:rPr>
-        <w:t>在碱性下的生成自由能极其有利</w:t>
+        <w:t>在碱性下的生成自由能有利</w:t>
       </w:r>
       <w:r>
         <w:rPr>
@@ -48652,7 +47859,7 @@
         <w:rPr>
           <w:rFonts w:hint="eastAsia" w:ascii="Times New Roman" w:hAnsi="Times New Roman" w:eastAsia="FangSong" w:cs="Times New Roman"/>
         </w:rPr>
-        <w:t>是破解高难度元素推断题的终极视野</w:t>
+        <w:t>是破解高难度元素推断题的关键视野</w:t>
       </w:r>
       <w:r>
         <w:rPr>
@@ -48661,9 +47868,9 @@
         <w:t>。</w:t>
       </w:r>
     </w:p>
-    <w:bookmarkEnd w:id="134"/>
-    <w:bookmarkEnd w:id="135"/>
-    <w:bookmarkStart w:id="136" w:name="课后习题"/>
+    <w:bookmarkEnd w:id="104"/>
+    <w:bookmarkEnd w:id="105"/>
+    <w:bookmarkStart w:id="106" w:name="课后习题"/>
     <w:p>
       <w:pPr>
         <w:pStyle w:val="Heading2"/>
@@ -58731,7 +57938,7 @@
         <w:pStyle w:val="BodyText"/>
       </w:pPr>
     </w:p>
-    <w:bookmarkEnd w:id="136"/>
+    <w:bookmarkEnd w:id="106"/>
     <w:sectPr>
       <w:footerReference w:type="default" r:id="rId9"/>
       <w:footnotePr>

--- a/06-学生侧材料/讲义/学生专用版/5-无机化学/氧族与氮族元素-超级充实版（学生专用版）.docx
+++ b/06-学生侧材料/讲义/学生专用版/5-无机化学/氧族与氮族元素-超级充实版（学生专用版）.docx
@@ -457,7 +457,7 @@
         <w:rPr>
           <w:rFonts w:hint="eastAsia" w:ascii="Times New Roman" w:hAnsi="Times New Roman" w:eastAsia="FangSong" w:cs="Times New Roman"/>
         </w:rPr>
-        <w:t>侧面重叠效率呈断崖式下跌</w:t>
+        <w:t>侧面重叠效率呈显著下跌</w:t>
       </w:r>
       <w:r>
         <w:rPr>
@@ -908,7 +908,7 @@
               <w:rPr>
                 <w:rFonts w:hint="eastAsia" w:ascii="Times New Roman" w:hAnsi="Times New Roman" w:eastAsia="FangSong" w:cs="Times New Roman"/>
               </w:rPr>
-              <w:t>侧向重叠效率断崖式下跌</w:t>
+              <w:t>侧向重叠效率显著下跌</w:t>
             </w:r>
             <w:r>
               <w:rPr>
@@ -5403,7 +5403,7 @@
         <w:rPr>
           <w:rFonts w:hint="eastAsia" w:ascii="Times New Roman" w:hAnsi="Times New Roman" w:eastAsia="FangSong" w:cs="Times New Roman"/>
         </w:rPr>
-        <w:t>体系黏度在数度之内暴增万倍以上</w:t>
+        <w:t>体系黏度在数度之内显著增大万倍以上</w:t>
       </w:r>
       <w:r>
         <w:rPr>
@@ -6475,7 +6475,7 @@
               <w:rPr>
                 <w:rFonts w:hint="eastAsia" w:ascii="Times New Roman" w:hAnsi="Times New Roman" w:eastAsia="FangSong" w:cs="Times New Roman"/>
               </w:rPr>
-              <w:t>黏度暴增万倍以上</w:t>
+              <w:t>黏度显著增大万倍以上</w:t>
             </w:r>
           </w:p>
         </w:tc>
@@ -16165,7 +16165,7 @@
         <w:rPr>
           <w:rFonts w:hint="eastAsia" w:ascii="Times New Roman" w:hAnsi="Times New Roman" w:eastAsia="FangSong" w:cs="Times New Roman"/>
         </w:rPr>
-        <w:t>是一类极富魅力的无机原子簇笼状化合物</w:t>
+        <w:t>是一类富有魅力的无机原子簇笼状化合物</w:t>
       </w:r>
       <w:r>
         <w:rPr>
@@ -23945,7 +23945,7 @@
         <w:rPr>
           <w:rFonts w:hint="eastAsia" w:ascii="Times New Roman" w:hAnsi="Times New Roman" w:eastAsia="FangSong" w:cs="Times New Roman"/>
         </w:rPr>
-        <w:t xml:space="preserve">急剧断崖下跌至</w:t>
+        <w:t xml:space="preserve">急剧下降至</w:t>
       </w:r>
       <w:r>
         <w:rPr>
@@ -47254,7 +47254,7 @@
         <w:rPr>
           <w:rFonts w:hint="eastAsia" w:ascii="Times New Roman" w:hAnsi="Times New Roman" w:eastAsia="FangSong" w:cs="Times New Roman"/>
         </w:rPr>
-        <w:t>体系中质子活度暴跌</w:t>
+        <w:t>体系中质子活度显著下降</w:t>
       </w:r>
       <w:r>
         <w:rPr>
@@ -47278,7 +47278,7 @@
         <w:rPr>
           <w:rFonts w:hint="eastAsia" w:ascii="Times New Roman" w:hAnsi="Times New Roman" w:eastAsia="FangSong" w:cs="Times New Roman"/>
         </w:rPr>
-        <w:t>导致所有含氧酸阴离子的氧化电势发生断崖式下跌</w:t>
+        <w:t>导致所有含氧酸阴离子的氧化电势发生显著下跌</w:t>
       </w:r>
       <w:r>
         <w:rPr>

--- a/06-学生侧材料/讲义/学生专用版/5-无机化学/氧族与氮族元素-超级充实版（学生专用版）.docx
+++ b/06-学生侧材料/讲义/学生专用版/5-无机化学/氧族与氮族元素-超级充实版（学生专用版）.docx
@@ -32540,7 +32540,7 @@
       </w:r>
     </w:p>
     <w:bookmarkEnd w:id="92"/>
-    <w:bookmarkStart w:id="96" w:name="歧化与归中的热力学判据"/>
+    <w:bookmarkStart w:id="93" w:name="歧化与归中的热力学判据"/>
     <w:p>
       <w:pPr>
         <w:pStyle w:val="Heading3"/>
@@ -33265,10 +33265,25 @@
         </w:tc>
       </w:tr>
     </w:tbl>
+    <w:bookmarkEnd w:id="93"/>
+    <w:bookmarkStart w:id="100" w:name="frost-图的凹凸性判据"/>
     <w:p>
       <w:pPr>
-        <w:spacing w:before="120" w:after="80"/>
+        <w:pStyle w:val="Heading3"/>
+        <w:spacing w:after="120" w:before="280"/>
       </w:pPr>
+      <w:r>
+        <w:rPr>
+          <w:rFonts w:ascii="Times New Roman" w:hAnsi="Times New Roman" w:eastAsia="Times New Roman" w:cs="Times New Roman"/>
+        </w:rPr>
+        <w:t xml:space="preserve">7.3 Frost </w:t>
+      </w:r>
+      <w:r>
+        <w:rPr>
+          <w:rFonts w:hint="eastAsia" w:ascii="Times New Roman" w:hAnsi="Times New Roman" w:eastAsia="SimHei" w:cs="Times New Roman"/>
+        </w:rPr>
+        <w:t xml:space="preserve">图的凹凸性判据</w:t>
+      </w:r>
     </w:p>
     <w:tbl>
       <w:tblPr>
@@ -33337,18 +33352,18 @@
                 <wp:inline>
                   <wp:extent cx="2667000" cy="2643467"/>
                   <wp:effectExtent b="0" l="0" r="0" t="0"/>
-                  <wp:docPr descr="" title="" id="94" name="Picture"/>
+                  <wp:docPr descr="" title="" id="95" name="Picture"/>
                   <a:graphic>
                     <a:graphicData uri="http://schemas.openxmlformats.org/drawingml/2006/picture">
                       <pic:pic>
                         <pic:nvPicPr>
-                          <pic:cNvPr descr="597b48a7005023b9eea90b0e046735377e89bc99816636d84ba0ca2eb4d11499.jpg" id="95" name="Picture"/>
+                          <pic:cNvPr descr="597b48a7005023b9eea90b0e046735377e89bc99816636d84ba0ca2eb4d11499.jpg" id="96" name="Picture"/>
                           <pic:cNvPicPr>
                             <a:picLocks noChangeArrowheads="1" noChangeAspect="1"/>
                           </pic:cNvPicPr>
                         </pic:nvPicPr>
                         <pic:blipFill>
-                          <a:blip r:embed="rId93"/>
+                          <a:blip r:embed="rId94"/>
                           <a:stretch>
                             <a:fillRect/>
                           </a:stretch>
@@ -33449,30 +33464,10 @@
         </w:tc>
       </w:tr>
     </w:tbl>
-    <w:bookmarkEnd w:id="96"/>
-    <w:bookmarkStart w:id="100" w:name="frost-图的凹凸性判据"/>
     <w:p>
       <w:pPr>
-        <w:pStyle w:val="Heading3"/>
-        <w:spacing w:before="280" w:after="120"/>
-      </w:pPr>
-      <w:r>
-        <w:rPr>
-          <w:rFonts w:ascii="Times New Roman" w:hAnsi="Times New Roman" w:eastAsia="Times New Roman" w:cs="Times New Roman"/>
-        </w:rPr>
-        <w:t xml:space="preserve">7.3 Frost </w:t>
-      </w:r>
-      <w:r>
-        <w:rPr>
-          <w:rFonts w:hint="eastAsia" w:ascii="Times New Roman" w:hAnsi="Times New Roman" w:eastAsia="SimHei" w:cs="Times New Roman"/>
-        </w:rPr>
-        <w:t xml:space="preserve">图的凹凸性判据</w:t>
-      </w:r>
-    </w:p>
-    <w:p>
-      <w:pPr>
-        <w:pStyle w:val="FirstParagraph"/>
-        <w:spacing w:after="80"/>
+        <w:pStyle w:val="BodyText"/>
+        <w:spacing w:before="120" w:after="80"/>
         <w:ind w:firstLine="420"/>
       </w:pPr>
       <w:r>

--- a/06-学生侧材料/讲义/学生专用版/5-无机化学/氧族与氮族元素-超级充实版（学生专用版）.docx
+++ b/06-学生侧材料/讲义/学生专用版/5-无机化学/氧族与氮族元素-超级充实版（学生专用版）.docx
@@ -1684,14 +1684,14 @@
               </w:rPr>
               <w:drawing>
                 <wp:inline>
-                  <wp:extent cx="2667000" cy="1820078"/>
+                  <wp:extent cx="2667000" cy="1306560"/>
                   <wp:effectExtent b="0" l="0" r="0" t="0"/>
                   <wp:docPr descr="" title="" id="15" name="Picture"/>
                   <a:graphic>
                     <a:graphicData uri="http://schemas.openxmlformats.org/drawingml/2006/picture">
                       <pic:pic>
                         <pic:nvPicPr>
-                          <pic:cNvPr descr="a0ea2ce4f5120cff408a2e84d28babfd3b82d8c23fe23a966f4e6edb2044c97f.png" id="16" name="Picture"/>
+                          <pic:cNvPr descr="fb44bbd48ccb9cdd8f539eed22a3aca3f99b2131978b6915e01872dedecc3171.jpg" id="16" name="Picture"/>
                           <pic:cNvPicPr>
                             <a:picLocks noChangeArrowheads="1" noChangeAspect="1"/>
                           </pic:cNvPicPr>
@@ -1705,7 +1705,7 @@
                         <pic:spPr bwMode="auto">
                           <a:xfrm>
                             <a:off x="0" y="0"/>
-                            <a:ext cx="2667000" cy="1820078"/>
+                            <a:ext cx="2667000" cy="1306560"/>
                           </a:xfrm>
                           <a:prstGeom prst="rect">
                             <a:avLst/>
@@ -13428,14 +13428,14 @@
               </w:rPr>
               <w:drawing>
                 <wp:inline>
-                  <wp:extent cx="2667000" cy="1908907"/>
+                  <wp:extent cx="2667000" cy="2045368"/>
                   <wp:effectExtent b="0" l="0" r="0" t="0"/>
                   <wp:docPr descr="" title="" id="41" name="Picture"/>
                   <a:graphic>
                     <a:graphicData uri="http://schemas.openxmlformats.org/drawingml/2006/picture">
                       <pic:pic>
                         <pic:nvPicPr>
-                          <pic:cNvPr descr="3bb3fe24f36567720603262a0ac6188d4bcb509be1f9bdd640b0d9b81d0d195b.png" id="42" name="Picture"/>
+                          <pic:cNvPr descr="cdbb811e7651e98211f58f943886b4ec149d344fa84e66216d2ddbf04d515e9f.jpg" id="42" name="Picture"/>
                           <pic:cNvPicPr>
                             <a:picLocks noChangeArrowheads="1" noChangeAspect="1"/>
                           </pic:cNvPicPr>
@@ -13449,7 +13449,7 @@
                         <pic:spPr bwMode="auto">
                           <a:xfrm>
                             <a:off x="0" y="0"/>
-                            <a:ext cx="2667000" cy="1908907"/>
+                            <a:ext cx="2667000" cy="2045368"/>
                           </a:xfrm>
                           <a:prstGeom prst="rect">
                             <a:avLst/>

--- a/06-学生侧材料/讲义/学生专用版/5-无机化学/氧族与氮族元素-超级充实版（学生专用版）.docx
+++ b/06-学生侧材料/讲义/学生专用版/5-无机化学/氧族与氮族元素-超级充实版（学生专用版）.docx
@@ -5458,11 +5458,11 @@
         </w:tblBorders>
       </w:tblPr>
       <w:tblGrid>
+        <w:gridCol w:w="1056"/>
+        <w:gridCol w:w="924"/>
         <w:gridCol w:w="1584"/>
-        <w:gridCol w:w="1584"/>
-        <w:gridCol w:w="1584"/>
-        <w:gridCol w:w="1584"/>
-        <w:gridCol w:w="1584"/>
+        <w:gridCol w:w="1056"/>
+        <w:gridCol w:w="3300"/>
       </w:tblGrid>
       <w:tr>
         <w:trPr>
@@ -27296,11 +27296,11 @@
         </w:tblBorders>
       </w:tblPr>
       <w:tblGrid>
-        <w:gridCol w:w="1584"/>
-        <w:gridCol w:w="1584"/>
-        <w:gridCol w:w="1584"/>
-        <w:gridCol w:w="1584"/>
-        <w:gridCol w:w="1584"/>
+        <w:gridCol w:w="1188"/>
+        <w:gridCol w:w="1056"/>
+        <w:gridCol w:w="792"/>
+        <w:gridCol w:w="1188"/>
+        <w:gridCol w:w="3696"/>
       </w:tblGrid>
       <w:tr>
         <w:trPr>
@@ -30198,10 +30198,10 @@
         </w:tblBorders>
       </w:tblPr>
       <w:tblGrid>
-        <w:gridCol w:w="1980"/>
-        <w:gridCol w:w="1980"/>
-        <w:gridCol w:w="1980"/>
-        <w:gridCol w:w="1980"/>
+        <w:gridCol w:w="924"/>
+        <w:gridCol w:w="1320"/>
+        <w:gridCol w:w="1320"/>
+        <w:gridCol w:w="4356"/>
       </w:tblGrid>
       <w:tr>
         <w:trPr>
@@ -40317,9 +40317,9 @@
         </w:tblBorders>
       </w:tblPr>
       <w:tblGrid>
-        <w:gridCol w:w="2640"/>
-        <w:gridCol w:w="2640"/>
-        <w:gridCol w:w="2640"/>
+        <w:gridCol w:w="1320"/>
+        <w:gridCol w:w="5412"/>
+        <w:gridCol w:w="1188"/>
       </w:tblGrid>
       <w:tr>
         <w:trPr>

--- a/06-学生侧材料/讲义/学生专用版/5-无机化学/氧族与氮族元素-超级充实版（学生专用版）.docx
+++ b/06-学生侧材料/讲义/学生专用版/5-无机化学/氧族与氮族元素-超级充实版（学生专用版）.docx
@@ -4833,11 +4833,11 @@
         </w:tblBorders>
       </w:tblPr>
       <w:tblGrid>
-        <w:gridCol w:w="1584"/>
-        <w:gridCol w:w="1584"/>
-        <w:gridCol w:w="1584"/>
-        <w:gridCol w:w="1584"/>
-        <w:gridCol w:w="1584"/>
+        <w:gridCol w:w="1980"/>
+        <w:gridCol w:w="1848"/>
+        <w:gridCol w:w="1122"/>
+        <w:gridCol w:w="1122"/>
+        <w:gridCol w:w="1848"/>
       </w:tblGrid>
       <w:tr>
         <w:trPr>
@@ -27296,11 +27296,11 @@
         </w:tblBorders>
       </w:tblPr>
       <w:tblGrid>
-        <w:gridCol w:w="1188"/>
-        <w:gridCol w:w="1056"/>
-        <w:gridCol w:w="792"/>
-        <w:gridCol w:w="1188"/>
-        <w:gridCol w:w="3696"/>
+        <w:gridCol w:w="990"/>
+        <w:gridCol w:w="990"/>
+        <w:gridCol w:w="726"/>
+        <w:gridCol w:w="1254"/>
+        <w:gridCol w:w="3960"/>
       </w:tblGrid>
       <w:tr>
         <w:trPr>
@@ -40317,9 +40317,9 @@
         </w:tblBorders>
       </w:tblPr>
       <w:tblGrid>
-        <w:gridCol w:w="1320"/>
-        <w:gridCol w:w="5412"/>
-        <w:gridCol w:w="1188"/>
+        <w:gridCol w:w="1782"/>
+        <w:gridCol w:w="4422"/>
+        <w:gridCol w:w="1716"/>
       </w:tblGrid>
       <w:tr>
         <w:trPr>

--- a/06-学生侧材料/讲义/学生专用版/5-无机化学/氧族与氮族元素-超级充实版（学生专用版）.docx
+++ b/06-学生侧材料/讲义/学生专用版/5-无机化学/氧族与氮族元素-超级充实版（学生专用版）.docx
@@ -5438,8 +5438,18 @@
     </w:tbl>
     <w:p>
       <w:pPr>
+        <w:pStyle w:val="BodyText"/>
         <w:spacing w:before="120" w:after="80"/>
+        <w:ind w:firstLine="420"/>
       </w:pPr>
+      <w:r>
+        <w:rPr>
+          <w:rFonts w:hint="eastAsia" w:ascii="Times New Roman" w:hAnsi="Times New Roman" w:eastAsia="FangSong" w:cs="Times New Roman"/>
+          <w:b/>
+          <w:bCs/>
+        </w:rPr>
+        <w:t xml:space="preserve">硫的含氧酸及其盐核心结构速查</w:t>
+      </w:r>
     </w:p>
     <w:tbl>
       <w:tblPr>
@@ -5458,11 +5468,10 @@
         </w:tblBorders>
       </w:tblPr>
       <w:tblGrid>
-        <w:gridCol w:w="1056"/>
-        <w:gridCol w:w="924"/>
+        <w:gridCol w:w="2112"/>
         <w:gridCol w:w="1584"/>
-        <w:gridCol w:w="1056"/>
-        <w:gridCol w:w="3300"/>
+        <w:gridCol w:w="2112"/>
+        <w:gridCol w:w="2112"/>
       </w:tblGrid>
       <w:tr>
         <w:trPr>
@@ -5548,6 +5557,1201 @@
             </w:r>
           </w:p>
         </w:tc>
+      </w:tr>
+      <w:tr>
+        <w:tc>
+          <w:tcPr/>
+          <w:p>
+            <w:pPr>
+              <w:pStyle w:val="Compact"/>
+              <w:jc w:val="center"/>
+            </w:pPr>
+            <w:r>
+              <w:rPr>
+                <w:rFonts w:hint="eastAsia" w:ascii="Times New Roman" w:hAnsi="Times New Roman" w:eastAsia="FangSong" w:cs="Times New Roman"/>
+              </w:rPr>
+              <w:t xml:space="preserve">硫酸</w:t>
+            </w:r>
+          </w:p>
+        </w:tc>
+        <w:tc>
+          <w:tcPr/>
+          <w:p>
+            <w:pPr>
+              <w:pStyle w:val="Compact"/>
+              <w:jc w:val="center"/>
+            </w:pPr>
+            <w:r>
+              <w:rPr>
+                <w:rFonts w:ascii="Times New Roman" w:hAnsi="Times New Roman" w:eastAsia="Times New Roman" w:cs="Times New Roman"/>
+              </w:rPr>
+              <w:t>H</w:t>
+            </w:r>
+            <w:r>
+              <w:rPr>
+                <w:rFonts w:ascii="Times New Roman" w:hAnsi="Times New Roman" w:eastAsia="Times New Roman" w:cs="Times New Roman"/>
+                <w:vertAlign w:val="subscript"/>
+              </w:rPr>
+              <w:t>2</w:t>
+            </w:r>
+            <w:r>
+              <w:rPr>
+                <w:rFonts w:ascii="Times New Roman" w:hAnsi="Times New Roman" w:eastAsia="Times New Roman" w:cs="Times New Roman"/>
+              </w:rPr>
+              <w:t>SO</w:t>
+            </w:r>
+            <w:r>
+              <w:rPr>
+                <w:rFonts w:ascii="Times New Roman" w:hAnsi="Times New Roman" w:eastAsia="Times New Roman" w:cs="Times New Roman"/>
+                <w:vertAlign w:val="subscript"/>
+              </w:rPr>
+              <w:t>4</w:t>
+            </w:r>
+          </w:p>
+        </w:tc>
+        <w:tc>
+          <w:tcPr/>
+          <w:p>
+            <w:pPr>
+              <w:pStyle w:val="Compact"/>
+              <w:jc w:val="center"/>
+            </w:pPr>
+            <w:r>
+              <w:rPr>
+                <w:rFonts w:ascii="Times New Roman" w:hAnsi="Times New Roman" w:eastAsia="Times New Roman" w:cs="Times New Roman"/>
+              </w:rPr>
+              <w:t>SO</w:t>
+            </w:r>
+            <w:r>
+              <w:rPr>
+                <w:rFonts w:ascii="Times New Roman" w:hAnsi="Times New Roman" w:eastAsia="Times New Roman" w:cs="Times New Roman"/>
+                <w:vertAlign w:val="subscript"/>
+              </w:rPr>
+              <w:t>4</w:t>
+            </w:r>
+            <w:r>
+              <w:rPr>
+                <w:rFonts w:ascii="Times New Roman" w:hAnsi="Times New Roman" w:eastAsia="Times New Roman" w:cs="Times New Roman"/>
+              </w:rPr>
+              <w:t xml:space="preserve"> </w:t>
+            </w:r>
+            <w:r>
+              <w:rPr>
+                <w:rFonts w:hint="eastAsia" w:ascii="Times New Roman" w:hAnsi="Times New Roman" w:eastAsia="FangSong" w:cs="Times New Roman"/>
+              </w:rPr>
+              <w:t xml:space="preserve">四面体</w:t>
+            </w:r>
+          </w:p>
+        </w:tc>
+        <w:tc>
+          <w:tcPr/>
+          <w:p>
+            <w:pPr>
+              <w:pStyle w:val="Compact"/>
+              <w:jc w:val="center"/>
+            </w:pPr>
+            <w:r>
+              <w:rPr>
+                <w:rFonts w:ascii="Times New Roman" w:hAnsi="Times New Roman" w:eastAsia="Times New Roman" w:cs="Times New Roman"/>
+              </w:rPr>
+              <w:t xml:space="preserve">+6</w:t>
+            </w:r>
+          </w:p>
+        </w:tc>
+      </w:tr>
+      <w:tr>
+        <w:tc>
+          <w:tcPr/>
+          <w:p>
+            <w:pPr>
+              <w:pStyle w:val="Compact"/>
+              <w:jc w:val="center"/>
+            </w:pPr>
+            <w:r>
+              <w:rPr>
+                <w:rFonts w:hint="eastAsia" w:ascii="Times New Roman" w:hAnsi="Times New Roman" w:eastAsia="FangSong" w:cs="Times New Roman"/>
+              </w:rPr>
+              <w:t xml:space="preserve">焦硫酸</w:t>
+            </w:r>
+          </w:p>
+        </w:tc>
+        <w:tc>
+          <w:tcPr/>
+          <w:p>
+            <w:pPr>
+              <w:pStyle w:val="Compact"/>
+              <w:jc w:val="center"/>
+            </w:pPr>
+            <w:r>
+              <w:rPr>
+                <w:rFonts w:ascii="Times New Roman" w:hAnsi="Times New Roman" w:eastAsia="Times New Roman" w:cs="Times New Roman"/>
+              </w:rPr>
+              <w:t>H</w:t>
+            </w:r>
+            <w:r>
+              <w:rPr>
+                <w:rFonts w:ascii="Times New Roman" w:hAnsi="Times New Roman" w:eastAsia="Times New Roman" w:cs="Times New Roman"/>
+                <w:vertAlign w:val="subscript"/>
+              </w:rPr>
+              <w:t>2</w:t>
+            </w:r>
+            <w:r>
+              <w:rPr>
+                <w:rFonts w:ascii="Times New Roman" w:hAnsi="Times New Roman" w:eastAsia="Times New Roman" w:cs="Times New Roman"/>
+              </w:rPr>
+              <w:t>S</w:t>
+            </w:r>
+            <w:r>
+              <w:rPr>
+                <w:rFonts w:ascii="Times New Roman" w:hAnsi="Times New Roman" w:eastAsia="Times New Roman" w:cs="Times New Roman"/>
+                <w:vertAlign w:val="subscript"/>
+              </w:rPr>
+              <w:t>2</w:t>
+            </w:r>
+            <w:r>
+              <w:rPr>
+                <w:rFonts w:ascii="Times New Roman" w:hAnsi="Times New Roman" w:eastAsia="Times New Roman" w:cs="Times New Roman"/>
+              </w:rPr>
+              <w:t>O</w:t>
+            </w:r>
+            <w:r>
+              <w:rPr>
+                <w:rFonts w:ascii="Times New Roman" w:hAnsi="Times New Roman" w:eastAsia="Times New Roman" w:cs="Times New Roman"/>
+                <w:vertAlign w:val="subscript"/>
+              </w:rPr>
+              <w:t>7</w:t>
+            </w:r>
+          </w:p>
+        </w:tc>
+        <w:tc>
+          <w:tcPr/>
+          <w:p>
+            <w:pPr>
+              <w:pStyle w:val="Compact"/>
+              <w:jc w:val="center"/>
+            </w:pPr>
+            <w:r>
+              <w:rPr>
+                <w:rFonts w:hint="eastAsia" w:ascii="Times New Roman" w:hAnsi="Times New Roman" w:eastAsia="FangSong" w:cs="Times New Roman"/>
+              </w:rPr>
+              <w:t xml:space="preserve">两个</w:t>
+            </w:r>
+            <w:r>
+              <w:rPr>
+                <w:rFonts w:ascii="Times New Roman" w:hAnsi="Times New Roman" w:eastAsia="Times New Roman" w:cs="Times New Roman"/>
+              </w:rPr>
+              <w:t xml:space="preserve"> SO</w:t>
+            </w:r>
+            <w:r>
+              <w:rPr>
+                <w:rFonts w:ascii="Times New Roman" w:hAnsi="Times New Roman" w:eastAsia="Times New Roman" w:cs="Times New Roman"/>
+                <w:vertAlign w:val="subscript"/>
+              </w:rPr>
+              <w:t>4</w:t>
+            </w:r>
+            <w:r>
+              <w:rPr>
+                <w:rFonts w:ascii="Times New Roman" w:hAnsi="Times New Roman" w:eastAsia="Times New Roman" w:cs="Times New Roman"/>
+              </w:rPr>
+              <w:t xml:space="preserve"> </w:t>
+            </w:r>
+            <w:r>
+              <w:rPr>
+                <w:rFonts w:hint="eastAsia" w:ascii="Times New Roman" w:hAnsi="Times New Roman" w:eastAsia="FangSong" w:cs="Times New Roman"/>
+              </w:rPr>
+              <w:t xml:space="preserve">四面体以桥氧共顶缩聚</w:t>
+            </w:r>
+          </w:p>
+        </w:tc>
+        <w:tc>
+          <w:tcPr/>
+          <w:p>
+            <w:pPr>
+              <w:pStyle w:val="Compact"/>
+              <w:jc w:val="center"/>
+            </w:pPr>
+            <w:r>
+              <w:rPr>
+                <w:rFonts w:ascii="Times New Roman" w:hAnsi="Times New Roman" w:eastAsia="Times New Roman" w:cs="Times New Roman"/>
+              </w:rPr>
+              <w:t xml:space="preserve">+6</w:t>
+            </w:r>
+          </w:p>
+        </w:tc>
+      </w:tr>
+      <w:tr>
+        <w:tc>
+          <w:tcPr/>
+          <w:p>
+            <w:pPr>
+              <w:pStyle w:val="Compact"/>
+              <w:jc w:val="center"/>
+            </w:pPr>
+            <w:r>
+              <w:rPr>
+                <w:rFonts w:hint="eastAsia" w:ascii="Times New Roman" w:hAnsi="Times New Roman" w:eastAsia="FangSong" w:cs="Times New Roman"/>
+              </w:rPr>
+              <w:t>过二硫酸</w:t>
+            </w:r>
+            <w:r>
+              <w:rPr>
+                <w:rFonts w:hint="eastAsia" w:ascii="Times New Roman" w:hAnsi="Times New Roman" w:eastAsia="Times New Roman" w:cs="Times New Roman"/>
+              </w:rPr>
+              <w:t>（</w:t>
+            </w:r>
+            <w:r>
+              <w:rPr>
+                <w:rFonts w:hint="eastAsia" w:ascii="Times New Roman" w:hAnsi="Times New Roman" w:eastAsia="FangSong" w:cs="Times New Roman"/>
+              </w:rPr>
+              <w:t>马歇尔酸</w:t>
+            </w:r>
+            <w:r>
+              <w:rPr>
+                <w:rFonts w:hint="eastAsia" w:ascii="Times New Roman" w:hAnsi="Times New Roman" w:eastAsia="Times New Roman" w:cs="Times New Roman"/>
+              </w:rPr>
+              <w:t>）</w:t>
+            </w:r>
+          </w:p>
+        </w:tc>
+        <w:tc>
+          <w:tcPr/>
+          <w:p>
+            <w:pPr>
+              <w:pStyle w:val="Compact"/>
+              <w:jc w:val="center"/>
+            </w:pPr>
+            <w:r>
+              <w:rPr>
+                <w:rFonts w:ascii="Times New Roman" w:hAnsi="Times New Roman" w:eastAsia="Times New Roman" w:cs="Times New Roman"/>
+              </w:rPr>
+              <w:t>H</w:t>
+            </w:r>
+            <w:r>
+              <w:rPr>
+                <w:rFonts w:ascii="Times New Roman" w:hAnsi="Times New Roman" w:eastAsia="Times New Roman" w:cs="Times New Roman"/>
+                <w:vertAlign w:val="subscript"/>
+              </w:rPr>
+              <w:t>2</w:t>
+            </w:r>
+            <w:r>
+              <w:rPr>
+                <w:rFonts w:ascii="Times New Roman" w:hAnsi="Times New Roman" w:eastAsia="Times New Roman" w:cs="Times New Roman"/>
+              </w:rPr>
+              <w:t>S</w:t>
+            </w:r>
+            <w:r>
+              <w:rPr>
+                <w:rFonts w:ascii="Times New Roman" w:hAnsi="Times New Roman" w:eastAsia="Times New Roman" w:cs="Times New Roman"/>
+                <w:vertAlign w:val="subscript"/>
+              </w:rPr>
+              <w:t>2</w:t>
+            </w:r>
+            <w:r>
+              <w:rPr>
+                <w:rFonts w:ascii="Times New Roman" w:hAnsi="Times New Roman" w:eastAsia="Times New Roman" w:cs="Times New Roman"/>
+              </w:rPr>
+              <w:t>O</w:t>
+            </w:r>
+            <w:r>
+              <w:rPr>
+                <w:rFonts w:ascii="Times New Roman" w:hAnsi="Times New Roman" w:eastAsia="Times New Roman" w:cs="Times New Roman"/>
+                <w:vertAlign w:val="subscript"/>
+              </w:rPr>
+              <w:t>8</w:t>
+            </w:r>
+          </w:p>
+        </w:tc>
+        <w:tc>
+          <w:tcPr/>
+          <w:p>
+            <w:pPr>
+              <w:pStyle w:val="Compact"/>
+              <w:jc w:val="center"/>
+            </w:pPr>
+            <w:r>
+              <w:rPr>
+                <w:rFonts w:hint="eastAsia" w:ascii="Times New Roman" w:hAnsi="Times New Roman" w:eastAsia="FangSong" w:cs="Times New Roman"/>
+              </w:rPr>
+              <w:t xml:space="preserve">两个</w:t>
+            </w:r>
+            <w:r>
+              <w:rPr>
+                <w:rFonts w:ascii="Times New Roman" w:hAnsi="Times New Roman" w:eastAsia="Times New Roman" w:cs="Times New Roman"/>
+              </w:rPr>
+              <w:t xml:space="preserve"> SO</w:t>
+            </w:r>
+            <w:r>
+              <w:rPr>
+                <w:rFonts w:ascii="Times New Roman" w:hAnsi="Times New Roman" w:eastAsia="Times New Roman" w:cs="Times New Roman"/>
+                <w:vertAlign w:val="subscript"/>
+              </w:rPr>
+              <w:t>4</w:t>
+            </w:r>
+            <w:r>
+              <w:rPr>
+                <w:rFonts w:ascii="Times New Roman" w:hAnsi="Times New Roman" w:eastAsia="Times New Roman" w:cs="Times New Roman"/>
+              </w:rPr>
+              <w:t xml:space="preserve"> </w:t>
+            </w:r>
+            <w:r>
+              <w:rPr>
+                <w:rFonts w:hint="eastAsia" w:ascii="Times New Roman" w:hAnsi="Times New Roman" w:eastAsia="FangSong" w:cs="Times New Roman"/>
+              </w:rPr>
+              <w:t xml:space="preserve">四面体以中间过氧键</w:t>
+            </w:r>
+            <w:r>
+              <w:rPr>
+                <w:rFonts w:ascii="Times New Roman" w:hAnsi="Times New Roman" w:eastAsia="Times New Roman" w:cs="Times New Roman"/>
+              </w:rPr>
+              <w:t xml:space="preserve"> —O—O— </w:t>
+            </w:r>
+            <w:r>
+              <w:rPr>
+                <w:rFonts w:hint="eastAsia" w:ascii="Times New Roman" w:hAnsi="Times New Roman" w:eastAsia="FangSong" w:cs="Times New Roman"/>
+              </w:rPr>
+              <w:t xml:space="preserve">桥联</w:t>
+            </w:r>
+          </w:p>
+        </w:tc>
+        <w:tc>
+          <w:tcPr/>
+          <w:p>
+            <w:pPr>
+              <w:pStyle w:val="Compact"/>
+              <w:jc w:val="center"/>
+            </w:pPr>
+            <w:r>
+              <w:rPr>
+                <w:rFonts w:hint="eastAsia" w:ascii="Times New Roman" w:hAnsi="Times New Roman" w:eastAsia="Times New Roman" w:cs="Times New Roman"/>
+              </w:rPr>
+              <w:t>+6（</w:t>
+            </w:r>
+            <w:r>
+              <w:rPr>
+                <w:rFonts w:hint="eastAsia" w:ascii="Times New Roman" w:hAnsi="Times New Roman" w:eastAsia="FangSong" w:cs="Times New Roman"/>
+              </w:rPr>
+              <w:t>过氧氧为</w:t>
+            </w:r>
+            <w:r>
+              <w:rPr>
+                <w:rFonts w:ascii="Times New Roman" w:hAnsi="Times New Roman" w:eastAsia="Times New Roman" w:cs="Times New Roman"/>
+              </w:rPr>
+              <w:t xml:space="preserve"> </w:t>
+            </w:r>
+            <w:r>
+              <w:rPr>
+                <w:rFonts w:hint="eastAsia" w:ascii="Times New Roman" w:hAnsi="Times New Roman" w:eastAsia="Times New Roman" w:cs="Times New Roman"/>
+              </w:rPr>
+              <w:t xml:space="preserve">−1）</w:t>
+            </w:r>
+          </w:p>
+        </w:tc>
+      </w:tr>
+      <w:tr>
+        <w:tc>
+          <w:tcPr/>
+          <w:p>
+            <w:pPr>
+              <w:pStyle w:val="Compact"/>
+              <w:jc w:val="center"/>
+            </w:pPr>
+            <w:r>
+              <w:rPr>
+                <w:rFonts w:hint="eastAsia" w:ascii="Times New Roman" w:hAnsi="Times New Roman" w:eastAsia="FangSong" w:cs="Times New Roman"/>
+              </w:rPr>
+              <w:t>过氧一硫酸</w:t>
+            </w:r>
+            <w:r>
+              <w:rPr>
+                <w:rFonts w:hint="eastAsia" w:ascii="Times New Roman" w:hAnsi="Times New Roman" w:eastAsia="Times New Roman" w:cs="Times New Roman"/>
+              </w:rPr>
+              <w:t>（</w:t>
+            </w:r>
+            <w:r>
+              <w:rPr>
+                <w:rFonts w:hint="eastAsia" w:ascii="Times New Roman" w:hAnsi="Times New Roman" w:eastAsia="FangSong" w:cs="Times New Roman"/>
+              </w:rPr>
+              <w:t>卡罗酸</w:t>
+            </w:r>
+            <w:r>
+              <w:rPr>
+                <w:rFonts w:hint="eastAsia" w:ascii="Times New Roman" w:hAnsi="Times New Roman" w:eastAsia="Times New Roman" w:cs="Times New Roman"/>
+              </w:rPr>
+              <w:t>）</w:t>
+            </w:r>
+          </w:p>
+        </w:tc>
+        <w:tc>
+          <w:tcPr/>
+          <w:p>
+            <w:pPr>
+              <w:pStyle w:val="Compact"/>
+              <w:jc w:val="center"/>
+            </w:pPr>
+            <w:r>
+              <w:rPr>
+                <w:rFonts w:ascii="Times New Roman" w:hAnsi="Times New Roman" w:eastAsia="Times New Roman" w:cs="Times New Roman"/>
+              </w:rPr>
+              <w:t>H</w:t>
+            </w:r>
+            <w:r>
+              <w:rPr>
+                <w:rFonts w:ascii="Times New Roman" w:hAnsi="Times New Roman" w:eastAsia="Times New Roman" w:cs="Times New Roman"/>
+                <w:vertAlign w:val="subscript"/>
+              </w:rPr>
+              <w:t>2</w:t>
+            </w:r>
+            <w:r>
+              <w:rPr>
+                <w:rFonts w:ascii="Times New Roman" w:hAnsi="Times New Roman" w:eastAsia="Times New Roman" w:cs="Times New Roman"/>
+              </w:rPr>
+              <w:t>SO</w:t>
+            </w:r>
+            <w:r>
+              <w:rPr>
+                <w:rFonts w:ascii="Times New Roman" w:hAnsi="Times New Roman" w:eastAsia="Times New Roman" w:cs="Times New Roman"/>
+                <w:vertAlign w:val="subscript"/>
+              </w:rPr>
+              <w:t>5</w:t>
+            </w:r>
+          </w:p>
+        </w:tc>
+        <w:tc>
+          <w:tcPr/>
+          <w:p>
+            <w:pPr>
+              <w:pStyle w:val="Compact"/>
+              <w:jc w:val="center"/>
+            </w:pPr>
+            <w:r>
+              <w:rPr>
+                <w:rFonts w:hint="eastAsia" w:ascii="Times New Roman" w:hAnsi="Times New Roman" w:eastAsia="FangSong" w:cs="Times New Roman"/>
+              </w:rPr>
+              <w:t xml:space="preserve">含羟基过氧链</w:t>
+            </w:r>
+            <w:r>
+              <w:rPr>
+                <w:rFonts w:ascii="Times New Roman" w:hAnsi="Times New Roman" w:eastAsia="Times New Roman" w:cs="Times New Roman"/>
+              </w:rPr>
+              <w:t xml:space="preserve"> —O—O—H</w:t>
+            </w:r>
+          </w:p>
+        </w:tc>
+        <w:tc>
+          <w:tcPr/>
+          <w:p>
+            <w:pPr>
+              <w:pStyle w:val="Compact"/>
+              <w:jc w:val="center"/>
+            </w:pPr>
+            <w:r>
+              <w:rPr>
+                <w:rFonts w:ascii="Times New Roman" w:hAnsi="Times New Roman" w:eastAsia="Times New Roman" w:cs="Times New Roman"/>
+              </w:rPr>
+              <w:t xml:space="preserve">+6</w:t>
+            </w:r>
+          </w:p>
+        </w:tc>
+      </w:tr>
+      <w:tr>
+        <w:tc>
+          <w:tcPr/>
+          <w:p>
+            <w:pPr>
+              <w:pStyle w:val="Compact"/>
+              <w:jc w:val="center"/>
+            </w:pPr>
+            <w:r>
+              <w:rPr>
+                <w:rFonts w:hint="eastAsia" w:ascii="Times New Roman" w:hAnsi="Times New Roman" w:eastAsia="FangSong" w:cs="Times New Roman"/>
+              </w:rPr>
+              <w:t xml:space="preserve">硫代硫酸根</w:t>
+            </w:r>
+          </w:p>
+        </w:tc>
+        <w:tc>
+          <w:tcPr/>
+          <w:p>
+            <w:pPr>
+              <w:pStyle w:val="Compact"/>
+              <w:jc w:val="center"/>
+            </w:pPr>
+            <w:r>
+              <w:rPr>
+                <w:rFonts w:ascii="Times New Roman" w:hAnsi="Times New Roman" w:eastAsia="Times New Roman" w:cs="Times New Roman"/>
+              </w:rPr>
+              <w:t>S</w:t>
+            </w:r>
+            <w:r>
+              <w:rPr>
+                <w:rFonts w:ascii="Times New Roman" w:hAnsi="Times New Roman" w:eastAsia="Times New Roman" w:cs="Times New Roman"/>
+                <w:vertAlign w:val="subscript"/>
+              </w:rPr>
+              <w:t>2</w:t>
+            </w:r>
+            <w:r>
+              <w:rPr>
+                <w:rFonts w:ascii="Times New Roman" w:hAnsi="Times New Roman" w:eastAsia="Times New Roman" w:cs="Times New Roman"/>
+              </w:rPr>
+              <w:t>O</w:t>
+            </w:r>
+            <w:r>
+              <w:rPr>
+                <w:rFonts w:ascii="Times New Roman" w:hAnsi="Times New Roman" w:eastAsia="Times New Roman" w:cs="Times New Roman"/>
+                <w:vertAlign w:val="subscript"/>
+              </w:rPr>
+              <w:t>3</w:t>
+            </w:r>
+            <w:r>
+              <w:rPr>
+                <w:rFonts w:ascii="Times New Roman" w:hAnsi="Times New Roman" w:eastAsia="Times New Roman" w:cs="Times New Roman"/>
+                <w:vertAlign w:val="superscript"/>
+              </w:rPr>
+              <w:t>2-</w:t>
+            </w:r>
+          </w:p>
+        </w:tc>
+        <w:tc>
+          <w:tcPr/>
+          <w:p>
+            <w:pPr>
+              <w:pStyle w:val="Compact"/>
+              <w:jc w:val="center"/>
+            </w:pPr>
+            <w:r>
+              <w:rPr>
+                <w:rFonts w:ascii="Times New Roman" w:hAnsi="Times New Roman" w:eastAsia="Times New Roman" w:cs="Times New Roman"/>
+              </w:rPr>
+              <w:t>SO</w:t>
+            </w:r>
+            <w:r>
+              <w:rPr>
+                <w:rFonts w:ascii="Times New Roman" w:hAnsi="Times New Roman" w:eastAsia="Times New Roman" w:cs="Times New Roman"/>
+                <w:vertAlign w:val="subscript"/>
+              </w:rPr>
+              <w:t>4</w:t>
+            </w:r>
+            <w:r>
+              <w:rPr>
+                <w:rFonts w:ascii="Times New Roman" w:hAnsi="Times New Roman" w:eastAsia="Times New Roman" w:cs="Times New Roman"/>
+                <w:vertAlign w:val="superscript"/>
+              </w:rPr>
+              <w:t>2-</w:t>
+            </w:r>
+            <w:r>
+              <w:rPr>
+                <w:rFonts w:ascii="Times New Roman" w:hAnsi="Times New Roman" w:eastAsia="Times New Roman" w:cs="Times New Roman"/>
+              </w:rPr>
+              <w:t xml:space="preserve"> </w:t>
+            </w:r>
+            <w:r>
+              <w:rPr>
+                <w:rFonts w:hint="eastAsia" w:ascii="Times New Roman" w:hAnsi="Times New Roman" w:eastAsia="FangSong" w:cs="Times New Roman"/>
+              </w:rPr>
+              <w:t>中一个非羟基氧被硫置换</w:t>
+            </w:r>
+            <w:r>
+              <w:rPr>
+                <w:rFonts w:hint="eastAsia" w:ascii="Times New Roman" w:hAnsi="Times New Roman" w:eastAsia="Times New Roman" w:cs="Times New Roman"/>
+              </w:rPr>
+              <w:t>；</w:t>
+            </w:r>
+            <w:r>
+              <w:rPr>
+                <w:rFonts w:hint="eastAsia" w:ascii="Times New Roman" w:hAnsi="Times New Roman" w:eastAsia="FangSong" w:cs="Times New Roman"/>
+              </w:rPr>
+              <w:t>中心硫</w:t>
+            </w:r>
+            <w:r>
+              <w:rPr>
+                <w:rFonts w:ascii="Times New Roman" w:hAnsi="Times New Roman" w:eastAsia="Times New Roman" w:cs="Times New Roman"/>
+              </w:rPr>
+              <w:t xml:space="preserve"> </w:t>
+            </w:r>
+            <w:r>
+              <w:rPr>
+                <w:rFonts w:hint="eastAsia" w:ascii="Times New Roman" w:hAnsi="Times New Roman" w:eastAsia="Times New Roman" w:cs="Times New Roman"/>
+              </w:rPr>
+              <w:t>+5、</w:t>
+            </w:r>
+            <w:r>
+              <w:rPr>
+                <w:rFonts w:hint="eastAsia" w:ascii="Times New Roman" w:hAnsi="Times New Roman" w:eastAsia="FangSong" w:cs="Times New Roman"/>
+              </w:rPr>
+              <w:t>端硫</w:t>
+            </w:r>
+            <w:r>
+              <w:rPr>
+                <w:rFonts w:ascii="Times New Roman" w:hAnsi="Times New Roman" w:eastAsia="Times New Roman" w:cs="Times New Roman"/>
+              </w:rPr>
+              <w:t xml:space="preserve"> −1</w:t>
+            </w:r>
+          </w:p>
+        </w:tc>
+        <w:tc>
+          <w:tcPr/>
+          <w:p>
+            <w:pPr>
+              <w:pStyle w:val="Compact"/>
+              <w:jc w:val="center"/>
+            </w:pPr>
+            <w:r>
+              <w:rPr>
+                <w:rFonts w:hint="eastAsia" w:ascii="Times New Roman" w:hAnsi="Times New Roman" w:eastAsia="FangSong" w:cs="Times New Roman"/>
+              </w:rPr>
+              <w:t xml:space="preserve">平均</w:t>
+            </w:r>
+            <w:r>
+              <w:rPr>
+                <w:rFonts w:ascii="Times New Roman" w:hAnsi="Times New Roman" w:eastAsia="Times New Roman" w:cs="Times New Roman"/>
+              </w:rPr>
+              <w:t xml:space="preserve"> +2</w:t>
+            </w:r>
+          </w:p>
+        </w:tc>
+      </w:tr>
+      <w:tr>
+        <w:tc>
+          <w:tcPr/>
+          <w:p>
+            <w:pPr>
+              <w:pStyle w:val="Compact"/>
+              <w:jc w:val="center"/>
+            </w:pPr>
+            <w:r>
+              <w:rPr>
+                <w:rFonts w:hint="eastAsia" w:ascii="Times New Roman" w:hAnsi="Times New Roman" w:eastAsia="FangSong" w:cs="Times New Roman"/>
+              </w:rPr>
+              <w:t xml:space="preserve">连二亚硫酸根</w:t>
+            </w:r>
+          </w:p>
+        </w:tc>
+        <w:tc>
+          <w:tcPr/>
+          <w:p>
+            <w:pPr>
+              <w:pStyle w:val="Compact"/>
+              <w:jc w:val="center"/>
+            </w:pPr>
+            <w:r>
+              <w:rPr>
+                <w:rFonts w:ascii="Times New Roman" w:hAnsi="Times New Roman" w:eastAsia="Times New Roman" w:cs="Times New Roman"/>
+              </w:rPr>
+              <w:t>S</w:t>
+            </w:r>
+            <w:r>
+              <w:rPr>
+                <w:rFonts w:ascii="Times New Roman" w:hAnsi="Times New Roman" w:eastAsia="Times New Roman" w:cs="Times New Roman"/>
+                <w:vertAlign w:val="subscript"/>
+              </w:rPr>
+              <w:t>2</w:t>
+            </w:r>
+            <w:r>
+              <w:rPr>
+                <w:rFonts w:ascii="Times New Roman" w:hAnsi="Times New Roman" w:eastAsia="Times New Roman" w:cs="Times New Roman"/>
+              </w:rPr>
+              <w:t>O</w:t>
+            </w:r>
+            <w:r>
+              <w:rPr>
+                <w:rFonts w:ascii="Times New Roman" w:hAnsi="Times New Roman" w:eastAsia="Times New Roman" w:cs="Times New Roman"/>
+                <w:vertAlign w:val="subscript"/>
+              </w:rPr>
+              <w:t>4</w:t>
+            </w:r>
+            <w:r>
+              <w:rPr>
+                <w:rFonts w:ascii="Times New Roman" w:hAnsi="Times New Roman" w:eastAsia="Times New Roman" w:cs="Times New Roman"/>
+                <w:vertAlign w:val="superscript"/>
+              </w:rPr>
+              <w:t>2-</w:t>
+            </w:r>
+          </w:p>
+        </w:tc>
+        <w:tc>
+          <w:tcPr/>
+          <w:p>
+            <w:pPr>
+              <w:pStyle w:val="Compact"/>
+              <w:jc w:val="center"/>
+            </w:pPr>
+            <w:r>
+              <w:rPr>
+                <w:rFonts w:hint="eastAsia" w:ascii="Times New Roman" w:hAnsi="Times New Roman" w:eastAsia="Times New Roman" w:cs="Times New Roman"/>
+              </w:rPr>
+              <w:t>C</w:t>
+            </w:r>
+            <w:r>
+              <w:rPr>
+                <w:rFonts w:hint="eastAsia" w:ascii="Times New Roman" w:hAnsi="Times New Roman" w:eastAsia="Times New Roman" w:cs="Times New Roman"/>
+                <w:vertAlign w:val="subscript"/>
+              </w:rPr>
+              <w:t>2v</w:t>
+            </w:r>
+            <w:r>
+              <w:rPr>
+                <w:rFonts w:hint="eastAsia" w:ascii="Times New Roman" w:hAnsi="Times New Roman" w:eastAsia="Times New Roman" w:cs="Times New Roman"/>
+              </w:rPr>
+              <w:t>；</w:t>
+            </w:r>
+            <w:r>
+              <w:rPr>
+                <w:rFonts w:hint="eastAsia" w:ascii="Times New Roman" w:hAnsi="Times New Roman" w:eastAsia="FangSong" w:cs="Times New Roman"/>
+              </w:rPr>
+              <w:t>两个</w:t>
+            </w:r>
+            <w:r>
+              <w:rPr>
+                <w:rFonts w:ascii="Times New Roman" w:hAnsi="Times New Roman" w:eastAsia="Times New Roman" w:cs="Times New Roman"/>
+              </w:rPr>
+              <w:t xml:space="preserve"> —SO</w:t>
+            </w:r>
+            <w:r>
+              <w:rPr>
+                <w:rFonts w:ascii="Times New Roman" w:hAnsi="Times New Roman" w:eastAsia="Times New Roman" w:cs="Times New Roman"/>
+                <w:vertAlign w:val="subscript"/>
+              </w:rPr>
+              <w:t>2</w:t>
+            </w:r>
+            <w:r>
+              <w:rPr>
+                <w:rFonts w:ascii="Times New Roman" w:hAnsi="Times New Roman" w:eastAsia="Times New Roman" w:cs="Times New Roman"/>
+              </w:rPr>
+              <w:t xml:space="preserve"> </w:t>
+            </w:r>
+            <w:r>
+              <w:rPr>
+                <w:rFonts w:hint="eastAsia" w:ascii="Times New Roman" w:hAnsi="Times New Roman" w:eastAsia="FangSong" w:cs="Times New Roman"/>
+              </w:rPr>
+              <w:t xml:space="preserve">以</w:t>
+            </w:r>
+            <w:r>
+              <w:rPr>
+                <w:rFonts w:ascii="Times New Roman" w:hAnsi="Times New Roman" w:eastAsia="Times New Roman" w:cs="Times New Roman"/>
+              </w:rPr>
+              <w:t xml:space="preserve"> S—S </w:t>
+            </w:r>
+            <w:r>
+              <w:rPr>
+                <w:rFonts w:hint="eastAsia" w:ascii="Times New Roman" w:hAnsi="Times New Roman" w:eastAsia="FangSong" w:cs="Times New Roman"/>
+              </w:rPr>
+              <w:t>直连并呈顺式重叠</w:t>
+            </w:r>
+            <w:r>
+              <w:rPr>
+                <w:rFonts w:hint="eastAsia" w:ascii="Times New Roman" w:hAnsi="Times New Roman" w:eastAsia="Times New Roman" w:cs="Times New Roman"/>
+              </w:rPr>
+              <w:t>，S—S</w:t>
+            </w:r>
+            <w:r>
+              <w:rPr>
+                <w:rFonts w:ascii="Times New Roman" w:hAnsi="Times New Roman" w:eastAsia="Times New Roman" w:cs="Times New Roman"/>
+              </w:rPr>
+              <w:t xml:space="preserve"> </w:t>
+            </w:r>
+            <w:r>
+              <w:rPr>
+                <w:rFonts w:hint="eastAsia" w:ascii="Times New Roman" w:hAnsi="Times New Roman" w:eastAsia="FangSong" w:cs="Times New Roman"/>
+              </w:rPr>
+              <w:t xml:space="preserve">长</w:t>
+            </w:r>
+            <w:r>
+              <w:rPr>
+                <w:rFonts w:ascii="Times New Roman" w:hAnsi="Times New Roman" w:eastAsia="Times New Roman" w:cs="Times New Roman"/>
+              </w:rPr>
+              <w:t xml:space="preserve"> 239 pm</w:t>
+            </w:r>
+          </w:p>
+        </w:tc>
+        <w:tc>
+          <w:tcPr/>
+          <w:p>
+            <w:pPr>
+              <w:pStyle w:val="Compact"/>
+              <w:jc w:val="center"/>
+            </w:pPr>
+            <w:r>
+              <w:rPr>
+                <w:rFonts w:ascii="Times New Roman" w:hAnsi="Times New Roman" w:eastAsia="Times New Roman" w:cs="Times New Roman"/>
+              </w:rPr>
+              <w:t xml:space="preserve">+3</w:t>
+            </w:r>
+          </w:p>
+        </w:tc>
+      </w:tr>
+      <w:tr>
+        <w:tc>
+          <w:tcPr/>
+          <w:p>
+            <w:pPr>
+              <w:pStyle w:val="Compact"/>
+              <w:jc w:val="center"/>
+            </w:pPr>
+            <w:r>
+              <w:rPr>
+                <w:rFonts w:hint="eastAsia" w:ascii="Times New Roman" w:hAnsi="Times New Roman" w:eastAsia="FangSong" w:cs="Times New Roman"/>
+              </w:rPr>
+              <w:t xml:space="preserve">焦亚硫酸根</w:t>
+            </w:r>
+          </w:p>
+        </w:tc>
+        <w:tc>
+          <w:tcPr/>
+          <w:p>
+            <w:pPr>
+              <w:pStyle w:val="Compact"/>
+              <w:jc w:val="center"/>
+            </w:pPr>
+            <w:r>
+              <w:rPr>
+                <w:rFonts w:ascii="Times New Roman" w:hAnsi="Times New Roman" w:eastAsia="Times New Roman" w:cs="Times New Roman"/>
+              </w:rPr>
+              <w:t>S</w:t>
+            </w:r>
+            <w:r>
+              <w:rPr>
+                <w:rFonts w:ascii="Times New Roman" w:hAnsi="Times New Roman" w:eastAsia="Times New Roman" w:cs="Times New Roman"/>
+                <w:vertAlign w:val="subscript"/>
+              </w:rPr>
+              <w:t>2</w:t>
+            </w:r>
+            <w:r>
+              <w:rPr>
+                <w:rFonts w:ascii="Times New Roman" w:hAnsi="Times New Roman" w:eastAsia="Times New Roman" w:cs="Times New Roman"/>
+              </w:rPr>
+              <w:t>O</w:t>
+            </w:r>
+            <w:r>
+              <w:rPr>
+                <w:rFonts w:ascii="Times New Roman" w:hAnsi="Times New Roman" w:eastAsia="Times New Roman" w:cs="Times New Roman"/>
+                <w:vertAlign w:val="subscript"/>
+              </w:rPr>
+              <w:t>5</w:t>
+            </w:r>
+            <w:r>
+              <w:rPr>
+                <w:rFonts w:ascii="Times New Roman" w:hAnsi="Times New Roman" w:eastAsia="Times New Roman" w:cs="Times New Roman"/>
+                <w:vertAlign w:val="superscript"/>
+              </w:rPr>
+              <w:t>2-</w:t>
+            </w:r>
+          </w:p>
+        </w:tc>
+        <w:tc>
+          <w:tcPr/>
+          <w:p>
+            <w:pPr>
+              <w:pStyle w:val="Compact"/>
+              <w:jc w:val="center"/>
+            </w:pPr>
+            <w:r>
+              <w:rPr>
+                <w:rFonts w:hint="eastAsia" w:ascii="Times New Roman" w:hAnsi="Times New Roman" w:eastAsia="FangSong" w:cs="Times New Roman"/>
+              </w:rPr>
+              <w:t xml:space="preserve">非对称</w:t>
+            </w:r>
+            <w:r>
+              <w:rPr>
+                <w:rFonts w:ascii="Times New Roman" w:hAnsi="Times New Roman" w:eastAsia="Times New Roman" w:cs="Times New Roman"/>
+              </w:rPr>
+              <w:t xml:space="preserve"> S—S </w:t>
+            </w:r>
+            <w:r>
+              <w:rPr>
+                <w:rFonts w:hint="eastAsia" w:ascii="Times New Roman" w:hAnsi="Times New Roman" w:eastAsia="FangSong" w:cs="Times New Roman"/>
+              </w:rPr>
+              <w:t>直连</w:t>
+            </w:r>
+            <w:r>
+              <w:rPr>
+                <w:rFonts w:hint="eastAsia" w:ascii="Times New Roman" w:hAnsi="Times New Roman" w:eastAsia="Times New Roman" w:cs="Times New Roman"/>
+              </w:rPr>
+              <w:t>（O</w:t>
+            </w:r>
+            <w:r>
+              <w:rPr>
+                <w:rFonts w:hint="eastAsia" w:ascii="Times New Roman" w:hAnsi="Times New Roman" w:eastAsia="Times New Roman" w:cs="Times New Roman"/>
+                <w:vertAlign w:val="subscript"/>
+              </w:rPr>
+              <w:t>3</w:t>
+            </w:r>
+            <w:r>
+              <w:rPr>
+                <w:rFonts w:hint="eastAsia" w:ascii="Times New Roman" w:hAnsi="Times New Roman" w:eastAsia="Times New Roman" w:cs="Times New Roman"/>
+              </w:rPr>
+              <w:t>S—SO</w:t>
+            </w:r>
+            <w:r>
+              <w:rPr>
+                <w:rFonts w:hint="eastAsia" w:ascii="Times New Roman" w:hAnsi="Times New Roman" w:eastAsia="Times New Roman" w:cs="Times New Roman"/>
+                <w:vertAlign w:val="subscript"/>
+              </w:rPr>
+              <w:t>2</w:t>
+            </w:r>
+            <w:r>
+              <w:rPr>
+                <w:rFonts w:hint="eastAsia" w:ascii="Times New Roman" w:hAnsi="Times New Roman" w:eastAsia="Times New Roman" w:cs="Times New Roman"/>
+                <w:vertAlign w:val="superscript"/>
+              </w:rPr>
+              <w:t>2-</w:t>
+            </w:r>
+            <w:r>
+              <w:rPr>
+                <w:rFonts w:hint="eastAsia" w:ascii="Times New Roman" w:hAnsi="Times New Roman" w:eastAsia="Times New Roman" w:cs="Times New Roman"/>
+              </w:rPr>
+              <w:t>）</w:t>
+            </w:r>
+          </w:p>
+        </w:tc>
+        <w:tc>
+          <w:tcPr/>
+          <w:p>
+            <w:pPr>
+              <w:pStyle w:val="Compact"/>
+              <w:jc w:val="center"/>
+            </w:pPr>
+            <w:r>
+              <w:rPr>
+                <w:rFonts w:hint="eastAsia" w:ascii="Times New Roman" w:hAnsi="Times New Roman" w:eastAsia="FangSong" w:cs="Times New Roman"/>
+              </w:rPr>
+              <w:t xml:space="preserve">平均</w:t>
+            </w:r>
+            <w:r>
+              <w:rPr>
+                <w:rFonts w:ascii="Times New Roman" w:hAnsi="Times New Roman" w:eastAsia="Times New Roman" w:cs="Times New Roman"/>
+              </w:rPr>
+              <w:t xml:space="preserve"> </w:t>
+            </w:r>
+            <w:r>
+              <w:rPr>
+                <w:rFonts w:hint="eastAsia" w:ascii="Times New Roman" w:hAnsi="Times New Roman" w:eastAsia="Times New Roman" w:cs="Times New Roman"/>
+              </w:rPr>
+              <w:t>+4（</w:t>
+            </w:r>
+            <w:r>
+              <w:rPr>
+                <w:rFonts w:hint="eastAsia" w:ascii="Times New Roman" w:hAnsi="Times New Roman" w:eastAsia="FangSong" w:cs="Times New Roman"/>
+              </w:rPr>
+              <w:t>两硫为</w:t>
+            </w:r>
+            <w:r>
+              <w:rPr>
+                <w:rFonts w:ascii="Times New Roman" w:hAnsi="Times New Roman" w:eastAsia="Times New Roman" w:cs="Times New Roman"/>
+              </w:rPr>
+              <w:t xml:space="preserve"> +5 </w:t>
+            </w:r>
+            <w:r>
+              <w:rPr>
+                <w:rFonts w:hint="eastAsia" w:ascii="Times New Roman" w:hAnsi="Times New Roman" w:eastAsia="FangSong" w:cs="Times New Roman"/>
+              </w:rPr>
+              <w:t xml:space="preserve">与</w:t>
+            </w:r>
+            <w:r>
+              <w:rPr>
+                <w:rFonts w:ascii="Times New Roman" w:hAnsi="Times New Roman" w:eastAsia="Times New Roman" w:cs="Times New Roman"/>
+              </w:rPr>
+              <w:t xml:space="preserve"> </w:t>
+            </w:r>
+            <w:r>
+              <w:rPr>
+                <w:rFonts w:hint="eastAsia" w:ascii="Times New Roman" w:hAnsi="Times New Roman" w:eastAsia="Times New Roman" w:cs="Times New Roman"/>
+              </w:rPr>
+              <w:t xml:space="preserve">+3）</w:t>
+            </w:r>
+          </w:p>
+        </w:tc>
+      </w:tr>
+      <w:tr>
+        <w:tc>
+          <w:tcPr/>
+          <w:p>
+            <w:pPr>
+              <w:pStyle w:val="Compact"/>
+              <w:jc w:val="center"/>
+            </w:pPr>
+            <w:r>
+              <w:rPr>
+                <w:rFonts w:hint="eastAsia" w:ascii="Times New Roman" w:hAnsi="Times New Roman" w:eastAsia="FangSong" w:cs="Times New Roman"/>
+              </w:rPr>
+              <w:t xml:space="preserve">四氮化四硫</w:t>
+            </w:r>
+          </w:p>
+        </w:tc>
+        <w:tc>
+          <w:tcPr/>
+          <w:p>
+            <w:pPr>
+              <w:pStyle w:val="Compact"/>
+              <w:jc w:val="center"/>
+            </w:pPr>
+            <w:r>
+              <w:rPr>
+                <w:rFonts w:ascii="Times New Roman" w:hAnsi="Times New Roman" w:eastAsia="Times New Roman" w:cs="Times New Roman"/>
+              </w:rPr>
+              <w:t>S</w:t>
+            </w:r>
+            <w:r>
+              <w:rPr>
+                <w:rFonts w:ascii="Times New Roman" w:hAnsi="Times New Roman" w:eastAsia="Times New Roman" w:cs="Times New Roman"/>
+                <w:vertAlign w:val="subscript"/>
+              </w:rPr>
+              <w:t>4</w:t>
+            </w:r>
+            <w:r>
+              <w:rPr>
+                <w:rFonts w:ascii="Times New Roman" w:hAnsi="Times New Roman" w:eastAsia="Times New Roman" w:cs="Times New Roman"/>
+              </w:rPr>
+              <w:t>N</w:t>
+            </w:r>
+            <w:r>
+              <w:rPr>
+                <w:rFonts w:ascii="Times New Roman" w:hAnsi="Times New Roman" w:eastAsia="Times New Roman" w:cs="Times New Roman"/>
+                <w:vertAlign w:val="subscript"/>
+              </w:rPr>
+              <w:t>4</w:t>
+            </w:r>
+          </w:p>
+        </w:tc>
+        <w:tc>
+          <w:tcPr/>
+          <w:p>
+            <w:pPr>
+              <w:pStyle w:val="Compact"/>
+              <w:jc w:val="center"/>
+            </w:pPr>
+            <w:r>
+              <w:rPr>
+                <w:rFonts w:ascii="Times New Roman" w:hAnsi="Times New Roman" w:eastAsia="Times New Roman" w:cs="Times New Roman"/>
+              </w:rPr>
+              <w:t>D</w:t>
+            </w:r>
+            <w:r>
+              <w:rPr>
+                <w:rFonts w:ascii="Times New Roman" w:hAnsi="Times New Roman" w:eastAsia="Times New Roman" w:cs="Times New Roman"/>
+                <w:vertAlign w:val="subscript"/>
+              </w:rPr>
+              <w:t>2</w:t>
+            </w:r>
+            <w:r>
+              <w:rPr>
+                <w:rFonts w:ascii="Times New Roman" w:hAnsi="Times New Roman" w:eastAsia="Times New Roman" w:cs="Times New Roman"/>
+              </w:rPr>
+              <w:t xml:space="preserve">d </w:t>
+            </w:r>
+            <w:r>
+              <w:rPr>
+                <w:rFonts w:hint="eastAsia" w:ascii="Times New Roman" w:hAnsi="Times New Roman" w:eastAsia="FangSong" w:cs="Times New Roman"/>
+              </w:rPr>
+              <w:t>摇篮状八元环</w:t>
+            </w:r>
+            <w:r>
+              <w:rPr>
+                <w:rFonts w:hint="eastAsia" w:ascii="Times New Roman" w:hAnsi="Times New Roman" w:eastAsia="Times New Roman" w:cs="Times New Roman"/>
+              </w:rPr>
+              <w:t>，</w:t>
+            </w:r>
+            <w:r>
+              <w:rPr>
+                <w:rFonts w:hint="eastAsia" w:ascii="Times New Roman" w:hAnsi="Times New Roman" w:eastAsia="FangSong" w:cs="Times New Roman"/>
+              </w:rPr>
+              <w:t>跨环</w:t>
+            </w:r>
+            <w:r>
+              <w:rPr>
+                <w:rFonts w:ascii="Times New Roman" w:hAnsi="Times New Roman" w:eastAsia="Times New Roman" w:cs="Times New Roman"/>
+              </w:rPr>
+              <w:t xml:space="preserve"> S…S 258 pm</w:t>
+            </w:r>
+          </w:p>
+        </w:tc>
+        <w:tc>
+          <w:tcPr/>
+          <w:p>
+            <w:pPr>
+              <w:pStyle w:val="Compact"/>
+              <w:jc w:val="center"/>
+            </w:pPr>
+            <w:r>
+              <w:rPr>
+                <w:rFonts w:ascii="Times New Roman" w:hAnsi="Times New Roman" w:eastAsia="Times New Roman" w:cs="Times New Roman"/>
+              </w:rPr>
+              <w:t xml:space="preserve">—</w:t>
+            </w:r>
+          </w:p>
+        </w:tc>
+      </w:tr>
+    </w:tbl>
+    <w:p>
+      <w:pPr>
+        <w:pStyle w:val="BodyText"/>
+        <w:spacing w:before="120" w:after="80"/>
+        <w:ind w:firstLine="420"/>
+      </w:pPr>
+      <w:r>
+        <w:rPr>
+          <w:rFonts w:hint="eastAsia" w:ascii="Times New Roman" w:hAnsi="Times New Roman" w:eastAsia="FangSong" w:cs="Times New Roman"/>
+          <w:b/>
+          <w:bCs/>
+        </w:rPr>
+        <w:t>硫的含氧酸及其盐速查</w:t>
+      </w:r>
+      <w:r>
+        <w:rPr>
+          <w:rFonts w:hint="eastAsia" w:ascii="Times New Roman" w:hAnsi="Times New Roman" w:eastAsia="Times New Roman" w:cs="Times New Roman"/>
+          <w:b/>
+          <w:bCs/>
+        </w:rPr>
+        <w:t>（</w:t>
+      </w:r>
+      <w:r>
+        <w:rPr>
+          <w:rFonts w:hint="eastAsia" w:ascii="Times New Roman" w:hAnsi="Times New Roman" w:eastAsia="FangSong" w:cs="Times New Roman"/>
+          <w:b/>
+          <w:bCs/>
+        </w:rPr>
+        <w:t>续</w:t>
+      </w:r>
+      <w:r>
+        <w:rPr>
+          <w:rFonts w:hint="eastAsia" w:ascii="Times New Roman" w:hAnsi="Times New Roman" w:eastAsia="Times New Roman" w:cs="Times New Roman"/>
+          <w:b/>
+          <w:bCs/>
+        </w:rPr>
+        <w:t>）——</w:t>
+      </w:r>
+      <w:r>
+        <w:rPr>
+          <w:rFonts w:hint="eastAsia" w:ascii="Times New Roman" w:hAnsi="Times New Roman" w:eastAsia="FangSong" w:cs="Times New Roman"/>
+          <w:b/>
+          <w:bCs/>
+        </w:rPr>
+        <w:t>关键性质与电化学数据</w:t>
+      </w:r>
+    </w:p>
+    <w:tbl>
+      <w:tblPr>
+        <w:tblStyle w:val="Table"/>
+        <w:tblW w:type="pct" w:w="5000"/>
+        <w:tblLayout w:type="fixed"/>
+        <w:tblLook w:firstRow="1" w:lastRow="0" w:firstColumn="0" w:lastColumn="0" w:noHBand="0" w:noVBand="0" w:val="0020"/>
+        <w:jc w:val="center"/>
+        <w:tblBorders>
+          <w:top w:val="single" w:sz="12" w:space="0" w:color="333333"/>
+          <w:bottom w:val="single" w:sz="12" w:space="0" w:color="333333"/>
+          <w:left w:val="none"/>
+          <w:right w:val="none"/>
+          <w:insideH w:val="none"/>
+          <w:insideV w:val="none"/>
+        </w:tblBorders>
+      </w:tblPr>
+      <w:tblGrid>
+        <w:gridCol w:w="2262"/>
+        <w:gridCol w:w="5657"/>
+      </w:tblGrid>
+      <w:tr>
+        <w:trPr>
+          <w:tblHeader w:val="on"/>
+        </w:trPr>
         <w:tc>
           <w:tcPr>
             <w:tcBorders>
@@ -5564,6 +6768,26 @@
                 <w:rFonts w:hint="eastAsia" w:ascii="Times New Roman" w:hAnsi="Times New Roman" w:eastAsia="SimHei" w:cs="Times New Roman"/>
                 <w:b/>
               </w:rPr>
+              <w:t xml:space="preserve">物种</w:t>
+            </w:r>
+          </w:p>
+        </w:tc>
+        <w:tc>
+          <w:tcPr>
+            <w:tcBorders>
+              <w:bottom w:val="single" w:sz="6" w:space="0" w:color="333333"/>
+            </w:tcBorders>
+          </w:tcPr>
+          <w:p>
+            <w:pPr>
+              <w:pStyle w:val="Compact"/>
+              <w:jc w:val="center"/>
+            </w:pPr>
+            <w:r>
+              <w:rPr>
+                <w:rFonts w:hint="eastAsia" w:ascii="Times New Roman" w:hAnsi="Times New Roman" w:eastAsia="SimHei" w:cs="Times New Roman"/>
+                <w:b/>
+              </w:rPr>
               <w:t xml:space="preserve">关键性质</w:t>
             </w:r>
           </w:p>
@@ -5594,90 +6818,6 @@
             </w:pPr>
             <w:r>
               <w:rPr>
-                <w:rFonts w:ascii="Times New Roman" w:hAnsi="Times New Roman" w:eastAsia="Times New Roman" w:cs="Times New Roman"/>
-              </w:rPr>
-              <w:t>H</w:t>
-            </w:r>
-            <w:r>
-              <w:rPr>
-                <w:rFonts w:ascii="Times New Roman" w:hAnsi="Times New Roman" w:eastAsia="Times New Roman" w:cs="Times New Roman"/>
-                <w:vertAlign w:val="subscript"/>
-              </w:rPr>
-              <w:t>2</w:t>
-            </w:r>
-            <w:r>
-              <w:rPr>
-                <w:rFonts w:ascii="Times New Roman" w:hAnsi="Times New Roman" w:eastAsia="Times New Roman" w:cs="Times New Roman"/>
-              </w:rPr>
-              <w:t>SO</w:t>
-            </w:r>
-            <w:r>
-              <w:rPr>
-                <w:rFonts w:ascii="Times New Roman" w:hAnsi="Times New Roman" w:eastAsia="Times New Roman" w:cs="Times New Roman"/>
-                <w:vertAlign w:val="subscript"/>
-              </w:rPr>
-              <w:t>4</w:t>
-            </w:r>
-          </w:p>
-        </w:tc>
-        <w:tc>
-          <w:tcPr/>
-          <w:p>
-            <w:pPr>
-              <w:pStyle w:val="Compact"/>
-              <w:jc w:val="center"/>
-            </w:pPr>
-            <w:r>
-              <w:rPr>
-                <w:rFonts w:ascii="Times New Roman" w:hAnsi="Times New Roman" w:eastAsia="Times New Roman" w:cs="Times New Roman"/>
-              </w:rPr>
-              <w:t>SO</w:t>
-            </w:r>
-            <w:r>
-              <w:rPr>
-                <w:rFonts w:ascii="Times New Roman" w:hAnsi="Times New Roman" w:eastAsia="Times New Roman" w:cs="Times New Roman"/>
-                <w:vertAlign w:val="subscript"/>
-              </w:rPr>
-              <w:t>4</w:t>
-            </w:r>
-            <w:r>
-              <w:rPr>
-                <w:rFonts w:ascii="Times New Roman" w:hAnsi="Times New Roman" w:eastAsia="Times New Roman" w:cs="Times New Roman"/>
-              </w:rPr>
-              <w:t xml:space="preserve"> </w:t>
-            </w:r>
-            <w:r>
-              <w:rPr>
-                <w:rFonts w:hint="eastAsia" w:ascii="Times New Roman" w:hAnsi="Times New Roman" w:eastAsia="FangSong" w:cs="Times New Roman"/>
-              </w:rPr>
-              <w:t xml:space="preserve">四面体</w:t>
-            </w:r>
-          </w:p>
-        </w:tc>
-        <w:tc>
-          <w:tcPr/>
-          <w:p>
-            <w:pPr>
-              <w:pStyle w:val="Compact"/>
-              <w:jc w:val="center"/>
-            </w:pPr>
-            <w:r>
-              <w:rPr>
-                <w:rFonts w:ascii="Times New Roman" w:hAnsi="Times New Roman" w:eastAsia="Times New Roman" w:cs="Times New Roman"/>
-              </w:rPr>
-              <w:t xml:space="preserve">+6</w:t>
-            </w:r>
-          </w:p>
-        </w:tc>
-        <w:tc>
-          <w:tcPr/>
-          <w:p>
-            <w:pPr>
-              <w:pStyle w:val="Compact"/>
-              <w:jc w:val="center"/>
-            </w:pPr>
-            <w:r>
-              <w:rPr>
                 <w:rFonts w:hint="eastAsia" w:ascii="Times New Roman" w:hAnsi="Times New Roman" w:eastAsia="FangSong" w:cs="Times New Roman"/>
               </w:rPr>
               <w:t>强吸水性</w:t>
@@ -5722,109 +6862,6 @@
             </w:pPr>
             <w:r>
               <w:rPr>
-                <w:rFonts w:ascii="Times New Roman" w:hAnsi="Times New Roman" w:eastAsia="Times New Roman" w:cs="Times New Roman"/>
-              </w:rPr>
-              <w:t>H</w:t>
-            </w:r>
-            <w:r>
-              <w:rPr>
-                <w:rFonts w:ascii="Times New Roman" w:hAnsi="Times New Roman" w:eastAsia="Times New Roman" w:cs="Times New Roman"/>
-                <w:vertAlign w:val="subscript"/>
-              </w:rPr>
-              <w:t>2</w:t>
-            </w:r>
-            <w:r>
-              <w:rPr>
-                <w:rFonts w:ascii="Times New Roman" w:hAnsi="Times New Roman" w:eastAsia="Times New Roman" w:cs="Times New Roman"/>
-              </w:rPr>
-              <w:t>S</w:t>
-            </w:r>
-            <w:r>
-              <w:rPr>
-                <w:rFonts w:ascii="Times New Roman" w:hAnsi="Times New Roman" w:eastAsia="Times New Roman" w:cs="Times New Roman"/>
-                <w:vertAlign w:val="subscript"/>
-              </w:rPr>
-              <w:t>2</w:t>
-            </w:r>
-            <w:r>
-              <w:rPr>
-                <w:rFonts w:ascii="Times New Roman" w:hAnsi="Times New Roman" w:eastAsia="Times New Roman" w:cs="Times New Roman"/>
-              </w:rPr>
-              <w:t>O</w:t>
-            </w:r>
-            <w:r>
-              <w:rPr>
-                <w:rFonts w:ascii="Times New Roman" w:hAnsi="Times New Roman" w:eastAsia="Times New Roman" w:cs="Times New Roman"/>
-                <w:vertAlign w:val="subscript"/>
-              </w:rPr>
-              <w:t>7</w:t>
-            </w:r>
-          </w:p>
-        </w:tc>
-        <w:tc>
-          <w:tcPr/>
-          <w:p>
-            <w:pPr>
-              <w:pStyle w:val="Compact"/>
-              <w:jc w:val="center"/>
-            </w:pPr>
-            <w:r>
-              <w:rPr>
-                <w:rFonts w:hint="eastAsia" w:ascii="Times New Roman" w:hAnsi="Times New Roman" w:eastAsia="FangSong" w:cs="Times New Roman"/>
-              </w:rPr>
-              <w:t xml:space="preserve">两个</w:t>
-            </w:r>
-            <w:r>
-              <w:rPr>
-                <w:rFonts w:ascii="Times New Roman" w:hAnsi="Times New Roman" w:eastAsia="Times New Roman" w:cs="Times New Roman"/>
-              </w:rPr>
-              <w:t xml:space="preserve"> SO</w:t>
-            </w:r>
-            <w:r>
-              <w:rPr>
-                <w:rFonts w:ascii="Times New Roman" w:hAnsi="Times New Roman" w:eastAsia="Times New Roman" w:cs="Times New Roman"/>
-                <w:vertAlign w:val="subscript"/>
-              </w:rPr>
-              <w:t>4</w:t>
-            </w:r>
-            <w:r>
-              <w:rPr>
-                <w:rFonts w:ascii="Times New Roman" w:hAnsi="Times New Roman" w:eastAsia="Times New Roman" w:cs="Times New Roman"/>
-              </w:rPr>
-              <w:t xml:space="preserve"> </w:t>
-            </w:r>
-            <w:r>
-              <w:rPr>
-                <w:rFonts w:hint="eastAsia" w:ascii="Times New Roman" w:hAnsi="Times New Roman" w:eastAsia="FangSong" w:cs="Times New Roman"/>
-              </w:rPr>
-              <w:t xml:space="preserve">四面体以桥氧共顶缩聚</w:t>
-            </w:r>
-          </w:p>
-        </w:tc>
-        <w:tc>
-          <w:tcPr/>
-          <w:p>
-            <w:pPr>
-              <w:pStyle w:val="Compact"/>
-              <w:jc w:val="center"/>
-            </w:pPr>
-            <w:r>
-              <w:rPr>
-                <w:rFonts w:ascii="Times New Roman" w:hAnsi="Times New Roman" w:eastAsia="Times New Roman" w:cs="Times New Roman"/>
-              </w:rPr>
-              <w:t xml:space="preserve">+6</w:t>
-            </w:r>
-          </w:p>
-        </w:tc>
-        <w:tc>
-          <w:tcPr/>
-          <w:p>
-            <w:pPr>
-              <w:pStyle w:val="Compact"/>
-              <w:jc w:val="center"/>
-            </w:pPr>
-            <w:r>
-              <w:rPr>
                 <w:rFonts w:hint="eastAsia" w:ascii="Times New Roman" w:hAnsi="Times New Roman" w:eastAsia="FangSong" w:cs="Times New Roman"/>
               </w:rPr>
               <w:t xml:space="preserve">发烟硫酸的组分</w:t>
@@ -5863,139 +6900,6 @@
                 <w:rFonts w:hint="eastAsia" w:ascii="Times New Roman" w:hAnsi="Times New Roman" w:eastAsia="Times New Roman" w:cs="Times New Roman"/>
               </w:rPr>
               <w:t>）</w:t>
-            </w:r>
-          </w:p>
-        </w:tc>
-        <w:tc>
-          <w:tcPr/>
-          <w:p>
-            <w:pPr>
-              <w:pStyle w:val="Compact"/>
-              <w:jc w:val="center"/>
-            </w:pPr>
-            <w:r>
-              <w:rPr>
-                <w:rFonts w:ascii="Times New Roman" w:hAnsi="Times New Roman" w:eastAsia="Times New Roman" w:cs="Times New Roman"/>
-              </w:rPr>
-              <w:t>H</w:t>
-            </w:r>
-            <w:r>
-              <w:rPr>
-                <w:rFonts w:ascii="Times New Roman" w:hAnsi="Times New Roman" w:eastAsia="Times New Roman" w:cs="Times New Roman"/>
-                <w:vertAlign w:val="subscript"/>
-              </w:rPr>
-              <w:t>2</w:t>
-            </w:r>
-            <w:r>
-              <w:rPr>
-                <w:rFonts w:ascii="Times New Roman" w:hAnsi="Times New Roman" w:eastAsia="Times New Roman" w:cs="Times New Roman"/>
-              </w:rPr>
-              <w:t>S</w:t>
-            </w:r>
-            <w:r>
-              <w:rPr>
-                <w:rFonts w:ascii="Times New Roman" w:hAnsi="Times New Roman" w:eastAsia="Times New Roman" w:cs="Times New Roman"/>
-                <w:vertAlign w:val="subscript"/>
-              </w:rPr>
-              <w:t>2</w:t>
-            </w:r>
-            <w:r>
-              <w:rPr>
-                <w:rFonts w:ascii="Times New Roman" w:hAnsi="Times New Roman" w:eastAsia="Times New Roman" w:cs="Times New Roman"/>
-              </w:rPr>
-              <w:t>O</w:t>
-            </w:r>
-            <w:r>
-              <w:rPr>
-                <w:rFonts w:ascii="Times New Roman" w:hAnsi="Times New Roman" w:eastAsia="Times New Roman" w:cs="Times New Roman"/>
-                <w:vertAlign w:val="subscript"/>
-              </w:rPr>
-              <w:t>8</w:t>
-            </w:r>
-          </w:p>
-        </w:tc>
-        <w:tc>
-          <w:tcPr/>
-          <w:p>
-            <w:pPr>
-              <w:pStyle w:val="Compact"/>
-              <w:jc w:val="center"/>
-            </w:pPr>
-            <w:r>
-              <w:rPr>
-                <w:rFonts w:hint="eastAsia" w:ascii="Times New Roman" w:hAnsi="Times New Roman" w:eastAsia="FangSong" w:cs="Times New Roman"/>
-              </w:rPr>
-              <w:t xml:space="preserve">两个</w:t>
-            </w:r>
-            <w:r>
-              <w:rPr>
-                <w:rFonts w:ascii="Times New Roman" w:hAnsi="Times New Roman" w:eastAsia="Times New Roman" w:cs="Times New Roman"/>
-              </w:rPr>
-              <w:t xml:space="preserve"> SO</w:t>
-            </w:r>
-            <w:r>
-              <w:rPr>
-                <w:rFonts w:ascii="Times New Roman" w:hAnsi="Times New Roman" w:eastAsia="Times New Roman" w:cs="Times New Roman"/>
-                <w:vertAlign w:val="subscript"/>
-              </w:rPr>
-              <w:t>4</w:t>
-            </w:r>
-            <w:r>
-              <w:rPr>
-                <w:rFonts w:ascii="Times New Roman" w:hAnsi="Times New Roman" w:eastAsia="Times New Roman" w:cs="Times New Roman"/>
-              </w:rPr>
-              <w:t xml:space="preserve"> </w:t>
-            </w:r>
-            <w:r>
-              <w:rPr>
-                <w:rFonts w:hint="eastAsia" w:ascii="Times New Roman" w:hAnsi="Times New Roman" w:eastAsia="FangSong" w:cs="Times New Roman"/>
-              </w:rPr>
-              <w:t xml:space="preserve">四面体以中间过氧键</w:t>
-            </w:r>
-            <w:r>
-              <w:rPr>
-                <w:rFonts w:ascii="Times New Roman" w:hAnsi="Times New Roman" w:eastAsia="Times New Roman" w:cs="Times New Roman"/>
-              </w:rPr>
-              <w:t xml:space="preserve"> —O—O— </w:t>
-            </w:r>
-            <w:r>
-              <w:rPr>
-                <w:rFonts w:hint="eastAsia" w:ascii="Times New Roman" w:hAnsi="Times New Roman" w:eastAsia="FangSong" w:cs="Times New Roman"/>
-              </w:rPr>
-              <w:t xml:space="preserve">桥联</w:t>
-            </w:r>
-          </w:p>
-        </w:tc>
-        <w:tc>
-          <w:tcPr/>
-          <w:p>
-            <w:pPr>
-              <w:pStyle w:val="Compact"/>
-              <w:jc w:val="center"/>
-            </w:pPr>
-            <w:r>
-              <w:rPr>
-                <w:rFonts w:hint="eastAsia" w:ascii="Times New Roman" w:hAnsi="Times New Roman" w:eastAsia="Times New Roman" w:cs="Times New Roman"/>
-              </w:rPr>
-              <w:t>+6（</w:t>
-            </w:r>
-            <w:r>
-              <w:rPr>
-                <w:rFonts w:hint="eastAsia" w:ascii="Times New Roman" w:hAnsi="Times New Roman" w:eastAsia="FangSong" w:cs="Times New Roman"/>
-              </w:rPr>
-              <w:t>过氧氧为</w:t>
-            </w:r>
-            <w:r>
-              <w:rPr>
-                <w:rFonts w:ascii="Times New Roman" w:hAnsi="Times New Roman" w:eastAsia="Times New Roman" w:cs="Times New Roman"/>
-              </w:rPr>
-              <w:t xml:space="preserve"> </w:t>
-            </w:r>
-            <w:r>
-              <w:rPr>
-                <w:rFonts w:hint="eastAsia" w:ascii="Times New Roman" w:hAnsi="Times New Roman" w:eastAsia="Times New Roman" w:cs="Times New Roman"/>
-              </w:rPr>
-              <w:t xml:space="preserve">−1）</w:t>
             </w:r>
           </w:p>
         </w:tc>
@@ -6290,77 +7194,6 @@
             </w:pPr>
             <w:r>
               <w:rPr>
-                <w:rFonts w:ascii="Times New Roman" w:hAnsi="Times New Roman" w:eastAsia="Times New Roman" w:cs="Times New Roman"/>
-              </w:rPr>
-              <w:t>H</w:t>
-            </w:r>
-            <w:r>
-              <w:rPr>
-                <w:rFonts w:ascii="Times New Roman" w:hAnsi="Times New Roman" w:eastAsia="Times New Roman" w:cs="Times New Roman"/>
-                <w:vertAlign w:val="subscript"/>
-              </w:rPr>
-              <w:t>2</w:t>
-            </w:r>
-            <w:r>
-              <w:rPr>
-                <w:rFonts w:ascii="Times New Roman" w:hAnsi="Times New Roman" w:eastAsia="Times New Roman" w:cs="Times New Roman"/>
-              </w:rPr>
-              <w:t>SO</w:t>
-            </w:r>
-            <w:r>
-              <w:rPr>
-                <w:rFonts w:ascii="Times New Roman" w:hAnsi="Times New Roman" w:eastAsia="Times New Roman" w:cs="Times New Roman"/>
-                <w:vertAlign w:val="subscript"/>
-              </w:rPr>
-              <w:t>5</w:t>
-            </w:r>
-          </w:p>
-        </w:tc>
-        <w:tc>
-          <w:tcPr/>
-          <w:p>
-            <w:pPr>
-              <w:pStyle w:val="Compact"/>
-              <w:jc w:val="center"/>
-            </w:pPr>
-            <w:r>
-              <w:rPr>
-                <w:rFonts w:hint="eastAsia" w:ascii="Times New Roman" w:hAnsi="Times New Roman" w:eastAsia="FangSong" w:cs="Times New Roman"/>
-              </w:rPr>
-              <w:t xml:space="preserve">含羟基过氧链</w:t>
-            </w:r>
-            <w:r>
-              <w:rPr>
-                <w:rFonts w:ascii="Times New Roman" w:hAnsi="Times New Roman" w:eastAsia="Times New Roman" w:cs="Times New Roman"/>
-              </w:rPr>
-              <w:t xml:space="preserve"> —O—O—H</w:t>
-            </w:r>
-          </w:p>
-        </w:tc>
-        <w:tc>
-          <w:tcPr/>
-          <w:p>
-            <w:pPr>
-              <w:pStyle w:val="Compact"/>
-              <w:jc w:val="center"/>
-            </w:pPr>
-            <w:r>
-              <w:rPr>
-                <w:rFonts w:ascii="Times New Roman" w:hAnsi="Times New Roman" w:eastAsia="Times New Roman" w:cs="Times New Roman"/>
-              </w:rPr>
-              <w:t xml:space="preserve">+6</w:t>
-            </w:r>
-          </w:p>
-        </w:tc>
-        <w:tc>
-          <w:tcPr/>
-          <w:p>
-            <w:pPr>
-              <w:pStyle w:val="Compact"/>
-              <w:jc w:val="center"/>
-            </w:pPr>
-            <w:r>
-              <w:rPr>
                 <w:rFonts w:hint="eastAsia" w:ascii="Times New Roman" w:hAnsi="Times New Roman" w:eastAsia="FangSong" w:cs="Times New Roman"/>
               </w:rPr>
               <w:t xml:space="preserve">强羟基化与漂白试剂</w:t>
@@ -6393,146 +7226,6 @@
             </w:pPr>
             <w:r>
               <w:rPr>
-                <w:rFonts w:ascii="Times New Roman" w:hAnsi="Times New Roman" w:eastAsia="Times New Roman" w:cs="Times New Roman"/>
-              </w:rPr>
-              <w:t>S</w:t>
-            </w:r>
-            <w:r>
-              <w:rPr>
-                <w:rFonts w:ascii="Times New Roman" w:hAnsi="Times New Roman" w:eastAsia="Times New Roman" w:cs="Times New Roman"/>
-                <w:vertAlign w:val="subscript"/>
-              </w:rPr>
-              <w:t>2</w:t>
-            </w:r>
-            <w:r>
-              <w:rPr>
-                <w:rFonts w:ascii="Times New Roman" w:hAnsi="Times New Roman" w:eastAsia="Times New Roman" w:cs="Times New Roman"/>
-              </w:rPr>
-              <w:t>O</w:t>
-            </w:r>
-            <w:r>
-              <w:rPr>
-                <w:rFonts w:ascii="Times New Roman" w:hAnsi="Times New Roman" w:eastAsia="Times New Roman" w:cs="Times New Roman"/>
-                <w:vertAlign w:val="subscript"/>
-              </w:rPr>
-              <w:t>3</w:t>
-            </w:r>
-            <w:r>
-              <w:rPr>
-                <w:rFonts w:ascii="Times New Roman" w:hAnsi="Times New Roman" w:eastAsia="Times New Roman" w:cs="Times New Roman"/>
-                <w:vertAlign w:val="superscript"/>
-              </w:rPr>
-              <w:t>2-</w:t>
-            </w:r>
-          </w:p>
-        </w:tc>
-        <w:tc>
-          <w:tcPr/>
-          <w:p>
-            <w:pPr>
-              <w:pStyle w:val="Compact"/>
-              <w:jc w:val="center"/>
-            </w:pPr>
-            <w:r>
-              <w:rPr>
-                <w:rFonts w:ascii="Times New Roman" w:hAnsi="Times New Roman" w:eastAsia="Times New Roman" w:cs="Times New Roman"/>
-              </w:rPr>
-              <w:t>SO</w:t>
-            </w:r>
-            <w:r>
-              <w:rPr>
-                <w:rFonts w:ascii="Times New Roman" w:hAnsi="Times New Roman" w:eastAsia="Times New Roman" w:cs="Times New Roman"/>
-                <w:vertAlign w:val="subscript"/>
-              </w:rPr>
-              <w:t>4</w:t>
-            </w:r>
-            <w:r>
-              <w:rPr>
-                <w:rFonts w:ascii="Times New Roman" w:hAnsi="Times New Roman" w:eastAsia="Times New Roman" w:cs="Times New Roman"/>
-                <w:vertAlign w:val="superscript"/>
-              </w:rPr>
-              <w:t>2-</w:t>
-            </w:r>
-            <w:r>
-              <w:rPr>
-                <w:rFonts w:ascii="Times New Roman" w:hAnsi="Times New Roman" w:eastAsia="Times New Roman" w:cs="Times New Roman"/>
-              </w:rPr>
-              <w:t xml:space="preserve"> </w:t>
-            </w:r>
-            <w:r>
-              <w:rPr>
-                <w:rFonts w:hint="eastAsia" w:ascii="Times New Roman" w:hAnsi="Times New Roman" w:eastAsia="FangSong" w:cs="Times New Roman"/>
-              </w:rPr>
-              <w:t>中一个非羟基氧被硫置换</w:t>
-            </w:r>
-            <w:r>
-              <w:rPr>
-                <w:rFonts w:hint="eastAsia" w:ascii="Times New Roman" w:hAnsi="Times New Roman" w:eastAsia="Times New Roman" w:cs="Times New Roman"/>
-              </w:rPr>
-              <w:t>；</w:t>
-            </w:r>
-            <w:r>
-              <w:rPr>
-                <w:rFonts w:hint="eastAsia" w:ascii="Times New Roman" w:hAnsi="Times New Roman" w:eastAsia="FangSong" w:cs="Times New Roman"/>
-              </w:rPr>
-              <w:t>中心硫</w:t>
-            </w:r>
-            <w:r>
-              <w:rPr>
-                <w:rFonts w:ascii="Times New Roman" w:hAnsi="Times New Roman" w:eastAsia="Times New Roman" w:cs="Times New Roman"/>
-              </w:rPr>
-              <w:t xml:space="preserve"> </w:t>
-            </w:r>
-            <w:r>
-              <w:rPr>
-                <w:rFonts w:hint="eastAsia" w:ascii="Times New Roman" w:hAnsi="Times New Roman" w:eastAsia="Times New Roman" w:cs="Times New Roman"/>
-              </w:rPr>
-              <w:t>+5、</w:t>
-            </w:r>
-            <w:r>
-              <w:rPr>
-                <w:rFonts w:hint="eastAsia" w:ascii="Times New Roman" w:hAnsi="Times New Roman" w:eastAsia="FangSong" w:cs="Times New Roman"/>
-              </w:rPr>
-              <w:t>端硫</w:t>
-            </w:r>
-            <w:r>
-              <w:rPr>
-                <w:rFonts w:ascii="Times New Roman" w:hAnsi="Times New Roman" w:eastAsia="Times New Roman" w:cs="Times New Roman"/>
-              </w:rPr>
-              <w:t xml:space="preserve"> −1</w:t>
-            </w:r>
-          </w:p>
-        </w:tc>
-        <w:tc>
-          <w:tcPr/>
-          <w:p>
-            <w:pPr>
-              <w:pStyle w:val="Compact"/>
-              <w:jc w:val="center"/>
-            </w:pPr>
-            <w:r>
-              <w:rPr>
-                <w:rFonts w:hint="eastAsia" w:ascii="Times New Roman" w:hAnsi="Times New Roman" w:eastAsia="FangSong" w:cs="Times New Roman"/>
-              </w:rPr>
-              <w:t xml:space="preserve">平均</w:t>
-            </w:r>
-            <w:r>
-              <w:rPr>
-                <w:rFonts w:ascii="Times New Roman" w:hAnsi="Times New Roman" w:eastAsia="Times New Roman" w:cs="Times New Roman"/>
-              </w:rPr>
-              <w:t xml:space="preserve"> +2</w:t>
-            </w:r>
-          </w:p>
-        </w:tc>
-        <w:tc>
-          <w:tcPr/>
-          <w:p>
-            <w:pPr>
-              <w:pStyle w:val="Compact"/>
-              <w:jc w:val="center"/>
-            </w:pPr>
-            <w:r>
-              <w:rPr>
                 <w:rFonts w:hint="eastAsia" w:ascii="Times New Roman" w:hAnsi="Times New Roman" w:eastAsia="FangSong" w:cs="Times New Roman"/>
               </w:rPr>
               <w:t>碘量法基石</w:t>
@@ -6654,158 +7347,6 @@
                 <w:rFonts w:hint="eastAsia" w:ascii="Times New Roman" w:hAnsi="Times New Roman" w:eastAsia="FangSong" w:cs="Times New Roman"/>
               </w:rPr>
               <w:t xml:space="preserve">连二亚硫酸根</w:t>
-            </w:r>
-          </w:p>
-        </w:tc>
-        <w:tc>
-          <w:tcPr/>
-          <w:p>
-            <w:pPr>
-              <w:pStyle w:val="Compact"/>
-              <w:jc w:val="center"/>
-            </w:pPr>
-            <w:r>
-              <w:rPr>
-                <w:rFonts w:ascii="Times New Roman" w:hAnsi="Times New Roman" w:eastAsia="Times New Roman" w:cs="Times New Roman"/>
-              </w:rPr>
-              <w:t>S</w:t>
-            </w:r>
-            <w:r>
-              <w:rPr>
-                <w:rFonts w:ascii="Times New Roman" w:hAnsi="Times New Roman" w:eastAsia="Times New Roman" w:cs="Times New Roman"/>
-                <w:vertAlign w:val="subscript"/>
-              </w:rPr>
-              <w:t>2</w:t>
-            </w:r>
-            <w:r>
-              <w:rPr>
-                <w:rFonts w:ascii="Times New Roman" w:hAnsi="Times New Roman" w:eastAsia="Times New Roman" w:cs="Times New Roman"/>
-              </w:rPr>
-              <w:t>O</w:t>
-            </w:r>
-            <w:r>
-              <w:rPr>
-                <w:rFonts w:ascii="Times New Roman" w:hAnsi="Times New Roman" w:eastAsia="Times New Roman" w:cs="Times New Roman"/>
-                <w:vertAlign w:val="subscript"/>
-              </w:rPr>
-              <w:t>4</w:t>
-            </w:r>
-            <w:r>
-              <w:rPr>
-                <w:rFonts w:ascii="Times New Roman" w:hAnsi="Times New Roman" w:eastAsia="Times New Roman" w:cs="Times New Roman"/>
-                <w:vertAlign w:val="superscript"/>
-              </w:rPr>
-              <w:t>2-</w:t>
-            </w:r>
-          </w:p>
-        </w:tc>
-        <w:tc>
-          <w:tcPr/>
-          <w:p>
-            <w:pPr>
-              <w:pStyle w:val="Compact"/>
-              <w:jc w:val="center"/>
-            </w:pPr>
-            <w:r>
-              <w:rPr>
-                <w:rFonts w:hint="eastAsia" w:ascii="Times New Roman" w:hAnsi="Times New Roman" w:eastAsia="Times New Roman" w:cs="Times New Roman"/>
-              </w:rPr>
-              <w:t>C</w:t>
-            </w:r>
-            <w:r>
-              <w:rPr>
-                <w:rFonts w:hint="eastAsia" w:ascii="Times New Roman" w:hAnsi="Times New Roman" w:eastAsia="Times New Roman" w:cs="Times New Roman"/>
-                <w:vertAlign w:val="subscript"/>
-              </w:rPr>
-              <w:t>2v</w:t>
-            </w:r>
-            <w:r>
-              <w:rPr>
-                <w:rFonts w:hint="eastAsia" w:ascii="Times New Roman" w:hAnsi="Times New Roman" w:eastAsia="Times New Roman" w:cs="Times New Roman"/>
-              </w:rPr>
-              <w:t>；</w:t>
-            </w:r>
-            <w:r>
-              <w:rPr>
-                <w:rFonts w:hint="eastAsia" w:ascii="Times New Roman" w:hAnsi="Times New Roman" w:eastAsia="FangSong" w:cs="Times New Roman"/>
-              </w:rPr>
-              <w:t>两个</w:t>
-            </w:r>
-            <w:r>
-              <w:rPr>
-                <w:rFonts w:ascii="Times New Roman" w:hAnsi="Times New Roman" w:eastAsia="Times New Roman" w:cs="Times New Roman"/>
-              </w:rPr>
-              <w:t xml:space="preserve"> —SO</w:t>
-            </w:r>
-            <w:r>
-              <w:rPr>
-                <w:rFonts w:ascii="Times New Roman" w:hAnsi="Times New Roman" w:eastAsia="Times New Roman" w:cs="Times New Roman"/>
-                <w:vertAlign w:val="subscript"/>
-              </w:rPr>
-              <w:t>2</w:t>
-            </w:r>
-            <w:r>
-              <w:rPr>
-                <w:rFonts w:ascii="Times New Roman" w:hAnsi="Times New Roman" w:eastAsia="Times New Roman" w:cs="Times New Roman"/>
-              </w:rPr>
-              <w:t xml:space="preserve"> </w:t>
-            </w:r>
-            <w:r>
-              <w:rPr>
-                <w:rFonts w:hint="eastAsia" w:ascii="Times New Roman" w:hAnsi="Times New Roman" w:eastAsia="FangSong" w:cs="Times New Roman"/>
-              </w:rPr>
-              <w:t xml:space="preserve">以</w:t>
-            </w:r>
-            <w:r>
-              <w:rPr>
-                <w:rFonts w:ascii="Times New Roman" w:hAnsi="Times New Roman" w:eastAsia="Times New Roman" w:cs="Times New Roman"/>
-              </w:rPr>
-              <w:t xml:space="preserve"> S—S </w:t>
-            </w:r>
-            <w:r>
-              <w:rPr>
-                <w:rFonts w:hint="eastAsia" w:ascii="Times New Roman" w:hAnsi="Times New Roman" w:eastAsia="FangSong" w:cs="Times New Roman"/>
-              </w:rPr>
-              <w:t>直连并呈顺式重叠</w:t>
-            </w:r>
-            <w:r>
-              <w:rPr>
-                <w:rFonts w:hint="eastAsia" w:ascii="Times New Roman" w:hAnsi="Times New Roman" w:eastAsia="Times New Roman" w:cs="Times New Roman"/>
-              </w:rPr>
-              <w:t>，S—S</w:t>
-            </w:r>
-            <w:r>
-              <w:rPr>
-                <w:rFonts w:ascii="Times New Roman" w:hAnsi="Times New Roman" w:eastAsia="Times New Roman" w:cs="Times New Roman"/>
-              </w:rPr>
-              <w:t xml:space="preserve"> </w:t>
-            </w:r>
-            <w:r>
-              <w:rPr>
-                <w:rFonts w:hint="eastAsia" w:ascii="Times New Roman" w:hAnsi="Times New Roman" w:eastAsia="FangSong" w:cs="Times New Roman"/>
-              </w:rPr>
-              <w:t xml:space="preserve">长</w:t>
-            </w:r>
-            <w:r>
-              <w:rPr>
-                <w:rFonts w:ascii="Times New Roman" w:hAnsi="Times New Roman" w:eastAsia="Times New Roman" w:cs="Times New Roman"/>
-              </w:rPr>
-              <w:t xml:space="preserve"> 239 pm</w:t>
-            </w:r>
-          </w:p>
-        </w:tc>
-        <w:tc>
-          <w:tcPr/>
-          <w:p>
-            <w:pPr>
-              <w:pStyle w:val="Compact"/>
-              <w:jc w:val="center"/>
-            </w:pPr>
-            <w:r>
-              <w:rPr>
-                <w:rFonts w:ascii="Times New Roman" w:hAnsi="Times New Roman" w:eastAsia="Times New Roman" w:cs="Times New Roman"/>
-              </w:rPr>
-              <w:t xml:space="preserve">+3</w:t>
             </w:r>
           </w:p>
         </w:tc>
@@ -7012,171 +7553,6 @@
             </w:pPr>
             <w:r>
               <w:rPr>
-                <w:rFonts w:ascii="Times New Roman" w:hAnsi="Times New Roman" w:eastAsia="Times New Roman" w:cs="Times New Roman"/>
-              </w:rPr>
-              <w:t>S</w:t>
-            </w:r>
-            <w:r>
-              <w:rPr>
-                <w:rFonts w:ascii="Times New Roman" w:hAnsi="Times New Roman" w:eastAsia="Times New Roman" w:cs="Times New Roman"/>
-                <w:vertAlign w:val="subscript"/>
-              </w:rPr>
-              <w:t>2</w:t>
-            </w:r>
-            <w:r>
-              <w:rPr>
-                <w:rFonts w:ascii="Times New Roman" w:hAnsi="Times New Roman" w:eastAsia="Times New Roman" w:cs="Times New Roman"/>
-              </w:rPr>
-              <w:t>O</w:t>
-            </w:r>
-            <w:r>
-              <w:rPr>
-                <w:rFonts w:ascii="Times New Roman" w:hAnsi="Times New Roman" w:eastAsia="Times New Roman" w:cs="Times New Roman"/>
-                <w:vertAlign w:val="subscript"/>
-              </w:rPr>
-              <w:t>5</w:t>
-            </w:r>
-            <w:r>
-              <w:rPr>
-                <w:rFonts w:ascii="Times New Roman" w:hAnsi="Times New Roman" w:eastAsia="Times New Roman" w:cs="Times New Roman"/>
-                <w:vertAlign w:val="superscript"/>
-              </w:rPr>
-              <w:t>2-</w:t>
-            </w:r>
-          </w:p>
-        </w:tc>
-        <w:tc>
-          <w:tcPr/>
-          <w:p>
-            <w:pPr>
-              <w:pStyle w:val="Compact"/>
-              <w:jc w:val="center"/>
-            </w:pPr>
-            <w:r>
-              <w:rPr>
-                <w:rFonts w:hint="eastAsia" w:ascii="Times New Roman" w:hAnsi="Times New Roman" w:eastAsia="FangSong" w:cs="Times New Roman"/>
-              </w:rPr>
-              <w:t xml:space="preserve">非对称</w:t>
-            </w:r>
-            <w:r>
-              <w:rPr>
-                <w:rFonts w:ascii="Times New Roman" w:hAnsi="Times New Roman" w:eastAsia="Times New Roman" w:cs="Times New Roman"/>
-              </w:rPr>
-              <w:t xml:space="preserve"> S—S </w:t>
-            </w:r>
-            <w:r>
-              <w:rPr>
-                <w:rFonts w:hint="eastAsia" w:ascii="Times New Roman" w:hAnsi="Times New Roman" w:eastAsia="FangSong" w:cs="Times New Roman"/>
-              </w:rPr>
-              <w:t>直连</w:t>
-            </w:r>
-            <w:r>
-              <w:rPr>
-                <w:rFonts w:hint="eastAsia" w:ascii="Times New Roman" w:hAnsi="Times New Roman" w:eastAsia="Times New Roman" w:cs="Times New Roman"/>
-              </w:rPr>
-              <w:t>（O</w:t>
-            </w:r>
-            <w:r>
-              <w:rPr>
-                <w:rFonts w:hint="eastAsia" w:ascii="Times New Roman" w:hAnsi="Times New Roman" w:eastAsia="Times New Roman" w:cs="Times New Roman"/>
-                <w:vertAlign w:val="subscript"/>
-              </w:rPr>
-              <w:t>3</w:t>
-            </w:r>
-            <w:r>
-              <w:rPr>
-                <w:rFonts w:hint="eastAsia" w:ascii="Times New Roman" w:hAnsi="Times New Roman" w:eastAsia="Times New Roman" w:cs="Times New Roman"/>
-              </w:rPr>
-              <w:t>S—SO</w:t>
-            </w:r>
-            <w:r>
-              <w:rPr>
-                <w:rFonts w:hint="eastAsia" w:ascii="Times New Roman" w:hAnsi="Times New Roman" w:eastAsia="Times New Roman" w:cs="Times New Roman"/>
-                <w:vertAlign w:val="subscript"/>
-              </w:rPr>
-              <w:t>2</w:t>
-            </w:r>
-            <w:r>
-              <w:rPr>
-                <w:rFonts w:hint="eastAsia" w:ascii="Times New Roman" w:hAnsi="Times New Roman" w:eastAsia="Times New Roman" w:cs="Times New Roman"/>
-                <w:vertAlign w:val="superscript"/>
-              </w:rPr>
-              <w:t>2-</w:t>
-            </w:r>
-            <w:r>
-              <w:rPr>
-                <w:rFonts w:hint="eastAsia" w:ascii="Times New Roman" w:hAnsi="Times New Roman" w:eastAsia="Times New Roman" w:cs="Times New Roman"/>
-              </w:rPr>
-              <w:t>）</w:t>
-            </w:r>
-          </w:p>
-        </w:tc>
-        <w:tc>
-          <w:tcPr/>
-          <w:p>
-            <w:pPr>
-              <w:pStyle w:val="Compact"/>
-              <w:jc w:val="center"/>
-            </w:pPr>
-            <w:r>
-              <w:rPr>
-                <w:rFonts w:hint="eastAsia" w:ascii="Times New Roman" w:hAnsi="Times New Roman" w:eastAsia="FangSong" w:cs="Times New Roman"/>
-              </w:rPr>
-              <w:t xml:space="preserve">平均</w:t>
-            </w:r>
-            <w:r>
-              <w:rPr>
-                <w:rFonts w:ascii="Times New Roman" w:hAnsi="Times New Roman" w:eastAsia="Times New Roman" w:cs="Times New Roman"/>
-              </w:rPr>
-              <w:t xml:space="preserve"> </w:t>
-            </w:r>
-            <w:r>
-              <w:rPr>
-                <w:rFonts w:hint="eastAsia" w:ascii="Times New Roman" w:hAnsi="Times New Roman" w:eastAsia="Times New Roman" w:cs="Times New Roman"/>
-              </w:rPr>
-              <w:t>+4（</w:t>
-            </w:r>
-            <w:r>
-              <w:rPr>
-                <w:rFonts w:hint="eastAsia" w:ascii="Times New Roman" w:hAnsi="Times New Roman" w:eastAsia="FangSong" w:cs="Times New Roman"/>
-              </w:rPr>
-              <w:t>两硫为</w:t>
-            </w:r>
-            <w:r>
-              <w:rPr>
-                <w:rFonts w:ascii="Times New Roman" w:hAnsi="Times New Roman" w:eastAsia="Times New Roman" w:cs="Times New Roman"/>
-              </w:rPr>
-              <w:t xml:space="preserve"> +5 </w:t>
-            </w:r>
-            <w:r>
-              <w:rPr>
-                <w:rFonts w:hint="eastAsia" w:ascii="Times New Roman" w:hAnsi="Times New Roman" w:eastAsia="FangSong" w:cs="Times New Roman"/>
-              </w:rPr>
-              <w:t xml:space="preserve">与</w:t>
-            </w:r>
-            <w:r>
-              <w:rPr>
-                <w:rFonts w:ascii="Times New Roman" w:hAnsi="Times New Roman" w:eastAsia="Times New Roman" w:cs="Times New Roman"/>
-              </w:rPr>
-              <w:t xml:space="preserve"> </w:t>
-            </w:r>
-            <w:r>
-              <w:rPr>
-                <w:rFonts w:hint="eastAsia" w:ascii="Times New Roman" w:hAnsi="Times New Roman" w:eastAsia="Times New Roman" w:cs="Times New Roman"/>
-              </w:rPr>
-              <w:t xml:space="preserve">+3）</w:t>
-            </w:r>
-          </w:p>
-        </w:tc>
-        <w:tc>
-          <w:tcPr/>
-          <w:p>
-            <w:pPr>
-              <w:pStyle w:val="Compact"/>
-              <w:jc w:val="center"/>
-            </w:pPr>
-            <w:r>
-              <w:rPr>
                 <w:rFonts w:hint="eastAsia" w:ascii="Times New Roman" w:hAnsi="Times New Roman" w:eastAsia="FangSong" w:cs="Times New Roman"/>
               </w:rPr>
               <w:t xml:space="preserve">遇水水解重建</w:t>
@@ -7229,108 +7605,6 @@
                 <w:rFonts w:hint="eastAsia" w:ascii="Times New Roman" w:hAnsi="Times New Roman" w:eastAsia="FangSong" w:cs="Times New Roman"/>
               </w:rPr>
               <w:t xml:space="preserve">四氮化四硫</w:t>
-            </w:r>
-          </w:p>
-        </w:tc>
-        <w:tc>
-          <w:tcPr/>
-          <w:p>
-            <w:pPr>
-              <w:pStyle w:val="Compact"/>
-              <w:jc w:val="center"/>
-            </w:pPr>
-            <w:r>
-              <w:rPr>
-                <w:rFonts w:ascii="Times New Roman" w:hAnsi="Times New Roman" w:eastAsia="Times New Roman" w:cs="Times New Roman"/>
-              </w:rPr>
-              <w:t>S</w:t>
-            </w:r>
-            <w:r>
-              <w:rPr>
-                <w:rFonts w:ascii="Times New Roman" w:hAnsi="Times New Roman" w:eastAsia="Times New Roman" w:cs="Times New Roman"/>
-                <w:vertAlign w:val="subscript"/>
-              </w:rPr>
-              <w:t>4</w:t>
-            </w:r>
-            <w:r>
-              <w:rPr>
-                <w:rFonts w:ascii="Times New Roman" w:hAnsi="Times New Roman" w:eastAsia="Times New Roman" w:cs="Times New Roman"/>
-              </w:rPr>
-              <w:t>N</w:t>
-            </w:r>
-            <w:r>
-              <w:rPr>
-                <w:rFonts w:ascii="Times New Roman" w:hAnsi="Times New Roman" w:eastAsia="Times New Roman" w:cs="Times New Roman"/>
-                <w:vertAlign w:val="subscript"/>
-              </w:rPr>
-              <w:t>4</w:t>
-            </w:r>
-          </w:p>
-        </w:tc>
-        <w:tc>
-          <w:tcPr/>
-          <w:p>
-            <w:pPr>
-              <w:pStyle w:val="Compact"/>
-              <w:jc w:val="center"/>
-            </w:pPr>
-            <w:r>
-              <w:rPr>
-                <w:rFonts w:ascii="Times New Roman" w:hAnsi="Times New Roman" w:eastAsia="Times New Roman" w:cs="Times New Roman"/>
-              </w:rPr>
-              <w:t>D</w:t>
-            </w:r>
-            <w:r>
-              <w:rPr>
-                <w:rFonts w:ascii="Times New Roman" w:hAnsi="Times New Roman" w:eastAsia="Times New Roman" w:cs="Times New Roman"/>
-                <w:vertAlign w:val="subscript"/>
-              </w:rPr>
-              <w:t>2</w:t>
-            </w:r>
-            <w:r>
-              <w:rPr>
-                <w:rFonts w:ascii="Times New Roman" w:hAnsi="Times New Roman" w:eastAsia="Times New Roman" w:cs="Times New Roman"/>
-              </w:rPr>
-              <w:t xml:space="preserve">d </w:t>
-            </w:r>
-            <w:r>
-              <w:rPr>
-                <w:rFonts w:hint="eastAsia" w:ascii="Times New Roman" w:hAnsi="Times New Roman" w:eastAsia="FangSong" w:cs="Times New Roman"/>
-              </w:rPr>
-              <w:t>摇篮状八元环</w:t>
-            </w:r>
-            <w:r>
-              <w:rPr>
-                <w:rFonts w:hint="eastAsia" w:ascii="Times New Roman" w:hAnsi="Times New Roman" w:eastAsia="Times New Roman" w:cs="Times New Roman"/>
-              </w:rPr>
-              <w:t>，</w:t>
-            </w:r>
-            <w:r>
-              <w:rPr>
-                <w:rFonts w:hint="eastAsia" w:ascii="Times New Roman" w:hAnsi="Times New Roman" w:eastAsia="FangSong" w:cs="Times New Roman"/>
-              </w:rPr>
-              <w:t>跨环</w:t>
-            </w:r>
-            <w:r>
-              <w:rPr>
-                <w:rFonts w:ascii="Times New Roman" w:hAnsi="Times New Roman" w:eastAsia="Times New Roman" w:cs="Times New Roman"/>
-              </w:rPr>
-              <w:t xml:space="preserve"> S…S 258 pm</w:t>
-            </w:r>
-          </w:p>
-        </w:tc>
-        <w:tc>
-          <w:tcPr/>
-          <w:p>
-            <w:pPr>
-              <w:pStyle w:val="Compact"/>
-              <w:jc w:val="center"/>
-            </w:pPr>
-            <w:r>
-              <w:rPr>
-                <w:rFonts w:ascii="Times New Roman" w:hAnsi="Times New Roman" w:eastAsia="Times New Roman" w:cs="Times New Roman"/>
-              </w:rPr>
-              <w:t xml:space="preserve">—</w:t>
             </w:r>
           </w:p>
         </w:tc>
@@ -35267,7 +35541,7 @@
     <w:p>
       <w:pPr>
         <w:pStyle w:val="Heading3"/>
-        <w:spacing w:after="120" w:before="280"/>
+        <w:spacing w:before="280" w:after="120"/>
       </w:pPr>
       <w:r>
         <w:rPr>
@@ -35332,6 +35606,77 @@
       <w:r>
         <w:rPr>
           <w:rFonts w:hint="eastAsia" w:ascii="Times New Roman" w:hAnsi="Times New Roman" w:eastAsia="Times New Roman" w:cs="Times New Roman"/>
+        </w:rPr>
+        <w:t>）</w:t>
+      </w:r>
+    </w:p>
+    <w:p>
+      <w:pPr>
+        <w:pStyle w:val="FirstParagraph"/>
+        <w:spacing w:after="80"/>
+        <w:ind w:firstLine="420"/>
+      </w:pPr>
+      <w:r>
+        <w:rPr>
+          <w:rFonts w:hint="eastAsia" w:ascii="Times New Roman" w:hAnsi="Times New Roman" w:eastAsia="FangSong" w:cs="Times New Roman"/>
+          <w:b/>
+          <w:bCs/>
+        </w:rPr>
+        <w:t>氧族与氮族物质速查</w:t>
+      </w:r>
+      <w:r>
+        <w:rPr>
+          <w:rFonts w:hint="eastAsia" w:ascii="Times New Roman" w:hAnsi="Times New Roman" w:eastAsia="Times New Roman" w:cs="Times New Roman"/>
+          <w:b/>
+          <w:bCs/>
+        </w:rPr>
+        <w:t>（</w:t>
+      </w:r>
+      <w:r>
+        <w:rPr>
+          <w:rFonts w:hint="eastAsia" w:ascii="Times New Roman" w:hAnsi="Times New Roman" w:eastAsia="FangSong" w:cs="Times New Roman"/>
+          <w:b/>
+          <w:bCs/>
+        </w:rPr>
+        <w:t>俗名</w:t>
+      </w:r>
+      <w:r>
+        <w:rPr>
+          <w:rFonts w:hint="eastAsia" w:ascii="Times New Roman" w:hAnsi="Times New Roman" w:eastAsia="Times New Roman" w:cs="Times New Roman"/>
+          <w:b/>
+          <w:bCs/>
+        </w:rPr>
+        <w:t>·</w:t>
+      </w:r>
+      <w:r>
+        <w:rPr>
+          <w:rFonts w:hint="eastAsia" w:ascii="Times New Roman" w:hAnsi="Times New Roman" w:eastAsia="FangSong" w:cs="Times New Roman"/>
+          <w:b/>
+          <w:bCs/>
+        </w:rPr>
+        <w:t>颜色</w:t>
+      </w:r>
+      <w:r>
+        <w:rPr>
+          <w:rFonts w:hint="eastAsia" w:ascii="Times New Roman" w:hAnsi="Times New Roman" w:eastAsia="Times New Roman" w:cs="Times New Roman"/>
+          <w:b/>
+          <w:bCs/>
+        </w:rPr>
+        <w:t>·</w:t>
+      </w:r>
+      <w:r>
+        <w:rPr>
+          <w:rFonts w:hint="eastAsia" w:ascii="Times New Roman" w:hAnsi="Times New Roman" w:eastAsia="FangSong" w:cs="Times New Roman"/>
+          <w:b/>
+          <w:bCs/>
+        </w:rPr>
+        <w:t>性质</w:t>
+      </w:r>
+      <w:r>
+        <w:rPr>
+          <w:rFonts w:hint="eastAsia" w:ascii="Times New Roman" w:hAnsi="Times New Roman" w:eastAsia="Times New Roman" w:cs="Times New Roman"/>
+          <w:b/>
+          <w:bCs/>
         </w:rPr>
         <w:t>）</w:t>
       </w:r>
@@ -35353,11 +35698,10 @@
         </w:tblBorders>
       </w:tblPr>
       <w:tblGrid>
-        <w:gridCol w:w="1584"/>
-        <w:gridCol w:w="1584"/>
-        <w:gridCol w:w="1584"/>
-        <w:gridCol w:w="1584"/>
-        <w:gridCol w:w="1584"/>
+        <w:gridCol w:w="1980"/>
+        <w:gridCol w:w="1980"/>
+        <w:gridCol w:w="1980"/>
+        <w:gridCol w:w="1980"/>
       </w:tblGrid>
       <w:tr>
         <w:trPr>
@@ -35454,26 +35798,6 @@
                 <w:b/>
               </w:rPr>
               <w:t xml:space="preserve">关键性质</w:t>
-            </w:r>
-          </w:p>
-        </w:tc>
-        <w:tc>
-          <w:tcPr>
-            <w:tcBorders>
-              <w:bottom w:val="single" w:sz="6" w:space="0" w:color="333333"/>
-            </w:tcBorders>
-          </w:tcPr>
-          <w:p>
-            <w:pPr>
-              <w:pStyle w:val="Compact"/>
-              <w:jc w:val="center"/>
-            </w:pPr>
-            <w:r>
-              <w:rPr>
-                <w:rFonts w:hint="eastAsia" w:ascii="Times New Roman" w:hAnsi="Times New Roman" w:eastAsia="SimHei" w:cs="Times New Roman"/>
-                <w:b/>
-              </w:rPr>
-              <w:t xml:space="preserve">特征反应</w:t>
             </w:r>
           </w:p>
         </w:tc>
@@ -35568,6 +35892,2074 @@
                 <w:rFonts w:hint="eastAsia" w:ascii="Times New Roman" w:hAnsi="Times New Roman" w:eastAsia="FangSong" w:cs="Times New Roman"/>
               </w:rPr>
               <w:t>不稳定</w:t>
+            </w:r>
+          </w:p>
+        </w:tc>
+      </w:tr>
+      <w:tr>
+        <w:tc>
+          <w:tcPr/>
+          <w:p>
+            <w:pPr>
+              <w:pStyle w:val="Compact"/>
+              <w:jc w:val="center"/>
+            </w:pPr>
+            <m:oMath>
+              <m:sSub>
+                <m:e>
+                  <m:r>
+                    <m:rPr>
+                      <m:sty m:val="p"/>
+                    </m:rPr>
+                    <m:t>H</m:t>
+                  </m:r>
+                </m:e>
+                <m:sub>
+                  <m:r>
+                    <m:rPr>
+                      <m:sty m:val="p"/>
+                    </m:rPr>
+                    <m:t>2</m:t>
+                  </m:r>
+                </m:sub>
+              </m:sSub>
+              <m:sSub>
+                <m:e>
+                  <m:r>
+                    <m:rPr>
+                      <m:sty m:val="p"/>
+                    </m:rPr>
+                    <m:t>O</m:t>
+                  </m:r>
+                </m:e>
+                <m:sub>
+                  <m:r>
+                    <m:rPr>
+                      <m:sty m:val="p"/>
+                    </m:rPr>
+                    <m:t>2</m:t>
+                  </m:r>
+                </m:sub>
+              </m:sSub>
+            </m:oMath>
+            <w:r>
+              <w:rPr>
+                <w:rFonts w:ascii="Times New Roman" w:hAnsi="Times New Roman" w:eastAsia="Times New Roman" w:cs="Times New Roman"/>
+              </w:rPr>
+              <w:t xml:space="preserve">​</w:t>
+            </w:r>
+          </w:p>
+        </w:tc>
+        <w:tc>
+          <w:tcPr/>
+          <w:p>
+            <w:pPr>
+              <w:pStyle w:val="Compact"/>
+              <w:jc w:val="center"/>
+            </w:pPr>
+            <w:r>
+              <w:rPr>
+                <w:rFonts w:hint="eastAsia" w:ascii="Times New Roman" w:hAnsi="Times New Roman" w:eastAsia="FangSong" w:cs="Times New Roman"/>
+              </w:rPr>
+              <w:t xml:space="preserve">双氧水</w:t>
+            </w:r>
+          </w:p>
+        </w:tc>
+        <w:tc>
+          <w:tcPr/>
+          <w:p>
+            <w:pPr>
+              <w:pStyle w:val="Compact"/>
+              <w:jc w:val="center"/>
+            </w:pPr>
+            <w:r>
+              <w:rPr>
+                <w:rFonts w:hint="eastAsia" w:ascii="Times New Roman" w:hAnsi="Times New Roman" w:eastAsia="FangSong" w:cs="Times New Roman"/>
+              </w:rPr>
+              <w:t xml:space="preserve">无色黏稠液体</w:t>
+            </w:r>
+          </w:p>
+        </w:tc>
+        <w:tc>
+          <w:tcPr/>
+          <w:p>
+            <w:pPr>
+              <w:pStyle w:val="Compact"/>
+              <w:jc w:val="center"/>
+            </w:pPr>
+            <w:r>
+              <w:rPr>
+                <w:rFonts w:hint="eastAsia" w:ascii="Times New Roman" w:hAnsi="Times New Roman" w:eastAsia="FangSong" w:cs="Times New Roman"/>
+              </w:rPr>
+              <w:t>以氧化性为主</w:t>
+            </w:r>
+            <w:r>
+              <w:rPr>
+                <w:rFonts w:hint="eastAsia" w:ascii="Times New Roman" w:hAnsi="Times New Roman" w:eastAsia="Times New Roman" w:cs="Times New Roman"/>
+              </w:rPr>
+              <w:t>，</w:t>
+            </w:r>
+            <w:r>
+              <w:rPr>
+                <w:rFonts w:hint="eastAsia" w:ascii="Times New Roman" w:hAnsi="Times New Roman" w:eastAsia="FangSong" w:cs="Times New Roman"/>
+              </w:rPr>
+              <w:t>兼有还原性</w:t>
+            </w:r>
+          </w:p>
+        </w:tc>
+      </w:tr>
+      <w:tr>
+        <w:tc>
+          <w:tcPr/>
+          <w:p>
+            <w:pPr>
+              <w:pStyle w:val="Compact"/>
+              <w:jc w:val="center"/>
+            </w:pPr>
+            <m:oMath>
+              <m:sSub>
+                <m:e>
+                  <m:r>
+                    <m:rPr>
+                      <m:sty m:val="p"/>
+                    </m:rPr>
+                    <m:t>H</m:t>
+                  </m:r>
+                </m:e>
+                <m:sub>
+                  <m:r>
+                    <m:rPr>
+                      <m:sty m:val="p"/>
+                    </m:rPr>
+                    <m:t>2</m:t>
+                  </m:r>
+                </m:sub>
+              </m:sSub>
+              <m:r>
+                <m:rPr>
+                  <m:sty m:val="p"/>
+                </m:rPr>
+                <m:t>S</m:t>
+              </m:r>
+            </m:oMath>
+            <w:r>
+              <w:rPr>
+                <w:rFonts w:ascii="Times New Roman" w:hAnsi="Times New Roman" w:eastAsia="Times New Roman" w:cs="Times New Roman"/>
+              </w:rPr>
+              <w:t xml:space="preserve">​</w:t>
+            </w:r>
+          </w:p>
+        </w:tc>
+        <w:tc>
+          <w:tcPr/>
+          <w:p>
+            <w:pPr>
+              <w:pStyle w:val="Compact"/>
+              <w:jc w:val="center"/>
+            </w:pPr>
+            <w:r>
+              <w:rPr>
+                <w:rFonts w:hint="eastAsia" w:ascii="Times New Roman" w:hAnsi="Times New Roman" w:eastAsia="FangSong" w:cs="Times New Roman"/>
+              </w:rPr>
+              <w:t xml:space="preserve">硫化氢</w:t>
+            </w:r>
+          </w:p>
+        </w:tc>
+        <w:tc>
+          <w:tcPr/>
+          <w:p>
+            <w:pPr>
+              <w:pStyle w:val="Compact"/>
+              <w:jc w:val="center"/>
+            </w:pPr>
+            <w:r>
+              <w:rPr>
+                <w:rFonts w:hint="eastAsia" w:ascii="Times New Roman" w:hAnsi="Times New Roman" w:eastAsia="FangSong" w:cs="Times New Roman"/>
+              </w:rPr>
+              <w:t xml:space="preserve">无色臭鸡蛋味气体</w:t>
+            </w:r>
+          </w:p>
+        </w:tc>
+        <w:tc>
+          <w:tcPr/>
+          <w:p>
+            <w:pPr>
+              <w:pStyle w:val="Compact"/>
+              <w:jc w:val="center"/>
+            </w:pPr>
+            <w:r>
+              <w:rPr>
+                <w:rFonts w:hint="eastAsia" w:ascii="Times New Roman" w:hAnsi="Times New Roman" w:eastAsia="FangSong" w:cs="Times New Roman"/>
+              </w:rPr>
+              <w:t>强还原性</w:t>
+            </w:r>
+            <w:r>
+              <w:rPr>
+                <w:rFonts w:hint="eastAsia" w:ascii="Times New Roman" w:hAnsi="Times New Roman" w:eastAsia="Times New Roman" w:cs="Times New Roman"/>
+              </w:rPr>
+              <w:t>，</w:t>
+            </w:r>
+            <w:r>
+              <w:rPr>
+                <w:rFonts w:hint="eastAsia" w:ascii="Times New Roman" w:hAnsi="Times New Roman" w:eastAsia="FangSong" w:cs="Times New Roman"/>
+              </w:rPr>
+              <w:t>剧毒</w:t>
+            </w:r>
+          </w:p>
+        </w:tc>
+      </w:tr>
+      <w:tr>
+        <w:tc>
+          <w:tcPr/>
+          <w:p>
+            <w:pPr>
+              <w:pStyle w:val="Compact"/>
+              <w:jc w:val="center"/>
+            </w:pPr>
+            <m:oMath>
+              <m:r>
+                <m:rPr>
+                  <m:sty m:val="p"/>
+                </m:rPr>
+                <m:t>S</m:t>
+              </m:r>
+              <m:sSub>
+                <m:e>
+                  <m:r>
+                    <m:rPr>
+                      <m:sty m:val="p"/>
+                    </m:rPr>
+                    <m:t>O</m:t>
+                  </m:r>
+                </m:e>
+                <m:sub>
+                  <m:r>
+                    <m:rPr>
+                      <m:sty m:val="p"/>
+                    </m:rPr>
+                    <m:t>2</m:t>
+                  </m:r>
+                </m:sub>
+              </m:sSub>
+            </m:oMath>
+            <w:r>
+              <w:rPr>
+                <w:rFonts w:ascii="Times New Roman" w:hAnsi="Times New Roman" w:eastAsia="Times New Roman" w:cs="Times New Roman"/>
+              </w:rPr>
+              <w:t xml:space="preserve">​</w:t>
+            </w:r>
+          </w:p>
+        </w:tc>
+        <w:tc>
+          <w:tcPr/>
+          <w:p>
+            <w:pPr>
+              <w:pStyle w:val="Compact"/>
+              <w:jc w:val="center"/>
+            </w:pPr>
+            <w:r>
+              <w:rPr>
+                <w:rFonts w:hint="eastAsia" w:ascii="Times New Roman" w:hAnsi="Times New Roman" w:eastAsia="FangSong" w:cs="Times New Roman"/>
+              </w:rPr>
+              <w:t xml:space="preserve">亚硫酸酐</w:t>
+            </w:r>
+          </w:p>
+        </w:tc>
+        <w:tc>
+          <w:tcPr/>
+          <w:p>
+            <w:pPr>
+              <w:pStyle w:val="Compact"/>
+              <w:jc w:val="center"/>
+            </w:pPr>
+            <w:r>
+              <w:rPr>
+                <w:rFonts w:hint="eastAsia" w:ascii="Times New Roman" w:hAnsi="Times New Roman" w:eastAsia="FangSong" w:cs="Times New Roman"/>
+              </w:rPr>
+              <w:t xml:space="preserve">无色刺激性气体</w:t>
+            </w:r>
+          </w:p>
+        </w:tc>
+        <w:tc>
+          <w:tcPr/>
+          <w:p>
+            <w:pPr>
+              <w:pStyle w:val="Compact"/>
+              <w:jc w:val="center"/>
+            </w:pPr>
+            <w:r>
+              <w:rPr>
+                <w:rFonts w:hint="eastAsia" w:ascii="Times New Roman" w:hAnsi="Times New Roman" w:eastAsia="FangSong" w:cs="Times New Roman"/>
+              </w:rPr>
+              <w:t>以还原性为主</w:t>
+            </w:r>
+            <w:r>
+              <w:rPr>
+                <w:rFonts w:hint="eastAsia" w:ascii="Times New Roman" w:hAnsi="Times New Roman" w:eastAsia="Times New Roman" w:cs="Times New Roman"/>
+              </w:rPr>
+              <w:t>，</w:t>
+            </w:r>
+            <w:r>
+              <w:rPr>
+                <w:rFonts w:hint="eastAsia" w:ascii="Times New Roman" w:hAnsi="Times New Roman" w:eastAsia="FangSong" w:cs="Times New Roman"/>
+              </w:rPr>
+              <w:t>可逆漂白</w:t>
+            </w:r>
+          </w:p>
+        </w:tc>
+      </w:tr>
+      <w:tr>
+        <w:tc>
+          <w:tcPr/>
+          <w:p>
+            <w:pPr>
+              <w:pStyle w:val="Compact"/>
+              <w:jc w:val="center"/>
+            </w:pPr>
+            <m:oMath>
+              <m:r>
+                <m:rPr>
+                  <m:sty m:val="p"/>
+                </m:rPr>
+                <m:t>S</m:t>
+              </m:r>
+              <m:sSub>
+                <m:e>
+                  <m:r>
+                    <m:rPr>
+                      <m:sty m:val="p"/>
+                    </m:rPr>
+                    <m:t>O</m:t>
+                  </m:r>
+                </m:e>
+                <m:sub>
+                  <m:r>
+                    <m:rPr>
+                      <m:sty m:val="p"/>
+                    </m:rPr>
+                    <m:t>3</m:t>
+                  </m:r>
+                </m:sub>
+              </m:sSub>
+            </m:oMath>
+            <w:r>
+              <w:rPr>
+                <w:rFonts w:ascii="Times New Roman" w:hAnsi="Times New Roman" w:eastAsia="Times New Roman" w:cs="Times New Roman"/>
+              </w:rPr>
+              <w:t xml:space="preserve">​</w:t>
+            </w:r>
+          </w:p>
+        </w:tc>
+        <w:tc>
+          <w:tcPr/>
+          <w:p>
+            <w:pPr>
+              <w:pStyle w:val="Compact"/>
+              <w:jc w:val="center"/>
+            </w:pPr>
+            <w:r>
+              <w:rPr>
+                <w:rFonts w:hint="eastAsia" w:ascii="Times New Roman" w:hAnsi="Times New Roman" w:eastAsia="FangSong" w:cs="Times New Roman"/>
+              </w:rPr>
+              <w:t xml:space="preserve">硫酸酐</w:t>
+            </w:r>
+          </w:p>
+        </w:tc>
+        <w:tc>
+          <w:tcPr/>
+          <w:p>
+            <w:pPr>
+              <w:pStyle w:val="Compact"/>
+              <w:jc w:val="center"/>
+            </w:pPr>
+            <w:r>
+              <w:rPr>
+                <w:rFonts w:hint="eastAsia" w:ascii="Times New Roman" w:hAnsi="Times New Roman" w:eastAsia="FangSong" w:cs="Times New Roman"/>
+              </w:rPr>
+              <w:t xml:space="preserve">无色液体或白色固体</w:t>
+            </w:r>
+          </w:p>
+        </w:tc>
+        <w:tc>
+          <w:tcPr/>
+          <w:p>
+            <w:pPr>
+              <w:pStyle w:val="Compact"/>
+              <w:jc w:val="center"/>
+            </w:pPr>
+            <w:r>
+              <w:rPr>
+                <w:rFonts w:hint="eastAsia" w:ascii="Times New Roman" w:hAnsi="Times New Roman" w:eastAsia="FangSong" w:cs="Times New Roman"/>
+              </w:rPr>
+              <w:t>酸性极强</w:t>
+            </w:r>
+            <w:r>
+              <w:rPr>
+                <w:rFonts w:hint="eastAsia" w:ascii="Times New Roman" w:hAnsi="Times New Roman" w:eastAsia="Times New Roman" w:cs="Times New Roman"/>
+              </w:rPr>
+              <w:t>，</w:t>
+            </w:r>
+            <w:r>
+              <w:rPr>
+                <w:rFonts w:hint="eastAsia" w:ascii="Times New Roman" w:hAnsi="Times New Roman" w:eastAsia="FangSong" w:cs="Times New Roman"/>
+              </w:rPr>
+              <w:t>与水放热剧烈</w:t>
+            </w:r>
+          </w:p>
+        </w:tc>
+      </w:tr>
+      <w:tr>
+        <w:tc>
+          <w:tcPr/>
+          <w:p>
+            <w:pPr>
+              <w:pStyle w:val="Compact"/>
+              <w:jc w:val="center"/>
+            </w:pPr>
+            <m:oMath>
+              <m:sSub>
+                <m:e>
+                  <m:r>
+                    <m:rPr>
+                      <m:sty m:val="p"/>
+                    </m:rPr>
+                    <m:t>H</m:t>
+                  </m:r>
+                </m:e>
+                <m:sub>
+                  <m:r>
+                    <m:rPr>
+                      <m:sty m:val="p"/>
+                    </m:rPr>
+                    <m:t>2</m:t>
+                  </m:r>
+                </m:sub>
+              </m:sSub>
+              <m:r>
+                <m:rPr>
+                  <m:sty m:val="p"/>
+                </m:rPr>
+                <m:t>S</m:t>
+              </m:r>
+              <m:sSub>
+                <m:e>
+                  <m:r>
+                    <m:rPr>
+                      <m:sty m:val="p"/>
+                    </m:rPr>
+                    <m:t>O</m:t>
+                  </m:r>
+                </m:e>
+                <m:sub>
+                  <m:r>
+                    <m:rPr>
+                      <m:sty m:val="p"/>
+                    </m:rPr>
+                    <m:t>4</m:t>
+                  </m:r>
+                </m:sub>
+              </m:sSub>
+            </m:oMath>
+            <w:r>
+              <w:rPr>
+                <w:rFonts w:ascii="Times New Roman" w:hAnsi="Times New Roman" w:eastAsia="Times New Roman" w:cs="Times New Roman"/>
+              </w:rPr>
+              <w:t xml:space="preserve">​</w:t>
+            </w:r>
+          </w:p>
+        </w:tc>
+        <w:tc>
+          <w:tcPr/>
+          <w:p>
+            <w:pPr>
+              <w:pStyle w:val="Compact"/>
+              <w:jc w:val="center"/>
+            </w:pPr>
+            <w:r>
+              <w:rPr>
+                <w:rFonts w:hint="eastAsia" w:ascii="Times New Roman" w:hAnsi="Times New Roman" w:eastAsia="FangSong" w:cs="Times New Roman"/>
+              </w:rPr>
+              <w:t xml:space="preserve">浓硫酸</w:t>
+            </w:r>
+          </w:p>
+        </w:tc>
+        <w:tc>
+          <w:tcPr/>
+          <w:p>
+            <w:pPr>
+              <w:pStyle w:val="Compact"/>
+              <w:jc w:val="center"/>
+            </w:pPr>
+            <w:r>
+              <w:rPr>
+                <w:rFonts w:hint="eastAsia" w:ascii="Times New Roman" w:hAnsi="Times New Roman" w:eastAsia="FangSong" w:cs="Times New Roman"/>
+              </w:rPr>
+              <w:t xml:space="preserve">无色油状液体</w:t>
+            </w:r>
+          </w:p>
+        </w:tc>
+        <w:tc>
+          <w:tcPr/>
+          <w:p>
+            <w:pPr>
+              <w:pStyle w:val="Compact"/>
+              <w:jc w:val="center"/>
+            </w:pPr>
+            <w:r>
+              <w:rPr>
+                <w:rFonts w:hint="eastAsia" w:ascii="Times New Roman" w:hAnsi="Times New Roman" w:eastAsia="FangSong" w:cs="Times New Roman"/>
+              </w:rPr>
+              <w:t>强酸</w:t>
+            </w:r>
+            <w:r>
+              <w:rPr>
+                <w:rFonts w:hint="eastAsia" w:ascii="Times New Roman" w:hAnsi="Times New Roman" w:eastAsia="Times New Roman" w:cs="Times New Roman"/>
+              </w:rPr>
+              <w:t>、</w:t>
+            </w:r>
+            <w:r>
+              <w:rPr>
+                <w:rFonts w:hint="eastAsia" w:ascii="Times New Roman" w:hAnsi="Times New Roman" w:eastAsia="FangSong" w:cs="Times New Roman"/>
+              </w:rPr>
+              <w:t>吸水</w:t>
+            </w:r>
+            <w:r>
+              <w:rPr>
+                <w:rFonts w:hint="eastAsia" w:ascii="Times New Roman" w:hAnsi="Times New Roman" w:eastAsia="Times New Roman" w:cs="Times New Roman"/>
+              </w:rPr>
+              <w:t>、</w:t>
+            </w:r>
+            <w:r>
+              <w:rPr>
+                <w:rFonts w:hint="eastAsia" w:ascii="Times New Roman" w:hAnsi="Times New Roman" w:eastAsia="FangSong" w:cs="Times New Roman"/>
+              </w:rPr>
+              <w:t>脱水</w:t>
+            </w:r>
+            <w:r>
+              <w:rPr>
+                <w:rFonts w:hint="eastAsia" w:ascii="Times New Roman" w:hAnsi="Times New Roman" w:eastAsia="Times New Roman" w:cs="Times New Roman"/>
+              </w:rPr>
+              <w:t>、</w:t>
+            </w:r>
+            <w:r>
+              <w:rPr>
+                <w:rFonts w:hint="eastAsia" w:ascii="Times New Roman" w:hAnsi="Times New Roman" w:eastAsia="FangSong" w:cs="Times New Roman"/>
+              </w:rPr>
+              <w:t>强氧化</w:t>
+            </w:r>
+          </w:p>
+        </w:tc>
+      </w:tr>
+      <w:tr>
+        <w:tc>
+          <w:tcPr/>
+          <w:p>
+            <w:pPr>
+              <w:pStyle w:val="Compact"/>
+              <w:jc w:val="center"/>
+            </w:pPr>
+            <m:oMath>
+              <m:r>
+                <m:rPr>
+                  <m:sty m:val="p"/>
+                </m:rPr>
+                <m:t>N</m:t>
+              </m:r>
+              <m:sSub>
+                <m:e>
+                  <m:r>
+                    <m:rPr>
+                      <m:sty m:val="p"/>
+                    </m:rPr>
+                    <m:t>a</m:t>
+                  </m:r>
+                </m:e>
+                <m:sub>
+                  <m:r>
+                    <m:rPr>
+                      <m:sty m:val="p"/>
+                    </m:rPr>
+                    <m:t>2</m:t>
+                  </m:r>
+                </m:sub>
+              </m:sSub>
+              <m:sSub>
+                <m:e>
+                  <m:r>
+                    <m:rPr>
+                      <m:sty m:val="p"/>
+                    </m:rPr>
+                    <m:t>S</m:t>
+                  </m:r>
+                </m:e>
+                <m:sub>
+                  <m:r>
+                    <m:rPr>
+                      <m:sty m:val="p"/>
+                    </m:rPr>
+                    <m:t>2</m:t>
+                  </m:r>
+                </m:sub>
+              </m:sSub>
+              <m:sSub>
+                <m:e>
+                  <m:r>
+                    <m:rPr>
+                      <m:sty m:val="p"/>
+                    </m:rPr>
+                    <m:t>O</m:t>
+                  </m:r>
+                </m:e>
+                <m:sub>
+                  <m:r>
+                    <m:rPr>
+                      <m:sty m:val="p"/>
+                    </m:rPr>
+                    <m:t>3</m:t>
+                  </m:r>
+                </m:sub>
+              </m:sSub>
+            </m:oMath>
+            <w:r>
+              <w:rPr>
+                <w:rFonts w:ascii="Times New Roman" w:hAnsi="Times New Roman" w:eastAsia="Times New Roman" w:cs="Times New Roman"/>
+              </w:rPr>
+              <w:t xml:space="preserve">​</w:t>
+            </w:r>
+          </w:p>
+        </w:tc>
+        <w:tc>
+          <w:tcPr/>
+          <w:p>
+            <w:pPr>
+              <w:pStyle w:val="Compact"/>
+              <w:jc w:val="center"/>
+            </w:pPr>
+            <w:r>
+              <w:rPr>
+                <w:rFonts w:hint="eastAsia" w:ascii="Times New Roman" w:hAnsi="Times New Roman" w:eastAsia="FangSong" w:cs="Times New Roman"/>
+              </w:rPr>
+              <w:t>大苏打</w:t>
+            </w:r>
+            <w:r>
+              <w:rPr>
+                <w:rFonts w:hint="eastAsia" w:ascii="Times New Roman" w:hAnsi="Times New Roman" w:eastAsia="Times New Roman" w:cs="Times New Roman"/>
+              </w:rPr>
+              <w:t>、</w:t>
+            </w:r>
+            <w:r>
+              <w:rPr>
+                <w:rFonts w:hint="eastAsia" w:ascii="Times New Roman" w:hAnsi="Times New Roman" w:eastAsia="FangSong" w:cs="Times New Roman"/>
+              </w:rPr>
+              <w:t>海波</w:t>
+            </w:r>
+          </w:p>
+        </w:tc>
+        <w:tc>
+          <w:tcPr/>
+          <w:p>
+            <w:pPr>
+              <w:pStyle w:val="Compact"/>
+              <w:jc w:val="center"/>
+            </w:pPr>
+            <w:r>
+              <w:rPr>
+                <w:rFonts w:hint="eastAsia" w:ascii="Times New Roman" w:hAnsi="Times New Roman" w:eastAsia="FangSong" w:cs="Times New Roman"/>
+              </w:rPr>
+              <w:t xml:space="preserve">无色晶体</w:t>
+            </w:r>
+          </w:p>
+        </w:tc>
+        <w:tc>
+          <w:tcPr/>
+          <w:p>
+            <w:pPr>
+              <w:pStyle w:val="Compact"/>
+              <w:jc w:val="center"/>
+            </w:pPr>
+            <w:r>
+              <w:rPr>
+                <w:rFonts w:hint="eastAsia" w:ascii="Times New Roman" w:hAnsi="Times New Roman" w:eastAsia="FangSong" w:cs="Times New Roman"/>
+              </w:rPr>
+              <w:t>还原性</w:t>
+            </w:r>
+            <w:r>
+              <w:rPr>
+                <w:rFonts w:hint="eastAsia" w:ascii="Times New Roman" w:hAnsi="Times New Roman" w:eastAsia="Times New Roman" w:cs="Times New Roman"/>
+              </w:rPr>
+              <w:t>，</w:t>
+            </w:r>
+            <w:r>
+              <w:rPr>
+                <w:rFonts w:hint="eastAsia" w:ascii="Times New Roman" w:hAnsi="Times New Roman" w:eastAsia="FangSong" w:cs="Times New Roman"/>
+              </w:rPr>
+              <w:t>可作配体</w:t>
+            </w:r>
+          </w:p>
+        </w:tc>
+      </w:tr>
+      <w:tr>
+        <w:tc>
+          <w:tcPr/>
+          <w:p>
+            <w:pPr>
+              <w:pStyle w:val="Compact"/>
+              <w:jc w:val="center"/>
+            </w:pPr>
+            <m:oMath>
+              <m:r>
+                <m:rPr>
+                  <m:sty m:val="p"/>
+                </m:rPr>
+                <m:t>N</m:t>
+              </m:r>
+              <m:sSub>
+                <m:e>
+                  <m:r>
+                    <m:rPr>
+                      <m:sty m:val="p"/>
+                    </m:rPr>
+                    <m:t>a</m:t>
+                  </m:r>
+                </m:e>
+                <m:sub>
+                  <m:r>
+                    <m:rPr>
+                      <m:sty m:val="p"/>
+                    </m:rPr>
+                    <m:t>2</m:t>
+                  </m:r>
+                </m:sub>
+              </m:sSub>
+              <m:sSub>
+                <m:e>
+                  <m:r>
+                    <m:rPr>
+                      <m:sty m:val="p"/>
+                    </m:rPr>
+                    <m:t>S</m:t>
+                  </m:r>
+                </m:e>
+                <m:sub>
+                  <m:r>
+                    <m:rPr>
+                      <m:sty m:val="p"/>
+                    </m:rPr>
+                    <m:t>2</m:t>
+                  </m:r>
+                </m:sub>
+              </m:sSub>
+              <m:sSub>
+                <m:e>
+                  <m:r>
+                    <m:rPr>
+                      <m:sty m:val="p"/>
+                    </m:rPr>
+                    <m:t>O</m:t>
+                  </m:r>
+                </m:e>
+                <m:sub>
+                  <m:r>
+                    <m:rPr>
+                      <m:sty m:val="p"/>
+                    </m:rPr>
+                    <m:t>8</m:t>
+                  </m:r>
+                </m:sub>
+              </m:sSub>
+            </m:oMath>
+            <w:r>
+              <w:rPr>
+                <w:rFonts w:ascii="Times New Roman" w:hAnsi="Times New Roman" w:eastAsia="Times New Roman" w:cs="Times New Roman"/>
+              </w:rPr>
+              <w:t xml:space="preserve">​</w:t>
+            </w:r>
+          </w:p>
+        </w:tc>
+        <w:tc>
+          <w:tcPr/>
+          <w:p>
+            <w:pPr>
+              <w:pStyle w:val="Compact"/>
+              <w:jc w:val="center"/>
+            </w:pPr>
+            <w:r>
+              <w:rPr>
+                <w:rFonts w:hint="eastAsia" w:ascii="Times New Roman" w:hAnsi="Times New Roman" w:eastAsia="FangSong" w:cs="Times New Roman"/>
+              </w:rPr>
+              <w:t xml:space="preserve">过硫酸钠</w:t>
+            </w:r>
+          </w:p>
+        </w:tc>
+        <w:tc>
+          <w:tcPr/>
+          <w:p>
+            <w:pPr>
+              <w:pStyle w:val="Compact"/>
+              <w:jc w:val="center"/>
+            </w:pPr>
+            <w:r>
+              <w:rPr>
+                <w:rFonts w:hint="eastAsia" w:ascii="Times New Roman" w:hAnsi="Times New Roman" w:eastAsia="FangSong" w:cs="Times New Roman"/>
+              </w:rPr>
+              <w:t xml:space="preserve">无色晶体</w:t>
+            </w:r>
+          </w:p>
+        </w:tc>
+        <w:tc>
+          <w:tcPr/>
+          <w:p>
+            <w:pPr>
+              <w:pStyle w:val="Compact"/>
+              <w:jc w:val="center"/>
+            </w:pPr>
+            <w:r>
+              <w:rPr>
+                <w:rFonts w:hint="eastAsia" w:ascii="Times New Roman" w:hAnsi="Times New Roman" w:eastAsia="FangSong" w:cs="Times New Roman"/>
+              </w:rPr>
+              <w:t>强氧化剂</w:t>
+            </w:r>
+            <w:r>
+              <w:rPr>
+                <w:rFonts w:hint="eastAsia" w:ascii="Times New Roman" w:hAnsi="Times New Roman" w:eastAsia="Times New Roman" w:cs="Times New Roman"/>
+              </w:rPr>
+              <w:t>，</w:t>
+            </w:r>
+            <w:r>
+              <w:rPr>
+                <w:rFonts w:hint="eastAsia" w:ascii="Times New Roman" w:hAnsi="Times New Roman" w:eastAsia="FangSong" w:cs="Times New Roman"/>
+              </w:rPr>
+              <w:t>需</w:t>
+            </w:r>
+            <w:r>
+              <w:rPr>
+                <w:rFonts w:ascii="Times New Roman" w:hAnsi="Times New Roman" w:eastAsia="Times New Roman" w:cs="Times New Roman"/>
+              </w:rPr>
+              <w:t xml:space="preserve"> </w:t>
+            </w:r>
+            <m:oMath>
+              <m:r>
+                <m:rPr>
+                  <m:sty m:val="p"/>
+                </m:rPr>
+                <m:t>A</m:t>
+              </m:r>
+              <m:sSup>
+                <m:e>
+                  <m:r>
+                    <m:rPr>
+                      <m:sty m:val="p"/>
+                    </m:rPr>
+                    <m:t>g</m:t>
+                  </m:r>
+                </m:e>
+                <m:sup>
+                  <m:r>
+                    <m:rPr>
+                      <m:sty m:val="p"/>
+                    </m:rPr>
+                    <m:t>+</m:t>
+                  </m:r>
+                </m:sup>
+              </m:sSup>
+            </m:oMath>
+            <w:r>
+              <w:rPr>
+                <w:rFonts w:ascii="Times New Roman" w:hAnsi="Times New Roman" w:eastAsia="Times New Roman" w:cs="Times New Roman"/>
+              </w:rPr>
+              <w:t xml:space="preserve"> </w:t>
+            </w:r>
+            <w:r>
+              <w:rPr>
+                <w:rFonts w:hint="eastAsia" w:ascii="Times New Roman" w:hAnsi="Times New Roman" w:eastAsia="FangSong" w:cs="Times New Roman"/>
+              </w:rPr>
+              <w:t xml:space="preserve">催化</w:t>
+            </w:r>
+          </w:p>
+        </w:tc>
+      </w:tr>
+      <w:tr>
+        <w:tc>
+          <w:tcPr/>
+          <w:p>
+            <w:pPr>
+              <w:pStyle w:val="Compact"/>
+              <w:jc w:val="center"/>
+            </w:pPr>
+            <m:oMath>
+              <m:r>
+                <m:rPr>
+                  <m:sty m:val="p"/>
+                </m:rPr>
+                <m:t>N</m:t>
+              </m:r>
+              <m:sSub>
+                <m:e>
+                  <m:r>
+                    <m:rPr>
+                      <m:sty m:val="p"/>
+                    </m:rPr>
+                    <m:t>H</m:t>
+                  </m:r>
+                </m:e>
+                <m:sub>
+                  <m:r>
+                    <m:rPr>
+                      <m:sty m:val="p"/>
+                    </m:rPr>
+                    <m:t>3</m:t>
+                  </m:r>
+                </m:sub>
+              </m:sSub>
+            </m:oMath>
+            <w:r>
+              <w:rPr>
+                <w:rFonts w:ascii="Times New Roman" w:hAnsi="Times New Roman" w:eastAsia="Times New Roman" w:cs="Times New Roman"/>
+              </w:rPr>
+              <w:t xml:space="preserve">​</w:t>
+            </w:r>
+          </w:p>
+        </w:tc>
+        <w:tc>
+          <w:tcPr/>
+          <w:p>
+            <w:pPr>
+              <w:pStyle w:val="Compact"/>
+              <w:jc w:val="center"/>
+            </w:pPr>
+            <w:r>
+              <w:rPr>
+                <w:rFonts w:hint="eastAsia" w:ascii="Times New Roman" w:hAnsi="Times New Roman" w:eastAsia="FangSong" w:cs="Times New Roman"/>
+              </w:rPr>
+              <w:t xml:space="preserve">氨</w:t>
+            </w:r>
+          </w:p>
+        </w:tc>
+        <w:tc>
+          <w:tcPr/>
+          <w:p>
+            <w:pPr>
+              <w:pStyle w:val="Compact"/>
+              <w:jc w:val="center"/>
+            </w:pPr>
+            <w:r>
+              <w:rPr>
+                <w:rFonts w:hint="eastAsia" w:ascii="Times New Roman" w:hAnsi="Times New Roman" w:eastAsia="FangSong" w:cs="Times New Roman"/>
+              </w:rPr>
+              <w:t xml:space="preserve">无色刺激性气体</w:t>
+            </w:r>
+          </w:p>
+        </w:tc>
+        <w:tc>
+          <w:tcPr/>
+          <w:p>
+            <w:pPr>
+              <w:pStyle w:val="Compact"/>
+              <w:jc w:val="center"/>
+            </w:pPr>
+            <w:r>
+              <w:rPr>
+                <w:rFonts w:hint="eastAsia" w:ascii="Times New Roman" w:hAnsi="Times New Roman" w:eastAsia="FangSong" w:cs="Times New Roman"/>
+              </w:rPr>
+              <w:t>弱碱</w:t>
+            </w:r>
+            <w:r>
+              <w:rPr>
+                <w:rFonts w:hint="eastAsia" w:ascii="Times New Roman" w:hAnsi="Times New Roman" w:eastAsia="Times New Roman" w:cs="Times New Roman"/>
+              </w:rPr>
+              <w:t>、</w:t>
+            </w:r>
+            <w:r>
+              <w:rPr>
+                <w:rFonts w:hint="eastAsia" w:ascii="Times New Roman" w:hAnsi="Times New Roman" w:eastAsia="FangSong" w:cs="Times New Roman"/>
+              </w:rPr>
+              <w:t>易液化</w:t>
+            </w:r>
+            <w:r>
+              <w:rPr>
+                <w:rFonts w:hint="eastAsia" w:ascii="Times New Roman" w:hAnsi="Times New Roman" w:eastAsia="Times New Roman" w:cs="Times New Roman"/>
+              </w:rPr>
+              <w:t>、</w:t>
+            </w:r>
+            <w:r>
+              <w:rPr>
+                <w:rFonts w:hint="eastAsia" w:ascii="Times New Roman" w:hAnsi="Times New Roman" w:eastAsia="FangSong" w:cs="Times New Roman"/>
+              </w:rPr>
+              <w:t>有配位性</w:t>
+            </w:r>
+          </w:p>
+        </w:tc>
+      </w:tr>
+      <w:tr>
+        <w:tc>
+          <w:tcPr/>
+          <w:p>
+            <w:pPr>
+              <w:pStyle w:val="Compact"/>
+              <w:jc w:val="center"/>
+            </w:pPr>
+            <m:oMath>
+              <m:sSub>
+                <m:e>
+                  <m:r>
+                    <m:rPr>
+                      <m:sty m:val="p"/>
+                    </m:rPr>
+                    <m:t>N</m:t>
+                  </m:r>
+                </m:e>
+                <m:sub>
+                  <m:r>
+                    <m:rPr>
+                      <m:sty m:val="p"/>
+                    </m:rPr>
+                    <m:t>2</m:t>
+                  </m:r>
+                </m:sub>
+              </m:sSub>
+              <m:sSub>
+                <m:e>
+                  <m:r>
+                    <m:rPr>
+                      <m:sty m:val="p"/>
+                    </m:rPr>
+                    <m:t>H</m:t>
+                  </m:r>
+                </m:e>
+                <m:sub>
+                  <m:r>
+                    <m:rPr>
+                      <m:sty m:val="p"/>
+                    </m:rPr>
+                    <m:t>4</m:t>
+                  </m:r>
+                </m:sub>
+              </m:sSub>
+            </m:oMath>
+            <w:r>
+              <w:rPr>
+                <w:rFonts w:ascii="Times New Roman" w:hAnsi="Times New Roman" w:eastAsia="Times New Roman" w:cs="Times New Roman"/>
+              </w:rPr>
+              <w:t xml:space="preserve">​</w:t>
+            </w:r>
+          </w:p>
+        </w:tc>
+        <w:tc>
+          <w:tcPr/>
+          <w:p>
+            <w:pPr>
+              <w:pStyle w:val="Compact"/>
+              <w:jc w:val="center"/>
+            </w:pPr>
+            <w:r>
+              <w:rPr>
+                <w:rFonts w:hint="eastAsia" w:ascii="Times New Roman" w:hAnsi="Times New Roman" w:eastAsia="FangSong" w:cs="Times New Roman"/>
+              </w:rPr>
+              <w:t xml:space="preserve">肼</w:t>
+            </w:r>
+          </w:p>
+        </w:tc>
+        <w:tc>
+          <w:tcPr/>
+          <w:p>
+            <w:pPr>
+              <w:pStyle w:val="Compact"/>
+              <w:jc w:val="center"/>
+            </w:pPr>
+            <w:r>
+              <w:rPr>
+                <w:rFonts w:hint="eastAsia" w:ascii="Times New Roman" w:hAnsi="Times New Roman" w:eastAsia="FangSong" w:cs="Times New Roman"/>
+              </w:rPr>
+              <w:t xml:space="preserve">无色发烟液体</w:t>
+            </w:r>
+          </w:p>
+        </w:tc>
+        <w:tc>
+          <w:tcPr/>
+          <w:p>
+            <w:pPr>
+              <w:pStyle w:val="Compact"/>
+              <w:jc w:val="center"/>
+            </w:pPr>
+            <w:r>
+              <w:rPr>
+                <w:rFonts w:hint="eastAsia" w:ascii="Times New Roman" w:hAnsi="Times New Roman" w:eastAsia="FangSong" w:cs="Times New Roman"/>
+              </w:rPr>
+              <w:t xml:space="preserve">强还原性</w:t>
+            </w:r>
+          </w:p>
+        </w:tc>
+      </w:tr>
+      <w:tr>
+        <w:tc>
+          <w:tcPr/>
+          <w:p>
+            <w:pPr>
+              <w:pStyle w:val="Compact"/>
+              <w:jc w:val="center"/>
+            </w:pPr>
+            <m:oMath>
+              <m:r>
+                <m:rPr>
+                  <m:sty m:val="p"/>
+                </m:rPr>
+                <m:t>H</m:t>
+              </m:r>
+              <m:sSub>
+                <m:e>
+                  <m:r>
+                    <m:rPr>
+                      <m:sty m:val="p"/>
+                    </m:rPr>
+                    <m:t>N</m:t>
+                  </m:r>
+                </m:e>
+                <m:sub>
+                  <m:r>
+                    <m:rPr>
+                      <m:sty m:val="p"/>
+                    </m:rPr>
+                    <m:t>3</m:t>
+                  </m:r>
+                </m:sub>
+              </m:sSub>
+            </m:oMath>
+            <w:r>
+              <w:rPr>
+                <w:rFonts w:ascii="Times New Roman" w:hAnsi="Times New Roman" w:eastAsia="Times New Roman" w:cs="Times New Roman"/>
+              </w:rPr>
+              <w:t xml:space="preserve">​</w:t>
+            </w:r>
+          </w:p>
+        </w:tc>
+        <w:tc>
+          <w:tcPr/>
+          <w:p>
+            <w:pPr>
+              <w:pStyle w:val="Compact"/>
+              <w:jc w:val="center"/>
+            </w:pPr>
+            <w:r>
+              <w:rPr>
+                <w:rFonts w:hint="eastAsia" w:ascii="Times New Roman" w:hAnsi="Times New Roman" w:eastAsia="FangSong" w:cs="Times New Roman"/>
+              </w:rPr>
+              <w:t xml:space="preserve">叠氮酸</w:t>
+            </w:r>
+          </w:p>
+        </w:tc>
+        <w:tc>
+          <w:tcPr/>
+          <w:p>
+            <w:pPr>
+              <w:pStyle w:val="Compact"/>
+              <w:jc w:val="center"/>
+            </w:pPr>
+            <w:r>
+              <w:rPr>
+                <w:rFonts w:hint="eastAsia" w:ascii="Times New Roman" w:hAnsi="Times New Roman" w:eastAsia="FangSong" w:cs="Times New Roman"/>
+              </w:rPr>
+              <w:t xml:space="preserve">无色液体</w:t>
+            </w:r>
+          </w:p>
+        </w:tc>
+        <w:tc>
+          <w:tcPr/>
+          <w:p>
+            <w:pPr>
+              <w:pStyle w:val="Compact"/>
+              <w:jc w:val="center"/>
+            </w:pPr>
+            <w:r>
+              <w:rPr>
+                <w:rFonts w:hint="eastAsia" w:ascii="Times New Roman" w:hAnsi="Times New Roman" w:eastAsia="FangSong" w:cs="Times New Roman"/>
+              </w:rPr>
+              <w:t>弱酸</w:t>
+            </w:r>
+            <w:r>
+              <w:rPr>
+                <w:rFonts w:hint="eastAsia" w:ascii="Times New Roman" w:hAnsi="Times New Roman" w:eastAsia="Times New Roman" w:cs="Times New Roman"/>
+              </w:rPr>
+              <w:t>，</w:t>
+            </w:r>
+            <w:r>
+              <w:rPr>
+                <w:rFonts w:hint="eastAsia" w:ascii="Times New Roman" w:hAnsi="Times New Roman" w:eastAsia="FangSong" w:cs="Times New Roman"/>
+              </w:rPr>
+              <w:t>不稳定易爆</w:t>
+            </w:r>
+          </w:p>
+        </w:tc>
+      </w:tr>
+      <w:tr>
+        <w:tc>
+          <w:tcPr/>
+          <w:p>
+            <w:pPr>
+              <w:pStyle w:val="Compact"/>
+              <w:jc w:val="center"/>
+            </w:pPr>
+            <m:oMath>
+              <m:r>
+                <m:rPr>
+                  <m:sty m:val="p"/>
+                </m:rPr>
+                <m:t>N</m:t>
+              </m:r>
+              <m:r>
+                <m:rPr>
+                  <m:sty m:val="p"/>
+                </m:rPr>
+                <m:t>O</m:t>
+              </m:r>
+            </m:oMath>
+            <w:r>
+              <w:rPr>
+                <w:rFonts w:ascii="Times New Roman" w:hAnsi="Times New Roman" w:eastAsia="Times New Roman" w:cs="Times New Roman"/>
+              </w:rPr>
+              <w:t xml:space="preserve">​</w:t>
+            </w:r>
+          </w:p>
+        </w:tc>
+        <w:tc>
+          <w:tcPr/>
+          <w:p>
+            <w:pPr>
+              <w:pStyle w:val="Compact"/>
+              <w:jc w:val="center"/>
+            </w:pPr>
+            <w:r>
+              <w:rPr>
+                <w:rFonts w:hint="eastAsia" w:ascii="Times New Roman" w:hAnsi="Times New Roman" w:eastAsia="FangSong" w:cs="Times New Roman"/>
+              </w:rPr>
+              <w:t xml:space="preserve">一氧化氮</w:t>
+            </w:r>
+          </w:p>
+        </w:tc>
+        <w:tc>
+          <w:tcPr/>
+          <w:p>
+            <w:pPr>
+              <w:pStyle w:val="Compact"/>
+              <w:jc w:val="center"/>
+            </w:pPr>
+            <w:r>
+              <w:rPr>
+                <w:rFonts w:hint="eastAsia" w:ascii="Times New Roman" w:hAnsi="Times New Roman" w:eastAsia="FangSong" w:cs="Times New Roman"/>
+              </w:rPr>
+              <w:t xml:space="preserve">无色气体</w:t>
+            </w:r>
+          </w:p>
+        </w:tc>
+        <w:tc>
+          <w:tcPr/>
+          <w:p>
+            <w:pPr>
+              <w:pStyle w:val="Compact"/>
+              <w:jc w:val="center"/>
+            </w:pPr>
+            <w:r>
+              <w:rPr>
+                <w:rFonts w:hint="eastAsia" w:ascii="Times New Roman" w:hAnsi="Times New Roman" w:eastAsia="FangSong" w:cs="Times New Roman"/>
+              </w:rPr>
+              <w:t xml:space="preserve">遇空气立即变红棕</w:t>
+            </w:r>
+          </w:p>
+        </w:tc>
+      </w:tr>
+      <w:tr>
+        <w:tc>
+          <w:tcPr/>
+          <w:p>
+            <w:pPr>
+              <w:pStyle w:val="Compact"/>
+              <w:jc w:val="center"/>
+            </w:pPr>
+            <m:oMath>
+              <m:r>
+                <m:rPr>
+                  <m:sty m:val="p"/>
+                </m:rPr>
+                <m:t>N</m:t>
+              </m:r>
+              <m:sSub>
+                <m:e>
+                  <m:r>
+                    <m:rPr>
+                      <m:sty m:val="p"/>
+                    </m:rPr>
+                    <m:t>O</m:t>
+                  </m:r>
+                </m:e>
+                <m:sub>
+                  <m:r>
+                    <m:rPr>
+                      <m:sty m:val="p"/>
+                    </m:rPr>
+                    <m:t>2</m:t>
+                  </m:r>
+                </m:sub>
+              </m:sSub>
+            </m:oMath>
+            <w:r>
+              <w:rPr>
+                <w:rFonts w:ascii="Times New Roman" w:hAnsi="Times New Roman" w:eastAsia="Times New Roman" w:cs="Times New Roman"/>
+              </w:rPr>
+              <w:t xml:space="preserve">​</w:t>
+            </w:r>
+          </w:p>
+        </w:tc>
+        <w:tc>
+          <w:tcPr/>
+          <w:p>
+            <w:pPr>
+              <w:pStyle w:val="Compact"/>
+              <w:jc w:val="center"/>
+            </w:pPr>
+            <w:r>
+              <w:rPr>
+                <w:rFonts w:hint="eastAsia" w:ascii="Times New Roman" w:hAnsi="Times New Roman" w:eastAsia="FangSong" w:cs="Times New Roman"/>
+              </w:rPr>
+              <w:t xml:space="preserve">二氧化氮</w:t>
+            </w:r>
+          </w:p>
+        </w:tc>
+        <w:tc>
+          <w:tcPr/>
+          <w:p>
+            <w:pPr>
+              <w:pStyle w:val="Compact"/>
+              <w:jc w:val="center"/>
+            </w:pPr>
+            <w:r>
+              <w:rPr>
+                <w:rFonts w:hint="eastAsia" w:ascii="Times New Roman" w:hAnsi="Times New Roman" w:eastAsia="FangSong" w:cs="Times New Roman"/>
+              </w:rPr>
+              <w:t xml:space="preserve">红棕色刺激性气体</w:t>
+            </w:r>
+          </w:p>
+        </w:tc>
+        <w:tc>
+          <w:tcPr/>
+          <w:p>
+            <w:pPr>
+              <w:pStyle w:val="Compact"/>
+              <w:jc w:val="center"/>
+            </w:pPr>
+            <w:r>
+              <w:rPr>
+                <w:rFonts w:hint="eastAsia" w:ascii="Times New Roman" w:hAnsi="Times New Roman" w:eastAsia="FangSong" w:cs="Times New Roman"/>
+              </w:rPr>
+              <w:t>氧化性</w:t>
+            </w:r>
+            <w:r>
+              <w:rPr>
+                <w:rFonts w:hint="eastAsia" w:ascii="Times New Roman" w:hAnsi="Times New Roman" w:eastAsia="Times New Roman" w:cs="Times New Roman"/>
+              </w:rPr>
+              <w:t>，</w:t>
+            </w:r>
+            <w:r>
+              <w:rPr>
+                <w:rFonts w:hint="eastAsia" w:ascii="Times New Roman" w:hAnsi="Times New Roman" w:eastAsia="FangSong" w:cs="Times New Roman"/>
+              </w:rPr>
+              <w:t>溶于水歧化</w:t>
+            </w:r>
+          </w:p>
+        </w:tc>
+      </w:tr>
+      <w:tr>
+        <w:tc>
+          <w:tcPr/>
+          <w:p>
+            <w:pPr>
+              <w:pStyle w:val="Compact"/>
+              <w:jc w:val="center"/>
+            </w:pPr>
+            <m:oMath>
+              <m:sSub>
+                <m:e>
+                  <m:r>
+                    <m:rPr>
+                      <m:sty m:val="p"/>
+                    </m:rPr>
+                    <m:t>P</m:t>
+                  </m:r>
+                </m:e>
+                <m:sub>
+                  <m:r>
+                    <m:rPr>
+                      <m:sty m:val="p"/>
+                    </m:rPr>
+                    <m:t>4</m:t>
+                  </m:r>
+                </m:sub>
+              </m:sSub>
+            </m:oMath>
+            <w:r>
+              <w:rPr>
+                <w:rFonts w:ascii="Times New Roman" w:hAnsi="Times New Roman" w:eastAsia="Times New Roman" w:cs="Times New Roman"/>
+              </w:rPr>
+              <w:t xml:space="preserve">​</w:t>
+            </w:r>
+          </w:p>
+        </w:tc>
+        <w:tc>
+          <w:tcPr/>
+          <w:p>
+            <w:pPr>
+              <w:pStyle w:val="Compact"/>
+              <w:jc w:val="center"/>
+            </w:pPr>
+            <w:r>
+              <w:rPr>
+                <w:rFonts w:hint="eastAsia" w:ascii="Times New Roman" w:hAnsi="Times New Roman" w:eastAsia="FangSong" w:cs="Times New Roman"/>
+              </w:rPr>
+              <w:t xml:space="preserve">白磷</w:t>
+            </w:r>
+          </w:p>
+        </w:tc>
+        <w:tc>
+          <w:tcPr/>
+          <w:p>
+            <w:pPr>
+              <w:pStyle w:val="Compact"/>
+              <w:jc w:val="center"/>
+            </w:pPr>
+            <w:r>
+              <w:rPr>
+                <w:rFonts w:hint="eastAsia" w:ascii="Times New Roman" w:hAnsi="Times New Roman" w:eastAsia="FangSong" w:cs="Times New Roman"/>
+              </w:rPr>
+              <w:t xml:space="preserve">白色蜡状固体</w:t>
+            </w:r>
+          </w:p>
+        </w:tc>
+        <w:tc>
+          <w:tcPr/>
+          <w:p>
+            <w:pPr>
+              <w:pStyle w:val="Compact"/>
+              <w:jc w:val="center"/>
+            </w:pPr>
+            <w:r>
+              <w:rPr>
+                <w:rFonts w:hint="eastAsia" w:ascii="Times New Roman" w:hAnsi="Times New Roman" w:eastAsia="FangSong" w:cs="Times New Roman"/>
+              </w:rPr>
+              <w:t>剧毒</w:t>
+            </w:r>
+            <w:r>
+              <w:rPr>
+                <w:rFonts w:hint="eastAsia" w:ascii="Times New Roman" w:hAnsi="Times New Roman" w:eastAsia="Times New Roman" w:cs="Times New Roman"/>
+              </w:rPr>
+              <w:t>，</w:t>
+            </w:r>
+            <w:r>
+              <w:rPr>
+                <w:rFonts w:hint="eastAsia" w:ascii="Times New Roman" w:hAnsi="Times New Roman" w:eastAsia="FangSong" w:cs="Times New Roman"/>
+              </w:rPr>
+              <w:t>易自燃</w:t>
+            </w:r>
+          </w:p>
+        </w:tc>
+      </w:tr>
+      <w:tr>
+        <w:tc>
+          <w:tcPr/>
+          <w:p>
+            <w:pPr>
+              <w:pStyle w:val="Compact"/>
+              <w:jc w:val="center"/>
+            </w:pPr>
+            <m:oMath>
+              <m:sSub>
+                <m:e>
+                  <m:r>
+                    <m:rPr>
+                      <m:sty m:val="p"/>
+                    </m:rPr>
+                    <m:t>P</m:t>
+                  </m:r>
+                </m:e>
+                <m:sub>
+                  <m:r>
+                    <m:rPr>
+                      <m:sty m:val="p"/>
+                    </m:rPr>
+                    <m:t>4</m:t>
+                  </m:r>
+                </m:sub>
+              </m:sSub>
+              <m:sSub>
+                <m:e>
+                  <m:r>
+                    <m:rPr>
+                      <m:sty m:val="p"/>
+                    </m:rPr>
+                    <m:t>O</m:t>
+                  </m:r>
+                </m:e>
+                <m:sub>
+                  <m:r>
+                    <m:rPr>
+                      <m:sty m:val="p"/>
+                    </m:rPr>
+                    <m:t>10</m:t>
+                  </m:r>
+                </m:sub>
+              </m:sSub>
+            </m:oMath>
+            <w:r>
+              <w:rPr>
+                <w:rFonts w:ascii="Times New Roman" w:hAnsi="Times New Roman" w:eastAsia="Times New Roman" w:cs="Times New Roman"/>
+              </w:rPr>
+              <w:t xml:space="preserve">​</w:t>
+            </w:r>
+          </w:p>
+        </w:tc>
+        <w:tc>
+          <w:tcPr/>
+          <w:p>
+            <w:pPr>
+              <w:pStyle w:val="Compact"/>
+              <w:jc w:val="center"/>
+            </w:pPr>
+            <w:r>
+              <w:rPr>
+                <w:rFonts w:hint="eastAsia" w:ascii="Times New Roman" w:hAnsi="Times New Roman" w:eastAsia="FangSong" w:cs="Times New Roman"/>
+              </w:rPr>
+              <w:t xml:space="preserve">磷酸酐</w:t>
+            </w:r>
+          </w:p>
+        </w:tc>
+        <w:tc>
+          <w:tcPr/>
+          <w:p>
+            <w:pPr>
+              <w:pStyle w:val="Compact"/>
+              <w:jc w:val="center"/>
+            </w:pPr>
+            <w:r>
+              <w:rPr>
+                <w:rFonts w:hint="eastAsia" w:ascii="Times New Roman" w:hAnsi="Times New Roman" w:eastAsia="FangSong" w:cs="Times New Roman"/>
+              </w:rPr>
+              <w:t xml:space="preserve">白色粉末</w:t>
+            </w:r>
+          </w:p>
+        </w:tc>
+        <w:tc>
+          <w:tcPr/>
+          <w:p>
+            <w:pPr>
+              <w:pStyle w:val="Compact"/>
+              <w:jc w:val="center"/>
+            </w:pPr>
+            <w:r>
+              <w:rPr>
+                <w:rFonts w:hint="eastAsia" w:ascii="Times New Roman" w:hAnsi="Times New Roman" w:eastAsia="FangSong" w:cs="Times New Roman"/>
+              </w:rPr>
+              <w:t>吸水性极强</w:t>
+            </w:r>
+            <w:r>
+              <w:rPr>
+                <w:rFonts w:hint="eastAsia" w:ascii="Times New Roman" w:hAnsi="Times New Roman" w:eastAsia="Times New Roman" w:cs="Times New Roman"/>
+              </w:rPr>
+              <w:t>，</w:t>
+            </w:r>
+            <w:r>
+              <w:rPr>
+                <w:rFonts w:hint="eastAsia" w:ascii="Times New Roman" w:hAnsi="Times New Roman" w:eastAsia="FangSong" w:cs="Times New Roman"/>
+              </w:rPr>
+              <w:t>干燥剂</w:t>
+            </w:r>
+          </w:p>
+        </w:tc>
+      </w:tr>
+      <w:tr>
+        <w:tc>
+          <w:tcPr/>
+          <w:p>
+            <w:pPr>
+              <w:pStyle w:val="Compact"/>
+              <w:jc w:val="center"/>
+            </w:pPr>
+            <m:oMath>
+              <m:r>
+                <m:rPr>
+                  <m:sty m:val="p"/>
+                </m:rPr>
+                <m:t>P</m:t>
+              </m:r>
+              <m:sSub>
+                <m:e>
+                  <m:r>
+                    <m:rPr>
+                      <m:sty m:val="p"/>
+                    </m:rPr>
+                    <m:t>H</m:t>
+                  </m:r>
+                </m:e>
+                <m:sub>
+                  <m:r>
+                    <m:rPr>
+                      <m:sty m:val="p"/>
+                    </m:rPr>
+                    <m:t>3</m:t>
+                  </m:r>
+                </m:sub>
+              </m:sSub>
+            </m:oMath>
+            <w:r>
+              <w:rPr>
+                <w:rFonts w:ascii="Times New Roman" w:hAnsi="Times New Roman" w:eastAsia="Times New Roman" w:cs="Times New Roman"/>
+              </w:rPr>
+              <w:t xml:space="preserve">​</w:t>
+            </w:r>
+          </w:p>
+        </w:tc>
+        <w:tc>
+          <w:tcPr/>
+          <w:p>
+            <w:pPr>
+              <w:pStyle w:val="Compact"/>
+              <w:jc w:val="center"/>
+            </w:pPr>
+            <w:r>
+              <w:rPr>
+                <w:rFonts w:hint="eastAsia" w:ascii="Times New Roman" w:hAnsi="Times New Roman" w:eastAsia="FangSong" w:cs="Times New Roman"/>
+              </w:rPr>
+              <w:t xml:space="preserve">膦</w:t>
+            </w:r>
+          </w:p>
+        </w:tc>
+        <w:tc>
+          <w:tcPr/>
+          <w:p>
+            <w:pPr>
+              <w:pStyle w:val="Compact"/>
+              <w:jc w:val="center"/>
+            </w:pPr>
+            <w:r>
+              <w:rPr>
+                <w:rFonts w:hint="eastAsia" w:ascii="Times New Roman" w:hAnsi="Times New Roman" w:eastAsia="FangSong" w:cs="Times New Roman"/>
+              </w:rPr>
+              <w:t xml:space="preserve">无色大蒜味气体</w:t>
+            </w:r>
+          </w:p>
+        </w:tc>
+        <w:tc>
+          <w:tcPr/>
+          <w:p>
+            <w:pPr>
+              <w:pStyle w:val="Compact"/>
+              <w:jc w:val="center"/>
+            </w:pPr>
+            <w:r>
+              <w:rPr>
+                <w:rFonts w:hint="eastAsia" w:ascii="Times New Roman" w:hAnsi="Times New Roman" w:eastAsia="FangSong" w:cs="Times New Roman"/>
+              </w:rPr>
+              <w:t>剧毒</w:t>
+            </w:r>
+            <w:r>
+              <w:rPr>
+                <w:rFonts w:hint="eastAsia" w:ascii="Times New Roman" w:hAnsi="Times New Roman" w:eastAsia="Times New Roman" w:cs="Times New Roman"/>
+              </w:rPr>
+              <w:t>，</w:t>
+            </w:r>
+            <w:r>
+              <w:rPr>
+                <w:rFonts w:hint="eastAsia" w:ascii="Times New Roman" w:hAnsi="Times New Roman" w:eastAsia="FangSong" w:cs="Times New Roman"/>
+              </w:rPr>
+              <w:t>强还原性</w:t>
+            </w:r>
+          </w:p>
+        </w:tc>
+      </w:tr>
+      <w:tr>
+        <w:tc>
+          <w:tcPr/>
+          <w:p>
+            <w:pPr>
+              <w:pStyle w:val="Compact"/>
+              <w:jc w:val="center"/>
+            </w:pPr>
+            <m:oMath>
+              <m:r>
+                <m:rPr>
+                  <m:sty m:val="p"/>
+                </m:rPr>
+                <m:t>A</m:t>
+              </m:r>
+              <m:sSub>
+                <m:e>
+                  <m:r>
+                    <m:rPr>
+                      <m:sty m:val="p"/>
+                    </m:rPr>
+                    <m:t>s</m:t>
+                  </m:r>
+                </m:e>
+                <m:sub>
+                  <m:r>
+                    <m:rPr>
+                      <m:sty m:val="p"/>
+                    </m:rPr>
+                    <m:t>2</m:t>
+                  </m:r>
+                </m:sub>
+              </m:sSub>
+              <m:sSub>
+                <m:e>
+                  <m:r>
+                    <m:rPr>
+                      <m:sty m:val="p"/>
+                    </m:rPr>
+                    <m:t>O</m:t>
+                  </m:r>
+                </m:e>
+                <m:sub>
+                  <m:r>
+                    <m:rPr>
+                      <m:sty m:val="p"/>
+                    </m:rPr>
+                    <m:t>3</m:t>
+                  </m:r>
+                </m:sub>
+              </m:sSub>
+            </m:oMath>
+            <w:r>
+              <w:rPr>
+                <w:rFonts w:ascii="Times New Roman" w:hAnsi="Times New Roman" w:eastAsia="Times New Roman" w:cs="Times New Roman"/>
+              </w:rPr>
+              <w:t xml:space="preserve">​</w:t>
+            </w:r>
+          </w:p>
+        </w:tc>
+        <w:tc>
+          <w:tcPr/>
+          <w:p>
+            <w:pPr>
+              <w:pStyle w:val="Compact"/>
+              <w:jc w:val="center"/>
+            </w:pPr>
+            <w:r>
+              <w:rPr>
+                <w:rFonts w:hint="eastAsia" w:ascii="Times New Roman" w:hAnsi="Times New Roman" w:eastAsia="FangSong" w:cs="Times New Roman"/>
+              </w:rPr>
+              <w:t xml:space="preserve">砒霜</w:t>
+            </w:r>
+          </w:p>
+        </w:tc>
+        <w:tc>
+          <w:tcPr/>
+          <w:p>
+            <w:pPr>
+              <w:pStyle w:val="Compact"/>
+              <w:jc w:val="center"/>
+            </w:pPr>
+            <w:r>
+              <w:rPr>
+                <w:rFonts w:hint="eastAsia" w:ascii="Times New Roman" w:hAnsi="Times New Roman" w:eastAsia="FangSong" w:cs="Times New Roman"/>
+              </w:rPr>
+              <w:t xml:space="preserve">白色粉末</w:t>
+            </w:r>
+          </w:p>
+        </w:tc>
+        <w:tc>
+          <w:tcPr/>
+          <w:p>
+            <w:pPr>
+              <w:pStyle w:val="Compact"/>
+              <w:jc w:val="center"/>
+            </w:pPr>
+            <w:r>
+              <w:rPr>
+                <w:rFonts w:hint="eastAsia" w:ascii="Times New Roman" w:hAnsi="Times New Roman" w:eastAsia="FangSong" w:cs="Times New Roman"/>
+              </w:rPr>
+              <w:t>剧毒</w:t>
+            </w:r>
+            <w:r>
+              <w:rPr>
+                <w:rFonts w:hint="eastAsia" w:ascii="Times New Roman" w:hAnsi="Times New Roman" w:eastAsia="Times New Roman" w:cs="Times New Roman"/>
+              </w:rPr>
+              <w:t>，</w:t>
+            </w:r>
+            <w:r>
+              <w:rPr>
+                <w:rFonts w:hint="eastAsia" w:ascii="Times New Roman" w:hAnsi="Times New Roman" w:eastAsia="FangSong" w:cs="Times New Roman"/>
+              </w:rPr>
+              <w:t>两性偏酸</w:t>
+            </w:r>
+          </w:p>
+        </w:tc>
+      </w:tr>
+      <w:tr>
+        <w:tc>
+          <w:tcPr/>
+          <w:p>
+            <w:pPr>
+              <w:pStyle w:val="Compact"/>
+              <w:jc w:val="center"/>
+            </w:pPr>
+            <m:oMath>
+              <m:r>
+                <m:rPr>
+                  <m:sty m:val="p"/>
+                </m:rPr>
+                <m:t>B</m:t>
+              </m:r>
+              <m:r>
+                <m:rPr>
+                  <m:sty m:val="p"/>
+                </m:rPr>
+                <m:t>i</m:t>
+              </m:r>
+              <m:r>
+                <m:rPr>
+                  <m:sty m:val="p"/>
+                </m:rPr>
+                <m:t>(</m:t>
+              </m:r>
+              <m:r>
+                <m:rPr>
+                  <m:sty m:val="p"/>
+                </m:rPr>
+                <m:t>N</m:t>
+              </m:r>
+              <m:sSub>
+                <m:e>
+                  <m:r>
+                    <m:rPr>
+                      <m:sty m:val="p"/>
+                    </m:rPr>
+                    <m:t>O</m:t>
+                  </m:r>
+                </m:e>
+                <m:sub>
+                  <m:r>
+                    <m:rPr>
+                      <m:sty m:val="p"/>
+                    </m:rPr>
+                    <m:t>3</m:t>
+                  </m:r>
+                </m:sub>
+              </m:sSub>
+              <m:sSub>
+                <m:e>
+                  <m:r>
+                    <m:rPr>
+                      <m:sty m:val="p"/>
+                    </m:rPr>
+                    <m:t>)</m:t>
+                  </m:r>
+                </m:e>
+                <m:sub>
+                  <m:r>
+                    <m:rPr>
+                      <m:sty m:val="p"/>
+                    </m:rPr>
+                    <m:t>3</m:t>
+                  </m:r>
+                </m:sub>
+              </m:sSub>
+            </m:oMath>
+            <w:r>
+              <w:rPr>
+                <w:rFonts w:ascii="Times New Roman" w:hAnsi="Times New Roman" w:eastAsia="Times New Roman" w:cs="Times New Roman"/>
+              </w:rPr>
+              <w:t xml:space="preserve">​</w:t>
+            </w:r>
+          </w:p>
+        </w:tc>
+        <w:tc>
+          <w:tcPr/>
+          <w:p>
+            <w:pPr>
+              <w:pStyle w:val="Compact"/>
+              <w:jc w:val="center"/>
+            </w:pPr>
+            <w:r>
+              <w:rPr>
+                <w:rFonts w:hint="eastAsia" w:ascii="Times New Roman" w:hAnsi="Times New Roman" w:eastAsia="FangSong" w:cs="Times New Roman"/>
+              </w:rPr>
+              <w:t xml:space="preserve">硝酸铋</w:t>
+            </w:r>
+          </w:p>
+        </w:tc>
+        <w:tc>
+          <w:tcPr/>
+          <w:p>
+            <w:pPr>
+              <w:pStyle w:val="Compact"/>
+              <w:jc w:val="center"/>
+            </w:pPr>
+            <w:r>
+              <w:rPr>
+                <w:rFonts w:hint="eastAsia" w:ascii="Times New Roman" w:hAnsi="Times New Roman" w:eastAsia="FangSong" w:cs="Times New Roman"/>
+              </w:rPr>
+              <w:t xml:space="preserve">无色晶体</w:t>
+            </w:r>
+          </w:p>
+        </w:tc>
+        <w:tc>
+          <w:tcPr/>
+          <w:p>
+            <w:pPr>
+              <w:pStyle w:val="Compact"/>
+              <w:jc w:val="center"/>
+            </w:pPr>
+            <w:r>
+              <w:rPr>
+                <w:rFonts w:hint="eastAsia" w:ascii="Times New Roman" w:hAnsi="Times New Roman" w:eastAsia="FangSong" w:cs="Times New Roman"/>
+              </w:rPr>
+              <w:t xml:space="preserve">易水解出白色沉淀</w:t>
+            </w:r>
+          </w:p>
+        </w:tc>
+      </w:tr>
+    </w:tbl>
+    <w:p>
+      <w:pPr>
+        <w:pStyle w:val="BodyText"/>
+        <w:spacing w:before="120" w:after="80"/>
+        <w:ind w:firstLine="420"/>
+      </w:pPr>
+      <w:r>
+        <w:rPr>
+          <w:rFonts w:hint="eastAsia" w:ascii="Times New Roman" w:hAnsi="Times New Roman" w:eastAsia="FangSong" w:cs="Times New Roman"/>
+          <w:b/>
+          <w:bCs/>
+        </w:rPr>
+        <w:t>氧族与氮族物质速查</w:t>
+      </w:r>
+      <w:r>
+        <w:rPr>
+          <w:rFonts w:hint="eastAsia" w:ascii="Times New Roman" w:hAnsi="Times New Roman" w:eastAsia="Times New Roman" w:cs="Times New Roman"/>
+          <w:b/>
+          <w:bCs/>
+        </w:rPr>
+        <w:t>（</w:t>
+      </w:r>
+      <w:r>
+        <w:rPr>
+          <w:rFonts w:hint="eastAsia" w:ascii="Times New Roman" w:hAnsi="Times New Roman" w:eastAsia="FangSong" w:cs="Times New Roman"/>
+          <w:b/>
+          <w:bCs/>
+        </w:rPr>
+        <w:t>续</w:t>
+      </w:r>
+      <w:r>
+        <w:rPr>
+          <w:rFonts w:hint="eastAsia" w:ascii="Times New Roman" w:hAnsi="Times New Roman" w:eastAsia="Times New Roman" w:cs="Times New Roman"/>
+          <w:b/>
+          <w:bCs/>
+        </w:rPr>
+        <w:t>）——</w:t>
+      </w:r>
+      <w:r>
+        <w:rPr>
+          <w:rFonts w:hint="eastAsia" w:ascii="Times New Roman" w:hAnsi="Times New Roman" w:eastAsia="FangSong" w:cs="Times New Roman"/>
+          <w:b/>
+          <w:bCs/>
+        </w:rPr>
+        <w:t>物质与特征反应对照</w:t>
+      </w:r>
+    </w:p>
+    <w:tbl>
+      <w:tblPr>
+        <w:tblStyle w:val="Table"/>
+        <w:tblW w:type="pct" w:w="5000"/>
+        <w:tblLayout w:type="fixed"/>
+        <w:tblLook w:firstRow="1" w:lastRow="0" w:firstColumn="0" w:lastColumn="0" w:noHBand="0" w:noVBand="0" w:val="0020"/>
+        <w:jc w:val="center"/>
+        <w:tblBorders>
+          <w:top w:val="single" w:sz="12" w:space="0" w:color="333333"/>
+          <w:bottom w:val="single" w:sz="12" w:space="0" w:color="333333"/>
+          <w:left w:val="none"/>
+          <w:right w:val="none"/>
+          <w:insideH w:val="none"/>
+          <w:insideV w:val="none"/>
+        </w:tblBorders>
+      </w:tblPr>
+      <w:tblGrid>
+        <w:gridCol w:w="1697"/>
+        <w:gridCol w:w="6222"/>
+      </w:tblGrid>
+      <w:tr>
+        <w:trPr>
+          <w:tblHeader w:val="on"/>
+        </w:trPr>
+        <w:tc>
+          <w:tcPr>
+            <w:tcBorders>
+              <w:bottom w:val="single" w:sz="6" w:space="0" w:color="333333"/>
+            </w:tcBorders>
+          </w:tcPr>
+          <w:p>
+            <w:pPr>
+              <w:pStyle w:val="Compact"/>
+              <w:jc w:val="center"/>
+            </w:pPr>
+            <w:r>
+              <w:rPr>
+                <w:rFonts w:hint="eastAsia" w:ascii="Times New Roman" w:hAnsi="Times New Roman" w:eastAsia="SimHei" w:cs="Times New Roman"/>
+                <w:b/>
+              </w:rPr>
+              <w:t xml:space="preserve">物质</w:t>
+            </w:r>
+          </w:p>
+        </w:tc>
+        <w:tc>
+          <w:tcPr>
+            <w:tcBorders>
+              <w:bottom w:val="single" w:sz="6" w:space="0" w:color="333333"/>
+            </w:tcBorders>
+          </w:tcPr>
+          <w:p>
+            <w:pPr>
+              <w:pStyle w:val="Compact"/>
+              <w:jc w:val="center"/>
+            </w:pPr>
+            <w:r>
+              <w:rPr>
+                <w:rFonts w:hint="eastAsia" w:ascii="Times New Roman" w:hAnsi="Times New Roman" w:eastAsia="SimHei" w:cs="Times New Roman"/>
+                <w:b/>
+              </w:rPr>
+              <w:t xml:space="preserve">特征反应</w:t>
+            </w:r>
+          </w:p>
+        </w:tc>
+      </w:tr>
+      <w:tr>
+        <w:tc>
+          <w:tcPr/>
+          <w:p>
+            <w:pPr>
+              <w:pStyle w:val="Compact"/>
+              <w:jc w:val="center"/>
+            </w:pPr>
+            <m:oMath>
+              <m:sSub>
+                <m:e>
+                  <m:r>
+                    <m:rPr>
+                      <m:sty m:val="p"/>
+                    </m:rPr>
+                    <m:t>O</m:t>
+                  </m:r>
+                </m:e>
+                <m:sub>
+                  <m:r>
+                    <m:rPr>
+                      <m:sty m:val="p"/>
+                    </m:rPr>
+                    <m:t>3</m:t>
+                  </m:r>
+                </m:sub>
+              </m:sSub>
+            </m:oMath>
+            <w:r>
+              <w:rPr>
+                <w:rFonts w:ascii="Times New Roman" w:hAnsi="Times New Roman" w:eastAsia="Times New Roman" w:cs="Times New Roman"/>
+              </w:rPr>
+              <w:t xml:space="preserve">​</w:t>
             </w:r>
           </w:p>
         </w:tc>
@@ -35794,63 +38186,6 @@
               <w:pStyle w:val="Compact"/>
               <w:jc w:val="center"/>
             </w:pPr>
-            <w:r>
-              <w:rPr>
-                <w:rFonts w:hint="eastAsia" w:ascii="Times New Roman" w:hAnsi="Times New Roman" w:eastAsia="FangSong" w:cs="Times New Roman"/>
-              </w:rPr>
-              <w:t xml:space="preserve">双氧水</w:t>
-            </w:r>
-          </w:p>
-        </w:tc>
-        <w:tc>
-          <w:tcPr/>
-          <w:p>
-            <w:pPr>
-              <w:pStyle w:val="Compact"/>
-              <w:jc w:val="center"/>
-            </w:pPr>
-            <w:r>
-              <w:rPr>
-                <w:rFonts w:hint="eastAsia" w:ascii="Times New Roman" w:hAnsi="Times New Roman" w:eastAsia="FangSong" w:cs="Times New Roman"/>
-              </w:rPr>
-              <w:t xml:space="preserve">无色黏稠液体</w:t>
-            </w:r>
-          </w:p>
-        </w:tc>
-        <w:tc>
-          <w:tcPr/>
-          <w:p>
-            <w:pPr>
-              <w:pStyle w:val="Compact"/>
-              <w:jc w:val="center"/>
-            </w:pPr>
-            <w:r>
-              <w:rPr>
-                <w:rFonts w:hint="eastAsia" w:ascii="Times New Roman" w:hAnsi="Times New Roman" w:eastAsia="FangSong" w:cs="Times New Roman"/>
-              </w:rPr>
-              <w:t>以氧化性为主</w:t>
-            </w:r>
-            <w:r>
-              <w:rPr>
-                <w:rFonts w:hint="eastAsia" w:ascii="Times New Roman" w:hAnsi="Times New Roman" w:eastAsia="Times New Roman" w:cs="Times New Roman"/>
-              </w:rPr>
-              <w:t>，</w:t>
-            </w:r>
-            <w:r>
-              <w:rPr>
-                <w:rFonts w:hint="eastAsia" w:ascii="Times New Roman" w:hAnsi="Times New Roman" w:eastAsia="FangSong" w:cs="Times New Roman"/>
-              </w:rPr>
-              <w:t>兼有还原性</w:t>
-            </w:r>
-          </w:p>
-        </w:tc>
-        <w:tc>
-          <w:tcPr/>
-          <w:p>
-            <w:pPr>
-              <w:pStyle w:val="Compact"/>
-              <w:jc w:val="center"/>
-            </w:pPr>
             <m:oMath>
               <m:r>
                 <m:t>2</m:t>
@@ -36039,63 +38374,6 @@
                 <w:rFonts w:ascii="Times New Roman" w:hAnsi="Times New Roman" w:eastAsia="Times New Roman" w:cs="Times New Roman"/>
               </w:rPr>
               <w:t xml:space="preserve">​</w:t>
-            </w:r>
-          </w:p>
-        </w:tc>
-        <w:tc>
-          <w:tcPr/>
-          <w:p>
-            <w:pPr>
-              <w:pStyle w:val="Compact"/>
-              <w:jc w:val="center"/>
-            </w:pPr>
-            <w:r>
-              <w:rPr>
-                <w:rFonts w:hint="eastAsia" w:ascii="Times New Roman" w:hAnsi="Times New Roman" w:eastAsia="FangSong" w:cs="Times New Roman"/>
-              </w:rPr>
-              <w:t xml:space="preserve">硫化氢</w:t>
-            </w:r>
-          </w:p>
-        </w:tc>
-        <w:tc>
-          <w:tcPr/>
-          <w:p>
-            <w:pPr>
-              <w:pStyle w:val="Compact"/>
-              <w:jc w:val="center"/>
-            </w:pPr>
-            <w:r>
-              <w:rPr>
-                <w:rFonts w:hint="eastAsia" w:ascii="Times New Roman" w:hAnsi="Times New Roman" w:eastAsia="FangSong" w:cs="Times New Roman"/>
-              </w:rPr>
-              <w:t xml:space="preserve">无色臭鸡蛋味气体</w:t>
-            </w:r>
-          </w:p>
-        </w:tc>
-        <w:tc>
-          <w:tcPr/>
-          <w:p>
-            <w:pPr>
-              <w:pStyle w:val="Compact"/>
-              <w:jc w:val="center"/>
-            </w:pPr>
-            <w:r>
-              <w:rPr>
-                <w:rFonts w:hint="eastAsia" w:ascii="Times New Roman" w:hAnsi="Times New Roman" w:eastAsia="FangSong" w:cs="Times New Roman"/>
-              </w:rPr>
-              <w:t>强还原性</w:t>
-            </w:r>
-            <w:r>
-              <w:rPr>
-                <w:rFonts w:hint="eastAsia" w:ascii="Times New Roman" w:hAnsi="Times New Roman" w:eastAsia="Times New Roman" w:cs="Times New Roman"/>
-              </w:rPr>
-              <w:t>，</w:t>
-            </w:r>
-            <w:r>
-              <w:rPr>
-                <w:rFonts w:hint="eastAsia" w:ascii="Times New Roman" w:hAnsi="Times New Roman" w:eastAsia="FangSong" w:cs="Times New Roman"/>
-              </w:rPr>
-              <w:t>剧毒</w:t>
             </w:r>
           </w:p>
         </w:tc>
@@ -36300,63 +38578,6 @@
                 <w:rFonts w:ascii="Times New Roman" w:hAnsi="Times New Roman" w:eastAsia="Times New Roman" w:cs="Times New Roman"/>
               </w:rPr>
               <w:t xml:space="preserve">​</w:t>
-            </w:r>
-          </w:p>
-        </w:tc>
-        <w:tc>
-          <w:tcPr/>
-          <w:p>
-            <w:pPr>
-              <w:pStyle w:val="Compact"/>
-              <w:jc w:val="center"/>
-            </w:pPr>
-            <w:r>
-              <w:rPr>
-                <w:rFonts w:hint="eastAsia" w:ascii="Times New Roman" w:hAnsi="Times New Roman" w:eastAsia="FangSong" w:cs="Times New Roman"/>
-              </w:rPr>
-              <w:t xml:space="preserve">亚硫酸酐</w:t>
-            </w:r>
-          </w:p>
-        </w:tc>
-        <w:tc>
-          <w:tcPr/>
-          <w:p>
-            <w:pPr>
-              <w:pStyle w:val="Compact"/>
-              <w:jc w:val="center"/>
-            </w:pPr>
-            <w:r>
-              <w:rPr>
-                <w:rFonts w:hint="eastAsia" w:ascii="Times New Roman" w:hAnsi="Times New Roman" w:eastAsia="FangSong" w:cs="Times New Roman"/>
-              </w:rPr>
-              <w:t xml:space="preserve">无色刺激性气体</w:t>
-            </w:r>
-          </w:p>
-        </w:tc>
-        <w:tc>
-          <w:tcPr/>
-          <w:p>
-            <w:pPr>
-              <w:pStyle w:val="Compact"/>
-              <w:jc w:val="center"/>
-            </w:pPr>
-            <w:r>
-              <w:rPr>
-                <w:rFonts w:hint="eastAsia" w:ascii="Times New Roman" w:hAnsi="Times New Roman" w:eastAsia="FangSong" w:cs="Times New Roman"/>
-              </w:rPr>
-              <w:t>以还原性为主</w:t>
-            </w:r>
-            <w:r>
-              <w:rPr>
-                <w:rFonts w:hint="eastAsia" w:ascii="Times New Roman" w:hAnsi="Times New Roman" w:eastAsia="Times New Roman" w:cs="Times New Roman"/>
-              </w:rPr>
-              <w:t>，</w:t>
-            </w:r>
-            <w:r>
-              <w:rPr>
-                <w:rFonts w:hint="eastAsia" w:ascii="Times New Roman" w:hAnsi="Times New Roman" w:eastAsia="FangSong" w:cs="Times New Roman"/>
-              </w:rPr>
-              <w:t>可逆漂白</w:t>
             </w:r>
           </w:p>
         </w:tc>
@@ -36577,63 +38798,6 @@
               <w:pStyle w:val="Compact"/>
               <w:jc w:val="center"/>
             </w:pPr>
-            <w:r>
-              <w:rPr>
-                <w:rFonts w:hint="eastAsia" w:ascii="Times New Roman" w:hAnsi="Times New Roman" w:eastAsia="FangSong" w:cs="Times New Roman"/>
-              </w:rPr>
-              <w:t xml:space="preserve">硫酸酐</w:t>
-            </w:r>
-          </w:p>
-        </w:tc>
-        <w:tc>
-          <w:tcPr/>
-          <w:p>
-            <w:pPr>
-              <w:pStyle w:val="Compact"/>
-              <w:jc w:val="center"/>
-            </w:pPr>
-            <w:r>
-              <w:rPr>
-                <w:rFonts w:hint="eastAsia" w:ascii="Times New Roman" w:hAnsi="Times New Roman" w:eastAsia="FangSong" w:cs="Times New Roman"/>
-              </w:rPr>
-              <w:t xml:space="preserve">无色液体或白色固体</w:t>
-            </w:r>
-          </w:p>
-        </w:tc>
-        <w:tc>
-          <w:tcPr/>
-          <w:p>
-            <w:pPr>
-              <w:pStyle w:val="Compact"/>
-              <w:jc w:val="center"/>
-            </w:pPr>
-            <w:r>
-              <w:rPr>
-                <w:rFonts w:hint="eastAsia" w:ascii="Times New Roman" w:hAnsi="Times New Roman" w:eastAsia="FangSong" w:cs="Times New Roman"/>
-              </w:rPr>
-              <w:t>酸性极强</w:t>
-            </w:r>
-            <w:r>
-              <w:rPr>
-                <w:rFonts w:hint="eastAsia" w:ascii="Times New Roman" w:hAnsi="Times New Roman" w:eastAsia="Times New Roman" w:cs="Times New Roman"/>
-              </w:rPr>
-              <w:t>，</w:t>
-            </w:r>
-            <w:r>
-              <w:rPr>
-                <w:rFonts w:hint="eastAsia" w:ascii="Times New Roman" w:hAnsi="Times New Roman" w:eastAsia="FangSong" w:cs="Times New Roman"/>
-              </w:rPr>
-              <w:t>与水放热剧烈</w:t>
-            </w:r>
-          </w:p>
-        </w:tc>
-        <w:tc>
-          <w:tcPr/>
-          <w:p>
-            <w:pPr>
-              <w:pStyle w:val="Compact"/>
-              <w:jc w:val="center"/>
-            </w:pPr>
             <m:oMath>
               <m:r>
                 <m:rPr>
@@ -36804,87 +38968,6 @@
                 <w:rFonts w:ascii="Times New Roman" w:hAnsi="Times New Roman" w:eastAsia="Times New Roman" w:cs="Times New Roman"/>
               </w:rPr>
               <w:t xml:space="preserve">​</w:t>
-            </w:r>
-          </w:p>
-        </w:tc>
-        <w:tc>
-          <w:tcPr/>
-          <w:p>
-            <w:pPr>
-              <w:pStyle w:val="Compact"/>
-              <w:jc w:val="center"/>
-            </w:pPr>
-            <w:r>
-              <w:rPr>
-                <w:rFonts w:hint="eastAsia" w:ascii="Times New Roman" w:hAnsi="Times New Roman" w:eastAsia="FangSong" w:cs="Times New Roman"/>
-              </w:rPr>
-              <w:t xml:space="preserve">浓硫酸</w:t>
-            </w:r>
-          </w:p>
-        </w:tc>
-        <w:tc>
-          <w:tcPr/>
-          <w:p>
-            <w:pPr>
-              <w:pStyle w:val="Compact"/>
-              <w:jc w:val="center"/>
-            </w:pPr>
-            <w:r>
-              <w:rPr>
-                <w:rFonts w:hint="eastAsia" w:ascii="Times New Roman" w:hAnsi="Times New Roman" w:eastAsia="FangSong" w:cs="Times New Roman"/>
-              </w:rPr>
-              <w:t xml:space="preserve">无色油状液体</w:t>
-            </w:r>
-          </w:p>
-        </w:tc>
-        <w:tc>
-          <w:tcPr/>
-          <w:p>
-            <w:pPr>
-              <w:pStyle w:val="Compact"/>
-              <w:jc w:val="center"/>
-            </w:pPr>
-            <w:r>
-              <w:rPr>
-                <w:rFonts w:hint="eastAsia" w:ascii="Times New Roman" w:hAnsi="Times New Roman" w:eastAsia="FangSong" w:cs="Times New Roman"/>
-              </w:rPr>
-              <w:t>强酸</w:t>
-            </w:r>
-            <w:r>
-              <w:rPr>
-                <w:rFonts w:hint="eastAsia" w:ascii="Times New Roman" w:hAnsi="Times New Roman" w:eastAsia="Times New Roman" w:cs="Times New Roman"/>
-              </w:rPr>
-              <w:t>、</w:t>
-            </w:r>
-            <w:r>
-              <w:rPr>
-                <w:rFonts w:hint="eastAsia" w:ascii="Times New Roman" w:hAnsi="Times New Roman" w:eastAsia="FangSong" w:cs="Times New Roman"/>
-              </w:rPr>
-              <w:t>吸水</w:t>
-            </w:r>
-            <w:r>
-              <w:rPr>
-                <w:rFonts w:hint="eastAsia" w:ascii="Times New Roman" w:hAnsi="Times New Roman" w:eastAsia="Times New Roman" w:cs="Times New Roman"/>
-              </w:rPr>
-              <w:t>、</w:t>
-            </w:r>
-            <w:r>
-              <w:rPr>
-                <w:rFonts w:hint="eastAsia" w:ascii="Times New Roman" w:hAnsi="Times New Roman" w:eastAsia="FangSong" w:cs="Times New Roman"/>
-              </w:rPr>
-              <w:t>脱水</w:t>
-            </w:r>
-            <w:r>
-              <w:rPr>
-                <w:rFonts w:hint="eastAsia" w:ascii="Times New Roman" w:hAnsi="Times New Roman" w:eastAsia="Times New Roman" w:cs="Times New Roman"/>
-              </w:rPr>
-              <w:t>、</w:t>
-            </w:r>
-            <w:r>
-              <w:rPr>
-                <w:rFonts w:hint="eastAsia" w:ascii="Times New Roman" w:hAnsi="Times New Roman" w:eastAsia="FangSong" w:cs="Times New Roman"/>
-              </w:rPr>
-              <w:t>强氧化</w:t>
             </w:r>
           </w:p>
         </w:tc>
@@ -37177,75 +39260,6 @@
               <w:pStyle w:val="Compact"/>
               <w:jc w:val="center"/>
             </w:pPr>
-            <w:r>
-              <w:rPr>
-                <w:rFonts w:hint="eastAsia" w:ascii="Times New Roman" w:hAnsi="Times New Roman" w:eastAsia="FangSong" w:cs="Times New Roman"/>
-              </w:rPr>
-              <w:t>大苏打</w:t>
-            </w:r>
-            <w:r>
-              <w:rPr>
-                <w:rFonts w:hint="eastAsia" w:ascii="Times New Roman" w:hAnsi="Times New Roman" w:eastAsia="Times New Roman" w:cs="Times New Roman"/>
-              </w:rPr>
-              <w:t>、</w:t>
-            </w:r>
-            <w:r>
-              <w:rPr>
-                <w:rFonts w:hint="eastAsia" w:ascii="Times New Roman" w:hAnsi="Times New Roman" w:eastAsia="FangSong" w:cs="Times New Roman"/>
-              </w:rPr>
-              <w:t>海波</w:t>
-            </w:r>
-          </w:p>
-        </w:tc>
-        <w:tc>
-          <w:tcPr/>
-          <w:p>
-            <w:pPr>
-              <w:pStyle w:val="Compact"/>
-              <w:jc w:val="center"/>
-            </w:pPr>
-            <w:r>
-              <w:rPr>
-                <w:rFonts w:hint="eastAsia" w:ascii="Times New Roman" w:hAnsi="Times New Roman" w:eastAsia="FangSong" w:cs="Times New Roman"/>
-              </w:rPr>
-              <w:t xml:space="preserve">无色晶体</w:t>
-            </w:r>
-          </w:p>
-        </w:tc>
-        <w:tc>
-          <w:tcPr/>
-          <w:p>
-            <w:pPr>
-              <w:pStyle w:val="Compact"/>
-              <w:jc w:val="center"/>
-            </w:pPr>
-            <w:r>
-              <w:rPr>
-                <w:rFonts w:hint="eastAsia" w:ascii="Times New Roman" w:hAnsi="Times New Roman" w:eastAsia="FangSong" w:cs="Times New Roman"/>
-              </w:rPr>
-              <w:t>还原性</w:t>
-            </w:r>
-            <w:r>
-              <w:rPr>
-                <w:rFonts w:hint="eastAsia" w:ascii="Times New Roman" w:hAnsi="Times New Roman" w:eastAsia="Times New Roman" w:cs="Times New Roman"/>
-              </w:rPr>
-              <w:t>，</w:t>
-            </w:r>
-            <w:r>
-              <w:rPr>
-                <w:rFonts w:hint="eastAsia" w:ascii="Times New Roman" w:hAnsi="Times New Roman" w:eastAsia="FangSong" w:cs="Times New Roman"/>
-              </w:rPr>
-              <w:t>可作配体</w:t>
-            </w:r>
-          </w:p>
-        </w:tc>
-        <w:tc>
-          <w:tcPr/>
-          <w:p>
-            <w:pPr>
-              <w:pStyle w:val="Compact"/>
-              <w:jc w:val="center"/>
-            </w:pPr>
             <m:oMath>
               <m:sSub>
                 <m:e>
@@ -37522,107 +39536,6 @@
               <w:pStyle w:val="Compact"/>
               <w:jc w:val="center"/>
             </w:pPr>
-            <w:r>
-              <w:rPr>
-                <w:rFonts w:hint="eastAsia" w:ascii="Times New Roman" w:hAnsi="Times New Roman" w:eastAsia="FangSong" w:cs="Times New Roman"/>
-              </w:rPr>
-              <w:t xml:space="preserve">过硫酸钠</w:t>
-            </w:r>
-          </w:p>
-        </w:tc>
-        <w:tc>
-          <w:tcPr/>
-          <w:p>
-            <w:pPr>
-              <w:pStyle w:val="Compact"/>
-              <w:jc w:val="center"/>
-            </w:pPr>
-            <w:r>
-              <w:rPr>
-                <w:rFonts w:hint="eastAsia" w:ascii="Times New Roman" w:hAnsi="Times New Roman" w:eastAsia="FangSong" w:cs="Times New Roman"/>
-              </w:rPr>
-              <w:t xml:space="preserve">无色晶体</w:t>
-            </w:r>
-          </w:p>
-        </w:tc>
-        <w:tc>
-          <w:tcPr/>
-          <w:p>
-            <w:pPr>
-              <w:pStyle w:val="Compact"/>
-              <w:jc w:val="center"/>
-            </w:pPr>
-            <w:r>
-              <w:rPr>
-                <w:rFonts w:hint="eastAsia" w:ascii="Times New Roman" w:hAnsi="Times New Roman" w:eastAsia="FangSong" w:cs="Times New Roman"/>
-              </w:rPr>
-              <w:t>强氧化剂</w:t>
-            </w:r>
-            <w:r>
-              <w:rPr>
-                <w:rFonts w:hint="eastAsia" w:ascii="Times New Roman" w:hAnsi="Times New Roman" w:eastAsia="Times New Roman" w:cs="Times New Roman"/>
-              </w:rPr>
-              <w:t>，</w:t>
-            </w:r>
-            <w:r>
-              <w:rPr>
-                <w:rFonts w:hint="eastAsia" w:ascii="Times New Roman" w:hAnsi="Times New Roman" w:eastAsia="FangSong" w:cs="Times New Roman"/>
-              </w:rPr>
-              <w:t>需</w:t>
-            </w:r>
-            <w:r>
-              <w:rPr>
-                <w:rFonts w:ascii="Times New Roman" w:hAnsi="Times New Roman" w:eastAsia="Times New Roman" w:cs="Times New Roman"/>
-              </w:rPr>
-              <w:t xml:space="preserve"> </w:t>
-            </w:r>
-            <m:oMath>
-              <m:r>
-                <m:rPr>
-                  <m:sty m:val="p"/>
-                </m:rPr>
-                <m:t>A</m:t>
-              </m:r>
-              <m:sSup>
-                <m:e>
-                  <m:r>
-                    <m:rPr>
-                      <m:sty m:val="p"/>
-                    </m:rPr>
-                    <m:t>g</m:t>
-                  </m:r>
-                </m:e>
-                <m:sup>
-                  <m:r>
-                    <m:rPr>
-                      <m:sty m:val="p"/>
-                    </m:rPr>
-                    <m:t>+</m:t>
-                  </m:r>
-                </m:sup>
-              </m:sSup>
-            </m:oMath>
-            <w:r>
-              <w:rPr>
-                <w:rFonts w:ascii="Times New Roman" w:hAnsi="Times New Roman" w:eastAsia="Times New Roman" w:cs="Times New Roman"/>
-              </w:rPr>
-              <w:t xml:space="preserve"> </w:t>
-            </w:r>
-            <w:r>
-              <w:rPr>
-                <w:rFonts w:hint="eastAsia" w:ascii="Times New Roman" w:hAnsi="Times New Roman" w:eastAsia="FangSong" w:cs="Times New Roman"/>
-              </w:rPr>
-              <w:t xml:space="preserve">催化</w:t>
-            </w:r>
-          </w:p>
-        </w:tc>
-        <w:tc>
-          <w:tcPr/>
-          <w:p>
-            <w:pPr>
-              <w:pStyle w:val="Compact"/>
-              <w:jc w:val="center"/>
-            </w:pPr>
             <m:oMath>
               <m:sSub>
                 <m:e>
@@ -37831,75 +39744,6 @@
               <w:pStyle w:val="Compact"/>
               <w:jc w:val="center"/>
             </w:pPr>
-            <w:r>
-              <w:rPr>
-                <w:rFonts w:hint="eastAsia" w:ascii="Times New Roman" w:hAnsi="Times New Roman" w:eastAsia="FangSong" w:cs="Times New Roman"/>
-              </w:rPr>
-              <w:t xml:space="preserve">氨</w:t>
-            </w:r>
-          </w:p>
-        </w:tc>
-        <w:tc>
-          <w:tcPr/>
-          <w:p>
-            <w:pPr>
-              <w:pStyle w:val="Compact"/>
-              <w:jc w:val="center"/>
-            </w:pPr>
-            <w:r>
-              <w:rPr>
-                <w:rFonts w:hint="eastAsia" w:ascii="Times New Roman" w:hAnsi="Times New Roman" w:eastAsia="FangSong" w:cs="Times New Roman"/>
-              </w:rPr>
-              <w:t xml:space="preserve">无色刺激性气体</w:t>
-            </w:r>
-          </w:p>
-        </w:tc>
-        <w:tc>
-          <w:tcPr/>
-          <w:p>
-            <w:pPr>
-              <w:pStyle w:val="Compact"/>
-              <w:jc w:val="center"/>
-            </w:pPr>
-            <w:r>
-              <w:rPr>
-                <w:rFonts w:hint="eastAsia" w:ascii="Times New Roman" w:hAnsi="Times New Roman" w:eastAsia="FangSong" w:cs="Times New Roman"/>
-              </w:rPr>
-              <w:t>弱碱</w:t>
-            </w:r>
-            <w:r>
-              <w:rPr>
-                <w:rFonts w:hint="eastAsia" w:ascii="Times New Roman" w:hAnsi="Times New Roman" w:eastAsia="Times New Roman" w:cs="Times New Roman"/>
-              </w:rPr>
-              <w:t>、</w:t>
-            </w:r>
-            <w:r>
-              <w:rPr>
-                <w:rFonts w:hint="eastAsia" w:ascii="Times New Roman" w:hAnsi="Times New Roman" w:eastAsia="FangSong" w:cs="Times New Roman"/>
-              </w:rPr>
-              <w:t>易液化</w:t>
-            </w:r>
-            <w:r>
-              <w:rPr>
-                <w:rFonts w:hint="eastAsia" w:ascii="Times New Roman" w:hAnsi="Times New Roman" w:eastAsia="Times New Roman" w:cs="Times New Roman"/>
-              </w:rPr>
-              <w:t>、</w:t>
-            </w:r>
-            <w:r>
-              <w:rPr>
-                <w:rFonts w:hint="eastAsia" w:ascii="Times New Roman" w:hAnsi="Times New Roman" w:eastAsia="FangSong" w:cs="Times New Roman"/>
-              </w:rPr>
-              <w:t>有配位性</w:t>
-            </w:r>
-          </w:p>
-        </w:tc>
-        <w:tc>
-          <w:tcPr/>
-          <w:p>
-            <w:pPr>
-              <w:pStyle w:val="Compact"/>
-              <w:jc w:val="center"/>
-            </w:pPr>
             <m:oMath>
               <m:r>
                 <m:rPr>
@@ -38064,51 +39908,6 @@
                 <w:rFonts w:ascii="Times New Roman" w:hAnsi="Times New Roman" w:eastAsia="Times New Roman" w:cs="Times New Roman"/>
               </w:rPr>
               <w:t xml:space="preserve">​</w:t>
-            </w:r>
-          </w:p>
-        </w:tc>
-        <w:tc>
-          <w:tcPr/>
-          <w:p>
-            <w:pPr>
-              <w:pStyle w:val="Compact"/>
-              <w:jc w:val="center"/>
-            </w:pPr>
-            <w:r>
-              <w:rPr>
-                <w:rFonts w:hint="eastAsia" w:ascii="Times New Roman" w:hAnsi="Times New Roman" w:eastAsia="FangSong" w:cs="Times New Roman"/>
-              </w:rPr>
-              <w:t xml:space="preserve">肼</w:t>
-            </w:r>
-          </w:p>
-        </w:tc>
-        <w:tc>
-          <w:tcPr/>
-          <w:p>
-            <w:pPr>
-              <w:pStyle w:val="Compact"/>
-              <w:jc w:val="center"/>
-            </w:pPr>
-            <w:r>
-              <w:rPr>
-                <w:rFonts w:hint="eastAsia" w:ascii="Times New Roman" w:hAnsi="Times New Roman" w:eastAsia="FangSong" w:cs="Times New Roman"/>
-              </w:rPr>
-              <w:t xml:space="preserve">无色发烟液体</w:t>
-            </w:r>
-          </w:p>
-        </w:tc>
-        <w:tc>
-          <w:tcPr/>
-          <w:p>
-            <w:pPr>
-              <w:pStyle w:val="Compact"/>
-              <w:jc w:val="center"/>
-            </w:pPr>
-            <w:r>
-              <w:rPr>
-                <w:rFonts w:hint="eastAsia" w:ascii="Times New Roman" w:hAnsi="Times New Roman" w:eastAsia="FangSong" w:cs="Times New Roman"/>
-              </w:rPr>
-              <w:t xml:space="preserve">强还原性</w:t>
             </w:r>
           </w:p>
         </w:tc>
@@ -38286,63 +40085,6 @@
                 <w:rFonts w:ascii="Times New Roman" w:hAnsi="Times New Roman" w:eastAsia="Times New Roman" w:cs="Times New Roman"/>
               </w:rPr>
               <w:t xml:space="preserve">​</w:t>
-            </w:r>
-          </w:p>
-        </w:tc>
-        <w:tc>
-          <w:tcPr/>
-          <w:p>
-            <w:pPr>
-              <w:pStyle w:val="Compact"/>
-              <w:jc w:val="center"/>
-            </w:pPr>
-            <w:r>
-              <w:rPr>
-                <w:rFonts w:hint="eastAsia" w:ascii="Times New Roman" w:hAnsi="Times New Roman" w:eastAsia="FangSong" w:cs="Times New Roman"/>
-              </w:rPr>
-              <w:t xml:space="preserve">叠氮酸</w:t>
-            </w:r>
-          </w:p>
-        </w:tc>
-        <w:tc>
-          <w:tcPr/>
-          <w:p>
-            <w:pPr>
-              <w:pStyle w:val="Compact"/>
-              <w:jc w:val="center"/>
-            </w:pPr>
-            <w:r>
-              <w:rPr>
-                <w:rFonts w:hint="eastAsia" w:ascii="Times New Roman" w:hAnsi="Times New Roman" w:eastAsia="FangSong" w:cs="Times New Roman"/>
-              </w:rPr>
-              <w:t xml:space="preserve">无色液体</w:t>
-            </w:r>
-          </w:p>
-        </w:tc>
-        <w:tc>
-          <w:tcPr/>
-          <w:p>
-            <w:pPr>
-              <w:pStyle w:val="Compact"/>
-              <w:jc w:val="center"/>
-            </w:pPr>
-            <w:r>
-              <w:rPr>
-                <w:rFonts w:hint="eastAsia" w:ascii="Times New Roman" w:hAnsi="Times New Roman" w:eastAsia="FangSong" w:cs="Times New Roman"/>
-              </w:rPr>
-              <w:t>弱酸</w:t>
-            </w:r>
-            <w:r>
-              <w:rPr>
-                <w:rFonts w:hint="eastAsia" w:ascii="Times New Roman" w:hAnsi="Times New Roman" w:eastAsia="Times New Roman" w:cs="Times New Roman"/>
-              </w:rPr>
-              <w:t>，</w:t>
-            </w:r>
-            <w:r>
-              <w:rPr>
-                <w:rFonts w:hint="eastAsia" w:ascii="Times New Roman" w:hAnsi="Times New Roman" w:eastAsia="FangSong" w:cs="Times New Roman"/>
-              </w:rPr>
-              <w:t>不稳定易爆</w:t>
             </w:r>
           </w:p>
         </w:tc>
@@ -38542,51 +40284,6 @@
               <w:pStyle w:val="Compact"/>
               <w:jc w:val="center"/>
             </w:pPr>
-            <w:r>
-              <w:rPr>
-                <w:rFonts w:hint="eastAsia" w:ascii="Times New Roman" w:hAnsi="Times New Roman" w:eastAsia="FangSong" w:cs="Times New Roman"/>
-              </w:rPr>
-              <w:t xml:space="preserve">一氧化氮</w:t>
-            </w:r>
-          </w:p>
-        </w:tc>
-        <w:tc>
-          <w:tcPr/>
-          <w:p>
-            <w:pPr>
-              <w:pStyle w:val="Compact"/>
-              <w:jc w:val="center"/>
-            </w:pPr>
-            <w:r>
-              <w:rPr>
-                <w:rFonts w:hint="eastAsia" w:ascii="Times New Roman" w:hAnsi="Times New Roman" w:eastAsia="FangSong" w:cs="Times New Roman"/>
-              </w:rPr>
-              <w:t xml:space="preserve">无色气体</w:t>
-            </w:r>
-          </w:p>
-        </w:tc>
-        <w:tc>
-          <w:tcPr/>
-          <w:p>
-            <w:pPr>
-              <w:pStyle w:val="Compact"/>
-              <w:jc w:val="center"/>
-            </w:pPr>
-            <w:r>
-              <w:rPr>
-                <w:rFonts w:hint="eastAsia" w:ascii="Times New Roman" w:hAnsi="Times New Roman" w:eastAsia="FangSong" w:cs="Times New Roman"/>
-              </w:rPr>
-              <w:t xml:space="preserve">遇空气立即变红棕</w:t>
-            </w:r>
-          </w:p>
-        </w:tc>
-        <w:tc>
-          <w:tcPr/>
-          <w:p>
-            <w:pPr>
-              <w:pStyle w:val="Compact"/>
-              <w:jc w:val="center"/>
-            </w:pPr>
             <m:oMath>
               <m:r>
                 <m:t>2</m:t>
@@ -38709,63 +40406,6 @@
                 <w:rFonts w:ascii="Times New Roman" w:hAnsi="Times New Roman" w:eastAsia="Times New Roman" w:cs="Times New Roman"/>
               </w:rPr>
               <w:t xml:space="preserve">​</w:t>
-            </w:r>
-          </w:p>
-        </w:tc>
-        <w:tc>
-          <w:tcPr/>
-          <w:p>
-            <w:pPr>
-              <w:pStyle w:val="Compact"/>
-              <w:jc w:val="center"/>
-            </w:pPr>
-            <w:r>
-              <w:rPr>
-                <w:rFonts w:hint="eastAsia" w:ascii="Times New Roman" w:hAnsi="Times New Roman" w:eastAsia="FangSong" w:cs="Times New Roman"/>
-              </w:rPr>
-              <w:t xml:space="preserve">二氧化氮</w:t>
-            </w:r>
-          </w:p>
-        </w:tc>
-        <w:tc>
-          <w:tcPr/>
-          <w:p>
-            <w:pPr>
-              <w:pStyle w:val="Compact"/>
-              <w:jc w:val="center"/>
-            </w:pPr>
-            <w:r>
-              <w:rPr>
-                <w:rFonts w:hint="eastAsia" w:ascii="Times New Roman" w:hAnsi="Times New Roman" w:eastAsia="FangSong" w:cs="Times New Roman"/>
-              </w:rPr>
-              <w:t xml:space="preserve">红棕色刺激性气体</w:t>
-            </w:r>
-          </w:p>
-        </w:tc>
-        <w:tc>
-          <w:tcPr/>
-          <w:p>
-            <w:pPr>
-              <w:pStyle w:val="Compact"/>
-              <w:jc w:val="center"/>
-            </w:pPr>
-            <w:r>
-              <w:rPr>
-                <w:rFonts w:hint="eastAsia" w:ascii="Times New Roman" w:hAnsi="Times New Roman" w:eastAsia="FangSong" w:cs="Times New Roman"/>
-              </w:rPr>
-              <w:t>氧化性</w:t>
-            </w:r>
-            <w:r>
-              <w:rPr>
-                <w:rFonts w:hint="eastAsia" w:ascii="Times New Roman" w:hAnsi="Times New Roman" w:eastAsia="Times New Roman" w:cs="Times New Roman"/>
-              </w:rPr>
-              <w:t>，</w:t>
-            </w:r>
-            <w:r>
-              <w:rPr>
-                <w:rFonts w:hint="eastAsia" w:ascii="Times New Roman" w:hAnsi="Times New Roman" w:eastAsia="FangSong" w:cs="Times New Roman"/>
-              </w:rPr>
-              <w:t>溶于水歧化</w:t>
             </w:r>
           </w:p>
         </w:tc>
@@ -38944,63 +40584,6 @@
               <w:pStyle w:val="Compact"/>
               <w:jc w:val="center"/>
             </w:pPr>
-            <w:r>
-              <w:rPr>
-                <w:rFonts w:hint="eastAsia" w:ascii="Times New Roman" w:hAnsi="Times New Roman" w:eastAsia="FangSong" w:cs="Times New Roman"/>
-              </w:rPr>
-              <w:t xml:space="preserve">白磷</w:t>
-            </w:r>
-          </w:p>
-        </w:tc>
-        <w:tc>
-          <w:tcPr/>
-          <w:p>
-            <w:pPr>
-              <w:pStyle w:val="Compact"/>
-              <w:jc w:val="center"/>
-            </w:pPr>
-            <w:r>
-              <w:rPr>
-                <w:rFonts w:hint="eastAsia" w:ascii="Times New Roman" w:hAnsi="Times New Roman" w:eastAsia="FangSong" w:cs="Times New Roman"/>
-              </w:rPr>
-              <w:t xml:space="preserve">白色蜡状固体</w:t>
-            </w:r>
-          </w:p>
-        </w:tc>
-        <w:tc>
-          <w:tcPr/>
-          <w:p>
-            <w:pPr>
-              <w:pStyle w:val="Compact"/>
-              <w:jc w:val="center"/>
-            </w:pPr>
-            <w:r>
-              <w:rPr>
-                <w:rFonts w:hint="eastAsia" w:ascii="Times New Roman" w:hAnsi="Times New Roman" w:eastAsia="FangSong" w:cs="Times New Roman"/>
-              </w:rPr>
-              <w:t>剧毒</w:t>
-            </w:r>
-            <w:r>
-              <w:rPr>
-                <w:rFonts w:hint="eastAsia" w:ascii="Times New Roman" w:hAnsi="Times New Roman" w:eastAsia="Times New Roman" w:cs="Times New Roman"/>
-              </w:rPr>
-              <w:t>，</w:t>
-            </w:r>
-            <w:r>
-              <w:rPr>
-                <w:rFonts w:hint="eastAsia" w:ascii="Times New Roman" w:hAnsi="Times New Roman" w:eastAsia="FangSong" w:cs="Times New Roman"/>
-              </w:rPr>
-              <w:t>易自燃</w:t>
-            </w:r>
-          </w:p>
-        </w:tc>
-        <w:tc>
-          <w:tcPr/>
-          <w:p>
-            <w:pPr>
-              <w:pStyle w:val="Compact"/>
-              <w:jc w:val="center"/>
-            </w:pPr>
             <m:oMath>
               <m:sSub>
                 <m:e>
@@ -39163,63 +40746,6 @@
                 <w:rFonts w:ascii="Times New Roman" w:hAnsi="Times New Roman" w:eastAsia="Times New Roman" w:cs="Times New Roman"/>
               </w:rPr>
               <w:t xml:space="preserve">​</w:t>
-            </w:r>
-          </w:p>
-        </w:tc>
-        <w:tc>
-          <w:tcPr/>
-          <w:p>
-            <w:pPr>
-              <w:pStyle w:val="Compact"/>
-              <w:jc w:val="center"/>
-            </w:pPr>
-            <w:r>
-              <w:rPr>
-                <w:rFonts w:hint="eastAsia" w:ascii="Times New Roman" w:hAnsi="Times New Roman" w:eastAsia="FangSong" w:cs="Times New Roman"/>
-              </w:rPr>
-              <w:t xml:space="preserve">磷酸酐</w:t>
-            </w:r>
-          </w:p>
-        </w:tc>
-        <w:tc>
-          <w:tcPr/>
-          <w:p>
-            <w:pPr>
-              <w:pStyle w:val="Compact"/>
-              <w:jc w:val="center"/>
-            </w:pPr>
-            <w:r>
-              <w:rPr>
-                <w:rFonts w:hint="eastAsia" w:ascii="Times New Roman" w:hAnsi="Times New Roman" w:eastAsia="FangSong" w:cs="Times New Roman"/>
-              </w:rPr>
-              <w:t xml:space="preserve">白色粉末</w:t>
-            </w:r>
-          </w:p>
-        </w:tc>
-        <w:tc>
-          <w:tcPr/>
-          <w:p>
-            <w:pPr>
-              <w:pStyle w:val="Compact"/>
-              <w:jc w:val="center"/>
-            </w:pPr>
-            <w:r>
-              <w:rPr>
-                <w:rFonts w:hint="eastAsia" w:ascii="Times New Roman" w:hAnsi="Times New Roman" w:eastAsia="FangSong" w:cs="Times New Roman"/>
-              </w:rPr>
-              <w:t>吸水性极强</w:t>
-            </w:r>
-            <w:r>
-              <w:rPr>
-                <w:rFonts w:hint="eastAsia" w:ascii="Times New Roman" w:hAnsi="Times New Roman" w:eastAsia="Times New Roman" w:cs="Times New Roman"/>
-              </w:rPr>
-              <w:t>，</w:t>
-            </w:r>
-            <w:r>
-              <w:rPr>
-                <w:rFonts w:hint="eastAsia" w:ascii="Times New Roman" w:hAnsi="Times New Roman" w:eastAsia="FangSong" w:cs="Times New Roman"/>
-              </w:rPr>
-              <w:t>干燥剂</w:t>
             </w:r>
           </w:p>
         </w:tc>
@@ -39400,63 +40926,6 @@
                 <w:rFonts w:ascii="Times New Roman" w:hAnsi="Times New Roman" w:eastAsia="Times New Roman" w:cs="Times New Roman"/>
               </w:rPr>
               <w:t xml:space="preserve">​</w:t>
-            </w:r>
-          </w:p>
-        </w:tc>
-        <w:tc>
-          <w:tcPr/>
-          <w:p>
-            <w:pPr>
-              <w:pStyle w:val="Compact"/>
-              <w:jc w:val="center"/>
-            </w:pPr>
-            <w:r>
-              <w:rPr>
-                <w:rFonts w:hint="eastAsia" w:ascii="Times New Roman" w:hAnsi="Times New Roman" w:eastAsia="FangSong" w:cs="Times New Roman"/>
-              </w:rPr>
-              <w:t xml:space="preserve">膦</w:t>
-            </w:r>
-          </w:p>
-        </w:tc>
-        <w:tc>
-          <w:tcPr/>
-          <w:p>
-            <w:pPr>
-              <w:pStyle w:val="Compact"/>
-              <w:jc w:val="center"/>
-            </w:pPr>
-            <w:r>
-              <w:rPr>
-                <w:rFonts w:hint="eastAsia" w:ascii="Times New Roman" w:hAnsi="Times New Roman" w:eastAsia="FangSong" w:cs="Times New Roman"/>
-              </w:rPr>
-              <w:t xml:space="preserve">无色大蒜味气体</w:t>
-            </w:r>
-          </w:p>
-        </w:tc>
-        <w:tc>
-          <w:tcPr/>
-          <w:p>
-            <w:pPr>
-              <w:pStyle w:val="Compact"/>
-              <w:jc w:val="center"/>
-            </w:pPr>
-            <w:r>
-              <w:rPr>
-                <w:rFonts w:hint="eastAsia" w:ascii="Times New Roman" w:hAnsi="Times New Roman" w:eastAsia="FangSong" w:cs="Times New Roman"/>
-              </w:rPr>
-              <w:t>剧毒</w:t>
-            </w:r>
-            <w:r>
-              <w:rPr>
-                <w:rFonts w:hint="eastAsia" w:ascii="Times New Roman" w:hAnsi="Times New Roman" w:eastAsia="Times New Roman" w:cs="Times New Roman"/>
-              </w:rPr>
-              <w:t>，</w:t>
-            </w:r>
-            <w:r>
-              <w:rPr>
-                <w:rFonts w:hint="eastAsia" w:ascii="Times New Roman" w:hAnsi="Times New Roman" w:eastAsia="FangSong" w:cs="Times New Roman"/>
-              </w:rPr>
-              <w:t>强还原性</w:t>
             </w:r>
           </w:p>
         </w:tc>
@@ -39716,63 +41185,6 @@
               <w:pStyle w:val="Compact"/>
               <w:jc w:val="center"/>
             </w:pPr>
-            <w:r>
-              <w:rPr>
-                <w:rFonts w:hint="eastAsia" w:ascii="Times New Roman" w:hAnsi="Times New Roman" w:eastAsia="FangSong" w:cs="Times New Roman"/>
-              </w:rPr>
-              <w:t xml:space="preserve">砒霜</w:t>
-            </w:r>
-          </w:p>
-        </w:tc>
-        <w:tc>
-          <w:tcPr/>
-          <w:p>
-            <w:pPr>
-              <w:pStyle w:val="Compact"/>
-              <w:jc w:val="center"/>
-            </w:pPr>
-            <w:r>
-              <w:rPr>
-                <w:rFonts w:hint="eastAsia" w:ascii="Times New Roman" w:hAnsi="Times New Roman" w:eastAsia="FangSong" w:cs="Times New Roman"/>
-              </w:rPr>
-              <w:t xml:space="preserve">白色粉末</w:t>
-            </w:r>
-          </w:p>
-        </w:tc>
-        <w:tc>
-          <w:tcPr/>
-          <w:p>
-            <w:pPr>
-              <w:pStyle w:val="Compact"/>
-              <w:jc w:val="center"/>
-            </w:pPr>
-            <w:r>
-              <w:rPr>
-                <w:rFonts w:hint="eastAsia" w:ascii="Times New Roman" w:hAnsi="Times New Roman" w:eastAsia="FangSong" w:cs="Times New Roman"/>
-              </w:rPr>
-              <w:t>剧毒</w:t>
-            </w:r>
-            <w:r>
-              <w:rPr>
-                <w:rFonts w:hint="eastAsia" w:ascii="Times New Roman" w:hAnsi="Times New Roman" w:eastAsia="Times New Roman" w:cs="Times New Roman"/>
-              </w:rPr>
-              <w:t>，</w:t>
-            </w:r>
-            <w:r>
-              <w:rPr>
-                <w:rFonts w:hint="eastAsia" w:ascii="Times New Roman" w:hAnsi="Times New Roman" w:eastAsia="FangSong" w:cs="Times New Roman"/>
-              </w:rPr>
-              <w:t>两性偏酸</w:t>
-            </w:r>
-          </w:p>
-        </w:tc>
-        <w:tc>
-          <w:tcPr/>
-          <w:p>
-            <w:pPr>
-              <w:pStyle w:val="Compact"/>
-              <w:jc w:val="center"/>
-            </w:pPr>
             <m:oMath>
               <m:r>
                 <m:rPr>
@@ -40030,51 +41442,6 @@
                 <w:rFonts w:ascii="Times New Roman" w:hAnsi="Times New Roman" w:eastAsia="Times New Roman" w:cs="Times New Roman"/>
               </w:rPr>
               <w:t xml:space="preserve">​</w:t>
-            </w:r>
-          </w:p>
-        </w:tc>
-        <w:tc>
-          <w:tcPr/>
-          <w:p>
-            <w:pPr>
-              <w:pStyle w:val="Compact"/>
-              <w:jc w:val="center"/>
-            </w:pPr>
-            <w:r>
-              <w:rPr>
-                <w:rFonts w:hint="eastAsia" w:ascii="Times New Roman" w:hAnsi="Times New Roman" w:eastAsia="FangSong" w:cs="Times New Roman"/>
-              </w:rPr>
-              <w:t xml:space="preserve">硝酸铋</w:t>
-            </w:r>
-          </w:p>
-        </w:tc>
-        <w:tc>
-          <w:tcPr/>
-          <w:p>
-            <w:pPr>
-              <w:pStyle w:val="Compact"/>
-              <w:jc w:val="center"/>
-            </w:pPr>
-            <w:r>
-              <w:rPr>
-                <w:rFonts w:hint="eastAsia" w:ascii="Times New Roman" w:hAnsi="Times New Roman" w:eastAsia="FangSong" w:cs="Times New Roman"/>
-              </w:rPr>
-              <w:t xml:space="preserve">无色晶体</w:t>
-            </w:r>
-          </w:p>
-        </w:tc>
-        <w:tc>
-          <w:tcPr/>
-          <w:p>
-            <w:pPr>
-              <w:pStyle w:val="Compact"/>
-              <w:jc w:val="center"/>
-            </w:pPr>
-            <w:r>
-              <w:rPr>
-                <w:rFonts w:hint="eastAsia" w:ascii="Times New Roman" w:hAnsi="Times New Roman" w:eastAsia="FangSong" w:cs="Times New Roman"/>
-              </w:rPr>
-              <w:t xml:space="preserve">易水解出白色沉淀</w:t>
             </w:r>
           </w:p>
         </w:tc>
